--- a/Full_Home_Network_Project.docx
+++ b/Full_Home_Network_Project.docx
@@ -43,13 +43,13 @@
         <w:tblLook w:val="04A0" w:firstRow="1" w:lastRow="0" w:firstColumn="1" w:lastColumn="0" w:noHBand="0" w:noVBand="1"/>
       </w:tblPr>
       <w:tblGrid>
-        <w:gridCol w:w="4765"/>
-        <w:gridCol w:w="4595"/>
+        <w:gridCol w:w="2640"/>
+        <w:gridCol w:w="6720"/>
       </w:tblGrid>
       <w:tr>
         <w:tc>
           <w:tcPr>
-            <w:tcW w:w="0" w:type="auto"/>
+            <w:tcW w:w="2640" w:type="dxa"/>
             <w:tcBorders>
               <w:top w:val="single" w:sz="4" w:space="0" w:color="B8CCE4"/>
               <w:left w:val="single" w:sz="4" w:space="0" w:color="B8CCE4"/>
@@ -85,7 +85,7 @@
         </w:tc>
         <w:tc>
           <w:tcPr>
-            <w:tcW w:w="0" w:type="auto"/>
+            <w:tcW w:w="6720" w:type="dxa"/>
             <w:tcBorders>
               <w:top w:val="single" w:sz="4" w:space="0" w:color="B8CCE4"/>
               <w:left w:val="single" w:sz="4" w:space="0" w:color="B8CCE4"/>
@@ -119,7 +119,7 @@
       <w:tr>
         <w:tc>
           <w:tcPr>
-            <w:tcW w:w="0" w:type="auto"/>
+            <w:tcW w:w="2640" w:type="dxa"/>
             <w:tcBorders>
               <w:top w:val="single" w:sz="4" w:space="0" w:color="B8CCE4"/>
               <w:left w:val="single" w:sz="4" w:space="0" w:color="B8CCE4"/>
@@ -155,7 +155,7 @@
         </w:tc>
         <w:tc>
           <w:tcPr>
-            <w:tcW w:w="0" w:type="auto"/>
+            <w:tcW w:w="6720" w:type="dxa"/>
             <w:tcBorders>
               <w:top w:val="single" w:sz="4" w:space="0" w:color="B8CCE4"/>
               <w:left w:val="single" w:sz="4" w:space="0" w:color="B8CCE4"/>
@@ -189,7 +189,7 @@
       <w:tr>
         <w:tc>
           <w:tcPr>
-            <w:tcW w:w="0" w:type="auto"/>
+            <w:tcW w:w="2640" w:type="dxa"/>
             <w:tcBorders>
               <w:top w:val="single" w:sz="4" w:space="0" w:color="B8CCE4"/>
               <w:left w:val="single" w:sz="4" w:space="0" w:color="B8CCE4"/>
@@ -225,7 +225,7 @@
         </w:tc>
         <w:tc>
           <w:tcPr>
-            <w:tcW w:w="0" w:type="auto"/>
+            <w:tcW w:w="6720" w:type="dxa"/>
             <w:tcBorders>
               <w:top w:val="single" w:sz="4" w:space="0" w:color="B8CCE4"/>
               <w:left w:val="single" w:sz="4" w:space="0" w:color="B8CCE4"/>
@@ -259,7 +259,7 @@
       <w:tr>
         <w:tc>
           <w:tcPr>
-            <w:tcW w:w="0" w:type="auto"/>
+            <w:tcW w:w="2640" w:type="dxa"/>
             <w:tcBorders>
               <w:top w:val="single" w:sz="4" w:space="0" w:color="B8CCE4"/>
               <w:left w:val="single" w:sz="4" w:space="0" w:color="B8CCE4"/>
@@ -295,7 +295,7 @@
         </w:tc>
         <w:tc>
           <w:tcPr>
-            <w:tcW w:w="0" w:type="auto"/>
+            <w:tcW w:w="6720" w:type="dxa"/>
             <w:tcBorders>
               <w:top w:val="single" w:sz="4" w:space="0" w:color="B8CCE4"/>
               <w:left w:val="single" w:sz="4" w:space="0" w:color="B8CCE4"/>
@@ -316,7 +316,6 @@
               </w:rPr>
             </w:pPr>
             <w:proofErr w:type="spellStart"/>
-            <w:proofErr w:type="gramStart"/>
             <w:r>
               <w:rPr>
                 <w:rFonts w:asciiTheme="minorBidi" w:eastAsia="Arial" w:hAnsiTheme="minorBidi"/>
@@ -326,22 +325,31 @@
               <w:t>Dr.Gusatvo</w:t>
             </w:r>
             <w:proofErr w:type="spellEnd"/>
-            <w:proofErr w:type="gramEnd"/>
             <w:r>
               <w:rPr>
                 <w:rFonts w:asciiTheme="minorBidi" w:eastAsia="Arial" w:hAnsiTheme="minorBidi"/>
                 <w:sz w:val="20"/>
                 <w:szCs w:val="20"/>
               </w:rPr>
-              <w:t xml:space="preserve"> Fring</w:t>
-            </w:r>
+              <w:t xml:space="preserve"> </w:t>
+            </w:r>
+            <w:proofErr w:type="spellStart"/>
+            <w:r>
+              <w:rPr>
+                <w:rFonts w:asciiTheme="minorBidi" w:eastAsia="Arial" w:hAnsiTheme="minorBidi"/>
+                <w:sz w:val="20"/>
+                <w:szCs w:val="20"/>
+              </w:rPr>
+              <w:t>Fincuane</w:t>
+            </w:r>
+            <w:proofErr w:type="spellEnd"/>
           </w:p>
         </w:tc>
       </w:tr>
       <w:tr>
         <w:tc>
           <w:tcPr>
-            <w:tcW w:w="0" w:type="auto"/>
+            <w:tcW w:w="2640" w:type="dxa"/>
             <w:tcBorders>
               <w:top w:val="single" w:sz="4" w:space="0" w:color="B8CCE4"/>
               <w:left w:val="single" w:sz="4" w:space="0" w:color="B8CCE4"/>
@@ -377,7 +385,7 @@
         </w:tc>
         <w:tc>
           <w:tcPr>
-            <w:tcW w:w="0" w:type="auto"/>
+            <w:tcW w:w="6720" w:type="dxa"/>
             <w:tcBorders>
               <w:top w:val="single" w:sz="4" w:space="0" w:color="B8CCE4"/>
               <w:left w:val="single" w:sz="4" w:space="0" w:color="B8CCE4"/>
@@ -435,15 +443,15 @@
         <w:tblLook w:val="04A0" w:firstRow="1" w:lastRow="0" w:firstColumn="1" w:lastColumn="0" w:noHBand="0" w:noVBand="1"/>
       </w:tblPr>
       <w:tblGrid>
-        <w:gridCol w:w="2340"/>
-        <w:gridCol w:w="2340"/>
-        <w:gridCol w:w="2340"/>
-        <w:gridCol w:w="2340"/>
+        <w:gridCol w:w="1380"/>
+        <w:gridCol w:w="2700"/>
+        <w:gridCol w:w="2520"/>
+        <w:gridCol w:w="2760"/>
       </w:tblGrid>
       <w:tr>
         <w:tc>
           <w:tcPr>
-            <w:tcW w:w="2340" w:type="dxa"/>
+            <w:tcW w:w="1380" w:type="dxa"/>
             <w:tcBorders>
               <w:top w:val="single" w:sz="4" w:space="0" w:color="B8CCE4"/>
               <w:left w:val="single" w:sz="4" w:space="0" w:color="B8CCE4"/>
@@ -481,7 +489,7 @@
         </w:tc>
         <w:tc>
           <w:tcPr>
-            <w:tcW w:w="2340" w:type="dxa"/>
+            <w:tcW w:w="2700" w:type="dxa"/>
             <w:tcBorders>
               <w:top w:val="single" w:sz="4" w:space="0" w:color="B8CCE4"/>
               <w:left w:val="single" w:sz="4" w:space="0" w:color="B8CCE4"/>
@@ -519,7 +527,7 @@
         </w:tc>
         <w:tc>
           <w:tcPr>
-            <w:tcW w:w="2340" w:type="dxa"/>
+            <w:tcW w:w="2520" w:type="dxa"/>
             <w:tcBorders>
               <w:top w:val="single" w:sz="4" w:space="0" w:color="B8CCE4"/>
               <w:left w:val="single" w:sz="4" w:space="0" w:color="B8CCE4"/>
@@ -557,7 +565,7 @@
         </w:tc>
         <w:tc>
           <w:tcPr>
-            <w:tcW w:w="2340" w:type="dxa"/>
+            <w:tcW w:w="2760" w:type="dxa"/>
             <w:tcBorders>
               <w:top w:val="single" w:sz="4" w:space="0" w:color="B8CCE4"/>
               <w:left w:val="single" w:sz="4" w:space="0" w:color="B8CCE4"/>
@@ -597,7 +605,7 @@
       <w:tr>
         <w:tc>
           <w:tcPr>
-            <w:tcW w:w="2340" w:type="dxa"/>
+            <w:tcW w:w="1380" w:type="dxa"/>
             <w:tcBorders>
               <w:top w:val="single" w:sz="4" w:space="0" w:color="B8CCE4"/>
               <w:left w:val="single" w:sz="4" w:space="0" w:color="B8CCE4"/>
@@ -632,7 +640,7 @@
         </w:tc>
         <w:tc>
           <w:tcPr>
-            <w:tcW w:w="2340" w:type="dxa"/>
+            <w:tcW w:w="2700" w:type="dxa"/>
             <w:tcBorders>
               <w:top w:val="single" w:sz="4" w:space="0" w:color="B8CCE4"/>
               <w:left w:val="single" w:sz="4" w:space="0" w:color="B8CCE4"/>
@@ -677,7 +685,7 @@
         </w:tc>
         <w:tc>
           <w:tcPr>
-            <w:tcW w:w="2340" w:type="dxa"/>
+            <w:tcW w:w="2520" w:type="dxa"/>
             <w:tcBorders>
               <w:top w:val="single" w:sz="4" w:space="0" w:color="B8CCE4"/>
               <w:left w:val="single" w:sz="4" w:space="0" w:color="B8CCE4"/>
@@ -712,7 +720,7 @@
         </w:tc>
         <w:tc>
           <w:tcPr>
-            <w:tcW w:w="2340" w:type="dxa"/>
+            <w:tcW w:w="2760" w:type="dxa"/>
             <w:tcBorders>
               <w:top w:val="single" w:sz="4" w:space="0" w:color="B8CCE4"/>
               <w:left w:val="single" w:sz="4" w:space="0" w:color="B8CCE4"/>
@@ -749,7 +757,7 @@
       <w:tr>
         <w:tc>
           <w:tcPr>
-            <w:tcW w:w="2340" w:type="dxa"/>
+            <w:tcW w:w="1380" w:type="dxa"/>
             <w:tcBorders>
               <w:top w:val="single" w:sz="4" w:space="0" w:color="B8CCE4"/>
               <w:left w:val="single" w:sz="4" w:space="0" w:color="B8CCE4"/>
@@ -784,7 +792,7 @@
         </w:tc>
         <w:tc>
           <w:tcPr>
-            <w:tcW w:w="2340" w:type="dxa"/>
+            <w:tcW w:w="2700" w:type="dxa"/>
             <w:tcBorders>
               <w:top w:val="single" w:sz="4" w:space="0" w:color="B8CCE4"/>
               <w:left w:val="single" w:sz="4" w:space="0" w:color="B8CCE4"/>
@@ -819,7 +827,7 @@
         </w:tc>
         <w:tc>
           <w:tcPr>
-            <w:tcW w:w="2340" w:type="dxa"/>
+            <w:tcW w:w="2520" w:type="dxa"/>
             <w:tcBorders>
               <w:top w:val="single" w:sz="4" w:space="0" w:color="B8CCE4"/>
               <w:left w:val="single" w:sz="4" w:space="0" w:color="B8CCE4"/>
@@ -854,7 +862,7 @@
         </w:tc>
         <w:tc>
           <w:tcPr>
-            <w:tcW w:w="2340" w:type="dxa"/>
+            <w:tcW w:w="2760" w:type="dxa"/>
             <w:tcBorders>
               <w:top w:val="single" w:sz="4" w:space="0" w:color="B8CCE4"/>
               <w:left w:val="single" w:sz="4" w:space="0" w:color="B8CCE4"/>
@@ -907,7 +915,7 @@
       <w:tr>
         <w:tc>
           <w:tcPr>
-            <w:tcW w:w="2340" w:type="dxa"/>
+            <w:tcW w:w="1380" w:type="dxa"/>
             <w:tcBorders>
               <w:top w:val="single" w:sz="4" w:space="0" w:color="B8CCE4"/>
               <w:left w:val="single" w:sz="4" w:space="0" w:color="B8CCE4"/>
@@ -942,7 +950,7 @@
         </w:tc>
         <w:tc>
           <w:tcPr>
-            <w:tcW w:w="2340" w:type="dxa"/>
+            <w:tcW w:w="2700" w:type="dxa"/>
             <w:tcBorders>
               <w:top w:val="single" w:sz="4" w:space="0" w:color="B8CCE4"/>
               <w:left w:val="single" w:sz="4" w:space="0" w:color="B8CCE4"/>
@@ -977,7 +985,7 @@
         </w:tc>
         <w:tc>
           <w:tcPr>
-            <w:tcW w:w="2340" w:type="dxa"/>
+            <w:tcW w:w="2520" w:type="dxa"/>
             <w:tcBorders>
               <w:top w:val="single" w:sz="4" w:space="0" w:color="B8CCE4"/>
               <w:left w:val="single" w:sz="4" w:space="0" w:color="B8CCE4"/>
@@ -1012,7 +1020,7 @@
         </w:tc>
         <w:tc>
           <w:tcPr>
-            <w:tcW w:w="2340" w:type="dxa"/>
+            <w:tcW w:w="2760" w:type="dxa"/>
             <w:tcBorders>
               <w:top w:val="single" w:sz="4" w:space="0" w:color="B8CCE4"/>
               <w:left w:val="single" w:sz="4" w:space="0" w:color="B8CCE4"/>
@@ -1049,7 +1057,7 @@
       <w:tr>
         <w:tc>
           <w:tcPr>
-            <w:tcW w:w="2340" w:type="dxa"/>
+            <w:tcW w:w="1380" w:type="dxa"/>
             <w:tcBorders>
               <w:top w:val="single" w:sz="4" w:space="0" w:color="B8CCE4"/>
               <w:left w:val="single" w:sz="4" w:space="0" w:color="B8CCE4"/>
@@ -1084,7 +1092,7 @@
         </w:tc>
         <w:tc>
           <w:tcPr>
-            <w:tcW w:w="2340" w:type="dxa"/>
+            <w:tcW w:w="2700" w:type="dxa"/>
             <w:tcBorders>
               <w:top w:val="single" w:sz="4" w:space="0" w:color="B8CCE4"/>
               <w:left w:val="single" w:sz="4" w:space="0" w:color="B8CCE4"/>
@@ -1108,7 +1116,6 @@
               </w:rPr>
             </w:pPr>
             <w:proofErr w:type="spellStart"/>
-            <w:proofErr w:type="gramStart"/>
             <w:r>
               <w:rPr>
                 <w:rFonts w:asciiTheme="minorBidi" w:eastAsia="Arial" w:hAnsiTheme="minorBidi"/>
@@ -1118,7 +1125,6 @@
               <w:t>S.Adam</w:t>
             </w:r>
             <w:proofErr w:type="spellEnd"/>
-            <w:proofErr w:type="gramEnd"/>
             <w:r>
               <w:rPr>
                 <w:rFonts w:asciiTheme="minorBidi" w:eastAsia="Arial" w:hAnsiTheme="minorBidi"/>
@@ -1131,7 +1137,7 @@
         </w:tc>
         <w:tc>
           <w:tcPr>
-            <w:tcW w:w="2340" w:type="dxa"/>
+            <w:tcW w:w="2520" w:type="dxa"/>
             <w:tcBorders>
               <w:top w:val="single" w:sz="4" w:space="0" w:color="B8CCE4"/>
               <w:left w:val="single" w:sz="4" w:space="0" w:color="B8CCE4"/>
@@ -1166,7 +1172,7 @@
         </w:tc>
         <w:tc>
           <w:tcPr>
-            <w:tcW w:w="2340" w:type="dxa"/>
+            <w:tcW w:w="2760" w:type="dxa"/>
             <w:tcBorders>
               <w:top w:val="single" w:sz="4" w:space="0" w:color="B8CCE4"/>
               <w:left w:val="single" w:sz="4" w:space="0" w:color="B8CCE4"/>
@@ -1291,7 +1297,7 @@
             </w:rPr>
             <w:fldChar w:fldCharType="separate"/>
           </w:r>
-          <w:hyperlink w:anchor="_Toc226032697" w:history="1">
+          <w:hyperlink w:anchor="_Toc226035486" w:history="1">
             <w:r>
               <w:rPr>
                 <w:rStyle w:val="Hyperlink"/>
@@ -1319,7 +1325,7 @@
                 <w:noProof/>
                 <w:webHidden/>
               </w:rPr>
-              <w:instrText xml:space="preserve"> PAGEREF _Toc226032697 \h </w:instrText>
+              <w:instrText xml:space="preserve"> PAGEREF _Toc226035486 \h </w:instrText>
             </w:r>
             <w:r>
               <w:rPr>
@@ -1364,7 +1370,7 @@
               <w14:ligatures w14:val="standardContextual"/>
             </w:rPr>
           </w:pPr>
-          <w:hyperlink w:anchor="_Toc226032698" w:history="1">
+          <w:hyperlink w:anchor="_Toc226035487" w:history="1">
             <w:r>
               <w:rPr>
                 <w:rStyle w:val="Hyperlink"/>
@@ -1402,7 +1408,7 @@
                 <w:noProof/>
                 <w:webHidden/>
               </w:rPr>
-              <w:instrText xml:space="preserve"> PAGEREF _Toc226032698 \h </w:instrText>
+              <w:instrText xml:space="preserve"> PAGEREF _Toc226035487 \h </w:instrText>
             </w:r>
             <w:r>
               <w:rPr>
@@ -1447,7 +1453,7 @@
               <w14:ligatures w14:val="standardContextual"/>
             </w:rPr>
           </w:pPr>
-          <w:hyperlink w:anchor="_Toc226032699" w:history="1">
+          <w:hyperlink w:anchor="_Toc226035488" w:history="1">
             <w:r>
               <w:rPr>
                 <w:rStyle w:val="Hyperlink"/>
@@ -1485,7 +1491,7 @@
                 <w:noProof/>
                 <w:webHidden/>
               </w:rPr>
-              <w:instrText xml:space="preserve"> PAGEREF _Toc226032699 \h </w:instrText>
+              <w:instrText xml:space="preserve"> PAGEREF _Toc226035488 \h </w:instrText>
             </w:r>
             <w:r>
               <w:rPr>
@@ -1530,7 +1536,7 @@
               <w14:ligatures w14:val="standardContextual"/>
             </w:rPr>
           </w:pPr>
-          <w:hyperlink w:anchor="_Toc226032700" w:history="1">
+          <w:hyperlink w:anchor="_Toc226035489" w:history="1">
             <w:r>
               <w:rPr>
                 <w:rStyle w:val="Hyperlink"/>
@@ -1568,7 +1574,7 @@
                 <w:noProof/>
                 <w:webHidden/>
               </w:rPr>
-              <w:instrText xml:space="preserve"> PAGEREF _Toc226032700 \h </w:instrText>
+              <w:instrText xml:space="preserve"> PAGEREF _Toc226035489 \h </w:instrText>
             </w:r>
             <w:r>
               <w:rPr>
@@ -1613,7 +1619,7 @@
               <w14:ligatures w14:val="standardContextual"/>
             </w:rPr>
           </w:pPr>
-          <w:hyperlink w:anchor="_Toc226032701" w:history="1">
+          <w:hyperlink w:anchor="_Toc226035490" w:history="1">
             <w:r>
               <w:rPr>
                 <w:rStyle w:val="Hyperlink"/>
@@ -1641,7 +1647,7 @@
                 <w:noProof/>
                 <w:webHidden/>
               </w:rPr>
-              <w:instrText xml:space="preserve"> PAGEREF _Toc226032701 \h </w:instrText>
+              <w:instrText xml:space="preserve"> PAGEREF _Toc226035490 \h </w:instrText>
             </w:r>
             <w:r>
               <w:rPr>
@@ -1686,7 +1692,7 @@
               <w14:ligatures w14:val="standardContextual"/>
             </w:rPr>
           </w:pPr>
-          <w:hyperlink w:anchor="_Toc226032702" w:history="1">
+          <w:hyperlink w:anchor="_Toc226035491" w:history="1">
             <w:r>
               <w:rPr>
                 <w:rStyle w:val="Hyperlink"/>
@@ -1722,7 +1728,7 @@
                 <w:noProof/>
                 <w:webHidden/>
               </w:rPr>
-              <w:instrText xml:space="preserve"> PAGEREF _Toc226032702 \h </w:instrText>
+              <w:instrText xml:space="preserve"> PAGEREF _Toc226035491 \h </w:instrText>
             </w:r>
             <w:r>
               <w:rPr>
@@ -1767,7 +1773,7 @@
               <w14:ligatures w14:val="standardContextual"/>
             </w:rPr>
           </w:pPr>
-          <w:hyperlink w:anchor="_Toc226032703" w:history="1">
+          <w:hyperlink w:anchor="_Toc226035492" w:history="1">
             <w:r>
               <w:rPr>
                 <w:rStyle w:val="Hyperlink"/>
@@ -1805,7 +1811,7 @@
                 <w:noProof/>
                 <w:webHidden/>
               </w:rPr>
-              <w:instrText xml:space="preserve"> PAGEREF _Toc226032703 \h </w:instrText>
+              <w:instrText xml:space="preserve"> PAGEREF _Toc226035492 \h </w:instrText>
             </w:r>
             <w:r>
               <w:rPr>
@@ -1850,7 +1856,7 @@
               <w14:ligatures w14:val="standardContextual"/>
             </w:rPr>
           </w:pPr>
-          <w:hyperlink w:anchor="_Toc226032704" w:history="1">
+          <w:hyperlink w:anchor="_Toc226035493" w:history="1">
             <w:r>
               <w:rPr>
                 <w:rStyle w:val="Hyperlink"/>
@@ -1888,7 +1894,7 @@
                 <w:noProof/>
                 <w:webHidden/>
               </w:rPr>
-              <w:instrText xml:space="preserve"> PAGEREF _Toc226032704 \h </w:instrText>
+              <w:instrText xml:space="preserve"> PAGEREF _Toc226035493 \h </w:instrText>
             </w:r>
             <w:r>
               <w:rPr>
@@ -1933,7 +1939,7 @@
               <w14:ligatures w14:val="standardContextual"/>
             </w:rPr>
           </w:pPr>
-          <w:hyperlink w:anchor="_Toc226032705" w:history="1">
+          <w:hyperlink w:anchor="_Toc226035494" w:history="1">
             <w:r>
               <w:rPr>
                 <w:rStyle w:val="Hyperlink"/>
@@ -1961,7 +1967,7 @@
                 <w:noProof/>
                 <w:webHidden/>
               </w:rPr>
-              <w:instrText xml:space="preserve"> PAGEREF _Toc226032705 \h </w:instrText>
+              <w:instrText xml:space="preserve"> PAGEREF _Toc226035494 \h </w:instrText>
             </w:r>
             <w:r>
               <w:rPr>
@@ -2006,7 +2012,7 @@
               <w14:ligatures w14:val="standardContextual"/>
             </w:rPr>
           </w:pPr>
-          <w:hyperlink w:anchor="_Toc226032706" w:history="1">
+          <w:hyperlink w:anchor="_Toc226035495" w:history="1">
             <w:r>
               <w:rPr>
                 <w:rStyle w:val="Hyperlink"/>
@@ -2044,7 +2050,7 @@
                 <w:noProof/>
                 <w:webHidden/>
               </w:rPr>
-              <w:instrText xml:space="preserve"> PAGEREF _Toc226032706 \h </w:instrText>
+              <w:instrText xml:space="preserve"> PAGEREF _Toc226035495 \h </w:instrText>
             </w:r>
             <w:r>
               <w:rPr>
@@ -2089,7 +2095,7 @@
               <w14:ligatures w14:val="standardContextual"/>
             </w:rPr>
           </w:pPr>
-          <w:hyperlink w:anchor="_Toc226032707" w:history="1">
+          <w:hyperlink w:anchor="_Toc226035496" w:history="1">
             <w:r>
               <w:rPr>
                 <w:rStyle w:val="Hyperlink"/>
@@ -2127,7 +2133,7 @@
                 <w:noProof/>
                 <w:webHidden/>
               </w:rPr>
-              <w:instrText xml:space="preserve"> PAGEREF _Toc226032707 \h </w:instrText>
+              <w:instrText xml:space="preserve"> PAGEREF _Toc226035496 \h </w:instrText>
             </w:r>
             <w:r>
               <w:rPr>
@@ -2172,7 +2178,7 @@
               <w14:ligatures w14:val="standardContextual"/>
             </w:rPr>
           </w:pPr>
-          <w:hyperlink w:anchor="_Toc226032708" w:history="1">
+          <w:hyperlink w:anchor="_Toc226035497" w:history="1">
             <w:r>
               <w:rPr>
                 <w:rStyle w:val="Hyperlink"/>
@@ -2210,7 +2216,7 @@
                 <w:noProof/>
                 <w:webHidden/>
               </w:rPr>
-              <w:instrText xml:space="preserve"> PAGEREF _Toc226032708 \h </w:instrText>
+              <w:instrText xml:space="preserve"> PAGEREF _Toc226035497 \h </w:instrText>
             </w:r>
             <w:r>
               <w:rPr>
@@ -2255,7 +2261,7 @@
               <w14:ligatures w14:val="standardContextual"/>
             </w:rPr>
           </w:pPr>
-          <w:hyperlink w:anchor="_Toc226032709" w:history="1">
+          <w:hyperlink w:anchor="_Toc226035498" w:history="1">
             <w:r>
               <w:rPr>
                 <w:rStyle w:val="Hyperlink"/>
@@ -2283,7 +2289,7 @@
                 <w:noProof/>
                 <w:webHidden/>
               </w:rPr>
-              <w:instrText xml:space="preserve"> PAGEREF _Toc226032709 \h </w:instrText>
+              <w:instrText xml:space="preserve"> PAGEREF _Toc226035498 \h </w:instrText>
             </w:r>
             <w:r>
               <w:rPr>
@@ -2328,7 +2334,7 @@
               <w14:ligatures w14:val="standardContextual"/>
             </w:rPr>
           </w:pPr>
-          <w:hyperlink w:anchor="_Toc226032710" w:history="1">
+          <w:hyperlink w:anchor="_Toc226035499" w:history="1">
             <w:r>
               <w:rPr>
                 <w:rStyle w:val="Hyperlink"/>
@@ -2345,25 +2351,7 @@
                 <w:noProof/>
                 <w:lang w:bidi="ar-BH"/>
               </w:rPr>
-              <w:t xml:space="preserve"> 4.1 Tasks and</w:t>
-            </w:r>
-            <w:r>
-              <w:rPr>
-                <w:rStyle w:val="Hyperlink"/>
-                <w:rFonts w:asciiTheme="minorBidi" w:hAnsiTheme="minorBidi"/>
-                <w:noProof/>
-                <w:lang w:bidi="ar-BH"/>
-              </w:rPr>
-              <w:t xml:space="preserve"> </w:t>
-            </w:r>
-            <w:r>
-              <w:rPr>
-                <w:rStyle w:val="Hyperlink"/>
-                <w:rFonts w:asciiTheme="minorBidi" w:hAnsiTheme="minorBidi"/>
-                <w:noProof/>
-                <w:lang w:bidi="ar-BH"/>
-              </w:rPr>
-              <w:t>Deliverables</w:t>
+              <w:t xml:space="preserve"> 4.1 Tasks and Deliverables</w:t>
             </w:r>
             <w:r>
               <w:rPr>
@@ -2384,7 +2372,7 @@
                 <w:noProof/>
                 <w:webHidden/>
               </w:rPr>
-              <w:instrText xml:space="preserve"> PAGEREF _Toc226032710 \h </w:instrText>
+              <w:instrText xml:space="preserve"> PAGEREF _Toc226035499 \h </w:instrText>
             </w:r>
             <w:r>
               <w:rPr>
@@ -2429,7 +2417,7 @@
               <w14:ligatures w14:val="standardContextual"/>
             </w:rPr>
           </w:pPr>
-          <w:hyperlink w:anchor="_Toc226032711" w:history="1">
+          <w:hyperlink w:anchor="_Toc226035500" w:history="1">
             <w:r>
               <w:rPr>
                 <w:rStyle w:val="Hyperlink"/>
@@ -2467,7 +2455,7 @@
                 <w:noProof/>
                 <w:webHidden/>
               </w:rPr>
-              <w:instrText xml:space="preserve"> PAGEREF _Toc226032711 \h </w:instrText>
+              <w:instrText xml:space="preserve"> PAGEREF _Toc226035500 \h </w:instrText>
             </w:r>
             <w:r>
               <w:rPr>
@@ -2512,30 +2500,14 @@
               <w14:ligatures w14:val="standardContextual"/>
             </w:rPr>
           </w:pPr>
-          <w:hyperlink w:anchor="_Toc226032712" w:history="1">
+          <w:hyperlink w:anchor="_Toc226035501" w:history="1">
             <w:r>
               <w:rPr>
                 <w:rStyle w:val="Hyperlink"/>
                 <w:rFonts w:asciiTheme="minorBidi" w:hAnsiTheme="minorBidi"/>
                 <w:noProof/>
               </w:rPr>
-              <w:t>Section 5 - RACI</w:t>
-            </w:r>
-            <w:r>
-              <w:rPr>
-                <w:rStyle w:val="Hyperlink"/>
-                <w:rFonts w:asciiTheme="minorBidi" w:hAnsiTheme="minorBidi"/>
-                <w:noProof/>
-              </w:rPr>
-              <w:t xml:space="preserve"> </w:t>
-            </w:r>
-            <w:r>
-              <w:rPr>
-                <w:rStyle w:val="Hyperlink"/>
-                <w:rFonts w:asciiTheme="minorBidi" w:hAnsiTheme="minorBidi"/>
-                <w:noProof/>
-              </w:rPr>
-              <w:t>Matrix</w:t>
+              <w:t>Section 5 - RACI Matrix</w:t>
             </w:r>
             <w:r>
               <w:rPr>
@@ -2556,7 +2528,7 @@
                 <w:noProof/>
                 <w:webHidden/>
               </w:rPr>
-              <w:instrText xml:space="preserve"> PAGEREF _Toc226032712 \h </w:instrText>
+              <w:instrText xml:space="preserve"> PAGEREF _Toc226035501 \h </w:instrText>
             </w:r>
             <w:r>
               <w:rPr>
@@ -2601,7 +2573,7 @@
               <w14:ligatures w14:val="standardContextual"/>
             </w:rPr>
           </w:pPr>
-          <w:hyperlink w:anchor="_Toc226032713" w:history="1">
+          <w:hyperlink w:anchor="_Toc226035502" w:history="1">
             <w:r>
               <w:rPr>
                 <w:rStyle w:val="Hyperlink"/>
@@ -2639,7 +2611,7 @@
                 <w:noProof/>
                 <w:webHidden/>
               </w:rPr>
-              <w:instrText xml:space="preserve"> PAGEREF _Toc226032713 \h </w:instrText>
+              <w:instrText xml:space="preserve"> PAGEREF _Toc226035502 \h </w:instrText>
             </w:r>
             <w:r>
               <w:rPr>
@@ -2684,7 +2656,7 @@
               <w14:ligatures w14:val="standardContextual"/>
             </w:rPr>
           </w:pPr>
-          <w:hyperlink w:anchor="_Toc226032714" w:history="1">
+          <w:hyperlink w:anchor="_Toc226035503" w:history="1">
             <w:r>
               <w:rPr>
                 <w:rStyle w:val="Hyperlink"/>
@@ -2722,7 +2694,7 @@
                 <w:noProof/>
                 <w:webHidden/>
               </w:rPr>
-              <w:instrText xml:space="preserve"> PAGEREF _Toc226032714 \h </w:instrText>
+              <w:instrText xml:space="preserve"> PAGEREF _Toc226035503 \h </w:instrText>
             </w:r>
             <w:r>
               <w:rPr>
@@ -2767,7 +2739,7 @@
               <w14:ligatures w14:val="standardContextual"/>
             </w:rPr>
           </w:pPr>
-          <w:hyperlink w:anchor="_Toc226032715" w:history="1">
+          <w:hyperlink w:anchor="_Toc226035504" w:history="1">
             <w:r>
               <w:rPr>
                 <w:rStyle w:val="Hyperlink"/>
@@ -2795,7 +2767,7 @@
                 <w:noProof/>
                 <w:webHidden/>
               </w:rPr>
-              <w:instrText xml:space="preserve"> PAGEREF _Toc226032715 \h </w:instrText>
+              <w:instrText xml:space="preserve"> PAGEREF _Toc226035504 \h </w:instrText>
             </w:r>
             <w:r>
               <w:rPr>
@@ -2840,7 +2812,7 @@
               <w14:ligatures w14:val="standardContextual"/>
             </w:rPr>
           </w:pPr>
-          <w:hyperlink w:anchor="_Toc226032716" w:history="1">
+          <w:hyperlink w:anchor="_Toc226035505" w:history="1">
             <w:r>
               <w:rPr>
                 <w:rStyle w:val="Hyperlink"/>
@@ -2868,7 +2840,7 @@
                 <w:noProof/>
                 <w:webHidden/>
               </w:rPr>
-              <w:instrText xml:space="preserve"> PAGEREF _Toc226032716 \h </w:instrText>
+              <w:instrText xml:space="preserve"> PAGEREF _Toc226035505 \h </w:instrText>
             </w:r>
             <w:r>
               <w:rPr>
@@ -2913,7 +2885,7 @@
               <w14:ligatures w14:val="standardContextual"/>
             </w:rPr>
           </w:pPr>
-          <w:hyperlink w:anchor="_Toc226032717" w:history="1">
+          <w:hyperlink w:anchor="_Toc226035506" w:history="1">
             <w:r>
               <w:rPr>
                 <w:rStyle w:val="Hyperlink"/>
@@ -2941,7 +2913,7 @@
                 <w:noProof/>
                 <w:webHidden/>
               </w:rPr>
-              <w:instrText xml:space="preserve"> PAGEREF _Toc226032717 \h </w:instrText>
+              <w:instrText xml:space="preserve"> PAGEREF _Toc226035506 \h </w:instrText>
             </w:r>
             <w:r>
               <w:rPr>
@@ -3074,7 +3046,7 @@
               </w:rPr>
             </w:pPr>
             <w:bookmarkStart w:id="0" w:name="ProjectScope" w:colFirst="0" w:colLast="0"/>
-            <w:bookmarkStart w:id="1" w:name="_Toc226032697"/>
+            <w:bookmarkStart w:id="1" w:name="_Toc226035486"/>
             <w:r>
               <w:rPr>
                 <w:rFonts w:asciiTheme="minorBidi" w:hAnsiTheme="minorBidi" w:cstheme="minorBidi"/>
@@ -3113,7 +3085,7 @@
           <w:lang w:bidi="ar-BH"/>
         </w:rPr>
       </w:pPr>
-      <w:bookmarkStart w:id="2" w:name="_Toc226032698"/>
+      <w:bookmarkStart w:id="2" w:name="_Toc226035487"/>
       <w:bookmarkEnd w:id="0"/>
       <w:r>
         <w:rPr>
@@ -3246,7 +3218,6 @@
         <w:t xml:space="preserve">Home network design must balance performance and security. With a </w:t>
       </w:r>
       <w:proofErr w:type="spellStart"/>
-      <w:proofErr w:type="gramStart"/>
       <w:r>
         <w:rPr>
           <w:rFonts w:asciiTheme="minorBidi" w:hAnsiTheme="minorBidi"/>
@@ -3258,7 +3229,6 @@
         <w:t>well designed</w:t>
       </w:r>
       <w:proofErr w:type="spellEnd"/>
-      <w:proofErr w:type="gramEnd"/>
       <w:r>
         <w:rPr>
           <w:rFonts w:asciiTheme="minorBidi" w:hAnsiTheme="minorBidi"/>
@@ -3267,29 +3237,7 @@
           <w:szCs w:val="24"/>
           <w:lang w:bidi="ar-BH"/>
         </w:rPr>
-        <w:t xml:space="preserve"> home network, users can achieve superior performance and </w:t>
-      </w:r>
-      <w:proofErr w:type="gramStart"/>
-      <w:r>
-        <w:rPr>
-          <w:rFonts w:asciiTheme="minorBidi" w:hAnsiTheme="minorBidi"/>
-          <w:color w:val="000000" w:themeColor="text1"/>
-          <w:sz w:val="24"/>
-          <w:szCs w:val="24"/>
-          <w:lang w:bidi="ar-BH"/>
-        </w:rPr>
-        <w:t>a positive</w:t>
-      </w:r>
-      <w:proofErr w:type="gramEnd"/>
-      <w:r>
-        <w:rPr>
-          <w:rFonts w:asciiTheme="minorBidi" w:hAnsiTheme="minorBidi"/>
-          <w:color w:val="000000" w:themeColor="text1"/>
-          <w:sz w:val="24"/>
-          <w:szCs w:val="24"/>
-          <w:lang w:bidi="ar-BH"/>
-        </w:rPr>
-        <w:t xml:space="preserve"> user experience while keeping valuable data secure.</w:t>
+        <w:t xml:space="preserve"> home network, users can achieve superior performance and a positive user experience while keeping valuable data secure.</w:t>
       </w:r>
     </w:p>
     <w:p>
@@ -3301,7 +3249,7 @@
           <w:lang w:bidi="ar-BH"/>
         </w:rPr>
       </w:pPr>
-      <w:bookmarkStart w:id="3" w:name="_Toc226032699"/>
+      <w:bookmarkStart w:id="3" w:name="_Toc226035488"/>
       <w:r>
         <w:rPr>
           <w:rFonts w:ascii="Segoe UI Emoji" w:hAnsi="Segoe UI Emoji" w:cs="Segoe UI Emoji"/>
@@ -3344,19 +3292,8 @@
           <w:szCs w:val="24"/>
           <w:lang w:bidi="ar-BH"/>
         </w:rPr>
-        <w:t xml:space="preserve">The main objective of this project is to design a smart home network that is efficient, secure and safe. The specific objectives of the project </w:t>
+        <w:t>The main objective of this project is to design a smart home network that is efficient, secure and safe. The specific objectives of the project include;</w:t>
       </w:r>
-      <w:proofErr w:type="gramStart"/>
-      <w:r>
-        <w:rPr>
-          <w:rFonts w:asciiTheme="minorBidi" w:hAnsiTheme="minorBidi"/>
-          <w:sz w:val="24"/>
-          <w:szCs w:val="24"/>
-          <w:lang w:bidi="ar-BH"/>
-        </w:rPr>
-        <w:t>include;</w:t>
-      </w:r>
-      <w:proofErr w:type="gramEnd"/>
     </w:p>
     <w:p>
       <w:pPr>
@@ -3462,7 +3399,7 @@
           <w:lang w:bidi="ar-BH"/>
         </w:rPr>
       </w:pPr>
-      <w:bookmarkStart w:id="4" w:name="_Toc226032700"/>
+      <w:bookmarkStart w:id="4" w:name="_Toc226035489"/>
       <w:r>
         <w:rPr>
           <w:rFonts w:ascii="Segoe UI Emoji" w:hAnsi="Segoe UI Emoji" w:cs="Segoe UI Emoji"/>
@@ -3732,7 +3669,7 @@
                 <w:rFonts w:asciiTheme="minorBidi" w:hAnsiTheme="minorBidi" w:cstheme="minorBidi"/>
               </w:rPr>
             </w:pPr>
-            <w:bookmarkStart w:id="5" w:name="_Toc226032701"/>
+            <w:bookmarkStart w:id="5" w:name="_Toc226035490"/>
             <w:r>
               <w:rPr>
                 <w:rFonts w:asciiTheme="minorBidi" w:hAnsiTheme="minorBidi" w:cstheme="minorBidi"/>
@@ -3786,7 +3723,7 @@
         <w:pStyle w:val="Heading2"/>
         <w:spacing w:after="240"/>
       </w:pPr>
-      <w:bookmarkStart w:id="6" w:name="_Toc226032702"/>
+      <w:bookmarkStart w:id="6" w:name="_Toc226035491"/>
       <w:r>
         <w:rPr>
           <w:rFonts w:ascii="Segoe UI Emoji" w:hAnsi="Segoe UI Emoji" w:cs="Segoe UI Emoji"/>
@@ -3982,7 +3919,7 @@
           <w:lang w:bidi="ar-BH"/>
         </w:rPr>
       </w:pPr>
-      <w:bookmarkStart w:id="7" w:name="_Toc226032703"/>
+      <w:bookmarkStart w:id="7" w:name="_Toc226035492"/>
       <w:r>
         <w:rPr>
           <w:rFonts w:ascii="Segoe UI Emoji" w:hAnsi="Segoe UI Emoji" w:cs="Segoe UI Emoji"/>
@@ -4022,25 +3959,7 @@
           <w:szCs w:val="24"/>
           <w:lang w:bidi="ar-BH"/>
         </w:rPr>
-        <w:t xml:space="preserve">Home networks are often poorly </w:t>
-      </w:r>
-      <w:r>
-        <w:rPr>
-          <w:rFonts w:asciiTheme="minorBidi" w:hAnsiTheme="minorBidi"/>
-          <w:sz w:val="24"/>
-          <w:szCs w:val="24"/>
-          <w:lang w:bidi="ar-BH"/>
-        </w:rPr>
-        <w:t>organized</w:t>
-      </w:r>
-      <w:r>
-        <w:rPr>
-          <w:rFonts w:asciiTheme="minorBidi" w:hAnsiTheme="minorBidi"/>
-          <w:sz w:val="24"/>
-          <w:szCs w:val="24"/>
-          <w:lang w:bidi="ar-BH"/>
-        </w:rPr>
-        <w:t xml:space="preserve"> and configured, affecting both their performance and security. This project aims to design and configure a network that efficiently facilitates communication, as well as ensuring appropriate security measures.</w:t>
+        <w:t>Home networks are often poorly organized and configured, affecting both their performance and security. This project aims to design and configure a network that efficiently facilitates communication, as well as ensuring appropriate security measures.</w:t>
       </w:r>
     </w:p>
     <w:p>
@@ -4068,7 +3987,7 @@
           <w:lang w:bidi="ar-BH"/>
         </w:rPr>
       </w:pPr>
-      <w:bookmarkStart w:id="8" w:name="_Toc226032704"/>
+      <w:bookmarkStart w:id="8" w:name="_Toc226035493"/>
       <w:r>
         <w:rPr>
           <w:rFonts w:ascii="Segoe UI Emoji" w:hAnsi="Segoe UI Emoji" w:cs="Segoe UI Emoji"/>
@@ -4278,30 +4197,14 @@
                 <w:rFonts w:asciiTheme="minorBidi" w:hAnsiTheme="minorBidi" w:cstheme="minorBidi"/>
               </w:rPr>
             </w:pPr>
-            <w:bookmarkStart w:id="9" w:name="_Toc226032705"/>
+            <w:bookmarkStart w:id="9" w:name="_Toc226035494"/>
             <w:r>
               <w:rPr>
                 <w:rFonts w:asciiTheme="minorBidi" w:hAnsiTheme="minorBidi" w:cstheme="minorBidi"/>
                 <w:color w:val="FFFFFF" w:themeColor="background1"/>
               </w:rPr>
               <w:lastRenderedPageBreak/>
-              <w:t xml:space="preserve">Section 3 – Project Plan </w:t>
-            </w:r>
-            <w:proofErr w:type="gramStart"/>
-            <w:r>
-              <w:rPr>
-                <w:rFonts w:asciiTheme="minorBidi" w:hAnsiTheme="minorBidi" w:cstheme="minorBidi"/>
-                <w:color w:val="FFFFFF" w:themeColor="background1"/>
-              </w:rPr>
-              <w:t>And</w:t>
-            </w:r>
-            <w:proofErr w:type="gramEnd"/>
-            <w:r>
-              <w:rPr>
-                <w:rFonts w:asciiTheme="minorBidi" w:hAnsiTheme="minorBidi" w:cstheme="minorBidi"/>
-                <w:color w:val="FFFFFF" w:themeColor="background1"/>
-              </w:rPr>
-              <w:t xml:space="preserve"> Stages</w:t>
+              <w:t>Section 3 – Project Plan And Stages</w:t>
             </w:r>
             <w:bookmarkEnd w:id="9"/>
           </w:p>
@@ -4324,7 +4227,7 @@
           <w:lang w:bidi="ar-BH"/>
         </w:rPr>
       </w:pPr>
-      <w:bookmarkStart w:id="10" w:name="_Toc226032706"/>
+      <w:bookmarkStart w:id="10" w:name="_Toc226035495"/>
       <w:r>
         <w:rPr>
           <w:rFonts w:ascii="Segoe UI Emoji" w:hAnsi="Segoe UI Emoji" w:cs="Segoe UI Emoji"/>
@@ -4351,39 +4254,7 @@
           <w:sz w:val="20"/>
           <w:szCs w:val="20"/>
         </w:rPr>
-        <w:t>The project is divided into</w:t>
-      </w:r>
-      <w:r>
-        <w:rPr>
-          <w:rFonts w:ascii="Arial" w:eastAsia="Arial" w:hAnsi="Arial" w:cs="Arial"/>
-          <w:sz w:val="20"/>
-          <w:szCs w:val="20"/>
-        </w:rPr>
-        <w:t xml:space="preserve"> four</w:t>
-      </w:r>
-      <w:r>
-        <w:rPr>
-          <w:rFonts w:ascii="Arial" w:eastAsia="Arial" w:hAnsi="Arial" w:cs="Arial"/>
-          <w:sz w:val="20"/>
-          <w:szCs w:val="20"/>
-        </w:rPr>
-        <w:t xml:space="preserve"> main phases over an eight-week period from 1st March to </w:t>
-      </w:r>
-      <w:r>
-        <w:rPr>
-          <w:rFonts w:ascii="Arial" w:eastAsia="Arial" w:hAnsi="Arial" w:cs="Arial"/>
-          <w:sz w:val="20"/>
-          <w:szCs w:val="20"/>
-        </w:rPr>
-        <w:t>25</w:t>
-      </w:r>
-      <w:r>
-        <w:rPr>
-          <w:rFonts w:ascii="Arial" w:eastAsia="Arial" w:hAnsi="Arial" w:cs="Arial"/>
-          <w:sz w:val="20"/>
-          <w:szCs w:val="20"/>
-        </w:rPr>
-        <w:t>th April 2026.</w:t>
+        <w:t>The project is divided into four main phases over an eight-week period from 1st March to 25th April 2026.</w:t>
       </w:r>
     </w:p>
     <w:p>
@@ -4418,12 +4289,6 @@
         <w:gridCol w:w="2340"/>
       </w:tblGrid>
       <w:tr>
-        <w:tblPrEx>
-          <w:tblCellMar>
-            <w:top w:w="0" w:type="dxa"/>
-            <w:bottom w:w="0" w:type="dxa"/>
-          </w:tblCellMar>
-        </w:tblPrEx>
         <w:tc>
           <w:tcPr>
             <w:tcW w:w="2340" w:type="dxa"/>
@@ -4566,12 +4431,6 @@
         </w:tc>
       </w:tr>
       <w:tr>
-        <w:tblPrEx>
-          <w:tblCellMar>
-            <w:top w:w="0" w:type="dxa"/>
-            <w:bottom w:w="0" w:type="dxa"/>
-          </w:tblCellMar>
-        </w:tblPrEx>
         <w:tc>
           <w:tcPr>
             <w:tcW w:w="2340" w:type="dxa"/>
@@ -4702,12 +4561,6 @@
         </w:tc>
       </w:tr>
       <w:tr>
-        <w:tblPrEx>
-          <w:tblCellMar>
-            <w:top w:w="0" w:type="dxa"/>
-            <w:bottom w:w="0" w:type="dxa"/>
-          </w:tblCellMar>
-        </w:tblPrEx>
         <w:tc>
           <w:tcPr>
             <w:tcW w:w="2340" w:type="dxa"/>
@@ -4846,12 +4699,6 @@
         </w:tc>
       </w:tr>
       <w:tr>
-        <w:tblPrEx>
-          <w:tblCellMar>
-            <w:top w:w="0" w:type="dxa"/>
-            <w:bottom w:w="0" w:type="dxa"/>
-          </w:tblCellMar>
-        </w:tblPrEx>
         <w:trPr>
           <w:trHeight w:val="693"/>
         </w:trPr>
@@ -4888,31 +4735,7 @@
                 <w:sz w:val="18"/>
                 <w:szCs w:val="18"/>
               </w:rPr>
-              <w:t xml:space="preserve">Phase </w:t>
-            </w:r>
-            <w:r>
-              <w:rPr>
-                <w:rFonts w:ascii="Arial" w:eastAsia="Arial" w:hAnsi="Arial" w:cs="Arial"/>
-                <w:sz w:val="18"/>
-                <w:szCs w:val="18"/>
-              </w:rPr>
-              <w:t>3</w:t>
-            </w:r>
-            <w:r>
-              <w:rPr>
-                <w:rFonts w:ascii="Arial" w:eastAsia="Arial" w:hAnsi="Arial" w:cs="Arial"/>
-                <w:sz w:val="18"/>
-                <w:szCs w:val="18"/>
-              </w:rPr>
-              <w:t xml:space="preserve">: </w:t>
-            </w:r>
-            <w:r>
-              <w:rPr>
-                <w:rFonts w:ascii="Arial" w:eastAsia="Arial" w:hAnsi="Arial" w:cs="Arial"/>
-                <w:sz w:val="18"/>
-                <w:szCs w:val="18"/>
-              </w:rPr>
-              <w:t>Simulation</w:t>
+              <w:t>Phase 3: Simulation</w:t>
             </w:r>
           </w:p>
         </w:tc>
@@ -5045,12 +4868,6 @@
         </w:tc>
       </w:tr>
       <w:tr>
-        <w:tblPrEx>
-          <w:tblCellMar>
-            <w:top w:w="0" w:type="dxa"/>
-            <w:bottom w:w="0" w:type="dxa"/>
-          </w:tblCellMar>
-        </w:tblPrEx>
         <w:tc>
           <w:tcPr>
             <w:tcW w:w="2340" w:type="dxa"/>
@@ -5079,23 +4896,7 @@
                 <w:sz w:val="18"/>
                 <w:szCs w:val="18"/>
               </w:rPr>
-              <w:t xml:space="preserve">Phase </w:t>
-            </w:r>
-            <w:r>
-              <w:rPr>
-                <w:rFonts w:ascii="Arial" w:eastAsia="Arial" w:hAnsi="Arial" w:cs="Arial"/>
-                <w:sz w:val="18"/>
-                <w:szCs w:val="18"/>
-              </w:rPr>
-              <w:t>4</w:t>
-            </w:r>
-            <w:r>
-              <w:rPr>
-                <w:rFonts w:ascii="Arial" w:eastAsia="Arial" w:hAnsi="Arial" w:cs="Arial"/>
-                <w:sz w:val="18"/>
-                <w:szCs w:val="18"/>
-              </w:rPr>
-              <w:t>: Closure</w:t>
+              <w:t>Phase 4: Closure</w:t>
             </w:r>
           </w:p>
         </w:tc>
@@ -5318,7 +5119,7 @@
           <w:lang w:bidi="ar-BH"/>
         </w:rPr>
       </w:pPr>
-      <w:bookmarkStart w:id="11" w:name="_Toc226032707"/>
+      <w:bookmarkStart w:id="11" w:name="_Toc226035496"/>
       <w:r>
         <w:rPr>
           <w:rFonts w:ascii="Segoe UI Emoji" w:hAnsi="Segoe UI Emoji" w:cs="Segoe UI Emoji"/>
@@ -5375,12 +5176,6 @@
         <w:gridCol w:w="1872"/>
       </w:tblGrid>
       <w:tr>
-        <w:tblPrEx>
-          <w:tblCellMar>
-            <w:top w:w="0" w:type="dxa"/>
-            <w:bottom w:w="0" w:type="dxa"/>
-          </w:tblCellMar>
-        </w:tblPrEx>
         <w:tc>
           <w:tcPr>
             <w:tcW w:w="1872" w:type="dxa"/>
@@ -5558,12 +5353,6 @@
         </w:tc>
       </w:tr>
       <w:tr>
-        <w:tblPrEx>
-          <w:tblCellMar>
-            <w:top w:w="0" w:type="dxa"/>
-            <w:bottom w:w="0" w:type="dxa"/>
-          </w:tblCellMar>
-        </w:tblPrEx>
         <w:tc>
           <w:tcPr>
             <w:tcW w:w="1872" w:type="dxa"/>
@@ -5726,12 +5515,6 @@
         </w:tc>
       </w:tr>
       <w:tr>
-        <w:tblPrEx>
-          <w:tblCellMar>
-            <w:top w:w="0" w:type="dxa"/>
-            <w:bottom w:w="0" w:type="dxa"/>
-          </w:tblCellMar>
-        </w:tblPrEx>
         <w:tc>
           <w:tcPr>
             <w:tcW w:w="1872" w:type="dxa"/>
@@ -5894,12 +5677,6 @@
         </w:tc>
       </w:tr>
       <w:tr>
-        <w:tblPrEx>
-          <w:tblCellMar>
-            <w:top w:w="0" w:type="dxa"/>
-            <w:bottom w:w="0" w:type="dxa"/>
-          </w:tblCellMar>
-        </w:tblPrEx>
         <w:tc>
           <w:tcPr>
             <w:tcW w:w="1872" w:type="dxa"/>
@@ -6062,12 +5839,6 @@
         </w:tc>
       </w:tr>
       <w:tr>
-        <w:tblPrEx>
-          <w:tblCellMar>
-            <w:top w:w="0" w:type="dxa"/>
-            <w:bottom w:w="0" w:type="dxa"/>
-          </w:tblCellMar>
-        </w:tblPrEx>
         <w:tc>
           <w:tcPr>
             <w:tcW w:w="1872" w:type="dxa"/>
@@ -6230,12 +6001,6 @@
         </w:tc>
       </w:tr>
       <w:tr>
-        <w:tblPrEx>
-          <w:tblCellMar>
-            <w:top w:w="0" w:type="dxa"/>
-            <w:bottom w:w="0" w:type="dxa"/>
-          </w:tblCellMar>
-        </w:tblPrEx>
         <w:tc>
           <w:tcPr>
             <w:tcW w:w="1872" w:type="dxa"/>
@@ -6406,12 +6171,6 @@
         </w:tc>
       </w:tr>
       <w:tr>
-        <w:tblPrEx>
-          <w:tblCellMar>
-            <w:top w:w="0" w:type="dxa"/>
-            <w:bottom w:w="0" w:type="dxa"/>
-          </w:tblCellMar>
-        </w:tblPrEx>
         <w:tc>
           <w:tcPr>
             <w:tcW w:w="1872" w:type="dxa"/>
@@ -6606,12 +6365,6 @@
         </w:tc>
       </w:tr>
       <w:tr>
-        <w:tblPrEx>
-          <w:tblCellMar>
-            <w:top w:w="0" w:type="dxa"/>
-            <w:bottom w:w="0" w:type="dxa"/>
-          </w:tblCellMar>
-        </w:tblPrEx>
         <w:tc>
           <w:tcPr>
             <w:tcW w:w="1872" w:type="dxa"/>
@@ -6822,12 +6575,6 @@
         </w:tc>
       </w:tr>
       <w:tr>
-        <w:tblPrEx>
-          <w:tblCellMar>
-            <w:top w:w="0" w:type="dxa"/>
-            <w:bottom w:w="0" w:type="dxa"/>
-          </w:tblCellMar>
-        </w:tblPrEx>
         <w:tc>
           <w:tcPr>
             <w:tcW w:w="1872" w:type="dxa"/>
@@ -7022,12 +6769,6 @@
         </w:tc>
       </w:tr>
       <w:tr>
-        <w:tblPrEx>
-          <w:tblCellMar>
-            <w:top w:w="0" w:type="dxa"/>
-            <w:bottom w:w="0" w:type="dxa"/>
-          </w:tblCellMar>
-        </w:tblPrEx>
         <w:tc>
           <w:tcPr>
             <w:tcW w:w="1872" w:type="dxa"/>
@@ -7214,12 +6955,6 @@
         </w:tc>
       </w:tr>
       <w:tr>
-        <w:tblPrEx>
-          <w:tblCellMar>
-            <w:top w:w="0" w:type="dxa"/>
-            <w:bottom w:w="0" w:type="dxa"/>
-          </w:tblCellMar>
-        </w:tblPrEx>
         <w:trPr>
           <w:trHeight w:val="20"/>
         </w:trPr>
@@ -7401,12 +7136,6 @@
         </w:tc>
       </w:tr>
       <w:tr>
-        <w:tblPrEx>
-          <w:tblCellMar>
-            <w:top w:w="0" w:type="dxa"/>
-            <w:bottom w:w="0" w:type="dxa"/>
-          </w:tblCellMar>
-        </w:tblPrEx>
         <w:trPr>
           <w:trHeight w:val="20"/>
         </w:trPr>
@@ -7629,12 +7358,6 @@
         </w:tc>
       </w:tr>
       <w:tr>
-        <w:tblPrEx>
-          <w:tblCellMar>
-            <w:top w:w="0" w:type="dxa"/>
-            <w:bottom w:w="0" w:type="dxa"/>
-          </w:tblCellMar>
-        </w:tblPrEx>
         <w:tc>
           <w:tcPr>
             <w:tcW w:w="1872" w:type="dxa"/>
@@ -7884,7 +7607,7 @@
           <w:lang w:bidi="ar-BH"/>
         </w:rPr>
       </w:pPr>
-      <w:bookmarkStart w:id="12" w:name="_Toc226032708"/>
+      <w:bookmarkStart w:id="12" w:name="_Toc226035497"/>
       <w:r>
         <w:rPr>
           <w:rFonts w:ascii="Segoe UI Emoji" w:hAnsi="Segoe UI Emoji" w:cs="Segoe UI Emoji"/>
@@ -7952,12 +7675,6 @@
         <w:gridCol w:w="1651"/>
       </w:tblGrid>
       <w:tr>
-        <w:tblPrEx>
-          <w:tblCellMar>
-            <w:top w:w="0" w:type="dxa"/>
-            <w:bottom w:w="0" w:type="dxa"/>
-          </w:tblCellMar>
-        </w:tblPrEx>
         <w:tc>
           <w:tcPr>
             <w:tcW w:w="719" w:type="dxa"/>
@@ -8206,12 +7923,6 @@
         </w:tc>
       </w:tr>
       <w:tr>
-        <w:tblPrEx>
-          <w:tblCellMar>
-            <w:top w:w="0" w:type="dxa"/>
-            <w:bottom w:w="0" w:type="dxa"/>
-          </w:tblCellMar>
-        </w:tblPrEx>
         <w:tc>
           <w:tcPr>
             <w:tcW w:w="719" w:type="dxa"/>
@@ -8436,12 +8147,6 @@
         </w:tc>
       </w:tr>
       <w:tr>
-        <w:tblPrEx>
-          <w:tblCellMar>
-            <w:top w:w="0" w:type="dxa"/>
-            <w:bottom w:w="0" w:type="dxa"/>
-          </w:tblCellMar>
-        </w:tblPrEx>
         <w:tc>
           <w:tcPr>
             <w:tcW w:w="719" w:type="dxa"/>
@@ -8666,12 +8371,6 @@
         </w:tc>
       </w:tr>
       <w:tr>
-        <w:tblPrEx>
-          <w:tblCellMar>
-            <w:top w:w="0" w:type="dxa"/>
-            <w:bottom w:w="0" w:type="dxa"/>
-          </w:tblCellMar>
-        </w:tblPrEx>
         <w:tc>
           <w:tcPr>
             <w:tcW w:w="719" w:type="dxa"/>
@@ -8772,15 +8471,7 @@
                 <w:sz w:val="18"/>
                 <w:szCs w:val="18"/>
               </w:rPr>
-              <w:t>4</w:t>
-            </w:r>
-            <w:r>
-              <w:rPr>
-                <w:rFonts w:ascii="Arial" w:eastAsia="Arial" w:hAnsi="Arial" w:cs="Arial"/>
-                <w:sz w:val="18"/>
-                <w:szCs w:val="18"/>
-              </w:rPr>
-              <w:t xml:space="preserve"> days</w:t>
+              <w:t>4 days</w:t>
             </w:r>
           </w:p>
         </w:tc>
@@ -8844,23 +8535,7 @@
                 <w:sz w:val="18"/>
                 <w:szCs w:val="18"/>
               </w:rPr>
-              <w:t>1</w:t>
-            </w:r>
-            <w:r>
-              <w:rPr>
-                <w:rFonts w:ascii="Arial" w:eastAsia="Arial" w:hAnsi="Arial" w:cs="Arial"/>
-                <w:sz w:val="18"/>
-                <w:szCs w:val="18"/>
-              </w:rPr>
-              <w:t>0</w:t>
-            </w:r>
-            <w:r>
-              <w:rPr>
-                <w:rFonts w:ascii="Arial" w:eastAsia="Arial" w:hAnsi="Arial" w:cs="Arial"/>
-                <w:sz w:val="18"/>
-                <w:szCs w:val="18"/>
-              </w:rPr>
-              <w:t>/3/26</w:t>
+              <w:t>10/3/26</w:t>
             </w:r>
           </w:p>
         </w:tc>
@@ -8928,12 +8603,6 @@
         </w:tc>
       </w:tr>
       <w:tr>
-        <w:tblPrEx>
-          <w:tblCellMar>
-            <w:top w:w="0" w:type="dxa"/>
-            <w:bottom w:w="0" w:type="dxa"/>
-          </w:tblCellMar>
-        </w:tblPrEx>
         <w:tc>
           <w:tcPr>
             <w:tcW w:w="719" w:type="dxa"/>
@@ -9026,26 +8695,8 @@
                 <w:sz w:val="18"/>
                 <w:szCs w:val="18"/>
               </w:rPr>
-              <w:t>2</w:t>
-            </w:r>
-            <w:r>
-              <w:rPr>
-                <w:rFonts w:ascii="Arial" w:eastAsia="Arial" w:hAnsi="Arial" w:cs="Arial"/>
-                <w:sz w:val="18"/>
-                <w:szCs w:val="18"/>
-              </w:rPr>
-              <w:t xml:space="preserve"> </w:t>
-            </w:r>
-            <w:proofErr w:type="gramStart"/>
-            <w:r>
-              <w:rPr>
-                <w:rFonts w:ascii="Arial" w:eastAsia="Arial" w:hAnsi="Arial" w:cs="Arial"/>
-                <w:sz w:val="18"/>
-                <w:szCs w:val="18"/>
-              </w:rPr>
-              <w:t>day</w:t>
-            </w:r>
-            <w:proofErr w:type="gramEnd"/>
+              <w:t>2 day</w:t>
+            </w:r>
           </w:p>
         </w:tc>
         <w:tc>
@@ -9076,23 +8727,7 @@
                 <w:sz w:val="18"/>
                 <w:szCs w:val="18"/>
               </w:rPr>
-              <w:t>1</w:t>
-            </w:r>
-            <w:r>
-              <w:rPr>
-                <w:rFonts w:ascii="Arial" w:eastAsia="Arial" w:hAnsi="Arial" w:cs="Arial"/>
-                <w:sz w:val="18"/>
-                <w:szCs w:val="18"/>
-              </w:rPr>
-              <w:t>1</w:t>
-            </w:r>
-            <w:r>
-              <w:rPr>
-                <w:rFonts w:ascii="Arial" w:eastAsia="Arial" w:hAnsi="Arial" w:cs="Arial"/>
-                <w:sz w:val="18"/>
-                <w:szCs w:val="18"/>
-              </w:rPr>
-              <w:t>/3/26</w:t>
+              <w:t>11/3/26</w:t>
             </w:r>
           </w:p>
         </w:tc>
@@ -9124,23 +8759,7 @@
                 <w:sz w:val="18"/>
                 <w:szCs w:val="18"/>
               </w:rPr>
-              <w:t>1</w:t>
-            </w:r>
-            <w:r>
-              <w:rPr>
-                <w:rFonts w:ascii="Arial" w:eastAsia="Arial" w:hAnsi="Arial" w:cs="Arial"/>
-                <w:sz w:val="18"/>
-                <w:szCs w:val="18"/>
-              </w:rPr>
-              <w:t>3</w:t>
-            </w:r>
-            <w:r>
-              <w:rPr>
-                <w:rFonts w:ascii="Arial" w:eastAsia="Arial" w:hAnsi="Arial" w:cs="Arial"/>
-                <w:sz w:val="18"/>
-                <w:szCs w:val="18"/>
-              </w:rPr>
-              <w:t>/3/26</w:t>
+              <w:t>13/3/26</w:t>
             </w:r>
           </w:p>
         </w:tc>
@@ -9208,12 +8827,6 @@
         </w:tc>
       </w:tr>
       <w:tr>
-        <w:tblPrEx>
-          <w:tblCellMar>
-            <w:top w:w="0" w:type="dxa"/>
-            <w:bottom w:w="0" w:type="dxa"/>
-          </w:tblCellMar>
-        </w:tblPrEx>
         <w:tc>
           <w:tcPr>
             <w:tcW w:w="719" w:type="dxa"/>
@@ -9402,7 +9015,6 @@
                 <w:szCs w:val="18"/>
               </w:rPr>
             </w:pPr>
-            <w:proofErr w:type="gramStart"/>
             <w:r>
               <w:rPr>
                 <w:rFonts w:ascii="Arial" w:eastAsia="Arial" w:hAnsi="Arial" w:cs="Arial"/>
@@ -9417,16 +9029,7 @@
                 <w:sz w:val="18"/>
                 <w:szCs w:val="18"/>
               </w:rPr>
-              <w:t xml:space="preserve"> ,</w:t>
-            </w:r>
-            <w:proofErr w:type="gramEnd"/>
-            <w:r>
-              <w:rPr>
-                <w:rFonts w:ascii="Arial" w:eastAsia="Arial" w:hAnsi="Arial" w:cs="Arial"/>
-                <w:sz w:val="18"/>
-                <w:szCs w:val="18"/>
-              </w:rPr>
-              <w:t xml:space="preserve"> 4</w:t>
+              <w:t xml:space="preserve"> , 4</w:t>
             </w:r>
           </w:p>
         </w:tc>
@@ -9464,12 +9067,6 @@
         </w:tc>
       </w:tr>
       <w:tr>
-        <w:tblPrEx>
-          <w:tblCellMar>
-            <w:top w:w="0" w:type="dxa"/>
-            <w:bottom w:w="0" w:type="dxa"/>
-          </w:tblCellMar>
-        </w:tblPrEx>
         <w:tc>
           <w:tcPr>
             <w:tcW w:w="719" w:type="dxa"/>
@@ -9562,15 +9159,7 @@
                 <w:sz w:val="18"/>
                 <w:szCs w:val="18"/>
               </w:rPr>
-              <w:t>7</w:t>
-            </w:r>
-            <w:r>
-              <w:rPr>
-                <w:rFonts w:ascii="Arial" w:eastAsia="Arial" w:hAnsi="Arial" w:cs="Arial"/>
-                <w:sz w:val="18"/>
-                <w:szCs w:val="18"/>
-              </w:rPr>
-              <w:t xml:space="preserve"> days</w:t>
+              <w:t>7 days</w:t>
             </w:r>
           </w:p>
         </w:tc>
@@ -9634,31 +9223,7 @@
                 <w:sz w:val="18"/>
                 <w:szCs w:val="18"/>
               </w:rPr>
-              <w:t>25</w:t>
-            </w:r>
-            <w:r>
-              <w:rPr>
-                <w:rFonts w:ascii="Arial" w:eastAsia="Arial" w:hAnsi="Arial" w:cs="Arial"/>
-                <w:sz w:val="18"/>
-                <w:szCs w:val="18"/>
-              </w:rPr>
-              <w:t>/</w:t>
-            </w:r>
-            <w:r>
-              <w:rPr>
-                <w:rFonts w:ascii="Arial" w:eastAsia="Arial" w:hAnsi="Arial" w:cs="Arial"/>
-                <w:sz w:val="18"/>
-                <w:szCs w:val="18"/>
-              </w:rPr>
-              <w:t>3</w:t>
-            </w:r>
-            <w:r>
-              <w:rPr>
-                <w:rFonts w:ascii="Arial" w:eastAsia="Arial" w:hAnsi="Arial" w:cs="Arial"/>
-                <w:sz w:val="18"/>
-                <w:szCs w:val="18"/>
-              </w:rPr>
-              <w:t>/26</w:t>
+              <w:t>25/3/26</w:t>
             </w:r>
           </w:p>
         </w:tc>
@@ -9726,12 +9291,6 @@
         </w:tc>
       </w:tr>
       <w:tr>
-        <w:tblPrEx>
-          <w:tblCellMar>
-            <w:top w:w="0" w:type="dxa"/>
-            <w:bottom w:w="0" w:type="dxa"/>
-          </w:tblCellMar>
-        </w:tblPrEx>
         <w:tc>
           <w:tcPr>
             <w:tcW w:w="719" w:type="dxa"/>
@@ -9856,31 +9415,7 @@
                 <w:sz w:val="18"/>
                 <w:szCs w:val="18"/>
               </w:rPr>
-              <w:t>26</w:t>
-            </w:r>
-            <w:r>
-              <w:rPr>
-                <w:rFonts w:ascii="Arial" w:eastAsia="Arial" w:hAnsi="Arial" w:cs="Arial"/>
-                <w:sz w:val="18"/>
-                <w:szCs w:val="18"/>
-              </w:rPr>
-              <w:t>/</w:t>
-            </w:r>
-            <w:r>
-              <w:rPr>
-                <w:rFonts w:ascii="Arial" w:eastAsia="Arial" w:hAnsi="Arial" w:cs="Arial"/>
-                <w:sz w:val="18"/>
-                <w:szCs w:val="18"/>
-              </w:rPr>
-              <w:t>3</w:t>
-            </w:r>
-            <w:r>
-              <w:rPr>
-                <w:rFonts w:ascii="Arial" w:eastAsia="Arial" w:hAnsi="Arial" w:cs="Arial"/>
-                <w:sz w:val="18"/>
-                <w:szCs w:val="18"/>
-              </w:rPr>
-              <w:t>/26</w:t>
+              <w:t>26/3/26</w:t>
             </w:r>
           </w:p>
         </w:tc>
@@ -9912,31 +9447,7 @@
                 <w:sz w:val="18"/>
                 <w:szCs w:val="18"/>
               </w:rPr>
-              <w:t>30</w:t>
-            </w:r>
-            <w:r>
-              <w:rPr>
-                <w:rFonts w:ascii="Arial" w:eastAsia="Arial" w:hAnsi="Arial" w:cs="Arial"/>
-                <w:sz w:val="18"/>
-                <w:szCs w:val="18"/>
-              </w:rPr>
-              <w:t>/</w:t>
-            </w:r>
-            <w:r>
-              <w:rPr>
-                <w:rFonts w:ascii="Arial" w:eastAsia="Arial" w:hAnsi="Arial" w:cs="Arial"/>
-                <w:sz w:val="18"/>
-                <w:szCs w:val="18"/>
-              </w:rPr>
-              <w:t>3</w:t>
-            </w:r>
-            <w:r>
-              <w:rPr>
-                <w:rFonts w:ascii="Arial" w:eastAsia="Arial" w:hAnsi="Arial" w:cs="Arial"/>
-                <w:sz w:val="18"/>
-                <w:szCs w:val="18"/>
-              </w:rPr>
-              <w:t>/26</w:t>
+              <w:t>30/3/26</w:t>
             </w:r>
           </w:p>
         </w:tc>
@@ -10004,12 +9515,6 @@
         </w:tc>
       </w:tr>
       <w:tr>
-        <w:tblPrEx>
-          <w:tblCellMar>
-            <w:top w:w="0" w:type="dxa"/>
-            <w:bottom w:w="0" w:type="dxa"/>
-          </w:tblCellMar>
-        </w:tblPrEx>
         <w:tc>
           <w:tcPr>
             <w:tcW w:w="719" w:type="dxa"/>
@@ -10134,15 +9639,7 @@
                 <w:sz w:val="18"/>
                 <w:szCs w:val="18"/>
               </w:rPr>
-              <w:t>1</w:t>
-            </w:r>
-            <w:r>
-              <w:rPr>
-                <w:rFonts w:ascii="Arial" w:eastAsia="Arial" w:hAnsi="Arial" w:cs="Arial"/>
-                <w:sz w:val="18"/>
-                <w:szCs w:val="18"/>
-              </w:rPr>
-              <w:t>/4/26</w:t>
+              <w:t>1/4/26</w:t>
             </w:r>
           </w:p>
         </w:tc>
@@ -10174,15 +9671,7 @@
                 <w:sz w:val="18"/>
                 <w:szCs w:val="18"/>
               </w:rPr>
-              <w:t>4</w:t>
-            </w:r>
-            <w:r>
-              <w:rPr>
-                <w:rFonts w:ascii="Arial" w:eastAsia="Arial" w:hAnsi="Arial" w:cs="Arial"/>
-                <w:sz w:val="18"/>
-                <w:szCs w:val="18"/>
-              </w:rPr>
-              <w:t>/4/26</w:t>
+              <w:t>4/4/26</w:t>
             </w:r>
           </w:p>
         </w:tc>
@@ -10250,12 +9739,6 @@
         </w:tc>
       </w:tr>
       <w:tr>
-        <w:tblPrEx>
-          <w:tblCellMar>
-            <w:top w:w="0" w:type="dxa"/>
-            <w:bottom w:w="0" w:type="dxa"/>
-          </w:tblCellMar>
-        </w:tblPrEx>
         <w:tc>
           <w:tcPr>
             <w:tcW w:w="719" w:type="dxa"/>
@@ -10388,15 +9871,7 @@
                 <w:sz w:val="18"/>
                 <w:szCs w:val="18"/>
               </w:rPr>
-              <w:t>5</w:t>
-            </w:r>
-            <w:r>
-              <w:rPr>
-                <w:rFonts w:ascii="Arial" w:eastAsia="Arial" w:hAnsi="Arial" w:cs="Arial"/>
-                <w:sz w:val="18"/>
-                <w:szCs w:val="18"/>
-              </w:rPr>
-              <w:t>/4/26</w:t>
+              <w:t>5/4/26</w:t>
             </w:r>
           </w:p>
         </w:tc>
@@ -10428,15 +9903,7 @@
                 <w:sz w:val="18"/>
                 <w:szCs w:val="18"/>
               </w:rPr>
-              <w:t>8</w:t>
-            </w:r>
-            <w:r>
-              <w:rPr>
-                <w:rFonts w:ascii="Arial" w:eastAsia="Arial" w:hAnsi="Arial" w:cs="Arial"/>
-                <w:sz w:val="18"/>
-                <w:szCs w:val="18"/>
-              </w:rPr>
-              <w:t>/4/26</w:t>
+              <w:t>8/4/26</w:t>
             </w:r>
           </w:p>
         </w:tc>
@@ -10504,12 +9971,6 @@
         </w:tc>
       </w:tr>
       <w:tr>
-        <w:tblPrEx>
-          <w:tblCellMar>
-            <w:top w:w="0" w:type="dxa"/>
-            <w:bottom w:w="0" w:type="dxa"/>
-          </w:tblCellMar>
-        </w:tblPrEx>
         <w:tc>
           <w:tcPr>
             <w:tcW w:w="719" w:type="dxa"/>
@@ -10634,15 +10095,7 @@
                 <w:sz w:val="18"/>
                 <w:szCs w:val="18"/>
               </w:rPr>
-              <w:t>9</w:t>
-            </w:r>
-            <w:r>
-              <w:rPr>
-                <w:rFonts w:ascii="Arial" w:eastAsia="Arial" w:hAnsi="Arial" w:cs="Arial"/>
-                <w:sz w:val="18"/>
-                <w:szCs w:val="18"/>
-              </w:rPr>
-              <w:t>/4/26</w:t>
+              <w:t>9/4/26</w:t>
             </w:r>
           </w:p>
         </w:tc>
@@ -10674,15 +10127,7 @@
                 <w:sz w:val="18"/>
                 <w:szCs w:val="18"/>
               </w:rPr>
-              <w:t>10</w:t>
-            </w:r>
-            <w:r>
-              <w:rPr>
-                <w:rFonts w:ascii="Arial" w:eastAsia="Arial" w:hAnsi="Arial" w:cs="Arial"/>
-                <w:sz w:val="18"/>
-                <w:szCs w:val="18"/>
-              </w:rPr>
-              <w:t>/4/26</w:t>
+              <w:t>10/4/26</w:t>
             </w:r>
           </w:p>
         </w:tc>
@@ -10750,12 +10195,6 @@
         </w:tc>
       </w:tr>
       <w:tr>
-        <w:tblPrEx>
-          <w:tblCellMar>
-            <w:top w:w="0" w:type="dxa"/>
-            <w:bottom w:w="0" w:type="dxa"/>
-          </w:tblCellMar>
-        </w:tblPrEx>
         <w:tc>
           <w:tcPr>
             <w:tcW w:w="719" w:type="dxa"/>
@@ -11018,12 +10457,6 @@
         </w:tc>
       </w:tr>
       <w:tr>
-        <w:tblPrEx>
-          <w:tblCellMar>
-            <w:top w:w="0" w:type="dxa"/>
-            <w:bottom w:w="0" w:type="dxa"/>
-          </w:tblCellMar>
-        </w:tblPrEx>
         <w:tc>
           <w:tcPr>
             <w:tcW w:w="719" w:type="dxa"/>
@@ -11156,15 +10589,7 @@
                 <w:sz w:val="18"/>
                 <w:szCs w:val="18"/>
               </w:rPr>
-              <w:t>18</w:t>
-            </w:r>
-            <w:r>
-              <w:rPr>
-                <w:rFonts w:ascii="Arial" w:eastAsia="Arial" w:hAnsi="Arial" w:cs="Arial"/>
-                <w:sz w:val="18"/>
-                <w:szCs w:val="18"/>
-              </w:rPr>
-              <w:t>/4/26</w:t>
+              <w:t>18/4/26</w:t>
             </w:r>
           </w:p>
         </w:tc>
@@ -11196,15 +10621,7 @@
                 <w:sz w:val="18"/>
                 <w:szCs w:val="18"/>
               </w:rPr>
-              <w:t>18</w:t>
-            </w:r>
-            <w:r>
-              <w:rPr>
-                <w:rFonts w:ascii="Arial" w:eastAsia="Arial" w:hAnsi="Arial" w:cs="Arial"/>
-                <w:sz w:val="18"/>
-                <w:szCs w:val="18"/>
-              </w:rPr>
-              <w:t>/4/26</w:t>
+              <w:t>18/4/26</w:t>
             </w:r>
           </w:p>
         </w:tc>
@@ -11359,7 +10776,7 @@
                 <w:rFonts w:asciiTheme="minorBidi" w:hAnsiTheme="minorBidi" w:cstheme="minorBidi"/>
               </w:rPr>
             </w:pPr>
-            <w:bookmarkStart w:id="13" w:name="_Toc226032709"/>
+            <w:bookmarkStart w:id="13" w:name="_Toc226035498"/>
             <w:r>
               <w:rPr>
                 <w:rFonts w:asciiTheme="minorBidi" w:hAnsiTheme="minorBidi" w:cstheme="minorBidi"/>
@@ -11389,7 +10806,7 @@
           <w:lang w:bidi="ar-BH"/>
         </w:rPr>
       </w:pPr>
-      <w:bookmarkStart w:id="14" w:name="_Toc226032710"/>
+      <w:bookmarkStart w:id="14" w:name="_Toc226035499"/>
       <w:r>
         <w:rPr>
           <w:rFonts w:ascii="Segoe UI Emoji" w:hAnsi="Segoe UI Emoji" w:cs="Segoe UI Emoji"/>
@@ -11446,12 +10863,6 @@
         <w:gridCol w:w="1872"/>
       </w:tblGrid>
       <w:tr>
-        <w:tblPrEx>
-          <w:tblCellMar>
-            <w:top w:w="0" w:type="dxa"/>
-            <w:bottom w:w="0" w:type="dxa"/>
-          </w:tblCellMar>
-        </w:tblPrEx>
         <w:tc>
           <w:tcPr>
             <w:tcW w:w="1872" w:type="dxa"/>
@@ -11629,12 +11040,6 @@
         </w:tc>
       </w:tr>
       <w:tr>
-        <w:tblPrEx>
-          <w:tblCellMar>
-            <w:top w:w="0" w:type="dxa"/>
-            <w:bottom w:w="0" w:type="dxa"/>
-          </w:tblCellMar>
-        </w:tblPrEx>
         <w:tc>
           <w:tcPr>
             <w:tcW w:w="1872" w:type="dxa"/>
@@ -11797,12 +11202,6 @@
         </w:tc>
       </w:tr>
       <w:tr>
-        <w:tblPrEx>
-          <w:tblCellMar>
-            <w:top w:w="0" w:type="dxa"/>
-            <w:bottom w:w="0" w:type="dxa"/>
-          </w:tblCellMar>
-        </w:tblPrEx>
         <w:tc>
           <w:tcPr>
             <w:tcW w:w="1872" w:type="dxa"/>
@@ -11965,12 +11364,6 @@
         </w:tc>
       </w:tr>
       <w:tr>
-        <w:tblPrEx>
-          <w:tblCellMar>
-            <w:top w:w="0" w:type="dxa"/>
-            <w:bottom w:w="0" w:type="dxa"/>
-          </w:tblCellMar>
-        </w:tblPrEx>
         <w:tc>
           <w:tcPr>
             <w:tcW w:w="1872" w:type="dxa"/>
@@ -12133,12 +11526,6 @@
         </w:tc>
       </w:tr>
       <w:tr>
-        <w:tblPrEx>
-          <w:tblCellMar>
-            <w:top w:w="0" w:type="dxa"/>
-            <w:bottom w:w="0" w:type="dxa"/>
-          </w:tblCellMar>
-        </w:tblPrEx>
         <w:tc>
           <w:tcPr>
             <w:tcW w:w="1872" w:type="dxa"/>
@@ -12301,12 +11688,6 @@
         </w:tc>
       </w:tr>
       <w:tr>
-        <w:tblPrEx>
-          <w:tblCellMar>
-            <w:top w:w="0" w:type="dxa"/>
-            <w:bottom w:w="0" w:type="dxa"/>
-          </w:tblCellMar>
-        </w:tblPrEx>
         <w:tc>
           <w:tcPr>
             <w:tcW w:w="1872" w:type="dxa"/>
@@ -12477,12 +11858,6 @@
         </w:tc>
       </w:tr>
       <w:tr>
-        <w:tblPrEx>
-          <w:tblCellMar>
-            <w:top w:w="0" w:type="dxa"/>
-            <w:bottom w:w="0" w:type="dxa"/>
-          </w:tblCellMar>
-        </w:tblPrEx>
         <w:tc>
           <w:tcPr>
             <w:tcW w:w="1872" w:type="dxa"/>
@@ -12605,12 +11980,10 @@
               <w:t xml:space="preserve">Yassen Abbas &amp; </w:t>
             </w:r>
             <w:proofErr w:type="spellStart"/>
-            <w:proofErr w:type="gramStart"/>
             <w:r>
               <w:t>S.Adam</w:t>
             </w:r>
             <w:proofErr w:type="spellEnd"/>
-            <w:proofErr w:type="gramEnd"/>
             <w:r>
               <w:t xml:space="preserve"> Alkhabaz</w:t>
             </w:r>
@@ -12645,12 +12018,6 @@
         </w:tc>
       </w:tr>
       <w:tr>
-        <w:tblPrEx>
-          <w:tblCellMar>
-            <w:top w:w="0" w:type="dxa"/>
-            <w:bottom w:w="0" w:type="dxa"/>
-          </w:tblCellMar>
-        </w:tblPrEx>
         <w:tc>
           <w:tcPr>
             <w:tcW w:w="1872" w:type="dxa"/>
@@ -12770,7 +12137,6 @@
               <w:jc w:val="center"/>
             </w:pPr>
             <w:proofErr w:type="spellStart"/>
-            <w:proofErr w:type="gramStart"/>
             <w:r>
               <w:rPr>
                 <w:rFonts w:ascii="Arial" w:eastAsia="Arial" w:hAnsi="Arial" w:cs="Arial"/>
@@ -12780,7 +12146,6 @@
               <w:t>S.Adam</w:t>
             </w:r>
             <w:proofErr w:type="spellEnd"/>
-            <w:proofErr w:type="gramEnd"/>
             <w:r>
               <w:rPr>
                 <w:rFonts w:ascii="Arial" w:eastAsia="Arial" w:hAnsi="Arial" w:cs="Arial"/>
@@ -12820,12 +12185,6 @@
         </w:tc>
       </w:tr>
       <w:tr>
-        <w:tblPrEx>
-          <w:tblCellMar>
-            <w:top w:w="0" w:type="dxa"/>
-            <w:bottom w:w="0" w:type="dxa"/>
-          </w:tblCellMar>
-        </w:tblPrEx>
         <w:tc>
           <w:tcPr>
             <w:tcW w:w="1872" w:type="dxa"/>
@@ -13014,12 +12373,6 @@
         </w:tc>
       </w:tr>
       <w:tr>
-        <w:tblPrEx>
-          <w:tblCellMar>
-            <w:top w:w="0" w:type="dxa"/>
-            <w:bottom w:w="0" w:type="dxa"/>
-          </w:tblCellMar>
-        </w:tblPrEx>
         <w:tc>
           <w:tcPr>
             <w:tcW w:w="1872" w:type="dxa"/>
@@ -13198,12 +12551,6 @@
         </w:tc>
       </w:tr>
       <w:tr>
-        <w:tblPrEx>
-          <w:tblCellMar>
-            <w:top w:w="0" w:type="dxa"/>
-            <w:bottom w:w="0" w:type="dxa"/>
-          </w:tblCellMar>
-        </w:tblPrEx>
         <w:tc>
           <w:tcPr>
             <w:tcW w:w="1872" w:type="dxa"/>
@@ -13374,12 +12721,6 @@
         </w:tc>
       </w:tr>
       <w:tr>
-        <w:tblPrEx>
-          <w:tblCellMar>
-            <w:top w:w="0" w:type="dxa"/>
-            <w:bottom w:w="0" w:type="dxa"/>
-          </w:tblCellMar>
-        </w:tblPrEx>
         <w:tc>
           <w:tcPr>
             <w:tcW w:w="1872" w:type="dxa"/>
@@ -13585,12 +12926,6 @@
         </w:tc>
       </w:tr>
       <w:tr>
-        <w:tblPrEx>
-          <w:tblCellMar>
-            <w:top w:w="0" w:type="dxa"/>
-            <w:bottom w:w="0" w:type="dxa"/>
-          </w:tblCellMar>
-        </w:tblPrEx>
         <w:tc>
           <w:tcPr>
             <w:tcW w:w="1872" w:type="dxa"/>
@@ -13788,7 +13123,7 @@
           <w:lang w:bidi="ar-BH"/>
         </w:rPr>
       </w:pPr>
-      <w:bookmarkStart w:id="15" w:name="_Toc226032711"/>
+      <w:bookmarkStart w:id="15" w:name="_Toc226035500"/>
       <w:r>
         <w:rPr>
           <w:rFonts w:ascii="Segoe UI Emoji" w:hAnsi="Segoe UI Emoji" w:cs="Segoe UI Emoji"/>
@@ -13843,12 +13178,6 @@
         <w:gridCol w:w="3120"/>
       </w:tblGrid>
       <w:tr>
-        <w:tblPrEx>
-          <w:tblCellMar>
-            <w:top w:w="0" w:type="dxa"/>
-            <w:bottom w:w="0" w:type="dxa"/>
-          </w:tblCellMar>
-        </w:tblPrEx>
         <w:tc>
           <w:tcPr>
             <w:tcW w:w="3630" w:type="dxa"/>
@@ -13956,12 +13285,6 @@
         </w:tc>
       </w:tr>
       <w:tr>
-        <w:tblPrEx>
-          <w:tblCellMar>
-            <w:top w:w="0" w:type="dxa"/>
-            <w:bottom w:w="0" w:type="dxa"/>
-          </w:tblCellMar>
-        </w:tblPrEx>
         <w:tc>
           <w:tcPr>
             <w:tcW w:w="3630" w:type="dxa"/>
@@ -13995,23 +13318,15 @@
                 <w:b/>
                 <w:bCs/>
               </w:rPr>
-              <w:t>H</w:t>
-            </w:r>
+              <w:t xml:space="preserve">Haider </w:t>
+            </w:r>
+            <w:proofErr w:type="spellStart"/>
             <w:r>
               <w:rPr>
                 <w:rFonts w:asciiTheme="minorBidi" w:eastAsia="Arial" w:hAnsiTheme="minorBidi"/>
                 <w:b/>
                 <w:bCs/>
               </w:rPr>
-              <w:t xml:space="preserve">aider </w:t>
-            </w:r>
-            <w:proofErr w:type="spellStart"/>
-            <w:r>
-              <w:rPr>
-                <w:rFonts w:asciiTheme="minorBidi" w:eastAsia="Arial" w:hAnsiTheme="minorBidi"/>
-                <w:b/>
-                <w:bCs/>
-              </w:rPr>
               <w:t>Aljamry</w:t>
             </w:r>
             <w:proofErr w:type="spellEnd"/>
@@ -14127,12 +13442,6 @@
         </w:tc>
       </w:tr>
       <w:tr>
-        <w:tblPrEx>
-          <w:tblCellMar>
-            <w:top w:w="0" w:type="dxa"/>
-            <w:bottom w:w="0" w:type="dxa"/>
-          </w:tblCellMar>
-        </w:tblPrEx>
         <w:tc>
           <w:tcPr>
             <w:tcW w:w="3630" w:type="dxa"/>
@@ -14275,12 +13584,6 @@
         </w:tc>
       </w:tr>
       <w:tr>
-        <w:tblPrEx>
-          <w:tblCellMar>
-            <w:top w:w="0" w:type="dxa"/>
-            <w:bottom w:w="0" w:type="dxa"/>
-          </w:tblCellMar>
-        </w:tblPrEx>
         <w:tc>
           <w:tcPr>
             <w:tcW w:w="3630" w:type="dxa"/>
@@ -14423,12 +13726,6 @@
         </w:tc>
       </w:tr>
       <w:tr>
-        <w:tblPrEx>
-          <w:tblCellMar>
-            <w:top w:w="0" w:type="dxa"/>
-            <w:bottom w:w="0" w:type="dxa"/>
-          </w:tblCellMar>
-        </w:tblPrEx>
         <w:tc>
           <w:tcPr>
             <w:tcW w:w="3630" w:type="dxa"/>
@@ -14457,7 +13754,6 @@
               </w:rPr>
             </w:pPr>
             <w:proofErr w:type="spellStart"/>
-            <w:proofErr w:type="gramStart"/>
             <w:r>
               <w:rPr>
                 <w:rFonts w:asciiTheme="minorBidi" w:hAnsiTheme="minorBidi"/>
@@ -14467,7 +13763,6 @@
               <w:t>S.Adam</w:t>
             </w:r>
             <w:proofErr w:type="spellEnd"/>
-            <w:proofErr w:type="gramEnd"/>
             <w:r>
               <w:rPr>
                 <w:rFonts w:asciiTheme="minorBidi" w:hAnsiTheme="minorBidi"/>
@@ -14627,7 +13922,7 @@
                 <w:rFonts w:asciiTheme="minorBidi" w:hAnsiTheme="minorBidi" w:cstheme="minorBidi"/>
               </w:rPr>
             </w:pPr>
-            <w:bookmarkStart w:id="16" w:name="_Toc226032712"/>
+            <w:bookmarkStart w:id="16" w:name="_Toc226035501"/>
             <w:r>
               <w:rPr>
                 <w:rFonts w:asciiTheme="minorBidi" w:hAnsiTheme="minorBidi" w:cstheme="minorBidi"/>
@@ -14641,14 +13936,6 @@
         </w:tc>
       </w:tr>
     </w:tbl>
-    <w:p>
-      <w:pPr>
-        <w:rPr>
-          <w:rFonts w:asciiTheme="minorBidi" w:hAnsiTheme="minorBidi"/>
-          <w:lang w:bidi="ar-BH"/>
-        </w:rPr>
-      </w:pPr>
-    </w:p>
     <w:p>
       <w:pPr>
         <w:pStyle w:val="Heading2"/>
@@ -14657,245 +13944,6 @@
           <w:lang w:bidi="ar-BH"/>
         </w:rPr>
       </w:pPr>
-      <w:bookmarkStart w:id="17" w:name="_Toc226032713"/>
-      <w:r>
-        <w:rPr>
-          <w:rFonts w:ascii="Segoe UI Emoji" w:hAnsi="Segoe UI Emoji" w:cs="Segoe UI Emoji"/>
-          <w:lang w:bidi="ar-BH"/>
-        </w:rPr>
-        <w:t>🔹</w:t>
-      </w:r>
-      <w:r>
-        <w:rPr>
-          <w:rFonts w:asciiTheme="minorBidi" w:hAnsiTheme="minorBidi" w:cstheme="minorBidi"/>
-          <w:lang w:bidi="ar-BH"/>
-        </w:rPr>
-        <w:t xml:space="preserve"> 5.1 Risks</w:t>
-      </w:r>
-      <w:bookmarkEnd w:id="17"/>
-    </w:p>
-    <w:p>
-      <w:pPr>
-        <w:rPr>
-          <w:rFonts w:asciiTheme="minorBidi" w:hAnsiTheme="minorBidi"/>
-          <w:lang w:bidi="ar-BH"/>
-        </w:rPr>
-      </w:pPr>
-    </w:p>
-    <w:p>
-      <w:pPr>
-        <w:rPr>
-          <w:rFonts w:asciiTheme="minorBidi" w:hAnsiTheme="minorBidi"/>
-          <w:lang w:bidi="ar-BH"/>
-        </w:rPr>
-      </w:pPr>
-      <w:r>
-        <w:rPr>
-          <w:rFonts w:asciiTheme="minorBidi" w:hAnsiTheme="minorBidi"/>
-          <w:lang w:bidi="ar-BH"/>
-        </w:rPr>
-        <w:t>PROJECT RISKS: The following potential risks were identified for the completion of this project.</w:t>
-      </w:r>
-    </w:p>
-    <w:p>
-      <w:pPr>
-        <w:rPr>
-          <w:rFonts w:asciiTheme="minorBidi" w:hAnsiTheme="minorBidi"/>
-          <w:lang w:bidi="ar-BH"/>
-        </w:rPr>
-      </w:pPr>
-    </w:p>
-    <w:p>
-      <w:pPr>
-        <w:rPr>
-          <w:rFonts w:asciiTheme="minorBidi" w:hAnsiTheme="minorBidi"/>
-          <w:lang w:bidi="ar-BH"/>
-        </w:rPr>
-      </w:pPr>
-      <w:r>
-        <w:rPr>
-          <w:rFonts w:asciiTheme="minorBidi" w:hAnsiTheme="minorBidi"/>
-          <w:lang w:bidi="ar-BH"/>
-        </w:rPr>
-        <w:t>Technical Issues – Problems using simulation tools or incorrect configurations</w:t>
-      </w:r>
-    </w:p>
-    <w:p>
-      <w:pPr>
-        <w:rPr>
-          <w:rFonts w:asciiTheme="minorBidi" w:hAnsiTheme="minorBidi"/>
-          <w:lang w:bidi="ar-BH"/>
-        </w:rPr>
-      </w:pPr>
-      <w:r>
-        <w:rPr>
-          <w:rFonts w:asciiTheme="minorBidi" w:hAnsiTheme="minorBidi"/>
-          <w:lang w:bidi="ar-BH"/>
-        </w:rPr>
-        <w:t>Deadlines – Pressure to meet specific completion dates for all project tasks.</w:t>
-      </w:r>
-    </w:p>
-    <w:p>
-      <w:pPr>
-        <w:rPr>
-          <w:rFonts w:asciiTheme="minorBidi" w:hAnsiTheme="minorBidi"/>
-          <w:lang w:bidi="ar-BH"/>
-        </w:rPr>
-      </w:pPr>
-      <w:r>
-        <w:rPr>
-          <w:rFonts w:asciiTheme="minorBidi" w:hAnsiTheme="minorBidi"/>
-          <w:lang w:bidi="ar-BH"/>
-        </w:rPr>
-        <w:t>Lack of Skills – Insufficient skills for implementing a robust network infrastructure, or a lack of basic knowledge for designing specific network components such as firewalls, VPNs, or sub-networks.</w:t>
-      </w:r>
-    </w:p>
-    <w:p>
-      <w:pPr>
-        <w:rPr>
-          <w:rFonts w:asciiTheme="minorBidi" w:hAnsiTheme="minorBidi"/>
-          <w:lang w:bidi="ar-BH"/>
-        </w:rPr>
-      </w:pPr>
-      <w:r>
-        <w:rPr>
-          <w:rFonts w:asciiTheme="minorBidi" w:hAnsiTheme="minorBidi"/>
-          <w:lang w:bidi="ar-BH"/>
-        </w:rPr>
-        <w:t>Network Design Errors – Incorrect IP addressing or device setup</w:t>
-      </w:r>
-    </w:p>
-    <w:p>
-      <w:pPr>
-        <w:pStyle w:val="Heading2"/>
-        <w:rPr>
-          <w:rFonts w:asciiTheme="minorBidi" w:hAnsiTheme="minorBidi" w:cstheme="minorBidi"/>
-          <w:lang w:bidi="ar-BH"/>
-        </w:rPr>
-      </w:pPr>
-      <w:bookmarkStart w:id="18" w:name="_Toc226032714"/>
-      <w:r>
-        <w:rPr>
-          <w:rFonts w:ascii="Segoe UI Emoji" w:hAnsi="Segoe UI Emoji" w:cs="Segoe UI Emoji"/>
-          <w:lang w:bidi="ar-BH"/>
-        </w:rPr>
-        <w:t>🔹</w:t>
-      </w:r>
-      <w:r>
-        <w:rPr>
-          <w:rFonts w:asciiTheme="minorBidi" w:hAnsiTheme="minorBidi" w:cstheme="minorBidi"/>
-          <w:lang w:bidi="ar-BH"/>
-        </w:rPr>
-        <w:t xml:space="preserve"> 5.2 Mitigation Strategies</w:t>
-      </w:r>
-      <w:bookmarkEnd w:id="18"/>
-    </w:p>
-    <w:p>
-      <w:pPr>
-        <w:rPr>
-          <w:rFonts w:asciiTheme="minorBidi" w:hAnsiTheme="minorBidi"/>
-          <w:lang w:bidi="ar-BH"/>
-        </w:rPr>
-      </w:pPr>
-    </w:p>
-    <w:p>
-      <w:pPr>
-        <w:rPr>
-          <w:rFonts w:asciiTheme="minorBidi" w:hAnsiTheme="minorBidi"/>
-          <w:lang w:bidi="ar-BH"/>
-        </w:rPr>
-      </w:pPr>
-      <w:r>
-        <w:rPr>
-          <w:rFonts w:asciiTheme="minorBidi" w:hAnsiTheme="minorBidi"/>
-          <w:lang w:bidi="ar-BH"/>
-        </w:rPr>
-        <w:t>To reduce the impact of these risks, the following strategies were applied:</w:t>
-      </w:r>
-    </w:p>
-    <w:p>
-      <w:pPr>
-        <w:rPr>
-          <w:rFonts w:asciiTheme="minorBidi" w:hAnsiTheme="minorBidi"/>
-          <w:lang w:bidi="ar-BH"/>
-        </w:rPr>
-      </w:pPr>
-    </w:p>
-    <w:p>
-      <w:pPr>
-        <w:rPr>
-          <w:rFonts w:asciiTheme="minorBidi" w:hAnsiTheme="minorBidi"/>
-          <w:lang w:bidi="ar-BH"/>
-        </w:rPr>
-      </w:pPr>
-      <w:r>
-        <w:rPr>
-          <w:rFonts w:asciiTheme="minorBidi" w:hAnsiTheme="minorBidi"/>
-          <w:lang w:bidi="ar-BH"/>
-        </w:rPr>
-        <w:t>Familiarization with and use of simulation tools before their practical implementation</w:t>
-      </w:r>
-    </w:p>
-    <w:p>
-      <w:pPr>
-        <w:rPr>
-          <w:rFonts w:asciiTheme="minorBidi" w:hAnsiTheme="minorBidi"/>
-          <w:lang w:bidi="ar-BH"/>
-        </w:rPr>
-      </w:pPr>
-      <w:r>
-        <w:rPr>
-          <w:rFonts w:asciiTheme="minorBidi" w:hAnsiTheme="minorBidi"/>
-          <w:lang w:bidi="ar-BH"/>
-        </w:rPr>
-        <w:t>Following a clear timeline to manage time effectively</w:t>
-      </w:r>
-    </w:p>
-    <w:p>
-      <w:pPr>
-        <w:rPr>
-          <w:rFonts w:asciiTheme="minorBidi" w:hAnsiTheme="minorBidi"/>
-          <w:lang w:bidi="ar-BH"/>
-        </w:rPr>
-      </w:pPr>
-      <w:r>
-        <w:rPr>
-          <w:rFonts w:asciiTheme="minorBidi" w:hAnsiTheme="minorBidi"/>
-          <w:lang w:bidi="ar-BH"/>
-        </w:rPr>
-        <w:t xml:space="preserve">Use course materials and online resources </w:t>
-      </w:r>
-      <w:proofErr w:type="gramStart"/>
-      <w:r>
-        <w:rPr>
-          <w:rFonts w:asciiTheme="minorBidi" w:hAnsiTheme="minorBidi"/>
-          <w:lang w:bidi="ar-BH"/>
-        </w:rPr>
-        <w:t>such as:</w:t>
-      </w:r>
-      <w:proofErr w:type="gramEnd"/>
-      <w:r>
-        <w:rPr>
-          <w:rFonts w:asciiTheme="minorBidi" w:hAnsiTheme="minorBidi"/>
-          <w:lang w:bidi="ar-BH"/>
-        </w:rPr>
-        <w:t xml:space="preserve"> videos, webinars, white papers, online tutorials, how-to guides, e-books, software demos, data sheets, brochures, product information, blogs, podcasts, and stock photography.</w:t>
-      </w:r>
-    </w:p>
-    <w:p>
-      <w:pPr>
-        <w:rPr>
-          <w:rFonts w:asciiTheme="minorBidi" w:hAnsiTheme="minorBidi"/>
-          <w:lang w:bidi="ar-BH"/>
-        </w:rPr>
-      </w:pPr>
-      <w:r>
-        <w:rPr>
-          <w:rFonts w:asciiTheme="minorBidi" w:hAnsiTheme="minorBidi"/>
-          <w:lang w:bidi="ar-BH"/>
-        </w:rPr>
-        <w:t>Cycling through network design elements one by one to detect bugs as soon as possible.</w:t>
-      </w:r>
     </w:p>
     <w:p>
       <w:pPr>
@@ -14960,7 +14008,7 @@
                 <w:rFonts w:asciiTheme="minorBidi" w:hAnsiTheme="minorBidi" w:cstheme="minorBidi"/>
               </w:rPr>
             </w:pPr>
-            <w:bookmarkStart w:id="19" w:name="_Toc226032715"/>
+            <w:bookmarkStart w:id="17" w:name="_Toc226035504"/>
             <w:r>
               <w:rPr>
                 <w:rFonts w:asciiTheme="minorBidi" w:hAnsiTheme="minorBidi" w:cstheme="minorBidi"/>
@@ -14969,7 +14017,7 @@
               <w:lastRenderedPageBreak/>
               <w:t>Section 6 - Project Design</w:t>
             </w:r>
-            <w:bookmarkEnd w:id="19"/>
+            <w:bookmarkEnd w:id="17"/>
           </w:p>
         </w:tc>
       </w:tr>
@@ -15046,7 +14094,7 @@
                 <w:color w:val="FFFFFF" w:themeColor="background1"/>
               </w:rPr>
             </w:pPr>
-            <w:bookmarkStart w:id="20" w:name="_Toc226032716"/>
+            <w:bookmarkStart w:id="18" w:name="_Toc226035505"/>
             <w:r>
               <w:rPr>
                 <w:rFonts w:asciiTheme="minorBidi" w:hAnsiTheme="minorBidi" w:cstheme="minorBidi"/>
@@ -15055,7 +14103,7 @@
               <w:lastRenderedPageBreak/>
               <w:t>Section 7 - Conclusion and Future Steps</w:t>
             </w:r>
-            <w:bookmarkEnd w:id="20"/>
+            <w:bookmarkEnd w:id="18"/>
           </w:p>
         </w:tc>
       </w:tr>
@@ -15132,7 +14180,7 @@
                 <w:color w:val="FFFFFF" w:themeColor="background1"/>
               </w:rPr>
             </w:pPr>
-            <w:bookmarkStart w:id="21" w:name="_Toc226032717"/>
+            <w:bookmarkStart w:id="19" w:name="_Toc226035506"/>
             <w:r>
               <w:rPr>
                 <w:rFonts w:asciiTheme="minorBidi" w:hAnsiTheme="minorBidi" w:cstheme="minorBidi"/>
@@ -15141,7 +14189,7 @@
               <w:lastRenderedPageBreak/>
               <w:t>Appendices</w:t>
             </w:r>
-            <w:bookmarkEnd w:id="21"/>
+            <w:bookmarkEnd w:id="19"/>
           </w:p>
         </w:tc>
       </w:tr>
@@ -16725,6 +15773,7 @@
   <w:style w:type="character" w:default="1" w:styleId="DefaultParagraphFont">
     <w:name w:val="Default Paragraph Font"/>
     <w:uiPriority w:val="1"/>
+    <w:semiHidden/>
     <w:unhideWhenUsed/>
   </w:style>
   <w:style w:type="table" w:default="1" w:styleId="TableNormal">

--- a/Full_Home_Network_Project.docx
+++ b/Full_Home_Network_Project.docx
@@ -47,6 +47,9 @@
         <w:gridCol w:w="6720"/>
       </w:tblGrid>
       <w:tr>
+        <w:trPr>
+          <w:trHeight w:val="288"/>
+        </w:trPr>
         <w:tc>
           <w:tcPr>
             <w:tcW w:w="2640" w:type="dxa"/>
@@ -66,6 +69,8 @@
           </w:tcPr>
           <w:p>
             <w:pPr>
+              <w:spacing w:after="0"/>
+              <w:jc w:val="both"/>
               <w:rPr>
                 <w:rFonts w:asciiTheme="minorBidi" w:hAnsiTheme="minorBidi"/>
               </w:rPr>
@@ -76,8 +81,6 @@
                 <w:b/>
                 <w:bCs/>
                 <w:color w:val="FFFFFF"/>
-                <w:sz w:val="20"/>
-                <w:szCs w:val="20"/>
               </w:rPr>
               <w:t>Assessment Title</w:t>
             </w:r>
@@ -101,6 +104,7 @@
           </w:tcPr>
           <w:p>
             <w:pPr>
+              <w:spacing w:after="0"/>
               <w:rPr>
                 <w:rFonts w:asciiTheme="minorBidi" w:hAnsiTheme="minorBidi"/>
               </w:rPr>
@@ -108,8 +112,6 @@
             <w:r>
               <w:rPr>
                 <w:rFonts w:asciiTheme="minorBidi" w:eastAsia="Arial" w:hAnsiTheme="minorBidi"/>
-                <w:sz w:val="20"/>
-                <w:szCs w:val="20"/>
               </w:rPr>
               <w:t>Essay</w:t>
             </w:r>
@@ -136,6 +138,7 @@
           </w:tcPr>
           <w:p>
             <w:pPr>
+              <w:spacing w:after="0"/>
               <w:rPr>
                 <w:rFonts w:asciiTheme="minorBidi" w:hAnsiTheme="minorBidi"/>
               </w:rPr>
@@ -146,8 +149,6 @@
                 <w:b/>
                 <w:bCs/>
                 <w:color w:val="FFFFFF"/>
-                <w:sz w:val="20"/>
-                <w:szCs w:val="20"/>
               </w:rPr>
               <w:t>Course Code</w:t>
             </w:r>
@@ -171,6 +172,7 @@
           </w:tcPr>
           <w:p>
             <w:pPr>
+              <w:spacing w:after="0"/>
               <w:rPr>
                 <w:rFonts w:asciiTheme="minorBidi" w:hAnsiTheme="minorBidi"/>
               </w:rPr>
@@ -178,8 +180,6 @@
             <w:r>
               <w:rPr>
                 <w:rFonts w:asciiTheme="minorBidi" w:eastAsia="Arial" w:hAnsiTheme="minorBidi"/>
-                <w:sz w:val="20"/>
-                <w:szCs w:val="20"/>
               </w:rPr>
               <w:t>IT7000</w:t>
             </w:r>
@@ -206,6 +206,7 @@
           </w:tcPr>
           <w:p>
             <w:pPr>
+              <w:spacing w:after="0"/>
               <w:rPr>
                 <w:rFonts w:asciiTheme="minorBidi" w:hAnsiTheme="minorBidi"/>
               </w:rPr>
@@ -216,8 +217,6 @@
                 <w:b/>
                 <w:bCs/>
                 <w:color w:val="FFFFFF"/>
-                <w:sz w:val="20"/>
-                <w:szCs w:val="20"/>
               </w:rPr>
               <w:t>Course Title</w:t>
             </w:r>
@@ -241,6 +240,7 @@
           </w:tcPr>
           <w:p>
             <w:pPr>
+              <w:spacing w:after="0"/>
               <w:rPr>
                 <w:rFonts w:asciiTheme="minorBidi" w:hAnsiTheme="minorBidi"/>
               </w:rPr>
@@ -248,8 +248,6 @@
             <w:r>
               <w:rPr>
                 <w:rFonts w:asciiTheme="minorBidi" w:eastAsia="Arial" w:hAnsiTheme="minorBidi"/>
-                <w:sz w:val="20"/>
-                <w:szCs w:val="20"/>
               </w:rPr>
               <w:t>IT Applied Project</w:t>
             </w:r>
@@ -276,6 +274,7 @@
           </w:tcPr>
           <w:p>
             <w:pPr>
+              <w:spacing w:after="0"/>
               <w:rPr>
                 <w:rFonts w:asciiTheme="minorBidi" w:hAnsiTheme="minorBidi"/>
               </w:rPr>
@@ -286,8 +285,6 @@
                 <w:b/>
                 <w:bCs/>
                 <w:color w:val="FFFFFF"/>
-                <w:sz w:val="20"/>
-                <w:szCs w:val="20"/>
               </w:rPr>
               <w:t>Moderator</w:t>
             </w:r>
@@ -311,38 +308,23 @@
           </w:tcPr>
           <w:p>
             <w:pPr>
+              <w:spacing w:after="0"/>
               <w:rPr>
                 <w:rFonts w:asciiTheme="minorBidi" w:hAnsiTheme="minorBidi"/>
               </w:rPr>
             </w:pPr>
-            <w:proofErr w:type="spellStart"/>
             <w:r>
               <w:rPr>
                 <w:rFonts w:asciiTheme="minorBidi" w:eastAsia="Arial" w:hAnsiTheme="minorBidi"/>
-                <w:sz w:val="20"/>
-                <w:szCs w:val="20"/>
-              </w:rPr>
-              <w:t>Dr.Gusatvo</w:t>
-            </w:r>
-            <w:proofErr w:type="spellEnd"/>
+              </w:rPr>
+              <w:t xml:space="preserve">Dr.Gusatvo </w:t>
+            </w:r>
             <w:r>
               <w:rPr>
                 <w:rFonts w:asciiTheme="minorBidi" w:eastAsia="Arial" w:hAnsiTheme="minorBidi"/>
-                <w:sz w:val="20"/>
-                <w:szCs w:val="20"/>
-              </w:rPr>
-              <w:t xml:space="preserve"> </w:t>
-            </w:r>
-            <w:proofErr w:type="spellStart"/>
-            <w:r>
-              <w:rPr>
-                <w:rFonts w:asciiTheme="minorBidi" w:eastAsia="Arial" w:hAnsiTheme="minorBidi"/>
-                <w:sz w:val="20"/>
-                <w:szCs w:val="20"/>
               </w:rPr>
               <w:t>Fincuane</w:t>
             </w:r>
-            <w:proofErr w:type="spellEnd"/>
           </w:p>
         </w:tc>
       </w:tr>
@@ -366,6 +348,7 @@
           </w:tcPr>
           <w:p>
             <w:pPr>
+              <w:spacing w:after="0"/>
               <w:rPr>
                 <w:rFonts w:asciiTheme="minorBidi" w:hAnsiTheme="minorBidi"/>
               </w:rPr>
@@ -376,8 +359,6 @@
                 <w:b/>
                 <w:bCs/>
                 <w:color w:val="FFFFFF"/>
-                <w:sz w:val="20"/>
-                <w:szCs w:val="20"/>
               </w:rPr>
               <w:t>Due Date</w:t>
             </w:r>
@@ -401,6 +382,7 @@
           </w:tcPr>
           <w:p>
             <w:pPr>
+              <w:spacing w:after="0"/>
               <w:rPr>
                 <w:rFonts w:asciiTheme="minorBidi" w:hAnsiTheme="minorBidi"/>
               </w:rPr>
@@ -408,8 +390,6 @@
             <w:r>
               <w:rPr>
                 <w:rFonts w:asciiTheme="minorBidi" w:eastAsia="Arial" w:hAnsiTheme="minorBidi"/>
-                <w:sz w:val="20"/>
-                <w:szCs w:val="20"/>
               </w:rPr>
               <w:t>18 April 2026</w:t>
             </w:r>
@@ -443,15 +423,15 @@
         <w:tblLook w:val="04A0" w:firstRow="1" w:lastRow="0" w:firstColumn="1" w:lastColumn="0" w:noHBand="0" w:noVBand="1"/>
       </w:tblPr>
       <w:tblGrid>
-        <w:gridCol w:w="1380"/>
+        <w:gridCol w:w="1020"/>
         <w:gridCol w:w="2700"/>
-        <w:gridCol w:w="2520"/>
-        <w:gridCol w:w="2760"/>
+        <w:gridCol w:w="1890"/>
+        <w:gridCol w:w="3750"/>
       </w:tblGrid>
       <w:tr>
         <w:tc>
           <w:tcPr>
-            <w:tcW w:w="1380" w:type="dxa"/>
+            <w:tcW w:w="1020" w:type="dxa"/>
             <w:tcBorders>
               <w:top w:val="single" w:sz="4" w:space="0" w:color="B8CCE4"/>
               <w:left w:val="single" w:sz="4" w:space="0" w:color="B8CCE4"/>
@@ -469,6 +449,7 @@
           </w:tcPr>
           <w:p>
             <w:pPr>
+              <w:spacing w:after="0"/>
               <w:jc w:val="center"/>
               <w:rPr>
                 <w:rFonts w:asciiTheme="minorBidi" w:hAnsiTheme="minorBidi"/>
@@ -480,8 +461,6 @@
                 <w:b/>
                 <w:bCs/>
                 <w:color w:val="FFFFFF"/>
-                <w:sz w:val="18"/>
-                <w:szCs w:val="18"/>
               </w:rPr>
               <w:t>#</w:t>
             </w:r>
@@ -507,6 +486,7 @@
           </w:tcPr>
           <w:p>
             <w:pPr>
+              <w:spacing w:after="0"/>
               <w:jc w:val="center"/>
               <w:rPr>
                 <w:rFonts w:asciiTheme="minorBidi" w:hAnsiTheme="minorBidi"/>
@@ -518,8 +498,6 @@
                 <w:b/>
                 <w:bCs/>
                 <w:color w:val="FFFFFF"/>
-                <w:sz w:val="18"/>
-                <w:szCs w:val="18"/>
               </w:rPr>
               <w:t>Full Name</w:t>
             </w:r>
@@ -527,7 +505,7 @@
         </w:tc>
         <w:tc>
           <w:tcPr>
-            <w:tcW w:w="2520" w:type="dxa"/>
+            <w:tcW w:w="1890" w:type="dxa"/>
             <w:tcBorders>
               <w:top w:val="single" w:sz="4" w:space="0" w:color="B8CCE4"/>
               <w:left w:val="single" w:sz="4" w:space="0" w:color="B8CCE4"/>
@@ -545,6 +523,7 @@
           </w:tcPr>
           <w:p>
             <w:pPr>
+              <w:spacing w:after="0"/>
               <w:jc w:val="center"/>
               <w:rPr>
                 <w:rFonts w:asciiTheme="minorBidi" w:hAnsiTheme="minorBidi"/>
@@ -556,8 +535,6 @@
                 <w:b/>
                 <w:bCs/>
                 <w:color w:val="FFFFFF"/>
-                <w:sz w:val="18"/>
-                <w:szCs w:val="18"/>
               </w:rPr>
               <w:t>Student ID</w:t>
             </w:r>
@@ -565,7 +542,7 @@
         </w:tc>
         <w:tc>
           <w:tcPr>
-            <w:tcW w:w="2760" w:type="dxa"/>
+            <w:tcW w:w="3750" w:type="dxa"/>
             <w:tcBorders>
               <w:top w:val="single" w:sz="4" w:space="0" w:color="B8CCE4"/>
               <w:left w:val="single" w:sz="4" w:space="0" w:color="B8CCE4"/>
@@ -583,6 +560,7 @@
           </w:tcPr>
           <w:p>
             <w:pPr>
+              <w:spacing w:after="0"/>
               <w:jc w:val="center"/>
               <w:rPr>
                 <w:rFonts w:asciiTheme="minorBidi" w:hAnsiTheme="minorBidi"/>
@@ -594,8 +572,6 @@
                 <w:b/>
                 <w:bCs/>
                 <w:color w:val="FFFFFF"/>
-                <w:sz w:val="18"/>
-                <w:szCs w:val="18"/>
               </w:rPr>
               <w:t>Role</w:t>
             </w:r>
@@ -605,7 +581,7 @@
       <w:tr>
         <w:tc>
           <w:tcPr>
-            <w:tcW w:w="1380" w:type="dxa"/>
+            <w:tcW w:w="1020" w:type="dxa"/>
             <w:tcBorders>
               <w:top w:val="single" w:sz="4" w:space="0" w:color="B8CCE4"/>
               <w:left w:val="single" w:sz="4" w:space="0" w:color="B8CCE4"/>
@@ -623,6 +599,7 @@
           </w:tcPr>
           <w:p>
             <w:pPr>
+              <w:spacing w:after="0"/>
               <w:jc w:val="center"/>
               <w:rPr>
                 <w:rFonts w:asciiTheme="minorBidi" w:hAnsiTheme="minorBidi"/>
@@ -631,8 +608,6 @@
             <w:r>
               <w:rPr>
                 <w:rFonts w:asciiTheme="minorBidi" w:eastAsia="Arial" w:hAnsiTheme="minorBidi"/>
-                <w:sz w:val="18"/>
-                <w:szCs w:val="18"/>
               </w:rPr>
               <w:t>1</w:t>
             </w:r>
@@ -658,6 +633,7 @@
           </w:tcPr>
           <w:p>
             <w:pPr>
+              <w:spacing w:after="0"/>
               <w:jc w:val="center"/>
               <w:rPr>
                 <w:rFonts w:asciiTheme="minorBidi" w:hAnsiTheme="minorBidi"/>
@@ -666,26 +642,14 @@
             <w:r>
               <w:rPr>
                 <w:rFonts w:asciiTheme="minorBidi" w:eastAsia="Arial" w:hAnsiTheme="minorBidi"/>
-                <w:sz w:val="18"/>
-                <w:szCs w:val="18"/>
-              </w:rPr>
-              <w:t xml:space="preserve">Haider </w:t>
-            </w:r>
-            <w:proofErr w:type="spellStart"/>
-            <w:r>
-              <w:rPr>
-                <w:rFonts w:asciiTheme="minorBidi" w:eastAsia="Arial" w:hAnsiTheme="minorBidi"/>
-                <w:sz w:val="18"/>
-                <w:szCs w:val="18"/>
-              </w:rPr>
-              <w:t>Aljamry</w:t>
-            </w:r>
-            <w:proofErr w:type="spellEnd"/>
-          </w:p>
-        </w:tc>
-        <w:tc>
-          <w:tcPr>
-            <w:tcW w:w="2520" w:type="dxa"/>
+              </w:rPr>
+              <w:t>Haider Aljamry</w:t>
+            </w:r>
+          </w:p>
+        </w:tc>
+        <w:tc>
+          <w:tcPr>
+            <w:tcW w:w="1890" w:type="dxa"/>
             <w:tcBorders>
               <w:top w:val="single" w:sz="4" w:space="0" w:color="B8CCE4"/>
               <w:left w:val="single" w:sz="4" w:space="0" w:color="B8CCE4"/>
@@ -703,6 +667,7 @@
           </w:tcPr>
           <w:p>
             <w:pPr>
+              <w:spacing w:after="0"/>
               <w:jc w:val="center"/>
               <w:rPr>
                 <w:rFonts w:asciiTheme="minorBidi" w:hAnsiTheme="minorBidi"/>
@@ -711,8 +676,6 @@
             <w:r>
               <w:rPr>
                 <w:rFonts w:asciiTheme="minorBidi" w:eastAsia="Arial" w:hAnsiTheme="minorBidi"/>
-                <w:sz w:val="18"/>
-                <w:szCs w:val="18"/>
               </w:rPr>
               <w:t>202402630</w:t>
             </w:r>
@@ -720,7 +683,7 @@
         </w:tc>
         <w:tc>
           <w:tcPr>
-            <w:tcW w:w="2760" w:type="dxa"/>
+            <w:tcW w:w="3750" w:type="dxa"/>
             <w:tcBorders>
               <w:top w:val="single" w:sz="4" w:space="0" w:color="B8CCE4"/>
               <w:left w:val="single" w:sz="4" w:space="0" w:color="B8CCE4"/>
@@ -738,6 +701,7 @@
           </w:tcPr>
           <w:p>
             <w:pPr>
+              <w:spacing w:after="0"/>
               <w:jc w:val="center"/>
               <w:rPr>
                 <w:rFonts w:asciiTheme="minorBidi" w:hAnsiTheme="minorBidi"/>
@@ -746,8 +710,6 @@
             <w:r>
               <w:rPr>
                 <w:rFonts w:asciiTheme="minorBidi" w:eastAsia="Arial" w:hAnsiTheme="minorBidi"/>
-                <w:sz w:val="18"/>
-                <w:szCs w:val="18"/>
               </w:rPr>
               <w:t>Project Manager</w:t>
             </w:r>
@@ -757,7 +719,7 @@
       <w:tr>
         <w:tc>
           <w:tcPr>
-            <w:tcW w:w="1380" w:type="dxa"/>
+            <w:tcW w:w="1020" w:type="dxa"/>
             <w:tcBorders>
               <w:top w:val="single" w:sz="4" w:space="0" w:color="B8CCE4"/>
               <w:left w:val="single" w:sz="4" w:space="0" w:color="B8CCE4"/>
@@ -775,6 +737,7 @@
           </w:tcPr>
           <w:p>
             <w:pPr>
+              <w:spacing w:after="0"/>
               <w:jc w:val="center"/>
               <w:rPr>
                 <w:rFonts w:asciiTheme="minorBidi" w:hAnsiTheme="minorBidi"/>
@@ -783,8 +746,6 @@
             <w:r>
               <w:rPr>
                 <w:rFonts w:asciiTheme="minorBidi" w:eastAsia="Arial" w:hAnsiTheme="minorBidi"/>
-                <w:sz w:val="18"/>
-                <w:szCs w:val="18"/>
               </w:rPr>
               <w:t>2</w:t>
             </w:r>
@@ -810,6 +771,7 @@
           </w:tcPr>
           <w:p>
             <w:pPr>
+              <w:spacing w:after="0"/>
               <w:jc w:val="center"/>
               <w:rPr>
                 <w:rFonts w:asciiTheme="minorBidi" w:hAnsiTheme="minorBidi"/>
@@ -818,8 +780,6 @@
             <w:r>
               <w:rPr>
                 <w:rFonts w:asciiTheme="minorBidi" w:eastAsia="Arial" w:hAnsiTheme="minorBidi"/>
-                <w:sz w:val="18"/>
-                <w:szCs w:val="18"/>
               </w:rPr>
               <w:t>Yusif Muhammed</w:t>
             </w:r>
@@ -827,7 +787,7 @@
         </w:tc>
         <w:tc>
           <w:tcPr>
-            <w:tcW w:w="2520" w:type="dxa"/>
+            <w:tcW w:w="1890" w:type="dxa"/>
             <w:tcBorders>
               <w:top w:val="single" w:sz="4" w:space="0" w:color="B8CCE4"/>
               <w:left w:val="single" w:sz="4" w:space="0" w:color="B8CCE4"/>
@@ -845,6 +805,7 @@
           </w:tcPr>
           <w:p>
             <w:pPr>
+              <w:spacing w:after="0"/>
               <w:jc w:val="center"/>
               <w:rPr>
                 <w:rFonts w:asciiTheme="minorBidi" w:hAnsiTheme="minorBidi"/>
@@ -853,8 +814,6 @@
             <w:r>
               <w:rPr>
                 <w:rFonts w:asciiTheme="minorBidi" w:eastAsia="Arial" w:hAnsiTheme="minorBidi"/>
-                <w:sz w:val="18"/>
-                <w:szCs w:val="18"/>
               </w:rPr>
               <w:t>202404522</w:t>
             </w:r>
@@ -862,7 +821,7 @@
         </w:tc>
         <w:tc>
           <w:tcPr>
-            <w:tcW w:w="2760" w:type="dxa"/>
+            <w:tcW w:w="3750" w:type="dxa"/>
             <w:tcBorders>
               <w:top w:val="single" w:sz="4" w:space="0" w:color="B8CCE4"/>
               <w:left w:val="single" w:sz="4" w:space="0" w:color="B8CCE4"/>
@@ -880,6 +839,7 @@
           </w:tcPr>
           <w:p>
             <w:pPr>
+              <w:spacing w:after="0"/>
               <w:jc w:val="center"/>
               <w:rPr>
                 <w:rFonts w:asciiTheme="minorBidi" w:hAnsiTheme="minorBidi"/>
@@ -888,24 +848,12 @@
             <w:r>
               <w:rPr>
                 <w:rFonts w:asciiTheme="minorBidi" w:eastAsia="Arial" w:hAnsiTheme="minorBidi"/>
-                <w:sz w:val="18"/>
-                <w:szCs w:val="18"/>
-              </w:rPr>
-              <w:t>Network Analyst</w:t>
+              </w:rPr>
+              <w:t xml:space="preserve">Network Analyst &amp; </w:t>
             </w:r>
             <w:r>
               <w:rPr>
                 <w:rFonts w:asciiTheme="minorBidi" w:eastAsia="Arial" w:hAnsiTheme="minorBidi"/>
-                <w:sz w:val="18"/>
-                <w:szCs w:val="18"/>
-              </w:rPr>
-              <w:t xml:space="preserve"> &amp; </w:t>
-            </w:r>
-            <w:r>
-              <w:rPr>
-                <w:rFonts w:asciiTheme="minorBidi" w:eastAsia="Arial" w:hAnsiTheme="minorBidi"/>
-                <w:sz w:val="18"/>
-                <w:szCs w:val="18"/>
               </w:rPr>
               <w:t>Documentation</w:t>
             </w:r>
@@ -915,7 +863,7 @@
       <w:tr>
         <w:tc>
           <w:tcPr>
-            <w:tcW w:w="1380" w:type="dxa"/>
+            <w:tcW w:w="1020" w:type="dxa"/>
             <w:tcBorders>
               <w:top w:val="single" w:sz="4" w:space="0" w:color="B8CCE4"/>
               <w:left w:val="single" w:sz="4" w:space="0" w:color="B8CCE4"/>
@@ -933,6 +881,7 @@
           </w:tcPr>
           <w:p>
             <w:pPr>
+              <w:spacing w:after="0"/>
               <w:jc w:val="center"/>
               <w:rPr>
                 <w:rFonts w:asciiTheme="minorBidi" w:hAnsiTheme="minorBidi"/>
@@ -941,8 +890,6 @@
             <w:r>
               <w:rPr>
                 <w:rFonts w:asciiTheme="minorBidi" w:eastAsia="Arial" w:hAnsiTheme="minorBidi"/>
-                <w:sz w:val="18"/>
-                <w:szCs w:val="18"/>
               </w:rPr>
               <w:t>3</w:t>
             </w:r>
@@ -968,6 +915,7 @@
           </w:tcPr>
           <w:p>
             <w:pPr>
+              <w:spacing w:after="0"/>
               <w:jc w:val="center"/>
               <w:rPr>
                 <w:rFonts w:asciiTheme="minorBidi" w:hAnsiTheme="minorBidi"/>
@@ -976,8 +924,6 @@
             <w:r>
               <w:rPr>
                 <w:rFonts w:asciiTheme="minorBidi" w:eastAsia="Arial" w:hAnsiTheme="minorBidi"/>
-                <w:sz w:val="18"/>
-                <w:szCs w:val="18"/>
               </w:rPr>
               <w:t>Yaseen Abbas</w:t>
             </w:r>
@@ -985,7 +931,7 @@
         </w:tc>
         <w:tc>
           <w:tcPr>
-            <w:tcW w:w="2520" w:type="dxa"/>
+            <w:tcW w:w="1890" w:type="dxa"/>
             <w:tcBorders>
               <w:top w:val="single" w:sz="4" w:space="0" w:color="B8CCE4"/>
               <w:left w:val="single" w:sz="4" w:space="0" w:color="B8CCE4"/>
@@ -1003,6 +949,7 @@
           </w:tcPr>
           <w:p>
             <w:pPr>
+              <w:spacing w:after="0"/>
               <w:jc w:val="center"/>
               <w:rPr>
                 <w:rFonts w:asciiTheme="minorBidi" w:hAnsiTheme="minorBidi"/>
@@ -1011,8 +958,6 @@
             <w:r>
               <w:rPr>
                 <w:rFonts w:asciiTheme="minorBidi" w:eastAsia="Arial" w:hAnsiTheme="minorBidi"/>
-                <w:sz w:val="18"/>
-                <w:szCs w:val="18"/>
               </w:rPr>
               <w:t>202404673</w:t>
             </w:r>
@@ -1020,7 +965,7 @@
         </w:tc>
         <w:tc>
           <w:tcPr>
-            <w:tcW w:w="2760" w:type="dxa"/>
+            <w:tcW w:w="3750" w:type="dxa"/>
             <w:tcBorders>
               <w:top w:val="single" w:sz="4" w:space="0" w:color="B8CCE4"/>
               <w:left w:val="single" w:sz="4" w:space="0" w:color="B8CCE4"/>
@@ -1038,6 +983,7 @@
           </w:tcPr>
           <w:p>
             <w:pPr>
+              <w:spacing w:after="0"/>
               <w:jc w:val="center"/>
               <w:rPr>
                 <w:rFonts w:asciiTheme="minorBidi" w:hAnsiTheme="minorBidi"/>
@@ -1046,8 +992,6 @@
             <w:r>
               <w:rPr>
                 <w:rFonts w:asciiTheme="minorBidi" w:eastAsia="Arial" w:hAnsiTheme="minorBidi"/>
-                <w:sz w:val="18"/>
-                <w:szCs w:val="18"/>
               </w:rPr>
               <w:t>Network Designer</w:t>
             </w:r>
@@ -1057,7 +1001,7 @@
       <w:tr>
         <w:tc>
           <w:tcPr>
-            <w:tcW w:w="1380" w:type="dxa"/>
+            <w:tcW w:w="1020" w:type="dxa"/>
             <w:tcBorders>
               <w:top w:val="single" w:sz="4" w:space="0" w:color="B8CCE4"/>
               <w:left w:val="single" w:sz="4" w:space="0" w:color="B8CCE4"/>
@@ -1075,6 +1019,7 @@
           </w:tcPr>
           <w:p>
             <w:pPr>
+              <w:spacing w:after="0"/>
               <w:jc w:val="center"/>
               <w:rPr>
                 <w:rFonts w:asciiTheme="minorBidi" w:hAnsiTheme="minorBidi"/>
@@ -1083,8 +1028,6 @@
             <w:r>
               <w:rPr>
                 <w:rFonts w:asciiTheme="minorBidi" w:eastAsia="Arial" w:hAnsiTheme="minorBidi"/>
-                <w:sz w:val="18"/>
-                <w:szCs w:val="18"/>
               </w:rPr>
               <w:t>4</w:t>
             </w:r>
@@ -1110,34 +1053,23 @@
           </w:tcPr>
           <w:p>
             <w:pPr>
+              <w:spacing w:after="0"/>
               <w:jc w:val="center"/>
               <w:rPr>
                 <w:rFonts w:asciiTheme="minorBidi" w:hAnsiTheme="minorBidi"/>
               </w:rPr>
             </w:pPr>
-            <w:proofErr w:type="spellStart"/>
             <w:r>
               <w:rPr>
                 <w:rFonts w:asciiTheme="minorBidi" w:eastAsia="Arial" w:hAnsiTheme="minorBidi"/>
-                <w:sz w:val="18"/>
-                <w:szCs w:val="18"/>
-              </w:rPr>
-              <w:t>S.Adam</w:t>
-            </w:r>
-            <w:proofErr w:type="spellEnd"/>
-            <w:r>
-              <w:rPr>
-                <w:rFonts w:asciiTheme="minorBidi" w:eastAsia="Arial" w:hAnsiTheme="minorBidi"/>
-                <w:sz w:val="18"/>
-                <w:szCs w:val="18"/>
-              </w:rPr>
-              <w:t xml:space="preserve"> Alkhabaz</w:t>
-            </w:r>
-          </w:p>
-        </w:tc>
-        <w:tc>
-          <w:tcPr>
-            <w:tcW w:w="2520" w:type="dxa"/>
+              </w:rPr>
+              <w:t>S.Adam Alkhabaz</w:t>
+            </w:r>
+          </w:p>
+        </w:tc>
+        <w:tc>
+          <w:tcPr>
+            <w:tcW w:w="1890" w:type="dxa"/>
             <w:tcBorders>
               <w:top w:val="single" w:sz="4" w:space="0" w:color="B8CCE4"/>
               <w:left w:val="single" w:sz="4" w:space="0" w:color="B8CCE4"/>
@@ -1155,6 +1087,7 @@
           </w:tcPr>
           <w:p>
             <w:pPr>
+              <w:spacing w:after="0"/>
               <w:jc w:val="center"/>
               <w:rPr>
                 <w:rFonts w:asciiTheme="minorBidi" w:hAnsiTheme="minorBidi"/>
@@ -1163,8 +1096,6 @@
             <w:r>
               <w:rPr>
                 <w:rFonts w:asciiTheme="minorBidi" w:eastAsia="Arial" w:hAnsiTheme="minorBidi"/>
-                <w:sz w:val="18"/>
-                <w:szCs w:val="18"/>
               </w:rPr>
               <w:t>202405425</w:t>
             </w:r>
@@ -1172,7 +1103,7 @@
         </w:tc>
         <w:tc>
           <w:tcPr>
-            <w:tcW w:w="2760" w:type="dxa"/>
+            <w:tcW w:w="3750" w:type="dxa"/>
             <w:tcBorders>
               <w:top w:val="single" w:sz="4" w:space="0" w:color="B8CCE4"/>
               <w:left w:val="single" w:sz="4" w:space="0" w:color="B8CCE4"/>
@@ -1190,18 +1121,15 @@
           </w:tcPr>
           <w:p>
             <w:pPr>
+              <w:spacing w:after="0"/>
               <w:jc w:val="center"/>
               <w:rPr>
                 <w:rFonts w:asciiTheme="minorBidi" w:hAnsiTheme="minorBidi"/>
-                <w:sz w:val="18"/>
-                <w:szCs w:val="18"/>
               </w:rPr>
             </w:pPr>
             <w:r>
               <w:rPr>
                 <w:rFonts w:asciiTheme="minorBidi" w:hAnsiTheme="minorBidi"/>
-                <w:sz w:val="18"/>
-                <w:szCs w:val="18"/>
               </w:rPr>
               <w:t>Network Engineer</w:t>
             </w:r>
@@ -1297,7 +1225,7 @@
             </w:rPr>
             <w:fldChar w:fldCharType="separate"/>
           </w:r>
-          <w:hyperlink w:anchor="_Toc226035486" w:history="1">
+          <w:hyperlink w:anchor="_Toc226044920" w:history="1">
             <w:r>
               <w:rPr>
                 <w:rStyle w:val="Hyperlink"/>
@@ -1325,7 +1253,7 @@
                 <w:noProof/>
                 <w:webHidden/>
               </w:rPr>
-              <w:instrText xml:space="preserve"> PAGEREF _Toc226035486 \h </w:instrText>
+              <w:instrText xml:space="preserve"> PAGEREF _Toc226044920 \h </w:instrText>
             </w:r>
             <w:r>
               <w:rPr>
@@ -1370,7 +1298,7 @@
               <w14:ligatures w14:val="standardContextual"/>
             </w:rPr>
           </w:pPr>
-          <w:hyperlink w:anchor="_Toc226035487" w:history="1">
+          <w:hyperlink w:anchor="_Toc226044921" w:history="1">
             <w:r>
               <w:rPr>
                 <w:rStyle w:val="Hyperlink"/>
@@ -1408,7 +1336,7 @@
                 <w:noProof/>
                 <w:webHidden/>
               </w:rPr>
-              <w:instrText xml:space="preserve"> PAGEREF _Toc226035487 \h </w:instrText>
+              <w:instrText xml:space="preserve"> PAGEREF _Toc226044921 \h </w:instrText>
             </w:r>
             <w:r>
               <w:rPr>
@@ -1453,7 +1381,7 @@
               <w14:ligatures w14:val="standardContextual"/>
             </w:rPr>
           </w:pPr>
-          <w:hyperlink w:anchor="_Toc226035488" w:history="1">
+          <w:hyperlink w:anchor="_Toc226044922" w:history="1">
             <w:r>
               <w:rPr>
                 <w:rStyle w:val="Hyperlink"/>
@@ -1491,7 +1419,7 @@
                 <w:noProof/>
                 <w:webHidden/>
               </w:rPr>
-              <w:instrText xml:space="preserve"> PAGEREF _Toc226035488 \h </w:instrText>
+              <w:instrText xml:space="preserve"> PAGEREF _Toc226044922 \h </w:instrText>
             </w:r>
             <w:r>
               <w:rPr>
@@ -1536,7 +1464,7 @@
               <w14:ligatures w14:val="standardContextual"/>
             </w:rPr>
           </w:pPr>
-          <w:hyperlink w:anchor="_Toc226035489" w:history="1">
+          <w:hyperlink w:anchor="_Toc226044923" w:history="1">
             <w:r>
               <w:rPr>
                 <w:rStyle w:val="Hyperlink"/>
@@ -1574,7 +1502,7 @@
                 <w:noProof/>
                 <w:webHidden/>
               </w:rPr>
-              <w:instrText xml:space="preserve"> PAGEREF _Toc226035489 \h </w:instrText>
+              <w:instrText xml:space="preserve"> PAGEREF _Toc226044923 \h </w:instrText>
             </w:r>
             <w:r>
               <w:rPr>
@@ -1619,7 +1547,7 @@
               <w14:ligatures w14:val="standardContextual"/>
             </w:rPr>
           </w:pPr>
-          <w:hyperlink w:anchor="_Toc226035490" w:history="1">
+          <w:hyperlink w:anchor="_Toc226044924" w:history="1">
             <w:r>
               <w:rPr>
                 <w:rStyle w:val="Hyperlink"/>
@@ -1647,7 +1575,7 @@
                 <w:noProof/>
                 <w:webHidden/>
               </w:rPr>
-              <w:instrText xml:space="preserve"> PAGEREF _Toc226035490 \h </w:instrText>
+              <w:instrText xml:space="preserve"> PAGEREF _Toc226044924 \h </w:instrText>
             </w:r>
             <w:r>
               <w:rPr>
@@ -1692,7 +1620,7 @@
               <w14:ligatures w14:val="standardContextual"/>
             </w:rPr>
           </w:pPr>
-          <w:hyperlink w:anchor="_Toc226035491" w:history="1">
+          <w:hyperlink w:anchor="_Toc226044925" w:history="1">
             <w:r>
               <w:rPr>
                 <w:rStyle w:val="Hyperlink"/>
@@ -1707,7 +1635,16 @@
                 <w:rStyle w:val="Hyperlink"/>
                 <w:noProof/>
               </w:rPr>
-              <w:t xml:space="preserve"> 2.1 Description of the Innovation</w:t>
+              <w:t xml:space="preserve"> </w:t>
+            </w:r>
+            <w:r>
+              <w:rPr>
+                <w:rStyle w:val="Hyperlink"/>
+                <w:rFonts w:asciiTheme="minorBidi" w:hAnsiTheme="minorBidi"/>
+                <w:noProof/>
+                <w:lang w:bidi="ar-BH"/>
+              </w:rPr>
+              <w:t>2.1 Description of the Innovation</w:t>
             </w:r>
             <w:r>
               <w:rPr>
@@ -1728,7 +1665,7 @@
                 <w:noProof/>
                 <w:webHidden/>
               </w:rPr>
-              <w:instrText xml:space="preserve"> PAGEREF _Toc226035491 \h </w:instrText>
+              <w:instrText xml:space="preserve"> PAGEREF _Toc226044925 \h </w:instrText>
             </w:r>
             <w:r>
               <w:rPr>
@@ -1773,7 +1710,7 @@
               <w14:ligatures w14:val="standardContextual"/>
             </w:rPr>
           </w:pPr>
-          <w:hyperlink w:anchor="_Toc226035492" w:history="1">
+          <w:hyperlink w:anchor="_Toc226044926" w:history="1">
             <w:r>
               <w:rPr>
                 <w:rStyle w:val="Hyperlink"/>
@@ -1811,7 +1748,7 @@
                 <w:noProof/>
                 <w:webHidden/>
               </w:rPr>
-              <w:instrText xml:space="preserve"> PAGEREF _Toc226035492 \h </w:instrText>
+              <w:instrText xml:space="preserve"> PAGEREF _Toc226044926 \h </w:instrText>
             </w:r>
             <w:r>
               <w:rPr>
@@ -1856,7 +1793,7 @@
               <w14:ligatures w14:val="standardContextual"/>
             </w:rPr>
           </w:pPr>
-          <w:hyperlink w:anchor="_Toc226035493" w:history="1">
+          <w:hyperlink w:anchor="_Toc226044927" w:history="1">
             <w:r>
               <w:rPr>
                 <w:rStyle w:val="Hyperlink"/>
@@ -1894,7 +1831,7 @@
                 <w:noProof/>
                 <w:webHidden/>
               </w:rPr>
-              <w:instrText xml:space="preserve"> PAGEREF _Toc226035493 \h </w:instrText>
+              <w:instrText xml:space="preserve"> PAGEREF _Toc226044927 \h </w:instrText>
             </w:r>
             <w:r>
               <w:rPr>
@@ -1939,7 +1876,7 @@
               <w14:ligatures w14:val="standardContextual"/>
             </w:rPr>
           </w:pPr>
-          <w:hyperlink w:anchor="_Toc226035494" w:history="1">
+          <w:hyperlink w:anchor="_Toc226044928" w:history="1">
             <w:r>
               <w:rPr>
                 <w:rStyle w:val="Hyperlink"/>
@@ -1967,7 +1904,7 @@
                 <w:noProof/>
                 <w:webHidden/>
               </w:rPr>
-              <w:instrText xml:space="preserve"> PAGEREF _Toc226035494 \h </w:instrText>
+              <w:instrText xml:space="preserve"> PAGEREF _Toc226044928 \h </w:instrText>
             </w:r>
             <w:r>
               <w:rPr>
@@ -2012,7 +1949,7 @@
               <w14:ligatures w14:val="standardContextual"/>
             </w:rPr>
           </w:pPr>
-          <w:hyperlink w:anchor="_Toc226035495" w:history="1">
+          <w:hyperlink w:anchor="_Toc226044929" w:history="1">
             <w:r>
               <w:rPr>
                 <w:rStyle w:val="Hyperlink"/>
@@ -2050,7 +1987,7 @@
                 <w:noProof/>
                 <w:webHidden/>
               </w:rPr>
-              <w:instrText xml:space="preserve"> PAGEREF _Toc226035495 \h </w:instrText>
+              <w:instrText xml:space="preserve"> PAGEREF _Toc226044929 \h </w:instrText>
             </w:r>
             <w:r>
               <w:rPr>
@@ -2095,7 +2032,7 @@
               <w14:ligatures w14:val="standardContextual"/>
             </w:rPr>
           </w:pPr>
-          <w:hyperlink w:anchor="_Toc226035496" w:history="1">
+          <w:hyperlink w:anchor="_Toc226044930" w:history="1">
             <w:r>
               <w:rPr>
                 <w:rStyle w:val="Hyperlink"/>
@@ -2133,7 +2070,7 @@
                 <w:noProof/>
                 <w:webHidden/>
               </w:rPr>
-              <w:instrText xml:space="preserve"> PAGEREF _Toc226035496 \h </w:instrText>
+              <w:instrText xml:space="preserve"> PAGEREF _Toc226044930 \h </w:instrText>
             </w:r>
             <w:r>
               <w:rPr>
@@ -2178,7 +2115,7 @@
               <w14:ligatures w14:val="standardContextual"/>
             </w:rPr>
           </w:pPr>
-          <w:hyperlink w:anchor="_Toc226035497" w:history="1">
+          <w:hyperlink w:anchor="_Toc226044931" w:history="1">
             <w:r>
               <w:rPr>
                 <w:rStyle w:val="Hyperlink"/>
@@ -2216,7 +2153,7 @@
                 <w:noProof/>
                 <w:webHidden/>
               </w:rPr>
-              <w:instrText xml:space="preserve"> PAGEREF _Toc226035497 \h </w:instrText>
+              <w:instrText xml:space="preserve"> PAGEREF _Toc226044931 \h </w:instrText>
             </w:r>
             <w:r>
               <w:rPr>
@@ -2261,7 +2198,7 @@
               <w14:ligatures w14:val="standardContextual"/>
             </w:rPr>
           </w:pPr>
-          <w:hyperlink w:anchor="_Toc226035498" w:history="1">
+          <w:hyperlink w:anchor="_Toc226044932" w:history="1">
             <w:r>
               <w:rPr>
                 <w:rStyle w:val="Hyperlink"/>
@@ -2289,7 +2226,7 @@
                 <w:noProof/>
                 <w:webHidden/>
               </w:rPr>
-              <w:instrText xml:space="preserve"> PAGEREF _Toc226035498 \h </w:instrText>
+              <w:instrText xml:space="preserve"> PAGEREF _Toc226044932 \h </w:instrText>
             </w:r>
             <w:r>
               <w:rPr>
@@ -2334,7 +2271,7 @@
               <w14:ligatures w14:val="standardContextual"/>
             </w:rPr>
           </w:pPr>
-          <w:hyperlink w:anchor="_Toc226035499" w:history="1">
+          <w:hyperlink w:anchor="_Toc226044933" w:history="1">
             <w:r>
               <w:rPr>
                 <w:rStyle w:val="Hyperlink"/>
@@ -2372,7 +2309,7 @@
                 <w:noProof/>
                 <w:webHidden/>
               </w:rPr>
-              <w:instrText xml:space="preserve"> PAGEREF _Toc226035499 \h </w:instrText>
+              <w:instrText xml:space="preserve"> PAGEREF _Toc226044933 \h </w:instrText>
             </w:r>
             <w:r>
               <w:rPr>
@@ -2417,15 +2354,22 @@
               <w14:ligatures w14:val="standardContextual"/>
             </w:rPr>
           </w:pPr>
-          <w:hyperlink w:anchor="_Toc226035500" w:history="1">
+          <w:hyperlink w:anchor="_Toc226044934" w:history="1">
             <w:r>
               <w:rPr>
                 <w:rStyle w:val="Hyperlink"/>
                 <w:rFonts w:ascii="Segoe UI Emoji" w:hAnsi="Segoe UI Emoji" w:cs="Segoe UI Emoji"/>
                 <w:noProof/>
-                <w:lang w:bidi="ar-BH"/>
               </w:rPr>
               <w:t>🔹</w:t>
+            </w:r>
+            <w:r>
+              <w:rPr>
+                <w:rStyle w:val="Hyperlink"/>
+                <w:rFonts w:asciiTheme="minorBidi" w:hAnsiTheme="minorBidi"/>
+                <w:noProof/>
+              </w:rPr>
+              <w:t xml:space="preserve"> </w:t>
             </w:r>
             <w:r>
               <w:rPr>
@@ -2434,7 +2378,33 @@
                 <w:noProof/>
                 <w:lang w:bidi="ar-BH"/>
               </w:rPr>
-              <w:t xml:space="preserve"> Team Responsibilities Summary</w:t>
+              <w:t>4.2</w:t>
+            </w:r>
+            <w:r>
+              <w:rPr>
+                <w:rStyle w:val="Hyperlink"/>
+                <w:rFonts w:asciiTheme="minorBidi" w:hAnsiTheme="minorBidi"/>
+                <w:noProof/>
+              </w:rPr>
+              <w:t xml:space="preserve"> </w:t>
+            </w:r>
+            <w:r>
+              <w:rPr>
+                <w:rStyle w:val="Hyperlink"/>
+                <w:rFonts w:asciiTheme="minorBidi" w:hAnsiTheme="minorBidi"/>
+                <w:noProof/>
+                <w:lang w:bidi="ar-BH"/>
+              </w:rPr>
+              <w:t>T</w:t>
+            </w:r>
+            <w:r>
+              <w:rPr>
+                <w:rStyle w:val="Hyperlink"/>
+                <w:rFonts w:asciiTheme="minorBidi" w:hAnsiTheme="minorBidi"/>
+                <w:noProof/>
+                <w:lang w:bidi="ar-BH"/>
+              </w:rPr>
+              <w:t>eam Responsibilities Summary</w:t>
             </w:r>
             <w:r>
               <w:rPr>
@@ -2455,7 +2425,7 @@
                 <w:noProof/>
                 <w:webHidden/>
               </w:rPr>
-              <w:instrText xml:space="preserve"> PAGEREF _Toc226035500 \h </w:instrText>
+              <w:instrText xml:space="preserve"> PAGEREF _Toc226044934 \h </w:instrText>
             </w:r>
             <w:r>
               <w:rPr>
@@ -2500,7 +2470,7 @@
               <w14:ligatures w14:val="standardContextual"/>
             </w:rPr>
           </w:pPr>
-          <w:hyperlink w:anchor="_Toc226035501" w:history="1">
+          <w:hyperlink w:anchor="_Toc226044935" w:history="1">
             <w:r>
               <w:rPr>
                 <w:rStyle w:val="Hyperlink"/>
@@ -2528,173 +2498,7 @@
                 <w:noProof/>
                 <w:webHidden/>
               </w:rPr>
-              <w:instrText xml:space="preserve"> PAGEREF _Toc226035501 \h </w:instrText>
-            </w:r>
-            <w:r>
-              <w:rPr>
-                <w:noProof/>
-                <w:webHidden/>
-              </w:rPr>
-            </w:r>
-            <w:r>
-              <w:rPr>
-                <w:noProof/>
-                <w:webHidden/>
-              </w:rPr>
-              <w:fldChar w:fldCharType="separate"/>
-            </w:r>
-            <w:r>
-              <w:rPr>
-                <w:noProof/>
-                <w:webHidden/>
-              </w:rPr>
-              <w:t>11</w:t>
-            </w:r>
-            <w:r>
-              <w:rPr>
-                <w:noProof/>
-                <w:webHidden/>
-              </w:rPr>
-              <w:fldChar w:fldCharType="end"/>
-            </w:r>
-          </w:hyperlink>
-        </w:p>
-        <w:p>
-          <w:pPr>
-            <w:pStyle w:val="TOC2"/>
-            <w:tabs>
-              <w:tab w:val="right" w:leader="dot" w:pos="8630"/>
-            </w:tabs>
-            <w:rPr>
-              <w:noProof/>
-              <w:kern w:val="2"/>
-              <w:sz w:val="24"/>
-              <w:szCs w:val="24"/>
-              <w14:ligatures w14:val="standardContextual"/>
-            </w:rPr>
-          </w:pPr>
-          <w:hyperlink w:anchor="_Toc226035502" w:history="1">
-            <w:r>
-              <w:rPr>
-                <w:rStyle w:val="Hyperlink"/>
-                <w:rFonts w:ascii="Segoe UI Emoji" w:hAnsi="Segoe UI Emoji" w:cs="Segoe UI Emoji"/>
-                <w:noProof/>
-                <w:lang w:bidi="ar-BH"/>
-              </w:rPr>
-              <w:t>🔹</w:t>
-            </w:r>
-            <w:r>
-              <w:rPr>
-                <w:rStyle w:val="Hyperlink"/>
-                <w:rFonts w:asciiTheme="minorBidi" w:hAnsiTheme="minorBidi"/>
-                <w:noProof/>
-                <w:lang w:bidi="ar-BH"/>
-              </w:rPr>
-              <w:t xml:space="preserve"> 5.1 Risks</w:t>
-            </w:r>
-            <w:r>
-              <w:rPr>
-                <w:noProof/>
-                <w:webHidden/>
-              </w:rPr>
-              <w:tab/>
-            </w:r>
-            <w:r>
-              <w:rPr>
-                <w:noProof/>
-                <w:webHidden/>
-              </w:rPr>
-              <w:fldChar w:fldCharType="begin"/>
-            </w:r>
-            <w:r>
-              <w:rPr>
-                <w:noProof/>
-                <w:webHidden/>
-              </w:rPr>
-              <w:instrText xml:space="preserve"> PAGEREF _Toc226035502 \h </w:instrText>
-            </w:r>
-            <w:r>
-              <w:rPr>
-                <w:noProof/>
-                <w:webHidden/>
-              </w:rPr>
-            </w:r>
-            <w:r>
-              <w:rPr>
-                <w:noProof/>
-                <w:webHidden/>
-              </w:rPr>
-              <w:fldChar w:fldCharType="separate"/>
-            </w:r>
-            <w:r>
-              <w:rPr>
-                <w:noProof/>
-                <w:webHidden/>
-              </w:rPr>
-              <w:t>11</w:t>
-            </w:r>
-            <w:r>
-              <w:rPr>
-                <w:noProof/>
-                <w:webHidden/>
-              </w:rPr>
-              <w:fldChar w:fldCharType="end"/>
-            </w:r>
-          </w:hyperlink>
-        </w:p>
-        <w:p>
-          <w:pPr>
-            <w:pStyle w:val="TOC2"/>
-            <w:tabs>
-              <w:tab w:val="right" w:leader="dot" w:pos="8630"/>
-            </w:tabs>
-            <w:rPr>
-              <w:noProof/>
-              <w:kern w:val="2"/>
-              <w:sz w:val="24"/>
-              <w:szCs w:val="24"/>
-              <w14:ligatures w14:val="standardContextual"/>
-            </w:rPr>
-          </w:pPr>
-          <w:hyperlink w:anchor="_Toc226035503" w:history="1">
-            <w:r>
-              <w:rPr>
-                <w:rStyle w:val="Hyperlink"/>
-                <w:rFonts w:ascii="Segoe UI Emoji" w:hAnsi="Segoe UI Emoji" w:cs="Segoe UI Emoji"/>
-                <w:noProof/>
-                <w:lang w:bidi="ar-BH"/>
-              </w:rPr>
-              <w:t>🔹</w:t>
-            </w:r>
-            <w:r>
-              <w:rPr>
-                <w:rStyle w:val="Hyperlink"/>
-                <w:rFonts w:asciiTheme="minorBidi" w:hAnsiTheme="minorBidi"/>
-                <w:noProof/>
-                <w:lang w:bidi="ar-BH"/>
-              </w:rPr>
-              <w:t xml:space="preserve"> 5.2 Mitigation Strategies</w:t>
-            </w:r>
-            <w:r>
-              <w:rPr>
-                <w:noProof/>
-                <w:webHidden/>
-              </w:rPr>
-              <w:tab/>
-            </w:r>
-            <w:r>
-              <w:rPr>
-                <w:noProof/>
-                <w:webHidden/>
-              </w:rPr>
-              <w:fldChar w:fldCharType="begin"/>
-            </w:r>
-            <w:r>
-              <w:rPr>
-                <w:noProof/>
-                <w:webHidden/>
-              </w:rPr>
-              <w:instrText xml:space="preserve"> PAGEREF _Toc226035503 \h </w:instrText>
+              <w:instrText xml:space="preserve"> PAGEREF _Toc226044935 \h </w:instrText>
             </w:r>
             <w:r>
               <w:rPr>
@@ -2739,7 +2543,7 @@
               <w14:ligatures w14:val="standardContextual"/>
             </w:rPr>
           </w:pPr>
-          <w:hyperlink w:anchor="_Toc226035504" w:history="1">
+          <w:hyperlink w:anchor="_Toc226044936" w:history="1">
             <w:r>
               <w:rPr>
                 <w:rStyle w:val="Hyperlink"/>
@@ -2767,7 +2571,7 @@
                 <w:noProof/>
                 <w:webHidden/>
               </w:rPr>
-              <w:instrText xml:space="preserve"> PAGEREF _Toc226035504 \h </w:instrText>
+              <w:instrText xml:space="preserve"> PAGEREF _Toc226044936 \h </w:instrText>
             </w:r>
             <w:r>
               <w:rPr>
@@ -2812,7 +2616,7 @@
               <w14:ligatures w14:val="standardContextual"/>
             </w:rPr>
           </w:pPr>
-          <w:hyperlink w:anchor="_Toc226035505" w:history="1">
+          <w:hyperlink w:anchor="_Toc226044937" w:history="1">
             <w:r>
               <w:rPr>
                 <w:rStyle w:val="Hyperlink"/>
@@ -2840,7 +2644,7 @@
                 <w:noProof/>
                 <w:webHidden/>
               </w:rPr>
-              <w:instrText xml:space="preserve"> PAGEREF _Toc226035505 \h </w:instrText>
+              <w:instrText xml:space="preserve"> PAGEREF _Toc226044937 \h </w:instrText>
             </w:r>
             <w:r>
               <w:rPr>
@@ -2885,7 +2689,7 @@
               <w14:ligatures w14:val="standardContextual"/>
             </w:rPr>
           </w:pPr>
-          <w:hyperlink w:anchor="_Toc226035506" w:history="1">
+          <w:hyperlink w:anchor="_Toc226044938" w:history="1">
             <w:r>
               <w:rPr>
                 <w:rStyle w:val="Hyperlink"/>
@@ -2913,7 +2717,7 @@
                 <w:noProof/>
                 <w:webHidden/>
               </w:rPr>
-              <w:instrText xml:space="preserve"> PAGEREF _Toc226035506 \h </w:instrText>
+              <w:instrText xml:space="preserve"> PAGEREF _Toc226044938 \h </w:instrText>
             </w:r>
             <w:r>
               <w:rPr>
@@ -3046,7 +2850,7 @@
               </w:rPr>
             </w:pPr>
             <w:bookmarkStart w:id="0" w:name="ProjectScope" w:colFirst="0" w:colLast="0"/>
-            <w:bookmarkStart w:id="1" w:name="_Toc226035486"/>
+            <w:bookmarkStart w:id="1" w:name="_Toc226044920"/>
             <w:r>
               <w:rPr>
                 <w:rFonts w:asciiTheme="minorBidi" w:hAnsiTheme="minorBidi" w:cstheme="minorBidi"/>
@@ -3077,7 +2881,7 @@
     <w:p>
       <w:pPr>
         <w:pStyle w:val="Heading2"/>
-        <w:spacing w:after="240"/>
+        <w:spacing w:before="240" w:after="240"/>
         <w:rPr>
           <w:rFonts w:asciiTheme="minorBidi" w:hAnsiTheme="minorBidi" w:cstheme="minorBidi"/>
           <w:sz w:val="28"/>
@@ -3085,7 +2889,7 @@
           <w:lang w:bidi="ar-BH"/>
         </w:rPr>
       </w:pPr>
-      <w:bookmarkStart w:id="2" w:name="_Toc226035487"/>
+      <w:bookmarkStart w:id="2" w:name="_Toc226044921"/>
       <w:bookmarkEnd w:id="0"/>
       <w:r>
         <w:rPr>
@@ -3128,7 +2932,29 @@
           <w:szCs w:val="24"/>
           <w:lang w:bidi="ar-BH"/>
         </w:rPr>
-        <w:t>For many people, an internet connection is an essential part of their daily lives at home. All too often, home networks are poorly installed and perform poorly, failing to deliver adequate coverage or fast internet speeds. These existing sub-standard home networks then struggle to cope with additional devices requiring access to the internet. Wi-Fi congestion becomes a major problem, severely impacting network performance.</w:t>
+        <w:t xml:space="preserve">For </w:t>
+      </w:r>
+      <w:proofErr w:type="gramStart"/>
+      <w:r>
+        <w:rPr>
+          <w:rFonts w:asciiTheme="minorBidi" w:hAnsiTheme="minorBidi"/>
+          <w:color w:val="000000" w:themeColor="text1"/>
+          <w:sz w:val="24"/>
+          <w:szCs w:val="24"/>
+          <w:lang w:bidi="ar-BH"/>
+        </w:rPr>
+        <w:t>many</w:t>
+      </w:r>
+      <w:proofErr w:type="gramEnd"/>
+      <w:r>
+        <w:rPr>
+          <w:rFonts w:asciiTheme="minorBidi" w:hAnsiTheme="minorBidi"/>
+          <w:color w:val="000000" w:themeColor="text1"/>
+          <w:sz w:val="24"/>
+          <w:szCs w:val="24"/>
+          <w:lang w:bidi="ar-BH"/>
+        </w:rPr>
+        <w:t xml:space="preserve"> people, an internet connection is an essential part of their daily lives at home. All too often, home networks are poorly installed and perform poorly, failing to deliver adequate coverage or fast internet speeds. These existing sub-standard home networks then struggle to cope with additional devices requiring access to the internet. Wi-Fi congestion becomes a major problem, severely impacting network performance.</w:t>
       </w:r>
     </w:p>
     <w:p>
@@ -3149,9 +2975,9 @@
           <w:szCs w:val="24"/>
           <w:lang w:bidi="ar-BH"/>
         </w:rPr>
-        <w:t xml:space="preserve">But there is also a Network security issue, as many people don’t </w:t>
+        <w:t xml:space="preserve">But there is also a Network security issue, as </w:t>
       </w:r>
-      <w:proofErr w:type="spellStart"/>
+      <w:proofErr w:type="gramStart"/>
       <w:r>
         <w:rPr>
           <w:rFonts w:asciiTheme="minorBidi" w:hAnsiTheme="minorBidi"/>
@@ -3160,9 +2986,9 @@
           <w:szCs w:val="24"/>
           <w:lang w:bidi="ar-BH"/>
         </w:rPr>
-        <w:t>realise</w:t>
+        <w:t>many</w:t>
       </w:r>
-      <w:proofErr w:type="spellEnd"/>
+      <w:proofErr w:type="gramEnd"/>
       <w:r>
         <w:rPr>
           <w:rFonts w:asciiTheme="minorBidi" w:hAnsiTheme="minorBidi"/>
@@ -3171,9 +2997,9 @@
           <w:szCs w:val="24"/>
           <w:lang w:bidi="ar-BH"/>
         </w:rPr>
-        <w:t xml:space="preserve"> that the default settings on their router, and their password, can pose a serious threat to themselves and others, allowing unwanted access to your computer and other devices, data breaches and </w:t>
+        <w:t xml:space="preserve"> people </w:t>
       </w:r>
-      <w:proofErr w:type="spellStart"/>
+      <w:proofErr w:type="gramStart"/>
       <w:r>
         <w:rPr>
           <w:rFonts w:asciiTheme="minorBidi" w:hAnsiTheme="minorBidi"/>
@@ -3182,9 +3008,9 @@
           <w:szCs w:val="24"/>
           <w:lang w:bidi="ar-BH"/>
         </w:rPr>
-        <w:t>cyber attacks</w:t>
+        <w:t>don’t</w:t>
       </w:r>
-      <w:proofErr w:type="spellEnd"/>
+      <w:proofErr w:type="gramEnd"/>
       <w:r>
         <w:rPr>
           <w:rFonts w:asciiTheme="minorBidi" w:hAnsiTheme="minorBidi"/>
@@ -3193,7 +3019,7 @@
           <w:szCs w:val="24"/>
           <w:lang w:bidi="ar-BH"/>
         </w:rPr>
-        <w:t>. With the rise of the smart home, there are many new threats to your security, but also many new security measures available to help mitigate these risks.</w:t>
+        <w:t xml:space="preserve"> realise that the default settings on their router, and their password, can pose a serious threat to themselves and others, allowing unwanted access to your computer and other devices, data breaches and cyber attacks. With the rise of the smart home, there are many new threats to your security, but also many new security measures available to help mitigate these risks.</w:t>
       </w:r>
     </w:p>
     <w:p>
@@ -3215,9 +3041,9 @@
           <w:szCs w:val="24"/>
           <w:lang w:bidi="ar-BH"/>
         </w:rPr>
-        <w:t xml:space="preserve">Home network design must balance performance and security. With a </w:t>
+        <w:t xml:space="preserve">Home network design must balance performance and security. With a well designed home network, users can achieve superior performance and </w:t>
       </w:r>
-      <w:proofErr w:type="spellStart"/>
+      <w:proofErr w:type="gramStart"/>
       <w:r>
         <w:rPr>
           <w:rFonts w:asciiTheme="minorBidi" w:hAnsiTheme="minorBidi"/>
@@ -3226,9 +3052,9 @@
           <w:szCs w:val="24"/>
           <w:lang w:bidi="ar-BH"/>
         </w:rPr>
-        <w:t>well designed</w:t>
+        <w:t>a positive</w:t>
       </w:r>
-      <w:proofErr w:type="spellEnd"/>
+      <w:proofErr w:type="gramEnd"/>
       <w:r>
         <w:rPr>
           <w:rFonts w:asciiTheme="minorBidi" w:hAnsiTheme="minorBidi"/>
@@ -3237,7 +3063,7 @@
           <w:szCs w:val="24"/>
           <w:lang w:bidi="ar-BH"/>
         </w:rPr>
-        <w:t xml:space="preserve"> home network, users can achieve superior performance and a positive user experience while keeping valuable data secure.</w:t>
+        <w:t xml:space="preserve"> user experience while keeping valuable data secure.</w:t>
       </w:r>
     </w:p>
     <w:p>
@@ -3246,13 +3072,17 @@
         <w:spacing w:after="240"/>
         <w:rPr>
           <w:rFonts w:asciiTheme="minorBidi" w:hAnsiTheme="minorBidi" w:cstheme="minorBidi"/>
+          <w:sz w:val="28"/>
+          <w:szCs w:val="28"/>
           <w:lang w:bidi="ar-BH"/>
         </w:rPr>
       </w:pPr>
-      <w:bookmarkStart w:id="3" w:name="_Toc226035488"/>
+      <w:bookmarkStart w:id="3" w:name="_Toc226044922"/>
       <w:r>
         <w:rPr>
           <w:rFonts w:ascii="Segoe UI Emoji" w:hAnsi="Segoe UI Emoji" w:cs="Segoe UI Emoji"/>
+          <w:sz w:val="28"/>
+          <w:szCs w:val="28"/>
           <w:lang w:bidi="ar-BH"/>
         </w:rPr>
         <w:t>🔹</w:t>
@@ -3260,6 +3090,8 @@
       <w:r>
         <w:rPr>
           <w:rFonts w:asciiTheme="minorBidi" w:hAnsiTheme="minorBidi" w:cstheme="minorBidi"/>
+          <w:sz w:val="28"/>
+          <w:szCs w:val="28"/>
           <w:lang w:bidi="ar-BH"/>
         </w:rPr>
         <w:t xml:space="preserve"> </w:t>
@@ -3270,6 +3102,8 @@
           <w:rFonts w:asciiTheme="minorBidi" w:hAnsiTheme="minorBidi" w:cstheme="minorBidi"/>
           <w:b/>
           <w:bCs/>
+          <w:sz w:val="28"/>
+          <w:szCs w:val="28"/>
           <w:lang w:bidi="ar-BH"/>
         </w:rPr>
         <w:t>1.2 Objectives</w:t>
@@ -3311,7 +3145,16 @@
           <w:szCs w:val="24"/>
           <w:lang w:bidi="ar-BH"/>
         </w:rPr>
-        <w:t>This lesson will teach you to design a structured network layout using essential networking devices such as routers, switches, and end-user devices.</w:t>
+        <w:t>To design</w:t>
+      </w:r>
+      <w:r>
+        <w:rPr>
+          <w:rFonts w:asciiTheme="minorBidi" w:hAnsiTheme="minorBidi"/>
+          <w:sz w:val="24"/>
+          <w:szCs w:val="24"/>
+          <w:lang w:bidi="ar-BH"/>
+        </w:rPr>
+        <w:t xml:space="preserve"> a structured network layout using essential networking devices such as routers, switches, and end-user devices.</w:t>
       </w:r>
     </w:p>
     <w:p>
@@ -3330,7 +3173,16 @@
           <w:szCs w:val="24"/>
           <w:lang w:bidi="ar-BH"/>
         </w:rPr>
-        <w:t>We need to set up proper IP addressing so everything is organized and communication can occur between devices efficiently.</w:t>
+        <w:t>To set up</w:t>
+      </w:r>
+      <w:r>
+        <w:rPr>
+          <w:rFonts w:asciiTheme="minorBidi" w:hAnsiTheme="minorBidi"/>
+          <w:sz w:val="24"/>
+          <w:szCs w:val="24"/>
+          <w:lang w:bidi="ar-BH"/>
+        </w:rPr>
+        <w:t xml:space="preserve"> proper IP addressing so everything is organized and communication can occur between devices efficiently.</w:t>
       </w:r>
     </w:p>
     <w:p>
@@ -3349,7 +3201,34 @@
           <w:szCs w:val="24"/>
           <w:lang w:bidi="ar-BH"/>
         </w:rPr>
-        <w:t>To add more security to the network by implementing strong authentication methods and securely configuring Wi-Fi.</w:t>
+        <w:t>To implement</w:t>
+      </w:r>
+      <w:r>
+        <w:rPr>
+          <w:rFonts w:asciiTheme="minorBidi" w:hAnsiTheme="minorBidi"/>
+          <w:sz w:val="24"/>
+          <w:szCs w:val="24"/>
+          <w:lang w:bidi="ar-BH"/>
+        </w:rPr>
+        <w:t xml:space="preserve"> </w:t>
+      </w:r>
+      <w:r>
+        <w:rPr>
+          <w:rFonts w:asciiTheme="minorBidi" w:hAnsiTheme="minorBidi"/>
+          <w:sz w:val="24"/>
+          <w:szCs w:val="24"/>
+          <w:lang w:bidi="ar-BH"/>
+        </w:rPr>
+        <w:t>s</w:t>
+      </w:r>
+      <w:r>
+        <w:rPr>
+          <w:rFonts w:asciiTheme="minorBidi" w:hAnsiTheme="minorBidi"/>
+          <w:sz w:val="24"/>
+          <w:szCs w:val="24"/>
+          <w:lang w:bidi="ar-BH"/>
+        </w:rPr>
+        <w:t>ecure network access by integrating robust authentication and standardized Wi-Fi configurations.</w:t>
       </w:r>
     </w:p>
     <w:p>
@@ -3368,7 +3247,16 @@
           <w:szCs w:val="24"/>
           <w:lang w:bidi="ar-BH"/>
         </w:rPr>
-        <w:t>to support multiple devices including computers, smartphones &amp; smart home devices while maintaining performance.</w:t>
+        <w:t>To s</w:t>
+      </w:r>
+      <w:r>
+        <w:rPr>
+          <w:rFonts w:asciiTheme="minorBidi" w:hAnsiTheme="minorBidi"/>
+          <w:sz w:val="24"/>
+          <w:szCs w:val="24"/>
+          <w:lang w:bidi="ar-BH"/>
+        </w:rPr>
+        <w:t>upport multiple devices including computers, smartphones &amp; smart home devices while maintaining performance.</w:t>
       </w:r>
     </w:p>
     <w:p>
@@ -3389,6 +3277,15 @@
         </w:rPr>
         <w:t>To ensure stable and high-speed internet connectivity across different areas within the home</w:t>
       </w:r>
+      <w:r>
+        <w:rPr>
+          <w:rFonts w:asciiTheme="minorBidi" w:hAnsiTheme="minorBidi"/>
+          <w:sz w:val="24"/>
+          <w:szCs w:val="24"/>
+          <w:lang w:bidi="ar-BH"/>
+        </w:rPr>
+        <w:t xml:space="preserve"> network.</w:t>
+      </w:r>
     </w:p>
     <w:p>
       <w:pPr>
@@ -3396,13 +3293,17 @@
         <w:spacing w:after="240"/>
         <w:rPr>
           <w:rFonts w:asciiTheme="minorBidi" w:hAnsiTheme="minorBidi" w:cstheme="minorBidi"/>
+          <w:sz w:val="28"/>
+          <w:szCs w:val="28"/>
           <w:lang w:bidi="ar-BH"/>
         </w:rPr>
       </w:pPr>
-      <w:bookmarkStart w:id="4" w:name="_Toc226035489"/>
+      <w:bookmarkStart w:id="4" w:name="_Toc226044923"/>
       <w:r>
         <w:rPr>
           <w:rFonts w:ascii="Segoe UI Emoji" w:hAnsi="Segoe UI Emoji" w:cs="Segoe UI Emoji"/>
+          <w:sz w:val="28"/>
+          <w:szCs w:val="28"/>
           <w:lang w:bidi="ar-BH"/>
         </w:rPr>
         <w:lastRenderedPageBreak/>
@@ -3411,6 +3312,8 @@
       <w:r>
         <w:rPr>
           <w:rFonts w:asciiTheme="minorBidi" w:hAnsiTheme="minorBidi" w:cstheme="minorBidi"/>
+          <w:sz w:val="28"/>
+          <w:szCs w:val="28"/>
           <w:lang w:bidi="ar-BH"/>
         </w:rPr>
         <w:t xml:space="preserve"> </w:t>
@@ -3421,6 +3324,8 @@
           <w:rFonts w:asciiTheme="minorBidi" w:hAnsiTheme="minorBidi" w:cstheme="minorBidi"/>
           <w:b/>
           <w:bCs/>
+          <w:sz w:val="28"/>
+          <w:szCs w:val="28"/>
           <w:lang w:bidi="ar-BH"/>
         </w:rPr>
         <w:t>1.3 Boundaries (Scope Limitations)</w:t>
@@ -3669,7 +3574,7 @@
                 <w:rFonts w:asciiTheme="minorBidi" w:hAnsiTheme="minorBidi" w:cstheme="minorBidi"/>
               </w:rPr>
             </w:pPr>
-            <w:bookmarkStart w:id="5" w:name="_Toc226035490"/>
+            <w:bookmarkStart w:id="5" w:name="_Toc226044924"/>
             <w:r>
               <w:rPr>
                 <w:rFonts w:asciiTheme="minorBidi" w:hAnsiTheme="minorBidi" w:cstheme="minorBidi"/>
@@ -3721,12 +3626,18 @@
     <w:p>
       <w:pPr>
         <w:pStyle w:val="Heading2"/>
-        <w:spacing w:after="240"/>
+        <w:spacing w:before="240" w:after="240"/>
+        <w:rPr>
+          <w:sz w:val="28"/>
+          <w:szCs w:val="28"/>
+        </w:rPr>
       </w:pPr>
-      <w:bookmarkStart w:id="6" w:name="_Toc226035491"/>
+      <w:bookmarkStart w:id="6" w:name="_Toc226044925"/>
       <w:r>
         <w:rPr>
           <w:rFonts w:ascii="Segoe UI Emoji" w:hAnsi="Segoe UI Emoji" w:cs="Segoe UI Emoji"/>
+          <w:sz w:val="28"/>
+          <w:szCs w:val="28"/>
           <w:lang w:bidi="ar-BH"/>
         </w:rPr>
         <w:t>🔹</w:t>
@@ -3736,14 +3647,20 @@
           <w:rStyle w:val="Strong"/>
           <w:b/>
           <w:bCs/>
+          <w:sz w:val="28"/>
+          <w:szCs w:val="28"/>
         </w:rPr>
         <w:t xml:space="preserve"> </w:t>
       </w:r>
       <w:r>
         <w:rPr>
-          <w:rStyle w:val="Strong"/>
+          <w:rStyle w:val="Heading2Char"/>
+          <w:rFonts w:asciiTheme="minorBidi" w:hAnsiTheme="minorBidi" w:cstheme="minorBidi"/>
           <w:b/>
           <w:bCs/>
+          <w:sz w:val="28"/>
+          <w:szCs w:val="28"/>
+          <w:lang w:bidi="ar-BH"/>
         </w:rPr>
         <w:t>2.1 Description of the Innovation</w:t>
       </w:r>
@@ -3812,7 +3729,23 @@
           <w:sz w:val="24"/>
           <w:szCs w:val="24"/>
         </w:rPr>
-        <w:t xml:space="preserve"> - Guarantees access to better internet speed for devices deemed important </w:t>
+        <w:t xml:space="preserve"> - Guarantees access to better internet speed for devices deemed </w:t>
+      </w:r>
+      <w:r>
+        <w:rPr>
+          <w:rFonts w:asciiTheme="minorBidi" w:eastAsia="Times New Roman" w:hAnsiTheme="minorBidi"/>
+          <w:sz w:val="24"/>
+          <w:szCs w:val="24"/>
+        </w:rPr>
+        <w:t>important.</w:t>
+      </w:r>
+      <w:r>
+        <w:rPr>
+          <w:rFonts w:asciiTheme="minorBidi" w:eastAsia="Times New Roman" w:hAnsiTheme="minorBidi"/>
+          <w:sz w:val="24"/>
+          <w:szCs w:val="24"/>
+        </w:rPr>
+        <w:t xml:space="preserve"> </w:t>
       </w:r>
     </w:p>
     <w:p>
@@ -3844,7 +3777,23 @@
           <w:sz w:val="24"/>
           <w:szCs w:val="24"/>
         </w:rPr>
-        <w:t xml:space="preserve"> - Allows access to the network by visitors without allowing them to access the main network </w:t>
+        <w:t xml:space="preserve"> - Allows access to the network by visitors without allowing them to access the main </w:t>
+      </w:r>
+      <w:r>
+        <w:rPr>
+          <w:rFonts w:asciiTheme="minorBidi" w:eastAsia="Times New Roman" w:hAnsiTheme="minorBidi"/>
+          <w:sz w:val="24"/>
+          <w:szCs w:val="24"/>
+        </w:rPr>
+        <w:t>network.</w:t>
+      </w:r>
+      <w:r>
+        <w:rPr>
+          <w:rFonts w:asciiTheme="minorBidi" w:eastAsia="Times New Roman" w:hAnsiTheme="minorBidi"/>
+          <w:sz w:val="24"/>
+          <w:szCs w:val="24"/>
+        </w:rPr>
+        <w:t xml:space="preserve"> </w:t>
       </w:r>
     </w:p>
     <w:p>
@@ -3876,7 +3825,23 @@
           <w:sz w:val="24"/>
           <w:szCs w:val="24"/>
         </w:rPr>
-        <w:t xml:space="preserve"> - Monitors devices on the network and identifies unknown devices </w:t>
+        <w:t xml:space="preserve"> - Monitors devices on the network and identifies unknown </w:t>
+      </w:r>
+      <w:r>
+        <w:rPr>
+          <w:rFonts w:asciiTheme="minorBidi" w:eastAsia="Times New Roman" w:hAnsiTheme="minorBidi"/>
+          <w:sz w:val="24"/>
+          <w:szCs w:val="24"/>
+        </w:rPr>
+        <w:t>devices.</w:t>
+      </w:r>
+      <w:r>
+        <w:rPr>
+          <w:rFonts w:asciiTheme="minorBidi" w:eastAsia="Times New Roman" w:hAnsiTheme="minorBidi"/>
+          <w:sz w:val="24"/>
+          <w:szCs w:val="24"/>
+        </w:rPr>
+        <w:t xml:space="preserve"> </w:t>
       </w:r>
     </w:p>
     <w:p>
@@ -3907,22 +3872,34 @@
           <w:sz w:val="24"/>
           <w:szCs w:val="24"/>
         </w:rPr>
-        <w:t xml:space="preserve"> - Increases the distribution of the Wi-Fi signal in the home</w:t>
+        <w:t xml:space="preserve"> - Increases the distribution of the Wi-Fi signal in the </w:t>
+      </w:r>
+      <w:r>
+        <w:rPr>
+          <w:rFonts w:asciiTheme="minorBidi" w:eastAsia="Times New Roman" w:hAnsiTheme="minorBidi"/>
+          <w:sz w:val="24"/>
+          <w:szCs w:val="24"/>
+        </w:rPr>
+        <w:t>home.</w:t>
       </w:r>
     </w:p>
     <w:p>
       <w:pPr>
         <w:pStyle w:val="Heading2"/>
-        <w:spacing w:after="240"/>
+        <w:spacing w:before="240" w:after="240"/>
         <w:rPr>
+          <w:rStyle w:val="Heading2Char"/>
           <w:rFonts w:asciiTheme="minorBidi" w:hAnsiTheme="minorBidi" w:cstheme="minorBidi"/>
-          <w:lang w:bidi="ar-BH"/>
+          <w:sz w:val="28"/>
+          <w:szCs w:val="28"/>
         </w:rPr>
       </w:pPr>
-      <w:bookmarkStart w:id="7" w:name="_Toc226035492"/>
+      <w:bookmarkStart w:id="7" w:name="_Toc226044926"/>
       <w:r>
         <w:rPr>
           <w:rFonts w:ascii="Segoe UI Emoji" w:hAnsi="Segoe UI Emoji" w:cs="Segoe UI Emoji"/>
+          <w:sz w:val="28"/>
+          <w:szCs w:val="28"/>
           <w:lang w:bidi="ar-BH"/>
         </w:rPr>
         <w:t>🔹</w:t>
@@ -3930,13 +3907,32 @@
       <w:r>
         <w:rPr>
           <w:rFonts w:asciiTheme="minorBidi" w:hAnsiTheme="minorBidi" w:cstheme="minorBidi"/>
+          <w:sz w:val="28"/>
+          <w:szCs w:val="28"/>
           <w:lang w:bidi="ar-BH"/>
         </w:rPr>
-        <w:t xml:space="preserve"> 2.2 </w:t>
+        <w:t xml:space="preserve"> </w:t>
       </w:r>
       <w:r>
         <w:rPr>
+          <w:rStyle w:val="Heading2Char"/>
           <w:rFonts w:asciiTheme="minorBidi" w:hAnsiTheme="minorBidi" w:cstheme="minorBidi"/>
+          <w:b/>
+          <w:bCs/>
+          <w:sz w:val="28"/>
+          <w:szCs w:val="28"/>
+          <w:lang w:bidi="ar-BH"/>
+        </w:rPr>
+        <w:t xml:space="preserve">2.2 </w:t>
+      </w:r>
+      <w:r>
+        <w:rPr>
+          <w:rStyle w:val="Heading2Char"/>
+          <w:rFonts w:asciiTheme="minorBidi" w:hAnsiTheme="minorBidi" w:cstheme="minorBidi"/>
+          <w:b/>
+          <w:bCs/>
+          <w:sz w:val="28"/>
+          <w:szCs w:val="28"/>
           <w:lang w:bidi="ar-BH"/>
         </w:rPr>
         <w:t>Relevance to the Problem</w:t>
@@ -3945,6 +3941,7 @@
     </w:p>
     <w:p>
       <w:pPr>
+        <w:spacing w:after="360"/>
         <w:rPr>
           <w:rFonts w:asciiTheme="minorBidi" w:hAnsiTheme="minorBidi"/>
           <w:sz w:val="24"/>
@@ -3964,33 +3961,21 @@
     </w:p>
     <w:p>
       <w:pPr>
-        <w:rPr>
-          <w:rFonts w:asciiTheme="minorBidi" w:hAnsiTheme="minorBidi"/>
-          <w:lang w:bidi="ar-BH"/>
-        </w:rPr>
-      </w:pPr>
-    </w:p>
-    <w:p>
-      <w:pPr>
-        <w:rPr>
-          <w:rFonts w:asciiTheme="minorBidi" w:hAnsiTheme="minorBidi"/>
-          <w:lang w:bidi="ar-BH"/>
-        </w:rPr>
-      </w:pPr>
-    </w:p>
-    <w:p>
-      <w:pPr>
         <w:pStyle w:val="Heading2"/>
         <w:spacing w:after="240"/>
         <w:rPr>
+          <w:rStyle w:val="Heading2Char"/>
           <w:rFonts w:asciiTheme="minorBidi" w:hAnsiTheme="minorBidi" w:cstheme="minorBidi"/>
-          <w:lang w:bidi="ar-BH"/>
+          <w:sz w:val="28"/>
+          <w:szCs w:val="28"/>
         </w:rPr>
       </w:pPr>
-      <w:bookmarkStart w:id="8" w:name="_Toc226035493"/>
+      <w:bookmarkStart w:id="8" w:name="_Toc226044927"/>
       <w:r>
         <w:rPr>
           <w:rFonts w:ascii="Segoe UI Emoji" w:hAnsi="Segoe UI Emoji" w:cs="Segoe UI Emoji"/>
+          <w:sz w:val="28"/>
+          <w:szCs w:val="28"/>
           <w:lang w:bidi="ar-BH"/>
         </w:rPr>
         <w:t>🔹</w:t>
@@ -3998,13 +3983,32 @@
       <w:r>
         <w:rPr>
           <w:rFonts w:asciiTheme="minorBidi" w:hAnsiTheme="minorBidi" w:cstheme="minorBidi"/>
+          <w:sz w:val="28"/>
+          <w:szCs w:val="28"/>
           <w:lang w:bidi="ar-BH"/>
         </w:rPr>
-        <w:t xml:space="preserve"> 2.3 </w:t>
+        <w:t xml:space="preserve"> </w:t>
       </w:r>
       <w:r>
         <w:rPr>
+          <w:rStyle w:val="Heading2Char"/>
           <w:rFonts w:asciiTheme="minorBidi" w:hAnsiTheme="minorBidi" w:cstheme="minorBidi"/>
+          <w:b/>
+          <w:bCs/>
+          <w:sz w:val="28"/>
+          <w:szCs w:val="28"/>
+          <w:lang w:bidi="ar-BH"/>
+        </w:rPr>
+        <w:t xml:space="preserve">2.3 </w:t>
+      </w:r>
+      <w:r>
+        <w:rPr>
+          <w:rStyle w:val="Heading2Char"/>
+          <w:rFonts w:asciiTheme="minorBidi" w:hAnsiTheme="minorBidi" w:cstheme="minorBidi"/>
+          <w:b/>
+          <w:bCs/>
+          <w:sz w:val="28"/>
+          <w:szCs w:val="28"/>
           <w:lang w:bidi="ar-BH"/>
         </w:rPr>
         <w:t>Potential Impact</w:t>
@@ -4051,7 +4055,16 @@
           <w:szCs w:val="24"/>
           <w:lang w:bidi="ar-BH"/>
         </w:rPr>
-        <w:t>Improve internet speed and reliability</w:t>
+        <w:t xml:space="preserve">Improve internet speed and </w:t>
+      </w:r>
+      <w:r>
+        <w:rPr>
+          <w:rFonts w:asciiTheme="minorBidi" w:hAnsiTheme="minorBidi"/>
+          <w:sz w:val="24"/>
+          <w:szCs w:val="24"/>
+          <w:lang w:bidi="ar-BH"/>
+        </w:rPr>
+        <w:t>reliability.</w:t>
       </w:r>
     </w:p>
     <w:p>
@@ -4075,7 +4088,16 @@
           <w:szCs w:val="24"/>
           <w:lang w:bidi="ar-BH"/>
         </w:rPr>
-        <w:t>Enhance network security</w:t>
+        <w:t xml:space="preserve">Enhance network </w:t>
+      </w:r>
+      <w:r>
+        <w:rPr>
+          <w:rFonts w:asciiTheme="minorBidi" w:hAnsiTheme="minorBidi"/>
+          <w:sz w:val="24"/>
+          <w:szCs w:val="24"/>
+          <w:lang w:bidi="ar-BH"/>
+        </w:rPr>
+        <w:t>security.</w:t>
       </w:r>
     </w:p>
     <w:p>
@@ -4099,7 +4121,16 @@
           <w:szCs w:val="24"/>
           <w:lang w:bidi="ar-BH"/>
         </w:rPr>
-        <w:t>Support modern digital lifestyles</w:t>
+        <w:t xml:space="preserve">Support modern digital </w:t>
+      </w:r>
+      <w:r>
+        <w:rPr>
+          <w:rFonts w:asciiTheme="minorBidi" w:hAnsiTheme="minorBidi"/>
+          <w:sz w:val="24"/>
+          <w:szCs w:val="24"/>
+          <w:lang w:bidi="ar-BH"/>
+        </w:rPr>
+        <w:t>lifestyles.</w:t>
       </w:r>
     </w:p>
     <w:p>
@@ -4123,7 +4154,16 @@
           <w:szCs w:val="24"/>
           <w:lang w:bidi="ar-BH"/>
         </w:rPr>
-        <w:t>Reduce connectivity issues in households</w:t>
+        <w:t xml:space="preserve">Reduce connectivity issues in </w:t>
+      </w:r>
+      <w:r>
+        <w:rPr>
+          <w:rFonts w:asciiTheme="minorBidi" w:hAnsiTheme="minorBidi"/>
+          <w:sz w:val="24"/>
+          <w:szCs w:val="24"/>
+          <w:lang w:bidi="ar-BH"/>
+        </w:rPr>
+        <w:t>households.</w:t>
       </w:r>
     </w:p>
     <w:p>
@@ -4197,14 +4237,30 @@
                 <w:rFonts w:asciiTheme="minorBidi" w:hAnsiTheme="minorBidi" w:cstheme="minorBidi"/>
               </w:rPr>
             </w:pPr>
-            <w:bookmarkStart w:id="9" w:name="_Toc226035494"/>
+            <w:bookmarkStart w:id="9" w:name="_Toc226044928"/>
             <w:r>
               <w:rPr>
                 <w:rFonts w:asciiTheme="minorBidi" w:hAnsiTheme="minorBidi" w:cstheme="minorBidi"/>
                 <w:color w:val="FFFFFF" w:themeColor="background1"/>
               </w:rPr>
               <w:lastRenderedPageBreak/>
-              <w:t>Section 3 – Project Plan And Stages</w:t>
+              <w:t xml:space="preserve">Section 3 – Project Plan </w:t>
+            </w:r>
+            <w:proofErr w:type="gramStart"/>
+            <w:r>
+              <w:rPr>
+                <w:rFonts w:asciiTheme="minorBidi" w:hAnsiTheme="minorBidi" w:cstheme="minorBidi"/>
+                <w:color w:val="FFFFFF" w:themeColor="background1"/>
+              </w:rPr>
+              <w:t>And</w:t>
+            </w:r>
+            <w:proofErr w:type="gramEnd"/>
+            <w:r>
+              <w:rPr>
+                <w:rFonts w:asciiTheme="minorBidi" w:hAnsiTheme="minorBidi" w:cstheme="minorBidi"/>
+                <w:color w:val="FFFFFF" w:themeColor="background1"/>
+              </w:rPr>
+              <w:t xml:space="preserve"> Stages</w:t>
             </w:r>
             <w:bookmarkEnd w:id="9"/>
           </w:p>
@@ -4213,24 +4269,21 @@
     </w:tbl>
     <w:p>
       <w:pPr>
+        <w:pStyle w:val="Heading2"/>
+        <w:spacing w:before="240" w:after="240"/>
         <w:rPr>
-          <w:rFonts w:asciiTheme="minorBidi" w:hAnsiTheme="minorBidi"/>
+          <w:rFonts w:asciiTheme="minorBidi" w:hAnsiTheme="minorBidi" w:cstheme="minorBidi"/>
+          <w:sz w:val="28"/>
+          <w:szCs w:val="28"/>
           <w:lang w:bidi="ar-BH"/>
         </w:rPr>
       </w:pPr>
-    </w:p>
-    <w:p>
-      <w:pPr>
-        <w:pStyle w:val="Heading2"/>
-        <w:rPr>
-          <w:rFonts w:asciiTheme="minorBidi" w:hAnsiTheme="minorBidi" w:cstheme="minorBidi"/>
-          <w:lang w:bidi="ar-BH"/>
-        </w:rPr>
-      </w:pPr>
-      <w:bookmarkStart w:id="10" w:name="_Toc226035495"/>
+      <w:bookmarkStart w:id="10" w:name="_Toc226044929"/>
       <w:r>
         <w:rPr>
           <w:rFonts w:ascii="Segoe UI Emoji" w:hAnsi="Segoe UI Emoji" w:cs="Segoe UI Emoji"/>
+          <w:sz w:val="28"/>
+          <w:szCs w:val="28"/>
           <w:lang w:bidi="ar-BH"/>
         </w:rPr>
         <w:t>🔹</w:t>
@@ -4238,32 +4291,40 @@
       <w:r>
         <w:rPr>
           <w:rFonts w:asciiTheme="minorBidi" w:hAnsiTheme="minorBidi" w:cstheme="minorBidi"/>
+          <w:sz w:val="28"/>
+          <w:szCs w:val="28"/>
           <w:lang w:bidi="ar-BH"/>
         </w:rPr>
-        <w:t xml:space="preserve"> 3.1 Project Plan</w:t>
+        <w:t xml:space="preserve"> </w:t>
+      </w:r>
+      <w:r>
+        <w:rPr>
+          <w:rStyle w:val="Heading2Char"/>
+          <w:rFonts w:asciiTheme="minorBidi" w:hAnsiTheme="minorBidi" w:cstheme="minorBidi"/>
+          <w:b/>
+          <w:bCs/>
+          <w:sz w:val="28"/>
+          <w:szCs w:val="28"/>
+          <w:lang w:bidi="ar-BH"/>
+        </w:rPr>
+        <w:t>3.1 Project Plan</w:t>
       </w:r>
       <w:bookmarkEnd w:id="10"/>
     </w:p>
     <w:p>
       <w:pPr>
-        <w:spacing w:before="60" w:after="60"/>
+        <w:spacing w:before="60" w:after="240"/>
+        <w:rPr>
+          <w:sz w:val="24"/>
+          <w:szCs w:val="24"/>
+        </w:rPr>
       </w:pPr>
       <w:r>
         <w:rPr>
           <w:rFonts w:ascii="Arial" w:eastAsia="Arial" w:hAnsi="Arial" w:cs="Arial"/>
-          <w:sz w:val="20"/>
-          <w:szCs w:val="20"/>
         </w:rPr>
         <w:t>The project is divided into four main phases over an eight-week period from 1st March to 25th April 2026.</w:t>
       </w:r>
-    </w:p>
-    <w:p>
-      <w:pPr>
-        <w:rPr>
-          <w:rFonts w:asciiTheme="minorBidi" w:hAnsiTheme="minorBidi"/>
-          <w:lang w:bidi="ar-BH"/>
-        </w:rPr>
-      </w:pPr>
     </w:p>
     <w:tbl>
       <w:tblPr>
@@ -4283,15 +4344,15 @@
         <w:tblLook w:val="04A0" w:firstRow="1" w:lastRow="0" w:firstColumn="1" w:lastColumn="0" w:noHBand="0" w:noVBand="1"/>
       </w:tblPr>
       <w:tblGrid>
-        <w:gridCol w:w="2340"/>
-        <w:gridCol w:w="2340"/>
-        <w:gridCol w:w="2340"/>
-        <w:gridCol w:w="2340"/>
+        <w:gridCol w:w="1920"/>
+        <w:gridCol w:w="1800"/>
+        <w:gridCol w:w="3690"/>
+        <w:gridCol w:w="1950"/>
       </w:tblGrid>
       <w:tr>
         <w:tc>
           <w:tcPr>
-            <w:tcW w:w="2340" w:type="dxa"/>
+            <w:tcW w:w="1920" w:type="dxa"/>
             <w:tcBorders>
               <w:top w:val="single" w:sz="4" w:space="0" w:color="B8CCE4"/>
               <w:left w:val="single" w:sz="4" w:space="0" w:color="B8CCE4"/>
@@ -4309,7 +4370,12 @@
           </w:tcPr>
           <w:p>
             <w:pPr>
+              <w:spacing w:after="0"/>
               <w:jc w:val="center"/>
+              <w:rPr>
+                <w:sz w:val="18"/>
+                <w:szCs w:val="18"/>
+              </w:rPr>
             </w:pPr>
             <w:r>
               <w:rPr>
@@ -4326,7 +4392,7 @@
         </w:tc>
         <w:tc>
           <w:tcPr>
-            <w:tcW w:w="2340" w:type="dxa"/>
+            <w:tcW w:w="1800" w:type="dxa"/>
             <w:tcBorders>
               <w:top w:val="single" w:sz="4" w:space="0" w:color="B8CCE4"/>
               <w:left w:val="single" w:sz="4" w:space="0" w:color="B8CCE4"/>
@@ -4344,7 +4410,12 @@
           </w:tcPr>
           <w:p>
             <w:pPr>
+              <w:spacing w:after="0"/>
               <w:jc w:val="center"/>
+              <w:rPr>
+                <w:sz w:val="18"/>
+                <w:szCs w:val="18"/>
+              </w:rPr>
             </w:pPr>
             <w:r>
               <w:rPr>
@@ -4361,7 +4432,7 @@
         </w:tc>
         <w:tc>
           <w:tcPr>
-            <w:tcW w:w="2340" w:type="dxa"/>
+            <w:tcW w:w="3690" w:type="dxa"/>
             <w:tcBorders>
               <w:top w:val="single" w:sz="4" w:space="0" w:color="B8CCE4"/>
               <w:left w:val="single" w:sz="4" w:space="0" w:color="B8CCE4"/>
@@ -4379,7 +4450,12 @@
           </w:tcPr>
           <w:p>
             <w:pPr>
+              <w:spacing w:after="0"/>
               <w:jc w:val="center"/>
+              <w:rPr>
+                <w:sz w:val="18"/>
+                <w:szCs w:val="18"/>
+              </w:rPr>
             </w:pPr>
             <w:r>
               <w:rPr>
@@ -4396,7 +4472,7 @@
         </w:tc>
         <w:tc>
           <w:tcPr>
-            <w:tcW w:w="2340" w:type="dxa"/>
+            <w:tcW w:w="1950" w:type="dxa"/>
             <w:tcBorders>
               <w:top w:val="single" w:sz="4" w:space="0" w:color="B8CCE4"/>
               <w:left w:val="single" w:sz="4" w:space="0" w:color="B8CCE4"/>
@@ -4414,7 +4490,12 @@
           </w:tcPr>
           <w:p>
             <w:pPr>
+              <w:spacing w:after="0"/>
               <w:jc w:val="center"/>
+              <w:rPr>
+                <w:sz w:val="18"/>
+                <w:szCs w:val="18"/>
+              </w:rPr>
             </w:pPr>
             <w:r>
               <w:rPr>
@@ -4433,7 +4514,7 @@
       <w:tr>
         <w:tc>
           <w:tcPr>
-            <w:tcW w:w="2340" w:type="dxa"/>
+            <w:tcW w:w="1920" w:type="dxa"/>
             <w:tcBorders>
               <w:top w:val="single" w:sz="4" w:space="0" w:color="B8CCE4"/>
               <w:left w:val="single" w:sz="4" w:space="0" w:color="B8CCE4"/>
@@ -4451,7 +4532,12 @@
           </w:tcPr>
           <w:p>
             <w:pPr>
+              <w:spacing w:after="0"/>
               <w:jc w:val="center"/>
+              <w:rPr>
+                <w:sz w:val="18"/>
+                <w:szCs w:val="18"/>
+              </w:rPr>
             </w:pPr>
             <w:r>
               <w:rPr>
@@ -4465,7 +4551,7 @@
         </w:tc>
         <w:tc>
           <w:tcPr>
-            <w:tcW w:w="2340" w:type="dxa"/>
+            <w:tcW w:w="1800" w:type="dxa"/>
             <w:tcBorders>
               <w:top w:val="single" w:sz="4" w:space="0" w:color="B8CCE4"/>
               <w:left w:val="single" w:sz="4" w:space="0" w:color="B8CCE4"/>
@@ -4483,7 +4569,12 @@
           </w:tcPr>
           <w:p>
             <w:pPr>
+              <w:spacing w:after="0"/>
               <w:jc w:val="center"/>
+              <w:rPr>
+                <w:sz w:val="18"/>
+                <w:szCs w:val="18"/>
+              </w:rPr>
             </w:pPr>
             <w:r>
               <w:rPr>
@@ -4497,7 +4588,7 @@
         </w:tc>
         <w:tc>
           <w:tcPr>
-            <w:tcW w:w="2340" w:type="dxa"/>
+            <w:tcW w:w="3690" w:type="dxa"/>
             <w:tcBorders>
               <w:top w:val="single" w:sz="4" w:space="0" w:color="B8CCE4"/>
               <w:left w:val="single" w:sz="4" w:space="0" w:color="B8CCE4"/>
@@ -4515,7 +4606,12 @@
           </w:tcPr>
           <w:p>
             <w:pPr>
+              <w:spacing w:after="0"/>
               <w:jc w:val="center"/>
+              <w:rPr>
+                <w:sz w:val="18"/>
+                <w:szCs w:val="18"/>
+              </w:rPr>
             </w:pPr>
             <w:r>
               <w:rPr>
@@ -4529,7 +4625,7 @@
         </w:tc>
         <w:tc>
           <w:tcPr>
-            <w:tcW w:w="2340" w:type="dxa"/>
+            <w:tcW w:w="1950" w:type="dxa"/>
             <w:tcBorders>
               <w:top w:val="single" w:sz="4" w:space="0" w:color="B8CCE4"/>
               <w:left w:val="single" w:sz="4" w:space="0" w:color="B8CCE4"/>
@@ -4547,7 +4643,12 @@
           </w:tcPr>
           <w:p>
             <w:pPr>
+              <w:spacing w:after="0"/>
               <w:jc w:val="center"/>
+              <w:rPr>
+                <w:sz w:val="18"/>
+                <w:szCs w:val="18"/>
+              </w:rPr>
             </w:pPr>
             <w:r>
               <w:rPr>
@@ -4563,7 +4664,7 @@
       <w:tr>
         <w:tc>
           <w:tcPr>
-            <w:tcW w:w="2340" w:type="dxa"/>
+            <w:tcW w:w="1920" w:type="dxa"/>
             <w:tcBorders>
               <w:top w:val="single" w:sz="4" w:space="0" w:color="B8CCE4"/>
               <w:left w:val="single" w:sz="4" w:space="0" w:color="B8CCE4"/>
@@ -4581,7 +4682,12 @@
           </w:tcPr>
           <w:p>
             <w:pPr>
+              <w:spacing w:after="0"/>
               <w:jc w:val="center"/>
+              <w:rPr>
+                <w:sz w:val="18"/>
+                <w:szCs w:val="18"/>
+              </w:rPr>
             </w:pPr>
             <w:r>
               <w:rPr>
@@ -4595,7 +4701,7 @@
         </w:tc>
         <w:tc>
           <w:tcPr>
-            <w:tcW w:w="2340" w:type="dxa"/>
+            <w:tcW w:w="1800" w:type="dxa"/>
             <w:tcBorders>
               <w:top w:val="single" w:sz="4" w:space="0" w:color="B8CCE4"/>
               <w:left w:val="single" w:sz="4" w:space="0" w:color="B8CCE4"/>
@@ -4613,7 +4719,12 @@
           </w:tcPr>
           <w:p>
             <w:pPr>
+              <w:spacing w:after="0"/>
               <w:jc w:val="center"/>
+              <w:rPr>
+                <w:sz w:val="18"/>
+                <w:szCs w:val="18"/>
+              </w:rPr>
             </w:pPr>
             <w:r>
               <w:rPr>
@@ -4635,7 +4746,7 @@
         </w:tc>
         <w:tc>
           <w:tcPr>
-            <w:tcW w:w="2340" w:type="dxa"/>
+            <w:tcW w:w="3690" w:type="dxa"/>
             <w:tcBorders>
               <w:top w:val="single" w:sz="4" w:space="0" w:color="B8CCE4"/>
               <w:left w:val="single" w:sz="4" w:space="0" w:color="B8CCE4"/>
@@ -4653,7 +4764,12 @@
           </w:tcPr>
           <w:p>
             <w:pPr>
+              <w:spacing w:after="0"/>
               <w:jc w:val="center"/>
+              <w:rPr>
+                <w:sz w:val="18"/>
+                <w:szCs w:val="18"/>
+              </w:rPr>
             </w:pPr>
             <w:r>
               <w:rPr>
@@ -4667,7 +4783,7 @@
         </w:tc>
         <w:tc>
           <w:tcPr>
-            <w:tcW w:w="2340" w:type="dxa"/>
+            <w:tcW w:w="1950" w:type="dxa"/>
             <w:tcBorders>
               <w:top w:val="single" w:sz="4" w:space="0" w:color="B8CCE4"/>
               <w:left w:val="single" w:sz="4" w:space="0" w:color="B8CCE4"/>
@@ -4685,7 +4801,12 @@
           </w:tcPr>
           <w:p>
             <w:pPr>
+              <w:spacing w:after="0"/>
               <w:jc w:val="center"/>
+              <w:rPr>
+                <w:sz w:val="18"/>
+                <w:szCs w:val="18"/>
+              </w:rPr>
             </w:pPr>
             <w:r>
               <w:rPr>
@@ -4704,7 +4825,7 @@
         </w:trPr>
         <w:tc>
           <w:tcPr>
-            <w:tcW w:w="2340" w:type="dxa"/>
+            <w:tcW w:w="1920" w:type="dxa"/>
             <w:tcBorders>
               <w:top w:val="single" w:sz="4" w:space="0" w:color="B8CCE4"/>
               <w:left w:val="single" w:sz="4" w:space="0" w:color="B8CCE4"/>
@@ -4722,6 +4843,7 @@
           </w:tcPr>
           <w:p>
             <w:pPr>
+              <w:spacing w:after="0"/>
               <w:jc w:val="center"/>
               <w:rPr>
                 <w:rFonts w:ascii="Arial" w:eastAsia="Arial" w:hAnsi="Arial" w:cs="Arial"/>
@@ -4741,7 +4863,7 @@
         </w:tc>
         <w:tc>
           <w:tcPr>
-            <w:tcW w:w="2340" w:type="dxa"/>
+            <w:tcW w:w="1800" w:type="dxa"/>
             <w:tcBorders>
               <w:top w:val="single" w:sz="4" w:space="0" w:color="B8CCE4"/>
               <w:left w:val="single" w:sz="4" w:space="0" w:color="B8CCE4"/>
@@ -4759,6 +4881,7 @@
           </w:tcPr>
           <w:p>
             <w:pPr>
+              <w:spacing w:after="0"/>
               <w:jc w:val="center"/>
               <w:rPr>
                 <w:rFonts w:ascii="Arial" w:eastAsia="Arial" w:hAnsi="Arial" w:cs="Arial"/>
@@ -4786,7 +4909,7 @@
         </w:tc>
         <w:tc>
           <w:tcPr>
-            <w:tcW w:w="2340" w:type="dxa"/>
+            <w:tcW w:w="3690" w:type="dxa"/>
             <w:tcBorders>
               <w:top w:val="single" w:sz="4" w:space="0" w:color="B8CCE4"/>
               <w:left w:val="single" w:sz="4" w:space="0" w:color="B8CCE4"/>
@@ -4804,6 +4927,7 @@
           </w:tcPr>
           <w:p>
             <w:pPr>
+              <w:spacing w:after="0"/>
               <w:jc w:val="center"/>
               <w:rPr>
                 <w:rFonts w:ascii="Arial" w:eastAsia="Arial" w:hAnsi="Arial" w:cs="Arial"/>
@@ -4817,21 +4941,13 @@
                 <w:sz w:val="18"/>
                 <w:szCs w:val="18"/>
               </w:rPr>
-              <w:t>Testing using Packet Tracer, Connectivity verificatio</w:t>
-            </w:r>
-            <w:r>
-              <w:rPr>
-                <w:rFonts w:ascii="Arial" w:eastAsia="Arial" w:hAnsi="Arial" w:cs="Arial"/>
-                <w:sz w:val="18"/>
-                <w:szCs w:val="18"/>
-              </w:rPr>
-              <w:t>n</w:t>
-            </w:r>
-          </w:p>
-        </w:tc>
-        <w:tc>
-          <w:tcPr>
-            <w:tcW w:w="2340" w:type="dxa"/>
+              <w:t>Testing using Packet Tracer, Connectivity verification</w:t>
+            </w:r>
+          </w:p>
+        </w:tc>
+        <w:tc>
+          <w:tcPr>
+            <w:tcW w:w="1950" w:type="dxa"/>
             <w:tcBorders>
               <w:top w:val="single" w:sz="4" w:space="0" w:color="B8CCE4"/>
               <w:left w:val="single" w:sz="4" w:space="0" w:color="B8CCE4"/>
@@ -4849,6 +4965,7 @@
           </w:tcPr>
           <w:p>
             <w:pPr>
+              <w:spacing w:after="0"/>
               <w:jc w:val="center"/>
               <w:rPr>
                 <w:rFonts w:ascii="Arial" w:eastAsia="Arial" w:hAnsi="Arial" w:cs="Arial"/>
@@ -4870,7 +4987,7 @@
       <w:tr>
         <w:tc>
           <w:tcPr>
-            <w:tcW w:w="2340" w:type="dxa"/>
+            <w:tcW w:w="1920" w:type="dxa"/>
             <w:tcBorders>
               <w:top w:val="single" w:sz="4" w:space="0" w:color="B8CCE4"/>
               <w:left w:val="single" w:sz="4" w:space="0" w:color="B8CCE4"/>
@@ -4888,7 +5005,12 @@
           </w:tcPr>
           <w:p>
             <w:pPr>
+              <w:spacing w:after="0"/>
               <w:jc w:val="center"/>
+              <w:rPr>
+                <w:sz w:val="18"/>
+                <w:szCs w:val="18"/>
+              </w:rPr>
             </w:pPr>
             <w:r>
               <w:rPr>
@@ -4902,7 +5024,7 @@
         </w:tc>
         <w:tc>
           <w:tcPr>
-            <w:tcW w:w="2340" w:type="dxa"/>
+            <w:tcW w:w="1800" w:type="dxa"/>
             <w:tcBorders>
               <w:top w:val="single" w:sz="4" w:space="0" w:color="B8CCE4"/>
               <w:left w:val="single" w:sz="4" w:space="0" w:color="B8CCE4"/>
@@ -4920,7 +5042,12 @@
           </w:tcPr>
           <w:p>
             <w:pPr>
+              <w:spacing w:after="0"/>
               <w:jc w:val="center"/>
+              <w:rPr>
+                <w:sz w:val="18"/>
+                <w:szCs w:val="18"/>
+              </w:rPr>
             </w:pPr>
             <w:r>
               <w:rPr>
@@ -4966,7 +5093,7 @@
         </w:tc>
         <w:tc>
           <w:tcPr>
-            <w:tcW w:w="2340" w:type="dxa"/>
+            <w:tcW w:w="3690" w:type="dxa"/>
             <w:tcBorders>
               <w:top w:val="single" w:sz="4" w:space="0" w:color="B8CCE4"/>
               <w:left w:val="single" w:sz="4" w:space="0" w:color="B8CCE4"/>
@@ -4984,7 +5111,12 @@
           </w:tcPr>
           <w:p>
             <w:pPr>
+              <w:spacing w:after="0"/>
               <w:jc w:val="center"/>
+              <w:rPr>
+                <w:sz w:val="18"/>
+                <w:szCs w:val="18"/>
+              </w:rPr>
             </w:pPr>
             <w:r>
               <w:rPr>
@@ -4998,7 +5130,7 @@
         </w:tc>
         <w:tc>
           <w:tcPr>
-            <w:tcW w:w="2340" w:type="dxa"/>
+            <w:tcW w:w="1950" w:type="dxa"/>
             <w:tcBorders>
               <w:top w:val="single" w:sz="4" w:space="0" w:color="B8CCE4"/>
               <w:left w:val="single" w:sz="4" w:space="0" w:color="B8CCE4"/>
@@ -5016,7 +5148,12 @@
           </w:tcPr>
           <w:p>
             <w:pPr>
+              <w:spacing w:after="0"/>
               <w:jc w:val="center"/>
+              <w:rPr>
+                <w:sz w:val="18"/>
+                <w:szCs w:val="18"/>
+              </w:rPr>
             </w:pPr>
             <w:r>
               <w:rPr>
@@ -5030,6 +5167,22 @@
         </w:tc>
       </w:tr>
     </w:tbl>
+    <w:p>
+      <w:pPr>
+        <w:rPr>
+          <w:rFonts w:asciiTheme="minorBidi" w:hAnsiTheme="minorBidi"/>
+          <w:lang w:bidi="ar-BH"/>
+        </w:rPr>
+      </w:pPr>
+    </w:p>
+    <w:p>
+      <w:pPr>
+        <w:rPr>
+          <w:rFonts w:asciiTheme="minorBidi" w:hAnsiTheme="minorBidi"/>
+          <w:lang w:bidi="ar-BH"/>
+        </w:rPr>
+      </w:pPr>
+    </w:p>
     <w:p>
       <w:pPr>
         <w:rPr>
@@ -5115,14 +5268,18 @@
         <w:pStyle w:val="Heading2"/>
         <w:spacing w:after="240"/>
         <w:rPr>
+          <w:rStyle w:val="Heading2Char"/>
           <w:rFonts w:asciiTheme="minorBidi" w:hAnsiTheme="minorBidi" w:cstheme="minorBidi"/>
-          <w:lang w:bidi="ar-BH"/>
+          <w:sz w:val="28"/>
+          <w:szCs w:val="28"/>
         </w:rPr>
       </w:pPr>
-      <w:bookmarkStart w:id="11" w:name="_Toc226035496"/>
+      <w:bookmarkStart w:id="11" w:name="_Toc226044930"/>
       <w:r>
         <w:rPr>
           <w:rFonts w:ascii="Segoe UI Emoji" w:hAnsi="Segoe UI Emoji" w:cs="Segoe UI Emoji"/>
+          <w:sz w:val="28"/>
+          <w:szCs w:val="28"/>
           <w:lang w:bidi="ar-BH"/>
         </w:rPr>
         <w:lastRenderedPageBreak/>
@@ -5131,13 +5288,32 @@
       <w:r>
         <w:rPr>
           <w:rFonts w:asciiTheme="minorBidi" w:hAnsiTheme="minorBidi" w:cstheme="minorBidi"/>
+          <w:sz w:val="28"/>
+          <w:szCs w:val="28"/>
           <w:lang w:bidi="ar-BH"/>
         </w:rPr>
-        <w:t xml:space="preserve"> 3.2 </w:t>
+        <w:t xml:space="preserve"> </w:t>
       </w:r>
       <w:r>
         <w:rPr>
+          <w:rStyle w:val="Heading2Char"/>
           <w:rFonts w:asciiTheme="minorBidi" w:hAnsiTheme="minorBidi" w:cstheme="minorBidi"/>
+          <w:b/>
+          <w:bCs/>
+          <w:sz w:val="28"/>
+          <w:szCs w:val="28"/>
+          <w:lang w:bidi="ar-BH"/>
+        </w:rPr>
+        <w:t xml:space="preserve">3.2 </w:t>
+      </w:r>
+      <w:r>
+        <w:rPr>
+          <w:rStyle w:val="Heading2Char"/>
+          <w:rFonts w:asciiTheme="minorBidi" w:hAnsiTheme="minorBidi" w:cstheme="minorBidi"/>
+          <w:b/>
+          <w:bCs/>
+          <w:sz w:val="28"/>
+          <w:szCs w:val="28"/>
           <w:lang w:bidi="ar-BH"/>
         </w:rPr>
         <w:t>Gantt Chart // Timeline</w:t>
@@ -5145,8 +5321,10 @@
       <w:bookmarkEnd w:id="11"/>
       <w:r>
         <w:rPr>
+          <w:rStyle w:val="Heading2Char"/>
           <w:rFonts w:asciiTheme="minorBidi" w:hAnsiTheme="minorBidi" w:cstheme="minorBidi"/>
-          <w:lang w:bidi="ar-BH"/>
+          <w:sz w:val="28"/>
+          <w:szCs w:val="28"/>
         </w:rPr>
         <w:t xml:space="preserve"> </w:t>
       </w:r>
@@ -5169,8 +5347,8 @@
         <w:tblLook w:val="04A0" w:firstRow="1" w:lastRow="0" w:firstColumn="1" w:lastColumn="0" w:noHBand="0" w:noVBand="1"/>
       </w:tblPr>
       <w:tblGrid>
-        <w:gridCol w:w="1872"/>
-        <w:gridCol w:w="1872"/>
+        <w:gridCol w:w="750"/>
+        <w:gridCol w:w="2994"/>
         <w:gridCol w:w="1872"/>
         <w:gridCol w:w="1872"/>
         <w:gridCol w:w="1872"/>
@@ -5178,7 +5356,7 @@
       <w:tr>
         <w:tc>
           <w:tcPr>
-            <w:tcW w:w="1872" w:type="dxa"/>
+            <w:tcW w:w="750" w:type="dxa"/>
             <w:tcBorders>
               <w:top w:val="single" w:sz="4" w:space="0" w:color="B8CCE4"/>
               <w:left w:val="single" w:sz="4" w:space="0" w:color="B8CCE4"/>
@@ -5197,6 +5375,10 @@
           <w:p>
             <w:pPr>
               <w:jc w:val="center"/>
+              <w:rPr>
+                <w:sz w:val="20"/>
+                <w:szCs w:val="20"/>
+              </w:rPr>
             </w:pPr>
             <w:r>
               <w:rPr>
@@ -5204,8 +5386,8 @@
                 <w:b/>
                 <w:bCs/>
                 <w:color w:val="FFFFFF"/>
-                <w:sz w:val="18"/>
-                <w:szCs w:val="18"/>
+                <w:sz w:val="20"/>
+                <w:szCs w:val="20"/>
               </w:rPr>
               <w:t>#</w:t>
             </w:r>
@@ -5213,7 +5395,7 @@
         </w:tc>
         <w:tc>
           <w:tcPr>
-            <w:tcW w:w="1872" w:type="dxa"/>
+            <w:tcW w:w="2994" w:type="dxa"/>
             <w:tcBorders>
               <w:top w:val="single" w:sz="4" w:space="0" w:color="B8CCE4"/>
               <w:left w:val="single" w:sz="4" w:space="0" w:color="B8CCE4"/>
@@ -5232,6 +5414,10 @@
           <w:p>
             <w:pPr>
               <w:jc w:val="center"/>
+              <w:rPr>
+                <w:sz w:val="20"/>
+                <w:szCs w:val="20"/>
+              </w:rPr>
             </w:pPr>
             <w:r>
               <w:rPr>
@@ -5239,8 +5425,8 @@
                 <w:b/>
                 <w:bCs/>
                 <w:color w:val="FFFFFF"/>
-                <w:sz w:val="18"/>
-                <w:szCs w:val="18"/>
+                <w:sz w:val="20"/>
+                <w:szCs w:val="20"/>
               </w:rPr>
               <w:t>Task</w:t>
             </w:r>
@@ -5267,6 +5453,10 @@
           <w:p>
             <w:pPr>
               <w:jc w:val="center"/>
+              <w:rPr>
+                <w:sz w:val="20"/>
+                <w:szCs w:val="20"/>
+              </w:rPr>
             </w:pPr>
             <w:r>
               <w:rPr>
@@ -5274,8 +5464,8 @@
                 <w:b/>
                 <w:bCs/>
                 <w:color w:val="FFFFFF"/>
-                <w:sz w:val="18"/>
-                <w:szCs w:val="18"/>
+                <w:sz w:val="20"/>
+                <w:szCs w:val="20"/>
               </w:rPr>
               <w:t>Duration</w:t>
             </w:r>
@@ -5302,6 +5492,10 @@
           <w:p>
             <w:pPr>
               <w:jc w:val="center"/>
+              <w:rPr>
+                <w:sz w:val="20"/>
+                <w:szCs w:val="20"/>
+              </w:rPr>
             </w:pPr>
             <w:r>
               <w:rPr>
@@ -5309,8 +5503,8 @@
                 <w:b/>
                 <w:bCs/>
                 <w:color w:val="FFFFFF"/>
-                <w:sz w:val="18"/>
-                <w:szCs w:val="18"/>
+                <w:sz w:val="20"/>
+                <w:szCs w:val="20"/>
               </w:rPr>
               <w:t>Start</w:t>
             </w:r>
@@ -5337,6 +5531,10 @@
           <w:p>
             <w:pPr>
               <w:jc w:val="center"/>
+              <w:rPr>
+                <w:sz w:val="20"/>
+                <w:szCs w:val="20"/>
+              </w:rPr>
             </w:pPr>
             <w:r>
               <w:rPr>
@@ -5344,8 +5542,8 @@
                 <w:b/>
                 <w:bCs/>
                 <w:color w:val="FFFFFF"/>
-                <w:sz w:val="18"/>
-                <w:szCs w:val="18"/>
+                <w:sz w:val="20"/>
+                <w:szCs w:val="20"/>
               </w:rPr>
               <w:t>Finish</w:t>
             </w:r>
@@ -5355,7 +5553,7 @@
       <w:tr>
         <w:tc>
           <w:tcPr>
-            <w:tcW w:w="1872" w:type="dxa"/>
+            <w:tcW w:w="750" w:type="dxa"/>
             <w:tcBorders>
               <w:top w:val="single" w:sz="4" w:space="0" w:color="B8CCE4"/>
               <w:left w:val="single" w:sz="4" w:space="0" w:color="B8CCE4"/>
@@ -5374,12 +5572,16 @@
           <w:p>
             <w:pPr>
               <w:jc w:val="center"/>
+              <w:rPr>
+                <w:sz w:val="20"/>
+                <w:szCs w:val="20"/>
+              </w:rPr>
             </w:pPr>
             <w:r>
               <w:rPr>
                 <w:rFonts w:ascii="Arial" w:eastAsia="Arial" w:hAnsi="Arial" w:cs="Arial"/>
-                <w:sz w:val="18"/>
-                <w:szCs w:val="18"/>
+                <w:sz w:val="20"/>
+                <w:szCs w:val="20"/>
               </w:rPr>
               <w:t>1</w:t>
             </w:r>
@@ -5387,7 +5589,7 @@
         </w:tc>
         <w:tc>
           <w:tcPr>
-            <w:tcW w:w="1872" w:type="dxa"/>
+            <w:tcW w:w="2994" w:type="dxa"/>
             <w:tcBorders>
               <w:top w:val="single" w:sz="4" w:space="0" w:color="B8CCE4"/>
               <w:left w:val="single" w:sz="4" w:space="0" w:color="B8CCE4"/>
@@ -5406,12 +5608,16 @@
           <w:p>
             <w:pPr>
               <w:jc w:val="center"/>
+              <w:rPr>
+                <w:sz w:val="20"/>
+                <w:szCs w:val="20"/>
+              </w:rPr>
             </w:pPr>
             <w:r>
               <w:rPr>
                 <w:rFonts w:ascii="Arial" w:eastAsia="Arial" w:hAnsi="Arial" w:cs="Arial"/>
-                <w:sz w:val="18"/>
-                <w:szCs w:val="18"/>
+                <w:sz w:val="20"/>
+                <w:szCs w:val="20"/>
               </w:rPr>
               <w:t>Project Planning</w:t>
             </w:r>
@@ -5438,12 +5644,16 @@
           <w:p>
             <w:pPr>
               <w:jc w:val="center"/>
+              <w:rPr>
+                <w:sz w:val="20"/>
+                <w:szCs w:val="20"/>
+              </w:rPr>
             </w:pPr>
             <w:r>
               <w:rPr>
                 <w:rFonts w:ascii="Arial" w:eastAsia="Arial" w:hAnsi="Arial" w:cs="Arial"/>
-                <w:sz w:val="18"/>
-                <w:szCs w:val="18"/>
+                <w:sz w:val="20"/>
+                <w:szCs w:val="20"/>
               </w:rPr>
               <w:t>2 days</w:t>
             </w:r>
@@ -5470,12 +5680,16 @@
           <w:p>
             <w:pPr>
               <w:jc w:val="center"/>
+              <w:rPr>
+                <w:sz w:val="20"/>
+                <w:szCs w:val="20"/>
+              </w:rPr>
             </w:pPr>
             <w:r>
               <w:rPr>
                 <w:rFonts w:ascii="Arial" w:eastAsia="Arial" w:hAnsi="Arial" w:cs="Arial"/>
-                <w:sz w:val="18"/>
-                <w:szCs w:val="18"/>
+                <w:sz w:val="20"/>
+                <w:szCs w:val="20"/>
               </w:rPr>
               <w:t>1/3/26</w:t>
             </w:r>
@@ -5502,12 +5716,16 @@
           <w:p>
             <w:pPr>
               <w:jc w:val="center"/>
+              <w:rPr>
+                <w:sz w:val="20"/>
+                <w:szCs w:val="20"/>
+              </w:rPr>
             </w:pPr>
             <w:r>
               <w:rPr>
                 <w:rFonts w:ascii="Arial" w:eastAsia="Arial" w:hAnsi="Arial" w:cs="Arial"/>
-                <w:sz w:val="18"/>
-                <w:szCs w:val="18"/>
+                <w:sz w:val="20"/>
+                <w:szCs w:val="20"/>
               </w:rPr>
               <w:t>3/3/26</w:t>
             </w:r>
@@ -5517,7 +5735,7 @@
       <w:tr>
         <w:tc>
           <w:tcPr>
-            <w:tcW w:w="1872" w:type="dxa"/>
+            <w:tcW w:w="750" w:type="dxa"/>
             <w:tcBorders>
               <w:top w:val="single" w:sz="4" w:space="0" w:color="B8CCE4"/>
               <w:left w:val="single" w:sz="4" w:space="0" w:color="B8CCE4"/>
@@ -5536,12 +5754,16 @@
           <w:p>
             <w:pPr>
               <w:jc w:val="center"/>
+              <w:rPr>
+                <w:sz w:val="20"/>
+                <w:szCs w:val="20"/>
+              </w:rPr>
             </w:pPr>
             <w:r>
               <w:rPr>
                 <w:rFonts w:ascii="Arial" w:eastAsia="Arial" w:hAnsi="Arial" w:cs="Arial"/>
-                <w:sz w:val="18"/>
-                <w:szCs w:val="18"/>
+                <w:sz w:val="20"/>
+                <w:szCs w:val="20"/>
               </w:rPr>
               <w:t>2</w:t>
             </w:r>
@@ -5549,7 +5771,7 @@
         </w:tc>
         <w:tc>
           <w:tcPr>
-            <w:tcW w:w="1872" w:type="dxa"/>
+            <w:tcW w:w="2994" w:type="dxa"/>
             <w:tcBorders>
               <w:top w:val="single" w:sz="4" w:space="0" w:color="B8CCE4"/>
               <w:left w:val="single" w:sz="4" w:space="0" w:color="B8CCE4"/>
@@ -5568,12 +5790,16 @@
           <w:p>
             <w:pPr>
               <w:jc w:val="center"/>
+              <w:rPr>
+                <w:sz w:val="20"/>
+                <w:szCs w:val="20"/>
+              </w:rPr>
             </w:pPr>
             <w:r>
               <w:rPr>
                 <w:rFonts w:ascii="Arial" w:eastAsia="Arial" w:hAnsi="Arial" w:cs="Arial"/>
-                <w:sz w:val="18"/>
-                <w:szCs w:val="18"/>
+                <w:sz w:val="20"/>
+                <w:szCs w:val="20"/>
               </w:rPr>
               <w:t>Requirement Gathering</w:t>
             </w:r>
@@ -5600,12 +5826,16 @@
           <w:p>
             <w:pPr>
               <w:jc w:val="center"/>
+              <w:rPr>
+                <w:sz w:val="20"/>
+                <w:szCs w:val="20"/>
+              </w:rPr>
             </w:pPr>
             <w:r>
               <w:rPr>
                 <w:rFonts w:ascii="Arial" w:eastAsia="Arial" w:hAnsi="Arial" w:cs="Arial"/>
-                <w:sz w:val="18"/>
-                <w:szCs w:val="18"/>
+                <w:sz w:val="20"/>
+                <w:szCs w:val="20"/>
               </w:rPr>
               <w:t>2 days</w:t>
             </w:r>
@@ -5632,12 +5862,16 @@
           <w:p>
             <w:pPr>
               <w:jc w:val="center"/>
+              <w:rPr>
+                <w:sz w:val="20"/>
+                <w:szCs w:val="20"/>
+              </w:rPr>
             </w:pPr>
             <w:r>
               <w:rPr>
                 <w:rFonts w:ascii="Arial" w:eastAsia="Arial" w:hAnsi="Arial" w:cs="Arial"/>
-                <w:sz w:val="18"/>
-                <w:szCs w:val="18"/>
+                <w:sz w:val="20"/>
+                <w:szCs w:val="20"/>
               </w:rPr>
               <w:t>3/3/26</w:t>
             </w:r>
@@ -5664,12 +5898,16 @@
           <w:p>
             <w:pPr>
               <w:jc w:val="center"/>
+              <w:rPr>
+                <w:sz w:val="20"/>
+                <w:szCs w:val="20"/>
+              </w:rPr>
             </w:pPr>
             <w:r>
               <w:rPr>
                 <w:rFonts w:ascii="Arial" w:eastAsia="Arial" w:hAnsi="Arial" w:cs="Arial"/>
-                <w:sz w:val="18"/>
-                <w:szCs w:val="18"/>
+                <w:sz w:val="20"/>
+                <w:szCs w:val="20"/>
               </w:rPr>
               <w:t>4/3/26</w:t>
             </w:r>
@@ -5679,7 +5917,7 @@
       <w:tr>
         <w:tc>
           <w:tcPr>
-            <w:tcW w:w="1872" w:type="dxa"/>
+            <w:tcW w:w="750" w:type="dxa"/>
             <w:tcBorders>
               <w:top w:val="single" w:sz="4" w:space="0" w:color="B8CCE4"/>
               <w:left w:val="single" w:sz="4" w:space="0" w:color="B8CCE4"/>
@@ -5698,12 +5936,16 @@
           <w:p>
             <w:pPr>
               <w:jc w:val="center"/>
+              <w:rPr>
+                <w:sz w:val="20"/>
+                <w:szCs w:val="20"/>
+              </w:rPr>
             </w:pPr>
             <w:r>
               <w:rPr>
                 <w:rFonts w:ascii="Arial" w:eastAsia="Arial" w:hAnsi="Arial" w:cs="Arial"/>
-                <w:sz w:val="18"/>
-                <w:szCs w:val="18"/>
+                <w:sz w:val="20"/>
+                <w:szCs w:val="20"/>
               </w:rPr>
               <w:t>3</w:t>
             </w:r>
@@ -5711,7 +5953,7 @@
         </w:tc>
         <w:tc>
           <w:tcPr>
-            <w:tcW w:w="1872" w:type="dxa"/>
+            <w:tcW w:w="2994" w:type="dxa"/>
             <w:tcBorders>
               <w:top w:val="single" w:sz="4" w:space="0" w:color="B8CCE4"/>
               <w:left w:val="single" w:sz="4" w:space="0" w:color="B8CCE4"/>
@@ -5730,12 +5972,16 @@
           <w:p>
             <w:pPr>
               <w:jc w:val="center"/>
+              <w:rPr>
+                <w:sz w:val="20"/>
+                <w:szCs w:val="20"/>
+              </w:rPr>
             </w:pPr>
             <w:r>
               <w:rPr>
                 <w:rFonts w:ascii="Arial" w:eastAsia="Arial" w:hAnsi="Arial" w:cs="Arial"/>
-                <w:sz w:val="18"/>
-                <w:szCs w:val="18"/>
+                <w:sz w:val="20"/>
+                <w:szCs w:val="20"/>
               </w:rPr>
               <w:t>Network analysis</w:t>
             </w:r>
@@ -5762,12 +6008,16 @@
           <w:p>
             <w:pPr>
               <w:jc w:val="center"/>
+              <w:rPr>
+                <w:sz w:val="20"/>
+                <w:szCs w:val="20"/>
+              </w:rPr>
             </w:pPr>
             <w:r>
               <w:rPr>
                 <w:rFonts w:ascii="Arial" w:eastAsia="Arial" w:hAnsi="Arial" w:cs="Arial"/>
-                <w:sz w:val="18"/>
-                <w:szCs w:val="18"/>
+                <w:sz w:val="20"/>
+                <w:szCs w:val="20"/>
               </w:rPr>
               <w:t>5 days</w:t>
             </w:r>
@@ -5794,12 +6044,16 @@
           <w:p>
             <w:pPr>
               <w:jc w:val="center"/>
+              <w:rPr>
+                <w:sz w:val="20"/>
+                <w:szCs w:val="20"/>
+              </w:rPr>
             </w:pPr>
             <w:r>
               <w:rPr>
                 <w:rFonts w:ascii="Arial" w:eastAsia="Arial" w:hAnsi="Arial" w:cs="Arial"/>
-                <w:sz w:val="18"/>
-                <w:szCs w:val="18"/>
+                <w:sz w:val="20"/>
+                <w:szCs w:val="20"/>
               </w:rPr>
               <w:t>6/3/26</w:t>
             </w:r>
@@ -5826,12 +6080,16 @@
           <w:p>
             <w:pPr>
               <w:jc w:val="center"/>
+              <w:rPr>
+                <w:sz w:val="20"/>
+                <w:szCs w:val="20"/>
+              </w:rPr>
             </w:pPr>
             <w:r>
               <w:rPr>
                 <w:rFonts w:ascii="Arial" w:eastAsia="Arial" w:hAnsi="Arial" w:cs="Arial"/>
-                <w:sz w:val="18"/>
-                <w:szCs w:val="18"/>
+                <w:sz w:val="20"/>
+                <w:szCs w:val="20"/>
               </w:rPr>
               <w:t>12/3/26</w:t>
             </w:r>
@@ -5841,7 +6099,7 @@
       <w:tr>
         <w:tc>
           <w:tcPr>
-            <w:tcW w:w="1872" w:type="dxa"/>
+            <w:tcW w:w="750" w:type="dxa"/>
             <w:tcBorders>
               <w:top w:val="single" w:sz="4" w:space="0" w:color="B8CCE4"/>
               <w:left w:val="single" w:sz="4" w:space="0" w:color="B8CCE4"/>
@@ -5860,12 +6118,16 @@
           <w:p>
             <w:pPr>
               <w:jc w:val="center"/>
+              <w:rPr>
+                <w:sz w:val="20"/>
+                <w:szCs w:val="20"/>
+              </w:rPr>
             </w:pPr>
             <w:r>
               <w:rPr>
                 <w:rFonts w:ascii="Arial" w:eastAsia="Arial" w:hAnsi="Arial" w:cs="Arial"/>
-                <w:sz w:val="18"/>
-                <w:szCs w:val="18"/>
+                <w:sz w:val="20"/>
+                <w:szCs w:val="20"/>
               </w:rPr>
               <w:t>4</w:t>
             </w:r>
@@ -5873,7 +6135,7 @@
         </w:tc>
         <w:tc>
           <w:tcPr>
-            <w:tcW w:w="1872" w:type="dxa"/>
+            <w:tcW w:w="2994" w:type="dxa"/>
             <w:tcBorders>
               <w:top w:val="single" w:sz="4" w:space="0" w:color="B8CCE4"/>
               <w:left w:val="single" w:sz="4" w:space="0" w:color="B8CCE4"/>
@@ -5892,12 +6154,16 @@
           <w:p>
             <w:pPr>
               <w:jc w:val="center"/>
+              <w:rPr>
+                <w:sz w:val="20"/>
+                <w:szCs w:val="20"/>
+              </w:rPr>
             </w:pPr>
             <w:r>
               <w:rPr>
                 <w:rFonts w:ascii="Arial" w:eastAsia="Arial" w:hAnsi="Arial" w:cs="Arial"/>
-                <w:sz w:val="18"/>
-                <w:szCs w:val="18"/>
+                <w:sz w:val="20"/>
+                <w:szCs w:val="20"/>
               </w:rPr>
               <w:t>Research</w:t>
             </w:r>
@@ -5924,12 +6190,16 @@
           <w:p>
             <w:pPr>
               <w:jc w:val="center"/>
+              <w:rPr>
+                <w:sz w:val="20"/>
+                <w:szCs w:val="20"/>
+              </w:rPr>
             </w:pPr>
             <w:r>
               <w:rPr>
                 <w:rFonts w:ascii="Arial" w:eastAsia="Arial" w:hAnsi="Arial" w:cs="Arial"/>
-                <w:sz w:val="18"/>
-                <w:szCs w:val="18"/>
+                <w:sz w:val="20"/>
+                <w:szCs w:val="20"/>
               </w:rPr>
               <w:t>2 days</w:t>
             </w:r>
@@ -5956,12 +6226,16 @@
           <w:p>
             <w:pPr>
               <w:jc w:val="center"/>
+              <w:rPr>
+                <w:sz w:val="20"/>
+                <w:szCs w:val="20"/>
+              </w:rPr>
             </w:pPr>
             <w:r>
               <w:rPr>
                 <w:rFonts w:ascii="Arial" w:eastAsia="Arial" w:hAnsi="Arial" w:cs="Arial"/>
-                <w:sz w:val="18"/>
-                <w:szCs w:val="18"/>
+                <w:sz w:val="20"/>
+                <w:szCs w:val="20"/>
               </w:rPr>
               <w:t>11/3/26</w:t>
             </w:r>
@@ -5988,12 +6262,16 @@
           <w:p>
             <w:pPr>
               <w:jc w:val="center"/>
+              <w:rPr>
+                <w:sz w:val="20"/>
+                <w:szCs w:val="20"/>
+              </w:rPr>
             </w:pPr>
             <w:r>
               <w:rPr>
                 <w:rFonts w:ascii="Arial" w:eastAsia="Arial" w:hAnsi="Arial" w:cs="Arial"/>
-                <w:sz w:val="18"/>
-                <w:szCs w:val="18"/>
+                <w:sz w:val="20"/>
+                <w:szCs w:val="20"/>
               </w:rPr>
               <w:t>12/3/26</w:t>
             </w:r>
@@ -6003,7 +6281,7 @@
       <w:tr>
         <w:tc>
           <w:tcPr>
-            <w:tcW w:w="1872" w:type="dxa"/>
+            <w:tcW w:w="750" w:type="dxa"/>
             <w:tcBorders>
               <w:top w:val="single" w:sz="4" w:space="0" w:color="B8CCE4"/>
               <w:left w:val="single" w:sz="4" w:space="0" w:color="B8CCE4"/>
@@ -6022,12 +6300,16 @@
           <w:p>
             <w:pPr>
               <w:jc w:val="center"/>
+              <w:rPr>
+                <w:sz w:val="20"/>
+                <w:szCs w:val="20"/>
+              </w:rPr>
             </w:pPr>
             <w:r>
               <w:rPr>
                 <w:rFonts w:ascii="Arial" w:eastAsia="Arial" w:hAnsi="Arial" w:cs="Arial"/>
-                <w:sz w:val="18"/>
-                <w:szCs w:val="18"/>
+                <w:sz w:val="20"/>
+                <w:szCs w:val="20"/>
               </w:rPr>
               <w:t>5</w:t>
             </w:r>
@@ -6035,7 +6317,7 @@
         </w:tc>
         <w:tc>
           <w:tcPr>
-            <w:tcW w:w="1872" w:type="dxa"/>
+            <w:tcW w:w="2994" w:type="dxa"/>
             <w:tcBorders>
               <w:top w:val="single" w:sz="4" w:space="0" w:color="B8CCE4"/>
               <w:left w:val="single" w:sz="4" w:space="0" w:color="B8CCE4"/>
@@ -6054,22 +6336,18 @@
           <w:p>
             <w:pPr>
               <w:jc w:val="center"/>
+              <w:rPr>
+                <w:sz w:val="20"/>
+                <w:szCs w:val="20"/>
+              </w:rPr>
             </w:pPr>
             <w:r>
               <w:rPr>
                 <w:rFonts w:ascii="Arial" w:eastAsia="Arial" w:hAnsi="Arial" w:cs="Arial"/>
-                <w:sz w:val="18"/>
-                <w:szCs w:val="18"/>
-              </w:rPr>
-              <w:t>Network topology</w:t>
-            </w:r>
-            <w:r>
-              <w:rPr>
-                <w:rFonts w:ascii="Arial" w:eastAsia="Arial" w:hAnsi="Arial" w:cs="Arial"/>
-                <w:sz w:val="18"/>
-                <w:szCs w:val="18"/>
-              </w:rPr>
-              <w:t xml:space="preserve"> design</w:t>
+                <w:sz w:val="20"/>
+                <w:szCs w:val="20"/>
+              </w:rPr>
+              <w:t>Network topology design</w:t>
             </w:r>
           </w:p>
         </w:tc>
@@ -6094,12 +6372,16 @@
           <w:p>
             <w:pPr>
               <w:jc w:val="center"/>
+              <w:rPr>
+                <w:sz w:val="20"/>
+                <w:szCs w:val="20"/>
+              </w:rPr>
             </w:pPr>
             <w:r>
               <w:rPr>
                 <w:rFonts w:ascii="Arial" w:eastAsia="Arial" w:hAnsi="Arial" w:cs="Arial"/>
-                <w:sz w:val="18"/>
-                <w:szCs w:val="18"/>
+                <w:sz w:val="20"/>
+                <w:szCs w:val="20"/>
               </w:rPr>
               <w:t>3 days</w:t>
             </w:r>
@@ -6126,12 +6408,16 @@
           <w:p>
             <w:pPr>
               <w:jc w:val="center"/>
+              <w:rPr>
+                <w:sz w:val="20"/>
+                <w:szCs w:val="20"/>
+              </w:rPr>
             </w:pPr>
             <w:r>
               <w:rPr>
                 <w:rFonts w:ascii="Arial" w:eastAsia="Arial" w:hAnsi="Arial" w:cs="Arial"/>
-                <w:sz w:val="18"/>
-                <w:szCs w:val="18"/>
+                <w:sz w:val="20"/>
+                <w:szCs w:val="20"/>
               </w:rPr>
               <w:t>15/3/26</w:t>
             </w:r>
@@ -6158,12 +6444,16 @@
           <w:p>
             <w:pPr>
               <w:jc w:val="center"/>
+              <w:rPr>
+                <w:sz w:val="20"/>
+                <w:szCs w:val="20"/>
+              </w:rPr>
             </w:pPr>
             <w:r>
               <w:rPr>
                 <w:rFonts w:ascii="Arial" w:eastAsia="Arial" w:hAnsi="Arial" w:cs="Arial"/>
-                <w:sz w:val="18"/>
-                <w:szCs w:val="18"/>
+                <w:sz w:val="20"/>
+                <w:szCs w:val="20"/>
               </w:rPr>
               <w:t>18/3/26</w:t>
             </w:r>
@@ -6173,7 +6463,7 @@
       <w:tr>
         <w:tc>
           <w:tcPr>
-            <w:tcW w:w="1872" w:type="dxa"/>
+            <w:tcW w:w="750" w:type="dxa"/>
             <w:tcBorders>
               <w:top w:val="single" w:sz="4" w:space="0" w:color="B8CCE4"/>
               <w:left w:val="single" w:sz="4" w:space="0" w:color="B8CCE4"/>
@@ -6192,12 +6482,16 @@
           <w:p>
             <w:pPr>
               <w:jc w:val="center"/>
+              <w:rPr>
+                <w:sz w:val="20"/>
+                <w:szCs w:val="20"/>
+              </w:rPr>
             </w:pPr>
             <w:r>
               <w:rPr>
                 <w:rFonts w:ascii="Arial" w:eastAsia="Arial" w:hAnsi="Arial" w:cs="Arial"/>
-                <w:sz w:val="18"/>
-                <w:szCs w:val="18"/>
+                <w:sz w:val="20"/>
+                <w:szCs w:val="20"/>
               </w:rPr>
               <w:t>6</w:t>
             </w:r>
@@ -6205,7 +6499,7 @@
         </w:tc>
         <w:tc>
           <w:tcPr>
-            <w:tcW w:w="1872" w:type="dxa"/>
+            <w:tcW w:w="2994" w:type="dxa"/>
             <w:tcBorders>
               <w:top w:val="single" w:sz="4" w:space="0" w:color="B8CCE4"/>
               <w:left w:val="single" w:sz="4" w:space="0" w:color="B8CCE4"/>
@@ -6224,12 +6518,16 @@
           <w:p>
             <w:pPr>
               <w:jc w:val="center"/>
+              <w:rPr>
+                <w:sz w:val="20"/>
+                <w:szCs w:val="20"/>
+              </w:rPr>
             </w:pPr>
             <w:r>
               <w:rPr>
                 <w:rFonts w:ascii="Arial" w:eastAsia="Arial" w:hAnsi="Arial" w:cs="Arial"/>
-                <w:sz w:val="18"/>
-                <w:szCs w:val="18"/>
+                <w:sz w:val="20"/>
+                <w:szCs w:val="20"/>
               </w:rPr>
               <w:t>IP addressing</w:t>
             </w:r>
@@ -6256,20 +6554,24 @@
           <w:p>
             <w:pPr>
               <w:jc w:val="center"/>
+              <w:rPr>
+                <w:sz w:val="20"/>
+                <w:szCs w:val="20"/>
+              </w:rPr>
             </w:pPr>
             <w:r>
               <w:rPr>
                 <w:rFonts w:ascii="Arial" w:eastAsia="Arial" w:hAnsi="Arial" w:cs="Arial"/>
-                <w:sz w:val="18"/>
-                <w:szCs w:val="18"/>
+                <w:sz w:val="20"/>
+                <w:szCs w:val="20"/>
               </w:rPr>
               <w:t>7</w:t>
             </w:r>
             <w:r>
               <w:rPr>
                 <w:rFonts w:ascii="Arial" w:eastAsia="Arial" w:hAnsi="Arial" w:cs="Arial"/>
-                <w:sz w:val="18"/>
-                <w:szCs w:val="18"/>
+                <w:sz w:val="20"/>
+                <w:szCs w:val="20"/>
               </w:rPr>
               <w:t xml:space="preserve"> days</w:t>
             </w:r>
@@ -6296,12 +6598,16 @@
           <w:p>
             <w:pPr>
               <w:jc w:val="center"/>
+              <w:rPr>
+                <w:sz w:val="20"/>
+                <w:szCs w:val="20"/>
+              </w:rPr>
             </w:pPr>
             <w:r>
               <w:rPr>
                 <w:rFonts w:ascii="Arial" w:eastAsia="Arial" w:hAnsi="Arial" w:cs="Arial"/>
-                <w:sz w:val="18"/>
-                <w:szCs w:val="18"/>
+                <w:sz w:val="20"/>
+                <w:szCs w:val="20"/>
               </w:rPr>
               <w:t>18/3/26</w:t>
             </w:r>
@@ -6328,36 +6634,40 @@
           <w:p>
             <w:pPr>
               <w:jc w:val="center"/>
+              <w:rPr>
+                <w:sz w:val="20"/>
+                <w:szCs w:val="20"/>
+              </w:rPr>
             </w:pPr>
             <w:r>
               <w:rPr>
                 <w:rFonts w:ascii="Arial" w:eastAsia="Arial" w:hAnsi="Arial" w:cs="Arial"/>
-                <w:sz w:val="18"/>
-                <w:szCs w:val="18"/>
+                <w:sz w:val="20"/>
+                <w:szCs w:val="20"/>
               </w:rPr>
               <w:t>25</w:t>
             </w:r>
             <w:r>
               <w:rPr>
                 <w:rFonts w:ascii="Arial" w:eastAsia="Arial" w:hAnsi="Arial" w:cs="Arial"/>
-                <w:sz w:val="18"/>
-                <w:szCs w:val="18"/>
+                <w:sz w:val="20"/>
+                <w:szCs w:val="20"/>
               </w:rPr>
               <w:t>/</w:t>
             </w:r>
             <w:r>
               <w:rPr>
                 <w:rFonts w:ascii="Arial" w:eastAsia="Arial" w:hAnsi="Arial" w:cs="Arial"/>
-                <w:sz w:val="18"/>
-                <w:szCs w:val="18"/>
+                <w:sz w:val="20"/>
+                <w:szCs w:val="20"/>
               </w:rPr>
               <w:t>3</w:t>
             </w:r>
             <w:r>
               <w:rPr>
                 <w:rFonts w:ascii="Arial" w:eastAsia="Arial" w:hAnsi="Arial" w:cs="Arial"/>
-                <w:sz w:val="18"/>
-                <w:szCs w:val="18"/>
+                <w:sz w:val="20"/>
+                <w:szCs w:val="20"/>
               </w:rPr>
               <w:t>/26</w:t>
             </w:r>
@@ -6367,7 +6677,7 @@
       <w:tr>
         <w:tc>
           <w:tcPr>
-            <w:tcW w:w="1872" w:type="dxa"/>
+            <w:tcW w:w="750" w:type="dxa"/>
             <w:tcBorders>
               <w:top w:val="single" w:sz="4" w:space="0" w:color="B8CCE4"/>
               <w:left w:val="single" w:sz="4" w:space="0" w:color="B8CCE4"/>
@@ -6386,12 +6696,16 @@
           <w:p>
             <w:pPr>
               <w:jc w:val="center"/>
+              <w:rPr>
+                <w:sz w:val="20"/>
+                <w:szCs w:val="20"/>
+              </w:rPr>
             </w:pPr>
             <w:r>
               <w:rPr>
                 <w:rFonts w:ascii="Arial" w:eastAsia="Arial" w:hAnsi="Arial" w:cs="Arial"/>
-                <w:sz w:val="18"/>
-                <w:szCs w:val="18"/>
+                <w:sz w:val="20"/>
+                <w:szCs w:val="20"/>
               </w:rPr>
               <w:t>7</w:t>
             </w:r>
@@ -6399,7 +6713,7 @@
         </w:tc>
         <w:tc>
           <w:tcPr>
-            <w:tcW w:w="1872" w:type="dxa"/>
+            <w:tcW w:w="2994" w:type="dxa"/>
             <w:tcBorders>
               <w:top w:val="single" w:sz="4" w:space="0" w:color="B8CCE4"/>
               <w:left w:val="single" w:sz="4" w:space="0" w:color="B8CCE4"/>
@@ -6418,12 +6732,16 @@
           <w:p>
             <w:pPr>
               <w:jc w:val="center"/>
+              <w:rPr>
+                <w:sz w:val="20"/>
+                <w:szCs w:val="20"/>
+              </w:rPr>
             </w:pPr>
             <w:r>
               <w:rPr>
                 <w:rFonts w:ascii="Arial" w:eastAsia="Arial" w:hAnsi="Arial" w:cs="Arial"/>
-                <w:sz w:val="18"/>
-                <w:szCs w:val="18"/>
+                <w:sz w:val="20"/>
+                <w:szCs w:val="20"/>
               </w:rPr>
               <w:t>Device configuration</w:t>
             </w:r>
@@ -6450,12 +6768,16 @@
           <w:p>
             <w:pPr>
               <w:jc w:val="center"/>
+              <w:rPr>
+                <w:sz w:val="20"/>
+                <w:szCs w:val="20"/>
+              </w:rPr>
             </w:pPr>
             <w:r>
               <w:rPr>
                 <w:rFonts w:ascii="Arial" w:eastAsia="Arial" w:hAnsi="Arial" w:cs="Arial"/>
-                <w:sz w:val="18"/>
-                <w:szCs w:val="18"/>
+                <w:sz w:val="20"/>
+                <w:szCs w:val="20"/>
               </w:rPr>
               <w:t>4 days</w:t>
             </w:r>
@@ -6482,36 +6804,40 @@
           <w:p>
             <w:pPr>
               <w:jc w:val="center"/>
+              <w:rPr>
+                <w:sz w:val="20"/>
+                <w:szCs w:val="20"/>
+              </w:rPr>
             </w:pPr>
             <w:r>
               <w:rPr>
                 <w:rFonts w:ascii="Arial" w:eastAsia="Arial" w:hAnsi="Arial" w:cs="Arial"/>
-                <w:sz w:val="18"/>
-                <w:szCs w:val="18"/>
+                <w:sz w:val="20"/>
+                <w:szCs w:val="20"/>
               </w:rPr>
               <w:t>26</w:t>
             </w:r>
             <w:r>
               <w:rPr>
                 <w:rFonts w:ascii="Arial" w:eastAsia="Arial" w:hAnsi="Arial" w:cs="Arial"/>
-                <w:sz w:val="18"/>
-                <w:szCs w:val="18"/>
+                <w:sz w:val="20"/>
+                <w:szCs w:val="20"/>
               </w:rPr>
               <w:t>/</w:t>
             </w:r>
             <w:r>
               <w:rPr>
                 <w:rFonts w:ascii="Arial" w:eastAsia="Arial" w:hAnsi="Arial" w:cs="Arial"/>
-                <w:sz w:val="18"/>
-                <w:szCs w:val="18"/>
+                <w:sz w:val="20"/>
+                <w:szCs w:val="20"/>
               </w:rPr>
               <w:t>3</w:t>
             </w:r>
             <w:r>
               <w:rPr>
                 <w:rFonts w:ascii="Arial" w:eastAsia="Arial" w:hAnsi="Arial" w:cs="Arial"/>
-                <w:sz w:val="18"/>
-                <w:szCs w:val="18"/>
+                <w:sz w:val="20"/>
+                <w:szCs w:val="20"/>
               </w:rPr>
               <w:t>/26</w:t>
             </w:r>
@@ -6538,36 +6864,40 @@
           <w:p>
             <w:pPr>
               <w:jc w:val="center"/>
+              <w:rPr>
+                <w:sz w:val="20"/>
+                <w:szCs w:val="20"/>
+              </w:rPr>
             </w:pPr>
             <w:r>
               <w:rPr>
                 <w:rFonts w:ascii="Arial" w:eastAsia="Arial" w:hAnsi="Arial" w:cs="Arial"/>
-                <w:sz w:val="18"/>
-                <w:szCs w:val="18"/>
+                <w:sz w:val="20"/>
+                <w:szCs w:val="20"/>
               </w:rPr>
               <w:t>30</w:t>
             </w:r>
             <w:r>
               <w:rPr>
                 <w:rFonts w:ascii="Arial" w:eastAsia="Arial" w:hAnsi="Arial" w:cs="Arial"/>
-                <w:sz w:val="18"/>
-                <w:szCs w:val="18"/>
+                <w:sz w:val="20"/>
+                <w:szCs w:val="20"/>
               </w:rPr>
               <w:t>/</w:t>
             </w:r>
             <w:r>
               <w:rPr>
                 <w:rFonts w:ascii="Arial" w:eastAsia="Arial" w:hAnsi="Arial" w:cs="Arial"/>
-                <w:sz w:val="18"/>
-                <w:szCs w:val="18"/>
+                <w:sz w:val="20"/>
+                <w:szCs w:val="20"/>
               </w:rPr>
               <w:t>3</w:t>
             </w:r>
             <w:r>
               <w:rPr>
                 <w:rFonts w:ascii="Arial" w:eastAsia="Arial" w:hAnsi="Arial" w:cs="Arial"/>
-                <w:sz w:val="18"/>
-                <w:szCs w:val="18"/>
+                <w:sz w:val="20"/>
+                <w:szCs w:val="20"/>
               </w:rPr>
               <w:t>/26</w:t>
             </w:r>
@@ -6577,7 +6907,7 @@
       <w:tr>
         <w:tc>
           <w:tcPr>
-            <w:tcW w:w="1872" w:type="dxa"/>
+            <w:tcW w:w="750" w:type="dxa"/>
             <w:tcBorders>
               <w:top w:val="single" w:sz="4" w:space="0" w:color="B8CCE4"/>
               <w:left w:val="single" w:sz="4" w:space="0" w:color="B8CCE4"/>
@@ -6596,12 +6926,16 @@
           <w:p>
             <w:pPr>
               <w:jc w:val="center"/>
+              <w:rPr>
+                <w:sz w:val="20"/>
+                <w:szCs w:val="20"/>
+              </w:rPr>
             </w:pPr>
             <w:r>
               <w:rPr>
                 <w:rFonts w:ascii="Arial" w:eastAsia="Arial" w:hAnsi="Arial" w:cs="Arial"/>
-                <w:sz w:val="18"/>
-                <w:szCs w:val="18"/>
+                <w:sz w:val="20"/>
+                <w:szCs w:val="20"/>
               </w:rPr>
               <w:t>8</w:t>
             </w:r>
@@ -6609,7 +6943,7 @@
         </w:tc>
         <w:tc>
           <w:tcPr>
-            <w:tcW w:w="1872" w:type="dxa"/>
+            <w:tcW w:w="2994" w:type="dxa"/>
             <w:tcBorders>
               <w:top w:val="single" w:sz="4" w:space="0" w:color="B8CCE4"/>
               <w:left w:val="single" w:sz="4" w:space="0" w:color="B8CCE4"/>
@@ -6628,12 +6962,16 @@
           <w:p>
             <w:pPr>
               <w:jc w:val="center"/>
+              <w:rPr>
+                <w:sz w:val="20"/>
+                <w:szCs w:val="20"/>
+              </w:rPr>
             </w:pPr>
             <w:r>
               <w:rPr>
                 <w:rFonts w:ascii="Arial" w:eastAsia="Arial" w:hAnsi="Arial" w:cs="Arial"/>
-                <w:sz w:val="18"/>
-                <w:szCs w:val="18"/>
+                <w:sz w:val="20"/>
+                <w:szCs w:val="20"/>
               </w:rPr>
               <w:t>Testing using Packet Tracer</w:t>
             </w:r>
@@ -6660,12 +6998,16 @@
           <w:p>
             <w:pPr>
               <w:jc w:val="center"/>
+              <w:rPr>
+                <w:sz w:val="20"/>
+                <w:szCs w:val="20"/>
+              </w:rPr>
             </w:pPr>
             <w:r>
               <w:rPr>
                 <w:rFonts w:ascii="Arial" w:eastAsia="Arial" w:hAnsi="Arial" w:cs="Arial"/>
-                <w:sz w:val="18"/>
-                <w:szCs w:val="18"/>
+                <w:sz w:val="20"/>
+                <w:szCs w:val="20"/>
               </w:rPr>
               <w:t>4 days</w:t>
             </w:r>
@@ -6692,36 +7034,40 @@
           <w:p>
             <w:pPr>
               <w:jc w:val="center"/>
+              <w:rPr>
+                <w:sz w:val="20"/>
+                <w:szCs w:val="20"/>
+              </w:rPr>
             </w:pPr>
             <w:r>
               <w:rPr>
                 <w:rFonts w:ascii="Arial" w:eastAsia="Arial" w:hAnsi="Arial" w:cs="Arial"/>
-                <w:sz w:val="18"/>
-                <w:szCs w:val="18"/>
+                <w:sz w:val="20"/>
+                <w:szCs w:val="20"/>
               </w:rPr>
               <w:t>1</w:t>
             </w:r>
             <w:r>
               <w:rPr>
                 <w:rFonts w:ascii="Arial" w:eastAsia="Arial" w:hAnsi="Arial" w:cs="Arial"/>
-                <w:sz w:val="18"/>
-                <w:szCs w:val="18"/>
+                <w:sz w:val="20"/>
+                <w:szCs w:val="20"/>
               </w:rPr>
               <w:t>/</w:t>
             </w:r>
             <w:r>
               <w:rPr>
                 <w:rFonts w:ascii="Arial" w:eastAsia="Arial" w:hAnsi="Arial" w:cs="Arial"/>
-                <w:sz w:val="18"/>
-                <w:szCs w:val="18"/>
+                <w:sz w:val="20"/>
+                <w:szCs w:val="20"/>
               </w:rPr>
               <w:t>4</w:t>
             </w:r>
             <w:r>
               <w:rPr>
                 <w:rFonts w:ascii="Arial" w:eastAsia="Arial" w:hAnsi="Arial" w:cs="Arial"/>
-                <w:sz w:val="18"/>
-                <w:szCs w:val="18"/>
+                <w:sz w:val="20"/>
+                <w:szCs w:val="20"/>
               </w:rPr>
               <w:t>/26</w:t>
             </w:r>
@@ -6748,20 +7094,24 @@
           <w:p>
             <w:pPr>
               <w:jc w:val="center"/>
+              <w:rPr>
+                <w:sz w:val="20"/>
+                <w:szCs w:val="20"/>
+              </w:rPr>
             </w:pPr>
             <w:r>
               <w:rPr>
                 <w:rFonts w:ascii="Arial" w:eastAsia="Arial" w:hAnsi="Arial" w:cs="Arial"/>
-                <w:sz w:val="18"/>
-                <w:szCs w:val="18"/>
+                <w:sz w:val="20"/>
+                <w:szCs w:val="20"/>
               </w:rPr>
               <w:t>4</w:t>
             </w:r>
             <w:r>
               <w:rPr>
                 <w:rFonts w:ascii="Arial" w:eastAsia="Arial" w:hAnsi="Arial" w:cs="Arial"/>
-                <w:sz w:val="18"/>
-                <w:szCs w:val="18"/>
+                <w:sz w:val="20"/>
+                <w:szCs w:val="20"/>
               </w:rPr>
               <w:t>/4/26</w:t>
             </w:r>
@@ -6771,7 +7121,7 @@
       <w:tr>
         <w:tc>
           <w:tcPr>
-            <w:tcW w:w="1872" w:type="dxa"/>
+            <w:tcW w:w="750" w:type="dxa"/>
             <w:tcBorders>
               <w:top w:val="single" w:sz="4" w:space="0" w:color="B8CCE4"/>
               <w:left w:val="single" w:sz="4" w:space="0" w:color="B8CCE4"/>
@@ -6790,12 +7140,16 @@
           <w:p>
             <w:pPr>
               <w:jc w:val="center"/>
+              <w:rPr>
+                <w:sz w:val="20"/>
+                <w:szCs w:val="20"/>
+              </w:rPr>
             </w:pPr>
             <w:r>
               <w:rPr>
                 <w:rFonts w:ascii="Arial" w:eastAsia="Arial" w:hAnsi="Arial" w:cs="Arial"/>
-                <w:sz w:val="18"/>
-                <w:szCs w:val="18"/>
+                <w:sz w:val="20"/>
+                <w:szCs w:val="20"/>
               </w:rPr>
               <w:t>9</w:t>
             </w:r>
@@ -6803,7 +7157,7 @@
         </w:tc>
         <w:tc>
           <w:tcPr>
-            <w:tcW w:w="1872" w:type="dxa"/>
+            <w:tcW w:w="2994" w:type="dxa"/>
             <w:tcBorders>
               <w:top w:val="single" w:sz="4" w:space="0" w:color="B8CCE4"/>
               <w:left w:val="single" w:sz="4" w:space="0" w:color="B8CCE4"/>
@@ -6822,22 +7176,18 @@
           <w:p>
             <w:pPr>
               <w:jc w:val="center"/>
+              <w:rPr>
+                <w:sz w:val="20"/>
+                <w:szCs w:val="20"/>
+              </w:rPr>
             </w:pPr>
             <w:r>
               <w:rPr>
                 <w:rFonts w:ascii="Arial" w:eastAsia="Arial" w:hAnsi="Arial" w:cs="Arial"/>
-                <w:sz w:val="18"/>
-                <w:szCs w:val="18"/>
-              </w:rPr>
-              <w:t>, Connectivity verificatio</w:t>
-            </w:r>
-            <w:r>
-              <w:rPr>
-                <w:rFonts w:ascii="Arial" w:eastAsia="Arial" w:hAnsi="Arial" w:cs="Arial"/>
-                <w:sz w:val="18"/>
-                <w:szCs w:val="18"/>
-              </w:rPr>
-              <w:t>n</w:t>
+                <w:sz w:val="20"/>
+                <w:szCs w:val="20"/>
+              </w:rPr>
+              <w:t>Connectivity verification</w:t>
             </w:r>
           </w:p>
         </w:tc>
@@ -6862,12 +7212,16 @@
           <w:p>
             <w:pPr>
               <w:jc w:val="center"/>
+              <w:rPr>
+                <w:sz w:val="20"/>
+                <w:szCs w:val="20"/>
+              </w:rPr>
             </w:pPr>
             <w:r>
               <w:rPr>
                 <w:rFonts w:ascii="Arial" w:eastAsia="Arial" w:hAnsi="Arial" w:cs="Arial"/>
-                <w:sz w:val="18"/>
-                <w:szCs w:val="18"/>
+                <w:sz w:val="20"/>
+                <w:szCs w:val="20"/>
               </w:rPr>
               <w:t>3 days</w:t>
             </w:r>
@@ -6894,20 +7248,24 @@
           <w:p>
             <w:pPr>
               <w:jc w:val="center"/>
+              <w:rPr>
+                <w:sz w:val="20"/>
+                <w:szCs w:val="20"/>
+              </w:rPr>
             </w:pPr>
             <w:r>
               <w:rPr>
                 <w:rFonts w:ascii="Arial" w:eastAsia="Arial" w:hAnsi="Arial" w:cs="Arial"/>
-                <w:sz w:val="18"/>
-                <w:szCs w:val="18"/>
+                <w:sz w:val="20"/>
+                <w:szCs w:val="20"/>
               </w:rPr>
               <w:t>5</w:t>
             </w:r>
             <w:r>
               <w:rPr>
                 <w:rFonts w:ascii="Arial" w:eastAsia="Arial" w:hAnsi="Arial" w:cs="Arial"/>
-                <w:sz w:val="18"/>
-                <w:szCs w:val="18"/>
+                <w:sz w:val="20"/>
+                <w:szCs w:val="20"/>
               </w:rPr>
               <w:t>/4/26</w:t>
             </w:r>
@@ -6934,20 +7292,24 @@
           <w:p>
             <w:pPr>
               <w:jc w:val="center"/>
+              <w:rPr>
+                <w:sz w:val="20"/>
+                <w:szCs w:val="20"/>
+              </w:rPr>
             </w:pPr>
             <w:r>
               <w:rPr>
                 <w:rFonts w:ascii="Arial" w:eastAsia="Arial" w:hAnsi="Arial" w:cs="Arial"/>
-                <w:sz w:val="18"/>
-                <w:szCs w:val="18"/>
+                <w:sz w:val="20"/>
+                <w:szCs w:val="20"/>
               </w:rPr>
               <w:t>8</w:t>
             </w:r>
             <w:r>
               <w:rPr>
                 <w:rFonts w:ascii="Arial" w:eastAsia="Arial" w:hAnsi="Arial" w:cs="Arial"/>
-                <w:sz w:val="18"/>
-                <w:szCs w:val="18"/>
+                <w:sz w:val="20"/>
+                <w:szCs w:val="20"/>
               </w:rPr>
               <w:t>/4/26</w:t>
             </w:r>
@@ -6960,7 +7322,7 @@
         </w:trPr>
         <w:tc>
           <w:tcPr>
-            <w:tcW w:w="1872" w:type="dxa"/>
+            <w:tcW w:w="750" w:type="dxa"/>
             <w:tcBorders>
               <w:top w:val="single" w:sz="4" w:space="0" w:color="B8CCE4"/>
               <w:left w:val="single" w:sz="4" w:space="0" w:color="B8CCE4"/>
@@ -6979,12 +7341,16 @@
           <w:p>
             <w:pPr>
               <w:jc w:val="center"/>
+              <w:rPr>
+                <w:sz w:val="20"/>
+                <w:szCs w:val="20"/>
+              </w:rPr>
             </w:pPr>
             <w:r>
               <w:rPr>
                 <w:rFonts w:ascii="Arial" w:eastAsia="Arial" w:hAnsi="Arial" w:cs="Arial"/>
-                <w:sz w:val="18"/>
-                <w:szCs w:val="18"/>
+                <w:sz w:val="20"/>
+                <w:szCs w:val="20"/>
               </w:rPr>
               <w:t>10</w:t>
             </w:r>
@@ -6992,7 +7358,7 @@
         </w:tc>
         <w:tc>
           <w:tcPr>
-            <w:tcW w:w="1872" w:type="dxa"/>
+            <w:tcW w:w="2994" w:type="dxa"/>
             <w:tcBorders>
               <w:top w:val="single" w:sz="4" w:space="0" w:color="B8CCE4"/>
               <w:left w:val="single" w:sz="4" w:space="0" w:color="B8CCE4"/>
@@ -7011,12 +7377,16 @@
           <w:p>
             <w:pPr>
               <w:jc w:val="center"/>
+              <w:rPr>
+                <w:sz w:val="20"/>
+                <w:szCs w:val="20"/>
+              </w:rPr>
             </w:pPr>
             <w:r>
               <w:rPr>
                 <w:rFonts w:ascii="Arial" w:eastAsia="Arial" w:hAnsi="Arial" w:cs="Arial"/>
-                <w:sz w:val="18"/>
-                <w:szCs w:val="18"/>
+                <w:sz w:val="20"/>
+                <w:szCs w:val="20"/>
               </w:rPr>
               <w:t>Documentation</w:t>
             </w:r>
@@ -7043,12 +7413,16 @@
           <w:p>
             <w:pPr>
               <w:jc w:val="center"/>
+              <w:rPr>
+                <w:sz w:val="20"/>
+                <w:szCs w:val="20"/>
+              </w:rPr>
             </w:pPr>
             <w:r>
               <w:rPr>
                 <w:rFonts w:ascii="Arial" w:eastAsia="Arial" w:hAnsi="Arial" w:cs="Arial"/>
-                <w:sz w:val="18"/>
-                <w:szCs w:val="18"/>
+                <w:sz w:val="20"/>
+                <w:szCs w:val="20"/>
               </w:rPr>
               <w:t>2 days</w:t>
             </w:r>
@@ -7075,20 +7449,24 @@
           <w:p>
             <w:pPr>
               <w:jc w:val="center"/>
+              <w:rPr>
+                <w:sz w:val="20"/>
+                <w:szCs w:val="20"/>
+              </w:rPr>
             </w:pPr>
             <w:r>
               <w:rPr>
                 <w:rFonts w:ascii="Arial" w:eastAsia="Arial" w:hAnsi="Arial" w:cs="Arial"/>
-                <w:sz w:val="18"/>
-                <w:szCs w:val="18"/>
+                <w:sz w:val="20"/>
+                <w:szCs w:val="20"/>
               </w:rPr>
               <w:t>9</w:t>
             </w:r>
             <w:r>
               <w:rPr>
                 <w:rFonts w:ascii="Arial" w:eastAsia="Arial" w:hAnsi="Arial" w:cs="Arial"/>
-                <w:sz w:val="18"/>
-                <w:szCs w:val="18"/>
+                <w:sz w:val="20"/>
+                <w:szCs w:val="20"/>
               </w:rPr>
               <w:t>/4/26</w:t>
             </w:r>
@@ -7115,20 +7493,24 @@
           <w:p>
             <w:pPr>
               <w:jc w:val="center"/>
+              <w:rPr>
+                <w:sz w:val="20"/>
+                <w:szCs w:val="20"/>
+              </w:rPr>
             </w:pPr>
             <w:r>
               <w:rPr>
                 <w:rFonts w:ascii="Arial" w:eastAsia="Arial" w:hAnsi="Arial" w:cs="Arial"/>
-                <w:sz w:val="18"/>
-                <w:szCs w:val="18"/>
+                <w:sz w:val="20"/>
+                <w:szCs w:val="20"/>
               </w:rPr>
               <w:t>10</w:t>
             </w:r>
             <w:r>
               <w:rPr>
                 <w:rFonts w:ascii="Arial" w:eastAsia="Arial" w:hAnsi="Arial" w:cs="Arial"/>
-                <w:sz w:val="18"/>
-                <w:szCs w:val="18"/>
+                <w:sz w:val="20"/>
+                <w:szCs w:val="20"/>
               </w:rPr>
               <w:t>/4/26</w:t>
             </w:r>
@@ -7141,7 +7523,7 @@
         </w:trPr>
         <w:tc>
           <w:tcPr>
-            <w:tcW w:w="1872" w:type="dxa"/>
+            <w:tcW w:w="750" w:type="dxa"/>
             <w:tcBorders>
               <w:top w:val="single" w:sz="4" w:space="0" w:color="B8CCE4"/>
               <w:left w:val="single" w:sz="4" w:space="0" w:color="B8CCE4"/>
@@ -7162,15 +7544,15 @@
               <w:jc w:val="center"/>
               <w:rPr>
                 <w:rFonts w:ascii="Arial" w:eastAsia="Arial" w:hAnsi="Arial" w:cs="Arial"/>
-                <w:sz w:val="18"/>
-                <w:szCs w:val="18"/>
+                <w:sz w:val="20"/>
+                <w:szCs w:val="20"/>
               </w:rPr>
             </w:pPr>
             <w:r>
               <w:rPr>
                 <w:rFonts w:ascii="Arial" w:eastAsia="Arial" w:hAnsi="Arial" w:cs="Arial"/>
-                <w:sz w:val="18"/>
-                <w:szCs w:val="18"/>
+                <w:sz w:val="20"/>
+                <w:szCs w:val="20"/>
               </w:rPr>
               <w:t>11</w:t>
             </w:r>
@@ -7178,7 +7560,7 @@
         </w:tc>
         <w:tc>
           <w:tcPr>
-            <w:tcW w:w="1872" w:type="dxa"/>
+            <w:tcW w:w="2994" w:type="dxa"/>
             <w:tcBorders>
               <w:top w:val="single" w:sz="4" w:space="0" w:color="B8CCE4"/>
               <w:left w:val="single" w:sz="4" w:space="0" w:color="B8CCE4"/>
@@ -7199,15 +7581,15 @@
               <w:jc w:val="center"/>
               <w:rPr>
                 <w:rFonts w:ascii="Arial" w:eastAsia="Arial" w:hAnsi="Arial" w:cs="Arial"/>
-                <w:sz w:val="18"/>
-                <w:szCs w:val="18"/>
+                <w:sz w:val="20"/>
+                <w:szCs w:val="20"/>
               </w:rPr>
             </w:pPr>
             <w:r>
               <w:rPr>
                 <w:rFonts w:ascii="Arial" w:eastAsia="Arial" w:hAnsi="Arial" w:cs="Arial"/>
-                <w:sz w:val="18"/>
-                <w:szCs w:val="18"/>
+                <w:sz w:val="20"/>
+                <w:szCs w:val="20"/>
               </w:rPr>
               <w:t>Final review</w:t>
             </w:r>
@@ -7236,15 +7618,15 @@
               <w:jc w:val="center"/>
               <w:rPr>
                 <w:rFonts w:ascii="Arial" w:eastAsia="Arial" w:hAnsi="Arial" w:cs="Arial"/>
-                <w:sz w:val="18"/>
-                <w:szCs w:val="18"/>
+                <w:sz w:val="20"/>
+                <w:szCs w:val="20"/>
               </w:rPr>
             </w:pPr>
             <w:r>
               <w:rPr>
                 <w:rFonts w:ascii="Arial" w:eastAsia="Arial" w:hAnsi="Arial" w:cs="Arial"/>
-                <w:sz w:val="18"/>
-                <w:szCs w:val="18"/>
+                <w:sz w:val="20"/>
+                <w:szCs w:val="20"/>
               </w:rPr>
               <w:t>2 days</w:t>
             </w:r>
@@ -7273,31 +7655,31 @@
               <w:jc w:val="center"/>
               <w:rPr>
                 <w:rFonts w:ascii="Arial" w:eastAsia="Arial" w:hAnsi="Arial" w:cs="Arial"/>
-                <w:sz w:val="18"/>
-                <w:szCs w:val="18"/>
+                <w:sz w:val="20"/>
+                <w:szCs w:val="20"/>
               </w:rPr>
             </w:pPr>
             <w:r>
               <w:rPr>
                 <w:rFonts w:ascii="Arial" w:eastAsia="Arial" w:hAnsi="Arial" w:cs="Arial"/>
-                <w:sz w:val="18"/>
-                <w:szCs w:val="18"/>
+                <w:sz w:val="20"/>
+                <w:szCs w:val="20"/>
               </w:rPr>
               <w:t>1</w:t>
             </w:r>
             <w:r>
               <w:rPr>
                 <w:rFonts w:ascii="Arial" w:eastAsia="Arial" w:hAnsi="Arial" w:cs="Arial"/>
-                <w:sz w:val="18"/>
-                <w:szCs w:val="18"/>
+                <w:sz w:val="20"/>
+                <w:szCs w:val="20"/>
               </w:rPr>
               <w:t>1</w:t>
             </w:r>
             <w:r>
               <w:rPr>
                 <w:rFonts w:ascii="Arial" w:eastAsia="Arial" w:hAnsi="Arial" w:cs="Arial"/>
-                <w:sz w:val="18"/>
-                <w:szCs w:val="18"/>
+                <w:sz w:val="20"/>
+                <w:szCs w:val="20"/>
               </w:rPr>
               <w:t>/4/26</w:t>
             </w:r>
@@ -7326,31 +7708,31 @@
               <w:jc w:val="center"/>
               <w:rPr>
                 <w:rFonts w:ascii="Arial" w:eastAsia="Arial" w:hAnsi="Arial" w:cs="Arial"/>
-                <w:sz w:val="18"/>
-                <w:szCs w:val="18"/>
+                <w:sz w:val="20"/>
+                <w:szCs w:val="20"/>
               </w:rPr>
             </w:pPr>
             <w:r>
               <w:rPr>
                 <w:rFonts w:ascii="Arial" w:eastAsia="Arial" w:hAnsi="Arial" w:cs="Arial"/>
-                <w:sz w:val="18"/>
-                <w:szCs w:val="18"/>
+                <w:sz w:val="20"/>
+                <w:szCs w:val="20"/>
               </w:rPr>
               <w:t>1</w:t>
             </w:r>
             <w:r>
               <w:rPr>
                 <w:rFonts w:ascii="Arial" w:eastAsia="Arial" w:hAnsi="Arial" w:cs="Arial"/>
-                <w:sz w:val="18"/>
-                <w:szCs w:val="18"/>
+                <w:sz w:val="20"/>
+                <w:szCs w:val="20"/>
               </w:rPr>
               <w:t>2</w:t>
             </w:r>
             <w:r>
               <w:rPr>
                 <w:rFonts w:ascii="Arial" w:eastAsia="Arial" w:hAnsi="Arial" w:cs="Arial"/>
-                <w:sz w:val="18"/>
-                <w:szCs w:val="18"/>
+                <w:sz w:val="20"/>
+                <w:szCs w:val="20"/>
               </w:rPr>
               <w:t>/4/26</w:t>
             </w:r>
@@ -7360,7 +7742,7 @@
       <w:tr>
         <w:tc>
           <w:tcPr>
-            <w:tcW w:w="1872" w:type="dxa"/>
+            <w:tcW w:w="750" w:type="dxa"/>
             <w:tcBorders>
               <w:top w:val="single" w:sz="4" w:space="0" w:color="B8CCE4"/>
               <w:left w:val="single" w:sz="4" w:space="0" w:color="B8CCE4"/>
@@ -7379,20 +7761,24 @@
           <w:p>
             <w:pPr>
               <w:jc w:val="center"/>
+              <w:rPr>
+                <w:sz w:val="20"/>
+                <w:szCs w:val="20"/>
+              </w:rPr>
             </w:pPr>
             <w:r>
               <w:rPr>
                 <w:rFonts w:ascii="Arial" w:eastAsia="Arial" w:hAnsi="Arial" w:cs="Arial"/>
-                <w:sz w:val="18"/>
-                <w:szCs w:val="18"/>
+                <w:sz w:val="20"/>
+                <w:szCs w:val="20"/>
               </w:rPr>
               <w:t>1</w:t>
             </w:r>
             <w:r>
               <w:rPr>
                 <w:rFonts w:ascii="Arial" w:eastAsia="Arial" w:hAnsi="Arial" w:cs="Arial"/>
-                <w:sz w:val="18"/>
-                <w:szCs w:val="18"/>
+                <w:sz w:val="20"/>
+                <w:szCs w:val="20"/>
               </w:rPr>
               <w:t>2</w:t>
             </w:r>
@@ -7400,7 +7786,7 @@
         </w:tc>
         <w:tc>
           <w:tcPr>
-            <w:tcW w:w="1872" w:type="dxa"/>
+            <w:tcW w:w="2994" w:type="dxa"/>
             <w:tcBorders>
               <w:top w:val="single" w:sz="4" w:space="0" w:color="B8CCE4"/>
               <w:left w:val="single" w:sz="4" w:space="0" w:color="B8CCE4"/>
@@ -7419,12 +7805,16 @@
           <w:p>
             <w:pPr>
               <w:jc w:val="center"/>
+              <w:rPr>
+                <w:sz w:val="20"/>
+                <w:szCs w:val="20"/>
+              </w:rPr>
             </w:pPr>
             <w:r>
               <w:rPr>
                 <w:rFonts w:ascii="Arial" w:eastAsia="Arial" w:hAnsi="Arial" w:cs="Arial"/>
-                <w:sz w:val="18"/>
-                <w:szCs w:val="18"/>
+                <w:sz w:val="20"/>
+                <w:szCs w:val="20"/>
               </w:rPr>
               <w:t>Final Submission</w:t>
             </w:r>
@@ -7451,20 +7841,24 @@
           <w:p>
             <w:pPr>
               <w:jc w:val="center"/>
+              <w:rPr>
+                <w:sz w:val="20"/>
+                <w:szCs w:val="20"/>
+              </w:rPr>
             </w:pPr>
             <w:r>
               <w:rPr>
                 <w:rFonts w:ascii="Arial" w:eastAsia="Arial" w:hAnsi="Arial" w:cs="Arial"/>
-                <w:sz w:val="18"/>
-                <w:szCs w:val="18"/>
+                <w:sz w:val="20"/>
+                <w:szCs w:val="20"/>
               </w:rPr>
               <w:t>1</w:t>
             </w:r>
             <w:r>
               <w:rPr>
                 <w:rFonts w:ascii="Arial" w:eastAsia="Arial" w:hAnsi="Arial" w:cs="Arial"/>
-                <w:sz w:val="18"/>
-                <w:szCs w:val="18"/>
+                <w:sz w:val="20"/>
+                <w:szCs w:val="20"/>
               </w:rPr>
               <w:t xml:space="preserve"> day</w:t>
             </w:r>
@@ -7491,20 +7885,24 @@
           <w:p>
             <w:pPr>
               <w:jc w:val="center"/>
+              <w:rPr>
+                <w:sz w:val="20"/>
+                <w:szCs w:val="20"/>
+              </w:rPr>
             </w:pPr>
             <w:r>
               <w:rPr>
                 <w:rFonts w:ascii="Arial" w:eastAsia="Arial" w:hAnsi="Arial" w:cs="Arial"/>
-                <w:sz w:val="18"/>
-                <w:szCs w:val="18"/>
+                <w:sz w:val="20"/>
+                <w:szCs w:val="20"/>
               </w:rPr>
               <w:t>18</w:t>
             </w:r>
             <w:r>
               <w:rPr>
                 <w:rFonts w:ascii="Arial" w:eastAsia="Arial" w:hAnsi="Arial" w:cs="Arial"/>
-                <w:sz w:val="18"/>
-                <w:szCs w:val="18"/>
+                <w:sz w:val="20"/>
+                <w:szCs w:val="20"/>
               </w:rPr>
               <w:t>/4/26</w:t>
             </w:r>
@@ -7531,20 +7929,24 @@
           <w:p>
             <w:pPr>
               <w:jc w:val="center"/>
+              <w:rPr>
+                <w:sz w:val="20"/>
+                <w:szCs w:val="20"/>
+              </w:rPr>
             </w:pPr>
             <w:r>
               <w:rPr>
                 <w:rFonts w:ascii="Arial" w:eastAsia="Arial" w:hAnsi="Arial" w:cs="Arial"/>
-                <w:sz w:val="18"/>
-                <w:szCs w:val="18"/>
+                <w:sz w:val="20"/>
+                <w:szCs w:val="20"/>
               </w:rPr>
               <w:t>18</w:t>
             </w:r>
             <w:r>
               <w:rPr>
                 <w:rFonts w:ascii="Arial" w:eastAsia="Arial" w:hAnsi="Arial" w:cs="Arial"/>
-                <w:sz w:val="18"/>
-                <w:szCs w:val="18"/>
+                <w:sz w:val="20"/>
+                <w:szCs w:val="20"/>
               </w:rPr>
               <w:t>/4/26</w:t>
             </w:r>
@@ -7601,16 +8003,29 @@
     </w:p>
     <w:p>
       <w:pPr>
-        <w:pStyle w:val="Heading2"/>
         <w:rPr>
-          <w:rFonts w:asciiTheme="minorBidi" w:hAnsiTheme="minorBidi" w:cstheme="minorBidi"/>
+          <w:rFonts w:asciiTheme="minorBidi" w:hAnsiTheme="minorBidi"/>
           <w:lang w:bidi="ar-BH"/>
         </w:rPr>
       </w:pPr>
-      <w:bookmarkStart w:id="12" w:name="_Toc226035497"/>
+    </w:p>
+    <w:p>
+      <w:pPr>
+        <w:pStyle w:val="Heading2"/>
+        <w:spacing w:after="240"/>
+        <w:rPr>
+          <w:rStyle w:val="Heading2Char"/>
+          <w:rFonts w:asciiTheme="minorBidi" w:hAnsiTheme="minorBidi" w:cstheme="minorBidi"/>
+          <w:sz w:val="28"/>
+          <w:szCs w:val="28"/>
+        </w:rPr>
+      </w:pPr>
+      <w:bookmarkStart w:id="12" w:name="_Toc226044931"/>
       <w:r>
         <w:rPr>
           <w:rFonts w:ascii="Segoe UI Emoji" w:hAnsi="Segoe UI Emoji" w:cs="Segoe UI Emoji"/>
+          <w:sz w:val="28"/>
+          <w:szCs w:val="28"/>
           <w:lang w:bidi="ar-BH"/>
         </w:rPr>
         <w:lastRenderedPageBreak/>
@@ -7619,13 +8034,32 @@
       <w:r>
         <w:rPr>
           <w:rFonts w:asciiTheme="minorBidi" w:hAnsiTheme="minorBidi" w:cstheme="minorBidi"/>
+          <w:sz w:val="28"/>
+          <w:szCs w:val="28"/>
           <w:lang w:bidi="ar-BH"/>
         </w:rPr>
-        <w:t xml:space="preserve"> 3.3 </w:t>
+        <w:t xml:space="preserve"> </w:t>
       </w:r>
       <w:r>
         <w:rPr>
+          <w:rStyle w:val="Heading2Char"/>
           <w:rFonts w:asciiTheme="minorBidi" w:hAnsiTheme="minorBidi" w:cstheme="minorBidi"/>
+          <w:b/>
+          <w:bCs/>
+          <w:sz w:val="28"/>
+          <w:szCs w:val="28"/>
+          <w:lang w:bidi="ar-BH"/>
+        </w:rPr>
+        <w:t xml:space="preserve">3.3 </w:t>
+      </w:r>
+      <w:r>
+        <w:rPr>
+          <w:rStyle w:val="Heading2Char"/>
+          <w:rFonts w:asciiTheme="minorBidi" w:hAnsiTheme="minorBidi" w:cstheme="minorBidi"/>
+          <w:b/>
+          <w:bCs/>
+          <w:sz w:val="28"/>
+          <w:szCs w:val="28"/>
           <w:lang w:bidi="ar-BH"/>
         </w:rPr>
         <w:t>Critical Path</w:t>
@@ -7634,6 +8068,7 @@
     </w:p>
     <w:p>
       <w:pPr>
+        <w:spacing w:after="240"/>
         <w:rPr>
           <w:rFonts w:asciiTheme="minorBidi" w:hAnsiTheme="minorBidi"/>
           <w:lang w:bidi="ar-BH"/>
@@ -7649,8 +8084,7 @@
     </w:p>
     <w:tbl>
       <w:tblPr>
-        <w:tblW w:w="10920" w:type="dxa"/>
-        <w:tblInd w:w="-1139" w:type="dxa"/>
+        <w:tblW w:w="8819" w:type="dxa"/>
         <w:tblBorders>
           <w:top w:val="single" w:sz="4" w:space="0" w:color="auto"/>
           <w:left w:val="single" w:sz="4" w:space="0" w:color="auto"/>
@@ -7666,18 +8100,18 @@
         <w:tblLook w:val="04A0" w:firstRow="1" w:lastRow="0" w:firstColumn="1" w:lastColumn="0" w:noHBand="0" w:noVBand="1"/>
       </w:tblPr>
       <w:tblGrid>
-        <w:gridCol w:w="719"/>
-        <w:gridCol w:w="2401"/>
-        <w:gridCol w:w="1560"/>
-        <w:gridCol w:w="1560"/>
-        <w:gridCol w:w="1560"/>
-        <w:gridCol w:w="1469"/>
-        <w:gridCol w:w="1651"/>
+        <w:gridCol w:w="628"/>
+        <w:gridCol w:w="2486"/>
+        <w:gridCol w:w="1019"/>
+        <w:gridCol w:w="989"/>
+        <w:gridCol w:w="900"/>
+        <w:gridCol w:w="1267"/>
+        <w:gridCol w:w="1530"/>
       </w:tblGrid>
       <w:tr>
         <w:tc>
           <w:tcPr>
-            <w:tcW w:w="719" w:type="dxa"/>
+            <w:tcW w:w="628" w:type="dxa"/>
             <w:tcBorders>
               <w:top w:val="single" w:sz="4" w:space="0" w:color="B8CCE4"/>
               <w:left w:val="single" w:sz="4" w:space="0" w:color="B8CCE4"/>
@@ -7712,7 +8146,7 @@
         </w:tc>
         <w:tc>
           <w:tcPr>
-            <w:tcW w:w="2401" w:type="dxa"/>
+            <w:tcW w:w="2486" w:type="dxa"/>
             <w:tcBorders>
               <w:top w:val="single" w:sz="4" w:space="0" w:color="B8CCE4"/>
               <w:left w:val="single" w:sz="4" w:space="0" w:color="B8CCE4"/>
@@ -7747,7 +8181,7 @@
         </w:tc>
         <w:tc>
           <w:tcPr>
-            <w:tcW w:w="1560" w:type="dxa"/>
+            <w:tcW w:w="1019" w:type="dxa"/>
             <w:tcBorders>
               <w:top w:val="single" w:sz="4" w:space="0" w:color="B8CCE4"/>
               <w:left w:val="single" w:sz="4" w:space="0" w:color="B8CCE4"/>
@@ -7782,7 +8216,7 @@
         </w:tc>
         <w:tc>
           <w:tcPr>
-            <w:tcW w:w="1560" w:type="dxa"/>
+            <w:tcW w:w="989" w:type="dxa"/>
             <w:tcBorders>
               <w:top w:val="single" w:sz="4" w:space="0" w:color="B8CCE4"/>
               <w:left w:val="single" w:sz="4" w:space="0" w:color="B8CCE4"/>
@@ -7817,7 +8251,7 @@
         </w:tc>
         <w:tc>
           <w:tcPr>
-            <w:tcW w:w="1560" w:type="dxa"/>
+            <w:tcW w:w="900" w:type="dxa"/>
             <w:tcBorders>
               <w:top w:val="single" w:sz="4" w:space="0" w:color="B8CCE4"/>
               <w:left w:val="single" w:sz="4" w:space="0" w:color="B8CCE4"/>
@@ -7852,7 +8286,7 @@
         </w:tc>
         <w:tc>
           <w:tcPr>
-            <w:tcW w:w="1469" w:type="dxa"/>
+            <w:tcW w:w="1267" w:type="dxa"/>
             <w:tcBorders>
               <w:top w:val="single" w:sz="4" w:space="0" w:color="B8CCE4"/>
               <w:left w:val="single" w:sz="4" w:space="0" w:color="B8CCE4"/>
@@ -7888,7 +8322,7 @@
         </w:tc>
         <w:tc>
           <w:tcPr>
-            <w:tcW w:w="1651" w:type="dxa"/>
+            <w:tcW w:w="1530" w:type="dxa"/>
             <w:tcBorders>
               <w:top w:val="single" w:sz="4" w:space="0" w:color="B8CCE4"/>
               <w:left w:val="single" w:sz="4" w:space="0" w:color="B8CCE4"/>
@@ -7925,7 +8359,7 @@
       <w:tr>
         <w:tc>
           <w:tcPr>
-            <w:tcW w:w="719" w:type="dxa"/>
+            <w:tcW w:w="628" w:type="dxa"/>
             <w:tcBorders>
               <w:top w:val="single" w:sz="4" w:space="0" w:color="B8CCE4"/>
               <w:left w:val="single" w:sz="4" w:space="0" w:color="B8CCE4"/>
@@ -7957,7 +8391,7 @@
         </w:tc>
         <w:tc>
           <w:tcPr>
-            <w:tcW w:w="2401" w:type="dxa"/>
+            <w:tcW w:w="2486" w:type="dxa"/>
             <w:tcBorders>
               <w:top w:val="single" w:sz="4" w:space="0" w:color="B8CCE4"/>
               <w:left w:val="single" w:sz="4" w:space="0" w:color="B8CCE4"/>
@@ -7989,7 +8423,7 @@
         </w:tc>
         <w:tc>
           <w:tcPr>
-            <w:tcW w:w="1560" w:type="dxa"/>
+            <w:tcW w:w="1019" w:type="dxa"/>
             <w:tcBorders>
               <w:top w:val="single" w:sz="4" w:space="0" w:color="B8CCE4"/>
               <w:left w:val="single" w:sz="4" w:space="0" w:color="B8CCE4"/>
@@ -8021,7 +8455,7 @@
         </w:tc>
         <w:tc>
           <w:tcPr>
-            <w:tcW w:w="1560" w:type="dxa"/>
+            <w:tcW w:w="989" w:type="dxa"/>
             <w:tcBorders>
               <w:top w:val="single" w:sz="4" w:space="0" w:color="B8CCE4"/>
               <w:left w:val="single" w:sz="4" w:space="0" w:color="B8CCE4"/>
@@ -8053,7 +8487,7 @@
         </w:tc>
         <w:tc>
           <w:tcPr>
-            <w:tcW w:w="1560" w:type="dxa"/>
+            <w:tcW w:w="900" w:type="dxa"/>
             <w:tcBorders>
               <w:top w:val="single" w:sz="4" w:space="0" w:color="B8CCE4"/>
               <w:left w:val="single" w:sz="4" w:space="0" w:color="B8CCE4"/>
@@ -8085,7 +8519,7 @@
         </w:tc>
         <w:tc>
           <w:tcPr>
-            <w:tcW w:w="1469" w:type="dxa"/>
+            <w:tcW w:w="1267" w:type="dxa"/>
             <w:tcBorders>
               <w:top w:val="single" w:sz="4" w:space="0" w:color="B8CCE4"/>
               <w:left w:val="single" w:sz="4" w:space="0" w:color="B8CCE4"/>
@@ -8115,7 +8549,7 @@
         </w:tc>
         <w:tc>
           <w:tcPr>
-            <w:tcW w:w="1651" w:type="dxa"/>
+            <w:tcW w:w="1530" w:type="dxa"/>
             <w:tcBorders>
               <w:top w:val="single" w:sz="4" w:space="0" w:color="B8CCE4"/>
               <w:left w:val="single" w:sz="4" w:space="0" w:color="B8CCE4"/>
@@ -8149,7 +8583,7 @@
       <w:tr>
         <w:tc>
           <w:tcPr>
-            <w:tcW w:w="719" w:type="dxa"/>
+            <w:tcW w:w="628" w:type="dxa"/>
             <w:tcBorders>
               <w:top w:val="single" w:sz="4" w:space="0" w:color="B8CCE4"/>
               <w:left w:val="single" w:sz="4" w:space="0" w:color="B8CCE4"/>
@@ -8181,7 +8615,7 @@
         </w:tc>
         <w:tc>
           <w:tcPr>
-            <w:tcW w:w="2401" w:type="dxa"/>
+            <w:tcW w:w="2486" w:type="dxa"/>
             <w:tcBorders>
               <w:top w:val="single" w:sz="4" w:space="0" w:color="B8CCE4"/>
               <w:left w:val="single" w:sz="4" w:space="0" w:color="B8CCE4"/>
@@ -8213,7 +8647,7 @@
         </w:tc>
         <w:tc>
           <w:tcPr>
-            <w:tcW w:w="1560" w:type="dxa"/>
+            <w:tcW w:w="1019" w:type="dxa"/>
             <w:tcBorders>
               <w:top w:val="single" w:sz="4" w:space="0" w:color="B8CCE4"/>
               <w:left w:val="single" w:sz="4" w:space="0" w:color="B8CCE4"/>
@@ -8245,7 +8679,7 @@
         </w:tc>
         <w:tc>
           <w:tcPr>
-            <w:tcW w:w="1560" w:type="dxa"/>
+            <w:tcW w:w="989" w:type="dxa"/>
             <w:tcBorders>
               <w:top w:val="single" w:sz="4" w:space="0" w:color="B8CCE4"/>
               <w:left w:val="single" w:sz="4" w:space="0" w:color="B8CCE4"/>
@@ -8277,7 +8711,7 @@
         </w:tc>
         <w:tc>
           <w:tcPr>
-            <w:tcW w:w="1560" w:type="dxa"/>
+            <w:tcW w:w="900" w:type="dxa"/>
             <w:tcBorders>
               <w:top w:val="single" w:sz="4" w:space="0" w:color="B8CCE4"/>
               <w:left w:val="single" w:sz="4" w:space="0" w:color="B8CCE4"/>
@@ -8309,7 +8743,7 @@
         </w:tc>
         <w:tc>
           <w:tcPr>
-            <w:tcW w:w="1469" w:type="dxa"/>
+            <w:tcW w:w="1267" w:type="dxa"/>
             <w:tcBorders>
               <w:top w:val="single" w:sz="4" w:space="0" w:color="B8CCE4"/>
               <w:left w:val="single" w:sz="4" w:space="0" w:color="B8CCE4"/>
@@ -8339,7 +8773,7 @@
         </w:tc>
         <w:tc>
           <w:tcPr>
-            <w:tcW w:w="1651" w:type="dxa"/>
+            <w:tcW w:w="1530" w:type="dxa"/>
             <w:tcBorders>
               <w:top w:val="single" w:sz="4" w:space="0" w:color="B8CCE4"/>
               <w:left w:val="single" w:sz="4" w:space="0" w:color="B8CCE4"/>
@@ -8373,7 +8807,7 @@
       <w:tr>
         <w:tc>
           <w:tcPr>
-            <w:tcW w:w="719" w:type="dxa"/>
+            <w:tcW w:w="628" w:type="dxa"/>
             <w:tcBorders>
               <w:top w:val="single" w:sz="4" w:space="0" w:color="B8CCE4"/>
               <w:left w:val="single" w:sz="4" w:space="0" w:color="B8CCE4"/>
@@ -8405,7 +8839,7 @@
         </w:tc>
         <w:tc>
           <w:tcPr>
-            <w:tcW w:w="2401" w:type="dxa"/>
+            <w:tcW w:w="2486" w:type="dxa"/>
             <w:tcBorders>
               <w:top w:val="single" w:sz="4" w:space="0" w:color="B8CCE4"/>
               <w:left w:val="single" w:sz="4" w:space="0" w:color="B8CCE4"/>
@@ -8445,7 +8879,7 @@
         </w:tc>
         <w:tc>
           <w:tcPr>
-            <w:tcW w:w="1560" w:type="dxa"/>
+            <w:tcW w:w="1019" w:type="dxa"/>
             <w:tcBorders>
               <w:top w:val="single" w:sz="4" w:space="0" w:color="B8CCE4"/>
               <w:left w:val="single" w:sz="4" w:space="0" w:color="B8CCE4"/>
@@ -8477,7 +8911,7 @@
         </w:tc>
         <w:tc>
           <w:tcPr>
-            <w:tcW w:w="1560" w:type="dxa"/>
+            <w:tcW w:w="989" w:type="dxa"/>
             <w:tcBorders>
               <w:top w:val="single" w:sz="4" w:space="0" w:color="B8CCE4"/>
               <w:left w:val="single" w:sz="4" w:space="0" w:color="B8CCE4"/>
@@ -8509,7 +8943,7 @@
         </w:tc>
         <w:tc>
           <w:tcPr>
-            <w:tcW w:w="1560" w:type="dxa"/>
+            <w:tcW w:w="900" w:type="dxa"/>
             <w:tcBorders>
               <w:top w:val="single" w:sz="4" w:space="0" w:color="B8CCE4"/>
               <w:left w:val="single" w:sz="4" w:space="0" w:color="B8CCE4"/>
@@ -8541,7 +8975,7 @@
         </w:tc>
         <w:tc>
           <w:tcPr>
-            <w:tcW w:w="1469" w:type="dxa"/>
+            <w:tcW w:w="1267" w:type="dxa"/>
             <w:tcBorders>
               <w:top w:val="single" w:sz="4" w:space="0" w:color="B8CCE4"/>
               <w:left w:val="single" w:sz="4" w:space="0" w:color="B8CCE4"/>
@@ -8571,7 +9005,7 @@
         </w:tc>
         <w:tc>
           <w:tcPr>
-            <w:tcW w:w="1651" w:type="dxa"/>
+            <w:tcW w:w="1530" w:type="dxa"/>
             <w:tcBorders>
               <w:top w:val="single" w:sz="4" w:space="0" w:color="B8CCE4"/>
               <w:left w:val="single" w:sz="4" w:space="0" w:color="B8CCE4"/>
@@ -8605,7 +9039,7 @@
       <w:tr>
         <w:tc>
           <w:tcPr>
-            <w:tcW w:w="719" w:type="dxa"/>
+            <w:tcW w:w="628" w:type="dxa"/>
             <w:tcBorders>
               <w:top w:val="single" w:sz="4" w:space="0" w:color="B8CCE4"/>
               <w:left w:val="single" w:sz="4" w:space="0" w:color="B8CCE4"/>
@@ -8637,7 +9071,7 @@
         </w:tc>
         <w:tc>
           <w:tcPr>
-            <w:tcW w:w="2401" w:type="dxa"/>
+            <w:tcW w:w="2486" w:type="dxa"/>
             <w:tcBorders>
               <w:top w:val="single" w:sz="4" w:space="0" w:color="B8CCE4"/>
               <w:left w:val="single" w:sz="4" w:space="0" w:color="B8CCE4"/>
@@ -8669,7 +9103,7 @@
         </w:tc>
         <w:tc>
           <w:tcPr>
-            <w:tcW w:w="1560" w:type="dxa"/>
+            <w:tcW w:w="1019" w:type="dxa"/>
             <w:tcBorders>
               <w:top w:val="single" w:sz="4" w:space="0" w:color="B8CCE4"/>
               <w:left w:val="single" w:sz="4" w:space="0" w:color="B8CCE4"/>
@@ -8695,13 +9129,23 @@
                 <w:sz w:val="18"/>
                 <w:szCs w:val="18"/>
               </w:rPr>
-              <w:t>2 day</w:t>
-            </w:r>
-          </w:p>
-        </w:tc>
-        <w:tc>
-          <w:tcPr>
-            <w:tcW w:w="1560" w:type="dxa"/>
+              <w:t xml:space="preserve">2 </w:t>
+            </w:r>
+            <w:proofErr w:type="gramStart"/>
+            <w:r>
+              <w:rPr>
+                <w:rFonts w:ascii="Arial" w:eastAsia="Arial" w:hAnsi="Arial" w:cs="Arial"/>
+                <w:sz w:val="18"/>
+                <w:szCs w:val="18"/>
+              </w:rPr>
+              <w:t>day</w:t>
+            </w:r>
+            <w:proofErr w:type="gramEnd"/>
+          </w:p>
+        </w:tc>
+        <w:tc>
+          <w:tcPr>
+            <w:tcW w:w="989" w:type="dxa"/>
             <w:tcBorders>
               <w:top w:val="single" w:sz="4" w:space="0" w:color="B8CCE4"/>
               <w:left w:val="single" w:sz="4" w:space="0" w:color="B8CCE4"/>
@@ -8733,7 +9177,7 @@
         </w:tc>
         <w:tc>
           <w:tcPr>
-            <w:tcW w:w="1560" w:type="dxa"/>
+            <w:tcW w:w="900" w:type="dxa"/>
             <w:tcBorders>
               <w:top w:val="single" w:sz="4" w:space="0" w:color="B8CCE4"/>
               <w:left w:val="single" w:sz="4" w:space="0" w:color="B8CCE4"/>
@@ -8765,7 +9209,7 @@
         </w:tc>
         <w:tc>
           <w:tcPr>
-            <w:tcW w:w="1469" w:type="dxa"/>
+            <w:tcW w:w="1267" w:type="dxa"/>
             <w:tcBorders>
               <w:top w:val="single" w:sz="4" w:space="0" w:color="B8CCE4"/>
               <w:left w:val="single" w:sz="4" w:space="0" w:color="B8CCE4"/>
@@ -8795,7 +9239,7 @@
         </w:tc>
         <w:tc>
           <w:tcPr>
-            <w:tcW w:w="1651" w:type="dxa"/>
+            <w:tcW w:w="1530" w:type="dxa"/>
             <w:tcBorders>
               <w:top w:val="single" w:sz="4" w:space="0" w:color="B8CCE4"/>
               <w:left w:val="single" w:sz="4" w:space="0" w:color="B8CCE4"/>
@@ -8829,7 +9273,7 @@
       <w:tr>
         <w:tc>
           <w:tcPr>
-            <w:tcW w:w="719" w:type="dxa"/>
+            <w:tcW w:w="628" w:type="dxa"/>
             <w:tcBorders>
               <w:top w:val="single" w:sz="4" w:space="0" w:color="B8CCE4"/>
               <w:left w:val="single" w:sz="4" w:space="0" w:color="B8CCE4"/>
@@ -8861,7 +9305,7 @@
         </w:tc>
         <w:tc>
           <w:tcPr>
-            <w:tcW w:w="2401" w:type="dxa"/>
+            <w:tcW w:w="2486" w:type="dxa"/>
             <w:tcBorders>
               <w:top w:val="single" w:sz="4" w:space="0" w:color="B8CCE4"/>
               <w:left w:val="single" w:sz="4" w:space="0" w:color="B8CCE4"/>
@@ -8901,7 +9345,7 @@
         </w:tc>
         <w:tc>
           <w:tcPr>
-            <w:tcW w:w="1560" w:type="dxa"/>
+            <w:tcW w:w="1019" w:type="dxa"/>
             <w:tcBorders>
               <w:top w:val="single" w:sz="4" w:space="0" w:color="B8CCE4"/>
               <w:left w:val="single" w:sz="4" w:space="0" w:color="B8CCE4"/>
@@ -8933,7 +9377,7 @@
         </w:tc>
         <w:tc>
           <w:tcPr>
-            <w:tcW w:w="1560" w:type="dxa"/>
+            <w:tcW w:w="989" w:type="dxa"/>
             <w:tcBorders>
               <w:top w:val="single" w:sz="4" w:space="0" w:color="B8CCE4"/>
               <w:left w:val="single" w:sz="4" w:space="0" w:color="B8CCE4"/>
@@ -8965,7 +9409,7 @@
         </w:tc>
         <w:tc>
           <w:tcPr>
-            <w:tcW w:w="1560" w:type="dxa"/>
+            <w:tcW w:w="900" w:type="dxa"/>
             <w:tcBorders>
               <w:top w:val="single" w:sz="4" w:space="0" w:color="B8CCE4"/>
               <w:left w:val="single" w:sz="4" w:space="0" w:color="B8CCE4"/>
@@ -8997,7 +9441,7 @@
         </w:tc>
         <w:tc>
           <w:tcPr>
-            <w:tcW w:w="1469" w:type="dxa"/>
+            <w:tcW w:w="1267" w:type="dxa"/>
             <w:tcBorders>
               <w:top w:val="single" w:sz="4" w:space="0" w:color="B8CCE4"/>
               <w:left w:val="single" w:sz="4" w:space="0" w:color="B8CCE4"/>
@@ -9035,7 +9479,7 @@
         </w:tc>
         <w:tc>
           <w:tcPr>
-            <w:tcW w:w="1651" w:type="dxa"/>
+            <w:tcW w:w="1530" w:type="dxa"/>
             <w:tcBorders>
               <w:top w:val="single" w:sz="4" w:space="0" w:color="B8CCE4"/>
               <w:left w:val="single" w:sz="4" w:space="0" w:color="B8CCE4"/>
@@ -9069,7 +9513,7 @@
       <w:tr>
         <w:tc>
           <w:tcPr>
-            <w:tcW w:w="719" w:type="dxa"/>
+            <w:tcW w:w="628" w:type="dxa"/>
             <w:tcBorders>
               <w:top w:val="single" w:sz="4" w:space="0" w:color="B8CCE4"/>
               <w:left w:val="single" w:sz="4" w:space="0" w:color="B8CCE4"/>
@@ -9101,7 +9545,7 @@
         </w:tc>
         <w:tc>
           <w:tcPr>
-            <w:tcW w:w="2401" w:type="dxa"/>
+            <w:tcW w:w="2486" w:type="dxa"/>
             <w:tcBorders>
               <w:top w:val="single" w:sz="4" w:space="0" w:color="B8CCE4"/>
               <w:left w:val="single" w:sz="4" w:space="0" w:color="B8CCE4"/>
@@ -9133,7 +9577,7 @@
         </w:tc>
         <w:tc>
           <w:tcPr>
-            <w:tcW w:w="1560" w:type="dxa"/>
+            <w:tcW w:w="1019" w:type="dxa"/>
             <w:tcBorders>
               <w:top w:val="single" w:sz="4" w:space="0" w:color="B8CCE4"/>
               <w:left w:val="single" w:sz="4" w:space="0" w:color="B8CCE4"/>
@@ -9165,7 +9609,7 @@
         </w:tc>
         <w:tc>
           <w:tcPr>
-            <w:tcW w:w="1560" w:type="dxa"/>
+            <w:tcW w:w="989" w:type="dxa"/>
             <w:tcBorders>
               <w:top w:val="single" w:sz="4" w:space="0" w:color="B8CCE4"/>
               <w:left w:val="single" w:sz="4" w:space="0" w:color="B8CCE4"/>
@@ -9197,7 +9641,7 @@
         </w:tc>
         <w:tc>
           <w:tcPr>
-            <w:tcW w:w="1560" w:type="dxa"/>
+            <w:tcW w:w="900" w:type="dxa"/>
             <w:tcBorders>
               <w:top w:val="single" w:sz="4" w:space="0" w:color="B8CCE4"/>
               <w:left w:val="single" w:sz="4" w:space="0" w:color="B8CCE4"/>
@@ -9229,7 +9673,7 @@
         </w:tc>
         <w:tc>
           <w:tcPr>
-            <w:tcW w:w="1469" w:type="dxa"/>
+            <w:tcW w:w="1267" w:type="dxa"/>
             <w:tcBorders>
               <w:top w:val="single" w:sz="4" w:space="0" w:color="B8CCE4"/>
               <w:left w:val="single" w:sz="4" w:space="0" w:color="B8CCE4"/>
@@ -9259,7 +9703,7 @@
         </w:tc>
         <w:tc>
           <w:tcPr>
-            <w:tcW w:w="1651" w:type="dxa"/>
+            <w:tcW w:w="1530" w:type="dxa"/>
             <w:tcBorders>
               <w:top w:val="single" w:sz="4" w:space="0" w:color="B8CCE4"/>
               <w:left w:val="single" w:sz="4" w:space="0" w:color="B8CCE4"/>
@@ -9293,7 +9737,7 @@
       <w:tr>
         <w:tc>
           <w:tcPr>
-            <w:tcW w:w="719" w:type="dxa"/>
+            <w:tcW w:w="628" w:type="dxa"/>
             <w:tcBorders>
               <w:top w:val="single" w:sz="4" w:space="0" w:color="B8CCE4"/>
               <w:left w:val="single" w:sz="4" w:space="0" w:color="B8CCE4"/>
@@ -9325,7 +9769,7 @@
         </w:tc>
         <w:tc>
           <w:tcPr>
-            <w:tcW w:w="2401" w:type="dxa"/>
+            <w:tcW w:w="2486" w:type="dxa"/>
             <w:tcBorders>
               <w:top w:val="single" w:sz="4" w:space="0" w:color="B8CCE4"/>
               <w:left w:val="single" w:sz="4" w:space="0" w:color="B8CCE4"/>
@@ -9357,7 +9801,7 @@
         </w:tc>
         <w:tc>
           <w:tcPr>
-            <w:tcW w:w="1560" w:type="dxa"/>
+            <w:tcW w:w="1019" w:type="dxa"/>
             <w:tcBorders>
               <w:top w:val="single" w:sz="4" w:space="0" w:color="B8CCE4"/>
               <w:left w:val="single" w:sz="4" w:space="0" w:color="B8CCE4"/>
@@ -9389,7 +9833,7 @@
         </w:tc>
         <w:tc>
           <w:tcPr>
-            <w:tcW w:w="1560" w:type="dxa"/>
+            <w:tcW w:w="989" w:type="dxa"/>
             <w:tcBorders>
               <w:top w:val="single" w:sz="4" w:space="0" w:color="B8CCE4"/>
               <w:left w:val="single" w:sz="4" w:space="0" w:color="B8CCE4"/>
@@ -9421,7 +9865,7 @@
         </w:tc>
         <w:tc>
           <w:tcPr>
-            <w:tcW w:w="1560" w:type="dxa"/>
+            <w:tcW w:w="900" w:type="dxa"/>
             <w:tcBorders>
               <w:top w:val="single" w:sz="4" w:space="0" w:color="B8CCE4"/>
               <w:left w:val="single" w:sz="4" w:space="0" w:color="B8CCE4"/>
@@ -9453,7 +9897,7 @@
         </w:tc>
         <w:tc>
           <w:tcPr>
-            <w:tcW w:w="1469" w:type="dxa"/>
+            <w:tcW w:w="1267" w:type="dxa"/>
             <w:tcBorders>
               <w:top w:val="single" w:sz="4" w:space="0" w:color="B8CCE4"/>
               <w:left w:val="single" w:sz="4" w:space="0" w:color="B8CCE4"/>
@@ -9483,7 +9927,7 @@
         </w:tc>
         <w:tc>
           <w:tcPr>
-            <w:tcW w:w="1651" w:type="dxa"/>
+            <w:tcW w:w="1530" w:type="dxa"/>
             <w:tcBorders>
               <w:top w:val="single" w:sz="4" w:space="0" w:color="B8CCE4"/>
               <w:left w:val="single" w:sz="4" w:space="0" w:color="B8CCE4"/>
@@ -9517,7 +9961,7 @@
       <w:tr>
         <w:tc>
           <w:tcPr>
-            <w:tcW w:w="719" w:type="dxa"/>
+            <w:tcW w:w="628" w:type="dxa"/>
             <w:tcBorders>
               <w:top w:val="single" w:sz="4" w:space="0" w:color="B8CCE4"/>
               <w:left w:val="single" w:sz="4" w:space="0" w:color="B8CCE4"/>
@@ -9549,7 +9993,7 @@
         </w:tc>
         <w:tc>
           <w:tcPr>
-            <w:tcW w:w="2401" w:type="dxa"/>
+            <w:tcW w:w="2486" w:type="dxa"/>
             <w:tcBorders>
               <w:top w:val="single" w:sz="4" w:space="0" w:color="B8CCE4"/>
               <w:left w:val="single" w:sz="4" w:space="0" w:color="B8CCE4"/>
@@ -9581,7 +10025,7 @@
         </w:tc>
         <w:tc>
           <w:tcPr>
-            <w:tcW w:w="1560" w:type="dxa"/>
+            <w:tcW w:w="1019" w:type="dxa"/>
             <w:tcBorders>
               <w:top w:val="single" w:sz="4" w:space="0" w:color="B8CCE4"/>
               <w:left w:val="single" w:sz="4" w:space="0" w:color="B8CCE4"/>
@@ -9613,7 +10057,7 @@
         </w:tc>
         <w:tc>
           <w:tcPr>
-            <w:tcW w:w="1560" w:type="dxa"/>
+            <w:tcW w:w="989" w:type="dxa"/>
             <w:tcBorders>
               <w:top w:val="single" w:sz="4" w:space="0" w:color="B8CCE4"/>
               <w:left w:val="single" w:sz="4" w:space="0" w:color="B8CCE4"/>
@@ -9645,7 +10089,7 @@
         </w:tc>
         <w:tc>
           <w:tcPr>
-            <w:tcW w:w="1560" w:type="dxa"/>
+            <w:tcW w:w="900" w:type="dxa"/>
             <w:tcBorders>
               <w:top w:val="single" w:sz="4" w:space="0" w:color="B8CCE4"/>
               <w:left w:val="single" w:sz="4" w:space="0" w:color="B8CCE4"/>
@@ -9677,7 +10121,7 @@
         </w:tc>
         <w:tc>
           <w:tcPr>
-            <w:tcW w:w="1469" w:type="dxa"/>
+            <w:tcW w:w="1267" w:type="dxa"/>
             <w:tcBorders>
               <w:top w:val="single" w:sz="4" w:space="0" w:color="B8CCE4"/>
               <w:left w:val="single" w:sz="4" w:space="0" w:color="B8CCE4"/>
@@ -9707,7 +10151,7 @@
         </w:tc>
         <w:tc>
           <w:tcPr>
-            <w:tcW w:w="1651" w:type="dxa"/>
+            <w:tcW w:w="1530" w:type="dxa"/>
             <w:tcBorders>
               <w:top w:val="single" w:sz="4" w:space="0" w:color="B8CCE4"/>
               <w:left w:val="single" w:sz="4" w:space="0" w:color="B8CCE4"/>
@@ -9741,7 +10185,7 @@
       <w:tr>
         <w:tc>
           <w:tcPr>
-            <w:tcW w:w="719" w:type="dxa"/>
+            <w:tcW w:w="628" w:type="dxa"/>
             <w:tcBorders>
               <w:top w:val="single" w:sz="4" w:space="0" w:color="B8CCE4"/>
               <w:left w:val="single" w:sz="4" w:space="0" w:color="B8CCE4"/>
@@ -9773,7 +10217,7 @@
         </w:tc>
         <w:tc>
           <w:tcPr>
-            <w:tcW w:w="2401" w:type="dxa"/>
+            <w:tcW w:w="2486" w:type="dxa"/>
             <w:tcBorders>
               <w:top w:val="single" w:sz="4" w:space="0" w:color="B8CCE4"/>
               <w:left w:val="single" w:sz="4" w:space="0" w:color="B8CCE4"/>
@@ -9799,7 +10243,7 @@
                 <w:sz w:val="18"/>
                 <w:szCs w:val="18"/>
               </w:rPr>
-              <w:t>, Connectivity verificatio</w:t>
+              <w:t>Connectivity verificatio</w:t>
             </w:r>
             <w:r>
               <w:rPr>
@@ -9813,7 +10257,7 @@
         </w:tc>
         <w:tc>
           <w:tcPr>
-            <w:tcW w:w="1560" w:type="dxa"/>
+            <w:tcW w:w="1019" w:type="dxa"/>
             <w:tcBorders>
               <w:top w:val="single" w:sz="4" w:space="0" w:color="B8CCE4"/>
               <w:left w:val="single" w:sz="4" w:space="0" w:color="B8CCE4"/>
@@ -9845,7 +10289,7 @@
         </w:tc>
         <w:tc>
           <w:tcPr>
-            <w:tcW w:w="1560" w:type="dxa"/>
+            <w:tcW w:w="989" w:type="dxa"/>
             <w:tcBorders>
               <w:top w:val="single" w:sz="4" w:space="0" w:color="B8CCE4"/>
               <w:left w:val="single" w:sz="4" w:space="0" w:color="B8CCE4"/>
@@ -9877,7 +10321,7 @@
         </w:tc>
         <w:tc>
           <w:tcPr>
-            <w:tcW w:w="1560" w:type="dxa"/>
+            <w:tcW w:w="900" w:type="dxa"/>
             <w:tcBorders>
               <w:top w:val="single" w:sz="4" w:space="0" w:color="B8CCE4"/>
               <w:left w:val="single" w:sz="4" w:space="0" w:color="B8CCE4"/>
@@ -9909,7 +10353,7 @@
         </w:tc>
         <w:tc>
           <w:tcPr>
-            <w:tcW w:w="1469" w:type="dxa"/>
+            <w:tcW w:w="1267" w:type="dxa"/>
             <w:tcBorders>
               <w:top w:val="single" w:sz="4" w:space="0" w:color="B8CCE4"/>
               <w:left w:val="single" w:sz="4" w:space="0" w:color="B8CCE4"/>
@@ -9939,7 +10383,7 @@
         </w:tc>
         <w:tc>
           <w:tcPr>
-            <w:tcW w:w="1651" w:type="dxa"/>
+            <w:tcW w:w="1530" w:type="dxa"/>
             <w:tcBorders>
               <w:top w:val="single" w:sz="4" w:space="0" w:color="B8CCE4"/>
               <w:left w:val="single" w:sz="4" w:space="0" w:color="B8CCE4"/>
@@ -9973,7 +10417,7 @@
       <w:tr>
         <w:tc>
           <w:tcPr>
-            <w:tcW w:w="719" w:type="dxa"/>
+            <w:tcW w:w="628" w:type="dxa"/>
             <w:tcBorders>
               <w:top w:val="single" w:sz="4" w:space="0" w:color="B8CCE4"/>
               <w:left w:val="single" w:sz="4" w:space="0" w:color="B8CCE4"/>
@@ -10005,7 +10449,7 @@
         </w:tc>
         <w:tc>
           <w:tcPr>
-            <w:tcW w:w="2401" w:type="dxa"/>
+            <w:tcW w:w="2486" w:type="dxa"/>
             <w:tcBorders>
               <w:top w:val="single" w:sz="4" w:space="0" w:color="B8CCE4"/>
               <w:left w:val="single" w:sz="4" w:space="0" w:color="B8CCE4"/>
@@ -10037,7 +10481,7 @@
         </w:tc>
         <w:tc>
           <w:tcPr>
-            <w:tcW w:w="1560" w:type="dxa"/>
+            <w:tcW w:w="1019" w:type="dxa"/>
             <w:tcBorders>
               <w:top w:val="single" w:sz="4" w:space="0" w:color="B8CCE4"/>
               <w:left w:val="single" w:sz="4" w:space="0" w:color="B8CCE4"/>
@@ -10069,7 +10513,7 @@
         </w:tc>
         <w:tc>
           <w:tcPr>
-            <w:tcW w:w="1560" w:type="dxa"/>
+            <w:tcW w:w="989" w:type="dxa"/>
             <w:tcBorders>
               <w:top w:val="single" w:sz="4" w:space="0" w:color="B8CCE4"/>
               <w:left w:val="single" w:sz="4" w:space="0" w:color="B8CCE4"/>
@@ -10101,7 +10545,7 @@
         </w:tc>
         <w:tc>
           <w:tcPr>
-            <w:tcW w:w="1560" w:type="dxa"/>
+            <w:tcW w:w="900" w:type="dxa"/>
             <w:tcBorders>
               <w:top w:val="single" w:sz="4" w:space="0" w:color="B8CCE4"/>
               <w:left w:val="single" w:sz="4" w:space="0" w:color="B8CCE4"/>
@@ -10133,7 +10577,7 @@
         </w:tc>
         <w:tc>
           <w:tcPr>
-            <w:tcW w:w="1469" w:type="dxa"/>
+            <w:tcW w:w="1267" w:type="dxa"/>
             <w:tcBorders>
               <w:top w:val="single" w:sz="4" w:space="0" w:color="B8CCE4"/>
               <w:left w:val="single" w:sz="4" w:space="0" w:color="B8CCE4"/>
@@ -10163,7 +10607,7 @@
         </w:tc>
         <w:tc>
           <w:tcPr>
-            <w:tcW w:w="1651" w:type="dxa"/>
+            <w:tcW w:w="1530" w:type="dxa"/>
             <w:tcBorders>
               <w:top w:val="single" w:sz="4" w:space="0" w:color="B8CCE4"/>
               <w:left w:val="single" w:sz="4" w:space="0" w:color="B8CCE4"/>
@@ -10197,7 +10641,7 @@
       <w:tr>
         <w:tc>
           <w:tcPr>
-            <w:tcW w:w="719" w:type="dxa"/>
+            <w:tcW w:w="628" w:type="dxa"/>
             <w:tcBorders>
               <w:top w:val="single" w:sz="4" w:space="0" w:color="B8CCE4"/>
               <w:left w:val="single" w:sz="4" w:space="0" w:color="B8CCE4"/>
@@ -10234,7 +10678,7 @@
         </w:tc>
         <w:tc>
           <w:tcPr>
-            <w:tcW w:w="2401" w:type="dxa"/>
+            <w:tcW w:w="2486" w:type="dxa"/>
             <w:tcBorders>
               <w:top w:val="single" w:sz="4" w:space="0" w:color="B8CCE4"/>
               <w:left w:val="single" w:sz="4" w:space="0" w:color="B8CCE4"/>
@@ -10271,7 +10715,7 @@
         </w:tc>
         <w:tc>
           <w:tcPr>
-            <w:tcW w:w="1560" w:type="dxa"/>
+            <w:tcW w:w="1019" w:type="dxa"/>
             <w:tcBorders>
               <w:top w:val="single" w:sz="4" w:space="0" w:color="B8CCE4"/>
               <w:left w:val="single" w:sz="4" w:space="0" w:color="B8CCE4"/>
@@ -10308,7 +10752,7 @@
         </w:tc>
         <w:tc>
           <w:tcPr>
-            <w:tcW w:w="1560" w:type="dxa"/>
+            <w:tcW w:w="989" w:type="dxa"/>
             <w:tcBorders>
               <w:top w:val="single" w:sz="4" w:space="0" w:color="B8CCE4"/>
               <w:left w:val="single" w:sz="4" w:space="0" w:color="B8CCE4"/>
@@ -10345,7 +10789,7 @@
         </w:tc>
         <w:tc>
           <w:tcPr>
-            <w:tcW w:w="1560" w:type="dxa"/>
+            <w:tcW w:w="900" w:type="dxa"/>
             <w:tcBorders>
               <w:top w:val="single" w:sz="4" w:space="0" w:color="B8CCE4"/>
               <w:left w:val="single" w:sz="4" w:space="0" w:color="B8CCE4"/>
@@ -10382,7 +10826,7 @@
         </w:tc>
         <w:tc>
           <w:tcPr>
-            <w:tcW w:w="1469" w:type="dxa"/>
+            <w:tcW w:w="1267" w:type="dxa"/>
             <w:tcBorders>
               <w:top w:val="single" w:sz="4" w:space="0" w:color="B8CCE4"/>
               <w:left w:val="single" w:sz="4" w:space="0" w:color="B8CCE4"/>
@@ -10412,7 +10856,7 @@
         </w:tc>
         <w:tc>
           <w:tcPr>
-            <w:tcW w:w="1651" w:type="dxa"/>
+            <w:tcW w:w="1530" w:type="dxa"/>
             <w:tcBorders>
               <w:top w:val="single" w:sz="4" w:space="0" w:color="B8CCE4"/>
               <w:left w:val="single" w:sz="4" w:space="0" w:color="B8CCE4"/>
@@ -10459,7 +10903,7 @@
       <w:tr>
         <w:tc>
           <w:tcPr>
-            <w:tcW w:w="719" w:type="dxa"/>
+            <w:tcW w:w="628" w:type="dxa"/>
             <w:tcBorders>
               <w:top w:val="single" w:sz="4" w:space="0" w:color="B8CCE4"/>
               <w:left w:val="single" w:sz="4" w:space="0" w:color="B8CCE4"/>
@@ -10499,7 +10943,7 @@
         </w:tc>
         <w:tc>
           <w:tcPr>
-            <w:tcW w:w="2401" w:type="dxa"/>
+            <w:tcW w:w="2486" w:type="dxa"/>
             <w:tcBorders>
               <w:top w:val="single" w:sz="4" w:space="0" w:color="B8CCE4"/>
               <w:left w:val="single" w:sz="4" w:space="0" w:color="B8CCE4"/>
@@ -10531,7 +10975,7 @@
         </w:tc>
         <w:tc>
           <w:tcPr>
-            <w:tcW w:w="1560" w:type="dxa"/>
+            <w:tcW w:w="1019" w:type="dxa"/>
             <w:tcBorders>
               <w:top w:val="single" w:sz="4" w:space="0" w:color="B8CCE4"/>
               <w:left w:val="single" w:sz="4" w:space="0" w:color="B8CCE4"/>
@@ -10563,7 +11007,7 @@
         </w:tc>
         <w:tc>
           <w:tcPr>
-            <w:tcW w:w="1560" w:type="dxa"/>
+            <w:tcW w:w="989" w:type="dxa"/>
             <w:tcBorders>
               <w:top w:val="single" w:sz="4" w:space="0" w:color="B8CCE4"/>
               <w:left w:val="single" w:sz="4" w:space="0" w:color="B8CCE4"/>
@@ -10595,7 +11039,7 @@
         </w:tc>
         <w:tc>
           <w:tcPr>
-            <w:tcW w:w="1560" w:type="dxa"/>
+            <w:tcW w:w="900" w:type="dxa"/>
             <w:tcBorders>
               <w:top w:val="single" w:sz="4" w:space="0" w:color="B8CCE4"/>
               <w:left w:val="single" w:sz="4" w:space="0" w:color="B8CCE4"/>
@@ -10627,7 +11071,7 @@
         </w:tc>
         <w:tc>
           <w:tcPr>
-            <w:tcW w:w="1469" w:type="dxa"/>
+            <w:tcW w:w="1267" w:type="dxa"/>
             <w:tcBorders>
               <w:top w:val="single" w:sz="4" w:space="0" w:color="B8CCE4"/>
               <w:left w:val="single" w:sz="4" w:space="0" w:color="B8CCE4"/>
@@ -10657,7 +11101,7 @@
         </w:tc>
         <w:tc>
           <w:tcPr>
-            <w:tcW w:w="1651" w:type="dxa"/>
+            <w:tcW w:w="1530" w:type="dxa"/>
             <w:tcBorders>
               <w:top w:val="single" w:sz="4" w:space="0" w:color="B8CCE4"/>
               <w:left w:val="single" w:sz="4" w:space="0" w:color="B8CCE4"/>
@@ -10776,7 +11220,7 @@
                 <w:rFonts w:asciiTheme="minorBidi" w:hAnsiTheme="minorBidi" w:cstheme="minorBidi"/>
               </w:rPr>
             </w:pPr>
-            <w:bookmarkStart w:id="13" w:name="_Toc226035498"/>
+            <w:bookmarkStart w:id="13" w:name="_Toc226044932"/>
             <w:r>
               <w:rPr>
                 <w:rFonts w:asciiTheme="minorBidi" w:hAnsiTheme="minorBidi" w:cstheme="minorBidi"/>
@@ -10792,21 +11236,16 @@
     </w:tbl>
     <w:p>
       <w:pPr>
+        <w:pStyle w:val="Heading2"/>
+        <w:spacing w:after="240"/>
         <w:rPr>
-          <w:rFonts w:asciiTheme="minorBidi" w:hAnsiTheme="minorBidi"/>
+          <w:rFonts w:asciiTheme="minorBidi" w:hAnsiTheme="minorBidi" w:cstheme="minorBidi"/>
+          <w:sz w:val="28"/>
+          <w:szCs w:val="28"/>
           <w:lang w:bidi="ar-BH"/>
         </w:rPr>
       </w:pPr>
-    </w:p>
-    <w:p>
-      <w:pPr>
-        <w:pStyle w:val="Heading2"/>
-        <w:rPr>
-          <w:rFonts w:asciiTheme="minorBidi" w:hAnsiTheme="minorBidi" w:cstheme="minorBidi"/>
-          <w:lang w:bidi="ar-BH"/>
-        </w:rPr>
-      </w:pPr>
-      <w:bookmarkStart w:id="14" w:name="_Toc226035499"/>
+      <w:bookmarkStart w:id="14" w:name="_Toc226044933"/>
       <w:r>
         <w:rPr>
           <w:rFonts w:ascii="Segoe UI Emoji" w:hAnsi="Segoe UI Emoji" w:cs="Segoe UI Emoji"/>
@@ -10819,24 +11258,33 @@
           <w:rFonts w:asciiTheme="minorBidi" w:hAnsiTheme="minorBidi" w:cstheme="minorBidi"/>
           <w:lang w:bidi="ar-BH"/>
         </w:rPr>
-        <w:t xml:space="preserve"> 4.1 </w:t>
+        <w:t xml:space="preserve"> </w:t>
       </w:r>
       <w:r>
         <w:rPr>
+          <w:rStyle w:val="Heading2Char"/>
           <w:rFonts w:asciiTheme="minorBidi" w:hAnsiTheme="minorBidi" w:cstheme="minorBidi"/>
+          <w:b/>
+          <w:bCs/>
+          <w:sz w:val="28"/>
+          <w:szCs w:val="28"/>
+          <w:lang w:bidi="ar-BH"/>
+        </w:rPr>
+        <w:t xml:space="preserve">4.1 </w:t>
+      </w:r>
+      <w:r>
+        <w:rPr>
+          <w:rStyle w:val="Heading2Char"/>
+          <w:rFonts w:asciiTheme="minorBidi" w:hAnsiTheme="minorBidi" w:cstheme="minorBidi"/>
+          <w:b/>
+          <w:bCs/>
+          <w:sz w:val="28"/>
+          <w:szCs w:val="28"/>
           <w:lang w:bidi="ar-BH"/>
         </w:rPr>
         <w:t>Tasks and Deliverables</w:t>
       </w:r>
       <w:bookmarkEnd w:id="14"/>
-    </w:p>
-    <w:p>
-      <w:pPr>
-        <w:rPr>
-          <w:rFonts w:asciiTheme="minorBidi" w:hAnsiTheme="minorBidi"/>
-          <w:lang w:bidi="ar-BH"/>
-        </w:rPr>
-      </w:pPr>
     </w:p>
     <w:tbl>
       <w:tblPr>
@@ -10856,16 +11304,16 @@
         <w:tblLook w:val="04A0" w:firstRow="1" w:lastRow="0" w:firstColumn="1" w:lastColumn="0" w:noHBand="0" w:noVBand="1"/>
       </w:tblPr>
       <w:tblGrid>
-        <w:gridCol w:w="1872"/>
-        <w:gridCol w:w="1872"/>
-        <w:gridCol w:w="1872"/>
-        <w:gridCol w:w="1872"/>
-        <w:gridCol w:w="1872"/>
+        <w:gridCol w:w="930"/>
+        <w:gridCol w:w="2520"/>
+        <w:gridCol w:w="2790"/>
+        <w:gridCol w:w="2070"/>
+        <w:gridCol w:w="1050"/>
       </w:tblGrid>
       <w:tr>
         <w:tc>
           <w:tcPr>
-            <w:tcW w:w="1872" w:type="dxa"/>
+            <w:tcW w:w="930" w:type="dxa"/>
             <w:tcBorders>
               <w:top w:val="single" w:sz="4" w:space="0" w:color="B8CCE4"/>
               <w:left w:val="single" w:sz="4" w:space="0" w:color="B8CCE4"/>
@@ -10884,10 +11332,13 @@
           <w:p>
             <w:pPr>
               <w:jc w:val="center"/>
-            </w:pPr>
-            <w:r>
-              <w:rPr>
-                <w:rFonts w:ascii="Arial" w:eastAsia="Arial" w:hAnsi="Arial" w:cs="Arial"/>
+              <w:rPr>
+                <w:rFonts w:asciiTheme="minorBidi" w:hAnsiTheme="minorBidi"/>
+              </w:rPr>
+            </w:pPr>
+            <w:r>
+              <w:rPr>
+                <w:rFonts w:asciiTheme="minorBidi" w:eastAsia="Arial" w:hAnsiTheme="minorBidi"/>
                 <w:b/>
                 <w:bCs/>
                 <w:color w:val="FFFFFF"/>
@@ -10900,7 +11351,7 @@
         </w:tc>
         <w:tc>
           <w:tcPr>
-            <w:tcW w:w="1872" w:type="dxa"/>
+            <w:tcW w:w="2520" w:type="dxa"/>
             <w:tcBorders>
               <w:top w:val="single" w:sz="4" w:space="0" w:color="B8CCE4"/>
               <w:left w:val="single" w:sz="4" w:space="0" w:color="B8CCE4"/>
@@ -10919,10 +11370,13 @@
           <w:p>
             <w:pPr>
               <w:jc w:val="center"/>
-            </w:pPr>
-            <w:r>
-              <w:rPr>
-                <w:rFonts w:ascii="Arial" w:eastAsia="Arial" w:hAnsi="Arial" w:cs="Arial"/>
+              <w:rPr>
+                <w:rFonts w:asciiTheme="minorBidi" w:hAnsiTheme="minorBidi"/>
+              </w:rPr>
+            </w:pPr>
+            <w:r>
+              <w:rPr>
+                <w:rFonts w:asciiTheme="minorBidi" w:eastAsia="Arial" w:hAnsiTheme="minorBidi"/>
                 <w:b/>
                 <w:bCs/>
                 <w:color w:val="FFFFFF"/>
@@ -10935,7 +11389,7 @@
         </w:tc>
         <w:tc>
           <w:tcPr>
-            <w:tcW w:w="1872" w:type="dxa"/>
+            <w:tcW w:w="2790" w:type="dxa"/>
             <w:tcBorders>
               <w:top w:val="single" w:sz="4" w:space="0" w:color="B8CCE4"/>
               <w:left w:val="single" w:sz="4" w:space="0" w:color="B8CCE4"/>
@@ -10954,10 +11408,13 @@
           <w:p>
             <w:pPr>
               <w:jc w:val="center"/>
-            </w:pPr>
-            <w:r>
-              <w:rPr>
-                <w:rFonts w:ascii="Arial" w:eastAsia="Arial" w:hAnsi="Arial" w:cs="Arial"/>
+              <w:rPr>
+                <w:rFonts w:asciiTheme="minorBidi" w:hAnsiTheme="minorBidi"/>
+              </w:rPr>
+            </w:pPr>
+            <w:r>
+              <w:rPr>
+                <w:rFonts w:asciiTheme="minorBidi" w:eastAsia="Arial" w:hAnsiTheme="minorBidi"/>
                 <w:b/>
                 <w:bCs/>
                 <w:color w:val="FFFFFF"/>
@@ -10970,7 +11427,7 @@
         </w:tc>
         <w:tc>
           <w:tcPr>
-            <w:tcW w:w="1872" w:type="dxa"/>
+            <w:tcW w:w="2070" w:type="dxa"/>
             <w:tcBorders>
               <w:top w:val="single" w:sz="4" w:space="0" w:color="B8CCE4"/>
               <w:left w:val="single" w:sz="4" w:space="0" w:color="B8CCE4"/>
@@ -10989,10 +11446,13 @@
           <w:p>
             <w:pPr>
               <w:jc w:val="center"/>
-            </w:pPr>
-            <w:r>
-              <w:rPr>
-                <w:rFonts w:ascii="Arial" w:eastAsia="Arial" w:hAnsi="Arial" w:cs="Arial"/>
+              <w:rPr>
+                <w:rFonts w:asciiTheme="minorBidi" w:hAnsiTheme="minorBidi"/>
+              </w:rPr>
+            </w:pPr>
+            <w:r>
+              <w:rPr>
+                <w:rFonts w:asciiTheme="minorBidi" w:eastAsia="Arial" w:hAnsiTheme="minorBidi"/>
                 <w:b/>
                 <w:bCs/>
                 <w:color w:val="FFFFFF"/>
@@ -11005,7 +11465,7 @@
         </w:tc>
         <w:tc>
           <w:tcPr>
-            <w:tcW w:w="1872" w:type="dxa"/>
+            <w:tcW w:w="1050" w:type="dxa"/>
             <w:tcBorders>
               <w:top w:val="single" w:sz="4" w:space="0" w:color="B8CCE4"/>
               <w:left w:val="single" w:sz="4" w:space="0" w:color="B8CCE4"/>
@@ -11024,10 +11484,15 @@
           <w:p>
             <w:pPr>
               <w:jc w:val="center"/>
-            </w:pPr>
-            <w:r>
-              <w:rPr>
-                <w:rFonts w:ascii="Arial" w:eastAsia="Arial" w:hAnsi="Arial" w:cs="Arial"/>
+              <w:rPr>
+                <w:rFonts w:asciiTheme="minorBidi" w:hAnsiTheme="minorBidi"/>
+                <w:sz w:val="18"/>
+                <w:szCs w:val="18"/>
+              </w:rPr>
+            </w:pPr>
+            <w:r>
+              <w:rPr>
+                <w:rFonts w:asciiTheme="minorBidi" w:eastAsia="Arial" w:hAnsiTheme="minorBidi"/>
                 <w:b/>
                 <w:bCs/>
                 <w:color w:val="FFFFFF"/>
@@ -11042,7 +11507,7 @@
       <w:tr>
         <w:tc>
           <w:tcPr>
-            <w:tcW w:w="1872" w:type="dxa"/>
+            <w:tcW w:w="930" w:type="dxa"/>
             <w:tcBorders>
               <w:top w:val="single" w:sz="4" w:space="0" w:color="B8CCE4"/>
               <w:left w:val="single" w:sz="4" w:space="0" w:color="B8CCE4"/>
@@ -11061,10 +11526,13 @@
           <w:p>
             <w:pPr>
               <w:jc w:val="center"/>
-            </w:pPr>
-            <w:r>
-              <w:rPr>
-                <w:rFonts w:ascii="Arial" w:eastAsia="Arial" w:hAnsi="Arial" w:cs="Arial"/>
+              <w:rPr>
+                <w:rFonts w:asciiTheme="minorBidi" w:hAnsiTheme="minorBidi"/>
+              </w:rPr>
+            </w:pPr>
+            <w:r>
+              <w:rPr>
+                <w:rFonts w:asciiTheme="minorBidi" w:eastAsia="Arial" w:hAnsiTheme="minorBidi"/>
                 <w:sz w:val="18"/>
                 <w:szCs w:val="18"/>
               </w:rPr>
@@ -11074,7 +11542,7 @@
         </w:tc>
         <w:tc>
           <w:tcPr>
-            <w:tcW w:w="1872" w:type="dxa"/>
+            <w:tcW w:w="2520" w:type="dxa"/>
             <w:tcBorders>
               <w:top w:val="single" w:sz="4" w:space="0" w:color="B8CCE4"/>
               <w:left w:val="single" w:sz="4" w:space="0" w:color="B8CCE4"/>
@@ -11093,10 +11561,13 @@
           <w:p>
             <w:pPr>
               <w:jc w:val="center"/>
-            </w:pPr>
-            <w:r>
-              <w:rPr>
-                <w:rFonts w:ascii="Arial" w:eastAsia="Arial" w:hAnsi="Arial" w:cs="Arial"/>
+              <w:rPr>
+                <w:rFonts w:asciiTheme="minorBidi" w:hAnsiTheme="minorBidi"/>
+              </w:rPr>
+            </w:pPr>
+            <w:r>
+              <w:rPr>
+                <w:rFonts w:asciiTheme="minorBidi" w:eastAsia="Arial" w:hAnsiTheme="minorBidi"/>
                 <w:sz w:val="18"/>
                 <w:szCs w:val="18"/>
               </w:rPr>
@@ -11106,7 +11577,7 @@
         </w:tc>
         <w:tc>
           <w:tcPr>
-            <w:tcW w:w="1872" w:type="dxa"/>
+            <w:tcW w:w="2790" w:type="dxa"/>
             <w:tcBorders>
               <w:top w:val="single" w:sz="4" w:space="0" w:color="B8CCE4"/>
               <w:left w:val="single" w:sz="4" w:space="0" w:color="B8CCE4"/>
@@ -11125,10 +11596,13 @@
           <w:p>
             <w:pPr>
               <w:jc w:val="center"/>
-            </w:pPr>
-            <w:r>
-              <w:rPr>
-                <w:rFonts w:ascii="Arial" w:eastAsia="Arial" w:hAnsi="Arial" w:cs="Arial"/>
+              <w:rPr>
+                <w:rFonts w:asciiTheme="minorBidi" w:hAnsiTheme="minorBidi"/>
+              </w:rPr>
+            </w:pPr>
+            <w:r>
+              <w:rPr>
+                <w:rFonts w:asciiTheme="minorBidi" w:eastAsia="Arial" w:hAnsiTheme="minorBidi"/>
                 <w:sz w:val="18"/>
                 <w:szCs w:val="18"/>
               </w:rPr>
@@ -11138,7 +11612,7 @@
         </w:tc>
         <w:tc>
           <w:tcPr>
-            <w:tcW w:w="1872" w:type="dxa"/>
+            <w:tcW w:w="2070" w:type="dxa"/>
             <w:tcBorders>
               <w:top w:val="single" w:sz="4" w:space="0" w:color="B8CCE4"/>
               <w:left w:val="single" w:sz="4" w:space="0" w:color="B8CCE4"/>
@@ -11157,10 +11631,13 @@
           <w:p>
             <w:pPr>
               <w:jc w:val="center"/>
-            </w:pPr>
-            <w:r>
-              <w:rPr>
-                <w:rFonts w:ascii="Arial" w:eastAsia="Arial" w:hAnsi="Arial" w:cs="Arial"/>
+              <w:rPr>
+                <w:rFonts w:asciiTheme="minorBidi" w:hAnsiTheme="minorBidi"/>
+              </w:rPr>
+            </w:pPr>
+            <w:r>
+              <w:rPr>
+                <w:rFonts w:asciiTheme="minorBidi" w:eastAsia="Arial" w:hAnsiTheme="minorBidi"/>
                 <w:sz w:val="18"/>
                 <w:szCs w:val="18"/>
               </w:rPr>
@@ -11170,7 +11647,7 @@
         </w:tc>
         <w:tc>
           <w:tcPr>
-            <w:tcW w:w="1872" w:type="dxa"/>
+            <w:tcW w:w="1050" w:type="dxa"/>
             <w:tcBorders>
               <w:top w:val="single" w:sz="4" w:space="0" w:color="B8CCE4"/>
               <w:left w:val="single" w:sz="4" w:space="0" w:color="B8CCE4"/>
@@ -11189,13 +11666,18 @@
           <w:p>
             <w:pPr>
               <w:jc w:val="center"/>
-            </w:pPr>
-            <w:r>
-              <w:rPr>
-                <w:rFonts w:ascii="Arial" w:eastAsia="Arial" w:hAnsi="Arial" w:cs="Arial"/>
+              <w:rPr>
+                <w:rFonts w:asciiTheme="minorBidi" w:hAnsiTheme="minorBidi"/>
                 <w:sz w:val="18"/>
                 <w:szCs w:val="18"/>
               </w:rPr>
+            </w:pPr>
+            <w:r>
+              <w:rPr>
+                <w:rFonts w:asciiTheme="minorBidi" w:eastAsia="Arial" w:hAnsiTheme="minorBidi"/>
+                <w:sz w:val="18"/>
+                <w:szCs w:val="18"/>
+              </w:rPr>
               <w:t>Mar 3</w:t>
             </w:r>
           </w:p>
@@ -11204,7 +11686,7 @@
       <w:tr>
         <w:tc>
           <w:tcPr>
-            <w:tcW w:w="1872" w:type="dxa"/>
+            <w:tcW w:w="930" w:type="dxa"/>
             <w:tcBorders>
               <w:top w:val="single" w:sz="4" w:space="0" w:color="B8CCE4"/>
               <w:left w:val="single" w:sz="4" w:space="0" w:color="B8CCE4"/>
@@ -11223,10 +11705,13 @@
           <w:p>
             <w:pPr>
               <w:jc w:val="center"/>
-            </w:pPr>
-            <w:r>
-              <w:rPr>
-                <w:rFonts w:ascii="Arial" w:eastAsia="Arial" w:hAnsi="Arial" w:cs="Arial"/>
+              <w:rPr>
+                <w:rFonts w:asciiTheme="minorBidi" w:hAnsiTheme="minorBidi"/>
+              </w:rPr>
+            </w:pPr>
+            <w:r>
+              <w:rPr>
+                <w:rFonts w:asciiTheme="minorBidi" w:eastAsia="Arial" w:hAnsiTheme="minorBidi"/>
                 <w:sz w:val="18"/>
                 <w:szCs w:val="18"/>
               </w:rPr>
@@ -11236,7 +11721,7 @@
         </w:tc>
         <w:tc>
           <w:tcPr>
-            <w:tcW w:w="1872" w:type="dxa"/>
+            <w:tcW w:w="2520" w:type="dxa"/>
             <w:tcBorders>
               <w:top w:val="single" w:sz="4" w:space="0" w:color="B8CCE4"/>
               <w:left w:val="single" w:sz="4" w:space="0" w:color="B8CCE4"/>
@@ -11255,10 +11740,13 @@
           <w:p>
             <w:pPr>
               <w:jc w:val="center"/>
-            </w:pPr>
-            <w:r>
-              <w:rPr>
-                <w:rFonts w:ascii="Arial" w:eastAsia="Arial" w:hAnsi="Arial" w:cs="Arial"/>
+              <w:rPr>
+                <w:rFonts w:asciiTheme="minorBidi" w:hAnsiTheme="minorBidi"/>
+              </w:rPr>
+            </w:pPr>
+            <w:r>
+              <w:rPr>
+                <w:rFonts w:asciiTheme="minorBidi" w:eastAsia="Arial" w:hAnsiTheme="minorBidi"/>
                 <w:sz w:val="18"/>
                 <w:szCs w:val="18"/>
               </w:rPr>
@@ -11268,7 +11756,7 @@
         </w:tc>
         <w:tc>
           <w:tcPr>
-            <w:tcW w:w="1872" w:type="dxa"/>
+            <w:tcW w:w="2790" w:type="dxa"/>
             <w:tcBorders>
               <w:top w:val="single" w:sz="4" w:space="0" w:color="B8CCE4"/>
               <w:left w:val="single" w:sz="4" w:space="0" w:color="B8CCE4"/>
@@ -11287,10 +11775,13 @@
           <w:p>
             <w:pPr>
               <w:jc w:val="center"/>
-            </w:pPr>
-            <w:r>
-              <w:rPr>
-                <w:rFonts w:ascii="Arial" w:eastAsia="Arial" w:hAnsi="Arial" w:cs="Arial"/>
+              <w:rPr>
+                <w:rFonts w:asciiTheme="minorBidi" w:hAnsiTheme="minorBidi"/>
+              </w:rPr>
+            </w:pPr>
+            <w:r>
+              <w:rPr>
+                <w:rFonts w:asciiTheme="minorBidi" w:eastAsia="Arial" w:hAnsiTheme="minorBidi"/>
                 <w:sz w:val="18"/>
                 <w:szCs w:val="18"/>
               </w:rPr>
@@ -11300,7 +11791,7 @@
         </w:tc>
         <w:tc>
           <w:tcPr>
-            <w:tcW w:w="1872" w:type="dxa"/>
+            <w:tcW w:w="2070" w:type="dxa"/>
             <w:tcBorders>
               <w:top w:val="single" w:sz="4" w:space="0" w:color="B8CCE4"/>
               <w:left w:val="single" w:sz="4" w:space="0" w:color="B8CCE4"/>
@@ -11319,10 +11810,13 @@
           <w:p>
             <w:pPr>
               <w:jc w:val="center"/>
-            </w:pPr>
-            <w:r>
-              <w:rPr>
-                <w:rFonts w:ascii="Arial" w:eastAsia="Arial" w:hAnsi="Arial" w:cs="Arial"/>
+              <w:rPr>
+                <w:rFonts w:asciiTheme="minorBidi" w:hAnsiTheme="minorBidi"/>
+              </w:rPr>
+            </w:pPr>
+            <w:r>
+              <w:rPr>
+                <w:rFonts w:asciiTheme="minorBidi" w:eastAsia="Arial" w:hAnsiTheme="minorBidi"/>
                 <w:sz w:val="18"/>
                 <w:szCs w:val="18"/>
               </w:rPr>
@@ -11332,7 +11826,7 @@
         </w:tc>
         <w:tc>
           <w:tcPr>
-            <w:tcW w:w="1872" w:type="dxa"/>
+            <w:tcW w:w="1050" w:type="dxa"/>
             <w:tcBorders>
               <w:top w:val="single" w:sz="4" w:space="0" w:color="B8CCE4"/>
               <w:left w:val="single" w:sz="4" w:space="0" w:color="B8CCE4"/>
@@ -11351,13 +11845,18 @@
           <w:p>
             <w:pPr>
               <w:jc w:val="center"/>
-            </w:pPr>
-            <w:r>
-              <w:rPr>
-                <w:rFonts w:ascii="Arial" w:eastAsia="Arial" w:hAnsi="Arial" w:cs="Arial"/>
+              <w:rPr>
+                <w:rFonts w:asciiTheme="minorBidi" w:hAnsiTheme="minorBidi"/>
                 <w:sz w:val="18"/>
                 <w:szCs w:val="18"/>
               </w:rPr>
+            </w:pPr>
+            <w:r>
+              <w:rPr>
+                <w:rFonts w:asciiTheme="minorBidi" w:eastAsia="Arial" w:hAnsiTheme="minorBidi"/>
+                <w:sz w:val="18"/>
+                <w:szCs w:val="18"/>
+              </w:rPr>
               <w:t>Mar 4</w:t>
             </w:r>
           </w:p>
@@ -11366,7 +11865,7 @@
       <w:tr>
         <w:tc>
           <w:tcPr>
-            <w:tcW w:w="1872" w:type="dxa"/>
+            <w:tcW w:w="930" w:type="dxa"/>
             <w:tcBorders>
               <w:top w:val="single" w:sz="4" w:space="0" w:color="B8CCE4"/>
               <w:left w:val="single" w:sz="4" w:space="0" w:color="B8CCE4"/>
@@ -11385,10 +11884,13 @@
           <w:p>
             <w:pPr>
               <w:jc w:val="center"/>
-            </w:pPr>
-            <w:r>
-              <w:rPr>
-                <w:rFonts w:ascii="Arial" w:eastAsia="Arial" w:hAnsi="Arial" w:cs="Arial"/>
+              <w:rPr>
+                <w:rFonts w:asciiTheme="minorBidi" w:hAnsiTheme="minorBidi"/>
+              </w:rPr>
+            </w:pPr>
+            <w:r>
+              <w:rPr>
+                <w:rFonts w:asciiTheme="minorBidi" w:eastAsia="Arial" w:hAnsiTheme="minorBidi"/>
                 <w:sz w:val="18"/>
                 <w:szCs w:val="18"/>
               </w:rPr>
@@ -11398,7 +11900,7 @@
         </w:tc>
         <w:tc>
           <w:tcPr>
-            <w:tcW w:w="1872" w:type="dxa"/>
+            <w:tcW w:w="2520" w:type="dxa"/>
             <w:tcBorders>
               <w:top w:val="single" w:sz="4" w:space="0" w:color="B8CCE4"/>
               <w:left w:val="single" w:sz="4" w:space="0" w:color="B8CCE4"/>
@@ -11417,10 +11919,13 @@
           <w:p>
             <w:pPr>
               <w:jc w:val="center"/>
-            </w:pPr>
-            <w:r>
-              <w:rPr>
-                <w:rFonts w:ascii="Arial" w:eastAsia="Arial" w:hAnsi="Arial" w:cs="Arial"/>
+              <w:rPr>
+                <w:rFonts w:asciiTheme="minorBidi" w:hAnsiTheme="minorBidi"/>
+              </w:rPr>
+            </w:pPr>
+            <w:r>
+              <w:rPr>
+                <w:rFonts w:asciiTheme="minorBidi" w:eastAsia="Arial" w:hAnsiTheme="minorBidi"/>
                 <w:sz w:val="18"/>
                 <w:szCs w:val="18"/>
               </w:rPr>
@@ -11430,7 +11935,7 @@
         </w:tc>
         <w:tc>
           <w:tcPr>
-            <w:tcW w:w="1872" w:type="dxa"/>
+            <w:tcW w:w="2790" w:type="dxa"/>
             <w:tcBorders>
               <w:top w:val="single" w:sz="4" w:space="0" w:color="B8CCE4"/>
               <w:left w:val="single" w:sz="4" w:space="0" w:color="B8CCE4"/>
@@ -11449,10 +11954,13 @@
           <w:p>
             <w:pPr>
               <w:jc w:val="center"/>
-            </w:pPr>
-            <w:r>
-              <w:rPr>
-                <w:rFonts w:ascii="Arial" w:eastAsia="Arial" w:hAnsi="Arial" w:cs="Arial"/>
+              <w:rPr>
+                <w:rFonts w:asciiTheme="minorBidi" w:hAnsiTheme="minorBidi"/>
+              </w:rPr>
+            </w:pPr>
+            <w:r>
+              <w:rPr>
+                <w:rFonts w:asciiTheme="minorBidi" w:eastAsia="Arial" w:hAnsiTheme="minorBidi"/>
                 <w:sz w:val="18"/>
                 <w:szCs w:val="18"/>
               </w:rPr>
@@ -11462,7 +11970,7 @@
         </w:tc>
         <w:tc>
           <w:tcPr>
-            <w:tcW w:w="1872" w:type="dxa"/>
+            <w:tcW w:w="2070" w:type="dxa"/>
             <w:tcBorders>
               <w:top w:val="single" w:sz="4" w:space="0" w:color="B8CCE4"/>
               <w:left w:val="single" w:sz="4" w:space="0" w:color="B8CCE4"/>
@@ -11481,10 +11989,13 @@
           <w:p>
             <w:pPr>
               <w:jc w:val="center"/>
-            </w:pPr>
-            <w:r>
-              <w:rPr>
-                <w:rFonts w:ascii="Arial" w:eastAsia="Arial" w:hAnsi="Arial" w:cs="Arial"/>
+              <w:rPr>
+                <w:rFonts w:asciiTheme="minorBidi" w:hAnsiTheme="minorBidi"/>
+              </w:rPr>
+            </w:pPr>
+            <w:r>
+              <w:rPr>
+                <w:rFonts w:asciiTheme="minorBidi" w:eastAsia="Arial" w:hAnsiTheme="minorBidi"/>
                 <w:sz w:val="18"/>
                 <w:szCs w:val="18"/>
               </w:rPr>
@@ -11494,7 +12005,7 @@
         </w:tc>
         <w:tc>
           <w:tcPr>
-            <w:tcW w:w="1872" w:type="dxa"/>
+            <w:tcW w:w="1050" w:type="dxa"/>
             <w:tcBorders>
               <w:top w:val="single" w:sz="4" w:space="0" w:color="B8CCE4"/>
               <w:left w:val="single" w:sz="4" w:space="0" w:color="B8CCE4"/>
@@ -11513,13 +12024,18 @@
           <w:p>
             <w:pPr>
               <w:jc w:val="center"/>
-            </w:pPr>
-            <w:r>
-              <w:rPr>
-                <w:rFonts w:ascii="Arial" w:eastAsia="Arial" w:hAnsi="Arial" w:cs="Arial"/>
+              <w:rPr>
+                <w:rFonts w:asciiTheme="minorBidi" w:hAnsiTheme="minorBidi"/>
                 <w:sz w:val="18"/>
                 <w:szCs w:val="18"/>
               </w:rPr>
+            </w:pPr>
+            <w:r>
+              <w:rPr>
+                <w:rFonts w:asciiTheme="minorBidi" w:eastAsia="Arial" w:hAnsiTheme="minorBidi"/>
+                <w:sz w:val="18"/>
+                <w:szCs w:val="18"/>
+              </w:rPr>
               <w:t>Mar 12</w:t>
             </w:r>
           </w:p>
@@ -11528,7 +12044,7 @@
       <w:tr>
         <w:tc>
           <w:tcPr>
-            <w:tcW w:w="1872" w:type="dxa"/>
+            <w:tcW w:w="930" w:type="dxa"/>
             <w:tcBorders>
               <w:top w:val="single" w:sz="4" w:space="0" w:color="B8CCE4"/>
               <w:left w:val="single" w:sz="4" w:space="0" w:color="B8CCE4"/>
@@ -11547,10 +12063,13 @@
           <w:p>
             <w:pPr>
               <w:jc w:val="center"/>
-            </w:pPr>
-            <w:r>
-              <w:rPr>
-                <w:rFonts w:ascii="Arial" w:eastAsia="Arial" w:hAnsi="Arial" w:cs="Arial"/>
+              <w:rPr>
+                <w:rFonts w:asciiTheme="minorBidi" w:hAnsiTheme="minorBidi"/>
+              </w:rPr>
+            </w:pPr>
+            <w:r>
+              <w:rPr>
+                <w:rFonts w:asciiTheme="minorBidi" w:eastAsia="Arial" w:hAnsiTheme="minorBidi"/>
                 <w:sz w:val="18"/>
                 <w:szCs w:val="18"/>
               </w:rPr>
@@ -11560,7 +12079,7 @@
         </w:tc>
         <w:tc>
           <w:tcPr>
-            <w:tcW w:w="1872" w:type="dxa"/>
+            <w:tcW w:w="2520" w:type="dxa"/>
             <w:tcBorders>
               <w:top w:val="single" w:sz="4" w:space="0" w:color="B8CCE4"/>
               <w:left w:val="single" w:sz="4" w:space="0" w:color="B8CCE4"/>
@@ -11579,10 +12098,13 @@
           <w:p>
             <w:pPr>
               <w:jc w:val="center"/>
-            </w:pPr>
-            <w:r>
-              <w:rPr>
-                <w:rFonts w:ascii="Arial" w:eastAsia="Arial" w:hAnsi="Arial" w:cs="Arial"/>
+              <w:rPr>
+                <w:rFonts w:asciiTheme="minorBidi" w:hAnsiTheme="minorBidi"/>
+              </w:rPr>
+            </w:pPr>
+            <w:r>
+              <w:rPr>
+                <w:rFonts w:asciiTheme="minorBidi" w:eastAsia="Arial" w:hAnsiTheme="minorBidi"/>
                 <w:sz w:val="18"/>
                 <w:szCs w:val="18"/>
               </w:rPr>
@@ -11592,7 +12114,7 @@
         </w:tc>
         <w:tc>
           <w:tcPr>
-            <w:tcW w:w="1872" w:type="dxa"/>
+            <w:tcW w:w="2790" w:type="dxa"/>
             <w:tcBorders>
               <w:top w:val="single" w:sz="4" w:space="0" w:color="B8CCE4"/>
               <w:left w:val="single" w:sz="4" w:space="0" w:color="B8CCE4"/>
@@ -11611,10 +12133,13 @@
           <w:p>
             <w:pPr>
               <w:jc w:val="center"/>
-            </w:pPr>
-            <w:r>
-              <w:rPr>
-                <w:rFonts w:ascii="Arial" w:eastAsia="Arial" w:hAnsi="Arial" w:cs="Arial"/>
+              <w:rPr>
+                <w:rFonts w:asciiTheme="minorBidi" w:hAnsiTheme="minorBidi"/>
+              </w:rPr>
+            </w:pPr>
+            <w:r>
+              <w:rPr>
+                <w:rFonts w:asciiTheme="minorBidi" w:eastAsia="Arial" w:hAnsiTheme="minorBidi"/>
                 <w:sz w:val="18"/>
                 <w:szCs w:val="18"/>
               </w:rPr>
@@ -11624,7 +12149,7 @@
         </w:tc>
         <w:tc>
           <w:tcPr>
-            <w:tcW w:w="1872" w:type="dxa"/>
+            <w:tcW w:w="2070" w:type="dxa"/>
             <w:tcBorders>
               <w:top w:val="single" w:sz="4" w:space="0" w:color="B8CCE4"/>
               <w:left w:val="single" w:sz="4" w:space="0" w:color="B8CCE4"/>
@@ -11643,10 +12168,13 @@
           <w:p>
             <w:pPr>
               <w:jc w:val="center"/>
-            </w:pPr>
-            <w:r>
-              <w:rPr>
-                <w:rFonts w:ascii="Arial" w:eastAsia="Arial" w:hAnsi="Arial" w:cs="Arial"/>
+              <w:rPr>
+                <w:rFonts w:asciiTheme="minorBidi" w:hAnsiTheme="minorBidi"/>
+              </w:rPr>
+            </w:pPr>
+            <w:r>
+              <w:rPr>
+                <w:rFonts w:asciiTheme="minorBidi" w:eastAsia="Arial" w:hAnsiTheme="minorBidi"/>
                 <w:sz w:val="18"/>
                 <w:szCs w:val="18"/>
               </w:rPr>
@@ -11656,7 +12184,7 @@
         </w:tc>
         <w:tc>
           <w:tcPr>
-            <w:tcW w:w="1872" w:type="dxa"/>
+            <w:tcW w:w="1050" w:type="dxa"/>
             <w:tcBorders>
               <w:top w:val="single" w:sz="4" w:space="0" w:color="B8CCE4"/>
               <w:left w:val="single" w:sz="4" w:space="0" w:color="B8CCE4"/>
@@ -11675,13 +12203,18 @@
           <w:p>
             <w:pPr>
               <w:jc w:val="center"/>
-            </w:pPr>
-            <w:r>
-              <w:rPr>
-                <w:rFonts w:ascii="Arial" w:eastAsia="Arial" w:hAnsi="Arial" w:cs="Arial"/>
+              <w:rPr>
+                <w:rFonts w:asciiTheme="minorBidi" w:hAnsiTheme="minorBidi"/>
                 <w:sz w:val="18"/>
                 <w:szCs w:val="18"/>
               </w:rPr>
+            </w:pPr>
+            <w:r>
+              <w:rPr>
+                <w:rFonts w:asciiTheme="minorBidi" w:eastAsia="Arial" w:hAnsiTheme="minorBidi"/>
+                <w:sz w:val="18"/>
+                <w:szCs w:val="18"/>
+              </w:rPr>
               <w:t>Mar 12</w:t>
             </w:r>
           </w:p>
@@ -11690,7 +12223,7 @@
       <w:tr>
         <w:tc>
           <w:tcPr>
-            <w:tcW w:w="1872" w:type="dxa"/>
+            <w:tcW w:w="930" w:type="dxa"/>
             <w:tcBorders>
               <w:top w:val="single" w:sz="4" w:space="0" w:color="B8CCE4"/>
               <w:left w:val="single" w:sz="4" w:space="0" w:color="B8CCE4"/>
@@ -11709,10 +12242,13 @@
           <w:p>
             <w:pPr>
               <w:jc w:val="center"/>
-            </w:pPr>
-            <w:r>
-              <w:rPr>
-                <w:rFonts w:ascii="Arial" w:eastAsia="Arial" w:hAnsi="Arial" w:cs="Arial"/>
+              <w:rPr>
+                <w:rFonts w:asciiTheme="minorBidi" w:hAnsiTheme="minorBidi"/>
+              </w:rPr>
+            </w:pPr>
+            <w:r>
+              <w:rPr>
+                <w:rFonts w:asciiTheme="minorBidi" w:eastAsia="Arial" w:hAnsiTheme="minorBidi"/>
                 <w:sz w:val="18"/>
                 <w:szCs w:val="18"/>
               </w:rPr>
@@ -11722,7 +12258,7 @@
         </w:tc>
         <w:tc>
           <w:tcPr>
-            <w:tcW w:w="1872" w:type="dxa"/>
+            <w:tcW w:w="2520" w:type="dxa"/>
             <w:tcBorders>
               <w:top w:val="single" w:sz="4" w:space="0" w:color="B8CCE4"/>
               <w:left w:val="single" w:sz="4" w:space="0" w:color="B8CCE4"/>
@@ -11741,28 +12277,23 @@
           <w:p>
             <w:pPr>
               <w:jc w:val="center"/>
-            </w:pPr>
-            <w:r>
-              <w:rPr>
-                <w:rFonts w:ascii="Arial" w:eastAsia="Arial" w:hAnsi="Arial" w:cs="Arial"/>
+              <w:rPr>
+                <w:rFonts w:asciiTheme="minorBidi" w:hAnsiTheme="minorBidi"/>
+              </w:rPr>
+            </w:pPr>
+            <w:r>
+              <w:rPr>
+                <w:rFonts w:asciiTheme="minorBidi" w:eastAsia="Arial" w:hAnsiTheme="minorBidi"/>
                 <w:sz w:val="18"/>
                 <w:szCs w:val="18"/>
               </w:rPr>
-              <w:t>Network topology</w:t>
-            </w:r>
-            <w:r>
-              <w:rPr>
-                <w:rFonts w:ascii="Arial" w:eastAsia="Arial" w:hAnsi="Arial" w:cs="Arial"/>
-                <w:sz w:val="18"/>
-                <w:szCs w:val="18"/>
-              </w:rPr>
-              <w:t xml:space="preserve"> design</w:t>
-            </w:r>
-          </w:p>
-        </w:tc>
-        <w:tc>
-          <w:tcPr>
-            <w:tcW w:w="1872" w:type="dxa"/>
+              <w:t>Network topology design</w:t>
+            </w:r>
+          </w:p>
+        </w:tc>
+        <w:tc>
+          <w:tcPr>
+            <w:tcW w:w="2790" w:type="dxa"/>
             <w:tcBorders>
               <w:top w:val="single" w:sz="4" w:space="0" w:color="B8CCE4"/>
               <w:left w:val="single" w:sz="4" w:space="0" w:color="B8CCE4"/>
@@ -11781,10 +12312,13 @@
           <w:p>
             <w:pPr>
               <w:jc w:val="center"/>
-            </w:pPr>
-            <w:r>
-              <w:rPr>
-                <w:rFonts w:ascii="Arial" w:eastAsia="Arial" w:hAnsi="Arial" w:cs="Arial"/>
+              <w:rPr>
+                <w:rFonts w:asciiTheme="minorBidi" w:hAnsiTheme="minorBidi"/>
+              </w:rPr>
+            </w:pPr>
+            <w:r>
+              <w:rPr>
+                <w:rFonts w:asciiTheme="minorBidi" w:eastAsia="Arial" w:hAnsiTheme="minorBidi"/>
                 <w:sz w:val="18"/>
                 <w:szCs w:val="18"/>
               </w:rPr>
@@ -11794,7 +12328,7 @@
         </w:tc>
         <w:tc>
           <w:tcPr>
-            <w:tcW w:w="1872" w:type="dxa"/>
+            <w:tcW w:w="2070" w:type="dxa"/>
             <w:tcBorders>
               <w:top w:val="single" w:sz="4" w:space="0" w:color="B8CCE4"/>
               <w:left w:val="single" w:sz="4" w:space="0" w:color="B8CCE4"/>
@@ -11813,10 +12347,13 @@
           <w:p>
             <w:pPr>
               <w:jc w:val="center"/>
-            </w:pPr>
-            <w:r>
-              <w:rPr>
-                <w:rFonts w:ascii="Arial" w:eastAsia="Arial" w:hAnsi="Arial" w:cs="Arial"/>
+              <w:rPr>
+                <w:rFonts w:asciiTheme="minorBidi" w:hAnsiTheme="minorBidi"/>
+              </w:rPr>
+            </w:pPr>
+            <w:r>
+              <w:rPr>
+                <w:rFonts w:asciiTheme="minorBidi" w:eastAsia="Arial" w:hAnsiTheme="minorBidi"/>
                 <w:sz w:val="18"/>
                 <w:szCs w:val="18"/>
               </w:rPr>
@@ -11826,7 +12363,7 @@
         </w:tc>
         <w:tc>
           <w:tcPr>
-            <w:tcW w:w="1872" w:type="dxa"/>
+            <w:tcW w:w="1050" w:type="dxa"/>
             <w:tcBorders>
               <w:top w:val="single" w:sz="4" w:space="0" w:color="B8CCE4"/>
               <w:left w:val="single" w:sz="4" w:space="0" w:color="B8CCE4"/>
@@ -11845,13 +12382,18 @@
           <w:p>
             <w:pPr>
               <w:jc w:val="center"/>
-            </w:pPr>
-            <w:r>
-              <w:rPr>
-                <w:rFonts w:ascii="Arial" w:eastAsia="Arial" w:hAnsi="Arial" w:cs="Arial"/>
+              <w:rPr>
+                <w:rFonts w:asciiTheme="minorBidi" w:hAnsiTheme="minorBidi"/>
                 <w:sz w:val="18"/>
                 <w:szCs w:val="18"/>
               </w:rPr>
+            </w:pPr>
+            <w:r>
+              <w:rPr>
+                <w:rFonts w:asciiTheme="minorBidi" w:eastAsia="Arial" w:hAnsiTheme="minorBidi"/>
+                <w:sz w:val="18"/>
+                <w:szCs w:val="18"/>
+              </w:rPr>
               <w:t>Mar 18</w:t>
             </w:r>
           </w:p>
@@ -11860,7 +12402,7 @@
       <w:tr>
         <w:tc>
           <w:tcPr>
-            <w:tcW w:w="1872" w:type="dxa"/>
+            <w:tcW w:w="930" w:type="dxa"/>
             <w:tcBorders>
               <w:top w:val="single" w:sz="4" w:space="0" w:color="B8CCE4"/>
               <w:left w:val="single" w:sz="4" w:space="0" w:color="B8CCE4"/>
@@ -11879,10 +12421,13 @@
           <w:p>
             <w:pPr>
               <w:jc w:val="center"/>
-            </w:pPr>
-            <w:r>
-              <w:rPr>
-                <w:rFonts w:ascii="Arial" w:eastAsia="Arial" w:hAnsi="Arial" w:cs="Arial"/>
+              <w:rPr>
+                <w:rFonts w:asciiTheme="minorBidi" w:hAnsiTheme="minorBidi"/>
+              </w:rPr>
+            </w:pPr>
+            <w:r>
+              <w:rPr>
+                <w:rFonts w:asciiTheme="minorBidi" w:eastAsia="Arial" w:hAnsiTheme="minorBidi"/>
                 <w:sz w:val="18"/>
                 <w:szCs w:val="18"/>
               </w:rPr>
@@ -11892,7 +12437,7 @@
         </w:tc>
         <w:tc>
           <w:tcPr>
-            <w:tcW w:w="1872" w:type="dxa"/>
+            <w:tcW w:w="2520" w:type="dxa"/>
             <w:tcBorders>
               <w:top w:val="single" w:sz="4" w:space="0" w:color="B8CCE4"/>
               <w:left w:val="single" w:sz="4" w:space="0" w:color="B8CCE4"/>
@@ -11911,10 +12456,13 @@
           <w:p>
             <w:pPr>
               <w:jc w:val="center"/>
-            </w:pPr>
-            <w:r>
-              <w:rPr>
-                <w:rFonts w:ascii="Arial" w:eastAsia="Arial" w:hAnsi="Arial" w:cs="Arial"/>
+              <w:rPr>
+                <w:rFonts w:asciiTheme="minorBidi" w:hAnsiTheme="minorBidi"/>
+              </w:rPr>
+            </w:pPr>
+            <w:r>
+              <w:rPr>
+                <w:rFonts w:asciiTheme="minorBidi" w:eastAsia="Arial" w:hAnsiTheme="minorBidi"/>
                 <w:sz w:val="18"/>
                 <w:szCs w:val="18"/>
               </w:rPr>
@@ -11924,7 +12472,7 @@
         </w:tc>
         <w:tc>
           <w:tcPr>
-            <w:tcW w:w="1872" w:type="dxa"/>
+            <w:tcW w:w="2790" w:type="dxa"/>
             <w:tcBorders>
               <w:top w:val="single" w:sz="4" w:space="0" w:color="B8CCE4"/>
               <w:left w:val="single" w:sz="4" w:space="0" w:color="B8CCE4"/>
@@ -11943,10 +12491,13 @@
           <w:p>
             <w:pPr>
               <w:jc w:val="center"/>
-            </w:pPr>
-            <w:r>
-              <w:rPr>
-                <w:rFonts w:ascii="Arial" w:eastAsia="Arial" w:hAnsi="Arial" w:cs="Arial"/>
+              <w:rPr>
+                <w:rFonts w:asciiTheme="minorBidi" w:hAnsiTheme="minorBidi"/>
+              </w:rPr>
+            </w:pPr>
+            <w:r>
+              <w:rPr>
+                <w:rFonts w:asciiTheme="minorBidi" w:eastAsia="Arial" w:hAnsiTheme="minorBidi"/>
                 <w:sz w:val="18"/>
                 <w:szCs w:val="18"/>
               </w:rPr>
@@ -11956,7 +12507,7 @@
         </w:tc>
         <w:tc>
           <w:tcPr>
-            <w:tcW w:w="1872" w:type="dxa"/>
+            <w:tcW w:w="2070" w:type="dxa"/>
             <w:tcBorders>
               <w:top w:val="single" w:sz="4" w:space="0" w:color="B8CCE4"/>
               <w:left w:val="single" w:sz="4" w:space="0" w:color="B8CCE4"/>
@@ -11975,23 +12526,25 @@
           <w:p>
             <w:pPr>
               <w:jc w:val="center"/>
-            </w:pPr>
-            <w:r>
-              <w:t xml:space="preserve">Yassen Abbas &amp; </w:t>
-            </w:r>
-            <w:proofErr w:type="spellStart"/>
-            <w:r>
-              <w:t>S.Adam</w:t>
-            </w:r>
-            <w:proofErr w:type="spellEnd"/>
-            <w:r>
-              <w:t xml:space="preserve"> Alkhabaz</w:t>
-            </w:r>
-          </w:p>
-        </w:tc>
-        <w:tc>
-          <w:tcPr>
-            <w:tcW w:w="1872" w:type="dxa"/>
+              <w:rPr>
+                <w:rFonts w:asciiTheme="minorBidi" w:hAnsiTheme="minorBidi"/>
+                <w:sz w:val="18"/>
+                <w:szCs w:val="18"/>
+              </w:rPr>
+            </w:pPr>
+            <w:r>
+              <w:rPr>
+                <w:rFonts w:asciiTheme="minorBidi" w:hAnsiTheme="minorBidi"/>
+                <w:sz w:val="18"/>
+                <w:szCs w:val="18"/>
+              </w:rPr>
+              <w:t>Yassen Abbas &amp; S.Adam Alkhabaz</w:t>
+            </w:r>
+          </w:p>
+        </w:tc>
+        <w:tc>
+          <w:tcPr>
+            <w:tcW w:w="1050" w:type="dxa"/>
             <w:tcBorders>
               <w:top w:val="single" w:sz="4" w:space="0" w:color="B8CCE4"/>
               <w:left w:val="single" w:sz="4" w:space="0" w:color="B8CCE4"/>
@@ -12010,8 +12563,18 @@
           <w:p>
             <w:pPr>
               <w:jc w:val="center"/>
-            </w:pPr>
-            <w:r>
+              <w:rPr>
+                <w:rFonts w:asciiTheme="minorBidi" w:hAnsiTheme="minorBidi"/>
+                <w:sz w:val="18"/>
+                <w:szCs w:val="18"/>
+              </w:rPr>
+            </w:pPr>
+            <w:r>
+              <w:rPr>
+                <w:rFonts w:asciiTheme="minorBidi" w:hAnsiTheme="minorBidi"/>
+                <w:sz w:val="18"/>
+                <w:szCs w:val="18"/>
+              </w:rPr>
               <w:t>Mar 25</w:t>
             </w:r>
           </w:p>
@@ -12020,7 +12583,7 @@
       <w:tr>
         <w:tc>
           <w:tcPr>
-            <w:tcW w:w="1872" w:type="dxa"/>
+            <w:tcW w:w="930" w:type="dxa"/>
             <w:tcBorders>
               <w:top w:val="single" w:sz="4" w:space="0" w:color="B8CCE4"/>
               <w:left w:val="single" w:sz="4" w:space="0" w:color="B8CCE4"/>
@@ -12039,10 +12602,13 @@
           <w:p>
             <w:pPr>
               <w:jc w:val="center"/>
-            </w:pPr>
-            <w:r>
-              <w:rPr>
-                <w:rFonts w:ascii="Arial" w:eastAsia="Arial" w:hAnsi="Arial" w:cs="Arial"/>
+              <w:rPr>
+                <w:rFonts w:asciiTheme="minorBidi" w:hAnsiTheme="minorBidi"/>
+              </w:rPr>
+            </w:pPr>
+            <w:r>
+              <w:rPr>
+                <w:rFonts w:asciiTheme="minorBidi" w:eastAsia="Arial" w:hAnsiTheme="minorBidi"/>
                 <w:sz w:val="18"/>
                 <w:szCs w:val="18"/>
               </w:rPr>
@@ -12052,7 +12618,7 @@
         </w:tc>
         <w:tc>
           <w:tcPr>
-            <w:tcW w:w="1872" w:type="dxa"/>
+            <w:tcW w:w="2520" w:type="dxa"/>
             <w:tcBorders>
               <w:top w:val="single" w:sz="4" w:space="0" w:color="B8CCE4"/>
               <w:left w:val="single" w:sz="4" w:space="0" w:color="B8CCE4"/>
@@ -12071,10 +12637,13 @@
           <w:p>
             <w:pPr>
               <w:jc w:val="center"/>
-            </w:pPr>
-            <w:r>
-              <w:rPr>
-                <w:rFonts w:ascii="Arial" w:eastAsia="Arial" w:hAnsi="Arial" w:cs="Arial"/>
+              <w:rPr>
+                <w:rFonts w:asciiTheme="minorBidi" w:hAnsiTheme="minorBidi"/>
+              </w:rPr>
+            </w:pPr>
+            <w:r>
+              <w:rPr>
+                <w:rFonts w:asciiTheme="minorBidi" w:eastAsia="Arial" w:hAnsiTheme="minorBidi"/>
                 <w:sz w:val="18"/>
                 <w:szCs w:val="18"/>
               </w:rPr>
@@ -12084,7 +12653,7 @@
         </w:tc>
         <w:tc>
           <w:tcPr>
-            <w:tcW w:w="1872" w:type="dxa"/>
+            <w:tcW w:w="2790" w:type="dxa"/>
             <w:tcBorders>
               <w:top w:val="single" w:sz="4" w:space="0" w:color="B8CCE4"/>
               <w:left w:val="single" w:sz="4" w:space="0" w:color="B8CCE4"/>
@@ -12103,10 +12672,13 @@
           <w:p>
             <w:pPr>
               <w:jc w:val="center"/>
-            </w:pPr>
-            <w:r>
-              <w:rPr>
-                <w:rFonts w:ascii="Arial" w:eastAsia="Arial" w:hAnsi="Arial" w:cs="Arial"/>
+              <w:rPr>
+                <w:rFonts w:asciiTheme="minorBidi" w:hAnsiTheme="minorBidi"/>
+              </w:rPr>
+            </w:pPr>
+            <w:r>
+              <w:rPr>
+                <w:rFonts w:asciiTheme="minorBidi" w:eastAsia="Arial" w:hAnsiTheme="minorBidi"/>
                 <w:sz w:val="18"/>
                 <w:szCs w:val="18"/>
               </w:rPr>
@@ -12116,7 +12688,7 @@
         </w:tc>
         <w:tc>
           <w:tcPr>
-            <w:tcW w:w="1872" w:type="dxa"/>
+            <w:tcW w:w="2070" w:type="dxa"/>
             <w:tcBorders>
               <w:top w:val="single" w:sz="4" w:space="0" w:color="B8CCE4"/>
               <w:left w:val="single" w:sz="4" w:space="0" w:color="B8CCE4"/>
@@ -12135,30 +12707,39 @@
           <w:p>
             <w:pPr>
               <w:jc w:val="center"/>
-            </w:pPr>
-            <w:proofErr w:type="spellStart"/>
-            <w:r>
-              <w:rPr>
-                <w:rFonts w:ascii="Arial" w:eastAsia="Arial" w:hAnsi="Arial" w:cs="Arial"/>
+              <w:rPr>
+                <w:rFonts w:asciiTheme="minorBidi" w:hAnsiTheme="minorBidi"/>
+              </w:rPr>
+            </w:pPr>
+            <w:r>
+              <w:rPr>
+                <w:rFonts w:asciiTheme="minorBidi" w:eastAsia="Arial" w:hAnsiTheme="minorBidi"/>
                 <w:sz w:val="18"/>
                 <w:szCs w:val="18"/>
               </w:rPr>
-              <w:t>S.Adam</w:t>
-            </w:r>
-            <w:proofErr w:type="spellEnd"/>
-            <w:r>
-              <w:rPr>
-                <w:rFonts w:ascii="Arial" w:eastAsia="Arial" w:hAnsi="Arial" w:cs="Arial"/>
+              <w:t>S.Adam A</w:t>
+            </w:r>
+            <w:r>
+              <w:rPr>
+                <w:rFonts w:asciiTheme="minorBidi" w:eastAsia="Arial" w:hAnsiTheme="minorBidi"/>
                 <w:sz w:val="18"/>
                 <w:szCs w:val="18"/>
               </w:rPr>
-              <w:t xml:space="preserve"> Akhabaz</w:t>
-            </w:r>
-          </w:p>
-        </w:tc>
-        <w:tc>
-          <w:tcPr>
-            <w:tcW w:w="1872" w:type="dxa"/>
+              <w:t>l</w:t>
+            </w:r>
+            <w:r>
+              <w:rPr>
+                <w:rFonts w:asciiTheme="minorBidi" w:eastAsia="Arial" w:hAnsiTheme="minorBidi"/>
+                <w:sz w:val="18"/>
+                <w:szCs w:val="18"/>
+              </w:rPr>
+              <w:t>khabaz</w:t>
+            </w:r>
+          </w:p>
+        </w:tc>
+        <w:tc>
+          <w:tcPr>
+            <w:tcW w:w="1050" w:type="dxa"/>
             <w:tcBorders>
               <w:top w:val="single" w:sz="4" w:space="0" w:color="B8CCE4"/>
               <w:left w:val="single" w:sz="4" w:space="0" w:color="B8CCE4"/>
@@ -12177,8 +12758,18 @@
           <w:p>
             <w:pPr>
               <w:jc w:val="center"/>
-            </w:pPr>
-            <w:r>
+              <w:rPr>
+                <w:rFonts w:asciiTheme="minorBidi" w:hAnsiTheme="minorBidi"/>
+                <w:sz w:val="18"/>
+                <w:szCs w:val="18"/>
+              </w:rPr>
+            </w:pPr>
+            <w:r>
+              <w:rPr>
+                <w:rFonts w:asciiTheme="minorBidi" w:hAnsiTheme="minorBidi"/>
+                <w:sz w:val="18"/>
+                <w:szCs w:val="18"/>
+              </w:rPr>
               <w:t>Mar 30</w:t>
             </w:r>
           </w:p>
@@ -12187,7 +12778,7 @@
       <w:tr>
         <w:tc>
           <w:tcPr>
-            <w:tcW w:w="1872" w:type="dxa"/>
+            <w:tcW w:w="930" w:type="dxa"/>
             <w:tcBorders>
               <w:top w:val="single" w:sz="4" w:space="0" w:color="B8CCE4"/>
               <w:left w:val="single" w:sz="4" w:space="0" w:color="B8CCE4"/>
@@ -12206,10 +12797,13 @@
           <w:p>
             <w:pPr>
               <w:jc w:val="center"/>
-            </w:pPr>
-            <w:r>
-              <w:rPr>
-                <w:rFonts w:ascii="Arial" w:eastAsia="Arial" w:hAnsi="Arial" w:cs="Arial"/>
+              <w:rPr>
+                <w:rFonts w:asciiTheme="minorBidi" w:hAnsiTheme="minorBidi"/>
+              </w:rPr>
+            </w:pPr>
+            <w:r>
+              <w:rPr>
+                <w:rFonts w:asciiTheme="minorBidi" w:eastAsia="Arial" w:hAnsiTheme="minorBidi"/>
                 <w:sz w:val="18"/>
                 <w:szCs w:val="18"/>
               </w:rPr>
@@ -12219,7 +12813,7 @@
         </w:tc>
         <w:tc>
           <w:tcPr>
-            <w:tcW w:w="1872" w:type="dxa"/>
+            <w:tcW w:w="2520" w:type="dxa"/>
             <w:tcBorders>
               <w:top w:val="single" w:sz="4" w:space="0" w:color="B8CCE4"/>
               <w:left w:val="single" w:sz="4" w:space="0" w:color="B8CCE4"/>
@@ -12238,10 +12832,13 @@
           <w:p>
             <w:pPr>
               <w:jc w:val="center"/>
-            </w:pPr>
-            <w:r>
-              <w:rPr>
-                <w:rFonts w:ascii="Arial" w:eastAsia="Arial" w:hAnsi="Arial" w:cs="Arial"/>
+              <w:rPr>
+                <w:rFonts w:asciiTheme="minorBidi" w:hAnsiTheme="minorBidi"/>
+              </w:rPr>
+            </w:pPr>
+            <w:r>
+              <w:rPr>
+                <w:rFonts w:asciiTheme="minorBidi" w:eastAsia="Arial" w:hAnsiTheme="minorBidi"/>
                 <w:sz w:val="18"/>
                 <w:szCs w:val="18"/>
               </w:rPr>
@@ -12251,7 +12848,7 @@
         </w:tc>
         <w:tc>
           <w:tcPr>
-            <w:tcW w:w="1872" w:type="dxa"/>
+            <w:tcW w:w="2790" w:type="dxa"/>
             <w:tcBorders>
               <w:top w:val="single" w:sz="4" w:space="0" w:color="B8CCE4"/>
               <w:left w:val="single" w:sz="4" w:space="0" w:color="B8CCE4"/>
@@ -12270,20 +12867,33 @@
           <w:p>
             <w:pPr>
               <w:jc w:val="center"/>
-            </w:pPr>
-            <w:r>
-              <w:rPr>
-                <w:rFonts w:ascii="Arial" w:eastAsia="Arial" w:hAnsi="Arial" w:cs="Arial"/>
+              <w:rPr>
+                <w:rFonts w:asciiTheme="minorBidi" w:hAnsiTheme="minorBidi"/>
+              </w:rPr>
+            </w:pPr>
+            <w:proofErr w:type="gramStart"/>
+            <w:r>
+              <w:rPr>
+                <w:rFonts w:asciiTheme="minorBidi" w:eastAsia="Arial" w:hAnsiTheme="minorBidi"/>
                 <w:sz w:val="18"/>
                 <w:szCs w:val="18"/>
               </w:rPr>
-              <w:t>Test Cases &amp; Bug Report</w:t>
-            </w:r>
-          </w:p>
-        </w:tc>
-        <w:tc>
-          <w:tcPr>
-            <w:tcW w:w="1872" w:type="dxa"/>
+              <w:t>Test</w:t>
+            </w:r>
+            <w:proofErr w:type="gramEnd"/>
+            <w:r>
+              <w:rPr>
+                <w:rFonts w:asciiTheme="minorBidi" w:eastAsia="Arial" w:hAnsiTheme="minorBidi"/>
+                <w:sz w:val="18"/>
+                <w:szCs w:val="18"/>
+              </w:rPr>
+              <w:t xml:space="preserve"> Cases &amp; Bug Report</w:t>
+            </w:r>
+          </w:p>
+        </w:tc>
+        <w:tc>
+          <w:tcPr>
+            <w:tcW w:w="2070" w:type="dxa"/>
             <w:tcBorders>
               <w:top w:val="single" w:sz="4" w:space="0" w:color="B8CCE4"/>
               <w:left w:val="single" w:sz="4" w:space="0" w:color="B8CCE4"/>
@@ -12302,38 +12912,23 @@
           <w:p>
             <w:pPr>
               <w:jc w:val="center"/>
-            </w:pPr>
-            <w:r>
-              <w:rPr>
-                <w:rFonts w:ascii="Arial" w:eastAsia="Arial" w:hAnsi="Arial" w:cs="Arial"/>
+              <w:rPr>
+                <w:rFonts w:asciiTheme="minorBidi" w:hAnsiTheme="minorBidi"/>
+              </w:rPr>
+            </w:pPr>
+            <w:r>
+              <w:rPr>
+                <w:rFonts w:asciiTheme="minorBidi" w:eastAsia="Arial" w:hAnsiTheme="minorBidi"/>
                 <w:sz w:val="18"/>
                 <w:szCs w:val="18"/>
               </w:rPr>
-              <w:t xml:space="preserve">Haider </w:t>
-            </w:r>
-            <w:proofErr w:type="spellStart"/>
-            <w:r>
-              <w:rPr>
-                <w:rFonts w:ascii="Arial" w:eastAsia="Arial" w:hAnsi="Arial" w:cs="Arial"/>
-                <w:sz w:val="18"/>
-                <w:szCs w:val="18"/>
-              </w:rPr>
-              <w:t>Aljamry</w:t>
-            </w:r>
-            <w:proofErr w:type="spellEnd"/>
-            <w:r>
-              <w:rPr>
-                <w:rFonts w:ascii="Arial" w:eastAsia="Arial" w:hAnsi="Arial" w:cs="Arial"/>
-                <w:sz w:val="18"/>
-                <w:szCs w:val="18"/>
-              </w:rPr>
-              <w:t xml:space="preserve"> &amp; Yusif Muhammed</w:t>
-            </w:r>
-          </w:p>
-        </w:tc>
-        <w:tc>
-          <w:tcPr>
-            <w:tcW w:w="1872" w:type="dxa"/>
+              <w:t>Haider Aljamry &amp; Yusif Muhammed</w:t>
+            </w:r>
+          </w:p>
+        </w:tc>
+        <w:tc>
+          <w:tcPr>
+            <w:tcW w:w="1050" w:type="dxa"/>
             <w:tcBorders>
               <w:top w:val="single" w:sz="4" w:space="0" w:color="B8CCE4"/>
               <w:left w:val="single" w:sz="4" w:space="0" w:color="B8CCE4"/>
@@ -12352,21 +12947,26 @@
           <w:p>
             <w:pPr>
               <w:jc w:val="center"/>
-            </w:pPr>
-            <w:r>
-              <w:rPr>
-                <w:rFonts w:ascii="Arial" w:eastAsia="Arial" w:hAnsi="Arial" w:cs="Arial"/>
+              <w:rPr>
+                <w:rFonts w:asciiTheme="minorBidi" w:hAnsiTheme="minorBidi"/>
                 <w:sz w:val="18"/>
                 <w:szCs w:val="18"/>
               </w:rPr>
-              <w:t>Apr</w:t>
-            </w:r>
-            <w:r>
-              <w:rPr>
-                <w:rFonts w:ascii="Arial" w:eastAsia="Arial" w:hAnsi="Arial" w:cs="Arial"/>
+            </w:pPr>
+            <w:r>
+              <w:rPr>
+                <w:rFonts w:asciiTheme="minorBidi" w:eastAsia="Arial" w:hAnsiTheme="minorBidi"/>
                 <w:sz w:val="18"/>
                 <w:szCs w:val="18"/>
               </w:rPr>
+              <w:t>Apr</w:t>
+            </w:r>
+            <w:r>
+              <w:rPr>
+                <w:rFonts w:asciiTheme="minorBidi" w:eastAsia="Arial" w:hAnsiTheme="minorBidi"/>
+                <w:sz w:val="18"/>
+                <w:szCs w:val="18"/>
+              </w:rPr>
               <w:t xml:space="preserve"> 4</w:t>
             </w:r>
           </w:p>
@@ -12375,7 +12975,7 @@
       <w:tr>
         <w:tc>
           <w:tcPr>
-            <w:tcW w:w="1872" w:type="dxa"/>
+            <w:tcW w:w="930" w:type="dxa"/>
             <w:tcBorders>
               <w:top w:val="single" w:sz="4" w:space="0" w:color="B8CCE4"/>
               <w:left w:val="single" w:sz="4" w:space="0" w:color="B8CCE4"/>
@@ -12394,10 +12994,13 @@
           <w:p>
             <w:pPr>
               <w:jc w:val="center"/>
-            </w:pPr>
-            <w:r>
-              <w:rPr>
-                <w:rFonts w:ascii="Arial" w:eastAsia="Arial" w:hAnsi="Arial" w:cs="Arial"/>
+              <w:rPr>
+                <w:rFonts w:asciiTheme="minorBidi" w:hAnsiTheme="minorBidi"/>
+              </w:rPr>
+            </w:pPr>
+            <w:r>
+              <w:rPr>
+                <w:rFonts w:asciiTheme="minorBidi" w:eastAsia="Arial" w:hAnsiTheme="minorBidi"/>
                 <w:sz w:val="18"/>
                 <w:szCs w:val="18"/>
               </w:rPr>
@@ -12407,7 +13010,7 @@
         </w:tc>
         <w:tc>
           <w:tcPr>
-            <w:tcW w:w="1872" w:type="dxa"/>
+            <w:tcW w:w="2520" w:type="dxa"/>
             <w:tcBorders>
               <w:top w:val="single" w:sz="4" w:space="0" w:color="B8CCE4"/>
               <w:left w:val="single" w:sz="4" w:space="0" w:color="B8CCE4"/>
@@ -12426,28 +13029,23 @@
           <w:p>
             <w:pPr>
               <w:jc w:val="center"/>
-            </w:pPr>
-            <w:r>
-              <w:rPr>
-                <w:rFonts w:ascii="Arial" w:eastAsia="Arial" w:hAnsi="Arial" w:cs="Arial"/>
+              <w:rPr>
+                <w:rFonts w:asciiTheme="minorBidi" w:hAnsiTheme="minorBidi"/>
+              </w:rPr>
+            </w:pPr>
+            <w:r>
+              <w:rPr>
+                <w:rFonts w:asciiTheme="minorBidi" w:eastAsia="Arial" w:hAnsiTheme="minorBidi"/>
                 <w:sz w:val="18"/>
                 <w:szCs w:val="18"/>
               </w:rPr>
-              <w:t>, Connectivity verificatio</w:t>
-            </w:r>
-            <w:r>
-              <w:rPr>
-                <w:rFonts w:ascii="Arial" w:eastAsia="Arial" w:hAnsi="Arial" w:cs="Arial"/>
-                <w:sz w:val="18"/>
-                <w:szCs w:val="18"/>
-              </w:rPr>
-              <w:t>n</w:t>
-            </w:r>
-          </w:p>
-        </w:tc>
-        <w:tc>
-          <w:tcPr>
-            <w:tcW w:w="1872" w:type="dxa"/>
+              <w:t>Connectivity verification</w:t>
+            </w:r>
+          </w:p>
+        </w:tc>
+        <w:tc>
+          <w:tcPr>
+            <w:tcW w:w="2790" w:type="dxa"/>
             <w:tcBorders>
               <w:top w:val="single" w:sz="4" w:space="0" w:color="B8CCE4"/>
               <w:left w:val="single" w:sz="4" w:space="0" w:color="B8CCE4"/>
@@ -12466,10 +13064,13 @@
           <w:p>
             <w:pPr>
               <w:jc w:val="center"/>
-            </w:pPr>
-            <w:r>
-              <w:rPr>
-                <w:rFonts w:ascii="Arial" w:eastAsia="Arial" w:hAnsi="Arial" w:cs="Arial"/>
+              <w:rPr>
+                <w:rFonts w:asciiTheme="minorBidi" w:hAnsiTheme="minorBidi"/>
+              </w:rPr>
+            </w:pPr>
+            <w:r>
+              <w:rPr>
+                <w:rFonts w:asciiTheme="minorBidi" w:eastAsia="Arial" w:hAnsiTheme="minorBidi"/>
                 <w:sz w:val="18"/>
                 <w:szCs w:val="18"/>
               </w:rPr>
@@ -12479,7 +13080,7 @@
         </w:tc>
         <w:tc>
           <w:tcPr>
-            <w:tcW w:w="1872" w:type="dxa"/>
+            <w:tcW w:w="2070" w:type="dxa"/>
             <w:tcBorders>
               <w:top w:val="single" w:sz="4" w:space="0" w:color="B8CCE4"/>
               <w:left w:val="single" w:sz="4" w:space="0" w:color="B8CCE4"/>
@@ -12498,10 +13099,13 @@
           <w:p>
             <w:pPr>
               <w:jc w:val="center"/>
-            </w:pPr>
-            <w:r>
-              <w:rPr>
-                <w:rFonts w:ascii="Arial" w:eastAsia="Arial" w:hAnsi="Arial" w:cs="Arial"/>
+              <w:rPr>
+                <w:rFonts w:asciiTheme="minorBidi" w:hAnsiTheme="minorBidi"/>
+              </w:rPr>
+            </w:pPr>
+            <w:r>
+              <w:rPr>
+                <w:rFonts w:asciiTheme="minorBidi" w:eastAsia="Arial" w:hAnsiTheme="minorBidi"/>
                 <w:sz w:val="18"/>
                 <w:szCs w:val="18"/>
               </w:rPr>
@@ -12511,7 +13115,7 @@
         </w:tc>
         <w:tc>
           <w:tcPr>
-            <w:tcW w:w="1872" w:type="dxa"/>
+            <w:tcW w:w="1050" w:type="dxa"/>
             <w:tcBorders>
               <w:top w:val="single" w:sz="4" w:space="0" w:color="B8CCE4"/>
               <w:left w:val="single" w:sz="4" w:space="0" w:color="B8CCE4"/>
@@ -12530,21 +13134,26 @@
           <w:p>
             <w:pPr>
               <w:jc w:val="center"/>
-            </w:pPr>
-            <w:r>
-              <w:rPr>
-                <w:rFonts w:ascii="Arial" w:eastAsia="Arial" w:hAnsi="Arial" w:cs="Arial"/>
+              <w:rPr>
+                <w:rFonts w:asciiTheme="minorBidi" w:hAnsiTheme="minorBidi"/>
                 <w:sz w:val="18"/>
                 <w:szCs w:val="18"/>
               </w:rPr>
-              <w:t xml:space="preserve">Apr </w:t>
-            </w:r>
-            <w:r>
-              <w:rPr>
-                <w:rFonts w:ascii="Arial" w:eastAsia="Arial" w:hAnsi="Arial" w:cs="Arial"/>
+            </w:pPr>
+            <w:r>
+              <w:rPr>
+                <w:rFonts w:asciiTheme="minorBidi" w:eastAsia="Arial" w:hAnsiTheme="minorBidi"/>
                 <w:sz w:val="18"/>
                 <w:szCs w:val="18"/>
               </w:rPr>
+              <w:t xml:space="preserve">Apr </w:t>
+            </w:r>
+            <w:r>
+              <w:rPr>
+                <w:rFonts w:asciiTheme="minorBidi" w:eastAsia="Arial" w:hAnsiTheme="minorBidi"/>
+                <w:sz w:val="18"/>
+                <w:szCs w:val="18"/>
+              </w:rPr>
               <w:t>8</w:t>
             </w:r>
           </w:p>
@@ -12553,7 +13162,7 @@
       <w:tr>
         <w:tc>
           <w:tcPr>
-            <w:tcW w:w="1872" w:type="dxa"/>
+            <w:tcW w:w="930" w:type="dxa"/>
             <w:tcBorders>
               <w:top w:val="single" w:sz="4" w:space="0" w:color="B8CCE4"/>
               <w:left w:val="single" w:sz="4" w:space="0" w:color="B8CCE4"/>
@@ -12572,10 +13181,13 @@
           <w:p>
             <w:pPr>
               <w:jc w:val="center"/>
-            </w:pPr>
-            <w:r>
-              <w:rPr>
-                <w:rFonts w:ascii="Arial" w:eastAsia="Arial" w:hAnsi="Arial" w:cs="Arial"/>
+              <w:rPr>
+                <w:rFonts w:asciiTheme="minorBidi" w:hAnsiTheme="minorBidi"/>
+              </w:rPr>
+            </w:pPr>
+            <w:r>
+              <w:rPr>
+                <w:rFonts w:asciiTheme="minorBidi" w:eastAsia="Arial" w:hAnsiTheme="minorBidi"/>
                 <w:sz w:val="18"/>
                 <w:szCs w:val="18"/>
               </w:rPr>
@@ -12585,7 +13197,7 @@
         </w:tc>
         <w:tc>
           <w:tcPr>
-            <w:tcW w:w="1872" w:type="dxa"/>
+            <w:tcW w:w="2520" w:type="dxa"/>
             <w:tcBorders>
               <w:top w:val="single" w:sz="4" w:space="0" w:color="B8CCE4"/>
               <w:left w:val="single" w:sz="4" w:space="0" w:color="B8CCE4"/>
@@ -12604,10 +13216,13 @@
           <w:p>
             <w:pPr>
               <w:jc w:val="center"/>
-            </w:pPr>
-            <w:r>
-              <w:rPr>
-                <w:rFonts w:ascii="Arial" w:eastAsia="Arial" w:hAnsi="Arial" w:cs="Arial"/>
+              <w:rPr>
+                <w:rFonts w:asciiTheme="minorBidi" w:hAnsiTheme="minorBidi"/>
+              </w:rPr>
+            </w:pPr>
+            <w:r>
+              <w:rPr>
+                <w:rFonts w:asciiTheme="minorBidi" w:eastAsia="Arial" w:hAnsiTheme="minorBidi"/>
                 <w:sz w:val="18"/>
                 <w:szCs w:val="18"/>
               </w:rPr>
@@ -12617,7 +13232,7 @@
         </w:tc>
         <w:tc>
           <w:tcPr>
-            <w:tcW w:w="1872" w:type="dxa"/>
+            <w:tcW w:w="2790" w:type="dxa"/>
             <w:tcBorders>
               <w:top w:val="single" w:sz="4" w:space="0" w:color="B8CCE4"/>
               <w:left w:val="single" w:sz="4" w:space="0" w:color="B8CCE4"/>
@@ -12636,10 +13251,13 @@
           <w:p>
             <w:pPr>
               <w:jc w:val="center"/>
-            </w:pPr>
-            <w:r>
-              <w:rPr>
-                <w:rFonts w:ascii="Arial" w:eastAsia="Arial" w:hAnsi="Arial" w:cs="Arial"/>
+              <w:rPr>
+                <w:rFonts w:asciiTheme="minorBidi" w:hAnsiTheme="minorBidi"/>
+              </w:rPr>
+            </w:pPr>
+            <w:r>
+              <w:rPr>
+                <w:rFonts w:asciiTheme="minorBidi" w:eastAsia="Arial" w:hAnsiTheme="minorBidi"/>
                 <w:sz w:val="18"/>
                 <w:szCs w:val="18"/>
               </w:rPr>
@@ -12649,7 +13267,7 @@
         </w:tc>
         <w:tc>
           <w:tcPr>
-            <w:tcW w:w="1872" w:type="dxa"/>
+            <w:tcW w:w="2070" w:type="dxa"/>
             <w:tcBorders>
               <w:top w:val="single" w:sz="4" w:space="0" w:color="B8CCE4"/>
               <w:left w:val="single" w:sz="4" w:space="0" w:color="B8CCE4"/>
@@ -12668,10 +13286,13 @@
           <w:p>
             <w:pPr>
               <w:jc w:val="center"/>
-            </w:pPr>
-            <w:r>
-              <w:rPr>
-                <w:rFonts w:ascii="Arial" w:eastAsia="Arial" w:hAnsi="Arial" w:cs="Arial"/>
+              <w:rPr>
+                <w:rFonts w:asciiTheme="minorBidi" w:hAnsiTheme="minorBidi"/>
+              </w:rPr>
+            </w:pPr>
+            <w:r>
+              <w:rPr>
+                <w:rFonts w:asciiTheme="minorBidi" w:eastAsia="Arial" w:hAnsiTheme="minorBidi"/>
                 <w:sz w:val="18"/>
                 <w:szCs w:val="18"/>
               </w:rPr>
@@ -12681,7 +13302,7 @@
         </w:tc>
         <w:tc>
           <w:tcPr>
-            <w:tcW w:w="1872" w:type="dxa"/>
+            <w:tcW w:w="1050" w:type="dxa"/>
             <w:tcBorders>
               <w:top w:val="single" w:sz="4" w:space="0" w:color="B8CCE4"/>
               <w:left w:val="single" w:sz="4" w:space="0" w:color="B8CCE4"/>
@@ -12700,21 +13321,26 @@
           <w:p>
             <w:pPr>
               <w:jc w:val="center"/>
-            </w:pPr>
-            <w:r>
-              <w:rPr>
-                <w:rFonts w:ascii="Arial" w:eastAsia="Arial" w:hAnsi="Arial" w:cs="Arial"/>
+              <w:rPr>
+                <w:rFonts w:asciiTheme="minorBidi" w:hAnsiTheme="minorBidi"/>
                 <w:sz w:val="18"/>
                 <w:szCs w:val="18"/>
               </w:rPr>
-              <w:t>Apr 1</w:t>
-            </w:r>
-            <w:r>
-              <w:rPr>
-                <w:rFonts w:ascii="Arial" w:eastAsia="Arial" w:hAnsi="Arial" w:cs="Arial"/>
+            </w:pPr>
+            <w:r>
+              <w:rPr>
+                <w:rFonts w:asciiTheme="minorBidi" w:eastAsia="Arial" w:hAnsiTheme="minorBidi"/>
                 <w:sz w:val="18"/>
                 <w:szCs w:val="18"/>
               </w:rPr>
+              <w:t>Apr 1</w:t>
+            </w:r>
+            <w:r>
+              <w:rPr>
+                <w:rFonts w:asciiTheme="minorBidi" w:eastAsia="Arial" w:hAnsiTheme="minorBidi"/>
+                <w:sz w:val="18"/>
+                <w:szCs w:val="18"/>
+              </w:rPr>
               <w:t>0</w:t>
             </w:r>
           </w:p>
@@ -12723,7 +13349,7 @@
       <w:tr>
         <w:tc>
           <w:tcPr>
-            <w:tcW w:w="1872" w:type="dxa"/>
+            <w:tcW w:w="930" w:type="dxa"/>
             <w:tcBorders>
               <w:top w:val="single" w:sz="4" w:space="0" w:color="B8CCE4"/>
               <w:left w:val="single" w:sz="4" w:space="0" w:color="B8CCE4"/>
@@ -12743,14 +13369,14 @@
             <w:pPr>
               <w:jc w:val="center"/>
               <w:rPr>
-                <w:rFonts w:ascii="Arial" w:eastAsia="Arial" w:hAnsi="Arial" w:cs="Arial"/>
+                <w:rFonts w:asciiTheme="minorBidi" w:eastAsia="Arial" w:hAnsiTheme="minorBidi"/>
                 <w:sz w:val="18"/>
                 <w:szCs w:val="18"/>
               </w:rPr>
             </w:pPr>
             <w:r>
               <w:rPr>
-                <w:rFonts w:ascii="Arial" w:eastAsia="Arial" w:hAnsi="Arial" w:cs="Arial"/>
+                <w:rFonts w:asciiTheme="minorBidi" w:eastAsia="Arial" w:hAnsiTheme="minorBidi"/>
                 <w:sz w:val="18"/>
                 <w:szCs w:val="18"/>
               </w:rPr>
@@ -12760,7 +13386,7 @@
         </w:tc>
         <w:tc>
           <w:tcPr>
-            <w:tcW w:w="1872" w:type="dxa"/>
+            <w:tcW w:w="2520" w:type="dxa"/>
             <w:tcBorders>
               <w:top w:val="single" w:sz="4" w:space="0" w:color="B8CCE4"/>
               <w:left w:val="single" w:sz="4" w:space="0" w:color="B8CCE4"/>
@@ -12780,14 +13406,14 @@
             <w:pPr>
               <w:jc w:val="center"/>
               <w:rPr>
-                <w:rFonts w:ascii="Arial" w:eastAsia="Arial" w:hAnsi="Arial" w:cs="Arial"/>
+                <w:rFonts w:asciiTheme="minorBidi" w:eastAsia="Arial" w:hAnsiTheme="minorBidi"/>
                 <w:sz w:val="18"/>
                 <w:szCs w:val="18"/>
               </w:rPr>
             </w:pPr>
             <w:r>
               <w:rPr>
-                <w:rFonts w:ascii="Arial" w:eastAsia="Arial" w:hAnsi="Arial" w:cs="Arial"/>
+                <w:rFonts w:asciiTheme="minorBidi" w:eastAsia="Arial" w:hAnsiTheme="minorBidi"/>
                 <w:sz w:val="18"/>
                 <w:szCs w:val="18"/>
               </w:rPr>
@@ -12797,7 +13423,7 @@
         </w:tc>
         <w:tc>
           <w:tcPr>
-            <w:tcW w:w="1872" w:type="dxa"/>
+            <w:tcW w:w="2790" w:type="dxa"/>
             <w:tcBorders>
               <w:top w:val="single" w:sz="4" w:space="0" w:color="B8CCE4"/>
               <w:left w:val="single" w:sz="4" w:space="0" w:color="B8CCE4"/>
@@ -12817,14 +13443,14 @@
             <w:pPr>
               <w:jc w:val="center"/>
               <w:rPr>
-                <w:rFonts w:ascii="Arial" w:eastAsia="Arial" w:hAnsi="Arial" w:cs="Arial"/>
+                <w:rFonts w:asciiTheme="minorBidi" w:eastAsia="Arial" w:hAnsiTheme="minorBidi"/>
                 <w:sz w:val="18"/>
                 <w:szCs w:val="18"/>
               </w:rPr>
             </w:pPr>
             <w:r>
               <w:rPr>
-                <w:rFonts w:ascii="Arial" w:eastAsia="Arial" w:hAnsi="Arial" w:cs="Arial"/>
+                <w:rFonts w:asciiTheme="minorBidi" w:eastAsia="Arial" w:hAnsiTheme="minorBidi"/>
                 <w:sz w:val="18"/>
                 <w:szCs w:val="18"/>
               </w:rPr>
@@ -12834,7 +13460,7 @@
         </w:tc>
         <w:tc>
           <w:tcPr>
-            <w:tcW w:w="1872" w:type="dxa"/>
+            <w:tcW w:w="2070" w:type="dxa"/>
             <w:tcBorders>
               <w:top w:val="single" w:sz="4" w:space="0" w:color="B8CCE4"/>
               <w:left w:val="single" w:sz="4" w:space="0" w:color="B8CCE4"/>
@@ -12854,34 +13480,24 @@
             <w:pPr>
               <w:jc w:val="center"/>
               <w:rPr>
-                <w:rFonts w:ascii="Arial" w:eastAsia="Arial" w:hAnsi="Arial" w:cs="Arial"/>
+                <w:rFonts w:asciiTheme="minorBidi" w:eastAsia="Arial" w:hAnsiTheme="minorBidi"/>
                 <w:sz w:val="18"/>
                 <w:szCs w:val="18"/>
               </w:rPr>
             </w:pPr>
             <w:r>
               <w:rPr>
-                <w:rFonts w:ascii="Arial" w:eastAsia="Arial" w:hAnsi="Arial" w:cs="Arial"/>
+                <w:rFonts w:asciiTheme="minorBidi" w:eastAsia="Arial" w:hAnsiTheme="minorBidi"/>
                 <w:sz w:val="18"/>
                 <w:szCs w:val="18"/>
               </w:rPr>
-              <w:t xml:space="preserve">Haider </w:t>
-            </w:r>
-            <w:proofErr w:type="spellStart"/>
-            <w:r>
-              <w:rPr>
-                <w:rFonts w:ascii="Arial" w:eastAsia="Arial" w:hAnsi="Arial" w:cs="Arial"/>
-                <w:sz w:val="18"/>
-                <w:szCs w:val="18"/>
-              </w:rPr>
-              <w:t>Aljamry</w:t>
-            </w:r>
-            <w:proofErr w:type="spellEnd"/>
-          </w:p>
-        </w:tc>
-        <w:tc>
-          <w:tcPr>
-            <w:tcW w:w="1872" w:type="dxa"/>
+              <w:t>Haider Aljamry</w:t>
+            </w:r>
+          </w:p>
+        </w:tc>
+        <w:tc>
+          <w:tcPr>
+            <w:tcW w:w="1050" w:type="dxa"/>
             <w:tcBorders>
               <w:top w:val="single" w:sz="4" w:space="0" w:color="B8CCE4"/>
               <w:left w:val="single" w:sz="4" w:space="0" w:color="B8CCE4"/>
@@ -12901,14 +13517,14 @@
             <w:pPr>
               <w:jc w:val="center"/>
               <w:rPr>
-                <w:rFonts w:ascii="Arial" w:eastAsia="Arial" w:hAnsi="Arial" w:cs="Arial"/>
+                <w:rFonts w:asciiTheme="minorBidi" w:eastAsia="Arial" w:hAnsiTheme="minorBidi"/>
                 <w:sz w:val="18"/>
                 <w:szCs w:val="18"/>
               </w:rPr>
             </w:pPr>
             <w:r>
               <w:rPr>
-                <w:rFonts w:ascii="Arial" w:eastAsia="Arial" w:hAnsi="Arial" w:cs="Arial"/>
+                <w:rFonts w:asciiTheme="minorBidi" w:eastAsia="Arial" w:hAnsiTheme="minorBidi"/>
                 <w:sz w:val="18"/>
                 <w:szCs w:val="18"/>
               </w:rPr>
@@ -12916,7 +13532,7 @@
             </w:r>
             <w:r>
               <w:rPr>
-                <w:rFonts w:ascii="Arial" w:eastAsia="Arial" w:hAnsi="Arial" w:cs="Arial"/>
+                <w:rFonts w:asciiTheme="minorBidi" w:eastAsia="Arial" w:hAnsiTheme="minorBidi"/>
                 <w:sz w:val="18"/>
                 <w:szCs w:val="18"/>
               </w:rPr>
@@ -12928,7 +13544,7 @@
       <w:tr>
         <w:tc>
           <w:tcPr>
-            <w:tcW w:w="1872" w:type="dxa"/>
+            <w:tcW w:w="930" w:type="dxa"/>
             <w:tcBorders>
               <w:top w:val="single" w:sz="4" w:space="0" w:color="B8CCE4"/>
               <w:left w:val="single" w:sz="4" w:space="0" w:color="B8CCE4"/>
@@ -12947,10 +13563,13 @@
           <w:p>
             <w:pPr>
               <w:jc w:val="center"/>
-            </w:pPr>
-            <w:r>
-              <w:rPr>
-                <w:rFonts w:ascii="Arial" w:eastAsia="Arial" w:hAnsi="Arial" w:cs="Arial"/>
+              <w:rPr>
+                <w:rFonts w:asciiTheme="minorBidi" w:hAnsiTheme="minorBidi"/>
+              </w:rPr>
+            </w:pPr>
+            <w:r>
+              <w:rPr>
+                <w:rFonts w:asciiTheme="minorBidi" w:eastAsia="Arial" w:hAnsiTheme="minorBidi"/>
                 <w:sz w:val="18"/>
                 <w:szCs w:val="18"/>
               </w:rPr>
@@ -12960,7 +13579,7 @@
         </w:tc>
         <w:tc>
           <w:tcPr>
-            <w:tcW w:w="1872" w:type="dxa"/>
+            <w:tcW w:w="2520" w:type="dxa"/>
             <w:tcBorders>
               <w:top w:val="single" w:sz="4" w:space="0" w:color="B8CCE4"/>
               <w:left w:val="single" w:sz="4" w:space="0" w:color="B8CCE4"/>
@@ -12979,10 +13598,13 @@
           <w:p>
             <w:pPr>
               <w:jc w:val="center"/>
-            </w:pPr>
-            <w:r>
-              <w:rPr>
-                <w:rFonts w:ascii="Arial" w:eastAsia="Arial" w:hAnsi="Arial" w:cs="Arial"/>
+              <w:rPr>
+                <w:rFonts w:asciiTheme="minorBidi" w:hAnsiTheme="minorBidi"/>
+              </w:rPr>
+            </w:pPr>
+            <w:r>
+              <w:rPr>
+                <w:rFonts w:asciiTheme="minorBidi" w:eastAsia="Arial" w:hAnsiTheme="minorBidi"/>
                 <w:sz w:val="18"/>
                 <w:szCs w:val="18"/>
               </w:rPr>
@@ -12992,7 +13614,7 @@
         </w:tc>
         <w:tc>
           <w:tcPr>
-            <w:tcW w:w="1872" w:type="dxa"/>
+            <w:tcW w:w="2790" w:type="dxa"/>
             <w:tcBorders>
               <w:top w:val="single" w:sz="4" w:space="0" w:color="B8CCE4"/>
               <w:left w:val="single" w:sz="4" w:space="0" w:color="B8CCE4"/>
@@ -13011,10 +13633,13 @@
           <w:p>
             <w:pPr>
               <w:jc w:val="center"/>
-            </w:pPr>
-            <w:r>
-              <w:rPr>
-                <w:rFonts w:ascii="Arial" w:eastAsia="Arial" w:hAnsi="Arial" w:cs="Arial"/>
+              <w:rPr>
+                <w:rFonts w:asciiTheme="minorBidi" w:hAnsiTheme="minorBidi"/>
+              </w:rPr>
+            </w:pPr>
+            <w:r>
+              <w:rPr>
+                <w:rFonts w:asciiTheme="minorBidi" w:eastAsia="Arial" w:hAnsiTheme="minorBidi"/>
                 <w:sz w:val="18"/>
                 <w:szCs w:val="18"/>
               </w:rPr>
@@ -13024,7 +13649,7 @@
         </w:tc>
         <w:tc>
           <w:tcPr>
-            <w:tcW w:w="1872" w:type="dxa"/>
+            <w:tcW w:w="2070" w:type="dxa"/>
             <w:tcBorders>
               <w:top w:val="single" w:sz="4" w:space="0" w:color="B8CCE4"/>
               <w:left w:val="single" w:sz="4" w:space="0" w:color="B8CCE4"/>
@@ -13043,30 +13668,23 @@
           <w:p>
             <w:pPr>
               <w:jc w:val="center"/>
-            </w:pPr>
-            <w:r>
-              <w:rPr>
-                <w:rFonts w:ascii="Arial" w:eastAsia="Arial" w:hAnsi="Arial" w:cs="Arial"/>
+              <w:rPr>
+                <w:rFonts w:asciiTheme="minorBidi" w:hAnsiTheme="minorBidi"/>
+              </w:rPr>
+            </w:pPr>
+            <w:r>
+              <w:rPr>
+                <w:rFonts w:asciiTheme="minorBidi" w:eastAsia="Arial" w:hAnsiTheme="minorBidi"/>
                 <w:sz w:val="18"/>
                 <w:szCs w:val="18"/>
               </w:rPr>
-              <w:t xml:space="preserve">Haider </w:t>
-            </w:r>
-            <w:proofErr w:type="spellStart"/>
-            <w:r>
-              <w:rPr>
-                <w:rFonts w:ascii="Arial" w:eastAsia="Arial" w:hAnsi="Arial" w:cs="Arial"/>
-                <w:sz w:val="18"/>
-                <w:szCs w:val="18"/>
-              </w:rPr>
-              <w:t>Aljamry</w:t>
-            </w:r>
-            <w:proofErr w:type="spellEnd"/>
-          </w:p>
-        </w:tc>
-        <w:tc>
-          <w:tcPr>
-            <w:tcW w:w="1872" w:type="dxa"/>
+              <w:t>Haider Aljamry</w:t>
+            </w:r>
+          </w:p>
+        </w:tc>
+        <w:tc>
+          <w:tcPr>
+            <w:tcW w:w="1050" w:type="dxa"/>
             <w:tcBorders>
               <w:top w:val="single" w:sz="4" w:space="0" w:color="B8CCE4"/>
               <w:left w:val="single" w:sz="4" w:space="0" w:color="B8CCE4"/>
@@ -13085,18 +13703,23 @@
           <w:p>
             <w:pPr>
               <w:jc w:val="center"/>
-            </w:pPr>
-            <w:r>
-              <w:rPr>
-                <w:rFonts w:ascii="Arial" w:eastAsia="Arial" w:hAnsi="Arial" w:cs="Arial"/>
+              <w:rPr>
+                <w:rFonts w:asciiTheme="minorBidi" w:hAnsiTheme="minorBidi"/>
                 <w:sz w:val="18"/>
                 <w:szCs w:val="18"/>
               </w:rPr>
+            </w:pPr>
+            <w:r>
+              <w:rPr>
+                <w:rFonts w:asciiTheme="minorBidi" w:eastAsia="Arial" w:hAnsiTheme="minorBidi"/>
+                <w:sz w:val="18"/>
+                <w:szCs w:val="18"/>
+              </w:rPr>
               <w:t xml:space="preserve">Apr </w:t>
             </w:r>
             <w:r>
               <w:rPr>
-                <w:rFonts w:ascii="Arial" w:eastAsia="Arial" w:hAnsi="Arial" w:cs="Arial"/>
+                <w:rFonts w:asciiTheme="minorBidi" w:eastAsia="Arial" w:hAnsiTheme="minorBidi"/>
                 <w:sz w:val="18"/>
                 <w:szCs w:val="18"/>
               </w:rPr>
@@ -13108,9 +13731,42 @@
     </w:tbl>
     <w:p>
       <w:pPr>
-        <w:pStyle w:val="Heading2"/>
         <w:rPr>
-          <w:rFonts w:asciiTheme="minorBidi" w:hAnsiTheme="minorBidi" w:cstheme="minorBidi"/>
+          <w:lang w:bidi="ar-BH"/>
+        </w:rPr>
+      </w:pPr>
+    </w:p>
+    <w:p>
+      <w:pPr>
+        <w:rPr>
+          <w:lang w:bidi="ar-BH"/>
+        </w:rPr>
+      </w:pPr>
+    </w:p>
+    <w:p>
+      <w:pPr>
+        <w:rPr>
+          <w:lang w:bidi="ar-BH"/>
+        </w:rPr>
+      </w:pPr>
+    </w:p>
+    <w:p>
+      <w:pPr>
+        <w:rPr>
+          <w:lang w:bidi="ar-BH"/>
+        </w:rPr>
+      </w:pPr>
+    </w:p>
+    <w:p>
+      <w:pPr>
+        <w:rPr>
+          <w:lang w:bidi="ar-BH"/>
+        </w:rPr>
+      </w:pPr>
+    </w:p>
+    <w:p>
+      <w:pPr>
+        <w:rPr>
           <w:lang w:bidi="ar-BH"/>
         </w:rPr>
       </w:pPr>
@@ -13118,41 +13774,68 @@
     <w:p>
       <w:pPr>
         <w:pStyle w:val="Heading2"/>
+        <w:spacing w:after="240"/>
         <w:rPr>
           <w:rFonts w:asciiTheme="minorBidi" w:hAnsiTheme="minorBidi" w:cstheme="minorBidi"/>
+          <w:sz w:val="28"/>
+          <w:szCs w:val="28"/>
           <w:lang w:bidi="ar-BH"/>
         </w:rPr>
       </w:pPr>
-      <w:bookmarkStart w:id="15" w:name="_Toc226035500"/>
+      <w:bookmarkStart w:id="15" w:name="_Toc226044934"/>
       <w:r>
         <w:rPr>
+          <w:rStyle w:val="Heading2Char"/>
           <w:rFonts w:ascii="Segoe UI Emoji" w:hAnsi="Segoe UI Emoji" w:cs="Segoe UI Emoji"/>
-          <w:lang w:bidi="ar-BH"/>
+          <w:sz w:val="28"/>
+          <w:szCs w:val="28"/>
         </w:rPr>
+        <w:lastRenderedPageBreak/>
         <w:t>🔹</w:t>
       </w:r>
       <w:r>
         <w:rPr>
+          <w:rStyle w:val="Heading2Char"/>
           <w:rFonts w:asciiTheme="minorBidi" w:hAnsiTheme="minorBidi" w:cstheme="minorBidi"/>
-          <w:lang w:bidi="ar-BH"/>
+          <w:sz w:val="28"/>
+          <w:szCs w:val="28"/>
         </w:rPr>
         <w:t xml:space="preserve"> </w:t>
       </w:r>
       <w:r>
         <w:rPr>
+          <w:rStyle w:val="Heading2Char"/>
           <w:rFonts w:asciiTheme="minorBidi" w:hAnsiTheme="minorBidi" w:cstheme="minorBidi"/>
+          <w:b/>
+          <w:bCs/>
+          <w:sz w:val="28"/>
+          <w:szCs w:val="28"/>
+          <w:lang w:bidi="ar-BH"/>
+        </w:rPr>
+        <w:t>4.2</w:t>
+      </w:r>
+      <w:r>
+        <w:rPr>
+          <w:rStyle w:val="Heading2Char"/>
+          <w:rFonts w:asciiTheme="minorBidi" w:hAnsiTheme="minorBidi" w:cstheme="minorBidi"/>
+          <w:sz w:val="28"/>
+          <w:szCs w:val="28"/>
+        </w:rPr>
+        <w:t xml:space="preserve"> </w:t>
+      </w:r>
+      <w:r>
+        <w:rPr>
+          <w:rStyle w:val="Heading2Char"/>
+          <w:rFonts w:asciiTheme="minorBidi" w:hAnsiTheme="minorBidi" w:cstheme="minorBidi"/>
+          <w:b/>
+          <w:bCs/>
+          <w:sz w:val="28"/>
+          <w:szCs w:val="28"/>
           <w:lang w:bidi="ar-BH"/>
         </w:rPr>
         <w:t>Team Responsibilities Summary</w:t>
       </w:r>
       <w:bookmarkEnd w:id="15"/>
-    </w:p>
-    <w:p>
-      <w:pPr>
-        <w:rPr>
-          <w:lang w:bidi="ar-BH"/>
-        </w:rPr>
-      </w:pPr>
     </w:p>
     <w:tbl>
       <w:tblPr>
@@ -13199,6 +13882,10 @@
           <w:p>
             <w:pPr>
               <w:jc w:val="center"/>
+              <w:rPr>
+                <w:sz w:val="20"/>
+                <w:szCs w:val="20"/>
+              </w:rPr>
             </w:pPr>
             <w:r>
               <w:rPr>
@@ -13206,8 +13893,8 @@
                 <w:b/>
                 <w:bCs/>
                 <w:color w:val="FFFFFF"/>
-                <w:sz w:val="18"/>
-                <w:szCs w:val="18"/>
+                <w:sz w:val="20"/>
+                <w:szCs w:val="20"/>
               </w:rPr>
               <w:t>Team Member</w:t>
             </w:r>
@@ -13234,6 +13921,10 @@
           <w:p>
             <w:pPr>
               <w:jc w:val="center"/>
+              <w:rPr>
+                <w:sz w:val="20"/>
+                <w:szCs w:val="20"/>
+              </w:rPr>
             </w:pPr>
             <w:r>
               <w:rPr>
@@ -13241,8 +13932,8 @@
                 <w:b/>
                 <w:bCs/>
                 <w:color w:val="FFFFFF"/>
-                <w:sz w:val="18"/>
-                <w:szCs w:val="18"/>
+                <w:sz w:val="20"/>
+                <w:szCs w:val="20"/>
               </w:rPr>
               <w:t>Role</w:t>
             </w:r>
@@ -13269,6 +13960,10 @@
           <w:p>
             <w:pPr>
               <w:jc w:val="center"/>
+              <w:rPr>
+                <w:sz w:val="20"/>
+                <w:szCs w:val="20"/>
+              </w:rPr>
             </w:pPr>
             <w:r>
               <w:rPr>
@@ -13276,8 +13971,8 @@
                 <w:b/>
                 <w:bCs/>
                 <w:color w:val="FFFFFF"/>
-                <w:sz w:val="18"/>
-                <w:szCs w:val="18"/>
+                <w:sz w:val="20"/>
+                <w:szCs w:val="20"/>
               </w:rPr>
               <w:t>Responsible For</w:t>
             </w:r>
@@ -13310,6 +14005,8 @@
                 <w:rFonts w:asciiTheme="minorBidi" w:hAnsiTheme="minorBidi"/>
                 <w:b/>
                 <w:bCs/>
+                <w:sz w:val="20"/>
+                <w:szCs w:val="20"/>
               </w:rPr>
             </w:pPr>
             <w:r>
@@ -13317,19 +14014,11 @@
                 <w:rFonts w:asciiTheme="minorBidi" w:eastAsia="Arial" w:hAnsiTheme="minorBidi"/>
                 <w:b/>
                 <w:bCs/>
-              </w:rPr>
-              <w:t xml:space="preserve">Haider </w:t>
-            </w:r>
-            <w:proofErr w:type="spellStart"/>
-            <w:r>
-              <w:rPr>
-                <w:rFonts w:asciiTheme="minorBidi" w:eastAsia="Arial" w:hAnsiTheme="minorBidi"/>
-                <w:b/>
-                <w:bCs/>
-              </w:rPr>
-              <w:t>Aljamry</w:t>
-            </w:r>
-            <w:proofErr w:type="spellEnd"/>
+                <w:sz w:val="20"/>
+                <w:szCs w:val="20"/>
+              </w:rPr>
+              <w:t>Haider Aljamry</w:t>
+            </w:r>
           </w:p>
         </w:tc>
         <w:tc>
@@ -13355,13 +14044,15 @@
               <w:jc w:val="center"/>
               <w:rPr>
                 <w:rFonts w:asciiTheme="minorBidi" w:hAnsiTheme="minorBidi"/>
+                <w:sz w:val="20"/>
+                <w:szCs w:val="20"/>
               </w:rPr>
             </w:pPr>
             <w:r>
               <w:rPr>
                 <w:rFonts w:asciiTheme="minorBidi" w:eastAsia="Arial" w:hAnsiTheme="minorBidi"/>
-                <w:sz w:val="18"/>
-                <w:szCs w:val="18"/>
+                <w:sz w:val="20"/>
+                <w:szCs w:val="20"/>
               </w:rPr>
               <w:t>Project Manager</w:t>
             </w:r>
@@ -13387,54 +14078,54 @@
           </w:tcPr>
           <w:p>
             <w:pPr>
-              <w:jc w:val="center"/>
+              <w:spacing w:after="120"/>
               <w:rPr>
                 <w:rFonts w:asciiTheme="minorBidi" w:eastAsia="Arial" w:hAnsiTheme="minorBidi"/>
-                <w:sz w:val="18"/>
-                <w:szCs w:val="18"/>
+                <w:sz w:val="20"/>
+                <w:szCs w:val="20"/>
               </w:rPr>
             </w:pPr>
             <w:r>
               <w:rPr>
                 <w:rFonts w:asciiTheme="minorBidi" w:eastAsia="Arial" w:hAnsiTheme="minorBidi"/>
-                <w:sz w:val="18"/>
-                <w:szCs w:val="18"/>
+                <w:sz w:val="20"/>
+                <w:szCs w:val="20"/>
               </w:rPr>
               <w:t>- Sections 3, 4, and 5 (Project Plan, Work Breakdown Structure, RACI Matrix)</w:t>
             </w:r>
           </w:p>
           <w:p>
             <w:pPr>
-              <w:jc w:val="center"/>
+              <w:spacing w:after="120"/>
               <w:rPr>
                 <w:rFonts w:asciiTheme="minorBidi" w:eastAsia="Arial" w:hAnsiTheme="minorBidi"/>
-                <w:sz w:val="18"/>
-                <w:szCs w:val="18"/>
+                <w:sz w:val="20"/>
+                <w:szCs w:val="20"/>
               </w:rPr>
             </w:pPr>
             <w:r>
               <w:rPr>
                 <w:rFonts w:asciiTheme="minorBidi" w:eastAsia="Arial" w:hAnsiTheme="minorBidi"/>
-                <w:sz w:val="18"/>
-                <w:szCs w:val="18"/>
+                <w:sz w:val="20"/>
+                <w:szCs w:val="20"/>
               </w:rPr>
               <w:t xml:space="preserve"> - Planning</w:t>
             </w:r>
           </w:p>
           <w:p>
             <w:pPr>
-              <w:jc w:val="center"/>
+              <w:spacing w:after="120"/>
               <w:rPr>
                 <w:rFonts w:asciiTheme="minorBidi" w:eastAsia="Arial" w:hAnsiTheme="minorBidi"/>
-                <w:sz w:val="18"/>
-                <w:szCs w:val="18"/>
+                <w:sz w:val="20"/>
+                <w:szCs w:val="20"/>
               </w:rPr>
             </w:pPr>
             <w:r>
               <w:rPr>
                 <w:rFonts w:asciiTheme="minorBidi" w:eastAsia="Arial" w:hAnsiTheme="minorBidi"/>
-                <w:sz w:val="18"/>
-                <w:szCs w:val="18"/>
+                <w:sz w:val="20"/>
+                <w:szCs w:val="20"/>
               </w:rPr>
               <w:t xml:space="preserve"> - Final submission</w:t>
             </w:r>
@@ -13467,6 +14158,8 @@
                 <w:rFonts w:asciiTheme="minorBidi" w:hAnsiTheme="minorBidi"/>
                 <w:b/>
                 <w:bCs/>
+                <w:sz w:val="20"/>
+                <w:szCs w:val="20"/>
               </w:rPr>
             </w:pPr>
             <w:r>
@@ -13474,6 +14167,8 @@
                 <w:rFonts w:asciiTheme="minorBidi" w:hAnsiTheme="minorBidi"/>
                 <w:b/>
                 <w:bCs/>
+                <w:sz w:val="20"/>
+                <w:szCs w:val="20"/>
               </w:rPr>
               <w:t>Yusif Muhammed</w:t>
             </w:r>
@@ -13502,13 +14197,15 @@
               <w:jc w:val="center"/>
               <w:rPr>
                 <w:rFonts w:asciiTheme="minorBidi" w:hAnsiTheme="minorBidi"/>
+                <w:sz w:val="20"/>
+                <w:szCs w:val="20"/>
               </w:rPr>
             </w:pPr>
             <w:r>
               <w:rPr>
                 <w:rFonts w:asciiTheme="minorBidi" w:eastAsia="Arial" w:hAnsiTheme="minorBidi"/>
-                <w:sz w:val="18"/>
-                <w:szCs w:val="18"/>
+                <w:sz w:val="20"/>
+                <w:szCs w:val="20"/>
               </w:rPr>
               <w:t>Network Analyst &amp; Documentation</w:t>
             </w:r>
@@ -13534,49 +14231,54 @@
           </w:tcPr>
           <w:p>
             <w:pPr>
+              <w:spacing w:after="120"/>
               <w:rPr>
                 <w:rFonts w:asciiTheme="minorBidi" w:eastAsia="Arial" w:hAnsiTheme="minorBidi"/>
-                <w:sz w:val="18"/>
-                <w:szCs w:val="18"/>
+                <w:sz w:val="20"/>
+                <w:szCs w:val="20"/>
               </w:rPr>
             </w:pPr>
             <w:r>
               <w:rPr>
                 <w:rFonts w:asciiTheme="minorBidi" w:eastAsia="Arial" w:hAnsiTheme="minorBidi"/>
-                <w:sz w:val="18"/>
-                <w:szCs w:val="18"/>
+                <w:sz w:val="20"/>
+                <w:szCs w:val="20"/>
               </w:rPr>
               <w:t>- System design</w:t>
             </w:r>
           </w:p>
           <w:p>
             <w:pPr>
+              <w:spacing w:after="120"/>
               <w:rPr>
                 <w:rFonts w:asciiTheme="minorBidi" w:eastAsia="Arial" w:hAnsiTheme="minorBidi"/>
-                <w:sz w:val="18"/>
-                <w:szCs w:val="18"/>
+                <w:sz w:val="20"/>
+                <w:szCs w:val="20"/>
               </w:rPr>
             </w:pPr>
             <w:r>
               <w:rPr>
                 <w:rFonts w:asciiTheme="minorBidi" w:eastAsia="Arial" w:hAnsiTheme="minorBidi"/>
-                <w:sz w:val="18"/>
-                <w:szCs w:val="18"/>
+                <w:sz w:val="20"/>
+                <w:szCs w:val="20"/>
               </w:rPr>
               <w:t>- Database design</w:t>
             </w:r>
           </w:p>
           <w:p>
             <w:pPr>
+              <w:spacing w:after="120"/>
               <w:rPr>
                 <w:rFonts w:asciiTheme="minorBidi" w:hAnsiTheme="minorBidi"/>
+                <w:sz w:val="20"/>
+                <w:szCs w:val="20"/>
               </w:rPr>
             </w:pPr>
             <w:r>
               <w:rPr>
                 <w:rFonts w:asciiTheme="minorBidi" w:eastAsia="Arial" w:hAnsiTheme="minorBidi"/>
-                <w:sz w:val="18"/>
-                <w:szCs w:val="18"/>
+                <w:sz w:val="20"/>
+                <w:szCs w:val="20"/>
               </w:rPr>
               <w:t>- Documentation</w:t>
             </w:r>
@@ -13609,6 +14311,8 @@
                 <w:rFonts w:asciiTheme="minorBidi" w:hAnsiTheme="minorBidi"/>
                 <w:b/>
                 <w:bCs/>
+                <w:sz w:val="20"/>
+                <w:szCs w:val="20"/>
               </w:rPr>
             </w:pPr>
             <w:r>
@@ -13616,6 +14320,8 @@
                 <w:rFonts w:asciiTheme="minorBidi" w:hAnsiTheme="minorBidi"/>
                 <w:b/>
                 <w:bCs/>
+                <w:sz w:val="20"/>
+                <w:szCs w:val="20"/>
               </w:rPr>
               <w:t>Yassen Abbas</w:t>
             </w:r>
@@ -13644,13 +14350,15 @@
               <w:jc w:val="center"/>
               <w:rPr>
                 <w:rFonts w:asciiTheme="minorBidi" w:hAnsiTheme="minorBidi"/>
+                <w:sz w:val="20"/>
+                <w:szCs w:val="20"/>
               </w:rPr>
             </w:pPr>
             <w:r>
               <w:rPr>
                 <w:rFonts w:asciiTheme="minorBidi" w:eastAsia="Arial" w:hAnsiTheme="minorBidi"/>
-                <w:sz w:val="18"/>
-                <w:szCs w:val="18"/>
+                <w:sz w:val="20"/>
+                <w:szCs w:val="20"/>
               </w:rPr>
               <w:t>Network Designer</w:t>
             </w:r>
@@ -13676,49 +14384,54 @@
           </w:tcPr>
           <w:p>
             <w:pPr>
+              <w:spacing w:after="120"/>
               <w:rPr>
                 <w:rFonts w:asciiTheme="minorBidi" w:eastAsia="Arial" w:hAnsiTheme="minorBidi"/>
-                <w:sz w:val="18"/>
-                <w:szCs w:val="18"/>
+                <w:sz w:val="20"/>
+                <w:szCs w:val="20"/>
               </w:rPr>
             </w:pPr>
             <w:r>
               <w:rPr>
                 <w:rFonts w:asciiTheme="minorBidi" w:eastAsia="Arial" w:hAnsiTheme="minorBidi"/>
-                <w:sz w:val="18"/>
-                <w:szCs w:val="18"/>
+                <w:sz w:val="20"/>
+                <w:szCs w:val="20"/>
               </w:rPr>
               <w:t>- App prototype</w:t>
             </w:r>
           </w:p>
           <w:p>
             <w:pPr>
+              <w:spacing w:after="120"/>
               <w:rPr>
                 <w:rFonts w:asciiTheme="minorBidi" w:eastAsia="Arial" w:hAnsiTheme="minorBidi"/>
-                <w:sz w:val="18"/>
-                <w:szCs w:val="18"/>
+                <w:sz w:val="20"/>
+                <w:szCs w:val="20"/>
               </w:rPr>
             </w:pPr>
             <w:r>
               <w:rPr>
                 <w:rFonts w:asciiTheme="minorBidi" w:eastAsia="Arial" w:hAnsiTheme="minorBidi"/>
-                <w:sz w:val="18"/>
-                <w:szCs w:val="18"/>
+                <w:sz w:val="20"/>
+                <w:szCs w:val="20"/>
               </w:rPr>
               <w:t>- Wireframes</w:t>
             </w:r>
           </w:p>
           <w:p>
             <w:pPr>
+              <w:spacing w:after="120"/>
               <w:rPr>
                 <w:rFonts w:asciiTheme="minorBidi" w:hAnsiTheme="minorBidi"/>
+                <w:sz w:val="20"/>
+                <w:szCs w:val="20"/>
               </w:rPr>
             </w:pPr>
             <w:r>
               <w:rPr>
                 <w:rFonts w:asciiTheme="minorBidi" w:eastAsia="Arial" w:hAnsiTheme="minorBidi"/>
-                <w:sz w:val="18"/>
-                <w:szCs w:val="18"/>
+                <w:sz w:val="20"/>
+                <w:szCs w:val="20"/>
               </w:rPr>
               <w:t>- Interface design</w:t>
             </w:r>
@@ -13751,25 +14464,19 @@
                 <w:rFonts w:asciiTheme="minorBidi" w:hAnsiTheme="minorBidi"/>
                 <w:b/>
                 <w:bCs/>
-              </w:rPr>
-            </w:pPr>
-            <w:proofErr w:type="spellStart"/>
+                <w:sz w:val="20"/>
+                <w:szCs w:val="20"/>
+              </w:rPr>
+            </w:pPr>
             <w:r>
               <w:rPr>
                 <w:rFonts w:asciiTheme="minorBidi" w:hAnsiTheme="minorBidi"/>
                 <w:b/>
                 <w:bCs/>
-              </w:rPr>
-              <w:t>S.Adam</w:t>
-            </w:r>
-            <w:proofErr w:type="spellEnd"/>
-            <w:r>
-              <w:rPr>
-                <w:rFonts w:asciiTheme="minorBidi" w:hAnsiTheme="minorBidi"/>
-                <w:b/>
-                <w:bCs/>
-              </w:rPr>
-              <w:t xml:space="preserve"> Akhabaz</w:t>
+                <w:sz w:val="20"/>
+                <w:szCs w:val="20"/>
+              </w:rPr>
+              <w:t>S.Adam Akhabaz</w:t>
             </w:r>
           </w:p>
         </w:tc>
@@ -13796,11 +14503,15 @@
               <w:jc w:val="center"/>
               <w:rPr>
                 <w:rFonts w:asciiTheme="minorBidi" w:hAnsiTheme="minorBidi"/>
+                <w:sz w:val="20"/>
+                <w:szCs w:val="20"/>
               </w:rPr>
             </w:pPr>
             <w:r>
               <w:rPr>
                 <w:rFonts w:asciiTheme="minorBidi" w:hAnsiTheme="minorBidi"/>
+                <w:sz w:val="20"/>
+                <w:szCs w:val="20"/>
               </w:rPr>
               <w:t>Network Engineer</w:t>
             </w:r>
@@ -13826,32 +14537,36 @@
           </w:tcPr>
           <w:p>
             <w:pPr>
+              <w:spacing w:after="120"/>
               <w:rPr>
                 <w:rFonts w:asciiTheme="minorBidi" w:eastAsia="Arial" w:hAnsiTheme="minorBidi"/>
-                <w:sz w:val="18"/>
-                <w:szCs w:val="18"/>
+                <w:sz w:val="20"/>
+                <w:szCs w:val="20"/>
               </w:rPr>
             </w:pPr>
             <w:r>
               <w:rPr>
                 <w:rFonts w:asciiTheme="minorBidi" w:eastAsia="Arial" w:hAnsiTheme="minorBidi"/>
-                <w:sz w:val="18"/>
-                <w:szCs w:val="18"/>
+                <w:sz w:val="20"/>
+                <w:szCs w:val="20"/>
               </w:rPr>
               <w:t>- Sections 1 and 2 (Project Scope + Innovation Idea)</w:t>
             </w:r>
           </w:p>
           <w:p>
             <w:pPr>
+              <w:spacing w:after="120"/>
               <w:rPr>
                 <w:rFonts w:asciiTheme="minorBidi" w:hAnsiTheme="minorBidi"/>
+                <w:sz w:val="20"/>
+                <w:szCs w:val="20"/>
               </w:rPr>
             </w:pPr>
             <w:r>
               <w:rPr>
                 <w:rFonts w:asciiTheme="minorBidi" w:eastAsia="Arial" w:hAnsiTheme="minorBidi"/>
-                <w:sz w:val="18"/>
-                <w:szCs w:val="18"/>
+                <w:sz w:val="20"/>
+                <w:szCs w:val="20"/>
               </w:rPr>
               <w:t>- Requirements</w:t>
             </w:r>
@@ -13922,7 +14637,7 @@
                 <w:rFonts w:asciiTheme="minorBidi" w:hAnsiTheme="minorBidi" w:cstheme="minorBidi"/>
               </w:rPr>
             </w:pPr>
-            <w:bookmarkStart w:id="16" w:name="_Toc226035501"/>
+            <w:bookmarkStart w:id="16" w:name="_Toc226044935"/>
             <w:r>
               <w:rPr>
                 <w:rFonts w:asciiTheme="minorBidi" w:hAnsiTheme="minorBidi" w:cstheme="minorBidi"/>
@@ -14008,7 +14723,7 @@
                 <w:rFonts w:asciiTheme="minorBidi" w:hAnsiTheme="minorBidi" w:cstheme="minorBidi"/>
               </w:rPr>
             </w:pPr>
-            <w:bookmarkStart w:id="17" w:name="_Toc226035504"/>
+            <w:bookmarkStart w:id="17" w:name="_Toc226044936"/>
             <w:r>
               <w:rPr>
                 <w:rFonts w:asciiTheme="minorBidi" w:hAnsiTheme="minorBidi" w:cstheme="minorBidi"/>
@@ -14094,7 +14809,7 @@
                 <w:color w:val="FFFFFF" w:themeColor="background1"/>
               </w:rPr>
             </w:pPr>
-            <w:bookmarkStart w:id="18" w:name="_Toc226035505"/>
+            <w:bookmarkStart w:id="18" w:name="_Toc226044937"/>
             <w:r>
               <w:rPr>
                 <w:rFonts w:asciiTheme="minorBidi" w:hAnsiTheme="minorBidi" w:cstheme="minorBidi"/>
@@ -14180,7 +14895,7 @@
                 <w:color w:val="FFFFFF" w:themeColor="background1"/>
               </w:rPr>
             </w:pPr>
-            <w:bookmarkStart w:id="19" w:name="_Toc226035506"/>
+            <w:bookmarkStart w:id="19" w:name="_Toc226044938"/>
             <w:r>
               <w:rPr>
                 <w:rFonts w:asciiTheme="minorBidi" w:hAnsiTheme="minorBidi" w:cstheme="minorBidi"/>

--- a/Full_Home_Network_Project.docx
+++ b/Full_Home_Network_Project.docx
@@ -313,18 +313,30 @@
                 <w:rFonts w:asciiTheme="minorBidi" w:hAnsiTheme="minorBidi"/>
               </w:rPr>
             </w:pPr>
+            <w:proofErr w:type="spellStart"/>
+            <w:proofErr w:type="gramStart"/>
             <w:r>
               <w:rPr>
                 <w:rFonts w:asciiTheme="minorBidi" w:eastAsia="Arial" w:hAnsiTheme="minorBidi"/>
               </w:rPr>
-              <w:t xml:space="preserve">Dr.Gusatvo </w:t>
-            </w:r>
+              <w:t>Dr.Gusatvo</w:t>
+            </w:r>
+            <w:proofErr w:type="spellEnd"/>
+            <w:proofErr w:type="gramEnd"/>
             <w:r>
               <w:rPr>
                 <w:rFonts w:asciiTheme="minorBidi" w:eastAsia="Arial" w:hAnsiTheme="minorBidi"/>
               </w:rPr>
+              <w:t xml:space="preserve"> </w:t>
+            </w:r>
+            <w:proofErr w:type="spellStart"/>
+            <w:r>
+              <w:rPr>
+                <w:rFonts w:asciiTheme="minorBidi" w:eastAsia="Arial" w:hAnsiTheme="minorBidi"/>
+              </w:rPr>
               <w:t>Fincuane</w:t>
             </w:r>
+            <w:proofErr w:type="spellEnd"/>
           </w:p>
         </w:tc>
       </w:tr>
@@ -643,8 +655,16 @@
               <w:rPr>
                 <w:rFonts w:asciiTheme="minorBidi" w:eastAsia="Arial" w:hAnsiTheme="minorBidi"/>
               </w:rPr>
-              <w:t>Haider Aljamry</w:t>
-            </w:r>
+              <w:t xml:space="preserve">Haider </w:t>
+            </w:r>
+            <w:proofErr w:type="spellStart"/>
+            <w:r>
+              <w:rPr>
+                <w:rFonts w:asciiTheme="minorBidi" w:eastAsia="Arial" w:hAnsiTheme="minorBidi"/>
+              </w:rPr>
+              <w:t>Aljamry</w:t>
+            </w:r>
+            <w:proofErr w:type="spellEnd"/>
           </w:p>
         </w:tc>
         <w:tc>
@@ -1059,11 +1079,21 @@
                 <w:rFonts w:asciiTheme="minorBidi" w:hAnsiTheme="minorBidi"/>
               </w:rPr>
             </w:pPr>
+            <w:proofErr w:type="spellStart"/>
+            <w:proofErr w:type="gramStart"/>
             <w:r>
               <w:rPr>
                 <w:rFonts w:asciiTheme="minorBidi" w:eastAsia="Arial" w:hAnsiTheme="minorBidi"/>
               </w:rPr>
-              <w:t>S.Adam Alkhabaz</w:t>
+              <w:t>S.Adam</w:t>
+            </w:r>
+            <w:proofErr w:type="spellEnd"/>
+            <w:proofErr w:type="gramEnd"/>
+            <w:r>
+              <w:rPr>
+                <w:rFonts w:asciiTheme="minorBidi" w:eastAsia="Arial" w:hAnsiTheme="minorBidi"/>
+              </w:rPr>
+              <w:t xml:space="preserve"> Alkhabaz</w:t>
             </w:r>
           </w:p>
         </w:tc>
@@ -1225,7 +1255,7 @@
             </w:rPr>
             <w:fldChar w:fldCharType="separate"/>
           </w:r>
-          <w:hyperlink w:anchor="_Toc226044920" w:history="1">
+          <w:hyperlink w:anchor="_Toc226065911" w:history="1">
             <w:r>
               <w:rPr>
                 <w:rStyle w:val="Hyperlink"/>
@@ -1253,7 +1283,7 @@
                 <w:noProof/>
                 <w:webHidden/>
               </w:rPr>
-              <w:instrText xml:space="preserve"> PAGEREF _Toc226044920 \h </w:instrText>
+              <w:instrText xml:space="preserve"> PAGEREF _Toc226065911 \h </w:instrText>
             </w:r>
             <w:r>
               <w:rPr>
@@ -1298,7 +1328,7 @@
               <w14:ligatures w14:val="standardContextual"/>
             </w:rPr>
           </w:pPr>
-          <w:hyperlink w:anchor="_Toc226044921" w:history="1">
+          <w:hyperlink w:anchor="_Toc226065912" w:history="1">
             <w:r>
               <w:rPr>
                 <w:rStyle w:val="Hyperlink"/>
@@ -1336,7 +1366,7 @@
                 <w:noProof/>
                 <w:webHidden/>
               </w:rPr>
-              <w:instrText xml:space="preserve"> PAGEREF _Toc226044921 \h </w:instrText>
+              <w:instrText xml:space="preserve"> PAGEREF _Toc226065912 \h </w:instrText>
             </w:r>
             <w:r>
               <w:rPr>
@@ -1381,7 +1411,7 @@
               <w14:ligatures w14:val="standardContextual"/>
             </w:rPr>
           </w:pPr>
-          <w:hyperlink w:anchor="_Toc226044922" w:history="1">
+          <w:hyperlink w:anchor="_Toc226065913" w:history="1">
             <w:r>
               <w:rPr>
                 <w:rStyle w:val="Hyperlink"/>
@@ -1419,7 +1449,7 @@
                 <w:noProof/>
                 <w:webHidden/>
               </w:rPr>
-              <w:instrText xml:space="preserve"> PAGEREF _Toc226044922 \h </w:instrText>
+              <w:instrText xml:space="preserve"> PAGEREF _Toc226065913 \h </w:instrText>
             </w:r>
             <w:r>
               <w:rPr>
@@ -1464,7 +1494,7 @@
               <w14:ligatures w14:val="standardContextual"/>
             </w:rPr>
           </w:pPr>
-          <w:hyperlink w:anchor="_Toc226044923" w:history="1">
+          <w:hyperlink w:anchor="_Toc226065914" w:history="1">
             <w:r>
               <w:rPr>
                 <w:rStyle w:val="Hyperlink"/>
@@ -1502,7 +1532,7 @@
                 <w:noProof/>
                 <w:webHidden/>
               </w:rPr>
-              <w:instrText xml:space="preserve"> PAGEREF _Toc226044923 \h </w:instrText>
+              <w:instrText xml:space="preserve"> PAGEREF _Toc226065914 \h </w:instrText>
             </w:r>
             <w:r>
               <w:rPr>
@@ -1547,7 +1577,7 @@
               <w14:ligatures w14:val="standardContextual"/>
             </w:rPr>
           </w:pPr>
-          <w:hyperlink w:anchor="_Toc226044924" w:history="1">
+          <w:hyperlink w:anchor="_Toc226065915" w:history="1">
             <w:r>
               <w:rPr>
                 <w:rStyle w:val="Hyperlink"/>
@@ -1575,7 +1605,7 @@
                 <w:noProof/>
                 <w:webHidden/>
               </w:rPr>
-              <w:instrText xml:space="preserve"> PAGEREF _Toc226044924 \h </w:instrText>
+              <w:instrText xml:space="preserve"> PAGEREF _Toc226065915 \h </w:instrText>
             </w:r>
             <w:r>
               <w:rPr>
@@ -1620,7 +1650,7 @@
               <w14:ligatures w14:val="standardContextual"/>
             </w:rPr>
           </w:pPr>
-          <w:hyperlink w:anchor="_Toc226044925" w:history="1">
+          <w:hyperlink w:anchor="_Toc226065916" w:history="1">
             <w:r>
               <w:rPr>
                 <w:rStyle w:val="Hyperlink"/>
@@ -1665,7 +1695,7 @@
                 <w:noProof/>
                 <w:webHidden/>
               </w:rPr>
-              <w:instrText xml:space="preserve"> PAGEREF _Toc226044925 \h </w:instrText>
+              <w:instrText xml:space="preserve"> PAGEREF _Toc226065916 \h </w:instrText>
             </w:r>
             <w:r>
               <w:rPr>
@@ -1710,7 +1740,7 @@
               <w14:ligatures w14:val="standardContextual"/>
             </w:rPr>
           </w:pPr>
-          <w:hyperlink w:anchor="_Toc226044926" w:history="1">
+          <w:hyperlink w:anchor="_Toc226065917" w:history="1">
             <w:r>
               <w:rPr>
                 <w:rStyle w:val="Hyperlink"/>
@@ -1748,7 +1778,7 @@
                 <w:noProof/>
                 <w:webHidden/>
               </w:rPr>
-              <w:instrText xml:space="preserve"> PAGEREF _Toc226044926 \h </w:instrText>
+              <w:instrText xml:space="preserve"> PAGEREF _Toc226065917 \h </w:instrText>
             </w:r>
             <w:r>
               <w:rPr>
@@ -1793,7 +1823,7 @@
               <w14:ligatures w14:val="standardContextual"/>
             </w:rPr>
           </w:pPr>
-          <w:hyperlink w:anchor="_Toc226044927" w:history="1">
+          <w:hyperlink w:anchor="_Toc226065918" w:history="1">
             <w:r>
               <w:rPr>
                 <w:rStyle w:val="Hyperlink"/>
@@ -1831,7 +1861,7 @@
                 <w:noProof/>
                 <w:webHidden/>
               </w:rPr>
-              <w:instrText xml:space="preserve"> PAGEREF _Toc226044927 \h </w:instrText>
+              <w:instrText xml:space="preserve"> PAGEREF _Toc226065918 \h </w:instrText>
             </w:r>
             <w:r>
               <w:rPr>
@@ -1876,7 +1906,7 @@
               <w14:ligatures w14:val="standardContextual"/>
             </w:rPr>
           </w:pPr>
-          <w:hyperlink w:anchor="_Toc226044928" w:history="1">
+          <w:hyperlink w:anchor="_Toc226065919" w:history="1">
             <w:r>
               <w:rPr>
                 <w:rStyle w:val="Hyperlink"/>
@@ -1904,7 +1934,7 @@
                 <w:noProof/>
                 <w:webHidden/>
               </w:rPr>
-              <w:instrText xml:space="preserve"> PAGEREF _Toc226044928 \h </w:instrText>
+              <w:instrText xml:space="preserve"> PAGEREF _Toc226065919 \h </w:instrText>
             </w:r>
             <w:r>
               <w:rPr>
@@ -1949,7 +1979,7 @@
               <w14:ligatures w14:val="standardContextual"/>
             </w:rPr>
           </w:pPr>
-          <w:hyperlink w:anchor="_Toc226044929" w:history="1">
+          <w:hyperlink w:anchor="_Toc226065920" w:history="1">
             <w:r>
               <w:rPr>
                 <w:rStyle w:val="Hyperlink"/>
@@ -1987,7 +2017,7 @@
                 <w:noProof/>
                 <w:webHidden/>
               </w:rPr>
-              <w:instrText xml:space="preserve"> PAGEREF _Toc226044929 \h </w:instrText>
+              <w:instrText xml:space="preserve"> PAGEREF _Toc226065920 \h </w:instrText>
             </w:r>
             <w:r>
               <w:rPr>
@@ -2032,7 +2062,7 @@
               <w14:ligatures w14:val="standardContextual"/>
             </w:rPr>
           </w:pPr>
-          <w:hyperlink w:anchor="_Toc226044930" w:history="1">
+          <w:hyperlink w:anchor="_Toc226065921" w:history="1">
             <w:r>
               <w:rPr>
                 <w:rStyle w:val="Hyperlink"/>
@@ -2070,7 +2100,7 @@
                 <w:noProof/>
                 <w:webHidden/>
               </w:rPr>
-              <w:instrText xml:space="preserve"> PAGEREF _Toc226044930 \h </w:instrText>
+              <w:instrText xml:space="preserve"> PAGEREF _Toc226065921 \h </w:instrText>
             </w:r>
             <w:r>
               <w:rPr>
@@ -2115,7 +2145,7 @@
               <w14:ligatures w14:val="standardContextual"/>
             </w:rPr>
           </w:pPr>
-          <w:hyperlink w:anchor="_Toc226044931" w:history="1">
+          <w:hyperlink w:anchor="_Toc226065922" w:history="1">
             <w:r>
               <w:rPr>
                 <w:rStyle w:val="Hyperlink"/>
@@ -2153,7 +2183,7 @@
                 <w:noProof/>
                 <w:webHidden/>
               </w:rPr>
-              <w:instrText xml:space="preserve"> PAGEREF _Toc226044931 \h </w:instrText>
+              <w:instrText xml:space="preserve"> PAGEREF _Toc226065922 \h </w:instrText>
             </w:r>
             <w:r>
               <w:rPr>
@@ -2173,7 +2203,7 @@
                 <w:noProof/>
                 <w:webHidden/>
               </w:rPr>
-              <w:t>8</w:t>
+              <w:t>7</w:t>
             </w:r>
             <w:r>
               <w:rPr>
@@ -2198,7 +2228,7 @@
               <w14:ligatures w14:val="standardContextual"/>
             </w:rPr>
           </w:pPr>
-          <w:hyperlink w:anchor="_Toc226044932" w:history="1">
+          <w:hyperlink w:anchor="_Toc226065923" w:history="1">
             <w:r>
               <w:rPr>
                 <w:rStyle w:val="Hyperlink"/>
@@ -2226,7 +2256,7 @@
                 <w:noProof/>
                 <w:webHidden/>
               </w:rPr>
-              <w:instrText xml:space="preserve"> PAGEREF _Toc226044932 \h </w:instrText>
+              <w:instrText xml:space="preserve"> PAGEREF _Toc226065923 \h </w:instrText>
             </w:r>
             <w:r>
               <w:rPr>
@@ -2246,7 +2276,7 @@
                 <w:noProof/>
                 <w:webHidden/>
               </w:rPr>
-              <w:t>9</w:t>
+              <w:t>8</w:t>
             </w:r>
             <w:r>
               <w:rPr>
@@ -2271,7 +2301,7 @@
               <w14:ligatures w14:val="standardContextual"/>
             </w:rPr>
           </w:pPr>
-          <w:hyperlink w:anchor="_Toc226044933" w:history="1">
+          <w:hyperlink w:anchor="_Toc226065924" w:history="1">
             <w:r>
               <w:rPr>
                 <w:rStyle w:val="Hyperlink"/>
@@ -2309,7 +2339,7 @@
                 <w:noProof/>
                 <w:webHidden/>
               </w:rPr>
-              <w:instrText xml:space="preserve"> PAGEREF _Toc226044933 \h </w:instrText>
+              <w:instrText xml:space="preserve"> PAGEREF _Toc226065924 \h </w:instrText>
             </w:r>
             <w:r>
               <w:rPr>
@@ -2329,7 +2359,7 @@
                 <w:noProof/>
                 <w:webHidden/>
               </w:rPr>
-              <w:t>9</w:t>
+              <w:t>8</w:t>
             </w:r>
             <w:r>
               <w:rPr>
@@ -2354,7 +2384,7 @@
               <w14:ligatures w14:val="standardContextual"/>
             </w:rPr>
           </w:pPr>
-          <w:hyperlink w:anchor="_Toc226044934" w:history="1">
+          <w:hyperlink w:anchor="_Toc226065925" w:history="1">
             <w:r>
               <w:rPr>
                 <w:rStyle w:val="Hyperlink"/>
@@ -2395,16 +2425,7 @@
                 <w:noProof/>
                 <w:lang w:bidi="ar-BH"/>
               </w:rPr>
-              <w:t>T</w:t>
-            </w:r>
-            <w:r>
-              <w:rPr>
-                <w:rStyle w:val="Hyperlink"/>
-                <w:rFonts w:asciiTheme="minorBidi" w:hAnsiTheme="minorBidi"/>
-                <w:noProof/>
-                <w:lang w:bidi="ar-BH"/>
-              </w:rPr>
-              <w:t>eam Responsibilities Summary</w:t>
+              <w:t>Team Responsibilities Summary</w:t>
             </w:r>
             <w:r>
               <w:rPr>
@@ -2425,7 +2446,7 @@
                 <w:noProof/>
                 <w:webHidden/>
               </w:rPr>
-              <w:instrText xml:space="preserve"> PAGEREF _Toc226044934 \h </w:instrText>
+              <w:instrText xml:space="preserve"> PAGEREF _Toc226065925 \h </w:instrText>
             </w:r>
             <w:r>
               <w:rPr>
@@ -2445,7 +2466,7 @@
                 <w:noProof/>
                 <w:webHidden/>
               </w:rPr>
-              <w:t>10</w:t>
+              <w:t>8</w:t>
             </w:r>
             <w:r>
               <w:rPr>
@@ -2470,7 +2491,7 @@
               <w14:ligatures w14:val="standardContextual"/>
             </w:rPr>
           </w:pPr>
-          <w:hyperlink w:anchor="_Toc226044935" w:history="1">
+          <w:hyperlink w:anchor="_Toc226065926" w:history="1">
             <w:r>
               <w:rPr>
                 <w:rStyle w:val="Hyperlink"/>
@@ -2498,7 +2519,7 @@
                 <w:noProof/>
                 <w:webHidden/>
               </w:rPr>
-              <w:instrText xml:space="preserve"> PAGEREF _Toc226044935 \h </w:instrText>
+              <w:instrText xml:space="preserve"> PAGEREF _Toc226065926 \h </w:instrText>
             </w:r>
             <w:r>
               <w:rPr>
@@ -2518,7 +2539,7 @@
                 <w:noProof/>
                 <w:webHidden/>
               </w:rPr>
-              <w:t>11</w:t>
+              <w:t>9</w:t>
             </w:r>
             <w:r>
               <w:rPr>
@@ -2543,14 +2564,14 @@
               <w14:ligatures w14:val="standardContextual"/>
             </w:rPr>
           </w:pPr>
-          <w:hyperlink w:anchor="_Toc226044936" w:history="1">
+          <w:hyperlink w:anchor="_Toc226065927" w:history="1">
             <w:r>
               <w:rPr>
                 <w:rStyle w:val="Hyperlink"/>
-                <w:rFonts w:asciiTheme="minorBidi" w:hAnsiTheme="minorBidi"/>
                 <w:noProof/>
-              </w:rPr>
-              <w:t>Section 6 - Project Design</w:t>
+                <w:lang w:bidi="ar-BH"/>
+              </w:rPr>
+              <w:t>RACI Matrix</w:t>
             </w:r>
             <w:r>
               <w:rPr>
@@ -2571,7 +2592,7 @@
                 <w:noProof/>
                 <w:webHidden/>
               </w:rPr>
-              <w:instrText xml:space="preserve"> PAGEREF _Toc226044936 \h </w:instrText>
+              <w:instrText xml:space="preserve"> PAGEREF _Toc226065927 \h </w:instrText>
             </w:r>
             <w:r>
               <w:rPr>
@@ -2591,7 +2612,7 @@
                 <w:noProof/>
                 <w:webHidden/>
               </w:rPr>
-              <w:t>12</w:t>
+              <w:t>9</w:t>
             </w:r>
             <w:r>
               <w:rPr>
@@ -2616,14 +2637,14 @@
               <w14:ligatures w14:val="standardContextual"/>
             </w:rPr>
           </w:pPr>
-          <w:hyperlink w:anchor="_Toc226044937" w:history="1">
+          <w:hyperlink w:anchor="_Toc226065928" w:history="1">
             <w:r>
               <w:rPr>
                 <w:rStyle w:val="Hyperlink"/>
                 <w:rFonts w:asciiTheme="minorBidi" w:hAnsiTheme="minorBidi"/>
                 <w:noProof/>
               </w:rPr>
-              <w:t>Section 7 - Conclusion and Future Steps</w:t>
+              <w:t>Section 6 - Project Design</w:t>
             </w:r>
             <w:r>
               <w:rPr>
@@ -2644,7 +2665,7 @@
                 <w:noProof/>
                 <w:webHidden/>
               </w:rPr>
-              <w:instrText xml:space="preserve"> PAGEREF _Toc226044937 \h </w:instrText>
+              <w:instrText xml:space="preserve"> PAGEREF _Toc226065928 \h </w:instrText>
             </w:r>
             <w:r>
               <w:rPr>
@@ -2664,7 +2685,7 @@
                 <w:noProof/>
                 <w:webHidden/>
               </w:rPr>
-              <w:t>13</w:t>
+              <w:t>10</w:t>
             </w:r>
             <w:r>
               <w:rPr>
@@ -2689,14 +2710,14 @@
               <w14:ligatures w14:val="standardContextual"/>
             </w:rPr>
           </w:pPr>
-          <w:hyperlink w:anchor="_Toc226044938" w:history="1">
+          <w:hyperlink w:anchor="_Toc226065929" w:history="1">
             <w:r>
               <w:rPr>
                 <w:rStyle w:val="Hyperlink"/>
                 <w:rFonts w:asciiTheme="minorBidi" w:hAnsiTheme="minorBidi"/>
                 <w:noProof/>
               </w:rPr>
-              <w:t>Appendices</w:t>
+              <w:t>Section 7 - Conclusion and Future Steps</w:t>
             </w:r>
             <w:r>
               <w:rPr>
@@ -2717,7 +2738,7 @@
                 <w:noProof/>
                 <w:webHidden/>
               </w:rPr>
-              <w:instrText xml:space="preserve"> PAGEREF _Toc226044938 \h </w:instrText>
+              <w:instrText xml:space="preserve"> PAGEREF _Toc226065929 \h </w:instrText>
             </w:r>
             <w:r>
               <w:rPr>
@@ -2737,7 +2758,80 @@
                 <w:noProof/>
                 <w:webHidden/>
               </w:rPr>
-              <w:t>14</w:t>
+              <w:t>11</w:t>
+            </w:r>
+            <w:r>
+              <w:rPr>
+                <w:noProof/>
+                <w:webHidden/>
+              </w:rPr>
+              <w:fldChar w:fldCharType="end"/>
+            </w:r>
+          </w:hyperlink>
+        </w:p>
+        <w:p>
+          <w:pPr>
+            <w:pStyle w:val="TOC1"/>
+            <w:tabs>
+              <w:tab w:val="right" w:leader="dot" w:pos="8630"/>
+            </w:tabs>
+            <w:rPr>
+              <w:noProof/>
+              <w:kern w:val="2"/>
+              <w:sz w:val="24"/>
+              <w:szCs w:val="24"/>
+              <w14:ligatures w14:val="standardContextual"/>
+            </w:rPr>
+          </w:pPr>
+          <w:hyperlink w:anchor="_Toc226065930" w:history="1">
+            <w:r>
+              <w:rPr>
+                <w:rStyle w:val="Hyperlink"/>
+                <w:rFonts w:asciiTheme="minorBidi" w:hAnsiTheme="minorBidi"/>
+                <w:noProof/>
+              </w:rPr>
+              <w:t>Appendices</w:t>
+            </w:r>
+            <w:r>
+              <w:rPr>
+                <w:noProof/>
+                <w:webHidden/>
+              </w:rPr>
+              <w:tab/>
+            </w:r>
+            <w:r>
+              <w:rPr>
+                <w:noProof/>
+                <w:webHidden/>
+              </w:rPr>
+              <w:fldChar w:fldCharType="begin"/>
+            </w:r>
+            <w:r>
+              <w:rPr>
+                <w:noProof/>
+                <w:webHidden/>
+              </w:rPr>
+              <w:instrText xml:space="preserve"> PAGEREF _Toc226065930 \h </w:instrText>
+            </w:r>
+            <w:r>
+              <w:rPr>
+                <w:noProof/>
+                <w:webHidden/>
+              </w:rPr>
+            </w:r>
+            <w:r>
+              <w:rPr>
+                <w:noProof/>
+                <w:webHidden/>
+              </w:rPr>
+              <w:fldChar w:fldCharType="separate"/>
+            </w:r>
+            <w:r>
+              <w:rPr>
+                <w:noProof/>
+                <w:webHidden/>
+              </w:rPr>
+              <w:t>12</w:t>
             </w:r>
             <w:r>
               <w:rPr>
@@ -2850,7 +2944,7 @@
               </w:rPr>
             </w:pPr>
             <w:bookmarkStart w:id="0" w:name="ProjectScope" w:colFirst="0" w:colLast="0"/>
-            <w:bookmarkStart w:id="1" w:name="_Toc226044920"/>
+            <w:bookmarkStart w:id="1" w:name="_Toc226065911"/>
             <w:r>
               <w:rPr>
                 <w:rFonts w:asciiTheme="minorBidi" w:hAnsiTheme="minorBidi" w:cstheme="minorBidi"/>
@@ -2889,7 +2983,7 @@
           <w:lang w:bidi="ar-BH"/>
         </w:rPr>
       </w:pPr>
-      <w:bookmarkStart w:id="2" w:name="_Toc226044921"/>
+      <w:bookmarkStart w:id="2" w:name="_Toc226065912"/>
       <w:bookmarkEnd w:id="0"/>
       <w:r>
         <w:rPr>
@@ -2932,29 +3026,7 @@
           <w:szCs w:val="24"/>
           <w:lang w:bidi="ar-BH"/>
         </w:rPr>
-        <w:t xml:space="preserve">For </w:t>
-      </w:r>
-      <w:proofErr w:type="gramStart"/>
-      <w:r>
-        <w:rPr>
-          <w:rFonts w:asciiTheme="minorBidi" w:hAnsiTheme="minorBidi"/>
-          <w:color w:val="000000" w:themeColor="text1"/>
-          <w:sz w:val="24"/>
-          <w:szCs w:val="24"/>
-          <w:lang w:bidi="ar-BH"/>
-        </w:rPr>
-        <w:t>many</w:t>
-      </w:r>
-      <w:proofErr w:type="gramEnd"/>
-      <w:r>
-        <w:rPr>
-          <w:rFonts w:asciiTheme="minorBidi" w:hAnsiTheme="minorBidi"/>
-          <w:color w:val="000000" w:themeColor="text1"/>
-          <w:sz w:val="24"/>
-          <w:szCs w:val="24"/>
-          <w:lang w:bidi="ar-BH"/>
-        </w:rPr>
-        <w:t xml:space="preserve"> people, an internet connection is an essential part of their daily lives at home. All too often, home networks are poorly installed and perform poorly, failing to deliver adequate coverage or fast internet speeds. These existing sub-standard home networks then struggle to cope with additional devices requiring access to the internet. Wi-Fi congestion becomes a major problem, severely impacting network performance.</w:t>
+        <w:t>For many people, an internet connection is an essential part of their daily lives at home. All too often, home networks are poorly installed and perform poorly, failing to deliver adequate coverage or fast internet speeds. These existing sub-standard home networks then struggle to cope with additional devices requiring access to the internet. Wi-Fi congestion becomes a major problem, severely impacting network performance.</w:t>
       </w:r>
     </w:p>
     <w:p>
@@ -2975,9 +3047,9 @@
           <w:szCs w:val="24"/>
           <w:lang w:bidi="ar-BH"/>
         </w:rPr>
-        <w:t xml:space="preserve">But there is also a Network security issue, as </w:t>
+        <w:t xml:space="preserve">But there is also a Network security issue, as many people don’t </w:t>
       </w:r>
-      <w:proofErr w:type="gramStart"/>
+      <w:proofErr w:type="spellStart"/>
       <w:r>
         <w:rPr>
           <w:rFonts w:asciiTheme="minorBidi" w:hAnsiTheme="minorBidi"/>
@@ -2986,9 +3058,9 @@
           <w:szCs w:val="24"/>
           <w:lang w:bidi="ar-BH"/>
         </w:rPr>
-        <w:t>many</w:t>
+        <w:t>realise</w:t>
       </w:r>
-      <w:proofErr w:type="gramEnd"/>
+      <w:proofErr w:type="spellEnd"/>
       <w:r>
         <w:rPr>
           <w:rFonts w:asciiTheme="minorBidi" w:hAnsiTheme="minorBidi"/>
@@ -2997,9 +3069,9 @@
           <w:szCs w:val="24"/>
           <w:lang w:bidi="ar-BH"/>
         </w:rPr>
-        <w:t xml:space="preserve"> people </w:t>
+        <w:t xml:space="preserve"> that the default settings on their router, and their password, can pose a serious threat to themselves and others, allowing unwanted access to your computer and other devices, data breaches and </w:t>
       </w:r>
-      <w:proofErr w:type="gramStart"/>
+      <w:proofErr w:type="spellStart"/>
       <w:r>
         <w:rPr>
           <w:rFonts w:asciiTheme="minorBidi" w:hAnsiTheme="minorBidi"/>
@@ -3008,9 +3080,9 @@
           <w:szCs w:val="24"/>
           <w:lang w:bidi="ar-BH"/>
         </w:rPr>
-        <w:t>don’t</w:t>
+        <w:t>cyber attacks</w:t>
       </w:r>
-      <w:proofErr w:type="gramEnd"/>
+      <w:proofErr w:type="spellEnd"/>
       <w:r>
         <w:rPr>
           <w:rFonts w:asciiTheme="minorBidi" w:hAnsiTheme="minorBidi"/>
@@ -3019,7 +3091,7 @@
           <w:szCs w:val="24"/>
           <w:lang w:bidi="ar-BH"/>
         </w:rPr>
-        <w:t xml:space="preserve"> realise that the default settings on their router, and their password, can pose a serious threat to themselves and others, allowing unwanted access to your computer and other devices, data breaches and cyber attacks. With the rise of the smart home, there are many new threats to your security, but also many new security measures available to help mitigate these risks.</w:t>
+        <w:t>. With the rise of the smart home, there are many new threats to your security, but also many new security measures available to help mitigate these risks.</w:t>
       </w:r>
     </w:p>
     <w:p>
@@ -3041,7 +3113,31 @@
           <w:szCs w:val="24"/>
           <w:lang w:bidi="ar-BH"/>
         </w:rPr>
-        <w:t xml:space="preserve">Home network design must balance performance and security. With a well designed home network, users can achieve superior performance and </w:t>
+        <w:t xml:space="preserve">Home network design must balance performance and security. With a </w:t>
+      </w:r>
+      <w:proofErr w:type="spellStart"/>
+      <w:proofErr w:type="gramStart"/>
+      <w:r>
+        <w:rPr>
+          <w:rFonts w:asciiTheme="minorBidi" w:hAnsiTheme="minorBidi"/>
+          <w:color w:val="000000" w:themeColor="text1"/>
+          <w:sz w:val="24"/>
+          <w:szCs w:val="24"/>
+          <w:lang w:bidi="ar-BH"/>
+        </w:rPr>
+        <w:t>well designed</w:t>
+      </w:r>
+      <w:proofErr w:type="spellEnd"/>
+      <w:proofErr w:type="gramEnd"/>
+      <w:r>
+        <w:rPr>
+          <w:rFonts w:asciiTheme="minorBidi" w:hAnsiTheme="minorBidi"/>
+          <w:color w:val="000000" w:themeColor="text1"/>
+          <w:sz w:val="24"/>
+          <w:szCs w:val="24"/>
+          <w:lang w:bidi="ar-BH"/>
+        </w:rPr>
+        <w:t xml:space="preserve"> home network, users can achieve superior performance and </w:t>
       </w:r>
       <w:proofErr w:type="gramStart"/>
       <w:r>
@@ -3077,7 +3173,7 @@
           <w:lang w:bidi="ar-BH"/>
         </w:rPr>
       </w:pPr>
-      <w:bookmarkStart w:id="3" w:name="_Toc226044922"/>
+      <w:bookmarkStart w:id="3" w:name="_Toc226065913"/>
       <w:r>
         <w:rPr>
           <w:rFonts w:ascii="Segoe UI Emoji" w:hAnsi="Segoe UI Emoji" w:cs="Segoe UI Emoji"/>
@@ -3126,8 +3222,19 @@
           <w:szCs w:val="24"/>
           <w:lang w:bidi="ar-BH"/>
         </w:rPr>
-        <w:t>The main objective of this project is to design a smart home network that is efficient, secure and safe. The specific objectives of the project include;</w:t>
+        <w:t xml:space="preserve">The main objective of this project is to design a smart home network that is efficient, secure and safe. The specific objectives of the project </w:t>
       </w:r>
+      <w:proofErr w:type="gramStart"/>
+      <w:r>
+        <w:rPr>
+          <w:rFonts w:asciiTheme="minorBidi" w:hAnsiTheme="minorBidi"/>
+          <w:sz w:val="24"/>
+          <w:szCs w:val="24"/>
+          <w:lang w:bidi="ar-BH"/>
+        </w:rPr>
+        <w:t>include;</w:t>
+      </w:r>
+      <w:proofErr w:type="gramEnd"/>
     </w:p>
     <w:p>
       <w:pPr>
@@ -3298,7 +3405,7 @@
           <w:lang w:bidi="ar-BH"/>
         </w:rPr>
       </w:pPr>
-      <w:bookmarkStart w:id="4" w:name="_Toc226044923"/>
+      <w:bookmarkStart w:id="4" w:name="_Toc226065914"/>
       <w:r>
         <w:rPr>
           <w:rFonts w:ascii="Segoe UI Emoji" w:hAnsi="Segoe UI Emoji" w:cs="Segoe UI Emoji"/>
@@ -3574,7 +3681,7 @@
                 <w:rFonts w:asciiTheme="minorBidi" w:hAnsiTheme="minorBidi" w:cstheme="minorBidi"/>
               </w:rPr>
             </w:pPr>
-            <w:bookmarkStart w:id="5" w:name="_Toc226044924"/>
+            <w:bookmarkStart w:id="5" w:name="_Toc226065915"/>
             <w:r>
               <w:rPr>
                 <w:rFonts w:asciiTheme="minorBidi" w:hAnsiTheme="minorBidi" w:cstheme="minorBidi"/>
@@ -3632,7 +3739,7 @@
           <w:szCs w:val="28"/>
         </w:rPr>
       </w:pPr>
-      <w:bookmarkStart w:id="6" w:name="_Toc226044925"/>
+      <w:bookmarkStart w:id="6" w:name="_Toc226065916"/>
       <w:r>
         <w:rPr>
           <w:rFonts w:ascii="Segoe UI Emoji" w:hAnsi="Segoe UI Emoji" w:cs="Segoe UI Emoji"/>
@@ -3894,7 +4001,7 @@
           <w:szCs w:val="28"/>
         </w:rPr>
       </w:pPr>
-      <w:bookmarkStart w:id="7" w:name="_Toc226044926"/>
+      <w:bookmarkStart w:id="7" w:name="_Toc226065917"/>
       <w:r>
         <w:rPr>
           <w:rFonts w:ascii="Segoe UI Emoji" w:hAnsi="Segoe UI Emoji" w:cs="Segoe UI Emoji"/>
@@ -3970,7 +4077,7 @@
           <w:szCs w:val="28"/>
         </w:rPr>
       </w:pPr>
-      <w:bookmarkStart w:id="8" w:name="_Toc226044927"/>
+      <w:bookmarkStart w:id="8" w:name="_Toc226065918"/>
       <w:r>
         <w:rPr>
           <w:rFonts w:ascii="Segoe UI Emoji" w:hAnsi="Segoe UI Emoji" w:cs="Segoe UI Emoji"/>
@@ -4237,7 +4344,7 @@
                 <w:rFonts w:asciiTheme="minorBidi" w:hAnsiTheme="minorBidi" w:cstheme="minorBidi"/>
               </w:rPr>
             </w:pPr>
-            <w:bookmarkStart w:id="9" w:name="_Toc226044928"/>
+            <w:bookmarkStart w:id="9" w:name="_Toc226065919"/>
             <w:r>
               <w:rPr>
                 <w:rFonts w:asciiTheme="minorBidi" w:hAnsiTheme="minorBidi" w:cstheme="minorBidi"/>
@@ -4278,7 +4385,7 @@
           <w:lang w:bidi="ar-BH"/>
         </w:rPr>
       </w:pPr>
-      <w:bookmarkStart w:id="10" w:name="_Toc226044929"/>
+      <w:bookmarkStart w:id="10" w:name="_Toc226065920"/>
       <w:r>
         <w:rPr>
           <w:rFonts w:ascii="Segoe UI Emoji" w:hAnsi="Segoe UI Emoji" w:cs="Segoe UI Emoji"/>
@@ -5167,6 +5274,14 @@
         </w:tc>
       </w:tr>
     </w:tbl>
+    <w:p>
+      <w:pPr>
+        <w:rPr>
+          <w:rFonts w:asciiTheme="minorBidi" w:hAnsiTheme="minorBidi"/>
+          <w:lang w:bidi="ar-BH"/>
+        </w:rPr>
+      </w:pPr>
+    </w:p>
     <w:p>
       <w:pPr>
         <w:rPr>
@@ -5274,7 +5389,7 @@
           <w:szCs w:val="28"/>
         </w:rPr>
       </w:pPr>
-      <w:bookmarkStart w:id="11" w:name="_Toc226044930"/>
+      <w:bookmarkStart w:id="11" w:name="_Toc226065921"/>
       <w:r>
         <w:rPr>
           <w:rFonts w:ascii="Segoe UI Emoji" w:hAnsi="Segoe UI Emoji" w:cs="Segoe UI Emoji"/>
@@ -5374,6 +5489,7 @@
           </w:tcPr>
           <w:p>
             <w:pPr>
+              <w:spacing w:after="0"/>
               <w:jc w:val="center"/>
               <w:rPr>
                 <w:sz w:val="20"/>
@@ -5413,6 +5529,7 @@
           </w:tcPr>
           <w:p>
             <w:pPr>
+              <w:spacing w:after="0"/>
               <w:jc w:val="center"/>
               <w:rPr>
                 <w:sz w:val="20"/>
@@ -5452,6 +5569,7 @@
           </w:tcPr>
           <w:p>
             <w:pPr>
+              <w:spacing w:after="0"/>
               <w:jc w:val="center"/>
               <w:rPr>
                 <w:sz w:val="20"/>
@@ -5491,6 +5609,7 @@
           </w:tcPr>
           <w:p>
             <w:pPr>
+              <w:spacing w:after="0"/>
               <w:jc w:val="center"/>
               <w:rPr>
                 <w:sz w:val="20"/>
@@ -5530,6 +5649,7 @@
           </w:tcPr>
           <w:p>
             <w:pPr>
+              <w:spacing w:after="0"/>
               <w:jc w:val="center"/>
               <w:rPr>
                 <w:sz w:val="20"/>
@@ -5571,6 +5691,7 @@
           </w:tcPr>
           <w:p>
             <w:pPr>
+              <w:spacing w:after="0"/>
               <w:jc w:val="center"/>
               <w:rPr>
                 <w:sz w:val="20"/>
@@ -5607,6 +5728,7 @@
           </w:tcPr>
           <w:p>
             <w:pPr>
+              <w:spacing w:after="0"/>
               <w:jc w:val="center"/>
               <w:rPr>
                 <w:sz w:val="20"/>
@@ -5643,6 +5765,7 @@
           </w:tcPr>
           <w:p>
             <w:pPr>
+              <w:spacing w:after="0"/>
               <w:jc w:val="center"/>
               <w:rPr>
                 <w:sz w:val="20"/>
@@ -5679,6 +5802,7 @@
           </w:tcPr>
           <w:p>
             <w:pPr>
+              <w:spacing w:after="0"/>
               <w:jc w:val="center"/>
               <w:rPr>
                 <w:sz w:val="20"/>
@@ -5715,6 +5839,7 @@
           </w:tcPr>
           <w:p>
             <w:pPr>
+              <w:spacing w:after="0"/>
               <w:jc w:val="center"/>
               <w:rPr>
                 <w:sz w:val="20"/>
@@ -5753,6 +5878,7 @@
           </w:tcPr>
           <w:p>
             <w:pPr>
+              <w:spacing w:after="0"/>
               <w:jc w:val="center"/>
               <w:rPr>
                 <w:sz w:val="20"/>
@@ -5789,6 +5915,7 @@
           </w:tcPr>
           <w:p>
             <w:pPr>
+              <w:spacing w:after="0"/>
               <w:jc w:val="center"/>
               <w:rPr>
                 <w:sz w:val="20"/>
@@ -5825,6 +5952,7 @@
           </w:tcPr>
           <w:p>
             <w:pPr>
+              <w:spacing w:after="0"/>
               <w:jc w:val="center"/>
               <w:rPr>
                 <w:sz w:val="20"/>
@@ -5861,6 +5989,7 @@
           </w:tcPr>
           <w:p>
             <w:pPr>
+              <w:spacing w:after="0"/>
               <w:jc w:val="center"/>
               <w:rPr>
                 <w:sz w:val="20"/>
@@ -5897,6 +6026,7 @@
           </w:tcPr>
           <w:p>
             <w:pPr>
+              <w:spacing w:after="0"/>
               <w:jc w:val="center"/>
               <w:rPr>
                 <w:sz w:val="20"/>
@@ -5935,6 +6065,7 @@
           </w:tcPr>
           <w:p>
             <w:pPr>
+              <w:spacing w:after="0"/>
               <w:jc w:val="center"/>
               <w:rPr>
                 <w:sz w:val="20"/>
@@ -5971,6 +6102,7 @@
           </w:tcPr>
           <w:p>
             <w:pPr>
+              <w:spacing w:after="0"/>
               <w:jc w:val="center"/>
               <w:rPr>
                 <w:sz w:val="20"/>
@@ -6007,6 +6139,7 @@
           </w:tcPr>
           <w:p>
             <w:pPr>
+              <w:spacing w:after="0"/>
               <w:jc w:val="center"/>
               <w:rPr>
                 <w:sz w:val="20"/>
@@ -6043,6 +6176,7 @@
           </w:tcPr>
           <w:p>
             <w:pPr>
+              <w:spacing w:after="0"/>
               <w:jc w:val="center"/>
               <w:rPr>
                 <w:sz w:val="20"/>
@@ -6079,6 +6213,7 @@
           </w:tcPr>
           <w:p>
             <w:pPr>
+              <w:spacing w:after="0"/>
               <w:jc w:val="center"/>
               <w:rPr>
                 <w:sz w:val="20"/>
@@ -6117,6 +6252,7 @@
           </w:tcPr>
           <w:p>
             <w:pPr>
+              <w:spacing w:after="0"/>
               <w:jc w:val="center"/>
               <w:rPr>
                 <w:sz w:val="20"/>
@@ -6153,6 +6289,7 @@
           </w:tcPr>
           <w:p>
             <w:pPr>
+              <w:spacing w:after="0"/>
               <w:jc w:val="center"/>
               <w:rPr>
                 <w:sz w:val="20"/>
@@ -6189,6 +6326,7 @@
           </w:tcPr>
           <w:p>
             <w:pPr>
+              <w:spacing w:after="0"/>
               <w:jc w:val="center"/>
               <w:rPr>
                 <w:sz w:val="20"/>
@@ -6225,6 +6363,7 @@
           </w:tcPr>
           <w:p>
             <w:pPr>
+              <w:spacing w:after="0"/>
               <w:jc w:val="center"/>
               <w:rPr>
                 <w:sz w:val="20"/>
@@ -6261,6 +6400,7 @@
           </w:tcPr>
           <w:p>
             <w:pPr>
+              <w:spacing w:after="0"/>
               <w:jc w:val="center"/>
               <w:rPr>
                 <w:sz w:val="20"/>
@@ -6299,6 +6439,7 @@
           </w:tcPr>
           <w:p>
             <w:pPr>
+              <w:spacing w:after="0"/>
               <w:jc w:val="center"/>
               <w:rPr>
                 <w:sz w:val="20"/>
@@ -6335,6 +6476,7 @@
           </w:tcPr>
           <w:p>
             <w:pPr>
+              <w:spacing w:after="0"/>
               <w:jc w:val="center"/>
               <w:rPr>
                 <w:sz w:val="20"/>
@@ -6371,6 +6513,7 @@
           </w:tcPr>
           <w:p>
             <w:pPr>
+              <w:spacing w:after="0"/>
               <w:jc w:val="center"/>
               <w:rPr>
                 <w:sz w:val="20"/>
@@ -6407,6 +6550,7 @@
           </w:tcPr>
           <w:p>
             <w:pPr>
+              <w:spacing w:after="0"/>
               <w:jc w:val="center"/>
               <w:rPr>
                 <w:sz w:val="20"/>
@@ -6443,6 +6587,7 @@
           </w:tcPr>
           <w:p>
             <w:pPr>
+              <w:spacing w:after="0"/>
               <w:jc w:val="center"/>
               <w:rPr>
                 <w:sz w:val="20"/>
@@ -6481,6 +6626,7 @@
           </w:tcPr>
           <w:p>
             <w:pPr>
+              <w:spacing w:after="0"/>
               <w:jc w:val="center"/>
               <w:rPr>
                 <w:sz w:val="20"/>
@@ -6517,6 +6663,7 @@
           </w:tcPr>
           <w:p>
             <w:pPr>
+              <w:spacing w:after="0"/>
               <w:jc w:val="center"/>
               <w:rPr>
                 <w:sz w:val="20"/>
@@ -6553,6 +6700,7 @@
           </w:tcPr>
           <w:p>
             <w:pPr>
+              <w:spacing w:after="0"/>
               <w:jc w:val="center"/>
               <w:rPr>
                 <w:sz w:val="20"/>
@@ -6597,6 +6745,7 @@
           </w:tcPr>
           <w:p>
             <w:pPr>
+              <w:spacing w:after="0"/>
               <w:jc w:val="center"/>
               <w:rPr>
                 <w:sz w:val="20"/>
@@ -6633,6 +6782,7 @@
           </w:tcPr>
           <w:p>
             <w:pPr>
+              <w:spacing w:after="0"/>
               <w:jc w:val="center"/>
               <w:rPr>
                 <w:sz w:val="20"/>
@@ -6695,6 +6845,7 @@
           </w:tcPr>
           <w:p>
             <w:pPr>
+              <w:spacing w:after="0"/>
               <w:jc w:val="center"/>
               <w:rPr>
                 <w:sz w:val="20"/>
@@ -6731,6 +6882,7 @@
           </w:tcPr>
           <w:p>
             <w:pPr>
+              <w:spacing w:after="0"/>
               <w:jc w:val="center"/>
               <w:rPr>
                 <w:sz w:val="20"/>
@@ -6767,6 +6919,7 @@
           </w:tcPr>
           <w:p>
             <w:pPr>
+              <w:spacing w:after="0"/>
               <w:jc w:val="center"/>
               <w:rPr>
                 <w:sz w:val="20"/>
@@ -6803,6 +6956,7 @@
           </w:tcPr>
           <w:p>
             <w:pPr>
+              <w:spacing w:after="0"/>
               <w:jc w:val="center"/>
               <w:rPr>
                 <w:sz w:val="20"/>
@@ -6863,6 +7017,7 @@
           </w:tcPr>
           <w:p>
             <w:pPr>
+              <w:spacing w:after="0"/>
               <w:jc w:val="center"/>
               <w:rPr>
                 <w:sz w:val="20"/>
@@ -6925,6 +7080,7 @@
           </w:tcPr>
           <w:p>
             <w:pPr>
+              <w:spacing w:after="0"/>
               <w:jc w:val="center"/>
               <w:rPr>
                 <w:sz w:val="20"/>
@@ -6961,6 +7117,7 @@
           </w:tcPr>
           <w:p>
             <w:pPr>
+              <w:spacing w:after="0"/>
               <w:jc w:val="center"/>
               <w:rPr>
                 <w:sz w:val="20"/>
@@ -6997,6 +7154,7 @@
           </w:tcPr>
           <w:p>
             <w:pPr>
+              <w:spacing w:after="0"/>
               <w:jc w:val="center"/>
               <w:rPr>
                 <w:sz w:val="20"/>
@@ -7033,6 +7191,7 @@
           </w:tcPr>
           <w:p>
             <w:pPr>
+              <w:spacing w:after="0"/>
               <w:jc w:val="center"/>
               <w:rPr>
                 <w:sz w:val="20"/>
@@ -7093,6 +7252,7 @@
           </w:tcPr>
           <w:p>
             <w:pPr>
+              <w:spacing w:after="0"/>
               <w:jc w:val="center"/>
               <w:rPr>
                 <w:sz w:val="20"/>
@@ -7139,6 +7299,7 @@
           </w:tcPr>
           <w:p>
             <w:pPr>
+              <w:spacing w:after="0"/>
               <w:jc w:val="center"/>
               <w:rPr>
                 <w:sz w:val="20"/>
@@ -7175,6 +7336,7 @@
           </w:tcPr>
           <w:p>
             <w:pPr>
+              <w:spacing w:after="0"/>
               <w:jc w:val="center"/>
               <w:rPr>
                 <w:sz w:val="20"/>
@@ -7211,6 +7373,7 @@
           </w:tcPr>
           <w:p>
             <w:pPr>
+              <w:spacing w:after="0"/>
               <w:jc w:val="center"/>
               <w:rPr>
                 <w:sz w:val="20"/>
@@ -7247,6 +7410,7 @@
           </w:tcPr>
           <w:p>
             <w:pPr>
+              <w:spacing w:after="0"/>
               <w:jc w:val="center"/>
               <w:rPr>
                 <w:sz w:val="20"/>
@@ -7291,6 +7455,7 @@
           </w:tcPr>
           <w:p>
             <w:pPr>
+              <w:spacing w:after="0"/>
               <w:jc w:val="center"/>
               <w:rPr>
                 <w:sz w:val="20"/>
@@ -7340,6 +7505,7 @@
           </w:tcPr>
           <w:p>
             <w:pPr>
+              <w:spacing w:after="0"/>
               <w:jc w:val="center"/>
               <w:rPr>
                 <w:sz w:val="20"/>
@@ -7376,6 +7542,7 @@
           </w:tcPr>
           <w:p>
             <w:pPr>
+              <w:spacing w:after="0"/>
               <w:jc w:val="center"/>
               <w:rPr>
                 <w:sz w:val="20"/>
@@ -7412,6 +7579,7 @@
           </w:tcPr>
           <w:p>
             <w:pPr>
+              <w:spacing w:after="0"/>
               <w:jc w:val="center"/>
               <w:rPr>
                 <w:sz w:val="20"/>
@@ -7448,6 +7616,7 @@
           </w:tcPr>
           <w:p>
             <w:pPr>
+              <w:spacing w:after="0"/>
               <w:jc w:val="center"/>
               <w:rPr>
                 <w:sz w:val="20"/>
@@ -7492,6 +7661,7 @@
           </w:tcPr>
           <w:p>
             <w:pPr>
+              <w:spacing w:after="0"/>
               <w:jc w:val="center"/>
               <w:rPr>
                 <w:sz w:val="20"/>
@@ -7541,6 +7711,7 @@
           </w:tcPr>
           <w:p>
             <w:pPr>
+              <w:spacing w:after="0"/>
               <w:jc w:val="center"/>
               <w:rPr>
                 <w:rFonts w:ascii="Arial" w:eastAsia="Arial" w:hAnsi="Arial" w:cs="Arial"/>
@@ -7578,6 +7749,7 @@
           </w:tcPr>
           <w:p>
             <w:pPr>
+              <w:spacing w:after="0"/>
               <w:jc w:val="center"/>
               <w:rPr>
                 <w:rFonts w:ascii="Arial" w:eastAsia="Arial" w:hAnsi="Arial" w:cs="Arial"/>
@@ -7615,6 +7787,7 @@
           </w:tcPr>
           <w:p>
             <w:pPr>
+              <w:spacing w:after="0"/>
               <w:jc w:val="center"/>
               <w:rPr>
                 <w:rFonts w:ascii="Arial" w:eastAsia="Arial" w:hAnsi="Arial" w:cs="Arial"/>
@@ -7652,6 +7825,7 @@
           </w:tcPr>
           <w:p>
             <w:pPr>
+              <w:spacing w:after="0"/>
               <w:jc w:val="center"/>
               <w:rPr>
                 <w:rFonts w:ascii="Arial" w:eastAsia="Arial" w:hAnsi="Arial" w:cs="Arial"/>
@@ -7705,6 +7879,7 @@
           </w:tcPr>
           <w:p>
             <w:pPr>
+              <w:spacing w:after="0"/>
               <w:jc w:val="center"/>
               <w:rPr>
                 <w:rFonts w:ascii="Arial" w:eastAsia="Arial" w:hAnsi="Arial" w:cs="Arial"/>
@@ -7740,6 +7915,9 @@
         </w:tc>
       </w:tr>
       <w:tr>
+        <w:trPr>
+          <w:trHeight w:val="216"/>
+        </w:trPr>
         <w:tc>
           <w:tcPr>
             <w:tcW w:w="750" w:type="dxa"/>
@@ -7760,6 +7938,7 @@
           </w:tcPr>
           <w:p>
             <w:pPr>
+              <w:spacing w:after="0"/>
               <w:jc w:val="center"/>
               <w:rPr>
                 <w:sz w:val="20"/>
@@ -7804,6 +7983,7 @@
           </w:tcPr>
           <w:p>
             <w:pPr>
+              <w:spacing w:after="0"/>
               <w:jc w:val="center"/>
               <w:rPr>
                 <w:sz w:val="20"/>
@@ -7840,6 +8020,7 @@
           </w:tcPr>
           <w:p>
             <w:pPr>
+              <w:spacing w:after="0"/>
               <w:jc w:val="center"/>
               <w:rPr>
                 <w:sz w:val="20"/>
@@ -7884,6 +8065,7 @@
           </w:tcPr>
           <w:p>
             <w:pPr>
+              <w:spacing w:after="0"/>
               <w:jc w:val="center"/>
               <w:rPr>
                 <w:sz w:val="20"/>
@@ -7928,6 +8110,7 @@
           </w:tcPr>
           <w:p>
             <w:pPr>
+              <w:spacing w:after="0"/>
               <w:jc w:val="center"/>
               <w:rPr>
                 <w:sz w:val="20"/>
@@ -7954,73 +8137,19 @@
         </w:tc>
       </w:tr>
     </w:tbl>
-    <w:p>
-      <w:pPr>
-        <w:rPr>
-          <w:lang w:bidi="ar-BH"/>
-        </w:rPr>
-      </w:pPr>
-    </w:p>
-    <w:p>
-      <w:pPr>
-        <w:rPr>
-          <w:rFonts w:asciiTheme="minorBidi" w:hAnsiTheme="minorBidi"/>
-          <w:lang w:bidi="ar-BH"/>
-        </w:rPr>
-      </w:pPr>
-    </w:p>
-    <w:p>
-      <w:pPr>
-        <w:rPr>
-          <w:rFonts w:asciiTheme="minorBidi" w:hAnsiTheme="minorBidi"/>
-          <w:lang w:bidi="ar-BH"/>
-        </w:rPr>
-      </w:pPr>
-    </w:p>
-    <w:p>
-      <w:pPr>
-        <w:rPr>
-          <w:rFonts w:asciiTheme="minorBidi" w:hAnsiTheme="minorBidi"/>
-          <w:lang w:bidi="ar-BH"/>
-        </w:rPr>
-      </w:pPr>
-    </w:p>
-    <w:p>
-      <w:pPr>
-        <w:rPr>
-          <w:rFonts w:asciiTheme="minorBidi" w:hAnsiTheme="minorBidi"/>
-          <w:lang w:bidi="ar-BH"/>
-        </w:rPr>
-      </w:pPr>
-    </w:p>
-    <w:p>
-      <w:pPr>
-        <w:rPr>
-          <w:rFonts w:asciiTheme="minorBidi" w:hAnsiTheme="minorBidi"/>
-          <w:lang w:bidi="ar-BH"/>
-        </w:rPr>
-      </w:pPr>
-    </w:p>
-    <w:p>
-      <w:pPr>
-        <w:rPr>
-          <w:rFonts w:asciiTheme="minorBidi" w:hAnsiTheme="minorBidi"/>
-          <w:lang w:bidi="ar-BH"/>
-        </w:rPr>
-      </w:pPr>
-    </w:p>
     <w:p>
       <w:pPr>
         <w:pStyle w:val="Heading2"/>
         <w:spacing w:after="240"/>
         <w:rPr>
-          <w:rStyle w:val="Heading2Char"/>
           <w:rFonts w:asciiTheme="minorBidi" w:hAnsiTheme="minorBidi" w:cstheme="minorBidi"/>
+          <w:b w:val="0"/>
+          <w:bCs w:val="0"/>
           <w:sz w:val="28"/>
           <w:szCs w:val="28"/>
         </w:rPr>
       </w:pPr>
-      <w:bookmarkStart w:id="12" w:name="_Toc226044931"/>
+      <w:bookmarkStart w:id="12" w:name="_Toc226065922"/>
       <w:r>
         <w:rPr>
           <w:rFonts w:ascii="Segoe UI Emoji" w:hAnsi="Segoe UI Emoji" w:cs="Segoe UI Emoji"/>
@@ -8028,7 +8157,6 @@
           <w:szCs w:val="28"/>
           <w:lang w:bidi="ar-BH"/>
         </w:rPr>
-        <w:lastRenderedPageBreak/>
         <w:t>🔹</w:t>
       </w:r>
       <w:r>
@@ -8066,22 +8194,6 @@
       </w:r>
       <w:bookmarkEnd w:id="12"/>
     </w:p>
-    <w:p>
-      <w:pPr>
-        <w:spacing w:after="240"/>
-        <w:rPr>
-          <w:rFonts w:asciiTheme="minorBidi" w:hAnsiTheme="minorBidi"/>
-          <w:lang w:bidi="ar-BH"/>
-        </w:rPr>
-      </w:pPr>
-      <w:r>
-        <w:rPr>
-          <w:rFonts w:asciiTheme="minorBidi" w:hAnsiTheme="minorBidi"/>
-          <w:lang w:bidi="ar-BH"/>
-        </w:rPr>
-        <w:t>The critical path identifies the sequence of tasks that directly determine the project completion date. Any delay on the critical path will delay the final submission:</w:t>
-      </w:r>
-    </w:p>
     <w:tbl>
       <w:tblPr>
         <w:tblW w:w="8819" w:type="dxa"/>
@@ -8129,6 +8241,7 @@
           </w:tcPr>
           <w:p>
             <w:pPr>
+              <w:spacing w:after="0"/>
               <w:jc w:val="center"/>
             </w:pPr>
             <w:r>
@@ -8164,6 +8277,7 @@
           </w:tcPr>
           <w:p>
             <w:pPr>
+              <w:spacing w:after="0"/>
               <w:jc w:val="center"/>
             </w:pPr>
             <w:r>
@@ -8199,6 +8313,7 @@
           </w:tcPr>
           <w:p>
             <w:pPr>
+              <w:spacing w:after="0"/>
               <w:jc w:val="center"/>
             </w:pPr>
             <w:r>
@@ -8234,6 +8349,7 @@
           </w:tcPr>
           <w:p>
             <w:pPr>
+              <w:spacing w:after="0"/>
               <w:jc w:val="center"/>
             </w:pPr>
             <w:r>
@@ -8269,6 +8385,7 @@
           </w:tcPr>
           <w:p>
             <w:pPr>
+              <w:spacing w:after="0"/>
               <w:jc w:val="center"/>
             </w:pPr>
             <w:r>
@@ -8297,6 +8414,7 @@
           </w:tcPr>
           <w:p>
             <w:pPr>
+              <w:spacing w:after="0"/>
               <w:jc w:val="center"/>
               <w:rPr>
                 <w:rFonts w:ascii="Arial" w:eastAsia="Arial" w:hAnsi="Arial" w:cs="Arial"/>
@@ -8340,6 +8458,7 @@
           </w:tcPr>
           <w:p>
             <w:pPr>
+              <w:spacing w:after="0"/>
               <w:jc w:val="center"/>
             </w:pPr>
             <w:r>
@@ -8377,6 +8496,7 @@
           </w:tcPr>
           <w:p>
             <w:pPr>
+              <w:spacing w:after="0"/>
               <w:jc w:val="center"/>
             </w:pPr>
             <w:r>
@@ -8409,6 +8529,7 @@
           </w:tcPr>
           <w:p>
             <w:pPr>
+              <w:spacing w:after="0"/>
               <w:jc w:val="center"/>
             </w:pPr>
             <w:r>
@@ -8441,6 +8562,7 @@
           </w:tcPr>
           <w:p>
             <w:pPr>
+              <w:spacing w:after="0"/>
               <w:jc w:val="center"/>
             </w:pPr>
             <w:r>
@@ -8473,6 +8595,7 @@
           </w:tcPr>
           <w:p>
             <w:pPr>
+              <w:spacing w:after="0"/>
               <w:jc w:val="center"/>
             </w:pPr>
             <w:r>
@@ -8505,6 +8628,7 @@
           </w:tcPr>
           <w:p>
             <w:pPr>
+              <w:spacing w:after="0"/>
               <w:jc w:val="center"/>
             </w:pPr>
             <w:r>
@@ -8530,6 +8654,7 @@
           </w:tcPr>
           <w:p>
             <w:pPr>
+              <w:spacing w:after="0"/>
               <w:jc w:val="center"/>
               <w:rPr>
                 <w:rFonts w:ascii="Arial" w:eastAsia="Arial" w:hAnsi="Arial" w:cs="Arial"/>
@@ -8567,6 +8692,7 @@
           </w:tcPr>
           <w:p>
             <w:pPr>
+              <w:spacing w:after="0"/>
               <w:jc w:val="center"/>
             </w:pPr>
             <w:r>
@@ -8601,6 +8727,7 @@
           </w:tcPr>
           <w:p>
             <w:pPr>
+              <w:spacing w:after="0"/>
               <w:jc w:val="center"/>
             </w:pPr>
             <w:r>
@@ -8633,6 +8760,7 @@
           </w:tcPr>
           <w:p>
             <w:pPr>
+              <w:spacing w:after="0"/>
               <w:jc w:val="center"/>
             </w:pPr>
             <w:r>
@@ -8665,6 +8793,7 @@
           </w:tcPr>
           <w:p>
             <w:pPr>
+              <w:spacing w:after="0"/>
               <w:jc w:val="center"/>
             </w:pPr>
             <w:r>
@@ -8697,6 +8826,7 @@
           </w:tcPr>
           <w:p>
             <w:pPr>
+              <w:spacing w:after="0"/>
               <w:jc w:val="center"/>
             </w:pPr>
             <w:r>
@@ -8729,6 +8859,7 @@
           </w:tcPr>
           <w:p>
             <w:pPr>
+              <w:spacing w:after="0"/>
               <w:jc w:val="center"/>
             </w:pPr>
             <w:r>
@@ -8754,6 +8885,7 @@
           </w:tcPr>
           <w:p>
             <w:pPr>
+              <w:spacing w:after="0"/>
               <w:jc w:val="center"/>
               <w:rPr>
                 <w:rFonts w:ascii="Arial" w:eastAsia="Arial" w:hAnsi="Arial" w:cs="Arial"/>
@@ -8791,6 +8923,7 @@
           </w:tcPr>
           <w:p>
             <w:pPr>
+              <w:spacing w:after="0"/>
               <w:jc w:val="center"/>
             </w:pPr>
             <w:r>
@@ -8825,6 +8958,7 @@
           </w:tcPr>
           <w:p>
             <w:pPr>
+              <w:spacing w:after="0"/>
               <w:jc w:val="center"/>
             </w:pPr>
             <w:r>
@@ -8857,6 +8991,7 @@
           </w:tcPr>
           <w:p>
             <w:pPr>
+              <w:spacing w:after="0"/>
               <w:jc w:val="center"/>
             </w:pPr>
             <w:r>
@@ -8897,6 +9032,7 @@
           </w:tcPr>
           <w:p>
             <w:pPr>
+              <w:spacing w:after="0"/>
               <w:jc w:val="center"/>
             </w:pPr>
             <w:r>
@@ -8929,6 +9065,7 @@
           </w:tcPr>
           <w:p>
             <w:pPr>
+              <w:spacing w:after="0"/>
               <w:jc w:val="center"/>
             </w:pPr>
             <w:r>
@@ -8961,6 +9098,7 @@
           </w:tcPr>
           <w:p>
             <w:pPr>
+              <w:spacing w:after="0"/>
               <w:jc w:val="center"/>
             </w:pPr>
             <w:r>
@@ -8986,6 +9124,7 @@
           </w:tcPr>
           <w:p>
             <w:pPr>
+              <w:spacing w:after="0"/>
               <w:jc w:val="center"/>
               <w:rPr>
                 <w:rFonts w:ascii="Arial" w:eastAsia="Arial" w:hAnsi="Arial" w:cs="Arial"/>
@@ -9023,6 +9162,7 @@
           </w:tcPr>
           <w:p>
             <w:pPr>
+              <w:spacing w:after="0"/>
               <w:jc w:val="center"/>
             </w:pPr>
             <w:r>
@@ -9057,6 +9197,7 @@
           </w:tcPr>
           <w:p>
             <w:pPr>
+              <w:spacing w:after="0"/>
               <w:jc w:val="center"/>
             </w:pPr>
             <w:r>
@@ -9089,6 +9230,7 @@
           </w:tcPr>
           <w:p>
             <w:pPr>
+              <w:spacing w:after="0"/>
               <w:jc w:val="center"/>
             </w:pPr>
             <w:r>
@@ -9121,6 +9263,7 @@
           </w:tcPr>
           <w:p>
             <w:pPr>
+              <w:spacing w:after="0"/>
               <w:jc w:val="center"/>
             </w:pPr>
             <w:r>
@@ -9163,6 +9306,7 @@
           </w:tcPr>
           <w:p>
             <w:pPr>
+              <w:spacing w:after="0"/>
               <w:jc w:val="center"/>
             </w:pPr>
             <w:r>
@@ -9195,6 +9339,7 @@
           </w:tcPr>
           <w:p>
             <w:pPr>
+              <w:spacing w:after="0"/>
               <w:jc w:val="center"/>
             </w:pPr>
             <w:r>
@@ -9220,6 +9365,7 @@
           </w:tcPr>
           <w:p>
             <w:pPr>
+              <w:spacing w:after="0"/>
               <w:jc w:val="center"/>
               <w:rPr>
                 <w:rFonts w:ascii="Segoe UI Symbol" w:eastAsia="Arial" w:hAnsi="Segoe UI Symbol" w:cs="Segoe UI Symbol"/>
@@ -9257,6 +9403,7 @@
           </w:tcPr>
           <w:p>
             <w:pPr>
+              <w:spacing w:after="0"/>
               <w:jc w:val="center"/>
             </w:pPr>
             <w:r>
@@ -9291,6 +9438,7 @@
           </w:tcPr>
           <w:p>
             <w:pPr>
+              <w:spacing w:after="0"/>
               <w:jc w:val="center"/>
             </w:pPr>
             <w:r>
@@ -9323,6 +9471,7 @@
           </w:tcPr>
           <w:p>
             <w:pPr>
+              <w:spacing w:after="0"/>
               <w:jc w:val="center"/>
             </w:pPr>
             <w:r>
@@ -9363,6 +9512,7 @@
           </w:tcPr>
           <w:p>
             <w:pPr>
+              <w:spacing w:after="0"/>
               <w:jc w:val="center"/>
             </w:pPr>
             <w:r>
@@ -9395,6 +9545,7 @@
           </w:tcPr>
           <w:p>
             <w:pPr>
+              <w:spacing w:after="0"/>
               <w:jc w:val="center"/>
             </w:pPr>
             <w:r>
@@ -9427,6 +9578,7 @@
           </w:tcPr>
           <w:p>
             <w:pPr>
+              <w:spacing w:after="0"/>
               <w:jc w:val="center"/>
             </w:pPr>
             <w:r>
@@ -9452,6 +9604,7 @@
           </w:tcPr>
           <w:p>
             <w:pPr>
+              <w:spacing w:after="0"/>
               <w:jc w:val="center"/>
               <w:rPr>
                 <w:rFonts w:ascii="Arial" w:eastAsia="Arial" w:hAnsi="Arial" w:cs="Arial"/>
@@ -9459,6 +9612,7 @@
                 <w:szCs w:val="18"/>
               </w:rPr>
             </w:pPr>
+            <w:proofErr w:type="gramStart"/>
             <w:r>
               <w:rPr>
                 <w:rFonts w:ascii="Arial" w:eastAsia="Arial" w:hAnsi="Arial" w:cs="Arial"/>
@@ -9473,7 +9627,16 @@
                 <w:sz w:val="18"/>
                 <w:szCs w:val="18"/>
               </w:rPr>
-              <w:t xml:space="preserve"> , 4</w:t>
+              <w:t xml:space="preserve"> ,</w:t>
+            </w:r>
+            <w:proofErr w:type="gramEnd"/>
+            <w:r>
+              <w:rPr>
+                <w:rFonts w:ascii="Arial" w:eastAsia="Arial" w:hAnsi="Arial" w:cs="Arial"/>
+                <w:sz w:val="18"/>
+                <w:szCs w:val="18"/>
+              </w:rPr>
+              <w:t xml:space="preserve"> 4</w:t>
             </w:r>
           </w:p>
         </w:tc>
@@ -9497,6 +9660,7 @@
           </w:tcPr>
           <w:p>
             <w:pPr>
+              <w:spacing w:after="0"/>
               <w:jc w:val="center"/>
             </w:pPr>
             <w:r>
@@ -9531,6 +9695,7 @@
           </w:tcPr>
           <w:p>
             <w:pPr>
+              <w:spacing w:after="0"/>
               <w:jc w:val="center"/>
             </w:pPr>
             <w:r>
@@ -9563,6 +9728,7 @@
           </w:tcPr>
           <w:p>
             <w:pPr>
+              <w:spacing w:after="0"/>
               <w:jc w:val="center"/>
             </w:pPr>
             <w:r>
@@ -9595,6 +9761,7 @@
           </w:tcPr>
           <w:p>
             <w:pPr>
+              <w:spacing w:after="0"/>
               <w:jc w:val="center"/>
             </w:pPr>
             <w:r>
@@ -9627,6 +9794,7 @@
           </w:tcPr>
           <w:p>
             <w:pPr>
+              <w:spacing w:after="0"/>
               <w:jc w:val="center"/>
             </w:pPr>
             <w:r>
@@ -9659,6 +9827,7 @@
           </w:tcPr>
           <w:p>
             <w:pPr>
+              <w:spacing w:after="0"/>
               <w:jc w:val="center"/>
             </w:pPr>
             <w:r>
@@ -9684,6 +9853,7 @@
           </w:tcPr>
           <w:p>
             <w:pPr>
+              <w:spacing w:after="0"/>
               <w:jc w:val="center"/>
               <w:rPr>
                 <w:rFonts w:ascii="Arial" w:eastAsia="Arial" w:hAnsi="Arial" w:cs="Arial"/>
@@ -9721,6 +9891,7 @@
           </w:tcPr>
           <w:p>
             <w:pPr>
+              <w:spacing w:after="0"/>
               <w:jc w:val="center"/>
             </w:pPr>
             <w:r>
@@ -9755,6 +9926,7 @@
           </w:tcPr>
           <w:p>
             <w:pPr>
+              <w:spacing w:after="0"/>
               <w:jc w:val="center"/>
             </w:pPr>
             <w:r>
@@ -9787,6 +9959,7 @@
           </w:tcPr>
           <w:p>
             <w:pPr>
+              <w:spacing w:after="0"/>
               <w:jc w:val="center"/>
             </w:pPr>
             <w:r>
@@ -9819,6 +9992,7 @@
           </w:tcPr>
           <w:p>
             <w:pPr>
+              <w:spacing w:after="0"/>
               <w:jc w:val="center"/>
             </w:pPr>
             <w:r>
@@ -9851,6 +10025,7 @@
           </w:tcPr>
           <w:p>
             <w:pPr>
+              <w:spacing w:after="0"/>
               <w:jc w:val="center"/>
             </w:pPr>
             <w:r>
@@ -9883,6 +10058,7 @@
           </w:tcPr>
           <w:p>
             <w:pPr>
+              <w:spacing w:after="0"/>
               <w:jc w:val="center"/>
             </w:pPr>
             <w:r>
@@ -9908,6 +10084,7 @@
           </w:tcPr>
           <w:p>
             <w:pPr>
+              <w:spacing w:after="0"/>
               <w:jc w:val="center"/>
               <w:rPr>
                 <w:rFonts w:ascii="Arial" w:eastAsia="Arial" w:hAnsi="Arial" w:cs="Arial"/>
@@ -9945,6 +10122,7 @@
           </w:tcPr>
           <w:p>
             <w:pPr>
+              <w:spacing w:after="0"/>
               <w:jc w:val="center"/>
             </w:pPr>
             <w:r>
@@ -9979,6 +10157,7 @@
           </w:tcPr>
           <w:p>
             <w:pPr>
+              <w:spacing w:after="0"/>
               <w:jc w:val="center"/>
             </w:pPr>
             <w:r>
@@ -10011,6 +10190,7 @@
           </w:tcPr>
           <w:p>
             <w:pPr>
+              <w:spacing w:after="0"/>
               <w:jc w:val="center"/>
             </w:pPr>
             <w:r>
@@ -10043,6 +10223,7 @@
           </w:tcPr>
           <w:p>
             <w:pPr>
+              <w:spacing w:after="0"/>
               <w:jc w:val="center"/>
             </w:pPr>
             <w:r>
@@ -10075,6 +10256,7 @@
           </w:tcPr>
           <w:p>
             <w:pPr>
+              <w:spacing w:after="0"/>
               <w:jc w:val="center"/>
             </w:pPr>
             <w:r>
@@ -10107,6 +10289,7 @@
           </w:tcPr>
           <w:p>
             <w:pPr>
+              <w:spacing w:after="0"/>
               <w:jc w:val="center"/>
             </w:pPr>
             <w:r>
@@ -10132,6 +10315,7 @@
           </w:tcPr>
           <w:p>
             <w:pPr>
+              <w:spacing w:after="0"/>
               <w:jc w:val="center"/>
               <w:rPr>
                 <w:rFonts w:ascii="Arial" w:eastAsia="Arial" w:hAnsi="Arial" w:cs="Arial"/>
@@ -10169,6 +10353,7 @@
           </w:tcPr>
           <w:p>
             <w:pPr>
+              <w:spacing w:after="0"/>
               <w:jc w:val="center"/>
             </w:pPr>
             <w:r>
@@ -10203,6 +10388,7 @@
           </w:tcPr>
           <w:p>
             <w:pPr>
+              <w:spacing w:after="0"/>
               <w:jc w:val="center"/>
             </w:pPr>
             <w:r>
@@ -10235,6 +10421,7 @@
           </w:tcPr>
           <w:p>
             <w:pPr>
+              <w:spacing w:after="0"/>
               <w:jc w:val="center"/>
             </w:pPr>
             <w:r>
@@ -10275,6 +10462,7 @@
           </w:tcPr>
           <w:p>
             <w:pPr>
+              <w:spacing w:after="0"/>
               <w:jc w:val="center"/>
             </w:pPr>
             <w:r>
@@ -10307,6 +10495,7 @@
           </w:tcPr>
           <w:p>
             <w:pPr>
+              <w:spacing w:after="0"/>
               <w:jc w:val="center"/>
             </w:pPr>
             <w:r>
@@ -10339,6 +10528,7 @@
           </w:tcPr>
           <w:p>
             <w:pPr>
+              <w:spacing w:after="0"/>
               <w:jc w:val="center"/>
             </w:pPr>
             <w:r>
@@ -10364,6 +10554,7 @@
           </w:tcPr>
           <w:p>
             <w:pPr>
+              <w:spacing w:after="0"/>
               <w:jc w:val="center"/>
               <w:rPr>
                 <w:rFonts w:ascii="Arial" w:eastAsia="Arial" w:hAnsi="Arial" w:cs="Arial"/>
@@ -10401,6 +10592,7 @@
           </w:tcPr>
           <w:p>
             <w:pPr>
+              <w:spacing w:after="0"/>
               <w:jc w:val="center"/>
             </w:pPr>
             <w:r>
@@ -10435,6 +10627,7 @@
           </w:tcPr>
           <w:p>
             <w:pPr>
+              <w:spacing w:after="0"/>
               <w:jc w:val="center"/>
             </w:pPr>
             <w:r>
@@ -10467,6 +10660,7 @@
           </w:tcPr>
           <w:p>
             <w:pPr>
+              <w:spacing w:after="0"/>
               <w:jc w:val="center"/>
             </w:pPr>
             <w:r>
@@ -10499,6 +10693,7 @@
           </w:tcPr>
           <w:p>
             <w:pPr>
+              <w:spacing w:after="0"/>
               <w:jc w:val="center"/>
             </w:pPr>
             <w:r>
@@ -10531,6 +10726,7 @@
           </w:tcPr>
           <w:p>
             <w:pPr>
+              <w:spacing w:after="0"/>
               <w:jc w:val="center"/>
             </w:pPr>
             <w:r>
@@ -10563,6 +10759,7 @@
           </w:tcPr>
           <w:p>
             <w:pPr>
+              <w:spacing w:after="0"/>
               <w:jc w:val="center"/>
             </w:pPr>
             <w:r>
@@ -10588,6 +10785,7 @@
           </w:tcPr>
           <w:p>
             <w:pPr>
+              <w:spacing w:after="0"/>
               <w:jc w:val="center"/>
               <w:rPr>
                 <w:rFonts w:ascii="Arial" w:eastAsia="Arial" w:hAnsi="Arial" w:cs="Arial"/>
@@ -10625,6 +10823,7 @@
           </w:tcPr>
           <w:p>
             <w:pPr>
+              <w:spacing w:after="0"/>
               <w:jc w:val="center"/>
             </w:pPr>
             <w:r>
@@ -10659,6 +10858,7 @@
           </w:tcPr>
           <w:p>
             <w:pPr>
+              <w:spacing w:after="0"/>
               <w:jc w:val="center"/>
               <w:rPr>
                 <w:rFonts w:ascii="Arial" w:eastAsia="Arial" w:hAnsi="Arial" w:cs="Arial"/>
@@ -10696,6 +10896,7 @@
           </w:tcPr>
           <w:p>
             <w:pPr>
+              <w:spacing w:after="0"/>
               <w:jc w:val="center"/>
               <w:rPr>
                 <w:rFonts w:ascii="Arial" w:eastAsia="Arial" w:hAnsi="Arial" w:cs="Arial"/>
@@ -10733,6 +10934,7 @@
           </w:tcPr>
           <w:p>
             <w:pPr>
+              <w:spacing w:after="0"/>
               <w:jc w:val="center"/>
               <w:rPr>
                 <w:rFonts w:ascii="Arial" w:eastAsia="Arial" w:hAnsi="Arial" w:cs="Arial"/>
@@ -10770,6 +10972,7 @@
           </w:tcPr>
           <w:p>
             <w:pPr>
+              <w:spacing w:after="0"/>
               <w:jc w:val="center"/>
               <w:rPr>
                 <w:rFonts w:ascii="Arial" w:eastAsia="Arial" w:hAnsi="Arial" w:cs="Arial"/>
@@ -10807,6 +11010,7 @@
           </w:tcPr>
           <w:p>
             <w:pPr>
+              <w:spacing w:after="0"/>
               <w:jc w:val="center"/>
               <w:rPr>
                 <w:rFonts w:ascii="Arial" w:eastAsia="Arial" w:hAnsi="Arial" w:cs="Arial"/>
@@ -10837,6 +11041,7 @@
           </w:tcPr>
           <w:p>
             <w:pPr>
+              <w:spacing w:after="0"/>
               <w:jc w:val="center"/>
               <w:rPr>
                 <w:rFonts w:ascii="Segoe UI Symbol" w:eastAsia="Arial" w:hAnsi="Segoe UI Symbol" w:cs="Segoe UI Symbol"/>
@@ -10874,6 +11079,7 @@
           </w:tcPr>
           <w:p>
             <w:pPr>
+              <w:spacing w:after="0"/>
               <w:jc w:val="center"/>
               <w:rPr>
                 <w:rFonts w:ascii="Arial" w:eastAsia="Arial" w:hAnsi="Arial" w:cs="Arial"/>
@@ -10921,6 +11127,7 @@
           </w:tcPr>
           <w:p>
             <w:pPr>
+              <w:spacing w:after="0"/>
               <w:jc w:val="center"/>
             </w:pPr>
             <w:r>
@@ -10961,6 +11168,7 @@
           </w:tcPr>
           <w:p>
             <w:pPr>
+              <w:spacing w:after="0"/>
               <w:jc w:val="center"/>
             </w:pPr>
             <w:r>
@@ -10993,6 +11201,7 @@
           </w:tcPr>
           <w:p>
             <w:pPr>
+              <w:spacing w:after="0"/>
               <w:jc w:val="center"/>
             </w:pPr>
             <w:r>
@@ -11025,6 +11234,7 @@
           </w:tcPr>
           <w:p>
             <w:pPr>
+              <w:spacing w:after="0"/>
               <w:jc w:val="center"/>
             </w:pPr>
             <w:r>
@@ -11057,6 +11267,7 @@
           </w:tcPr>
           <w:p>
             <w:pPr>
+              <w:spacing w:after="0"/>
               <w:jc w:val="center"/>
             </w:pPr>
             <w:r>
@@ -11082,6 +11293,7 @@
           </w:tcPr>
           <w:p>
             <w:pPr>
+              <w:spacing w:after="0"/>
               <w:jc w:val="center"/>
               <w:rPr>
                 <w:rFonts w:ascii="Arial" w:eastAsia="Arial" w:hAnsi="Arial" w:cs="Arial"/>
@@ -11119,6 +11331,7 @@
           </w:tcPr>
           <w:p>
             <w:pPr>
+              <w:spacing w:after="0"/>
               <w:jc w:val="center"/>
             </w:pPr>
             <w:r>
@@ -11135,42 +11348,12 @@
     </w:tbl>
     <w:p>
       <w:pPr>
+        <w:spacing w:after="0"/>
         <w:rPr>
           <w:rFonts w:asciiTheme="minorBidi" w:hAnsiTheme="minorBidi"/>
           <w:lang w:bidi="ar-BH"/>
         </w:rPr>
       </w:pPr>
-    </w:p>
-    <w:p>
-      <w:pPr>
-        <w:rPr>
-          <w:rFonts w:asciiTheme="minorBidi" w:hAnsiTheme="minorBidi"/>
-          <w:lang w:bidi="ar-BH"/>
-        </w:rPr>
-      </w:pPr>
-    </w:p>
-    <w:p>
-      <w:pPr>
-        <w:rPr>
-          <w:rFonts w:asciiTheme="minorBidi" w:hAnsiTheme="minorBidi"/>
-          <w:lang w:bidi="ar-BH"/>
-        </w:rPr>
-      </w:pPr>
-    </w:p>
-    <w:p>
-      <w:pPr>
-        <w:rPr>
-          <w:rFonts w:asciiTheme="minorBidi" w:hAnsiTheme="minorBidi"/>
-          <w:lang w:bidi="ar-BH"/>
-        </w:rPr>
-      </w:pPr>
-      <w:r>
-        <w:rPr>
-          <w:rFonts w:asciiTheme="minorBidi" w:hAnsiTheme="minorBidi"/>
-          <w:lang w:bidi="ar-BH"/>
-        </w:rPr>
-        <w:br w:type="page"/>
-      </w:r>
     </w:p>
     <w:tbl>
       <w:tblPr>
@@ -11220,13 +11403,12 @@
                 <w:rFonts w:asciiTheme="minorBidi" w:hAnsiTheme="minorBidi" w:cstheme="minorBidi"/>
               </w:rPr>
             </w:pPr>
-            <w:bookmarkStart w:id="13" w:name="_Toc226044932"/>
+            <w:bookmarkStart w:id="13" w:name="_Toc226065923"/>
             <w:r>
               <w:rPr>
                 <w:rFonts w:asciiTheme="minorBidi" w:hAnsiTheme="minorBidi" w:cstheme="minorBidi"/>
                 <w:color w:val="FFFFFF" w:themeColor="background1"/>
               </w:rPr>
-              <w:lastRenderedPageBreak/>
               <w:t>Section 4 - Work Breakdown Structure</w:t>
             </w:r>
             <w:bookmarkEnd w:id="13"/>
@@ -11245,7 +11427,7 @@
           <w:lang w:bidi="ar-BH"/>
         </w:rPr>
       </w:pPr>
-      <w:bookmarkStart w:id="14" w:name="_Toc226044933"/>
+      <w:bookmarkStart w:id="14" w:name="_Toc226065924"/>
       <w:r>
         <w:rPr>
           <w:rFonts w:ascii="Segoe UI Emoji" w:hAnsi="Segoe UI Emoji" w:cs="Segoe UI Emoji"/>
@@ -11331,6 +11513,7 @@
           </w:tcPr>
           <w:p>
             <w:pPr>
+              <w:spacing w:after="0"/>
               <w:jc w:val="center"/>
               <w:rPr>
                 <w:rFonts w:asciiTheme="minorBidi" w:hAnsiTheme="minorBidi"/>
@@ -11369,6 +11552,7 @@
           </w:tcPr>
           <w:p>
             <w:pPr>
+              <w:spacing w:after="0"/>
               <w:jc w:val="center"/>
               <w:rPr>
                 <w:rFonts w:asciiTheme="minorBidi" w:hAnsiTheme="minorBidi"/>
@@ -11407,6 +11591,7 @@
           </w:tcPr>
           <w:p>
             <w:pPr>
+              <w:spacing w:after="0"/>
               <w:jc w:val="center"/>
               <w:rPr>
                 <w:rFonts w:asciiTheme="minorBidi" w:hAnsiTheme="minorBidi"/>
@@ -11445,6 +11630,7 @@
           </w:tcPr>
           <w:p>
             <w:pPr>
+              <w:spacing w:after="0"/>
               <w:jc w:val="center"/>
               <w:rPr>
                 <w:rFonts w:asciiTheme="minorBidi" w:hAnsiTheme="minorBidi"/>
@@ -11483,6 +11669,7 @@
           </w:tcPr>
           <w:p>
             <w:pPr>
+              <w:spacing w:after="0"/>
               <w:jc w:val="center"/>
               <w:rPr>
                 <w:rFonts w:asciiTheme="minorBidi" w:hAnsiTheme="minorBidi"/>
@@ -11525,6 +11712,7 @@
           </w:tcPr>
           <w:p>
             <w:pPr>
+              <w:spacing w:after="0"/>
               <w:jc w:val="center"/>
               <w:rPr>
                 <w:rFonts w:asciiTheme="minorBidi" w:hAnsiTheme="minorBidi"/>
@@ -11560,6 +11748,7 @@
           </w:tcPr>
           <w:p>
             <w:pPr>
+              <w:spacing w:after="0"/>
               <w:jc w:val="center"/>
               <w:rPr>
                 <w:rFonts w:asciiTheme="minorBidi" w:hAnsiTheme="minorBidi"/>
@@ -11595,6 +11784,7 @@
           </w:tcPr>
           <w:p>
             <w:pPr>
+              <w:spacing w:after="0"/>
               <w:jc w:val="center"/>
               <w:rPr>
                 <w:rFonts w:asciiTheme="minorBidi" w:hAnsiTheme="minorBidi"/>
@@ -11630,6 +11820,7 @@
           </w:tcPr>
           <w:p>
             <w:pPr>
+              <w:spacing w:after="0"/>
               <w:jc w:val="center"/>
               <w:rPr>
                 <w:rFonts w:asciiTheme="minorBidi" w:hAnsiTheme="minorBidi"/>
@@ -11665,6 +11856,7 @@
           </w:tcPr>
           <w:p>
             <w:pPr>
+              <w:spacing w:after="0"/>
               <w:jc w:val="center"/>
               <w:rPr>
                 <w:rFonts w:asciiTheme="minorBidi" w:hAnsiTheme="minorBidi"/>
@@ -11704,6 +11896,7 @@
           </w:tcPr>
           <w:p>
             <w:pPr>
+              <w:spacing w:after="0"/>
               <w:jc w:val="center"/>
               <w:rPr>
                 <w:rFonts w:asciiTheme="minorBidi" w:hAnsiTheme="minorBidi"/>
@@ -11739,6 +11932,7 @@
           </w:tcPr>
           <w:p>
             <w:pPr>
+              <w:spacing w:after="0"/>
               <w:jc w:val="center"/>
               <w:rPr>
                 <w:rFonts w:asciiTheme="minorBidi" w:hAnsiTheme="minorBidi"/>
@@ -11774,6 +11968,7 @@
           </w:tcPr>
           <w:p>
             <w:pPr>
+              <w:spacing w:after="0"/>
               <w:jc w:val="center"/>
               <w:rPr>
                 <w:rFonts w:asciiTheme="minorBidi" w:hAnsiTheme="minorBidi"/>
@@ -11809,6 +12004,7 @@
           </w:tcPr>
           <w:p>
             <w:pPr>
+              <w:spacing w:after="0"/>
               <w:jc w:val="center"/>
               <w:rPr>
                 <w:rFonts w:asciiTheme="minorBidi" w:hAnsiTheme="minorBidi"/>
@@ -11844,6 +12040,7 @@
           </w:tcPr>
           <w:p>
             <w:pPr>
+              <w:spacing w:after="0"/>
               <w:jc w:val="center"/>
               <w:rPr>
                 <w:rFonts w:asciiTheme="minorBidi" w:hAnsiTheme="minorBidi"/>
@@ -11883,6 +12080,7 @@
           </w:tcPr>
           <w:p>
             <w:pPr>
+              <w:spacing w:after="0"/>
               <w:jc w:val="center"/>
               <w:rPr>
                 <w:rFonts w:asciiTheme="minorBidi" w:hAnsiTheme="minorBidi"/>
@@ -11918,6 +12116,7 @@
           </w:tcPr>
           <w:p>
             <w:pPr>
+              <w:spacing w:after="0"/>
               <w:jc w:val="center"/>
               <w:rPr>
                 <w:rFonts w:asciiTheme="minorBidi" w:hAnsiTheme="minorBidi"/>
@@ -11953,9 +12152,48 @@
           </w:tcPr>
           <w:p>
             <w:pPr>
+              <w:spacing w:after="0"/>
               <w:jc w:val="center"/>
               <w:rPr>
                 <w:rFonts w:asciiTheme="minorBidi" w:hAnsiTheme="minorBidi"/>
+                <w:sz w:val="18"/>
+                <w:szCs w:val="18"/>
+              </w:rPr>
+            </w:pPr>
+            <w:r>
+              <w:rPr>
+                <w:rFonts w:asciiTheme="minorBidi" w:hAnsiTheme="minorBidi"/>
+                <w:sz w:val="18"/>
+                <w:szCs w:val="18"/>
+              </w:rPr>
+              <w:t>Network Requirements Analysis Report</w:t>
+            </w:r>
+          </w:p>
+        </w:tc>
+        <w:tc>
+          <w:tcPr>
+            <w:tcW w:w="2070" w:type="dxa"/>
+            <w:tcBorders>
+              <w:top w:val="single" w:sz="4" w:space="0" w:color="B8CCE4"/>
+              <w:left w:val="single" w:sz="4" w:space="0" w:color="B8CCE4"/>
+              <w:bottom w:val="single" w:sz="4" w:space="0" w:color="B8CCE4"/>
+              <w:right w:val="single" w:sz="4" w:space="0" w:color="B8CCE4"/>
+            </w:tcBorders>
+            <w:shd w:val="clear" w:color="auto" w:fill="F2F2F2"/>
+            <w:tcMar>
+              <w:top w:w="80" w:type="dxa"/>
+              <w:left w:w="120" w:type="dxa"/>
+              <w:bottom w:w="80" w:type="dxa"/>
+              <w:right w:w="120" w:type="dxa"/>
+            </w:tcMar>
+            <w:vAlign w:val="center"/>
+          </w:tcPr>
+          <w:p>
+            <w:pPr>
+              <w:spacing w:after="0"/>
+              <w:jc w:val="center"/>
+              <w:rPr>
+                <w:rFonts w:asciiTheme="minorBidi" w:hAnsiTheme="minorBidi"/>
               </w:rPr>
             </w:pPr>
             <w:r>
@@ -11964,13 +12202,13 @@
                 <w:sz w:val="18"/>
                 <w:szCs w:val="18"/>
               </w:rPr>
-              <w:t>Stakeholders Map</w:t>
-            </w:r>
-          </w:p>
-        </w:tc>
-        <w:tc>
-          <w:tcPr>
-            <w:tcW w:w="2070" w:type="dxa"/>
+              <w:t>Yusif Muhammed</w:t>
+            </w:r>
+          </w:p>
+        </w:tc>
+        <w:tc>
+          <w:tcPr>
+            <w:tcW w:w="1050" w:type="dxa"/>
             <w:tcBorders>
               <w:top w:val="single" w:sz="4" w:space="0" w:color="B8CCE4"/>
               <w:left w:val="single" w:sz="4" w:space="0" w:color="B8CCE4"/>
@@ -11988,41 +12226,7 @@
           </w:tcPr>
           <w:p>
             <w:pPr>
-              <w:jc w:val="center"/>
-              <w:rPr>
-                <w:rFonts w:asciiTheme="minorBidi" w:hAnsiTheme="minorBidi"/>
-              </w:rPr>
-            </w:pPr>
-            <w:r>
-              <w:rPr>
-                <w:rFonts w:asciiTheme="minorBidi" w:eastAsia="Arial" w:hAnsiTheme="minorBidi"/>
-                <w:sz w:val="18"/>
-                <w:szCs w:val="18"/>
-              </w:rPr>
-              <w:t>Yusif Muhammed</w:t>
-            </w:r>
-          </w:p>
-        </w:tc>
-        <w:tc>
-          <w:tcPr>
-            <w:tcW w:w="1050" w:type="dxa"/>
-            <w:tcBorders>
-              <w:top w:val="single" w:sz="4" w:space="0" w:color="B8CCE4"/>
-              <w:left w:val="single" w:sz="4" w:space="0" w:color="B8CCE4"/>
-              <w:bottom w:val="single" w:sz="4" w:space="0" w:color="B8CCE4"/>
-              <w:right w:val="single" w:sz="4" w:space="0" w:color="B8CCE4"/>
-            </w:tcBorders>
-            <w:shd w:val="clear" w:color="auto" w:fill="F2F2F2"/>
-            <w:tcMar>
-              <w:top w:w="80" w:type="dxa"/>
-              <w:left w:w="120" w:type="dxa"/>
-              <w:bottom w:w="80" w:type="dxa"/>
-              <w:right w:w="120" w:type="dxa"/>
-            </w:tcMar>
-            <w:vAlign w:val="center"/>
-          </w:tcPr>
-          <w:p>
-            <w:pPr>
+              <w:spacing w:after="0"/>
               <w:jc w:val="center"/>
               <w:rPr>
                 <w:rFonts w:asciiTheme="minorBidi" w:hAnsiTheme="minorBidi"/>
@@ -12062,6 +12266,7 @@
           </w:tcPr>
           <w:p>
             <w:pPr>
+              <w:spacing w:after="0"/>
               <w:jc w:val="center"/>
               <w:rPr>
                 <w:rFonts w:asciiTheme="minorBidi" w:hAnsiTheme="minorBidi"/>
@@ -12097,6 +12302,7 @@
           </w:tcPr>
           <w:p>
             <w:pPr>
+              <w:spacing w:after="0"/>
               <w:jc w:val="center"/>
               <w:rPr>
                 <w:rFonts w:asciiTheme="minorBidi" w:hAnsiTheme="minorBidi"/>
@@ -12132,6 +12338,7 @@
           </w:tcPr>
           <w:p>
             <w:pPr>
+              <w:spacing w:after="0"/>
               <w:jc w:val="center"/>
               <w:rPr>
                 <w:rFonts w:asciiTheme="minorBidi" w:hAnsiTheme="minorBidi"/>
@@ -12167,6 +12374,7 @@
           </w:tcPr>
           <w:p>
             <w:pPr>
+              <w:spacing w:after="0"/>
               <w:jc w:val="center"/>
               <w:rPr>
                 <w:rFonts w:asciiTheme="minorBidi" w:hAnsiTheme="minorBidi"/>
@@ -12202,6 +12410,7 @@
           </w:tcPr>
           <w:p>
             <w:pPr>
+              <w:spacing w:after="0"/>
               <w:jc w:val="center"/>
               <w:rPr>
                 <w:rFonts w:asciiTheme="minorBidi" w:hAnsiTheme="minorBidi"/>
@@ -12241,6 +12450,7 @@
           </w:tcPr>
           <w:p>
             <w:pPr>
+              <w:spacing w:after="0"/>
               <w:jc w:val="center"/>
               <w:rPr>
                 <w:rFonts w:asciiTheme="minorBidi" w:hAnsiTheme="minorBidi"/>
@@ -12276,6 +12486,7 @@
           </w:tcPr>
           <w:p>
             <w:pPr>
+              <w:spacing w:after="0"/>
               <w:jc w:val="center"/>
               <w:rPr>
                 <w:rFonts w:asciiTheme="minorBidi" w:hAnsiTheme="minorBidi"/>
@@ -12311,6 +12522,7 @@
           </w:tcPr>
           <w:p>
             <w:pPr>
+              <w:spacing w:after="0"/>
               <w:jc w:val="center"/>
               <w:rPr>
                 <w:rFonts w:asciiTheme="minorBidi" w:hAnsiTheme="minorBidi"/>
@@ -12346,6 +12558,7 @@
           </w:tcPr>
           <w:p>
             <w:pPr>
+              <w:spacing w:after="0"/>
               <w:jc w:val="center"/>
               <w:rPr>
                 <w:rFonts w:asciiTheme="minorBidi" w:hAnsiTheme="minorBidi"/>
@@ -12381,6 +12594,7 @@
           </w:tcPr>
           <w:p>
             <w:pPr>
+              <w:spacing w:after="0"/>
               <w:jc w:val="center"/>
               <w:rPr>
                 <w:rFonts w:asciiTheme="minorBidi" w:hAnsiTheme="minorBidi"/>
@@ -12420,6 +12634,7 @@
           </w:tcPr>
           <w:p>
             <w:pPr>
+              <w:spacing w:after="0"/>
               <w:jc w:val="center"/>
               <w:rPr>
                 <w:rFonts w:asciiTheme="minorBidi" w:hAnsiTheme="minorBidi"/>
@@ -12455,6 +12670,7 @@
           </w:tcPr>
           <w:p>
             <w:pPr>
+              <w:spacing w:after="0"/>
               <w:jc w:val="center"/>
               <w:rPr>
                 <w:rFonts w:asciiTheme="minorBidi" w:hAnsiTheme="minorBidi"/>
@@ -12490,6 +12706,7 @@
           </w:tcPr>
           <w:p>
             <w:pPr>
+              <w:spacing w:after="0"/>
               <w:jc w:val="center"/>
               <w:rPr>
                 <w:rFonts w:asciiTheme="minorBidi" w:hAnsiTheme="minorBidi"/>
@@ -12525,6 +12742,7 @@
           </w:tcPr>
           <w:p>
             <w:pPr>
+              <w:spacing w:after="0"/>
               <w:jc w:val="center"/>
               <w:rPr>
                 <w:rFonts w:asciiTheme="minorBidi" w:hAnsiTheme="minorBidi"/>
@@ -12562,6 +12780,7 @@
           </w:tcPr>
           <w:p>
             <w:pPr>
+              <w:spacing w:after="0"/>
               <w:jc w:val="center"/>
               <w:rPr>
                 <w:rFonts w:asciiTheme="minorBidi" w:hAnsiTheme="minorBidi"/>
@@ -12601,6 +12820,7 @@
           </w:tcPr>
           <w:p>
             <w:pPr>
+              <w:spacing w:after="0"/>
               <w:jc w:val="center"/>
               <w:rPr>
                 <w:rFonts w:asciiTheme="minorBidi" w:hAnsiTheme="minorBidi"/>
@@ -12636,6 +12856,7 @@
           </w:tcPr>
           <w:p>
             <w:pPr>
+              <w:spacing w:after="0"/>
               <w:jc w:val="center"/>
               <w:rPr>
                 <w:rFonts w:asciiTheme="minorBidi" w:hAnsiTheme="minorBidi"/>
@@ -12671,24 +12892,89 @@
           </w:tcPr>
           <w:p>
             <w:pPr>
+              <w:spacing w:after="0"/>
               <w:jc w:val="center"/>
               <w:rPr>
                 <w:rFonts w:asciiTheme="minorBidi" w:hAnsiTheme="minorBidi"/>
-              </w:rPr>
-            </w:pPr>
+                <w:sz w:val="18"/>
+                <w:szCs w:val="18"/>
+              </w:rPr>
+            </w:pPr>
+            <w:r>
+              <w:rPr>
+                <w:rFonts w:asciiTheme="minorBidi" w:hAnsiTheme="minorBidi"/>
+                <w:sz w:val="18"/>
+                <w:szCs w:val="18"/>
+              </w:rPr>
+              <w:t>Router &amp; Switch Configuration Files + Commands</w:t>
+            </w:r>
+          </w:p>
+        </w:tc>
+        <w:tc>
+          <w:tcPr>
+            <w:tcW w:w="2070" w:type="dxa"/>
+            <w:tcBorders>
+              <w:top w:val="single" w:sz="4" w:space="0" w:color="B8CCE4"/>
+              <w:left w:val="single" w:sz="4" w:space="0" w:color="B8CCE4"/>
+              <w:bottom w:val="single" w:sz="4" w:space="0" w:color="B8CCE4"/>
+              <w:right w:val="single" w:sz="4" w:space="0" w:color="B8CCE4"/>
+            </w:tcBorders>
+            <w:shd w:val="clear" w:color="auto" w:fill="F2F2F2"/>
+            <w:tcMar>
+              <w:top w:w="80" w:type="dxa"/>
+              <w:left w:w="120" w:type="dxa"/>
+              <w:bottom w:w="80" w:type="dxa"/>
+              <w:right w:w="120" w:type="dxa"/>
+            </w:tcMar>
+            <w:vAlign w:val="center"/>
+          </w:tcPr>
+          <w:p>
+            <w:pPr>
+              <w:spacing w:after="0"/>
+              <w:jc w:val="center"/>
+              <w:rPr>
+                <w:rFonts w:asciiTheme="minorBidi" w:hAnsiTheme="minorBidi"/>
+              </w:rPr>
+            </w:pPr>
+            <w:proofErr w:type="gramStart"/>
             <w:r>
               <w:rPr>
                 <w:rFonts w:asciiTheme="minorBidi" w:eastAsia="Arial" w:hAnsiTheme="minorBidi"/>
                 <w:sz w:val="18"/>
                 <w:szCs w:val="18"/>
               </w:rPr>
-              <w:t>DB Schema &amp; Tables</w:t>
-            </w:r>
-          </w:p>
-        </w:tc>
-        <w:tc>
-          <w:tcPr>
-            <w:tcW w:w="2070" w:type="dxa"/>
+              <w:t>S.Adam</w:t>
+            </w:r>
+            <w:proofErr w:type="gramEnd"/>
+            <w:r>
+              <w:rPr>
+                <w:rFonts w:asciiTheme="minorBidi" w:eastAsia="Arial" w:hAnsiTheme="minorBidi"/>
+                <w:sz w:val="18"/>
+                <w:szCs w:val="18"/>
+              </w:rPr>
+              <w:t xml:space="preserve"> A</w:t>
+            </w:r>
+            <w:r>
+              <w:rPr>
+                <w:rFonts w:asciiTheme="minorBidi" w:eastAsia="Arial" w:hAnsiTheme="minorBidi"/>
+                <w:sz w:val="18"/>
+                <w:szCs w:val="18"/>
+              </w:rPr>
+              <w:t>l</w:t>
+            </w:r>
+            <w:r>
+              <w:rPr>
+                <w:rFonts w:asciiTheme="minorBidi" w:eastAsia="Arial" w:hAnsiTheme="minorBidi"/>
+                <w:sz w:val="18"/>
+                <w:szCs w:val="18"/>
+              </w:rPr>
+              <w:t>khabaz</w:t>
+            </w:r>
+          </w:p>
+        </w:tc>
+        <w:tc>
+          <w:tcPr>
+            <w:tcW w:w="1050" w:type="dxa"/>
             <w:tcBorders>
               <w:top w:val="single" w:sz="4" w:space="0" w:color="B8CCE4"/>
               <w:left w:val="single" w:sz="4" w:space="0" w:color="B8CCE4"/>
@@ -12706,57 +12992,7 @@
           </w:tcPr>
           <w:p>
             <w:pPr>
-              <w:jc w:val="center"/>
-              <w:rPr>
-                <w:rFonts w:asciiTheme="minorBidi" w:hAnsiTheme="minorBidi"/>
-              </w:rPr>
-            </w:pPr>
-            <w:r>
-              <w:rPr>
-                <w:rFonts w:asciiTheme="minorBidi" w:eastAsia="Arial" w:hAnsiTheme="minorBidi"/>
-                <w:sz w:val="18"/>
-                <w:szCs w:val="18"/>
-              </w:rPr>
-              <w:t>S.Adam A</w:t>
-            </w:r>
-            <w:r>
-              <w:rPr>
-                <w:rFonts w:asciiTheme="minorBidi" w:eastAsia="Arial" w:hAnsiTheme="minorBidi"/>
-                <w:sz w:val="18"/>
-                <w:szCs w:val="18"/>
-              </w:rPr>
-              <w:t>l</w:t>
-            </w:r>
-            <w:r>
-              <w:rPr>
-                <w:rFonts w:asciiTheme="minorBidi" w:eastAsia="Arial" w:hAnsiTheme="minorBidi"/>
-                <w:sz w:val="18"/>
-                <w:szCs w:val="18"/>
-              </w:rPr>
-              <w:t>khabaz</w:t>
-            </w:r>
-          </w:p>
-        </w:tc>
-        <w:tc>
-          <w:tcPr>
-            <w:tcW w:w="1050" w:type="dxa"/>
-            <w:tcBorders>
-              <w:top w:val="single" w:sz="4" w:space="0" w:color="B8CCE4"/>
-              <w:left w:val="single" w:sz="4" w:space="0" w:color="B8CCE4"/>
-              <w:bottom w:val="single" w:sz="4" w:space="0" w:color="B8CCE4"/>
-              <w:right w:val="single" w:sz="4" w:space="0" w:color="B8CCE4"/>
-            </w:tcBorders>
-            <w:shd w:val="clear" w:color="auto" w:fill="F2F2F2"/>
-            <w:tcMar>
-              <w:top w:w="80" w:type="dxa"/>
-              <w:left w:w="120" w:type="dxa"/>
-              <w:bottom w:w="80" w:type="dxa"/>
-              <w:right w:w="120" w:type="dxa"/>
-            </w:tcMar>
-            <w:vAlign w:val="center"/>
-          </w:tcPr>
-          <w:p>
-            <w:pPr>
+              <w:spacing w:after="0"/>
               <w:jc w:val="center"/>
               <w:rPr>
                 <w:rFonts w:asciiTheme="minorBidi" w:hAnsiTheme="minorBidi"/>
@@ -12796,6 +13032,7 @@
           </w:tcPr>
           <w:p>
             <w:pPr>
+              <w:spacing w:after="0"/>
               <w:jc w:val="center"/>
               <w:rPr>
                 <w:rFonts w:asciiTheme="minorBidi" w:hAnsiTheme="minorBidi"/>
@@ -12831,6 +13068,7 @@
           </w:tcPr>
           <w:p>
             <w:pPr>
+              <w:spacing w:after="0"/>
               <w:jc w:val="center"/>
               <w:rPr>
                 <w:rFonts w:asciiTheme="minorBidi" w:hAnsiTheme="minorBidi"/>
@@ -12866,34 +13104,61 @@
           </w:tcPr>
           <w:p>
             <w:pPr>
+              <w:spacing w:after="0"/>
               <w:jc w:val="center"/>
               <w:rPr>
                 <w:rFonts w:asciiTheme="minorBidi" w:hAnsiTheme="minorBidi"/>
               </w:rPr>
             </w:pPr>
-            <w:proofErr w:type="gramStart"/>
             <w:r>
               <w:rPr>
                 <w:rFonts w:asciiTheme="minorBidi" w:eastAsia="Arial" w:hAnsiTheme="minorBidi"/>
                 <w:sz w:val="18"/>
                 <w:szCs w:val="18"/>
               </w:rPr>
-              <w:t>Test</w:t>
-            </w:r>
-            <w:proofErr w:type="gramEnd"/>
+              <w:t>Test Cases &amp; Bug Report</w:t>
+            </w:r>
+          </w:p>
+        </w:tc>
+        <w:tc>
+          <w:tcPr>
+            <w:tcW w:w="2070" w:type="dxa"/>
+            <w:tcBorders>
+              <w:top w:val="single" w:sz="4" w:space="0" w:color="B8CCE4"/>
+              <w:left w:val="single" w:sz="4" w:space="0" w:color="B8CCE4"/>
+              <w:bottom w:val="single" w:sz="4" w:space="0" w:color="B8CCE4"/>
+              <w:right w:val="single" w:sz="4" w:space="0" w:color="B8CCE4"/>
+            </w:tcBorders>
+            <w:shd w:val="clear" w:color="auto" w:fill="FFFFFF"/>
+            <w:tcMar>
+              <w:top w:w="80" w:type="dxa"/>
+              <w:left w:w="120" w:type="dxa"/>
+              <w:bottom w:w="80" w:type="dxa"/>
+              <w:right w:w="120" w:type="dxa"/>
+            </w:tcMar>
+            <w:vAlign w:val="center"/>
+          </w:tcPr>
+          <w:p>
+            <w:pPr>
+              <w:spacing w:after="0"/>
+              <w:jc w:val="center"/>
+              <w:rPr>
+                <w:rFonts w:asciiTheme="minorBidi" w:hAnsiTheme="minorBidi"/>
+              </w:rPr>
+            </w:pPr>
             <w:r>
               <w:rPr>
                 <w:rFonts w:asciiTheme="minorBidi" w:eastAsia="Arial" w:hAnsiTheme="minorBidi"/>
                 <w:sz w:val="18"/>
                 <w:szCs w:val="18"/>
               </w:rPr>
-              <w:t xml:space="preserve"> Cases &amp; Bug Report</w:t>
-            </w:r>
-          </w:p>
-        </w:tc>
-        <w:tc>
-          <w:tcPr>
-            <w:tcW w:w="2070" w:type="dxa"/>
+              <w:t>Haider Aljamry &amp; Yusif Muhammed</w:t>
+            </w:r>
+          </w:p>
+        </w:tc>
+        <w:tc>
+          <w:tcPr>
+            <w:tcW w:w="1050" w:type="dxa"/>
             <w:tcBorders>
               <w:top w:val="single" w:sz="4" w:space="0" w:color="B8CCE4"/>
               <w:left w:val="single" w:sz="4" w:space="0" w:color="B8CCE4"/>
@@ -12911,41 +13176,7 @@
           </w:tcPr>
           <w:p>
             <w:pPr>
-              <w:jc w:val="center"/>
-              <w:rPr>
-                <w:rFonts w:asciiTheme="minorBidi" w:hAnsiTheme="minorBidi"/>
-              </w:rPr>
-            </w:pPr>
-            <w:r>
-              <w:rPr>
-                <w:rFonts w:asciiTheme="minorBidi" w:eastAsia="Arial" w:hAnsiTheme="minorBidi"/>
-                <w:sz w:val="18"/>
-                <w:szCs w:val="18"/>
-              </w:rPr>
-              <w:t>Haider Aljamry &amp; Yusif Muhammed</w:t>
-            </w:r>
-          </w:p>
-        </w:tc>
-        <w:tc>
-          <w:tcPr>
-            <w:tcW w:w="1050" w:type="dxa"/>
-            <w:tcBorders>
-              <w:top w:val="single" w:sz="4" w:space="0" w:color="B8CCE4"/>
-              <w:left w:val="single" w:sz="4" w:space="0" w:color="B8CCE4"/>
-              <w:bottom w:val="single" w:sz="4" w:space="0" w:color="B8CCE4"/>
-              <w:right w:val="single" w:sz="4" w:space="0" w:color="B8CCE4"/>
-            </w:tcBorders>
-            <w:shd w:val="clear" w:color="auto" w:fill="FFFFFF"/>
-            <w:tcMar>
-              <w:top w:w="80" w:type="dxa"/>
-              <w:left w:w="120" w:type="dxa"/>
-              <w:bottom w:w="80" w:type="dxa"/>
-              <w:right w:w="120" w:type="dxa"/>
-            </w:tcMar>
-            <w:vAlign w:val="center"/>
-          </w:tcPr>
-          <w:p>
-            <w:pPr>
+              <w:spacing w:after="0"/>
               <w:jc w:val="center"/>
               <w:rPr>
                 <w:rFonts w:asciiTheme="minorBidi" w:hAnsiTheme="minorBidi"/>
@@ -12993,6 +13224,7 @@
           </w:tcPr>
           <w:p>
             <w:pPr>
+              <w:spacing w:after="0"/>
               <w:jc w:val="center"/>
               <w:rPr>
                 <w:rFonts w:asciiTheme="minorBidi" w:hAnsiTheme="minorBidi"/>
@@ -13028,6 +13260,7 @@
           </w:tcPr>
           <w:p>
             <w:pPr>
+              <w:spacing w:after="0"/>
               <w:jc w:val="center"/>
               <w:rPr>
                 <w:rFonts w:asciiTheme="minorBidi" w:hAnsiTheme="minorBidi"/>
@@ -13063,6 +13296,7 @@
           </w:tcPr>
           <w:p>
             <w:pPr>
+              <w:spacing w:after="0"/>
               <w:jc w:val="center"/>
               <w:rPr>
                 <w:rFonts w:asciiTheme="minorBidi" w:hAnsiTheme="minorBidi"/>
@@ -13098,6 +13332,7 @@
           </w:tcPr>
           <w:p>
             <w:pPr>
+              <w:spacing w:after="0"/>
               <w:jc w:val="center"/>
               <w:rPr>
                 <w:rFonts w:asciiTheme="minorBidi" w:hAnsiTheme="minorBidi"/>
@@ -13133,6 +13368,7 @@
           </w:tcPr>
           <w:p>
             <w:pPr>
+              <w:spacing w:after="0"/>
               <w:jc w:val="center"/>
               <w:rPr>
                 <w:rFonts w:asciiTheme="minorBidi" w:hAnsiTheme="minorBidi"/>
@@ -13180,6 +13416,7 @@
           </w:tcPr>
           <w:p>
             <w:pPr>
+              <w:spacing w:after="0"/>
               <w:jc w:val="center"/>
               <w:rPr>
                 <w:rFonts w:asciiTheme="minorBidi" w:hAnsiTheme="minorBidi"/>
@@ -13215,6 +13452,7 @@
           </w:tcPr>
           <w:p>
             <w:pPr>
+              <w:spacing w:after="0"/>
               <w:jc w:val="center"/>
               <w:rPr>
                 <w:rFonts w:asciiTheme="minorBidi" w:hAnsiTheme="minorBidi"/>
@@ -13250,6 +13488,7 @@
           </w:tcPr>
           <w:p>
             <w:pPr>
+              <w:spacing w:after="0"/>
               <w:jc w:val="center"/>
               <w:rPr>
                 <w:rFonts w:asciiTheme="minorBidi" w:hAnsiTheme="minorBidi"/>
@@ -13285,6 +13524,7 @@
           </w:tcPr>
           <w:p>
             <w:pPr>
+              <w:spacing w:after="0"/>
               <w:jc w:val="center"/>
               <w:rPr>
                 <w:rFonts w:asciiTheme="minorBidi" w:hAnsiTheme="minorBidi"/>
@@ -13320,6 +13560,7 @@
           </w:tcPr>
           <w:p>
             <w:pPr>
+              <w:spacing w:after="0"/>
               <w:jc w:val="center"/>
               <w:rPr>
                 <w:rFonts w:asciiTheme="minorBidi" w:hAnsiTheme="minorBidi"/>
@@ -13367,6 +13608,7 @@
           </w:tcPr>
           <w:p>
             <w:pPr>
+              <w:spacing w:after="0"/>
               <w:jc w:val="center"/>
               <w:rPr>
                 <w:rFonts w:asciiTheme="minorBidi" w:eastAsia="Arial" w:hAnsiTheme="minorBidi"/>
@@ -13404,6 +13646,7 @@
           </w:tcPr>
           <w:p>
             <w:pPr>
+              <w:spacing w:after="0"/>
               <w:jc w:val="center"/>
               <w:rPr>
                 <w:rFonts w:asciiTheme="minorBidi" w:eastAsia="Arial" w:hAnsiTheme="minorBidi"/>
@@ -13441,6 +13684,7 @@
           </w:tcPr>
           <w:p>
             <w:pPr>
+              <w:spacing w:after="0"/>
               <w:jc w:val="center"/>
               <w:rPr>
                 <w:rFonts w:asciiTheme="minorBidi" w:eastAsia="Arial" w:hAnsiTheme="minorBidi"/>
@@ -13478,6 +13722,7 @@
           </w:tcPr>
           <w:p>
             <w:pPr>
+              <w:spacing w:after="0"/>
               <w:jc w:val="center"/>
               <w:rPr>
                 <w:rFonts w:asciiTheme="minorBidi" w:eastAsia="Arial" w:hAnsiTheme="minorBidi"/>
@@ -13515,6 +13760,7 @@
           </w:tcPr>
           <w:p>
             <w:pPr>
+              <w:spacing w:after="0"/>
               <w:jc w:val="center"/>
               <w:rPr>
                 <w:rFonts w:asciiTheme="minorBidi" w:eastAsia="Arial" w:hAnsiTheme="minorBidi"/>
@@ -13562,6 +13808,7 @@
           </w:tcPr>
           <w:p>
             <w:pPr>
+              <w:spacing w:after="0"/>
               <w:jc w:val="center"/>
               <w:rPr>
                 <w:rFonts w:asciiTheme="minorBidi" w:hAnsiTheme="minorBidi"/>
@@ -13597,6 +13844,7 @@
           </w:tcPr>
           <w:p>
             <w:pPr>
+              <w:spacing w:after="0"/>
               <w:jc w:val="center"/>
               <w:rPr>
                 <w:rFonts w:asciiTheme="minorBidi" w:hAnsiTheme="minorBidi"/>
@@ -13632,6 +13880,7 @@
           </w:tcPr>
           <w:p>
             <w:pPr>
+              <w:spacing w:after="0"/>
               <w:jc w:val="center"/>
               <w:rPr>
                 <w:rFonts w:asciiTheme="minorBidi" w:hAnsiTheme="minorBidi"/>
@@ -13667,6 +13916,7 @@
           </w:tcPr>
           <w:p>
             <w:pPr>
+              <w:spacing w:after="0"/>
               <w:jc w:val="center"/>
               <w:rPr>
                 <w:rFonts w:asciiTheme="minorBidi" w:hAnsiTheme="minorBidi"/>
@@ -13702,6 +13952,7 @@
           </w:tcPr>
           <w:p>
             <w:pPr>
+              <w:spacing w:after="0"/>
               <w:jc w:val="center"/>
               <w:rPr>
                 <w:rFonts w:asciiTheme="minorBidi" w:hAnsiTheme="minorBidi"/>
@@ -13731,41 +13982,7 @@
     </w:tbl>
     <w:p>
       <w:pPr>
-        <w:rPr>
-          <w:lang w:bidi="ar-BH"/>
-        </w:rPr>
-      </w:pPr>
-    </w:p>
-    <w:p>
-      <w:pPr>
-        <w:rPr>
-          <w:lang w:bidi="ar-BH"/>
-        </w:rPr>
-      </w:pPr>
-    </w:p>
-    <w:p>
-      <w:pPr>
-        <w:rPr>
-          <w:lang w:bidi="ar-BH"/>
-        </w:rPr>
-      </w:pPr>
-    </w:p>
-    <w:p>
-      <w:pPr>
-        <w:rPr>
-          <w:lang w:bidi="ar-BH"/>
-        </w:rPr>
-      </w:pPr>
-    </w:p>
-    <w:p>
-      <w:pPr>
-        <w:rPr>
-          <w:lang w:bidi="ar-BH"/>
-        </w:rPr>
-      </w:pPr>
-    </w:p>
-    <w:p>
-      <w:pPr>
+        <w:spacing w:after="0"/>
         <w:rPr>
           <w:lang w:bidi="ar-BH"/>
         </w:rPr>
@@ -13782,7 +13999,7 @@
           <w:lang w:bidi="ar-BH"/>
         </w:rPr>
       </w:pPr>
-      <w:bookmarkStart w:id="15" w:name="_Toc226044934"/>
+      <w:bookmarkStart w:id="15" w:name="_Toc226065925"/>
       <w:r>
         <w:rPr>
           <w:rStyle w:val="Heading2Char"/>
@@ -13790,7 +14007,6 @@
           <w:sz w:val="28"/>
           <w:szCs w:val="28"/>
         </w:rPr>
-        <w:lastRenderedPageBreak/>
         <w:t>🔹</w:t>
       </w:r>
       <w:r>
@@ -13856,14 +14072,14 @@
         <w:tblLook w:val="04A0" w:firstRow="1" w:lastRow="0" w:firstColumn="1" w:lastColumn="0" w:noHBand="0" w:noVBand="1"/>
       </w:tblPr>
       <w:tblGrid>
-        <w:gridCol w:w="3630"/>
-        <w:gridCol w:w="3120"/>
+        <w:gridCol w:w="2250"/>
+        <w:gridCol w:w="4500"/>
         <w:gridCol w:w="3120"/>
       </w:tblGrid>
       <w:tr>
         <w:tc>
           <w:tcPr>
-            <w:tcW w:w="3630" w:type="dxa"/>
+            <w:tcW w:w="2250" w:type="dxa"/>
             <w:tcBorders>
               <w:top w:val="single" w:sz="4" w:space="0" w:color="B8CCE4"/>
               <w:left w:val="single" w:sz="4" w:space="0" w:color="B8CCE4"/>
@@ -13881,6 +14097,7 @@
           </w:tcPr>
           <w:p>
             <w:pPr>
+              <w:spacing w:after="0"/>
               <w:jc w:val="center"/>
               <w:rPr>
                 <w:sz w:val="20"/>
@@ -13902,7 +14119,7 @@
         </w:tc>
         <w:tc>
           <w:tcPr>
-            <w:tcW w:w="3120" w:type="dxa"/>
+            <w:tcW w:w="4500" w:type="dxa"/>
             <w:tcBorders>
               <w:top w:val="single" w:sz="4" w:space="0" w:color="B8CCE4"/>
               <w:left w:val="single" w:sz="4" w:space="0" w:color="B8CCE4"/>
@@ -13920,6 +14137,7 @@
           </w:tcPr>
           <w:p>
             <w:pPr>
+              <w:spacing w:after="0"/>
               <w:jc w:val="center"/>
               <w:rPr>
                 <w:sz w:val="20"/>
@@ -13959,6 +14177,7 @@
           </w:tcPr>
           <w:p>
             <w:pPr>
+              <w:spacing w:after="0"/>
               <w:jc w:val="center"/>
               <w:rPr>
                 <w:sz w:val="20"/>
@@ -13980,9 +14199,12 @@
         </w:tc>
       </w:tr>
       <w:tr>
-        <w:tc>
-          <w:tcPr>
-            <w:tcW w:w="3630" w:type="dxa"/>
+        <w:trPr>
+          <w:trHeight w:val="774"/>
+        </w:trPr>
+        <w:tc>
+          <w:tcPr>
+            <w:tcW w:w="2250" w:type="dxa"/>
             <w:tcBorders>
               <w:top w:val="single" w:sz="4" w:space="0" w:color="B8CCE4"/>
               <w:left w:val="single" w:sz="4" w:space="0" w:color="B8CCE4"/>
@@ -14000,6 +14222,7 @@
           </w:tcPr>
           <w:p>
             <w:pPr>
+              <w:spacing w:after="0"/>
               <w:jc w:val="center"/>
               <w:rPr>
                 <w:rFonts w:asciiTheme="minorBidi" w:hAnsiTheme="minorBidi"/>
@@ -14017,13 +14240,25 @@
                 <w:sz w:val="20"/>
                 <w:szCs w:val="20"/>
               </w:rPr>
-              <w:t>Haider Aljamry</w:t>
-            </w:r>
-          </w:p>
-        </w:tc>
-        <w:tc>
-          <w:tcPr>
-            <w:tcW w:w="3120" w:type="dxa"/>
+              <w:t xml:space="preserve">Haider </w:t>
+            </w:r>
+            <w:proofErr w:type="spellStart"/>
+            <w:r>
+              <w:rPr>
+                <w:rFonts w:asciiTheme="minorBidi" w:eastAsia="Arial" w:hAnsiTheme="minorBidi"/>
+                <w:b/>
+                <w:bCs/>
+                <w:sz w:val="20"/>
+                <w:szCs w:val="20"/>
+              </w:rPr>
+              <w:t>Aljamry</w:t>
+            </w:r>
+            <w:proofErr w:type="spellEnd"/>
+          </w:p>
+        </w:tc>
+        <w:tc>
+          <w:tcPr>
+            <w:tcW w:w="4500" w:type="dxa"/>
             <w:tcBorders>
               <w:top w:val="single" w:sz="4" w:space="0" w:color="B8CCE4"/>
               <w:left w:val="single" w:sz="4" w:space="0" w:color="B8CCE4"/>
@@ -14041,6 +14276,7 @@
           </w:tcPr>
           <w:p>
             <w:pPr>
+              <w:spacing w:after="0"/>
               <w:jc w:val="center"/>
               <w:rPr>
                 <w:rFonts w:asciiTheme="minorBidi" w:hAnsiTheme="minorBidi"/>
@@ -14078,7 +14314,7 @@
           </w:tcPr>
           <w:p>
             <w:pPr>
-              <w:spacing w:after="120"/>
+              <w:spacing w:after="0"/>
               <w:rPr>
                 <w:rFonts w:asciiTheme="minorBidi" w:eastAsia="Arial" w:hAnsiTheme="minorBidi"/>
                 <w:sz w:val="20"/>
@@ -14091,12 +14327,12 @@
                 <w:sz w:val="20"/>
                 <w:szCs w:val="20"/>
               </w:rPr>
-              <w:t>- Sections 3, 4, and 5 (Project Plan, Work Breakdown Structure, RACI Matrix)</w:t>
-            </w:r>
-          </w:p>
-          <w:p>
-            <w:pPr>
-              <w:spacing w:after="120"/>
+              <w:t xml:space="preserve">- Sections 3, 4, and 5 </w:t>
+            </w:r>
+          </w:p>
+          <w:p>
+            <w:pPr>
+              <w:spacing w:after="0"/>
               <w:rPr>
                 <w:rFonts w:asciiTheme="minorBidi" w:eastAsia="Arial" w:hAnsiTheme="minorBidi"/>
                 <w:sz w:val="20"/>
@@ -14114,7 +14350,7 @@
           </w:p>
           <w:p>
             <w:pPr>
-              <w:spacing w:after="120"/>
+              <w:spacing w:after="0"/>
               <w:rPr>
                 <w:rFonts w:asciiTheme="minorBidi" w:eastAsia="Arial" w:hAnsiTheme="minorBidi"/>
                 <w:sz w:val="20"/>
@@ -14133,9 +14369,12 @@
         </w:tc>
       </w:tr>
       <w:tr>
-        <w:tc>
-          <w:tcPr>
-            <w:tcW w:w="3630" w:type="dxa"/>
+        <w:trPr>
+          <w:trHeight w:val="522"/>
+        </w:trPr>
+        <w:tc>
+          <w:tcPr>
+            <w:tcW w:w="2250" w:type="dxa"/>
             <w:tcBorders>
               <w:top w:val="single" w:sz="4" w:space="0" w:color="B8CCE4"/>
               <w:left w:val="single" w:sz="4" w:space="0" w:color="B8CCE4"/>
@@ -14153,6 +14392,7 @@
           </w:tcPr>
           <w:p>
             <w:pPr>
+              <w:spacing w:after="0"/>
               <w:jc w:val="center"/>
               <w:rPr>
                 <w:rFonts w:asciiTheme="minorBidi" w:hAnsiTheme="minorBidi"/>
@@ -14176,7 +14416,7 @@
         </w:tc>
         <w:tc>
           <w:tcPr>
-            <w:tcW w:w="3120" w:type="dxa"/>
+            <w:tcW w:w="4500" w:type="dxa"/>
             <w:tcBorders>
               <w:top w:val="single" w:sz="4" w:space="0" w:color="B8CCE4"/>
               <w:left w:val="single" w:sz="4" w:space="0" w:color="B8CCE4"/>
@@ -14194,6 +14434,7 @@
           </w:tcPr>
           <w:p>
             <w:pPr>
+              <w:spacing w:after="0"/>
               <w:jc w:val="center"/>
               <w:rPr>
                 <w:rFonts w:asciiTheme="minorBidi" w:hAnsiTheme="minorBidi"/>
@@ -14231,7 +14472,7 @@
           </w:tcPr>
           <w:p>
             <w:pPr>
-              <w:spacing w:after="120"/>
+              <w:spacing w:after="0"/>
               <w:rPr>
                 <w:rFonts w:asciiTheme="minorBidi" w:eastAsia="Arial" w:hAnsiTheme="minorBidi"/>
                 <w:sz w:val="20"/>
@@ -14249,46 +14490,31 @@
           </w:p>
           <w:p>
             <w:pPr>
-              <w:spacing w:after="120"/>
+              <w:spacing w:after="0"/>
+              <w:rPr>
+                <w:rFonts w:asciiTheme="minorBidi" w:hAnsiTheme="minorBidi"/>
+                <w:sz w:val="20"/>
+                <w:szCs w:val="20"/>
+              </w:rPr>
+            </w:pPr>
+            <w:r>
               <w:rPr>
                 <w:rFonts w:asciiTheme="minorBidi" w:eastAsia="Arial" w:hAnsiTheme="minorBidi"/>
                 <w:sz w:val="20"/>
                 <w:szCs w:val="20"/>
               </w:rPr>
-            </w:pPr>
-            <w:r>
-              <w:rPr>
-                <w:rFonts w:asciiTheme="minorBidi" w:eastAsia="Arial" w:hAnsiTheme="minorBidi"/>
-                <w:sz w:val="20"/>
-                <w:szCs w:val="20"/>
-              </w:rPr>
-              <w:t>- Database design</w:t>
-            </w:r>
-          </w:p>
-          <w:p>
-            <w:pPr>
-              <w:spacing w:after="120"/>
-              <w:rPr>
-                <w:rFonts w:asciiTheme="minorBidi" w:hAnsiTheme="minorBidi"/>
-                <w:sz w:val="20"/>
-                <w:szCs w:val="20"/>
-              </w:rPr>
-            </w:pPr>
-            <w:r>
-              <w:rPr>
-                <w:rFonts w:asciiTheme="minorBidi" w:eastAsia="Arial" w:hAnsiTheme="minorBidi"/>
-                <w:sz w:val="20"/>
-                <w:szCs w:val="20"/>
-              </w:rPr>
               <w:t>- Documentation</w:t>
             </w:r>
           </w:p>
         </w:tc>
       </w:tr>
       <w:tr>
-        <w:tc>
-          <w:tcPr>
-            <w:tcW w:w="3630" w:type="dxa"/>
+        <w:trPr>
+          <w:trHeight w:val="720"/>
+        </w:trPr>
+        <w:tc>
+          <w:tcPr>
+            <w:tcW w:w="2250" w:type="dxa"/>
             <w:tcBorders>
               <w:top w:val="single" w:sz="4" w:space="0" w:color="B8CCE4"/>
               <w:left w:val="single" w:sz="4" w:space="0" w:color="B8CCE4"/>
@@ -14306,6 +14532,7 @@
           </w:tcPr>
           <w:p>
             <w:pPr>
+              <w:spacing w:after="0"/>
               <w:jc w:val="center"/>
               <w:rPr>
                 <w:rFonts w:asciiTheme="minorBidi" w:hAnsiTheme="minorBidi"/>
@@ -14329,7 +14556,7 @@
         </w:tc>
         <w:tc>
           <w:tcPr>
-            <w:tcW w:w="3120" w:type="dxa"/>
+            <w:tcW w:w="4500" w:type="dxa"/>
             <w:tcBorders>
               <w:top w:val="single" w:sz="4" w:space="0" w:color="B8CCE4"/>
               <w:left w:val="single" w:sz="4" w:space="0" w:color="B8CCE4"/>
@@ -14347,6 +14574,7 @@
           </w:tcPr>
           <w:p>
             <w:pPr>
+              <w:spacing w:after="0"/>
               <w:jc w:val="center"/>
               <w:rPr>
                 <w:rFonts w:asciiTheme="minorBidi" w:hAnsiTheme="minorBidi"/>
@@ -14384,7 +14612,7 @@
           </w:tcPr>
           <w:p>
             <w:pPr>
-              <w:spacing w:after="120"/>
+              <w:spacing w:after="0"/>
               <w:rPr>
                 <w:rFonts w:asciiTheme="minorBidi" w:eastAsia="Arial" w:hAnsiTheme="minorBidi"/>
                 <w:sz w:val="20"/>
@@ -14402,7 +14630,7 @@
           </w:p>
           <w:p>
             <w:pPr>
-              <w:spacing w:after="120"/>
+              <w:spacing w:after="0"/>
               <w:rPr>
                 <w:rFonts w:asciiTheme="minorBidi" w:eastAsia="Arial" w:hAnsiTheme="minorBidi"/>
                 <w:sz w:val="20"/>
@@ -14420,7 +14648,7 @@
           </w:p>
           <w:p>
             <w:pPr>
-              <w:spacing w:after="120"/>
+              <w:spacing w:after="0"/>
               <w:rPr>
                 <w:rFonts w:asciiTheme="minorBidi" w:hAnsiTheme="minorBidi"/>
                 <w:sz w:val="20"/>
@@ -14441,7 +14669,7 @@
       <w:tr>
         <w:tc>
           <w:tcPr>
-            <w:tcW w:w="3630" w:type="dxa"/>
+            <w:tcW w:w="2250" w:type="dxa"/>
             <w:tcBorders>
               <w:top w:val="single" w:sz="4" w:space="0" w:color="B8CCE4"/>
               <w:left w:val="single" w:sz="4" w:space="0" w:color="B8CCE4"/>
@@ -14459,6 +14687,7 @@
           </w:tcPr>
           <w:p>
             <w:pPr>
+              <w:spacing w:after="0"/>
               <w:jc w:val="center"/>
               <w:rPr>
                 <w:rFonts w:asciiTheme="minorBidi" w:hAnsiTheme="minorBidi"/>
@@ -14468,6 +14697,8 @@
                 <w:szCs w:val="20"/>
               </w:rPr>
             </w:pPr>
+            <w:proofErr w:type="spellStart"/>
+            <w:proofErr w:type="gramStart"/>
             <w:r>
               <w:rPr>
                 <w:rFonts w:asciiTheme="minorBidi" w:hAnsiTheme="minorBidi"/>
@@ -14476,13 +14707,25 @@
                 <w:sz w:val="20"/>
                 <w:szCs w:val="20"/>
               </w:rPr>
-              <w:t>S.Adam Akhabaz</w:t>
-            </w:r>
-          </w:p>
-        </w:tc>
-        <w:tc>
-          <w:tcPr>
-            <w:tcW w:w="3120" w:type="dxa"/>
+              <w:t>S.Adam</w:t>
+            </w:r>
+            <w:proofErr w:type="spellEnd"/>
+            <w:proofErr w:type="gramEnd"/>
+            <w:r>
+              <w:rPr>
+                <w:rFonts w:asciiTheme="minorBidi" w:hAnsiTheme="minorBidi"/>
+                <w:b/>
+                <w:bCs/>
+                <w:sz w:val="20"/>
+                <w:szCs w:val="20"/>
+              </w:rPr>
+              <w:t xml:space="preserve"> Akhabaz</w:t>
+            </w:r>
+          </w:p>
+        </w:tc>
+        <w:tc>
+          <w:tcPr>
+            <w:tcW w:w="4500" w:type="dxa"/>
             <w:tcBorders>
               <w:top w:val="single" w:sz="4" w:space="0" w:color="B8CCE4"/>
               <w:left w:val="single" w:sz="4" w:space="0" w:color="B8CCE4"/>
@@ -14500,6 +14743,7 @@
           </w:tcPr>
           <w:p>
             <w:pPr>
+              <w:spacing w:after="0"/>
               <w:jc w:val="center"/>
               <w:rPr>
                 <w:rFonts w:asciiTheme="minorBidi" w:hAnsiTheme="minorBidi"/>
@@ -14537,7 +14781,7 @@
           </w:tcPr>
           <w:p>
             <w:pPr>
-              <w:spacing w:after="120"/>
+              <w:spacing w:after="0"/>
               <w:rPr>
                 <w:rFonts w:asciiTheme="minorBidi" w:eastAsia="Arial" w:hAnsiTheme="minorBidi"/>
                 <w:sz w:val="20"/>
@@ -14550,12 +14794,12 @@
                 <w:sz w:val="20"/>
                 <w:szCs w:val="20"/>
               </w:rPr>
-              <w:t>- Sections 1 and 2 (Project Scope + Innovation Idea)</w:t>
-            </w:r>
-          </w:p>
-          <w:p>
-            <w:pPr>
-              <w:spacing w:after="120"/>
+              <w:t>- Sections 1 and 2</w:t>
+            </w:r>
+          </w:p>
+          <w:p>
+            <w:pPr>
+              <w:spacing w:after="0"/>
               <w:rPr>
                 <w:rFonts w:asciiTheme="minorBidi" w:hAnsiTheme="minorBidi"/>
                 <w:sz w:val="20"/>
@@ -14569,6 +14813,2179 @@
                 <w:szCs w:val="20"/>
               </w:rPr>
               <w:t>- Requirements</w:t>
+            </w:r>
+          </w:p>
+        </w:tc>
+      </w:tr>
+    </w:tbl>
+    <w:p>
+      <w:pPr>
+        <w:spacing w:after="0"/>
+        <w:rPr>
+          <w:rFonts w:asciiTheme="minorBidi" w:hAnsiTheme="minorBidi"/>
+          <w:lang w:bidi="ar-BH"/>
+        </w:rPr>
+      </w:pPr>
+    </w:p>
+    <w:tbl>
+      <w:tblPr>
+        <w:tblW w:w="0" w:type="auto"/>
+        <w:tblBorders>
+          <w:top w:val="single" w:sz="4" w:space="0" w:color="auto"/>
+          <w:left w:val="single" w:sz="4" w:space="0" w:color="auto"/>
+          <w:bottom w:val="single" w:sz="4" w:space="0" w:color="auto"/>
+          <w:right w:val="single" w:sz="4" w:space="0" w:color="auto"/>
+          <w:insideH w:val="single" w:sz="4" w:space="0" w:color="auto"/>
+          <w:insideV w:val="single" w:sz="4" w:space="0" w:color="auto"/>
+        </w:tblBorders>
+        <w:shd w:val="clear" w:color="auto" w:fill="808080" w:themeFill="background1" w:themeFillShade="80"/>
+        <w:tblLayout w:type="fixed"/>
+        <w:tblCellMar>
+          <w:left w:w="10" w:type="dxa"/>
+          <w:right w:w="10" w:type="dxa"/>
+        </w:tblCellMar>
+        <w:tblLook w:val="04A0" w:firstRow="1" w:lastRow="0" w:firstColumn="1" w:lastColumn="0" w:noHBand="0" w:noVBand="1"/>
+      </w:tblPr>
+      <w:tblGrid>
+        <w:gridCol w:w="9360"/>
+      </w:tblGrid>
+      <w:tr>
+        <w:tc>
+          <w:tcPr>
+            <w:tcW w:w="9360" w:type="dxa"/>
+            <w:tcBorders>
+              <w:top w:val="single" w:sz="4" w:space="0" w:color="B8CCE4"/>
+              <w:left w:val="single" w:sz="4" w:space="0" w:color="B8CCE4"/>
+              <w:bottom w:val="single" w:sz="4" w:space="0" w:color="B8CCE4"/>
+              <w:right w:val="single" w:sz="4" w:space="0" w:color="B8CCE4"/>
+            </w:tcBorders>
+            <w:shd w:val="clear" w:color="auto" w:fill="808080" w:themeFill="background1" w:themeFillShade="80"/>
+            <w:tcMar>
+              <w:top w:w="120" w:type="dxa"/>
+              <w:left w:w="200" w:type="dxa"/>
+              <w:bottom w:w="120" w:type="dxa"/>
+              <w:right w:w="200" w:type="dxa"/>
+            </w:tcMar>
+          </w:tcPr>
+          <w:p>
+            <w:pPr>
+              <w:pStyle w:val="Heading1"/>
+              <w:spacing w:before="0" w:line="240" w:lineRule="auto"/>
+              <w:rPr>
+                <w:rFonts w:asciiTheme="minorBidi" w:hAnsiTheme="minorBidi" w:cstheme="minorBidi"/>
+              </w:rPr>
+            </w:pPr>
+            <w:bookmarkStart w:id="16" w:name="_Toc226065926"/>
+            <w:r>
+              <w:rPr>
+                <w:rFonts w:asciiTheme="minorBidi" w:hAnsiTheme="minorBidi" w:cstheme="minorBidi"/>
+                <w:color w:val="FFFFFF" w:themeColor="background1"/>
+              </w:rPr>
+              <w:t>Section 5 - RACI Matrix</w:t>
+            </w:r>
+            <w:bookmarkEnd w:id="16"/>
+          </w:p>
+        </w:tc>
+      </w:tr>
+    </w:tbl>
+    <w:p>
+      <w:pPr>
+        <w:pStyle w:val="Heading1"/>
+        <w:spacing w:after="240"/>
+        <w:rPr>
+          <w:lang w:bidi="ar-BH"/>
+        </w:rPr>
+      </w:pPr>
+      <w:bookmarkStart w:id="17" w:name="_Toc226065927"/>
+      <w:r>
+        <w:rPr>
+          <w:lang w:bidi="ar-BH"/>
+        </w:rPr>
+        <w:t>RACI</w:t>
+      </w:r>
+      <w:r>
+        <w:rPr>
+          <w:lang w:bidi="ar-BH"/>
+        </w:rPr>
+        <w:t xml:space="preserve"> Matrix</w:t>
+      </w:r>
+      <w:bookmarkEnd w:id="17"/>
+    </w:p>
+    <w:p>
+      <w:pPr>
+        <w:rPr>
+          <w:lang w:bidi="ar-BH"/>
+        </w:rPr>
+      </w:pPr>
+      <w:r>
+        <w:rPr>
+          <w:lang w:bidi="ar-BH"/>
+        </w:rPr>
+        <w:t>The RACI Matrix below defines the roles and responsibilities of each team member for every project task. R = Responsible, A = Accountable, C = Consulted, I = Informed.</w:t>
+      </w:r>
+    </w:p>
+    <w:tbl>
+      <w:tblPr>
+        <w:tblW w:w="9300" w:type="dxa"/>
+        <w:tblBorders>
+          <w:top w:val="single" w:sz="4" w:space="0" w:color="auto"/>
+          <w:left w:val="single" w:sz="4" w:space="0" w:color="auto"/>
+          <w:bottom w:val="single" w:sz="4" w:space="0" w:color="auto"/>
+          <w:right w:val="single" w:sz="4" w:space="0" w:color="auto"/>
+          <w:insideH w:val="single" w:sz="4" w:space="0" w:color="auto"/>
+          <w:insideV w:val="single" w:sz="4" w:space="0" w:color="auto"/>
+        </w:tblBorders>
+        <w:tblCellMar>
+          <w:left w:w="10" w:type="dxa"/>
+          <w:right w:w="10" w:type="dxa"/>
+        </w:tblCellMar>
+        <w:tblLook w:val="04A0" w:firstRow="1" w:lastRow="0" w:firstColumn="1" w:lastColumn="0" w:noHBand="0" w:noVBand="1"/>
+      </w:tblPr>
+      <w:tblGrid>
+        <w:gridCol w:w="1559"/>
+        <w:gridCol w:w="1981"/>
+        <w:gridCol w:w="1890"/>
+        <w:gridCol w:w="1710"/>
+        <w:gridCol w:w="2160"/>
+      </w:tblGrid>
+      <w:tr>
+        <w:tc>
+          <w:tcPr>
+            <w:tcW w:w="1559" w:type="dxa"/>
+            <w:tcBorders>
+              <w:top w:val="single" w:sz="4" w:space="0" w:color="B8CCE4"/>
+              <w:left w:val="single" w:sz="4" w:space="0" w:color="B8CCE4"/>
+              <w:bottom w:val="single" w:sz="4" w:space="0" w:color="B8CCE4"/>
+              <w:right w:val="single" w:sz="4" w:space="0" w:color="B8CCE4"/>
+            </w:tcBorders>
+            <w:shd w:val="clear" w:color="auto" w:fill="2E75B6"/>
+            <w:tcMar>
+              <w:top w:w="80" w:type="dxa"/>
+              <w:left w:w="120" w:type="dxa"/>
+              <w:bottom w:w="80" w:type="dxa"/>
+              <w:right w:w="120" w:type="dxa"/>
+            </w:tcMar>
+            <w:vAlign w:val="center"/>
+          </w:tcPr>
+          <w:p>
+            <w:pPr>
+              <w:jc w:val="center"/>
+            </w:pPr>
+            <w:r>
+              <w:rPr>
+                <w:b/>
+                <w:bCs/>
+                <w:color w:val="FFFFFF"/>
+                <w:sz w:val="18"/>
+                <w:szCs w:val="18"/>
+              </w:rPr>
+              <w:t>Task</w:t>
+            </w:r>
+          </w:p>
+        </w:tc>
+        <w:tc>
+          <w:tcPr>
+            <w:tcW w:w="1981" w:type="dxa"/>
+            <w:tcBorders>
+              <w:top w:val="single" w:sz="4" w:space="0" w:color="B8CCE4"/>
+              <w:left w:val="single" w:sz="4" w:space="0" w:color="B8CCE4"/>
+              <w:bottom w:val="single" w:sz="4" w:space="0" w:color="B8CCE4"/>
+              <w:right w:val="single" w:sz="4" w:space="0" w:color="B8CCE4"/>
+            </w:tcBorders>
+            <w:shd w:val="clear" w:color="auto" w:fill="2E75B6"/>
+            <w:tcMar>
+              <w:top w:w="80" w:type="dxa"/>
+              <w:left w:w="120" w:type="dxa"/>
+              <w:bottom w:w="80" w:type="dxa"/>
+              <w:right w:w="120" w:type="dxa"/>
+            </w:tcMar>
+            <w:vAlign w:val="center"/>
+          </w:tcPr>
+          <w:p>
+            <w:pPr>
+              <w:jc w:val="center"/>
+            </w:pPr>
+            <w:r>
+              <w:rPr>
+                <w:b/>
+                <w:bCs/>
+                <w:color w:val="FFFFFF"/>
+                <w:sz w:val="18"/>
+                <w:szCs w:val="18"/>
+              </w:rPr>
+              <w:t xml:space="preserve">Haider </w:t>
+            </w:r>
+            <w:r>
+              <w:rPr>
+                <w:b/>
+                <w:bCs/>
+                <w:color w:val="FFFFFF"/>
+                <w:sz w:val="18"/>
+                <w:szCs w:val="18"/>
+              </w:rPr>
+              <w:t>(P</w:t>
+            </w:r>
+            <w:r>
+              <w:rPr>
+                <w:b/>
+                <w:bCs/>
+                <w:color w:val="FFFFFF"/>
+                <w:sz w:val="18"/>
+                <w:szCs w:val="18"/>
+              </w:rPr>
+              <w:t>roject Manager</w:t>
+            </w:r>
+            <w:r>
+              <w:rPr>
+                <w:b/>
+                <w:bCs/>
+                <w:color w:val="FFFFFF"/>
+                <w:sz w:val="18"/>
+                <w:szCs w:val="18"/>
+              </w:rPr>
+              <w:t>)</w:t>
+            </w:r>
+          </w:p>
+        </w:tc>
+        <w:tc>
+          <w:tcPr>
+            <w:tcW w:w="1890" w:type="dxa"/>
+            <w:tcBorders>
+              <w:top w:val="single" w:sz="4" w:space="0" w:color="B8CCE4"/>
+              <w:left w:val="single" w:sz="4" w:space="0" w:color="B8CCE4"/>
+              <w:bottom w:val="single" w:sz="4" w:space="0" w:color="B8CCE4"/>
+              <w:right w:val="single" w:sz="4" w:space="0" w:color="B8CCE4"/>
+            </w:tcBorders>
+            <w:shd w:val="clear" w:color="auto" w:fill="2E75B6"/>
+            <w:tcMar>
+              <w:top w:w="80" w:type="dxa"/>
+              <w:left w:w="120" w:type="dxa"/>
+              <w:bottom w:w="80" w:type="dxa"/>
+              <w:right w:w="120" w:type="dxa"/>
+            </w:tcMar>
+            <w:vAlign w:val="center"/>
+          </w:tcPr>
+          <w:p>
+            <w:pPr>
+              <w:jc w:val="center"/>
+            </w:pPr>
+            <w:r>
+              <w:rPr>
+                <w:b/>
+                <w:bCs/>
+                <w:color w:val="FFFFFF"/>
+                <w:sz w:val="18"/>
+                <w:szCs w:val="18"/>
+              </w:rPr>
+              <w:t>Yusif</w:t>
+            </w:r>
+            <w:r>
+              <w:rPr>
+                <w:b/>
+                <w:bCs/>
+                <w:color w:val="FFFFFF"/>
+                <w:sz w:val="18"/>
+                <w:szCs w:val="18"/>
+              </w:rPr>
+              <w:t xml:space="preserve"> (</w:t>
+            </w:r>
+            <w:r>
+              <w:rPr>
+                <w:b/>
+                <w:bCs/>
+                <w:color w:val="FFFFFF"/>
+                <w:sz w:val="18"/>
+                <w:szCs w:val="18"/>
+              </w:rPr>
+              <w:t>Network Analyst &amp; Documentation</w:t>
+            </w:r>
+            <w:r>
+              <w:rPr>
+                <w:b/>
+                <w:bCs/>
+                <w:color w:val="FFFFFF"/>
+                <w:sz w:val="18"/>
+                <w:szCs w:val="18"/>
+              </w:rPr>
+              <w:t>)</w:t>
+            </w:r>
+          </w:p>
+        </w:tc>
+        <w:tc>
+          <w:tcPr>
+            <w:tcW w:w="1710" w:type="dxa"/>
+            <w:tcBorders>
+              <w:top w:val="single" w:sz="4" w:space="0" w:color="B8CCE4"/>
+              <w:left w:val="single" w:sz="4" w:space="0" w:color="B8CCE4"/>
+              <w:bottom w:val="single" w:sz="4" w:space="0" w:color="B8CCE4"/>
+              <w:right w:val="single" w:sz="4" w:space="0" w:color="B8CCE4"/>
+            </w:tcBorders>
+            <w:shd w:val="clear" w:color="auto" w:fill="2E75B6"/>
+            <w:tcMar>
+              <w:top w:w="80" w:type="dxa"/>
+              <w:left w:w="120" w:type="dxa"/>
+              <w:bottom w:w="80" w:type="dxa"/>
+              <w:right w:w="120" w:type="dxa"/>
+            </w:tcMar>
+            <w:vAlign w:val="center"/>
+          </w:tcPr>
+          <w:p>
+            <w:pPr>
+              <w:jc w:val="center"/>
+            </w:pPr>
+            <w:r>
+              <w:rPr>
+                <w:b/>
+                <w:bCs/>
+                <w:color w:val="FFFFFF"/>
+                <w:sz w:val="18"/>
+                <w:szCs w:val="18"/>
+              </w:rPr>
+              <w:t>Yassen</w:t>
+            </w:r>
+            <w:r>
+              <w:rPr>
+                <w:b/>
+                <w:bCs/>
+                <w:color w:val="FFFFFF"/>
+                <w:sz w:val="18"/>
+                <w:szCs w:val="18"/>
+              </w:rPr>
+              <w:t xml:space="preserve"> (</w:t>
+            </w:r>
+            <w:r>
+              <w:rPr>
+                <w:b/>
+                <w:bCs/>
+                <w:color w:val="FFFFFF"/>
+                <w:sz w:val="18"/>
+                <w:szCs w:val="18"/>
+              </w:rPr>
+              <w:t>Network Designer</w:t>
+            </w:r>
+            <w:r>
+              <w:rPr>
+                <w:b/>
+                <w:bCs/>
+                <w:color w:val="FFFFFF"/>
+                <w:sz w:val="18"/>
+                <w:szCs w:val="18"/>
+              </w:rPr>
+              <w:t>)</w:t>
+            </w:r>
+          </w:p>
+        </w:tc>
+        <w:tc>
+          <w:tcPr>
+            <w:tcW w:w="2160" w:type="dxa"/>
+            <w:tcBorders>
+              <w:top w:val="single" w:sz="4" w:space="0" w:color="B8CCE4"/>
+              <w:left w:val="single" w:sz="4" w:space="0" w:color="B8CCE4"/>
+              <w:bottom w:val="single" w:sz="4" w:space="0" w:color="B8CCE4"/>
+              <w:right w:val="single" w:sz="4" w:space="0" w:color="B8CCE4"/>
+            </w:tcBorders>
+            <w:shd w:val="clear" w:color="auto" w:fill="2E75B6"/>
+            <w:tcMar>
+              <w:top w:w="80" w:type="dxa"/>
+              <w:left w:w="120" w:type="dxa"/>
+              <w:bottom w:w="80" w:type="dxa"/>
+              <w:right w:w="120" w:type="dxa"/>
+            </w:tcMar>
+            <w:vAlign w:val="center"/>
+          </w:tcPr>
+          <w:p>
+            <w:pPr>
+              <w:jc w:val="center"/>
+            </w:pPr>
+            <w:proofErr w:type="spellStart"/>
+            <w:proofErr w:type="gramStart"/>
+            <w:r>
+              <w:rPr>
+                <w:b/>
+                <w:bCs/>
+                <w:color w:val="FFFFFF"/>
+                <w:sz w:val="18"/>
+                <w:szCs w:val="18"/>
+              </w:rPr>
+              <w:t>S.Adam</w:t>
+            </w:r>
+            <w:proofErr w:type="spellEnd"/>
+            <w:proofErr w:type="gramEnd"/>
+            <w:r>
+              <w:rPr>
+                <w:b/>
+                <w:bCs/>
+                <w:color w:val="FFFFFF"/>
+                <w:sz w:val="18"/>
+                <w:szCs w:val="18"/>
+              </w:rPr>
+              <w:t xml:space="preserve"> (</w:t>
+            </w:r>
+            <w:r>
+              <w:rPr>
+                <w:b/>
+                <w:bCs/>
+                <w:color w:val="FFFFFF"/>
+                <w:sz w:val="18"/>
+                <w:szCs w:val="18"/>
+              </w:rPr>
+              <w:t>Network Engineer</w:t>
+            </w:r>
+            <w:r>
+              <w:rPr>
+                <w:b/>
+                <w:bCs/>
+                <w:color w:val="FFFFFF"/>
+                <w:sz w:val="18"/>
+                <w:szCs w:val="18"/>
+              </w:rPr>
+              <w:t>)</w:t>
+            </w:r>
+          </w:p>
+        </w:tc>
+      </w:tr>
+      <w:tr>
+        <w:tc>
+          <w:tcPr>
+            <w:tcW w:w="1559" w:type="dxa"/>
+            <w:tcBorders>
+              <w:top w:val="single" w:sz="4" w:space="0" w:color="B8CCE4"/>
+              <w:left w:val="single" w:sz="4" w:space="0" w:color="B8CCE4"/>
+              <w:bottom w:val="single" w:sz="4" w:space="0" w:color="B8CCE4"/>
+              <w:right w:val="single" w:sz="4" w:space="0" w:color="B8CCE4"/>
+            </w:tcBorders>
+            <w:shd w:val="clear" w:color="auto" w:fill="F2F2F2"/>
+            <w:tcMar>
+              <w:top w:w="80" w:type="dxa"/>
+              <w:left w:w="120" w:type="dxa"/>
+              <w:bottom w:w="80" w:type="dxa"/>
+              <w:right w:w="120" w:type="dxa"/>
+            </w:tcMar>
+            <w:vAlign w:val="center"/>
+          </w:tcPr>
+          <w:p>
+            <w:pPr>
+              <w:jc w:val="center"/>
+            </w:pPr>
+            <w:r>
+              <w:rPr>
+                <w:rFonts w:ascii="Arial" w:eastAsia="Arial" w:hAnsi="Arial" w:cs="Arial"/>
+                <w:sz w:val="18"/>
+                <w:szCs w:val="18"/>
+              </w:rPr>
+              <w:t>Project Planning</w:t>
+            </w:r>
+          </w:p>
+        </w:tc>
+        <w:tc>
+          <w:tcPr>
+            <w:tcW w:w="1981" w:type="dxa"/>
+            <w:tcBorders>
+              <w:top w:val="single" w:sz="4" w:space="0" w:color="B8CCE4"/>
+              <w:left w:val="single" w:sz="4" w:space="0" w:color="B8CCE4"/>
+              <w:bottom w:val="single" w:sz="4" w:space="0" w:color="B8CCE4"/>
+              <w:right w:val="single" w:sz="4" w:space="0" w:color="B8CCE4"/>
+            </w:tcBorders>
+            <w:shd w:val="clear" w:color="auto" w:fill="F2F2F2"/>
+            <w:tcMar>
+              <w:top w:w="80" w:type="dxa"/>
+              <w:left w:w="120" w:type="dxa"/>
+              <w:bottom w:w="80" w:type="dxa"/>
+              <w:right w:w="120" w:type="dxa"/>
+            </w:tcMar>
+            <w:vAlign w:val="center"/>
+          </w:tcPr>
+          <w:p>
+            <w:pPr>
+              <w:jc w:val="center"/>
+            </w:pPr>
+            <w:r>
+              <w:rPr>
+                <w:sz w:val="18"/>
+                <w:szCs w:val="18"/>
+              </w:rPr>
+              <w:t>A/R</w:t>
+            </w:r>
+          </w:p>
+        </w:tc>
+        <w:tc>
+          <w:tcPr>
+            <w:tcW w:w="1890" w:type="dxa"/>
+            <w:tcBorders>
+              <w:top w:val="single" w:sz="4" w:space="0" w:color="B8CCE4"/>
+              <w:left w:val="single" w:sz="4" w:space="0" w:color="B8CCE4"/>
+              <w:bottom w:val="single" w:sz="4" w:space="0" w:color="B8CCE4"/>
+              <w:right w:val="single" w:sz="4" w:space="0" w:color="B8CCE4"/>
+            </w:tcBorders>
+            <w:shd w:val="clear" w:color="auto" w:fill="F2F2F2"/>
+            <w:tcMar>
+              <w:top w:w="80" w:type="dxa"/>
+              <w:left w:w="120" w:type="dxa"/>
+              <w:bottom w:w="80" w:type="dxa"/>
+              <w:right w:w="120" w:type="dxa"/>
+            </w:tcMar>
+            <w:vAlign w:val="center"/>
+          </w:tcPr>
+          <w:p>
+            <w:pPr>
+              <w:jc w:val="center"/>
+            </w:pPr>
+            <w:r>
+              <w:rPr>
+                <w:sz w:val="18"/>
+                <w:szCs w:val="18"/>
+              </w:rPr>
+              <w:t>A</w:t>
+            </w:r>
+          </w:p>
+        </w:tc>
+        <w:tc>
+          <w:tcPr>
+            <w:tcW w:w="1710" w:type="dxa"/>
+            <w:tcBorders>
+              <w:top w:val="single" w:sz="4" w:space="0" w:color="B8CCE4"/>
+              <w:left w:val="single" w:sz="4" w:space="0" w:color="B8CCE4"/>
+              <w:bottom w:val="single" w:sz="4" w:space="0" w:color="B8CCE4"/>
+              <w:right w:val="single" w:sz="4" w:space="0" w:color="B8CCE4"/>
+            </w:tcBorders>
+            <w:shd w:val="clear" w:color="auto" w:fill="F2F2F2"/>
+            <w:tcMar>
+              <w:top w:w="80" w:type="dxa"/>
+              <w:left w:w="120" w:type="dxa"/>
+              <w:bottom w:w="80" w:type="dxa"/>
+              <w:right w:w="120" w:type="dxa"/>
+            </w:tcMar>
+            <w:vAlign w:val="center"/>
+          </w:tcPr>
+          <w:p>
+            <w:pPr>
+              <w:jc w:val="center"/>
+            </w:pPr>
+            <w:r>
+              <w:rPr>
+                <w:sz w:val="18"/>
+                <w:szCs w:val="18"/>
+              </w:rPr>
+              <w:t>A</w:t>
+            </w:r>
+          </w:p>
+        </w:tc>
+        <w:tc>
+          <w:tcPr>
+            <w:tcW w:w="2160" w:type="dxa"/>
+            <w:tcBorders>
+              <w:top w:val="single" w:sz="4" w:space="0" w:color="B8CCE4"/>
+              <w:left w:val="single" w:sz="4" w:space="0" w:color="B8CCE4"/>
+              <w:bottom w:val="single" w:sz="4" w:space="0" w:color="B8CCE4"/>
+              <w:right w:val="single" w:sz="4" w:space="0" w:color="B8CCE4"/>
+            </w:tcBorders>
+            <w:shd w:val="clear" w:color="auto" w:fill="F2F2F2"/>
+            <w:tcMar>
+              <w:top w:w="80" w:type="dxa"/>
+              <w:left w:w="120" w:type="dxa"/>
+              <w:bottom w:w="80" w:type="dxa"/>
+              <w:right w:w="120" w:type="dxa"/>
+            </w:tcMar>
+            <w:vAlign w:val="center"/>
+          </w:tcPr>
+          <w:p>
+            <w:pPr>
+              <w:jc w:val="center"/>
+            </w:pPr>
+            <w:r>
+              <w:t>A</w:t>
+            </w:r>
+          </w:p>
+        </w:tc>
+      </w:tr>
+      <w:tr>
+        <w:trPr>
+          <w:trHeight w:val="963"/>
+        </w:trPr>
+        <w:tc>
+          <w:tcPr>
+            <w:tcW w:w="1559" w:type="dxa"/>
+            <w:tcBorders>
+              <w:top w:val="single" w:sz="4" w:space="0" w:color="B8CCE4"/>
+              <w:left w:val="single" w:sz="4" w:space="0" w:color="B8CCE4"/>
+              <w:bottom w:val="single" w:sz="4" w:space="0" w:color="B8CCE4"/>
+              <w:right w:val="single" w:sz="4" w:space="0" w:color="B8CCE4"/>
+            </w:tcBorders>
+            <w:shd w:val="clear" w:color="auto" w:fill="FFFFFF"/>
+            <w:tcMar>
+              <w:top w:w="80" w:type="dxa"/>
+              <w:left w:w="120" w:type="dxa"/>
+              <w:bottom w:w="80" w:type="dxa"/>
+              <w:right w:w="120" w:type="dxa"/>
+            </w:tcMar>
+            <w:vAlign w:val="center"/>
+          </w:tcPr>
+          <w:p>
+            <w:pPr>
+              <w:jc w:val="center"/>
+            </w:pPr>
+            <w:r>
+              <w:rPr>
+                <w:rFonts w:ascii="Arial" w:eastAsia="Arial" w:hAnsi="Arial" w:cs="Arial"/>
+                <w:sz w:val="18"/>
+                <w:szCs w:val="18"/>
+              </w:rPr>
+              <w:t>Requirement Gathering</w:t>
+            </w:r>
+          </w:p>
+        </w:tc>
+        <w:tc>
+          <w:tcPr>
+            <w:tcW w:w="1981" w:type="dxa"/>
+            <w:tcBorders>
+              <w:top w:val="single" w:sz="4" w:space="0" w:color="B8CCE4"/>
+              <w:left w:val="single" w:sz="4" w:space="0" w:color="B8CCE4"/>
+              <w:bottom w:val="single" w:sz="4" w:space="0" w:color="B8CCE4"/>
+              <w:right w:val="single" w:sz="4" w:space="0" w:color="B8CCE4"/>
+            </w:tcBorders>
+            <w:shd w:val="clear" w:color="auto" w:fill="FFFFFF"/>
+            <w:tcMar>
+              <w:top w:w="80" w:type="dxa"/>
+              <w:left w:w="120" w:type="dxa"/>
+              <w:bottom w:w="80" w:type="dxa"/>
+              <w:right w:w="120" w:type="dxa"/>
+            </w:tcMar>
+            <w:vAlign w:val="center"/>
+          </w:tcPr>
+          <w:p>
+            <w:pPr>
+              <w:jc w:val="center"/>
+            </w:pPr>
+            <w:r>
+              <w:rPr>
+                <w:sz w:val="18"/>
+                <w:szCs w:val="18"/>
+              </w:rPr>
+              <w:t>A</w:t>
+            </w:r>
+            <w:r>
+              <w:rPr>
+                <w:sz w:val="18"/>
+                <w:szCs w:val="18"/>
+              </w:rPr>
+              <w:t>/R</w:t>
+            </w:r>
+          </w:p>
+        </w:tc>
+        <w:tc>
+          <w:tcPr>
+            <w:tcW w:w="1890" w:type="dxa"/>
+            <w:tcBorders>
+              <w:top w:val="single" w:sz="4" w:space="0" w:color="B8CCE4"/>
+              <w:left w:val="single" w:sz="4" w:space="0" w:color="B8CCE4"/>
+              <w:bottom w:val="single" w:sz="4" w:space="0" w:color="B8CCE4"/>
+              <w:right w:val="single" w:sz="4" w:space="0" w:color="B8CCE4"/>
+            </w:tcBorders>
+            <w:shd w:val="clear" w:color="auto" w:fill="FFFFFF"/>
+            <w:tcMar>
+              <w:top w:w="80" w:type="dxa"/>
+              <w:left w:w="120" w:type="dxa"/>
+              <w:bottom w:w="80" w:type="dxa"/>
+              <w:right w:w="120" w:type="dxa"/>
+            </w:tcMar>
+            <w:vAlign w:val="center"/>
+          </w:tcPr>
+          <w:p>
+            <w:pPr>
+              <w:jc w:val="center"/>
+            </w:pPr>
+            <w:r>
+              <w:t>A</w:t>
+            </w:r>
+            <w:r>
+              <w:t>/R</w:t>
+            </w:r>
+          </w:p>
+        </w:tc>
+        <w:tc>
+          <w:tcPr>
+            <w:tcW w:w="1710" w:type="dxa"/>
+            <w:tcBorders>
+              <w:top w:val="single" w:sz="4" w:space="0" w:color="B8CCE4"/>
+              <w:left w:val="single" w:sz="4" w:space="0" w:color="B8CCE4"/>
+              <w:bottom w:val="single" w:sz="4" w:space="0" w:color="B8CCE4"/>
+              <w:right w:val="single" w:sz="4" w:space="0" w:color="B8CCE4"/>
+            </w:tcBorders>
+            <w:shd w:val="clear" w:color="auto" w:fill="FFFFFF"/>
+            <w:tcMar>
+              <w:top w:w="80" w:type="dxa"/>
+              <w:left w:w="120" w:type="dxa"/>
+              <w:bottom w:w="80" w:type="dxa"/>
+              <w:right w:w="120" w:type="dxa"/>
+            </w:tcMar>
+            <w:vAlign w:val="center"/>
+          </w:tcPr>
+          <w:p>
+            <w:pPr>
+              <w:jc w:val="center"/>
+            </w:pPr>
+            <w:r>
+              <w:t>A</w:t>
+            </w:r>
+          </w:p>
+        </w:tc>
+        <w:tc>
+          <w:tcPr>
+            <w:tcW w:w="2160" w:type="dxa"/>
+            <w:tcBorders>
+              <w:top w:val="single" w:sz="4" w:space="0" w:color="B8CCE4"/>
+              <w:left w:val="single" w:sz="4" w:space="0" w:color="B8CCE4"/>
+              <w:bottom w:val="single" w:sz="4" w:space="0" w:color="B8CCE4"/>
+              <w:right w:val="single" w:sz="4" w:space="0" w:color="B8CCE4"/>
+            </w:tcBorders>
+            <w:shd w:val="clear" w:color="auto" w:fill="FFFFFF"/>
+            <w:tcMar>
+              <w:top w:w="80" w:type="dxa"/>
+              <w:left w:w="120" w:type="dxa"/>
+              <w:bottom w:w="80" w:type="dxa"/>
+              <w:right w:w="120" w:type="dxa"/>
+            </w:tcMar>
+            <w:vAlign w:val="center"/>
+          </w:tcPr>
+          <w:p>
+            <w:pPr>
+              <w:jc w:val="center"/>
+            </w:pPr>
+            <w:r>
+              <w:t>A</w:t>
+            </w:r>
+          </w:p>
+        </w:tc>
+      </w:tr>
+      <w:tr>
+        <w:tc>
+          <w:tcPr>
+            <w:tcW w:w="1559" w:type="dxa"/>
+            <w:tcBorders>
+              <w:top w:val="single" w:sz="4" w:space="0" w:color="B8CCE4"/>
+              <w:left w:val="single" w:sz="4" w:space="0" w:color="B8CCE4"/>
+              <w:bottom w:val="single" w:sz="4" w:space="0" w:color="B8CCE4"/>
+              <w:right w:val="single" w:sz="4" w:space="0" w:color="B8CCE4"/>
+            </w:tcBorders>
+            <w:shd w:val="clear" w:color="auto" w:fill="F2F2F2"/>
+            <w:tcMar>
+              <w:top w:w="80" w:type="dxa"/>
+              <w:left w:w="120" w:type="dxa"/>
+              <w:bottom w:w="80" w:type="dxa"/>
+              <w:right w:w="120" w:type="dxa"/>
+            </w:tcMar>
+            <w:vAlign w:val="center"/>
+          </w:tcPr>
+          <w:p>
+            <w:pPr>
+              <w:jc w:val="center"/>
+            </w:pPr>
+            <w:r>
+              <w:rPr>
+                <w:rFonts w:ascii="Arial" w:eastAsia="Arial" w:hAnsi="Arial" w:cs="Arial"/>
+                <w:sz w:val="18"/>
+                <w:szCs w:val="18"/>
+              </w:rPr>
+              <w:t>Research</w:t>
+            </w:r>
+            <w:r>
+              <w:rPr>
+                <w:rFonts w:ascii="Arial" w:eastAsia="Arial" w:hAnsi="Arial" w:cs="Arial"/>
+                <w:sz w:val="18"/>
+                <w:szCs w:val="18"/>
+              </w:rPr>
+              <w:t xml:space="preserve"> </w:t>
+            </w:r>
+          </w:p>
+        </w:tc>
+        <w:tc>
+          <w:tcPr>
+            <w:tcW w:w="1981" w:type="dxa"/>
+            <w:tcBorders>
+              <w:top w:val="single" w:sz="4" w:space="0" w:color="B8CCE4"/>
+              <w:left w:val="single" w:sz="4" w:space="0" w:color="B8CCE4"/>
+              <w:bottom w:val="single" w:sz="4" w:space="0" w:color="B8CCE4"/>
+              <w:right w:val="single" w:sz="4" w:space="0" w:color="B8CCE4"/>
+            </w:tcBorders>
+            <w:shd w:val="clear" w:color="auto" w:fill="F2F2F2"/>
+            <w:tcMar>
+              <w:top w:w="80" w:type="dxa"/>
+              <w:left w:w="120" w:type="dxa"/>
+              <w:bottom w:w="80" w:type="dxa"/>
+              <w:right w:w="120" w:type="dxa"/>
+            </w:tcMar>
+            <w:vAlign w:val="center"/>
+          </w:tcPr>
+          <w:p>
+            <w:pPr>
+              <w:jc w:val="center"/>
+            </w:pPr>
+            <w:r>
+              <w:rPr>
+                <w:sz w:val="18"/>
+                <w:szCs w:val="18"/>
+              </w:rPr>
+              <w:t>A</w:t>
+            </w:r>
+          </w:p>
+        </w:tc>
+        <w:tc>
+          <w:tcPr>
+            <w:tcW w:w="1890" w:type="dxa"/>
+            <w:tcBorders>
+              <w:top w:val="single" w:sz="4" w:space="0" w:color="B8CCE4"/>
+              <w:left w:val="single" w:sz="4" w:space="0" w:color="B8CCE4"/>
+              <w:bottom w:val="single" w:sz="4" w:space="0" w:color="B8CCE4"/>
+              <w:right w:val="single" w:sz="4" w:space="0" w:color="B8CCE4"/>
+            </w:tcBorders>
+            <w:shd w:val="clear" w:color="auto" w:fill="F2F2F2"/>
+            <w:tcMar>
+              <w:top w:w="80" w:type="dxa"/>
+              <w:left w:w="120" w:type="dxa"/>
+              <w:bottom w:w="80" w:type="dxa"/>
+              <w:right w:w="120" w:type="dxa"/>
+            </w:tcMar>
+            <w:vAlign w:val="center"/>
+          </w:tcPr>
+          <w:p>
+            <w:pPr>
+              <w:jc w:val="center"/>
+            </w:pPr>
+            <w:r>
+              <w:rPr>
+                <w:sz w:val="18"/>
+                <w:szCs w:val="18"/>
+              </w:rPr>
+              <w:t>A/R</w:t>
+            </w:r>
+          </w:p>
+        </w:tc>
+        <w:tc>
+          <w:tcPr>
+            <w:tcW w:w="1710" w:type="dxa"/>
+            <w:tcBorders>
+              <w:top w:val="single" w:sz="4" w:space="0" w:color="B8CCE4"/>
+              <w:left w:val="single" w:sz="4" w:space="0" w:color="B8CCE4"/>
+              <w:bottom w:val="single" w:sz="4" w:space="0" w:color="B8CCE4"/>
+              <w:right w:val="single" w:sz="4" w:space="0" w:color="B8CCE4"/>
+            </w:tcBorders>
+            <w:shd w:val="clear" w:color="auto" w:fill="F2F2F2"/>
+            <w:tcMar>
+              <w:top w:w="80" w:type="dxa"/>
+              <w:left w:w="120" w:type="dxa"/>
+              <w:bottom w:w="80" w:type="dxa"/>
+              <w:right w:w="120" w:type="dxa"/>
+            </w:tcMar>
+            <w:vAlign w:val="center"/>
+          </w:tcPr>
+          <w:p>
+            <w:pPr>
+              <w:jc w:val="center"/>
+            </w:pPr>
+            <w:r>
+              <w:rPr>
+                <w:sz w:val="18"/>
+                <w:szCs w:val="18"/>
+              </w:rPr>
+              <w:t>I</w:t>
+            </w:r>
+          </w:p>
+        </w:tc>
+        <w:tc>
+          <w:tcPr>
+            <w:tcW w:w="2160" w:type="dxa"/>
+            <w:tcBorders>
+              <w:top w:val="single" w:sz="4" w:space="0" w:color="B8CCE4"/>
+              <w:left w:val="single" w:sz="4" w:space="0" w:color="B8CCE4"/>
+              <w:bottom w:val="single" w:sz="4" w:space="0" w:color="B8CCE4"/>
+              <w:right w:val="single" w:sz="4" w:space="0" w:color="B8CCE4"/>
+            </w:tcBorders>
+            <w:shd w:val="clear" w:color="auto" w:fill="F2F2F2"/>
+            <w:tcMar>
+              <w:top w:w="80" w:type="dxa"/>
+              <w:left w:w="120" w:type="dxa"/>
+              <w:bottom w:w="80" w:type="dxa"/>
+              <w:right w:w="120" w:type="dxa"/>
+            </w:tcMar>
+            <w:vAlign w:val="center"/>
+          </w:tcPr>
+          <w:p>
+            <w:pPr>
+              <w:jc w:val="center"/>
+            </w:pPr>
+            <w:r>
+              <w:t>I</w:t>
+            </w:r>
+          </w:p>
+        </w:tc>
+      </w:tr>
+      <w:tr>
+        <w:tc>
+          <w:tcPr>
+            <w:tcW w:w="1559" w:type="dxa"/>
+            <w:tcBorders>
+              <w:top w:val="single" w:sz="4" w:space="0" w:color="B8CCE4"/>
+              <w:left w:val="single" w:sz="4" w:space="0" w:color="B8CCE4"/>
+              <w:bottom w:val="single" w:sz="4" w:space="0" w:color="B8CCE4"/>
+              <w:right w:val="single" w:sz="4" w:space="0" w:color="B8CCE4"/>
+            </w:tcBorders>
+            <w:shd w:val="clear" w:color="auto" w:fill="FFFFFF"/>
+            <w:tcMar>
+              <w:top w:w="80" w:type="dxa"/>
+              <w:left w:w="120" w:type="dxa"/>
+              <w:bottom w:w="80" w:type="dxa"/>
+              <w:right w:w="120" w:type="dxa"/>
+            </w:tcMar>
+            <w:vAlign w:val="center"/>
+          </w:tcPr>
+          <w:p>
+            <w:pPr>
+              <w:jc w:val="center"/>
+            </w:pPr>
+            <w:r>
+              <w:rPr>
+                <w:rFonts w:ascii="Arial" w:eastAsia="Arial" w:hAnsi="Arial" w:cs="Arial"/>
+                <w:sz w:val="18"/>
+                <w:szCs w:val="18"/>
+              </w:rPr>
+              <w:t>Network analysis</w:t>
+            </w:r>
+          </w:p>
+        </w:tc>
+        <w:tc>
+          <w:tcPr>
+            <w:tcW w:w="1981" w:type="dxa"/>
+            <w:tcBorders>
+              <w:top w:val="single" w:sz="4" w:space="0" w:color="B8CCE4"/>
+              <w:left w:val="single" w:sz="4" w:space="0" w:color="B8CCE4"/>
+              <w:bottom w:val="single" w:sz="4" w:space="0" w:color="B8CCE4"/>
+              <w:right w:val="single" w:sz="4" w:space="0" w:color="B8CCE4"/>
+            </w:tcBorders>
+            <w:shd w:val="clear" w:color="auto" w:fill="FFFFFF"/>
+            <w:tcMar>
+              <w:top w:w="80" w:type="dxa"/>
+              <w:left w:w="120" w:type="dxa"/>
+              <w:bottom w:w="80" w:type="dxa"/>
+              <w:right w:w="120" w:type="dxa"/>
+            </w:tcMar>
+            <w:vAlign w:val="center"/>
+          </w:tcPr>
+          <w:p>
+            <w:pPr>
+              <w:jc w:val="center"/>
+            </w:pPr>
+            <w:r>
+              <w:rPr>
+                <w:sz w:val="18"/>
+                <w:szCs w:val="18"/>
+              </w:rPr>
+              <w:t>A</w:t>
+            </w:r>
+          </w:p>
+        </w:tc>
+        <w:tc>
+          <w:tcPr>
+            <w:tcW w:w="1890" w:type="dxa"/>
+            <w:tcBorders>
+              <w:top w:val="single" w:sz="4" w:space="0" w:color="B8CCE4"/>
+              <w:left w:val="single" w:sz="4" w:space="0" w:color="B8CCE4"/>
+              <w:bottom w:val="single" w:sz="4" w:space="0" w:color="B8CCE4"/>
+              <w:right w:val="single" w:sz="4" w:space="0" w:color="B8CCE4"/>
+            </w:tcBorders>
+            <w:shd w:val="clear" w:color="auto" w:fill="FFFFFF"/>
+            <w:tcMar>
+              <w:top w:w="80" w:type="dxa"/>
+              <w:left w:w="120" w:type="dxa"/>
+              <w:bottom w:w="80" w:type="dxa"/>
+              <w:right w:w="120" w:type="dxa"/>
+            </w:tcMar>
+            <w:vAlign w:val="center"/>
+          </w:tcPr>
+          <w:p>
+            <w:pPr>
+              <w:jc w:val="center"/>
+            </w:pPr>
+            <w:r>
+              <w:rPr>
+                <w:sz w:val="18"/>
+                <w:szCs w:val="18"/>
+              </w:rPr>
+              <w:t>C</w:t>
+            </w:r>
+          </w:p>
+        </w:tc>
+        <w:tc>
+          <w:tcPr>
+            <w:tcW w:w="1710" w:type="dxa"/>
+            <w:tcBorders>
+              <w:top w:val="single" w:sz="4" w:space="0" w:color="B8CCE4"/>
+              <w:left w:val="single" w:sz="4" w:space="0" w:color="B8CCE4"/>
+              <w:bottom w:val="single" w:sz="4" w:space="0" w:color="B8CCE4"/>
+              <w:right w:val="single" w:sz="4" w:space="0" w:color="B8CCE4"/>
+            </w:tcBorders>
+            <w:shd w:val="clear" w:color="auto" w:fill="FFFFFF"/>
+            <w:tcMar>
+              <w:top w:w="80" w:type="dxa"/>
+              <w:left w:w="120" w:type="dxa"/>
+              <w:bottom w:w="80" w:type="dxa"/>
+              <w:right w:w="120" w:type="dxa"/>
+            </w:tcMar>
+            <w:vAlign w:val="center"/>
+          </w:tcPr>
+          <w:p>
+            <w:pPr>
+              <w:jc w:val="center"/>
+            </w:pPr>
+            <w:r>
+              <w:rPr>
+                <w:sz w:val="18"/>
+                <w:szCs w:val="18"/>
+              </w:rPr>
+              <w:t>C</w:t>
+            </w:r>
+          </w:p>
+        </w:tc>
+        <w:tc>
+          <w:tcPr>
+            <w:tcW w:w="2160" w:type="dxa"/>
+            <w:tcBorders>
+              <w:top w:val="single" w:sz="4" w:space="0" w:color="B8CCE4"/>
+              <w:left w:val="single" w:sz="4" w:space="0" w:color="B8CCE4"/>
+              <w:bottom w:val="single" w:sz="4" w:space="0" w:color="B8CCE4"/>
+              <w:right w:val="single" w:sz="4" w:space="0" w:color="B8CCE4"/>
+            </w:tcBorders>
+            <w:shd w:val="clear" w:color="auto" w:fill="FFFFFF"/>
+            <w:tcMar>
+              <w:top w:w="80" w:type="dxa"/>
+              <w:left w:w="120" w:type="dxa"/>
+              <w:bottom w:w="80" w:type="dxa"/>
+              <w:right w:w="120" w:type="dxa"/>
+            </w:tcMar>
+            <w:vAlign w:val="center"/>
+          </w:tcPr>
+          <w:p>
+            <w:pPr>
+              <w:jc w:val="center"/>
+            </w:pPr>
+            <w:r>
+              <w:rPr>
+                <w:sz w:val="18"/>
+                <w:szCs w:val="18"/>
+              </w:rPr>
+              <w:t>R</w:t>
+            </w:r>
+          </w:p>
+        </w:tc>
+      </w:tr>
+      <w:tr>
+        <w:tc>
+          <w:tcPr>
+            <w:tcW w:w="1559" w:type="dxa"/>
+            <w:tcBorders>
+              <w:top w:val="single" w:sz="4" w:space="0" w:color="B8CCE4"/>
+              <w:left w:val="single" w:sz="4" w:space="0" w:color="B8CCE4"/>
+              <w:bottom w:val="single" w:sz="4" w:space="0" w:color="B8CCE4"/>
+              <w:right w:val="single" w:sz="4" w:space="0" w:color="B8CCE4"/>
+            </w:tcBorders>
+            <w:shd w:val="clear" w:color="auto" w:fill="F2F2F2"/>
+            <w:tcMar>
+              <w:top w:w="80" w:type="dxa"/>
+              <w:left w:w="120" w:type="dxa"/>
+              <w:bottom w:w="80" w:type="dxa"/>
+              <w:right w:w="120" w:type="dxa"/>
+            </w:tcMar>
+            <w:vAlign w:val="center"/>
+          </w:tcPr>
+          <w:p>
+            <w:pPr>
+              <w:jc w:val="center"/>
+            </w:pPr>
+            <w:r>
+              <w:rPr>
+                <w:rFonts w:ascii="Arial" w:eastAsia="Arial" w:hAnsi="Arial" w:cs="Arial"/>
+                <w:sz w:val="18"/>
+                <w:szCs w:val="18"/>
+              </w:rPr>
+              <w:t>Network topology</w:t>
+            </w:r>
+            <w:r>
+              <w:rPr>
+                <w:rFonts w:ascii="Arial" w:eastAsia="Arial" w:hAnsi="Arial" w:cs="Arial"/>
+                <w:sz w:val="18"/>
+                <w:szCs w:val="18"/>
+              </w:rPr>
+              <w:t xml:space="preserve"> design</w:t>
+            </w:r>
+          </w:p>
+        </w:tc>
+        <w:tc>
+          <w:tcPr>
+            <w:tcW w:w="1981" w:type="dxa"/>
+            <w:tcBorders>
+              <w:top w:val="single" w:sz="4" w:space="0" w:color="B8CCE4"/>
+              <w:left w:val="single" w:sz="4" w:space="0" w:color="B8CCE4"/>
+              <w:bottom w:val="single" w:sz="4" w:space="0" w:color="B8CCE4"/>
+              <w:right w:val="single" w:sz="4" w:space="0" w:color="B8CCE4"/>
+            </w:tcBorders>
+            <w:shd w:val="clear" w:color="auto" w:fill="F2F2F2"/>
+            <w:tcMar>
+              <w:top w:w="80" w:type="dxa"/>
+              <w:left w:w="120" w:type="dxa"/>
+              <w:bottom w:w="80" w:type="dxa"/>
+              <w:right w:w="120" w:type="dxa"/>
+            </w:tcMar>
+            <w:vAlign w:val="center"/>
+          </w:tcPr>
+          <w:p>
+            <w:pPr>
+              <w:jc w:val="center"/>
+            </w:pPr>
+            <w:r>
+              <w:rPr>
+                <w:sz w:val="18"/>
+                <w:szCs w:val="18"/>
+              </w:rPr>
+              <w:t>A</w:t>
+            </w:r>
+          </w:p>
+        </w:tc>
+        <w:tc>
+          <w:tcPr>
+            <w:tcW w:w="1890" w:type="dxa"/>
+            <w:tcBorders>
+              <w:top w:val="single" w:sz="4" w:space="0" w:color="B8CCE4"/>
+              <w:left w:val="single" w:sz="4" w:space="0" w:color="B8CCE4"/>
+              <w:bottom w:val="single" w:sz="4" w:space="0" w:color="B8CCE4"/>
+              <w:right w:val="single" w:sz="4" w:space="0" w:color="B8CCE4"/>
+            </w:tcBorders>
+            <w:shd w:val="clear" w:color="auto" w:fill="F2F2F2"/>
+            <w:tcMar>
+              <w:top w:w="80" w:type="dxa"/>
+              <w:left w:w="120" w:type="dxa"/>
+              <w:bottom w:w="80" w:type="dxa"/>
+              <w:right w:w="120" w:type="dxa"/>
+            </w:tcMar>
+            <w:vAlign w:val="center"/>
+          </w:tcPr>
+          <w:p>
+            <w:pPr>
+              <w:jc w:val="center"/>
+            </w:pPr>
+            <w:r>
+              <w:t>C</w:t>
+            </w:r>
+          </w:p>
+        </w:tc>
+        <w:tc>
+          <w:tcPr>
+            <w:tcW w:w="1710" w:type="dxa"/>
+            <w:tcBorders>
+              <w:top w:val="single" w:sz="4" w:space="0" w:color="B8CCE4"/>
+              <w:left w:val="single" w:sz="4" w:space="0" w:color="B8CCE4"/>
+              <w:bottom w:val="single" w:sz="4" w:space="0" w:color="B8CCE4"/>
+              <w:right w:val="single" w:sz="4" w:space="0" w:color="B8CCE4"/>
+            </w:tcBorders>
+            <w:shd w:val="clear" w:color="auto" w:fill="F2F2F2"/>
+            <w:tcMar>
+              <w:top w:w="80" w:type="dxa"/>
+              <w:left w:w="120" w:type="dxa"/>
+              <w:bottom w:w="80" w:type="dxa"/>
+              <w:right w:w="120" w:type="dxa"/>
+            </w:tcMar>
+            <w:vAlign w:val="center"/>
+          </w:tcPr>
+          <w:p>
+            <w:pPr>
+              <w:jc w:val="center"/>
+            </w:pPr>
+            <w:r>
+              <w:t>A/R</w:t>
+            </w:r>
+          </w:p>
+        </w:tc>
+        <w:tc>
+          <w:tcPr>
+            <w:tcW w:w="2160" w:type="dxa"/>
+            <w:tcBorders>
+              <w:top w:val="single" w:sz="4" w:space="0" w:color="B8CCE4"/>
+              <w:left w:val="single" w:sz="4" w:space="0" w:color="B8CCE4"/>
+              <w:bottom w:val="single" w:sz="4" w:space="0" w:color="B8CCE4"/>
+              <w:right w:val="single" w:sz="4" w:space="0" w:color="B8CCE4"/>
+            </w:tcBorders>
+            <w:shd w:val="clear" w:color="auto" w:fill="F2F2F2"/>
+            <w:tcMar>
+              <w:top w:w="80" w:type="dxa"/>
+              <w:left w:w="120" w:type="dxa"/>
+              <w:bottom w:w="80" w:type="dxa"/>
+              <w:right w:w="120" w:type="dxa"/>
+            </w:tcMar>
+            <w:vAlign w:val="center"/>
+          </w:tcPr>
+          <w:p>
+            <w:pPr>
+              <w:jc w:val="center"/>
+            </w:pPr>
+            <w:r>
+              <w:t>I</w:t>
+            </w:r>
+          </w:p>
+        </w:tc>
+      </w:tr>
+      <w:tr>
+        <w:tc>
+          <w:tcPr>
+            <w:tcW w:w="1559" w:type="dxa"/>
+            <w:tcBorders>
+              <w:top w:val="single" w:sz="4" w:space="0" w:color="B8CCE4"/>
+              <w:left w:val="single" w:sz="4" w:space="0" w:color="B8CCE4"/>
+              <w:bottom w:val="single" w:sz="4" w:space="0" w:color="B8CCE4"/>
+              <w:right w:val="single" w:sz="4" w:space="0" w:color="B8CCE4"/>
+            </w:tcBorders>
+            <w:shd w:val="clear" w:color="auto" w:fill="FFFFFF"/>
+            <w:tcMar>
+              <w:top w:w="80" w:type="dxa"/>
+              <w:left w:w="120" w:type="dxa"/>
+              <w:bottom w:w="80" w:type="dxa"/>
+              <w:right w:w="120" w:type="dxa"/>
+            </w:tcMar>
+            <w:vAlign w:val="center"/>
+          </w:tcPr>
+          <w:p>
+            <w:pPr>
+              <w:jc w:val="center"/>
+            </w:pPr>
+            <w:r>
+              <w:rPr>
+                <w:rFonts w:ascii="Arial" w:eastAsia="Arial" w:hAnsi="Arial" w:cs="Arial"/>
+                <w:sz w:val="18"/>
+                <w:szCs w:val="18"/>
+              </w:rPr>
+              <w:t>IP addressing</w:t>
+            </w:r>
+          </w:p>
+        </w:tc>
+        <w:tc>
+          <w:tcPr>
+            <w:tcW w:w="1981" w:type="dxa"/>
+            <w:tcBorders>
+              <w:top w:val="single" w:sz="4" w:space="0" w:color="B8CCE4"/>
+              <w:left w:val="single" w:sz="4" w:space="0" w:color="B8CCE4"/>
+              <w:bottom w:val="single" w:sz="4" w:space="0" w:color="B8CCE4"/>
+              <w:right w:val="single" w:sz="4" w:space="0" w:color="B8CCE4"/>
+            </w:tcBorders>
+            <w:shd w:val="clear" w:color="auto" w:fill="FFFFFF"/>
+            <w:tcMar>
+              <w:top w:w="80" w:type="dxa"/>
+              <w:left w:w="120" w:type="dxa"/>
+              <w:bottom w:w="80" w:type="dxa"/>
+              <w:right w:w="120" w:type="dxa"/>
+            </w:tcMar>
+            <w:vAlign w:val="center"/>
+          </w:tcPr>
+          <w:p>
+            <w:pPr>
+              <w:jc w:val="center"/>
+            </w:pPr>
+            <w:r>
+              <w:rPr>
+                <w:sz w:val="18"/>
+                <w:szCs w:val="18"/>
+              </w:rPr>
+              <w:t>A</w:t>
+            </w:r>
+          </w:p>
+        </w:tc>
+        <w:tc>
+          <w:tcPr>
+            <w:tcW w:w="1890" w:type="dxa"/>
+            <w:tcBorders>
+              <w:top w:val="single" w:sz="4" w:space="0" w:color="B8CCE4"/>
+              <w:left w:val="single" w:sz="4" w:space="0" w:color="B8CCE4"/>
+              <w:bottom w:val="single" w:sz="4" w:space="0" w:color="B8CCE4"/>
+              <w:right w:val="single" w:sz="4" w:space="0" w:color="B8CCE4"/>
+            </w:tcBorders>
+            <w:shd w:val="clear" w:color="auto" w:fill="FFFFFF"/>
+            <w:tcMar>
+              <w:top w:w="80" w:type="dxa"/>
+              <w:left w:w="120" w:type="dxa"/>
+              <w:bottom w:w="80" w:type="dxa"/>
+              <w:right w:w="120" w:type="dxa"/>
+            </w:tcMar>
+            <w:vAlign w:val="center"/>
+          </w:tcPr>
+          <w:p>
+            <w:pPr>
+              <w:jc w:val="center"/>
+            </w:pPr>
+            <w:r>
+              <w:rPr>
+                <w:sz w:val="18"/>
+                <w:szCs w:val="18"/>
+              </w:rPr>
+              <w:t>C</w:t>
+            </w:r>
+          </w:p>
+        </w:tc>
+        <w:tc>
+          <w:tcPr>
+            <w:tcW w:w="1710" w:type="dxa"/>
+            <w:tcBorders>
+              <w:top w:val="single" w:sz="4" w:space="0" w:color="B8CCE4"/>
+              <w:left w:val="single" w:sz="4" w:space="0" w:color="B8CCE4"/>
+              <w:bottom w:val="single" w:sz="4" w:space="0" w:color="B8CCE4"/>
+              <w:right w:val="single" w:sz="4" w:space="0" w:color="B8CCE4"/>
+            </w:tcBorders>
+            <w:shd w:val="clear" w:color="auto" w:fill="FFFFFF"/>
+            <w:tcMar>
+              <w:top w:w="80" w:type="dxa"/>
+              <w:left w:w="120" w:type="dxa"/>
+              <w:bottom w:w="80" w:type="dxa"/>
+              <w:right w:w="120" w:type="dxa"/>
+            </w:tcMar>
+            <w:vAlign w:val="center"/>
+          </w:tcPr>
+          <w:p>
+            <w:pPr>
+              <w:jc w:val="center"/>
+            </w:pPr>
+            <w:r>
+              <w:t>A/R</w:t>
+            </w:r>
+          </w:p>
+        </w:tc>
+        <w:tc>
+          <w:tcPr>
+            <w:tcW w:w="2160" w:type="dxa"/>
+            <w:tcBorders>
+              <w:top w:val="single" w:sz="4" w:space="0" w:color="B8CCE4"/>
+              <w:left w:val="single" w:sz="4" w:space="0" w:color="B8CCE4"/>
+              <w:bottom w:val="single" w:sz="4" w:space="0" w:color="B8CCE4"/>
+              <w:right w:val="single" w:sz="4" w:space="0" w:color="B8CCE4"/>
+            </w:tcBorders>
+            <w:shd w:val="clear" w:color="auto" w:fill="FFFFFF"/>
+            <w:tcMar>
+              <w:top w:w="80" w:type="dxa"/>
+              <w:left w:w="120" w:type="dxa"/>
+              <w:bottom w:w="80" w:type="dxa"/>
+              <w:right w:w="120" w:type="dxa"/>
+            </w:tcMar>
+            <w:vAlign w:val="center"/>
+          </w:tcPr>
+          <w:p>
+            <w:pPr>
+              <w:jc w:val="center"/>
+            </w:pPr>
+            <w:r>
+              <w:t>A</w:t>
+            </w:r>
+          </w:p>
+        </w:tc>
+      </w:tr>
+      <w:tr>
+        <w:tc>
+          <w:tcPr>
+            <w:tcW w:w="1559" w:type="dxa"/>
+            <w:tcBorders>
+              <w:top w:val="single" w:sz="4" w:space="0" w:color="B8CCE4"/>
+              <w:left w:val="single" w:sz="4" w:space="0" w:color="B8CCE4"/>
+              <w:bottom w:val="single" w:sz="4" w:space="0" w:color="B8CCE4"/>
+              <w:right w:val="single" w:sz="4" w:space="0" w:color="B8CCE4"/>
+            </w:tcBorders>
+            <w:shd w:val="clear" w:color="auto" w:fill="F2F2F2"/>
+            <w:tcMar>
+              <w:top w:w="80" w:type="dxa"/>
+              <w:left w:w="120" w:type="dxa"/>
+              <w:bottom w:w="80" w:type="dxa"/>
+              <w:right w:w="120" w:type="dxa"/>
+            </w:tcMar>
+            <w:vAlign w:val="center"/>
+          </w:tcPr>
+          <w:p>
+            <w:pPr>
+              <w:jc w:val="center"/>
+            </w:pPr>
+            <w:r>
+              <w:rPr>
+                <w:rFonts w:ascii="Arial" w:eastAsia="Arial" w:hAnsi="Arial" w:cs="Arial"/>
+                <w:sz w:val="18"/>
+                <w:szCs w:val="18"/>
+              </w:rPr>
+              <w:t>Device configuration</w:t>
+            </w:r>
+          </w:p>
+        </w:tc>
+        <w:tc>
+          <w:tcPr>
+            <w:tcW w:w="1981" w:type="dxa"/>
+            <w:tcBorders>
+              <w:top w:val="single" w:sz="4" w:space="0" w:color="B8CCE4"/>
+              <w:left w:val="single" w:sz="4" w:space="0" w:color="B8CCE4"/>
+              <w:bottom w:val="single" w:sz="4" w:space="0" w:color="B8CCE4"/>
+              <w:right w:val="single" w:sz="4" w:space="0" w:color="B8CCE4"/>
+            </w:tcBorders>
+            <w:shd w:val="clear" w:color="auto" w:fill="F2F2F2"/>
+            <w:tcMar>
+              <w:top w:w="80" w:type="dxa"/>
+              <w:left w:w="120" w:type="dxa"/>
+              <w:bottom w:w="80" w:type="dxa"/>
+              <w:right w:w="120" w:type="dxa"/>
+            </w:tcMar>
+            <w:vAlign w:val="center"/>
+          </w:tcPr>
+          <w:p>
+            <w:pPr>
+              <w:jc w:val="center"/>
+            </w:pPr>
+            <w:r>
+              <w:rPr>
+                <w:sz w:val="18"/>
+                <w:szCs w:val="18"/>
+              </w:rPr>
+              <w:t>A</w:t>
+            </w:r>
+          </w:p>
+        </w:tc>
+        <w:tc>
+          <w:tcPr>
+            <w:tcW w:w="1890" w:type="dxa"/>
+            <w:tcBorders>
+              <w:top w:val="single" w:sz="4" w:space="0" w:color="B8CCE4"/>
+              <w:left w:val="single" w:sz="4" w:space="0" w:color="B8CCE4"/>
+              <w:bottom w:val="single" w:sz="4" w:space="0" w:color="B8CCE4"/>
+              <w:right w:val="single" w:sz="4" w:space="0" w:color="B8CCE4"/>
+            </w:tcBorders>
+            <w:shd w:val="clear" w:color="auto" w:fill="F2F2F2"/>
+            <w:tcMar>
+              <w:top w:w="80" w:type="dxa"/>
+              <w:left w:w="120" w:type="dxa"/>
+              <w:bottom w:w="80" w:type="dxa"/>
+              <w:right w:w="120" w:type="dxa"/>
+            </w:tcMar>
+            <w:vAlign w:val="center"/>
+          </w:tcPr>
+          <w:p>
+            <w:pPr>
+              <w:jc w:val="center"/>
+            </w:pPr>
+            <w:r>
+              <w:t>I</w:t>
+            </w:r>
+          </w:p>
+        </w:tc>
+        <w:tc>
+          <w:tcPr>
+            <w:tcW w:w="1710" w:type="dxa"/>
+            <w:tcBorders>
+              <w:top w:val="single" w:sz="4" w:space="0" w:color="B8CCE4"/>
+              <w:left w:val="single" w:sz="4" w:space="0" w:color="B8CCE4"/>
+              <w:bottom w:val="single" w:sz="4" w:space="0" w:color="B8CCE4"/>
+              <w:right w:val="single" w:sz="4" w:space="0" w:color="B8CCE4"/>
+            </w:tcBorders>
+            <w:shd w:val="clear" w:color="auto" w:fill="F2F2F2"/>
+            <w:tcMar>
+              <w:top w:w="80" w:type="dxa"/>
+              <w:left w:w="120" w:type="dxa"/>
+              <w:bottom w:w="80" w:type="dxa"/>
+              <w:right w:w="120" w:type="dxa"/>
+            </w:tcMar>
+            <w:vAlign w:val="center"/>
+          </w:tcPr>
+          <w:p>
+            <w:pPr>
+              <w:jc w:val="center"/>
+            </w:pPr>
+            <w:r>
+              <w:rPr>
+                <w:sz w:val="18"/>
+                <w:szCs w:val="18"/>
+              </w:rPr>
+              <w:t>I</w:t>
+            </w:r>
+          </w:p>
+        </w:tc>
+        <w:tc>
+          <w:tcPr>
+            <w:tcW w:w="2160" w:type="dxa"/>
+            <w:tcBorders>
+              <w:top w:val="single" w:sz="4" w:space="0" w:color="B8CCE4"/>
+              <w:left w:val="single" w:sz="4" w:space="0" w:color="B8CCE4"/>
+              <w:bottom w:val="single" w:sz="4" w:space="0" w:color="B8CCE4"/>
+              <w:right w:val="single" w:sz="4" w:space="0" w:color="B8CCE4"/>
+            </w:tcBorders>
+            <w:shd w:val="clear" w:color="auto" w:fill="F2F2F2"/>
+            <w:tcMar>
+              <w:top w:w="80" w:type="dxa"/>
+              <w:left w:w="120" w:type="dxa"/>
+              <w:bottom w:w="80" w:type="dxa"/>
+              <w:right w:w="120" w:type="dxa"/>
+            </w:tcMar>
+            <w:vAlign w:val="center"/>
+          </w:tcPr>
+          <w:p>
+            <w:pPr>
+              <w:jc w:val="center"/>
+            </w:pPr>
+            <w:r>
+              <w:t>A/R</w:t>
+            </w:r>
+          </w:p>
+        </w:tc>
+      </w:tr>
+      <w:tr>
+        <w:tc>
+          <w:tcPr>
+            <w:tcW w:w="1559" w:type="dxa"/>
+            <w:tcBorders>
+              <w:top w:val="single" w:sz="4" w:space="0" w:color="B8CCE4"/>
+              <w:left w:val="single" w:sz="4" w:space="0" w:color="B8CCE4"/>
+              <w:bottom w:val="single" w:sz="4" w:space="0" w:color="B8CCE4"/>
+              <w:right w:val="single" w:sz="4" w:space="0" w:color="B8CCE4"/>
+            </w:tcBorders>
+            <w:shd w:val="clear" w:color="auto" w:fill="FFFFFF"/>
+            <w:tcMar>
+              <w:top w:w="80" w:type="dxa"/>
+              <w:left w:w="120" w:type="dxa"/>
+              <w:bottom w:w="80" w:type="dxa"/>
+              <w:right w:w="120" w:type="dxa"/>
+            </w:tcMar>
+            <w:vAlign w:val="center"/>
+          </w:tcPr>
+          <w:p>
+            <w:pPr>
+              <w:jc w:val="center"/>
+            </w:pPr>
+            <w:r>
+              <w:rPr>
+                <w:rFonts w:ascii="Arial" w:eastAsia="Arial" w:hAnsi="Arial" w:cs="Arial"/>
+                <w:sz w:val="18"/>
+                <w:szCs w:val="18"/>
+              </w:rPr>
+              <w:t>Testing using Packet Tracer</w:t>
+            </w:r>
+          </w:p>
+        </w:tc>
+        <w:tc>
+          <w:tcPr>
+            <w:tcW w:w="1981" w:type="dxa"/>
+            <w:tcBorders>
+              <w:top w:val="single" w:sz="4" w:space="0" w:color="B8CCE4"/>
+              <w:left w:val="single" w:sz="4" w:space="0" w:color="B8CCE4"/>
+              <w:bottom w:val="single" w:sz="4" w:space="0" w:color="B8CCE4"/>
+              <w:right w:val="single" w:sz="4" w:space="0" w:color="B8CCE4"/>
+            </w:tcBorders>
+            <w:shd w:val="clear" w:color="auto" w:fill="FFFFFF"/>
+            <w:tcMar>
+              <w:top w:w="80" w:type="dxa"/>
+              <w:left w:w="120" w:type="dxa"/>
+              <w:bottom w:w="80" w:type="dxa"/>
+              <w:right w:w="120" w:type="dxa"/>
+            </w:tcMar>
+            <w:vAlign w:val="center"/>
+          </w:tcPr>
+          <w:p>
+            <w:pPr>
+              <w:jc w:val="center"/>
+            </w:pPr>
+            <w:r>
+              <w:rPr>
+                <w:sz w:val="18"/>
+                <w:szCs w:val="18"/>
+              </w:rPr>
+              <w:t>A</w:t>
+            </w:r>
+            <w:r>
+              <w:rPr>
+                <w:sz w:val="18"/>
+                <w:szCs w:val="18"/>
+              </w:rPr>
+              <w:t>/R</w:t>
+            </w:r>
+          </w:p>
+        </w:tc>
+        <w:tc>
+          <w:tcPr>
+            <w:tcW w:w="1890" w:type="dxa"/>
+            <w:tcBorders>
+              <w:top w:val="single" w:sz="4" w:space="0" w:color="B8CCE4"/>
+              <w:left w:val="single" w:sz="4" w:space="0" w:color="B8CCE4"/>
+              <w:bottom w:val="single" w:sz="4" w:space="0" w:color="B8CCE4"/>
+              <w:right w:val="single" w:sz="4" w:space="0" w:color="B8CCE4"/>
+            </w:tcBorders>
+            <w:shd w:val="clear" w:color="auto" w:fill="FFFFFF"/>
+            <w:tcMar>
+              <w:top w:w="80" w:type="dxa"/>
+              <w:left w:w="120" w:type="dxa"/>
+              <w:bottom w:w="80" w:type="dxa"/>
+              <w:right w:w="120" w:type="dxa"/>
+            </w:tcMar>
+            <w:vAlign w:val="center"/>
+          </w:tcPr>
+          <w:p>
+            <w:pPr>
+              <w:jc w:val="center"/>
+            </w:pPr>
+            <w:r>
+              <w:t>A</w:t>
+            </w:r>
+          </w:p>
+        </w:tc>
+        <w:tc>
+          <w:tcPr>
+            <w:tcW w:w="1710" w:type="dxa"/>
+            <w:tcBorders>
+              <w:top w:val="single" w:sz="4" w:space="0" w:color="B8CCE4"/>
+              <w:left w:val="single" w:sz="4" w:space="0" w:color="B8CCE4"/>
+              <w:bottom w:val="single" w:sz="4" w:space="0" w:color="B8CCE4"/>
+              <w:right w:val="single" w:sz="4" w:space="0" w:color="B8CCE4"/>
+            </w:tcBorders>
+            <w:shd w:val="clear" w:color="auto" w:fill="FFFFFF"/>
+            <w:tcMar>
+              <w:top w:w="80" w:type="dxa"/>
+              <w:left w:w="120" w:type="dxa"/>
+              <w:bottom w:w="80" w:type="dxa"/>
+              <w:right w:w="120" w:type="dxa"/>
+            </w:tcMar>
+            <w:vAlign w:val="center"/>
+          </w:tcPr>
+          <w:p>
+            <w:pPr>
+              <w:jc w:val="center"/>
+            </w:pPr>
+            <w:r>
+              <w:rPr>
+                <w:sz w:val="18"/>
+                <w:szCs w:val="18"/>
+              </w:rPr>
+              <w:t>C</w:t>
+            </w:r>
+          </w:p>
+        </w:tc>
+        <w:tc>
+          <w:tcPr>
+            <w:tcW w:w="2160" w:type="dxa"/>
+            <w:tcBorders>
+              <w:top w:val="single" w:sz="4" w:space="0" w:color="B8CCE4"/>
+              <w:left w:val="single" w:sz="4" w:space="0" w:color="B8CCE4"/>
+              <w:bottom w:val="single" w:sz="4" w:space="0" w:color="B8CCE4"/>
+              <w:right w:val="single" w:sz="4" w:space="0" w:color="B8CCE4"/>
+            </w:tcBorders>
+            <w:shd w:val="clear" w:color="auto" w:fill="FFFFFF"/>
+            <w:tcMar>
+              <w:top w:w="80" w:type="dxa"/>
+              <w:left w:w="120" w:type="dxa"/>
+              <w:bottom w:w="80" w:type="dxa"/>
+              <w:right w:w="120" w:type="dxa"/>
+            </w:tcMar>
+            <w:vAlign w:val="center"/>
+          </w:tcPr>
+          <w:p>
+            <w:pPr>
+              <w:jc w:val="center"/>
+            </w:pPr>
+            <w:r>
+              <w:rPr>
+                <w:sz w:val="18"/>
+                <w:szCs w:val="18"/>
+              </w:rPr>
+              <w:t>I</w:t>
+            </w:r>
+          </w:p>
+        </w:tc>
+      </w:tr>
+      <w:tr>
+        <w:trPr>
+          <w:trHeight w:val="855"/>
+        </w:trPr>
+        <w:tc>
+          <w:tcPr>
+            <w:tcW w:w="1559" w:type="dxa"/>
+            <w:tcBorders>
+              <w:top w:val="single" w:sz="4" w:space="0" w:color="B8CCE4"/>
+              <w:left w:val="single" w:sz="4" w:space="0" w:color="B8CCE4"/>
+              <w:bottom w:val="single" w:sz="4" w:space="0" w:color="B8CCE4"/>
+              <w:right w:val="single" w:sz="4" w:space="0" w:color="B8CCE4"/>
+            </w:tcBorders>
+            <w:shd w:val="clear" w:color="auto" w:fill="F2F2F2"/>
+            <w:tcMar>
+              <w:top w:w="80" w:type="dxa"/>
+              <w:left w:w="120" w:type="dxa"/>
+              <w:bottom w:w="80" w:type="dxa"/>
+              <w:right w:w="120" w:type="dxa"/>
+            </w:tcMar>
+            <w:vAlign w:val="center"/>
+          </w:tcPr>
+          <w:p>
+            <w:pPr>
+              <w:jc w:val="center"/>
+            </w:pPr>
+            <w:r>
+              <w:rPr>
+                <w:rFonts w:ascii="Arial" w:eastAsia="Arial" w:hAnsi="Arial" w:cs="Arial"/>
+                <w:sz w:val="18"/>
+                <w:szCs w:val="18"/>
+              </w:rPr>
+              <w:t>Connectivity verificatio</w:t>
+            </w:r>
+            <w:r>
+              <w:rPr>
+                <w:rFonts w:ascii="Arial" w:eastAsia="Arial" w:hAnsi="Arial" w:cs="Arial"/>
+                <w:sz w:val="18"/>
+                <w:szCs w:val="18"/>
+              </w:rPr>
+              <w:t>n</w:t>
+            </w:r>
+          </w:p>
+        </w:tc>
+        <w:tc>
+          <w:tcPr>
+            <w:tcW w:w="1981" w:type="dxa"/>
+            <w:tcBorders>
+              <w:top w:val="single" w:sz="4" w:space="0" w:color="B8CCE4"/>
+              <w:left w:val="single" w:sz="4" w:space="0" w:color="B8CCE4"/>
+              <w:bottom w:val="single" w:sz="4" w:space="0" w:color="B8CCE4"/>
+              <w:right w:val="single" w:sz="4" w:space="0" w:color="B8CCE4"/>
+            </w:tcBorders>
+            <w:shd w:val="clear" w:color="auto" w:fill="F2F2F2"/>
+            <w:tcMar>
+              <w:top w:w="80" w:type="dxa"/>
+              <w:left w:w="120" w:type="dxa"/>
+              <w:bottom w:w="80" w:type="dxa"/>
+              <w:right w:w="120" w:type="dxa"/>
+            </w:tcMar>
+            <w:vAlign w:val="center"/>
+          </w:tcPr>
+          <w:p>
+            <w:pPr>
+              <w:jc w:val="center"/>
+            </w:pPr>
+            <w:r>
+              <w:rPr>
+                <w:sz w:val="18"/>
+                <w:szCs w:val="18"/>
+              </w:rPr>
+              <w:t>A/R</w:t>
+            </w:r>
+          </w:p>
+        </w:tc>
+        <w:tc>
+          <w:tcPr>
+            <w:tcW w:w="1890" w:type="dxa"/>
+            <w:tcBorders>
+              <w:top w:val="single" w:sz="4" w:space="0" w:color="B8CCE4"/>
+              <w:left w:val="single" w:sz="4" w:space="0" w:color="B8CCE4"/>
+              <w:bottom w:val="single" w:sz="4" w:space="0" w:color="B8CCE4"/>
+              <w:right w:val="single" w:sz="4" w:space="0" w:color="B8CCE4"/>
+            </w:tcBorders>
+            <w:shd w:val="clear" w:color="auto" w:fill="F2F2F2"/>
+            <w:tcMar>
+              <w:top w:w="80" w:type="dxa"/>
+              <w:left w:w="120" w:type="dxa"/>
+              <w:bottom w:w="80" w:type="dxa"/>
+              <w:right w:w="120" w:type="dxa"/>
+            </w:tcMar>
+            <w:vAlign w:val="center"/>
+          </w:tcPr>
+          <w:p>
+            <w:pPr>
+              <w:jc w:val="center"/>
+            </w:pPr>
+            <w:r>
+              <w:rPr>
+                <w:sz w:val="18"/>
+                <w:szCs w:val="18"/>
+              </w:rPr>
+              <w:t>A</w:t>
+            </w:r>
+          </w:p>
+        </w:tc>
+        <w:tc>
+          <w:tcPr>
+            <w:tcW w:w="1710" w:type="dxa"/>
+            <w:tcBorders>
+              <w:top w:val="single" w:sz="4" w:space="0" w:color="B8CCE4"/>
+              <w:left w:val="single" w:sz="4" w:space="0" w:color="B8CCE4"/>
+              <w:bottom w:val="single" w:sz="4" w:space="0" w:color="B8CCE4"/>
+              <w:right w:val="single" w:sz="4" w:space="0" w:color="B8CCE4"/>
+            </w:tcBorders>
+            <w:shd w:val="clear" w:color="auto" w:fill="F2F2F2"/>
+            <w:tcMar>
+              <w:top w:w="80" w:type="dxa"/>
+              <w:left w:w="120" w:type="dxa"/>
+              <w:bottom w:w="80" w:type="dxa"/>
+              <w:right w:w="120" w:type="dxa"/>
+            </w:tcMar>
+            <w:vAlign w:val="center"/>
+          </w:tcPr>
+          <w:p>
+            <w:pPr>
+              <w:jc w:val="center"/>
+            </w:pPr>
+            <w:r>
+              <w:t>A</w:t>
+            </w:r>
+          </w:p>
+        </w:tc>
+        <w:tc>
+          <w:tcPr>
+            <w:tcW w:w="2160" w:type="dxa"/>
+            <w:tcBorders>
+              <w:top w:val="single" w:sz="4" w:space="0" w:color="B8CCE4"/>
+              <w:left w:val="single" w:sz="4" w:space="0" w:color="B8CCE4"/>
+              <w:bottom w:val="single" w:sz="4" w:space="0" w:color="B8CCE4"/>
+              <w:right w:val="single" w:sz="4" w:space="0" w:color="B8CCE4"/>
+            </w:tcBorders>
+            <w:shd w:val="clear" w:color="auto" w:fill="F2F2F2"/>
+            <w:tcMar>
+              <w:top w:w="80" w:type="dxa"/>
+              <w:left w:w="120" w:type="dxa"/>
+              <w:bottom w:w="80" w:type="dxa"/>
+              <w:right w:w="120" w:type="dxa"/>
+            </w:tcMar>
+            <w:vAlign w:val="center"/>
+          </w:tcPr>
+          <w:p>
+            <w:pPr>
+              <w:jc w:val="center"/>
+            </w:pPr>
+            <w:r>
+              <w:t>A</w:t>
+            </w:r>
+          </w:p>
+        </w:tc>
+      </w:tr>
+      <w:tr>
+        <w:tc>
+          <w:tcPr>
+            <w:tcW w:w="1559" w:type="dxa"/>
+            <w:tcBorders>
+              <w:top w:val="single" w:sz="4" w:space="0" w:color="B8CCE4"/>
+              <w:left w:val="single" w:sz="4" w:space="0" w:color="B8CCE4"/>
+              <w:bottom w:val="single" w:sz="4" w:space="0" w:color="B8CCE4"/>
+              <w:right w:val="single" w:sz="4" w:space="0" w:color="B8CCE4"/>
+            </w:tcBorders>
+            <w:shd w:val="clear" w:color="auto" w:fill="FFFFFF"/>
+            <w:tcMar>
+              <w:top w:w="80" w:type="dxa"/>
+              <w:left w:w="120" w:type="dxa"/>
+              <w:bottom w:w="80" w:type="dxa"/>
+              <w:right w:w="120" w:type="dxa"/>
+            </w:tcMar>
+            <w:vAlign w:val="center"/>
+          </w:tcPr>
+          <w:p>
+            <w:pPr>
+              <w:jc w:val="center"/>
+            </w:pPr>
+            <w:r>
+              <w:rPr>
+                <w:rFonts w:ascii="Arial" w:eastAsia="Arial" w:hAnsi="Arial" w:cs="Arial"/>
+                <w:sz w:val="18"/>
+                <w:szCs w:val="18"/>
+              </w:rPr>
+              <w:t>Documentation</w:t>
+            </w:r>
+          </w:p>
+        </w:tc>
+        <w:tc>
+          <w:tcPr>
+            <w:tcW w:w="1981" w:type="dxa"/>
+            <w:tcBorders>
+              <w:top w:val="single" w:sz="4" w:space="0" w:color="B8CCE4"/>
+              <w:left w:val="single" w:sz="4" w:space="0" w:color="B8CCE4"/>
+              <w:bottom w:val="single" w:sz="4" w:space="0" w:color="B8CCE4"/>
+              <w:right w:val="single" w:sz="4" w:space="0" w:color="B8CCE4"/>
+            </w:tcBorders>
+            <w:shd w:val="clear" w:color="auto" w:fill="FFFFFF"/>
+            <w:tcMar>
+              <w:top w:w="80" w:type="dxa"/>
+              <w:left w:w="120" w:type="dxa"/>
+              <w:bottom w:w="80" w:type="dxa"/>
+              <w:right w:w="120" w:type="dxa"/>
+            </w:tcMar>
+            <w:vAlign w:val="center"/>
+          </w:tcPr>
+          <w:p>
+            <w:pPr>
+              <w:jc w:val="center"/>
+            </w:pPr>
+            <w:r>
+              <w:rPr>
+                <w:sz w:val="18"/>
+                <w:szCs w:val="18"/>
+              </w:rPr>
+              <w:t>A</w:t>
+            </w:r>
+          </w:p>
+        </w:tc>
+        <w:tc>
+          <w:tcPr>
+            <w:tcW w:w="1890" w:type="dxa"/>
+            <w:tcBorders>
+              <w:top w:val="single" w:sz="4" w:space="0" w:color="B8CCE4"/>
+              <w:left w:val="single" w:sz="4" w:space="0" w:color="B8CCE4"/>
+              <w:bottom w:val="single" w:sz="4" w:space="0" w:color="B8CCE4"/>
+              <w:right w:val="single" w:sz="4" w:space="0" w:color="B8CCE4"/>
+            </w:tcBorders>
+            <w:shd w:val="clear" w:color="auto" w:fill="FFFFFF"/>
+            <w:tcMar>
+              <w:top w:w="80" w:type="dxa"/>
+              <w:left w:w="120" w:type="dxa"/>
+              <w:bottom w:w="80" w:type="dxa"/>
+              <w:right w:w="120" w:type="dxa"/>
+            </w:tcMar>
+            <w:vAlign w:val="center"/>
+          </w:tcPr>
+          <w:p>
+            <w:pPr>
+              <w:jc w:val="center"/>
+            </w:pPr>
+            <w:r>
+              <w:rPr>
+                <w:sz w:val="18"/>
+                <w:szCs w:val="18"/>
+              </w:rPr>
+              <w:t>A/R</w:t>
+            </w:r>
+          </w:p>
+        </w:tc>
+        <w:tc>
+          <w:tcPr>
+            <w:tcW w:w="1710" w:type="dxa"/>
+            <w:tcBorders>
+              <w:top w:val="single" w:sz="4" w:space="0" w:color="B8CCE4"/>
+              <w:left w:val="single" w:sz="4" w:space="0" w:color="B8CCE4"/>
+              <w:bottom w:val="single" w:sz="4" w:space="0" w:color="B8CCE4"/>
+              <w:right w:val="single" w:sz="4" w:space="0" w:color="B8CCE4"/>
+            </w:tcBorders>
+            <w:shd w:val="clear" w:color="auto" w:fill="FFFFFF"/>
+            <w:tcMar>
+              <w:top w:w="80" w:type="dxa"/>
+              <w:left w:w="120" w:type="dxa"/>
+              <w:bottom w:w="80" w:type="dxa"/>
+              <w:right w:w="120" w:type="dxa"/>
+            </w:tcMar>
+            <w:vAlign w:val="center"/>
+          </w:tcPr>
+          <w:p>
+            <w:pPr>
+              <w:jc w:val="center"/>
+            </w:pPr>
+            <w:r>
+              <w:rPr>
+                <w:sz w:val="18"/>
+                <w:szCs w:val="18"/>
+              </w:rPr>
+              <w:t>I</w:t>
+            </w:r>
+          </w:p>
+        </w:tc>
+        <w:tc>
+          <w:tcPr>
+            <w:tcW w:w="2160" w:type="dxa"/>
+            <w:tcBorders>
+              <w:top w:val="single" w:sz="4" w:space="0" w:color="B8CCE4"/>
+              <w:left w:val="single" w:sz="4" w:space="0" w:color="B8CCE4"/>
+              <w:bottom w:val="single" w:sz="4" w:space="0" w:color="B8CCE4"/>
+              <w:right w:val="single" w:sz="4" w:space="0" w:color="B8CCE4"/>
+            </w:tcBorders>
+            <w:shd w:val="clear" w:color="auto" w:fill="FFFFFF"/>
+            <w:tcMar>
+              <w:top w:w="80" w:type="dxa"/>
+              <w:left w:w="120" w:type="dxa"/>
+              <w:bottom w:w="80" w:type="dxa"/>
+              <w:right w:w="120" w:type="dxa"/>
+            </w:tcMar>
+            <w:vAlign w:val="center"/>
+          </w:tcPr>
+          <w:p>
+            <w:pPr>
+              <w:jc w:val="center"/>
+            </w:pPr>
+            <w:r>
+              <w:rPr>
+                <w:sz w:val="18"/>
+                <w:szCs w:val="18"/>
+              </w:rPr>
+              <w:t>I</w:t>
+            </w:r>
+          </w:p>
+        </w:tc>
+      </w:tr>
+      <w:tr>
+        <w:tc>
+          <w:tcPr>
+            <w:tcW w:w="1559" w:type="dxa"/>
+            <w:tcBorders>
+              <w:top w:val="single" w:sz="4" w:space="0" w:color="B8CCE4"/>
+              <w:left w:val="single" w:sz="4" w:space="0" w:color="B8CCE4"/>
+              <w:bottom w:val="single" w:sz="4" w:space="0" w:color="B8CCE4"/>
+              <w:right w:val="single" w:sz="4" w:space="0" w:color="B8CCE4"/>
+            </w:tcBorders>
+            <w:shd w:val="clear" w:color="auto" w:fill="F2F2F2"/>
+            <w:tcMar>
+              <w:top w:w="80" w:type="dxa"/>
+              <w:left w:w="120" w:type="dxa"/>
+              <w:bottom w:w="80" w:type="dxa"/>
+              <w:right w:w="120" w:type="dxa"/>
+            </w:tcMar>
+            <w:vAlign w:val="center"/>
+          </w:tcPr>
+          <w:p>
+            <w:pPr>
+              <w:jc w:val="center"/>
+            </w:pPr>
+            <w:r>
+              <w:rPr>
+                <w:rFonts w:ascii="Arial" w:eastAsia="Arial" w:hAnsi="Arial" w:cs="Arial"/>
+                <w:sz w:val="18"/>
+                <w:szCs w:val="18"/>
+              </w:rPr>
+              <w:t>Final review</w:t>
+            </w:r>
+          </w:p>
+        </w:tc>
+        <w:tc>
+          <w:tcPr>
+            <w:tcW w:w="1981" w:type="dxa"/>
+            <w:tcBorders>
+              <w:top w:val="single" w:sz="4" w:space="0" w:color="B8CCE4"/>
+              <w:left w:val="single" w:sz="4" w:space="0" w:color="B8CCE4"/>
+              <w:bottom w:val="single" w:sz="4" w:space="0" w:color="B8CCE4"/>
+              <w:right w:val="single" w:sz="4" w:space="0" w:color="B8CCE4"/>
+            </w:tcBorders>
+            <w:shd w:val="clear" w:color="auto" w:fill="F2F2F2"/>
+            <w:tcMar>
+              <w:top w:w="80" w:type="dxa"/>
+              <w:left w:w="120" w:type="dxa"/>
+              <w:bottom w:w="80" w:type="dxa"/>
+              <w:right w:w="120" w:type="dxa"/>
+            </w:tcMar>
+            <w:vAlign w:val="center"/>
+          </w:tcPr>
+          <w:p>
+            <w:pPr>
+              <w:jc w:val="center"/>
+            </w:pPr>
+            <w:r>
+              <w:rPr>
+                <w:sz w:val="18"/>
+                <w:szCs w:val="18"/>
+              </w:rPr>
+              <w:t>A/R</w:t>
+            </w:r>
+          </w:p>
+        </w:tc>
+        <w:tc>
+          <w:tcPr>
+            <w:tcW w:w="1890" w:type="dxa"/>
+            <w:tcBorders>
+              <w:top w:val="single" w:sz="4" w:space="0" w:color="B8CCE4"/>
+              <w:left w:val="single" w:sz="4" w:space="0" w:color="B8CCE4"/>
+              <w:bottom w:val="single" w:sz="4" w:space="0" w:color="B8CCE4"/>
+              <w:right w:val="single" w:sz="4" w:space="0" w:color="B8CCE4"/>
+            </w:tcBorders>
+            <w:shd w:val="clear" w:color="auto" w:fill="F2F2F2"/>
+            <w:tcMar>
+              <w:top w:w="80" w:type="dxa"/>
+              <w:left w:w="120" w:type="dxa"/>
+              <w:bottom w:w="80" w:type="dxa"/>
+              <w:right w:w="120" w:type="dxa"/>
+            </w:tcMar>
+            <w:vAlign w:val="center"/>
+          </w:tcPr>
+          <w:p>
+            <w:pPr>
+              <w:jc w:val="center"/>
+            </w:pPr>
+            <w:r>
+              <w:rPr>
+                <w:sz w:val="18"/>
+                <w:szCs w:val="18"/>
+              </w:rPr>
+              <w:t>I</w:t>
+            </w:r>
+            <w:r>
+              <w:rPr>
+                <w:sz w:val="18"/>
+                <w:szCs w:val="18"/>
+              </w:rPr>
+              <w:t>/C</w:t>
+            </w:r>
+          </w:p>
+        </w:tc>
+        <w:tc>
+          <w:tcPr>
+            <w:tcW w:w="1710" w:type="dxa"/>
+            <w:tcBorders>
+              <w:top w:val="single" w:sz="4" w:space="0" w:color="B8CCE4"/>
+              <w:left w:val="single" w:sz="4" w:space="0" w:color="B8CCE4"/>
+              <w:bottom w:val="single" w:sz="4" w:space="0" w:color="B8CCE4"/>
+              <w:right w:val="single" w:sz="4" w:space="0" w:color="B8CCE4"/>
+            </w:tcBorders>
+            <w:shd w:val="clear" w:color="auto" w:fill="F2F2F2"/>
+            <w:tcMar>
+              <w:top w:w="80" w:type="dxa"/>
+              <w:left w:w="120" w:type="dxa"/>
+              <w:bottom w:w="80" w:type="dxa"/>
+              <w:right w:w="120" w:type="dxa"/>
+            </w:tcMar>
+            <w:vAlign w:val="center"/>
+          </w:tcPr>
+          <w:p>
+            <w:pPr>
+              <w:jc w:val="center"/>
+            </w:pPr>
+            <w:r>
+              <w:rPr>
+                <w:sz w:val="18"/>
+                <w:szCs w:val="18"/>
+              </w:rPr>
+              <w:t>I</w:t>
+            </w:r>
+            <w:r>
+              <w:rPr>
+                <w:sz w:val="18"/>
+                <w:szCs w:val="18"/>
+              </w:rPr>
+              <w:t>/C</w:t>
+            </w:r>
+          </w:p>
+        </w:tc>
+        <w:tc>
+          <w:tcPr>
+            <w:tcW w:w="2160" w:type="dxa"/>
+            <w:tcBorders>
+              <w:top w:val="single" w:sz="4" w:space="0" w:color="B8CCE4"/>
+              <w:left w:val="single" w:sz="4" w:space="0" w:color="B8CCE4"/>
+              <w:bottom w:val="single" w:sz="4" w:space="0" w:color="B8CCE4"/>
+              <w:right w:val="single" w:sz="4" w:space="0" w:color="B8CCE4"/>
+            </w:tcBorders>
+            <w:shd w:val="clear" w:color="auto" w:fill="F2F2F2"/>
+            <w:tcMar>
+              <w:top w:w="80" w:type="dxa"/>
+              <w:left w:w="120" w:type="dxa"/>
+              <w:bottom w:w="80" w:type="dxa"/>
+              <w:right w:w="120" w:type="dxa"/>
+            </w:tcMar>
+            <w:vAlign w:val="center"/>
+          </w:tcPr>
+          <w:p>
+            <w:pPr>
+              <w:jc w:val="center"/>
+            </w:pPr>
+            <w:r>
+              <w:rPr>
+                <w:sz w:val="18"/>
+                <w:szCs w:val="18"/>
+              </w:rPr>
+              <w:t>I</w:t>
+            </w:r>
+            <w:r>
+              <w:rPr>
+                <w:sz w:val="18"/>
+                <w:szCs w:val="18"/>
+              </w:rPr>
+              <w:t>/C</w:t>
             </w:r>
           </w:p>
         </w:tc>
@@ -14637,25 +17054,24 @@
                 <w:rFonts w:asciiTheme="minorBidi" w:hAnsiTheme="minorBidi" w:cstheme="minorBidi"/>
               </w:rPr>
             </w:pPr>
-            <w:bookmarkStart w:id="16" w:name="_Toc226044935"/>
+            <w:bookmarkStart w:id="18" w:name="_Toc226065928"/>
             <w:r>
               <w:rPr>
                 <w:rFonts w:asciiTheme="minorBidi" w:hAnsiTheme="minorBidi" w:cstheme="minorBidi"/>
                 <w:color w:val="FFFFFF" w:themeColor="background1"/>
               </w:rPr>
               <w:lastRenderedPageBreak/>
-              <w:t>Section 5 - RACI Matrix</w:t>
-            </w:r>
-            <w:bookmarkEnd w:id="16"/>
+              <w:t>Section 6 - Project Design</w:t>
+            </w:r>
+            <w:bookmarkEnd w:id="18"/>
           </w:p>
         </w:tc>
       </w:tr>
     </w:tbl>
     <w:p>
       <w:pPr>
-        <w:pStyle w:val="Heading2"/>
         <w:rPr>
-          <w:rFonts w:asciiTheme="minorBidi" w:hAnsiTheme="minorBidi" w:cstheme="minorBidi"/>
+          <w:rFonts w:asciiTheme="minorBidi" w:hAnsiTheme="minorBidi"/>
           <w:lang w:bidi="ar-BH"/>
         </w:rPr>
       </w:pPr>
@@ -14667,13 +17083,182 @@
           <w:lang w:bidi="ar-BH"/>
         </w:rPr>
       </w:pPr>
-      <w:r>
+    </w:p>
+    <w:p>
+      <w:pPr>
         <w:rPr>
           <w:rFonts w:asciiTheme="minorBidi" w:hAnsiTheme="minorBidi"/>
           <w:lang w:bidi="ar-BH"/>
         </w:rPr>
-        <w:br w:type="page"/>
-      </w:r>
+      </w:pPr>
+    </w:p>
+    <w:p>
+      <w:pPr>
+        <w:rPr>
+          <w:rFonts w:asciiTheme="minorBidi" w:hAnsiTheme="minorBidi"/>
+          <w:lang w:bidi="ar-BH"/>
+        </w:rPr>
+      </w:pPr>
+    </w:p>
+    <w:p>
+      <w:pPr>
+        <w:rPr>
+          <w:rFonts w:asciiTheme="minorBidi" w:hAnsiTheme="minorBidi"/>
+          <w:lang w:bidi="ar-BH"/>
+        </w:rPr>
+      </w:pPr>
+    </w:p>
+    <w:p>
+      <w:pPr>
+        <w:rPr>
+          <w:rFonts w:asciiTheme="minorBidi" w:hAnsiTheme="minorBidi"/>
+          <w:lang w:bidi="ar-BH"/>
+        </w:rPr>
+      </w:pPr>
+    </w:p>
+    <w:p>
+      <w:pPr>
+        <w:rPr>
+          <w:rFonts w:asciiTheme="minorBidi" w:hAnsiTheme="minorBidi"/>
+          <w:lang w:bidi="ar-BH"/>
+        </w:rPr>
+      </w:pPr>
+    </w:p>
+    <w:p>
+      <w:pPr>
+        <w:rPr>
+          <w:rFonts w:asciiTheme="minorBidi" w:hAnsiTheme="minorBidi"/>
+          <w:lang w:bidi="ar-BH"/>
+        </w:rPr>
+      </w:pPr>
+    </w:p>
+    <w:p>
+      <w:pPr>
+        <w:rPr>
+          <w:rFonts w:asciiTheme="minorBidi" w:hAnsiTheme="minorBidi"/>
+          <w:lang w:bidi="ar-BH"/>
+        </w:rPr>
+      </w:pPr>
+    </w:p>
+    <w:p>
+      <w:pPr>
+        <w:rPr>
+          <w:rFonts w:asciiTheme="minorBidi" w:hAnsiTheme="minorBidi"/>
+          <w:lang w:bidi="ar-BH"/>
+        </w:rPr>
+      </w:pPr>
+    </w:p>
+    <w:p>
+      <w:pPr>
+        <w:rPr>
+          <w:rFonts w:asciiTheme="minorBidi" w:hAnsiTheme="minorBidi"/>
+          <w:lang w:bidi="ar-BH"/>
+        </w:rPr>
+      </w:pPr>
+    </w:p>
+    <w:p>
+      <w:pPr>
+        <w:rPr>
+          <w:rFonts w:asciiTheme="minorBidi" w:hAnsiTheme="minorBidi"/>
+          <w:lang w:bidi="ar-BH"/>
+        </w:rPr>
+      </w:pPr>
+    </w:p>
+    <w:p>
+      <w:pPr>
+        <w:rPr>
+          <w:rFonts w:asciiTheme="minorBidi" w:hAnsiTheme="minorBidi"/>
+          <w:lang w:bidi="ar-BH"/>
+        </w:rPr>
+      </w:pPr>
+    </w:p>
+    <w:p>
+      <w:pPr>
+        <w:rPr>
+          <w:rFonts w:asciiTheme="minorBidi" w:hAnsiTheme="minorBidi"/>
+          <w:lang w:bidi="ar-BH"/>
+        </w:rPr>
+      </w:pPr>
+    </w:p>
+    <w:p>
+      <w:pPr>
+        <w:rPr>
+          <w:rFonts w:asciiTheme="minorBidi" w:hAnsiTheme="minorBidi"/>
+          <w:lang w:bidi="ar-BH"/>
+        </w:rPr>
+      </w:pPr>
+    </w:p>
+    <w:p>
+      <w:pPr>
+        <w:rPr>
+          <w:rFonts w:asciiTheme="minorBidi" w:hAnsiTheme="minorBidi"/>
+          <w:lang w:bidi="ar-BH"/>
+        </w:rPr>
+      </w:pPr>
+    </w:p>
+    <w:p>
+      <w:pPr>
+        <w:rPr>
+          <w:rFonts w:asciiTheme="minorBidi" w:hAnsiTheme="minorBidi"/>
+          <w:lang w:bidi="ar-BH"/>
+        </w:rPr>
+      </w:pPr>
+    </w:p>
+    <w:p>
+      <w:pPr>
+        <w:rPr>
+          <w:rFonts w:asciiTheme="minorBidi" w:hAnsiTheme="minorBidi"/>
+          <w:lang w:bidi="ar-BH"/>
+        </w:rPr>
+      </w:pPr>
+    </w:p>
+    <w:p>
+      <w:pPr>
+        <w:rPr>
+          <w:rFonts w:asciiTheme="minorBidi" w:hAnsiTheme="minorBidi"/>
+          <w:lang w:bidi="ar-BH"/>
+        </w:rPr>
+      </w:pPr>
+    </w:p>
+    <w:p>
+      <w:pPr>
+        <w:rPr>
+          <w:rFonts w:asciiTheme="minorBidi" w:hAnsiTheme="minorBidi"/>
+          <w:lang w:bidi="ar-BH"/>
+        </w:rPr>
+      </w:pPr>
+    </w:p>
+    <w:p>
+      <w:pPr>
+        <w:rPr>
+          <w:rFonts w:asciiTheme="minorBidi" w:hAnsiTheme="minorBidi"/>
+          <w:lang w:bidi="ar-BH"/>
+        </w:rPr>
+      </w:pPr>
+    </w:p>
+    <w:p>
+      <w:pPr>
+        <w:rPr>
+          <w:rFonts w:asciiTheme="minorBidi" w:hAnsiTheme="minorBidi"/>
+          <w:lang w:bidi="ar-BH"/>
+        </w:rPr>
+      </w:pPr>
+    </w:p>
+    <w:p>
+      <w:pPr>
+        <w:rPr>
+          <w:rFonts w:asciiTheme="minorBidi" w:hAnsiTheme="minorBidi"/>
+          <w:lang w:bidi="ar-BH"/>
+        </w:rPr>
+      </w:pPr>
+    </w:p>
+    <w:p>
+      <w:pPr>
+        <w:rPr>
+          <w:rFonts w:asciiTheme="minorBidi" w:hAnsiTheme="minorBidi"/>
+          <w:lang w:bidi="ar-BH"/>
+        </w:rPr>
+      </w:pPr>
     </w:p>
     <w:tbl>
       <w:tblPr>
@@ -14721,18 +17306,19 @@
               <w:spacing w:before="0" w:line="240" w:lineRule="auto"/>
               <w:rPr>
                 <w:rFonts w:asciiTheme="minorBidi" w:hAnsiTheme="minorBidi" w:cstheme="minorBidi"/>
-              </w:rPr>
-            </w:pPr>
-            <w:bookmarkStart w:id="17" w:name="_Toc226044936"/>
+                <w:color w:val="FFFFFF" w:themeColor="background1"/>
+              </w:rPr>
+            </w:pPr>
+            <w:bookmarkStart w:id="19" w:name="_Toc226065929"/>
             <w:r>
               <w:rPr>
                 <w:rFonts w:asciiTheme="minorBidi" w:hAnsiTheme="minorBidi" w:cstheme="minorBidi"/>
                 <w:color w:val="FFFFFF" w:themeColor="background1"/>
               </w:rPr>
               <w:lastRenderedPageBreak/>
-              <w:t>Section 6 - Project Design</w:t>
-            </w:r>
-            <w:bookmarkEnd w:id="17"/>
+              <w:t>Section 7 - Conclusion and Future Steps</w:t>
+            </w:r>
+            <w:bookmarkEnd w:id="19"/>
           </w:p>
         </w:tc>
       </w:tr>
@@ -14809,102 +17395,16 @@
                 <w:color w:val="FFFFFF" w:themeColor="background1"/>
               </w:rPr>
             </w:pPr>
-            <w:bookmarkStart w:id="18" w:name="_Toc226044937"/>
+            <w:bookmarkStart w:id="20" w:name="_Toc226065930"/>
             <w:r>
               <w:rPr>
                 <w:rFonts w:asciiTheme="minorBidi" w:hAnsiTheme="minorBidi" w:cstheme="minorBidi"/>
                 <w:color w:val="FFFFFF" w:themeColor="background1"/>
               </w:rPr>
               <w:lastRenderedPageBreak/>
-              <w:t>Section 7 - Conclusion and Future Steps</w:t>
-            </w:r>
-            <w:bookmarkEnd w:id="18"/>
-          </w:p>
-        </w:tc>
-      </w:tr>
-    </w:tbl>
-    <w:p>
-      <w:pPr>
-        <w:rPr>
-          <w:rFonts w:asciiTheme="minorBidi" w:hAnsiTheme="minorBidi"/>
-          <w:lang w:bidi="ar-BH"/>
-        </w:rPr>
-      </w:pPr>
-    </w:p>
-    <w:p>
-      <w:pPr>
-        <w:rPr>
-          <w:rFonts w:asciiTheme="minorBidi" w:hAnsiTheme="minorBidi"/>
-          <w:lang w:bidi="ar-BH"/>
-        </w:rPr>
-      </w:pPr>
-      <w:r>
-        <w:rPr>
-          <w:rFonts w:asciiTheme="minorBidi" w:hAnsiTheme="minorBidi"/>
-          <w:lang w:bidi="ar-BH"/>
-        </w:rPr>
-        <w:br w:type="page"/>
-      </w:r>
-    </w:p>
-    <w:tbl>
-      <w:tblPr>
-        <w:tblW w:w="0" w:type="auto"/>
-        <w:tblBorders>
-          <w:top w:val="single" w:sz="4" w:space="0" w:color="auto"/>
-          <w:left w:val="single" w:sz="4" w:space="0" w:color="auto"/>
-          <w:bottom w:val="single" w:sz="4" w:space="0" w:color="auto"/>
-          <w:right w:val="single" w:sz="4" w:space="0" w:color="auto"/>
-          <w:insideH w:val="single" w:sz="4" w:space="0" w:color="auto"/>
-          <w:insideV w:val="single" w:sz="4" w:space="0" w:color="auto"/>
-        </w:tblBorders>
-        <w:shd w:val="clear" w:color="auto" w:fill="808080" w:themeFill="background1" w:themeFillShade="80"/>
-        <w:tblLayout w:type="fixed"/>
-        <w:tblCellMar>
-          <w:left w:w="10" w:type="dxa"/>
-          <w:right w:w="10" w:type="dxa"/>
-        </w:tblCellMar>
-        <w:tblLook w:val="04A0" w:firstRow="1" w:lastRow="0" w:firstColumn="1" w:lastColumn="0" w:noHBand="0" w:noVBand="1"/>
-      </w:tblPr>
-      <w:tblGrid>
-        <w:gridCol w:w="9360"/>
-      </w:tblGrid>
-      <w:tr>
-        <w:tc>
-          <w:tcPr>
-            <w:tcW w:w="9360" w:type="dxa"/>
-            <w:tcBorders>
-              <w:top w:val="single" w:sz="4" w:space="0" w:color="B8CCE4"/>
-              <w:left w:val="single" w:sz="4" w:space="0" w:color="B8CCE4"/>
-              <w:bottom w:val="single" w:sz="4" w:space="0" w:color="B8CCE4"/>
-              <w:right w:val="single" w:sz="4" w:space="0" w:color="B8CCE4"/>
-            </w:tcBorders>
-            <w:shd w:val="clear" w:color="auto" w:fill="808080" w:themeFill="background1" w:themeFillShade="80"/>
-            <w:tcMar>
-              <w:top w:w="120" w:type="dxa"/>
-              <w:left w:w="200" w:type="dxa"/>
-              <w:bottom w:w="120" w:type="dxa"/>
-              <w:right w:w="200" w:type="dxa"/>
-            </w:tcMar>
-          </w:tcPr>
-          <w:p>
-            <w:pPr>
-              <w:pStyle w:val="Heading1"/>
-              <w:spacing w:before="0" w:line="240" w:lineRule="auto"/>
-              <w:rPr>
-                <w:rFonts w:asciiTheme="minorBidi" w:hAnsiTheme="minorBidi" w:cstheme="minorBidi"/>
-                <w:color w:val="FFFFFF" w:themeColor="background1"/>
-              </w:rPr>
-            </w:pPr>
-            <w:bookmarkStart w:id="19" w:name="_Toc226044938"/>
-            <w:r>
-              <w:rPr>
-                <w:rFonts w:asciiTheme="minorBidi" w:hAnsiTheme="minorBidi" w:cstheme="minorBidi"/>
-                <w:color w:val="FFFFFF" w:themeColor="background1"/>
-              </w:rPr>
-              <w:lastRenderedPageBreak/>
               <w:t>Appendices</w:t>
             </w:r>
-            <w:bookmarkEnd w:id="19"/>
+            <w:bookmarkEnd w:id="20"/>
           </w:p>
         </w:tc>
       </w:tr>

--- a/Full_Home_Network_Project.docx
+++ b/Full_Home_Network_Project.docx
@@ -314,7 +314,6 @@
               </w:rPr>
             </w:pPr>
             <w:proofErr w:type="spellStart"/>
-            <w:proofErr w:type="gramStart"/>
             <w:r>
               <w:rPr>
                 <w:rFonts w:asciiTheme="minorBidi" w:eastAsia="Arial" w:hAnsiTheme="minorBidi"/>
@@ -322,7 +321,6 @@
               <w:t>Dr.Gusatvo</w:t>
             </w:r>
             <w:proofErr w:type="spellEnd"/>
-            <w:proofErr w:type="gramEnd"/>
             <w:r>
               <w:rPr>
                 <w:rFonts w:asciiTheme="minorBidi" w:eastAsia="Arial" w:hAnsiTheme="minorBidi"/>
@@ -1080,7 +1078,6 @@
               </w:rPr>
             </w:pPr>
             <w:proofErr w:type="spellStart"/>
-            <w:proofErr w:type="gramStart"/>
             <w:r>
               <w:rPr>
                 <w:rFonts w:asciiTheme="minorBidi" w:eastAsia="Arial" w:hAnsiTheme="minorBidi"/>
@@ -1088,7 +1085,6 @@
               <w:t>S.Adam</w:t>
             </w:r>
             <w:proofErr w:type="spellEnd"/>
-            <w:proofErr w:type="gramEnd"/>
             <w:r>
               <w:rPr>
                 <w:rFonts w:asciiTheme="minorBidi" w:eastAsia="Arial" w:hAnsiTheme="minorBidi"/>
@@ -1255,7 +1251,7 @@
             </w:rPr>
             <w:fldChar w:fldCharType="separate"/>
           </w:r>
-          <w:hyperlink w:anchor="_Toc226065911" w:history="1">
+          <w:hyperlink w:anchor="_Toc226327475" w:history="1">
             <w:r>
               <w:rPr>
                 <w:rStyle w:val="Hyperlink"/>
@@ -1283,7 +1279,7 @@
                 <w:noProof/>
                 <w:webHidden/>
               </w:rPr>
-              <w:instrText xml:space="preserve"> PAGEREF _Toc226065911 \h </w:instrText>
+              <w:instrText xml:space="preserve"> PAGEREF _Toc226327475 \h </w:instrText>
             </w:r>
             <w:r>
               <w:rPr>
@@ -1328,7 +1324,7 @@
               <w14:ligatures w14:val="standardContextual"/>
             </w:rPr>
           </w:pPr>
-          <w:hyperlink w:anchor="_Toc226065912" w:history="1">
+          <w:hyperlink w:anchor="_Toc226327476" w:history="1">
             <w:r>
               <w:rPr>
                 <w:rStyle w:val="Hyperlink"/>
@@ -1366,7 +1362,7 @@
                 <w:noProof/>
                 <w:webHidden/>
               </w:rPr>
-              <w:instrText xml:space="preserve"> PAGEREF _Toc226065912 \h </w:instrText>
+              <w:instrText xml:space="preserve"> PAGEREF _Toc226327476 \h </w:instrText>
             </w:r>
             <w:r>
               <w:rPr>
@@ -1411,7 +1407,7 @@
               <w14:ligatures w14:val="standardContextual"/>
             </w:rPr>
           </w:pPr>
-          <w:hyperlink w:anchor="_Toc226065913" w:history="1">
+          <w:hyperlink w:anchor="_Toc226327477" w:history="1">
             <w:r>
               <w:rPr>
                 <w:rStyle w:val="Hyperlink"/>
@@ -1449,7 +1445,7 @@
                 <w:noProof/>
                 <w:webHidden/>
               </w:rPr>
-              <w:instrText xml:space="preserve"> PAGEREF _Toc226065913 \h </w:instrText>
+              <w:instrText xml:space="preserve"> PAGEREF _Toc226327477 \h </w:instrText>
             </w:r>
             <w:r>
               <w:rPr>
@@ -1494,7 +1490,7 @@
               <w14:ligatures w14:val="standardContextual"/>
             </w:rPr>
           </w:pPr>
-          <w:hyperlink w:anchor="_Toc226065914" w:history="1">
+          <w:hyperlink w:anchor="_Toc226327478" w:history="1">
             <w:r>
               <w:rPr>
                 <w:rStyle w:val="Hyperlink"/>
@@ -1532,7 +1528,7 @@
                 <w:noProof/>
                 <w:webHidden/>
               </w:rPr>
-              <w:instrText xml:space="preserve"> PAGEREF _Toc226065914 \h </w:instrText>
+              <w:instrText xml:space="preserve"> PAGEREF _Toc226327478 \h </w:instrText>
             </w:r>
             <w:r>
               <w:rPr>
@@ -1577,7 +1573,7 @@
               <w14:ligatures w14:val="standardContextual"/>
             </w:rPr>
           </w:pPr>
-          <w:hyperlink w:anchor="_Toc226065915" w:history="1">
+          <w:hyperlink w:anchor="_Toc226327479" w:history="1">
             <w:r>
               <w:rPr>
                 <w:rStyle w:val="Hyperlink"/>
@@ -1605,7 +1601,7 @@
                 <w:noProof/>
                 <w:webHidden/>
               </w:rPr>
-              <w:instrText xml:space="preserve"> PAGEREF _Toc226065915 \h </w:instrText>
+              <w:instrText xml:space="preserve"> PAGEREF _Toc226327479 \h </w:instrText>
             </w:r>
             <w:r>
               <w:rPr>
@@ -1650,7 +1646,7 @@
               <w14:ligatures w14:val="standardContextual"/>
             </w:rPr>
           </w:pPr>
-          <w:hyperlink w:anchor="_Toc226065916" w:history="1">
+          <w:hyperlink w:anchor="_Toc226327480" w:history="1">
             <w:r>
               <w:rPr>
                 <w:rStyle w:val="Hyperlink"/>
@@ -1695,7 +1691,7 @@
                 <w:noProof/>
                 <w:webHidden/>
               </w:rPr>
-              <w:instrText xml:space="preserve"> PAGEREF _Toc226065916 \h </w:instrText>
+              <w:instrText xml:space="preserve"> PAGEREF _Toc226327480 \h </w:instrText>
             </w:r>
             <w:r>
               <w:rPr>
@@ -1740,7 +1736,7 @@
               <w14:ligatures w14:val="standardContextual"/>
             </w:rPr>
           </w:pPr>
-          <w:hyperlink w:anchor="_Toc226065917" w:history="1">
+          <w:hyperlink w:anchor="_Toc226327481" w:history="1">
             <w:r>
               <w:rPr>
                 <w:rStyle w:val="Hyperlink"/>
@@ -1778,7 +1774,7 @@
                 <w:noProof/>
                 <w:webHidden/>
               </w:rPr>
-              <w:instrText xml:space="preserve"> PAGEREF _Toc226065917 \h </w:instrText>
+              <w:instrText xml:space="preserve"> PAGEREF _Toc226327481 \h </w:instrText>
             </w:r>
             <w:r>
               <w:rPr>
@@ -1823,7 +1819,7 @@
               <w14:ligatures w14:val="standardContextual"/>
             </w:rPr>
           </w:pPr>
-          <w:hyperlink w:anchor="_Toc226065918" w:history="1">
+          <w:hyperlink w:anchor="_Toc226327482" w:history="1">
             <w:r>
               <w:rPr>
                 <w:rStyle w:val="Hyperlink"/>
@@ -1861,7 +1857,7 @@
                 <w:noProof/>
                 <w:webHidden/>
               </w:rPr>
-              <w:instrText xml:space="preserve"> PAGEREF _Toc226065918 \h </w:instrText>
+              <w:instrText xml:space="preserve"> PAGEREF _Toc226327482 \h </w:instrText>
             </w:r>
             <w:r>
               <w:rPr>
@@ -1906,7 +1902,7 @@
               <w14:ligatures w14:val="standardContextual"/>
             </w:rPr>
           </w:pPr>
-          <w:hyperlink w:anchor="_Toc226065919" w:history="1">
+          <w:hyperlink w:anchor="_Toc226327483" w:history="1">
             <w:r>
               <w:rPr>
                 <w:rStyle w:val="Hyperlink"/>
@@ -1934,7 +1930,7 @@
                 <w:noProof/>
                 <w:webHidden/>
               </w:rPr>
-              <w:instrText xml:space="preserve"> PAGEREF _Toc226065919 \h </w:instrText>
+              <w:instrText xml:space="preserve"> PAGEREF _Toc226327483 \h </w:instrText>
             </w:r>
             <w:r>
               <w:rPr>
@@ -1979,7 +1975,7 @@
               <w14:ligatures w14:val="standardContextual"/>
             </w:rPr>
           </w:pPr>
-          <w:hyperlink w:anchor="_Toc226065920" w:history="1">
+          <w:hyperlink w:anchor="_Toc226327484" w:history="1">
             <w:r>
               <w:rPr>
                 <w:rStyle w:val="Hyperlink"/>
@@ -2017,7 +2013,7 @@
                 <w:noProof/>
                 <w:webHidden/>
               </w:rPr>
-              <w:instrText xml:space="preserve"> PAGEREF _Toc226065920 \h </w:instrText>
+              <w:instrText xml:space="preserve"> PAGEREF _Toc226327484 \h </w:instrText>
             </w:r>
             <w:r>
               <w:rPr>
@@ -2062,7 +2058,7 @@
               <w14:ligatures w14:val="standardContextual"/>
             </w:rPr>
           </w:pPr>
-          <w:hyperlink w:anchor="_Toc226065921" w:history="1">
+          <w:hyperlink w:anchor="_Toc226327485" w:history="1">
             <w:r>
               <w:rPr>
                 <w:rStyle w:val="Hyperlink"/>
@@ -2100,7 +2096,7 @@
                 <w:noProof/>
                 <w:webHidden/>
               </w:rPr>
-              <w:instrText xml:space="preserve"> PAGEREF _Toc226065921 \h </w:instrText>
+              <w:instrText xml:space="preserve"> PAGEREF _Toc226327485 \h </w:instrText>
             </w:r>
             <w:r>
               <w:rPr>
@@ -2145,7 +2141,7 @@
               <w14:ligatures w14:val="standardContextual"/>
             </w:rPr>
           </w:pPr>
-          <w:hyperlink w:anchor="_Toc226065922" w:history="1">
+          <w:hyperlink w:anchor="_Toc226327486" w:history="1">
             <w:r>
               <w:rPr>
                 <w:rStyle w:val="Hyperlink"/>
@@ -2183,7 +2179,7 @@
                 <w:noProof/>
                 <w:webHidden/>
               </w:rPr>
-              <w:instrText xml:space="preserve"> PAGEREF _Toc226065922 \h </w:instrText>
+              <w:instrText xml:space="preserve"> PAGEREF _Toc226327486 \h </w:instrText>
             </w:r>
             <w:r>
               <w:rPr>
@@ -2228,7 +2224,7 @@
               <w14:ligatures w14:val="standardContextual"/>
             </w:rPr>
           </w:pPr>
-          <w:hyperlink w:anchor="_Toc226065923" w:history="1">
+          <w:hyperlink w:anchor="_Toc226327487" w:history="1">
             <w:r>
               <w:rPr>
                 <w:rStyle w:val="Hyperlink"/>
@@ -2256,7 +2252,7 @@
                 <w:noProof/>
                 <w:webHidden/>
               </w:rPr>
-              <w:instrText xml:space="preserve"> PAGEREF _Toc226065923 \h </w:instrText>
+              <w:instrText xml:space="preserve"> PAGEREF _Toc226327487 \h </w:instrText>
             </w:r>
             <w:r>
               <w:rPr>
@@ -2301,7 +2297,7 @@
               <w14:ligatures w14:val="standardContextual"/>
             </w:rPr>
           </w:pPr>
-          <w:hyperlink w:anchor="_Toc226065924" w:history="1">
+          <w:hyperlink w:anchor="_Toc226327488" w:history="1">
             <w:r>
               <w:rPr>
                 <w:rStyle w:val="Hyperlink"/>
@@ -2339,7 +2335,7 @@
                 <w:noProof/>
                 <w:webHidden/>
               </w:rPr>
-              <w:instrText xml:space="preserve"> PAGEREF _Toc226065924 \h </w:instrText>
+              <w:instrText xml:space="preserve"> PAGEREF _Toc226327488 \h </w:instrText>
             </w:r>
             <w:r>
               <w:rPr>
@@ -2384,7 +2380,7 @@
               <w14:ligatures w14:val="standardContextual"/>
             </w:rPr>
           </w:pPr>
-          <w:hyperlink w:anchor="_Toc226065925" w:history="1">
+          <w:hyperlink w:anchor="_Toc226327489" w:history="1">
             <w:r>
               <w:rPr>
                 <w:rStyle w:val="Hyperlink"/>
@@ -2446,7 +2442,7 @@
                 <w:noProof/>
                 <w:webHidden/>
               </w:rPr>
-              <w:instrText xml:space="preserve"> PAGEREF _Toc226065925 \h </w:instrText>
+              <w:instrText xml:space="preserve"> PAGEREF _Toc226327489 \h </w:instrText>
             </w:r>
             <w:r>
               <w:rPr>
@@ -2491,7 +2487,7 @@
               <w14:ligatures w14:val="standardContextual"/>
             </w:rPr>
           </w:pPr>
-          <w:hyperlink w:anchor="_Toc226065926" w:history="1">
+          <w:hyperlink w:anchor="_Toc226327490" w:history="1">
             <w:r>
               <w:rPr>
                 <w:rStyle w:val="Hyperlink"/>
@@ -2519,7 +2515,7 @@
                 <w:noProof/>
                 <w:webHidden/>
               </w:rPr>
-              <w:instrText xml:space="preserve"> PAGEREF _Toc226065926 \h </w:instrText>
+              <w:instrText xml:space="preserve"> PAGEREF _Toc226327490 \h </w:instrText>
             </w:r>
             <w:r>
               <w:rPr>
@@ -2564,7 +2560,7 @@
               <w14:ligatures w14:val="standardContextual"/>
             </w:rPr>
           </w:pPr>
-          <w:hyperlink w:anchor="_Toc226065927" w:history="1">
+          <w:hyperlink w:anchor="_Toc226327491" w:history="1">
             <w:r>
               <w:rPr>
                 <w:rStyle w:val="Hyperlink"/>
@@ -2592,7 +2588,7 @@
                 <w:noProof/>
                 <w:webHidden/>
               </w:rPr>
-              <w:instrText xml:space="preserve"> PAGEREF _Toc226065927 \h </w:instrText>
+              <w:instrText xml:space="preserve"> PAGEREF _Toc226327491 \h </w:instrText>
             </w:r>
             <w:r>
               <w:rPr>
@@ -2637,7 +2633,7 @@
               <w14:ligatures w14:val="standardContextual"/>
             </w:rPr>
           </w:pPr>
-          <w:hyperlink w:anchor="_Toc226065928" w:history="1">
+          <w:hyperlink w:anchor="_Toc226327492" w:history="1">
             <w:r>
               <w:rPr>
                 <w:rStyle w:val="Hyperlink"/>
@@ -2665,7 +2661,221 @@
                 <w:noProof/>
                 <w:webHidden/>
               </w:rPr>
-              <w:instrText xml:space="preserve"> PAGEREF _Toc226065928 \h </w:instrText>
+              <w:instrText xml:space="preserve"> PAGEREF _Toc226327492 \h </w:instrText>
+            </w:r>
+            <w:r>
+              <w:rPr>
+                <w:noProof/>
+                <w:webHidden/>
+              </w:rPr>
+            </w:r>
+            <w:r>
+              <w:rPr>
+                <w:noProof/>
+                <w:webHidden/>
+              </w:rPr>
+              <w:fldChar w:fldCharType="separate"/>
+            </w:r>
+            <w:r>
+              <w:rPr>
+                <w:noProof/>
+                <w:webHidden/>
+              </w:rPr>
+              <w:t>10</w:t>
+            </w:r>
+            <w:r>
+              <w:rPr>
+                <w:noProof/>
+                <w:webHidden/>
+              </w:rPr>
+              <w:fldChar w:fldCharType="end"/>
+            </w:r>
+          </w:hyperlink>
+        </w:p>
+        <w:p>
+          <w:pPr>
+            <w:pStyle w:val="TOC2"/>
+            <w:tabs>
+              <w:tab w:val="right" w:leader="dot" w:pos="8630"/>
+            </w:tabs>
+            <w:rPr>
+              <w:noProof/>
+              <w:kern w:val="2"/>
+              <w:sz w:val="24"/>
+              <w:szCs w:val="24"/>
+              <w14:ligatures w14:val="standardContextual"/>
+            </w:rPr>
+          </w:pPr>
+          <w:hyperlink w:anchor="_Toc226327493" w:history="1">
+            <w:r>
+              <w:rPr>
+                <w:rStyle w:val="Hyperlink"/>
+                <w:rFonts w:ascii="Segoe UI Emoji" w:hAnsi="Segoe UI Emoji" w:cs="Segoe UI Emoji"/>
+                <w:noProof/>
+              </w:rPr>
+              <w:t>🔹</w:t>
+            </w:r>
+            <w:r>
+              <w:rPr>
+                <w:rStyle w:val="Hyperlink"/>
+                <w:rFonts w:asciiTheme="minorBidi" w:hAnsiTheme="minorBidi"/>
+                <w:noProof/>
+              </w:rPr>
+              <w:t xml:space="preserve"> </w:t>
+            </w:r>
+            <w:r>
+              <w:rPr>
+                <w:rStyle w:val="Hyperlink"/>
+                <w:rFonts w:asciiTheme="minorBidi" w:hAnsiTheme="minorBidi"/>
+                <w:noProof/>
+                <w:lang w:bidi="ar-BH"/>
+              </w:rPr>
+              <w:t>4.2</w:t>
+            </w:r>
+            <w:r>
+              <w:rPr>
+                <w:rStyle w:val="Hyperlink"/>
+                <w:rFonts w:asciiTheme="minorBidi" w:hAnsiTheme="minorBidi"/>
+                <w:noProof/>
+              </w:rPr>
+              <w:t xml:space="preserve"> </w:t>
+            </w:r>
+            <w:r>
+              <w:rPr>
+                <w:rStyle w:val="Hyperlink"/>
+                <w:rFonts w:asciiTheme="minorBidi" w:hAnsiTheme="minorBidi"/>
+                <w:noProof/>
+                <w:lang w:bidi="ar-BH"/>
+              </w:rPr>
+              <w:t>Solution Overview</w:t>
+            </w:r>
+            <w:r>
+              <w:rPr>
+                <w:noProof/>
+                <w:webHidden/>
+              </w:rPr>
+              <w:tab/>
+            </w:r>
+            <w:r>
+              <w:rPr>
+                <w:noProof/>
+                <w:webHidden/>
+              </w:rPr>
+              <w:fldChar w:fldCharType="begin"/>
+            </w:r>
+            <w:r>
+              <w:rPr>
+                <w:noProof/>
+                <w:webHidden/>
+              </w:rPr>
+              <w:instrText xml:space="preserve"> PAGEREF _Toc226327493 \h </w:instrText>
+            </w:r>
+            <w:r>
+              <w:rPr>
+                <w:noProof/>
+                <w:webHidden/>
+              </w:rPr>
+            </w:r>
+            <w:r>
+              <w:rPr>
+                <w:noProof/>
+                <w:webHidden/>
+              </w:rPr>
+              <w:fldChar w:fldCharType="separate"/>
+            </w:r>
+            <w:r>
+              <w:rPr>
+                <w:noProof/>
+                <w:webHidden/>
+              </w:rPr>
+              <w:t>10</w:t>
+            </w:r>
+            <w:r>
+              <w:rPr>
+                <w:noProof/>
+                <w:webHidden/>
+              </w:rPr>
+              <w:fldChar w:fldCharType="end"/>
+            </w:r>
+          </w:hyperlink>
+        </w:p>
+        <w:p>
+          <w:pPr>
+            <w:pStyle w:val="TOC2"/>
+            <w:tabs>
+              <w:tab w:val="right" w:leader="dot" w:pos="8630"/>
+            </w:tabs>
+            <w:rPr>
+              <w:noProof/>
+              <w:kern w:val="2"/>
+              <w:sz w:val="24"/>
+              <w:szCs w:val="24"/>
+              <w14:ligatures w14:val="standardContextual"/>
+            </w:rPr>
+          </w:pPr>
+          <w:hyperlink w:anchor="_Toc226327494" w:history="1">
+            <w:r>
+              <w:rPr>
+                <w:rStyle w:val="Hyperlink"/>
+                <w:rFonts w:ascii="Segoe UI Emoji" w:hAnsi="Segoe UI Emoji" w:cs="Segoe UI Emoji"/>
+                <w:noProof/>
+              </w:rPr>
+              <w:t>🔹</w:t>
+            </w:r>
+            <w:r>
+              <w:rPr>
+                <w:rStyle w:val="Hyperlink"/>
+                <w:rFonts w:asciiTheme="minorBidi" w:hAnsiTheme="minorBidi"/>
+                <w:noProof/>
+              </w:rPr>
+              <w:t xml:space="preserve"> </w:t>
+            </w:r>
+            <w:r>
+              <w:rPr>
+                <w:rStyle w:val="Hyperlink"/>
+                <w:rFonts w:asciiTheme="minorBidi" w:hAnsiTheme="minorBidi"/>
+                <w:noProof/>
+                <w:lang w:bidi="ar-BH"/>
+              </w:rPr>
+              <w:t>6.2</w:t>
+            </w:r>
+            <w:r>
+              <w:rPr>
+                <w:rStyle w:val="Hyperlink"/>
+                <w:rFonts w:asciiTheme="minorBidi" w:hAnsiTheme="minorBidi"/>
+                <w:noProof/>
+              </w:rPr>
+              <w:t xml:space="preserve"> </w:t>
+            </w:r>
+            <w:r>
+              <w:rPr>
+                <w:rStyle w:val="Hyperlink"/>
+                <w:rFonts w:asciiTheme="minorBidi" w:hAnsiTheme="minorBidi"/>
+                <w:noProof/>
+                <w:lang w:bidi="ar-BH"/>
+              </w:rPr>
+              <w:t>System Architecture</w:t>
+            </w:r>
+            <w:r>
+              <w:rPr>
+                <w:noProof/>
+                <w:webHidden/>
+              </w:rPr>
+              <w:tab/>
+            </w:r>
+            <w:r>
+              <w:rPr>
+                <w:noProof/>
+                <w:webHidden/>
+              </w:rPr>
+              <w:fldChar w:fldCharType="begin"/>
+            </w:r>
+            <w:r>
+              <w:rPr>
+                <w:noProof/>
+                <w:webHidden/>
+              </w:rPr>
+              <w:instrText xml:space="preserve"> PAGEREF _Toc226327494 \h </w:instrText>
             </w:r>
             <w:r>
               <w:rPr>
@@ -2710,7 +2920,7 @@
               <w14:ligatures w14:val="standardContextual"/>
             </w:rPr>
           </w:pPr>
-          <w:hyperlink w:anchor="_Toc226065929" w:history="1">
+          <w:hyperlink w:anchor="_Toc226327495" w:history="1">
             <w:r>
               <w:rPr>
                 <w:rStyle w:val="Hyperlink"/>
@@ -2738,7 +2948,7 @@
                 <w:noProof/>
                 <w:webHidden/>
               </w:rPr>
-              <w:instrText xml:space="preserve"> PAGEREF _Toc226065929 \h </w:instrText>
+              <w:instrText xml:space="preserve"> PAGEREF _Toc226327495 \h </w:instrText>
             </w:r>
             <w:r>
               <w:rPr>
@@ -2783,7 +2993,7 @@
               <w14:ligatures w14:val="standardContextual"/>
             </w:rPr>
           </w:pPr>
-          <w:hyperlink w:anchor="_Toc226065930" w:history="1">
+          <w:hyperlink w:anchor="_Toc226327496" w:history="1">
             <w:r>
               <w:rPr>
                 <w:rStyle w:val="Hyperlink"/>
@@ -2811,7 +3021,7 @@
                 <w:noProof/>
                 <w:webHidden/>
               </w:rPr>
-              <w:instrText xml:space="preserve"> PAGEREF _Toc226065930 \h </w:instrText>
+              <w:instrText xml:space="preserve"> PAGEREF _Toc226327496 \h </w:instrText>
             </w:r>
             <w:r>
               <w:rPr>
@@ -2944,7 +3154,7 @@
               </w:rPr>
             </w:pPr>
             <w:bookmarkStart w:id="0" w:name="ProjectScope" w:colFirst="0" w:colLast="0"/>
-            <w:bookmarkStart w:id="1" w:name="_Toc226065911"/>
+            <w:bookmarkStart w:id="1" w:name="_Toc226327475"/>
             <w:r>
               <w:rPr>
                 <w:rFonts w:asciiTheme="minorBidi" w:hAnsiTheme="minorBidi" w:cstheme="minorBidi"/>
@@ -2983,7 +3193,7 @@
           <w:lang w:bidi="ar-BH"/>
         </w:rPr>
       </w:pPr>
-      <w:bookmarkStart w:id="2" w:name="_Toc226065912"/>
+      <w:bookmarkStart w:id="2" w:name="_Toc226327476"/>
       <w:bookmarkEnd w:id="0"/>
       <w:r>
         <w:rPr>
@@ -3116,7 +3326,6 @@
         <w:t xml:space="preserve">Home network design must balance performance and security. With a </w:t>
       </w:r>
       <w:proofErr w:type="spellStart"/>
-      <w:proofErr w:type="gramStart"/>
       <w:r>
         <w:rPr>
           <w:rFonts w:asciiTheme="minorBidi" w:hAnsiTheme="minorBidi"/>
@@ -3128,7 +3337,6 @@
         <w:t>well designed</w:t>
       </w:r>
       <w:proofErr w:type="spellEnd"/>
-      <w:proofErr w:type="gramEnd"/>
       <w:r>
         <w:rPr>
           <w:rFonts w:asciiTheme="minorBidi" w:hAnsiTheme="minorBidi"/>
@@ -3137,29 +3345,7 @@
           <w:szCs w:val="24"/>
           <w:lang w:bidi="ar-BH"/>
         </w:rPr>
-        <w:t xml:space="preserve"> home network, users can achieve superior performance and </w:t>
-      </w:r>
-      <w:proofErr w:type="gramStart"/>
-      <w:r>
-        <w:rPr>
-          <w:rFonts w:asciiTheme="minorBidi" w:hAnsiTheme="minorBidi"/>
-          <w:color w:val="000000" w:themeColor="text1"/>
-          <w:sz w:val="24"/>
-          <w:szCs w:val="24"/>
-          <w:lang w:bidi="ar-BH"/>
-        </w:rPr>
-        <w:t>a positive</w:t>
-      </w:r>
-      <w:proofErr w:type="gramEnd"/>
-      <w:r>
-        <w:rPr>
-          <w:rFonts w:asciiTheme="minorBidi" w:hAnsiTheme="minorBidi"/>
-          <w:color w:val="000000" w:themeColor="text1"/>
-          <w:sz w:val="24"/>
-          <w:szCs w:val="24"/>
-          <w:lang w:bidi="ar-BH"/>
-        </w:rPr>
-        <w:t xml:space="preserve"> user experience while keeping valuable data secure.</w:t>
+        <w:t xml:space="preserve"> home network, users can achieve superior performance and a positive user experience while keeping valuable data secure.</w:t>
       </w:r>
     </w:p>
     <w:p>
@@ -3173,7 +3359,7 @@
           <w:lang w:bidi="ar-BH"/>
         </w:rPr>
       </w:pPr>
-      <w:bookmarkStart w:id="3" w:name="_Toc226065913"/>
+      <w:bookmarkStart w:id="3" w:name="_Toc226327477"/>
       <w:r>
         <w:rPr>
           <w:rFonts w:ascii="Segoe UI Emoji" w:hAnsi="Segoe UI Emoji" w:cs="Segoe UI Emoji"/>
@@ -3222,19 +3408,8 @@
           <w:szCs w:val="24"/>
           <w:lang w:bidi="ar-BH"/>
         </w:rPr>
-        <w:t xml:space="preserve">The main objective of this project is to design a smart home network that is efficient, secure and safe. The specific objectives of the project </w:t>
+        <w:t>The main objective of this project is to design a smart home network that is efficient, secure and safe. The specific objectives of the project include;</w:t>
       </w:r>
-      <w:proofErr w:type="gramStart"/>
-      <w:r>
-        <w:rPr>
-          <w:rFonts w:asciiTheme="minorBidi" w:hAnsiTheme="minorBidi"/>
-          <w:sz w:val="24"/>
-          <w:szCs w:val="24"/>
-          <w:lang w:bidi="ar-BH"/>
-        </w:rPr>
-        <w:t>include;</w:t>
-      </w:r>
-      <w:proofErr w:type="gramEnd"/>
     </w:p>
     <w:p>
       <w:pPr>
@@ -3405,7 +3580,7 @@
           <w:lang w:bidi="ar-BH"/>
         </w:rPr>
       </w:pPr>
-      <w:bookmarkStart w:id="4" w:name="_Toc226065914"/>
+      <w:bookmarkStart w:id="4" w:name="_Toc226327478"/>
       <w:r>
         <w:rPr>
           <w:rFonts w:ascii="Segoe UI Emoji" w:hAnsi="Segoe UI Emoji" w:cs="Segoe UI Emoji"/>
@@ -3681,7 +3856,7 @@
                 <w:rFonts w:asciiTheme="minorBidi" w:hAnsiTheme="minorBidi" w:cstheme="minorBidi"/>
               </w:rPr>
             </w:pPr>
-            <w:bookmarkStart w:id="5" w:name="_Toc226065915"/>
+            <w:bookmarkStart w:id="5" w:name="_Toc226327479"/>
             <w:r>
               <w:rPr>
                 <w:rFonts w:asciiTheme="minorBidi" w:hAnsiTheme="minorBidi" w:cstheme="minorBidi"/>
@@ -3739,7 +3914,7 @@
           <w:szCs w:val="28"/>
         </w:rPr>
       </w:pPr>
-      <w:bookmarkStart w:id="6" w:name="_Toc226065916"/>
+      <w:bookmarkStart w:id="6" w:name="_Toc226327480"/>
       <w:r>
         <w:rPr>
           <w:rFonts w:ascii="Segoe UI Emoji" w:hAnsi="Segoe UI Emoji" w:cs="Segoe UI Emoji"/>
@@ -4001,7 +4176,7 @@
           <w:szCs w:val="28"/>
         </w:rPr>
       </w:pPr>
-      <w:bookmarkStart w:id="7" w:name="_Toc226065917"/>
+      <w:bookmarkStart w:id="7" w:name="_Toc226327481"/>
       <w:r>
         <w:rPr>
           <w:rFonts w:ascii="Segoe UI Emoji" w:hAnsi="Segoe UI Emoji" w:cs="Segoe UI Emoji"/>
@@ -4077,7 +4252,7 @@
           <w:szCs w:val="28"/>
         </w:rPr>
       </w:pPr>
-      <w:bookmarkStart w:id="8" w:name="_Toc226065918"/>
+      <w:bookmarkStart w:id="8" w:name="_Toc226327482"/>
       <w:r>
         <w:rPr>
           <w:rFonts w:ascii="Segoe UI Emoji" w:hAnsi="Segoe UI Emoji" w:cs="Segoe UI Emoji"/>
@@ -4344,30 +4519,14 @@
                 <w:rFonts w:asciiTheme="minorBidi" w:hAnsiTheme="minorBidi" w:cstheme="minorBidi"/>
               </w:rPr>
             </w:pPr>
-            <w:bookmarkStart w:id="9" w:name="_Toc226065919"/>
+            <w:bookmarkStart w:id="9" w:name="_Toc226327483"/>
             <w:r>
               <w:rPr>
                 <w:rFonts w:asciiTheme="minorBidi" w:hAnsiTheme="minorBidi" w:cstheme="minorBidi"/>
                 <w:color w:val="FFFFFF" w:themeColor="background1"/>
               </w:rPr>
               <w:lastRenderedPageBreak/>
-              <w:t xml:space="preserve">Section 3 – Project Plan </w:t>
-            </w:r>
-            <w:proofErr w:type="gramStart"/>
-            <w:r>
-              <w:rPr>
-                <w:rFonts w:asciiTheme="minorBidi" w:hAnsiTheme="minorBidi" w:cstheme="minorBidi"/>
-                <w:color w:val="FFFFFF" w:themeColor="background1"/>
-              </w:rPr>
-              <w:t>And</w:t>
-            </w:r>
-            <w:proofErr w:type="gramEnd"/>
-            <w:r>
-              <w:rPr>
-                <w:rFonts w:asciiTheme="minorBidi" w:hAnsiTheme="minorBidi" w:cstheme="minorBidi"/>
-                <w:color w:val="FFFFFF" w:themeColor="background1"/>
-              </w:rPr>
-              <w:t xml:space="preserve"> Stages</w:t>
+              <w:t>Section 3 – Project Plan And Stages</w:t>
             </w:r>
             <w:bookmarkEnd w:id="9"/>
           </w:p>
@@ -4385,7 +4544,7 @@
           <w:lang w:bidi="ar-BH"/>
         </w:rPr>
       </w:pPr>
-      <w:bookmarkStart w:id="10" w:name="_Toc226065920"/>
+      <w:bookmarkStart w:id="10" w:name="_Toc226327484"/>
       <w:r>
         <w:rPr>
           <w:rFonts w:ascii="Segoe UI Emoji" w:hAnsi="Segoe UI Emoji" w:cs="Segoe UI Emoji"/>
@@ -5389,7 +5548,7 @@
           <w:szCs w:val="28"/>
         </w:rPr>
       </w:pPr>
-      <w:bookmarkStart w:id="11" w:name="_Toc226065921"/>
+      <w:bookmarkStart w:id="11" w:name="_Toc226327485"/>
       <w:r>
         <w:rPr>
           <w:rFonts w:ascii="Segoe UI Emoji" w:hAnsi="Segoe UI Emoji" w:cs="Segoe UI Emoji"/>
@@ -8149,7 +8308,7 @@
           <w:szCs w:val="28"/>
         </w:rPr>
       </w:pPr>
-      <w:bookmarkStart w:id="12" w:name="_Toc226065922"/>
+      <w:bookmarkStart w:id="12" w:name="_Toc226327486"/>
       <w:r>
         <w:rPr>
           <w:rFonts w:ascii="Segoe UI Emoji" w:hAnsi="Segoe UI Emoji" w:cs="Segoe UI Emoji"/>
@@ -9272,18 +9431,8 @@
                 <w:sz w:val="18"/>
                 <w:szCs w:val="18"/>
               </w:rPr>
-              <w:t xml:space="preserve">2 </w:t>
-            </w:r>
-            <w:proofErr w:type="gramStart"/>
-            <w:r>
-              <w:rPr>
-                <w:rFonts w:ascii="Arial" w:eastAsia="Arial" w:hAnsi="Arial" w:cs="Arial"/>
-                <w:sz w:val="18"/>
-                <w:szCs w:val="18"/>
-              </w:rPr>
-              <w:t>day</w:t>
-            </w:r>
-            <w:proofErr w:type="gramEnd"/>
+              <w:t>2 day</w:t>
+            </w:r>
           </w:p>
         </w:tc>
         <w:tc>
@@ -9612,7 +9761,6 @@
                 <w:szCs w:val="18"/>
               </w:rPr>
             </w:pPr>
-            <w:proofErr w:type="gramStart"/>
             <w:r>
               <w:rPr>
                 <w:rFonts w:ascii="Arial" w:eastAsia="Arial" w:hAnsi="Arial" w:cs="Arial"/>
@@ -9627,16 +9775,7 @@
                 <w:sz w:val="18"/>
                 <w:szCs w:val="18"/>
               </w:rPr>
-              <w:t xml:space="preserve"> ,</w:t>
-            </w:r>
-            <w:proofErr w:type="gramEnd"/>
-            <w:r>
-              <w:rPr>
-                <w:rFonts w:ascii="Arial" w:eastAsia="Arial" w:hAnsi="Arial" w:cs="Arial"/>
-                <w:sz w:val="18"/>
-                <w:szCs w:val="18"/>
-              </w:rPr>
-              <w:t xml:space="preserve"> 4</w:t>
+              <w:t xml:space="preserve"> , 4</w:t>
             </w:r>
           </w:p>
         </w:tc>
@@ -11403,7 +11542,7 @@
                 <w:rFonts w:asciiTheme="minorBidi" w:hAnsiTheme="minorBidi" w:cstheme="minorBidi"/>
               </w:rPr>
             </w:pPr>
-            <w:bookmarkStart w:id="13" w:name="_Toc226065923"/>
+            <w:bookmarkStart w:id="13" w:name="_Toc226327487"/>
             <w:r>
               <w:rPr>
                 <w:rFonts w:asciiTheme="minorBidi" w:hAnsiTheme="minorBidi" w:cstheme="minorBidi"/>
@@ -11427,7 +11566,7 @@
           <w:lang w:bidi="ar-BH"/>
         </w:rPr>
       </w:pPr>
-      <w:bookmarkStart w:id="14" w:name="_Toc226065924"/>
+      <w:bookmarkStart w:id="14" w:name="_Toc226327488"/>
       <w:r>
         <w:rPr>
           <w:rFonts w:ascii="Segoe UI Emoji" w:hAnsi="Segoe UI Emoji" w:cs="Segoe UI Emoji"/>
@@ -12936,23 +13075,13 @@
                 <w:rFonts w:asciiTheme="minorBidi" w:hAnsiTheme="minorBidi"/>
               </w:rPr>
             </w:pPr>
-            <w:proofErr w:type="gramStart"/>
             <w:r>
               <w:rPr>
                 <w:rFonts w:asciiTheme="minorBidi" w:eastAsia="Arial" w:hAnsiTheme="minorBidi"/>
                 <w:sz w:val="18"/>
                 <w:szCs w:val="18"/>
               </w:rPr>
-              <w:t>S.Adam</w:t>
-            </w:r>
-            <w:proofErr w:type="gramEnd"/>
-            <w:r>
-              <w:rPr>
-                <w:rFonts w:asciiTheme="minorBidi" w:eastAsia="Arial" w:hAnsiTheme="minorBidi"/>
-                <w:sz w:val="18"/>
-                <w:szCs w:val="18"/>
-              </w:rPr>
-              <w:t xml:space="preserve"> A</w:t>
+              <w:t>S.Adam A</w:t>
             </w:r>
             <w:r>
               <w:rPr>
@@ -13999,7 +14128,7 @@
           <w:lang w:bidi="ar-BH"/>
         </w:rPr>
       </w:pPr>
-      <w:bookmarkStart w:id="15" w:name="_Toc226065925"/>
+      <w:bookmarkStart w:id="15" w:name="_Toc226327489"/>
       <w:r>
         <w:rPr>
           <w:rStyle w:val="Heading2Char"/>
@@ -14698,7 +14827,6 @@
               </w:rPr>
             </w:pPr>
             <w:proofErr w:type="spellStart"/>
-            <w:proofErr w:type="gramStart"/>
             <w:r>
               <w:rPr>
                 <w:rFonts w:asciiTheme="minorBidi" w:hAnsiTheme="minorBidi"/>
@@ -14710,7 +14838,6 @@
               <w:t>S.Adam</w:t>
             </w:r>
             <w:proofErr w:type="spellEnd"/>
-            <w:proofErr w:type="gramEnd"/>
             <w:r>
               <w:rPr>
                 <w:rFonts w:asciiTheme="minorBidi" w:hAnsiTheme="minorBidi"/>
@@ -14875,7 +15002,7 @@
                 <w:rFonts w:asciiTheme="minorBidi" w:hAnsiTheme="minorBidi" w:cstheme="minorBidi"/>
               </w:rPr>
             </w:pPr>
-            <w:bookmarkStart w:id="16" w:name="_Toc226065926"/>
+            <w:bookmarkStart w:id="16" w:name="_Toc226327490"/>
             <w:r>
               <w:rPr>
                 <w:rFonts w:asciiTheme="minorBidi" w:hAnsiTheme="minorBidi" w:cstheme="minorBidi"/>
@@ -14896,7 +15023,7 @@
           <w:lang w:bidi="ar-BH"/>
         </w:rPr>
       </w:pPr>
-      <w:bookmarkStart w:id="17" w:name="_Toc226065927"/>
+      <w:bookmarkStart w:id="17" w:name="_Toc226327491"/>
       <w:r>
         <w:rPr>
           <w:lang w:bidi="ar-BH"/>
@@ -15013,8 +15140,32 @@
                 <w:sz w:val="18"/>
                 <w:szCs w:val="18"/>
               </w:rPr>
-              <w:t xml:space="preserve">Haider </w:t>
-            </w:r>
+              <w:t>Haider (Project Manager)</w:t>
+            </w:r>
+          </w:p>
+        </w:tc>
+        <w:tc>
+          <w:tcPr>
+            <w:tcW w:w="1890" w:type="dxa"/>
+            <w:tcBorders>
+              <w:top w:val="single" w:sz="4" w:space="0" w:color="B8CCE4"/>
+              <w:left w:val="single" w:sz="4" w:space="0" w:color="B8CCE4"/>
+              <w:bottom w:val="single" w:sz="4" w:space="0" w:color="B8CCE4"/>
+              <w:right w:val="single" w:sz="4" w:space="0" w:color="B8CCE4"/>
+            </w:tcBorders>
+            <w:shd w:val="clear" w:color="auto" w:fill="2E75B6"/>
+            <w:tcMar>
+              <w:top w:w="80" w:type="dxa"/>
+              <w:left w:w="120" w:type="dxa"/>
+              <w:bottom w:w="80" w:type="dxa"/>
+              <w:right w:w="120" w:type="dxa"/>
+            </w:tcMar>
+            <w:vAlign w:val="center"/>
+          </w:tcPr>
+          <w:p>
+            <w:pPr>
+              <w:jc w:val="center"/>
+            </w:pPr>
             <w:r>
               <w:rPr>
                 <w:b/>
@@ -15023,7 +15174,7 @@
                 <w:sz w:val="18"/>
                 <w:szCs w:val="18"/>
               </w:rPr>
-              <w:t>(P</w:t>
+              <w:t>Yusif (</w:t>
             </w:r>
             <w:r>
               <w:rPr>
@@ -15033,7 +15184,7 @@
                 <w:sz w:val="18"/>
                 <w:szCs w:val="18"/>
               </w:rPr>
-              <w:t>roject Manager</w:t>
+              <w:t>Network Analyst &amp; Documentation</w:t>
             </w:r>
             <w:r>
               <w:rPr>
@@ -15049,7 +15200,7 @@
         </w:tc>
         <w:tc>
           <w:tcPr>
-            <w:tcW w:w="1890" w:type="dxa"/>
+            <w:tcW w:w="1710" w:type="dxa"/>
             <w:tcBorders>
               <w:top w:val="single" w:sz="4" w:space="0" w:color="B8CCE4"/>
               <w:left w:val="single" w:sz="4" w:space="0" w:color="B8CCE4"/>
@@ -15077,8 +15228,33 @@
                 <w:sz w:val="18"/>
                 <w:szCs w:val="18"/>
               </w:rPr>
-              <w:t>Yusif</w:t>
-            </w:r>
+              <w:t>Yassen (Network Designer)</w:t>
+            </w:r>
+          </w:p>
+        </w:tc>
+        <w:tc>
+          <w:tcPr>
+            <w:tcW w:w="2160" w:type="dxa"/>
+            <w:tcBorders>
+              <w:top w:val="single" w:sz="4" w:space="0" w:color="B8CCE4"/>
+              <w:left w:val="single" w:sz="4" w:space="0" w:color="B8CCE4"/>
+              <w:bottom w:val="single" w:sz="4" w:space="0" w:color="B8CCE4"/>
+              <w:right w:val="single" w:sz="4" w:space="0" w:color="B8CCE4"/>
+            </w:tcBorders>
+            <w:shd w:val="clear" w:color="auto" w:fill="2E75B6"/>
+            <w:tcMar>
+              <w:top w:w="80" w:type="dxa"/>
+              <w:left w:w="120" w:type="dxa"/>
+              <w:bottom w:w="80" w:type="dxa"/>
+              <w:right w:w="120" w:type="dxa"/>
+            </w:tcMar>
+            <w:vAlign w:val="center"/>
+          </w:tcPr>
+          <w:p>
+            <w:pPr>
+              <w:jc w:val="center"/>
+            </w:pPr>
+            <w:proofErr w:type="spellStart"/>
             <w:r>
               <w:rPr>
                 <w:b/>
@@ -15087,8 +15263,9 @@
                 <w:sz w:val="18"/>
                 <w:szCs w:val="18"/>
               </w:rPr>
-              <w:t xml:space="preserve"> (</w:t>
-            </w:r>
+              <w:t>S.Adam</w:t>
+            </w:r>
+            <w:proofErr w:type="spellEnd"/>
             <w:r>
               <w:rPr>
                 <w:b/>
@@ -15097,149 +15274,7 @@
                 <w:sz w:val="18"/>
                 <w:szCs w:val="18"/>
               </w:rPr>
-              <w:t>Network Analyst &amp; Documentation</w:t>
-            </w:r>
-            <w:r>
-              <w:rPr>
-                <w:b/>
-                <w:bCs/>
-                <w:color w:val="FFFFFF"/>
-                <w:sz w:val="18"/>
-                <w:szCs w:val="18"/>
-              </w:rPr>
-              <w:t>)</w:t>
-            </w:r>
-          </w:p>
-        </w:tc>
-        <w:tc>
-          <w:tcPr>
-            <w:tcW w:w="1710" w:type="dxa"/>
-            <w:tcBorders>
-              <w:top w:val="single" w:sz="4" w:space="0" w:color="B8CCE4"/>
-              <w:left w:val="single" w:sz="4" w:space="0" w:color="B8CCE4"/>
-              <w:bottom w:val="single" w:sz="4" w:space="0" w:color="B8CCE4"/>
-              <w:right w:val="single" w:sz="4" w:space="0" w:color="B8CCE4"/>
-            </w:tcBorders>
-            <w:shd w:val="clear" w:color="auto" w:fill="2E75B6"/>
-            <w:tcMar>
-              <w:top w:w="80" w:type="dxa"/>
-              <w:left w:w="120" w:type="dxa"/>
-              <w:bottom w:w="80" w:type="dxa"/>
-              <w:right w:w="120" w:type="dxa"/>
-            </w:tcMar>
-            <w:vAlign w:val="center"/>
-          </w:tcPr>
-          <w:p>
-            <w:pPr>
-              <w:jc w:val="center"/>
-            </w:pPr>
-            <w:r>
-              <w:rPr>
-                <w:b/>
-                <w:bCs/>
-                <w:color w:val="FFFFFF"/>
-                <w:sz w:val="18"/>
-                <w:szCs w:val="18"/>
-              </w:rPr>
-              <w:t>Yassen</w:t>
-            </w:r>
-            <w:r>
-              <w:rPr>
-                <w:b/>
-                <w:bCs/>
-                <w:color w:val="FFFFFF"/>
-                <w:sz w:val="18"/>
-                <w:szCs w:val="18"/>
-              </w:rPr>
-              <w:t xml:space="preserve"> (</w:t>
-            </w:r>
-            <w:r>
-              <w:rPr>
-                <w:b/>
-                <w:bCs/>
-                <w:color w:val="FFFFFF"/>
-                <w:sz w:val="18"/>
-                <w:szCs w:val="18"/>
-              </w:rPr>
-              <w:t>Network Designer</w:t>
-            </w:r>
-            <w:r>
-              <w:rPr>
-                <w:b/>
-                <w:bCs/>
-                <w:color w:val="FFFFFF"/>
-                <w:sz w:val="18"/>
-                <w:szCs w:val="18"/>
-              </w:rPr>
-              <w:t>)</w:t>
-            </w:r>
-          </w:p>
-        </w:tc>
-        <w:tc>
-          <w:tcPr>
-            <w:tcW w:w="2160" w:type="dxa"/>
-            <w:tcBorders>
-              <w:top w:val="single" w:sz="4" w:space="0" w:color="B8CCE4"/>
-              <w:left w:val="single" w:sz="4" w:space="0" w:color="B8CCE4"/>
-              <w:bottom w:val="single" w:sz="4" w:space="0" w:color="B8CCE4"/>
-              <w:right w:val="single" w:sz="4" w:space="0" w:color="B8CCE4"/>
-            </w:tcBorders>
-            <w:shd w:val="clear" w:color="auto" w:fill="2E75B6"/>
-            <w:tcMar>
-              <w:top w:w="80" w:type="dxa"/>
-              <w:left w:w="120" w:type="dxa"/>
-              <w:bottom w:w="80" w:type="dxa"/>
-              <w:right w:w="120" w:type="dxa"/>
-            </w:tcMar>
-            <w:vAlign w:val="center"/>
-          </w:tcPr>
-          <w:p>
-            <w:pPr>
-              <w:jc w:val="center"/>
-            </w:pPr>
-            <w:proofErr w:type="spellStart"/>
-            <w:proofErr w:type="gramStart"/>
-            <w:r>
-              <w:rPr>
-                <w:b/>
-                <w:bCs/>
-                <w:color w:val="FFFFFF"/>
-                <w:sz w:val="18"/>
-                <w:szCs w:val="18"/>
-              </w:rPr>
-              <w:t>S.Adam</w:t>
-            </w:r>
-            <w:proofErr w:type="spellEnd"/>
-            <w:proofErr w:type="gramEnd"/>
-            <w:r>
-              <w:rPr>
-                <w:b/>
-                <w:bCs/>
-                <w:color w:val="FFFFFF"/>
-                <w:sz w:val="18"/>
-                <w:szCs w:val="18"/>
-              </w:rPr>
-              <w:t xml:space="preserve"> (</w:t>
-            </w:r>
-            <w:r>
-              <w:rPr>
-                <w:b/>
-                <w:bCs/>
-                <w:color w:val="FFFFFF"/>
-                <w:sz w:val="18"/>
-                <w:szCs w:val="18"/>
-              </w:rPr>
-              <w:t>Network Engineer</w:t>
-            </w:r>
-            <w:r>
-              <w:rPr>
-                <w:b/>
-                <w:bCs/>
-                <w:color w:val="FFFFFF"/>
-                <w:sz w:val="18"/>
-                <w:szCs w:val="18"/>
-              </w:rPr>
-              <w:t>)</w:t>
+              <w:t xml:space="preserve"> (Network Engineer)</w:t>
             </w:r>
           </w:p>
         </w:tc>
@@ -17008,7 +17043,7 @@
     </w:p>
     <w:tbl>
       <w:tblPr>
-        <w:tblW w:w="0" w:type="auto"/>
+        <w:tblW w:w="9360" w:type="dxa"/>
         <w:tblBorders>
           <w:top w:val="single" w:sz="4" w:space="0" w:color="auto"/>
           <w:left w:val="single" w:sz="4" w:space="0" w:color="auto"/>
@@ -17054,7 +17089,7 @@
                 <w:rFonts w:asciiTheme="minorBidi" w:hAnsiTheme="minorBidi" w:cstheme="minorBidi"/>
               </w:rPr>
             </w:pPr>
-            <w:bookmarkStart w:id="18" w:name="_Toc226065928"/>
+            <w:bookmarkStart w:id="18" w:name="_Toc226327492"/>
             <w:r>
               <w:rPr>
                 <w:rFonts w:asciiTheme="minorBidi" w:hAnsiTheme="minorBidi" w:cstheme="minorBidi"/>
@@ -17078,11 +17113,201 @@
     </w:p>
     <w:p>
       <w:pPr>
+        <w:pStyle w:val="Heading2"/>
+        <w:spacing w:after="240"/>
         <w:rPr>
-          <w:rFonts w:asciiTheme="minorBidi" w:hAnsiTheme="minorBidi"/>
+          <w:rStyle w:val="Heading2Char"/>
+          <w:rFonts w:asciiTheme="minorBidi" w:hAnsiTheme="minorBidi" w:cstheme="minorBidi"/>
+          <w:b/>
+          <w:bCs/>
+          <w:sz w:val="28"/>
+          <w:szCs w:val="28"/>
           <w:lang w:bidi="ar-BH"/>
         </w:rPr>
       </w:pPr>
+      <w:bookmarkStart w:id="19" w:name="_Toc226327493"/>
+      <w:r>
+        <w:rPr>
+          <w:rStyle w:val="Heading2Char"/>
+          <w:rFonts w:ascii="Segoe UI Emoji" w:hAnsi="Segoe UI Emoji" w:cs="Segoe UI Emoji"/>
+          <w:sz w:val="28"/>
+          <w:szCs w:val="28"/>
+        </w:rPr>
+        <w:t>🔹</w:t>
+      </w:r>
+      <w:r>
+        <w:rPr>
+          <w:rStyle w:val="Heading2Char"/>
+          <w:rFonts w:asciiTheme="minorBidi" w:hAnsiTheme="minorBidi" w:cstheme="minorBidi"/>
+          <w:sz w:val="28"/>
+          <w:szCs w:val="28"/>
+        </w:rPr>
+        <w:t xml:space="preserve"> </w:t>
+      </w:r>
+      <w:r>
+        <w:rPr>
+          <w:rStyle w:val="Heading2Char"/>
+          <w:rFonts w:asciiTheme="minorBidi" w:hAnsiTheme="minorBidi" w:cstheme="minorBidi"/>
+          <w:b/>
+          <w:bCs/>
+          <w:sz w:val="28"/>
+          <w:szCs w:val="28"/>
+          <w:lang w:bidi="ar-BH"/>
+        </w:rPr>
+        <w:t>4.2</w:t>
+      </w:r>
+      <w:r>
+        <w:rPr>
+          <w:rStyle w:val="Heading2Char"/>
+          <w:rFonts w:asciiTheme="minorBidi" w:hAnsiTheme="minorBidi" w:cstheme="minorBidi"/>
+          <w:sz w:val="28"/>
+          <w:szCs w:val="28"/>
+        </w:rPr>
+        <w:t xml:space="preserve"> </w:t>
+      </w:r>
+      <w:r>
+        <w:rPr>
+          <w:rStyle w:val="Heading2Char"/>
+          <w:rFonts w:asciiTheme="minorBidi" w:hAnsiTheme="minorBidi" w:cstheme="minorBidi"/>
+          <w:b/>
+          <w:bCs/>
+          <w:sz w:val="28"/>
+          <w:szCs w:val="28"/>
+          <w:lang w:bidi="ar-BH"/>
+        </w:rPr>
+        <w:t>Solution Overview</w:t>
+      </w:r>
+      <w:bookmarkEnd w:id="19"/>
+    </w:p>
+    <w:p>
+      <w:pPr>
+        <w:pStyle w:val="Heading2"/>
+        <w:spacing w:after="240"/>
+        <w:rPr>
+          <w:rFonts w:asciiTheme="minorBidi" w:eastAsiaTheme="minorEastAsia" w:hAnsiTheme="minorBidi" w:cstheme="minorBidi"/>
+          <w:b w:val="0"/>
+          <w:bCs w:val="0"/>
+          <w:color w:val="auto"/>
+          <w:sz w:val="22"/>
+          <w:szCs w:val="22"/>
+          <w:lang w:bidi="ar-BH"/>
+        </w:rPr>
+      </w:pPr>
+      <w:bookmarkStart w:id="20" w:name="_Toc226327494"/>
+      <w:r>
+        <w:rPr>
+          <w:rFonts w:asciiTheme="minorBidi" w:eastAsiaTheme="minorEastAsia" w:hAnsiTheme="minorBidi" w:cstheme="minorBidi"/>
+          <w:b w:val="0"/>
+          <w:bCs w:val="0"/>
+          <w:color w:val="auto"/>
+          <w:sz w:val="22"/>
+          <w:szCs w:val="22"/>
+          <w:lang w:bidi="ar-BH"/>
+        </w:rPr>
+        <w:t>The Smart Home Network Design is a project where a structured home network is designed and implemented to efficiently connect all devices within a house, supporting both wired and wireless connections to enable reliable internet access to computers, smartphones, tablets and smart home devices.</w:t>
+      </w:r>
+    </w:p>
+    <w:p>
+      <w:pPr>
+        <w:pStyle w:val="Heading2"/>
+        <w:spacing w:after="240"/>
+        <w:rPr>
+          <w:rFonts w:asciiTheme="minorBidi" w:eastAsiaTheme="minorEastAsia" w:hAnsiTheme="minorBidi" w:cstheme="minorBidi"/>
+          <w:b w:val="0"/>
+          <w:bCs w:val="0"/>
+          <w:color w:val="auto"/>
+          <w:sz w:val="22"/>
+          <w:szCs w:val="22"/>
+          <w:lang w:bidi="ar-BH"/>
+        </w:rPr>
+      </w:pPr>
+      <w:r>
+        <w:rPr>
+          <w:rFonts w:asciiTheme="minorBidi" w:eastAsiaTheme="minorEastAsia" w:hAnsiTheme="minorBidi" w:cstheme="minorBidi"/>
+          <w:b w:val="0"/>
+          <w:bCs w:val="0"/>
+          <w:color w:val="auto"/>
+          <w:sz w:val="22"/>
+          <w:szCs w:val="22"/>
+          <w:lang w:bidi="ar-BH"/>
+        </w:rPr>
+        <w:t>The design tackles network performance, reliability, and incorporates basic security to improve the users experience.</w:t>
+      </w:r>
+    </w:p>
+    <w:p>
+      <w:pPr>
+        <w:pStyle w:val="Heading2"/>
+        <w:spacing w:after="240"/>
+        <w:rPr>
+          <w:rStyle w:val="Heading2Char"/>
+          <w:rFonts w:asciiTheme="minorBidi" w:eastAsiaTheme="minorEastAsia" w:hAnsiTheme="minorBidi" w:cstheme="minorBidi"/>
+          <w:color w:val="auto"/>
+          <w:sz w:val="22"/>
+          <w:szCs w:val="22"/>
+          <w:lang w:bidi="ar-BH"/>
+        </w:rPr>
+      </w:pPr>
+      <w:r>
+        <w:rPr>
+          <w:rStyle w:val="Heading2Char"/>
+          <w:rFonts w:ascii="Segoe UI Emoji" w:hAnsi="Segoe UI Emoji" w:cs="Segoe UI Emoji"/>
+          <w:sz w:val="28"/>
+          <w:szCs w:val="28"/>
+        </w:rPr>
+        <w:t>🔹</w:t>
+      </w:r>
+      <w:r>
+        <w:rPr>
+          <w:rStyle w:val="Heading2Char"/>
+          <w:rFonts w:asciiTheme="minorBidi" w:hAnsiTheme="minorBidi" w:cstheme="minorBidi"/>
+          <w:sz w:val="28"/>
+          <w:szCs w:val="28"/>
+        </w:rPr>
+        <w:t xml:space="preserve"> </w:t>
+      </w:r>
+      <w:r>
+        <w:rPr>
+          <w:rStyle w:val="Heading2Char"/>
+          <w:rFonts w:asciiTheme="minorBidi" w:hAnsiTheme="minorBidi" w:cstheme="minorBidi"/>
+          <w:b/>
+          <w:bCs/>
+          <w:sz w:val="28"/>
+          <w:szCs w:val="28"/>
+          <w:lang w:bidi="ar-BH"/>
+        </w:rPr>
+        <w:t>6</w:t>
+      </w:r>
+      <w:r>
+        <w:rPr>
+          <w:rStyle w:val="Heading2Char"/>
+          <w:rFonts w:asciiTheme="minorBidi" w:hAnsiTheme="minorBidi" w:cstheme="minorBidi"/>
+          <w:b/>
+          <w:bCs/>
+          <w:sz w:val="28"/>
+          <w:szCs w:val="28"/>
+          <w:lang w:bidi="ar-BH"/>
+        </w:rPr>
+        <w:t>.2</w:t>
+      </w:r>
+      <w:r>
+        <w:rPr>
+          <w:rStyle w:val="Heading2Char"/>
+          <w:rFonts w:asciiTheme="minorBidi" w:hAnsiTheme="minorBidi" w:cstheme="minorBidi"/>
+          <w:sz w:val="28"/>
+          <w:szCs w:val="28"/>
+        </w:rPr>
+        <w:t xml:space="preserve"> </w:t>
+      </w:r>
+      <w:r>
+        <w:rPr>
+          <w:rFonts w:asciiTheme="minorBidi" w:hAnsiTheme="minorBidi" w:cstheme="minorBidi"/>
+          <w:sz w:val="28"/>
+          <w:szCs w:val="28"/>
+          <w:lang w:bidi="ar-BH"/>
+        </w:rPr>
+        <w:t>System Architecture</w:t>
+      </w:r>
+      <w:bookmarkEnd w:id="20"/>
     </w:p>
     <w:p>
       <w:pPr>
@@ -17091,6 +17316,29 @@
           <w:lang w:bidi="ar-BH"/>
         </w:rPr>
       </w:pPr>
+      <w:r>
+        <w:rPr>
+          <w:rFonts w:asciiTheme="minorBidi" w:hAnsiTheme="minorBidi"/>
+          <w:lang w:bidi="ar-BH"/>
+        </w:rPr>
+        <w:t xml:space="preserve">The network is based on a </w:t>
+      </w:r>
+      <w:r>
+        <w:rPr>
+          <w:rFonts w:asciiTheme="minorBidi" w:hAnsiTheme="minorBidi"/>
+          <w:b/>
+          <w:bCs/>
+          <w:lang w:bidi="ar-BH"/>
+        </w:rPr>
+        <w:t>star topology</w:t>
+      </w:r>
+      <w:r>
+        <w:rPr>
+          <w:rFonts w:asciiTheme="minorBidi" w:hAnsiTheme="minorBidi"/>
+          <w:lang w:bidi="ar-BH"/>
+        </w:rPr>
+        <w:t>, where all devices connect through a central router and switch.</w:t>
+      </w:r>
     </w:p>
     <w:p>
       <w:pPr>
@@ -17099,91 +17347,213 @@
           <w:lang w:bidi="ar-BH"/>
         </w:rPr>
       </w:pPr>
+      <w:r>
+        <w:rPr>
+          <w:rFonts w:asciiTheme="minorBidi" w:hAnsiTheme="minorBidi"/>
+          <w:lang w:bidi="ar-BH"/>
+        </w:rPr>
+        <w:t>Main components include:</w:t>
+      </w:r>
     </w:p>
     <w:p>
       <w:pPr>
+        <w:numPr>
+          <w:ilvl w:val="0"/>
+          <w:numId w:val="16"/>
+        </w:numPr>
         <w:rPr>
           <w:rFonts w:asciiTheme="minorBidi" w:hAnsiTheme="minorBidi"/>
           <w:lang w:bidi="ar-BH"/>
         </w:rPr>
       </w:pPr>
+      <w:r>
+        <w:rPr>
+          <w:rFonts w:asciiTheme="minorBidi" w:hAnsiTheme="minorBidi"/>
+          <w:b/>
+          <w:bCs/>
+          <w:lang w:bidi="ar-BH"/>
+        </w:rPr>
+        <w:t>Router:</w:t>
+      </w:r>
+      <w:r>
+        <w:rPr>
+          <w:rFonts w:asciiTheme="minorBidi" w:hAnsiTheme="minorBidi"/>
+          <w:lang w:bidi="ar-BH"/>
+        </w:rPr>
+        <w:t xml:space="preserve"> Connects the home network to the internet and manages traffic </w:t>
+      </w:r>
     </w:p>
     <w:p>
       <w:pPr>
+        <w:numPr>
+          <w:ilvl w:val="0"/>
+          <w:numId w:val="16"/>
+        </w:numPr>
         <w:rPr>
           <w:rFonts w:asciiTheme="minorBidi" w:hAnsiTheme="minorBidi"/>
           <w:lang w:bidi="ar-BH"/>
         </w:rPr>
       </w:pPr>
+      <w:r>
+        <w:rPr>
+          <w:rFonts w:asciiTheme="minorBidi" w:hAnsiTheme="minorBidi"/>
+          <w:b/>
+          <w:bCs/>
+          <w:lang w:bidi="ar-BH"/>
+        </w:rPr>
+        <w:t>Switch:</w:t>
+      </w:r>
+      <w:r>
+        <w:rPr>
+          <w:rFonts w:asciiTheme="minorBidi" w:hAnsiTheme="minorBidi"/>
+          <w:lang w:bidi="ar-BH"/>
+        </w:rPr>
+        <w:t xml:space="preserve"> Connects wired devices such as PCs and smart TVs </w:t>
+      </w:r>
     </w:p>
     <w:p>
       <w:pPr>
+        <w:numPr>
+          <w:ilvl w:val="0"/>
+          <w:numId w:val="16"/>
+        </w:numPr>
         <w:rPr>
           <w:rFonts w:asciiTheme="minorBidi" w:hAnsiTheme="minorBidi"/>
           <w:lang w:bidi="ar-BH"/>
         </w:rPr>
       </w:pPr>
+      <w:r>
+        <w:rPr>
+          <w:rFonts w:asciiTheme="minorBidi" w:hAnsiTheme="minorBidi"/>
+          <w:b/>
+          <w:bCs/>
+          <w:lang w:bidi="ar-BH"/>
+        </w:rPr>
+        <w:t>Wireless Access Point:</w:t>
+      </w:r>
+      <w:r>
+        <w:rPr>
+          <w:rFonts w:asciiTheme="minorBidi" w:hAnsiTheme="minorBidi"/>
+          <w:lang w:bidi="ar-BH"/>
+        </w:rPr>
+        <w:t xml:space="preserve"> Provides Wi-Fi connectivity </w:t>
+      </w:r>
     </w:p>
     <w:p>
       <w:pPr>
+        <w:numPr>
+          <w:ilvl w:val="0"/>
+          <w:numId w:val="16"/>
+        </w:numPr>
         <w:rPr>
           <w:rFonts w:asciiTheme="minorBidi" w:hAnsiTheme="minorBidi"/>
           <w:lang w:bidi="ar-BH"/>
         </w:rPr>
       </w:pPr>
+      <w:r>
+        <w:rPr>
+          <w:rFonts w:asciiTheme="minorBidi" w:hAnsiTheme="minorBidi"/>
+          <w:b/>
+          <w:bCs/>
+          <w:lang w:bidi="ar-BH"/>
+        </w:rPr>
+        <w:t>End Devices:</w:t>
+      </w:r>
+      <w:r>
+        <w:rPr>
+          <w:rFonts w:asciiTheme="minorBidi" w:hAnsiTheme="minorBidi"/>
+          <w:lang w:bidi="ar-BH"/>
+        </w:rPr>
+        <w:t xml:space="preserve"> Includes smartphones, laptops, and IoT devices</w:t>
+      </w:r>
+    </w:p>
+    <w:p>
+      <w:pPr>
+        <w:pStyle w:val="Heading2"/>
+        <w:spacing w:after="240"/>
+        <w:rPr>
+          <w:rFonts w:asciiTheme="minorBidi" w:hAnsiTheme="minorBidi" w:cstheme="minorBidi"/>
+          <w:sz w:val="28"/>
+          <w:szCs w:val="28"/>
+          <w:lang w:bidi="ar-BH"/>
+        </w:rPr>
+      </w:pPr>
+      <w:r>
+        <w:rPr>
+          <w:rStyle w:val="Heading2Char"/>
+          <w:rFonts w:ascii="Segoe UI Emoji" w:hAnsi="Segoe UI Emoji" w:cs="Segoe UI Emoji"/>
+          <w:sz w:val="28"/>
+          <w:szCs w:val="28"/>
+        </w:rPr>
+        <w:t>🔹</w:t>
+      </w:r>
+      <w:r>
+        <w:rPr>
+          <w:rStyle w:val="Heading2Char"/>
+          <w:rFonts w:asciiTheme="minorBidi" w:hAnsiTheme="minorBidi" w:cstheme="minorBidi"/>
+          <w:sz w:val="28"/>
+          <w:szCs w:val="28"/>
+        </w:rPr>
+        <w:t xml:space="preserve"> </w:t>
+      </w:r>
+      <w:r>
+        <w:rPr>
+          <w:rStyle w:val="Heading2Char"/>
+          <w:rFonts w:asciiTheme="minorBidi" w:hAnsiTheme="minorBidi" w:cstheme="minorBidi"/>
+          <w:b/>
+          <w:bCs/>
+          <w:sz w:val="28"/>
+          <w:szCs w:val="28"/>
+          <w:lang w:bidi="ar-BH"/>
+        </w:rPr>
+        <w:t>6</w:t>
+      </w:r>
+      <w:r>
+        <w:rPr>
+          <w:rStyle w:val="Heading2Char"/>
+          <w:rFonts w:asciiTheme="minorBidi" w:hAnsiTheme="minorBidi" w:cstheme="minorBidi"/>
+          <w:b/>
+          <w:bCs/>
+          <w:sz w:val="28"/>
+          <w:szCs w:val="28"/>
+          <w:lang w:bidi="ar-BH"/>
+        </w:rPr>
+        <w:t>.</w:t>
+      </w:r>
+      <w:r>
+        <w:rPr>
+          <w:rStyle w:val="Heading2Char"/>
+          <w:rFonts w:asciiTheme="minorBidi" w:hAnsiTheme="minorBidi" w:cstheme="minorBidi"/>
+          <w:b/>
+          <w:bCs/>
+          <w:sz w:val="28"/>
+          <w:szCs w:val="28"/>
+          <w:lang w:bidi="ar-BH"/>
+        </w:rPr>
+        <w:t>3</w:t>
+      </w:r>
+      <w:r>
+        <w:rPr>
+          <w:rStyle w:val="Heading2Char"/>
+          <w:rFonts w:asciiTheme="minorBidi" w:hAnsiTheme="minorBidi" w:cstheme="minorBidi"/>
+          <w:sz w:val="28"/>
+          <w:szCs w:val="28"/>
+        </w:rPr>
+        <w:t xml:space="preserve"> </w:t>
+      </w:r>
+      <w:r>
+        <w:rPr>
+          <w:rFonts w:asciiTheme="minorBidi" w:hAnsiTheme="minorBidi" w:cstheme="minorBidi"/>
+          <w:sz w:val="28"/>
+          <w:szCs w:val="28"/>
+          <w:lang w:bidi="ar-BH"/>
+        </w:rPr>
+        <w:t>Network Diagram</w:t>
+      </w:r>
     </w:p>
     <w:p>
       <w:pPr>
         <w:rPr>
-          <w:rFonts w:asciiTheme="minorBidi" w:hAnsiTheme="minorBidi"/>
-          <w:lang w:bidi="ar-BH"/>
-        </w:rPr>
-      </w:pPr>
-    </w:p>
-    <w:p>
-      <w:pPr>
-        <w:rPr>
-          <w:rFonts w:asciiTheme="minorBidi" w:hAnsiTheme="minorBidi"/>
-          <w:lang w:bidi="ar-BH"/>
-        </w:rPr>
-      </w:pPr>
-    </w:p>
-    <w:p>
-      <w:pPr>
-        <w:rPr>
-          <w:rFonts w:asciiTheme="minorBidi" w:hAnsiTheme="minorBidi"/>
-          <w:lang w:bidi="ar-BH"/>
-        </w:rPr>
-      </w:pPr>
-    </w:p>
-    <w:p>
-      <w:pPr>
-        <w:rPr>
-          <w:rFonts w:asciiTheme="minorBidi" w:hAnsiTheme="minorBidi"/>
-          <w:lang w:bidi="ar-BH"/>
-        </w:rPr>
-      </w:pPr>
-    </w:p>
-    <w:p>
-      <w:pPr>
-        <w:rPr>
-          <w:rFonts w:asciiTheme="minorBidi" w:hAnsiTheme="minorBidi"/>
-          <w:lang w:bidi="ar-BH"/>
-        </w:rPr>
-      </w:pPr>
-    </w:p>
-    <w:p>
-      <w:pPr>
-        <w:rPr>
-          <w:rFonts w:asciiTheme="minorBidi" w:hAnsiTheme="minorBidi"/>
-          <w:lang w:bidi="ar-BH"/>
-        </w:rPr>
-      </w:pPr>
-    </w:p>
-    <w:p>
-      <w:pPr>
-        <w:rPr>
-          <w:rFonts w:asciiTheme="minorBidi" w:hAnsiTheme="minorBidi"/>
           <w:lang w:bidi="ar-BH"/>
         </w:rPr>
       </w:pPr>
@@ -17309,16 +17679,15 @@
                 <w:color w:val="FFFFFF" w:themeColor="background1"/>
               </w:rPr>
             </w:pPr>
-            <w:bookmarkStart w:id="19" w:name="_Toc226065929"/>
+            <w:bookmarkStart w:id="21" w:name="_Toc226327495"/>
             <w:r>
               <w:rPr>
                 <w:rFonts w:asciiTheme="minorBidi" w:hAnsiTheme="minorBidi" w:cstheme="minorBidi"/>
                 <w:color w:val="FFFFFF" w:themeColor="background1"/>
               </w:rPr>
-              <w:lastRenderedPageBreak/>
               <w:t>Section 7 - Conclusion and Future Steps</w:t>
             </w:r>
-            <w:bookmarkEnd w:id="19"/>
+            <w:bookmarkEnd w:id="21"/>
           </w:p>
         </w:tc>
       </w:tr>
@@ -17395,7 +17764,7 @@
                 <w:color w:val="FFFFFF" w:themeColor="background1"/>
               </w:rPr>
             </w:pPr>
-            <w:bookmarkStart w:id="20" w:name="_Toc226065930"/>
+            <w:bookmarkStart w:id="22" w:name="_Toc226327496"/>
             <w:r>
               <w:rPr>
                 <w:rFonts w:asciiTheme="minorBidi" w:hAnsiTheme="minorBidi" w:cstheme="minorBidi"/>
@@ -17404,7 +17773,7 @@
               <w:lastRenderedPageBreak/>
               <w:t>Appendices</w:t>
             </w:r>
-            <w:bookmarkEnd w:id="20"/>
+            <w:bookmarkEnd w:id="22"/>
           </w:p>
         </w:tc>
       </w:tr>
@@ -18196,6 +18565,119 @@
     </w:lvl>
   </w:abstractNum>
   <w:abstractNum w:abstractNumId="13" w15:restartNumberingAfterBreak="0">
+    <w:nsid w:val="6EB97DA7"/>
+    <w:multiLevelType w:val="hybridMultilevel"/>
+    <w:tmpl w:val="F68E2D26"/>
+    <w:lvl w:ilvl="0" w:tplc="04090001">
+      <w:start w:val="1"/>
+      <w:numFmt w:val="bullet"/>
+      <w:lvlText w:val=""/>
+      <w:lvlJc w:val="left"/>
+      <w:pPr>
+        <w:ind w:left="720" w:hanging="360"/>
+      </w:pPr>
+      <w:rPr>
+        <w:rFonts w:ascii="Symbol" w:hAnsi="Symbol" w:hint="default"/>
+      </w:rPr>
+    </w:lvl>
+    <w:lvl w:ilvl="1" w:tplc="04090003" w:tentative="1">
+      <w:start w:val="1"/>
+      <w:numFmt w:val="bullet"/>
+      <w:lvlText w:val="o"/>
+      <w:lvlJc w:val="left"/>
+      <w:pPr>
+        <w:ind w:left="1440" w:hanging="360"/>
+      </w:pPr>
+      <w:rPr>
+        <w:rFonts w:ascii="Courier New" w:hAnsi="Courier New" w:cs="Courier New" w:hint="default"/>
+      </w:rPr>
+    </w:lvl>
+    <w:lvl w:ilvl="2" w:tplc="04090005" w:tentative="1">
+      <w:start w:val="1"/>
+      <w:numFmt w:val="bullet"/>
+      <w:lvlText w:val=""/>
+      <w:lvlJc w:val="left"/>
+      <w:pPr>
+        <w:ind w:left="2160" w:hanging="360"/>
+      </w:pPr>
+      <w:rPr>
+        <w:rFonts w:ascii="Wingdings" w:hAnsi="Wingdings" w:hint="default"/>
+      </w:rPr>
+    </w:lvl>
+    <w:lvl w:ilvl="3" w:tplc="04090001" w:tentative="1">
+      <w:start w:val="1"/>
+      <w:numFmt w:val="bullet"/>
+      <w:lvlText w:val=""/>
+      <w:lvlJc w:val="left"/>
+      <w:pPr>
+        <w:ind w:left="2880" w:hanging="360"/>
+      </w:pPr>
+      <w:rPr>
+        <w:rFonts w:ascii="Symbol" w:hAnsi="Symbol" w:hint="default"/>
+      </w:rPr>
+    </w:lvl>
+    <w:lvl w:ilvl="4" w:tplc="04090003" w:tentative="1">
+      <w:start w:val="1"/>
+      <w:numFmt w:val="bullet"/>
+      <w:lvlText w:val="o"/>
+      <w:lvlJc w:val="left"/>
+      <w:pPr>
+        <w:ind w:left="3600" w:hanging="360"/>
+      </w:pPr>
+      <w:rPr>
+        <w:rFonts w:ascii="Courier New" w:hAnsi="Courier New" w:cs="Courier New" w:hint="default"/>
+      </w:rPr>
+    </w:lvl>
+    <w:lvl w:ilvl="5" w:tplc="04090005" w:tentative="1">
+      <w:start w:val="1"/>
+      <w:numFmt w:val="bullet"/>
+      <w:lvlText w:val=""/>
+      <w:lvlJc w:val="left"/>
+      <w:pPr>
+        <w:ind w:left="4320" w:hanging="360"/>
+      </w:pPr>
+      <w:rPr>
+        <w:rFonts w:ascii="Wingdings" w:hAnsi="Wingdings" w:hint="default"/>
+      </w:rPr>
+    </w:lvl>
+    <w:lvl w:ilvl="6" w:tplc="04090001" w:tentative="1">
+      <w:start w:val="1"/>
+      <w:numFmt w:val="bullet"/>
+      <w:lvlText w:val=""/>
+      <w:lvlJc w:val="left"/>
+      <w:pPr>
+        <w:ind w:left="5040" w:hanging="360"/>
+      </w:pPr>
+      <w:rPr>
+        <w:rFonts w:ascii="Symbol" w:hAnsi="Symbol" w:hint="default"/>
+      </w:rPr>
+    </w:lvl>
+    <w:lvl w:ilvl="7" w:tplc="04090003" w:tentative="1">
+      <w:start w:val="1"/>
+      <w:numFmt w:val="bullet"/>
+      <w:lvlText w:val="o"/>
+      <w:lvlJc w:val="left"/>
+      <w:pPr>
+        <w:ind w:left="5760" w:hanging="360"/>
+      </w:pPr>
+      <w:rPr>
+        <w:rFonts w:ascii="Courier New" w:hAnsi="Courier New" w:cs="Courier New" w:hint="default"/>
+      </w:rPr>
+    </w:lvl>
+    <w:lvl w:ilvl="8" w:tplc="04090005" w:tentative="1">
+      <w:start w:val="1"/>
+      <w:numFmt w:val="bullet"/>
+      <w:lvlText w:val=""/>
+      <w:lvlJc w:val="left"/>
+      <w:pPr>
+        <w:ind w:left="6480" w:hanging="360"/>
+      </w:pPr>
+      <w:rPr>
+        <w:rFonts w:ascii="Wingdings" w:hAnsi="Wingdings" w:hint="default"/>
+      </w:rPr>
+    </w:lvl>
+  </w:abstractNum>
+  <w:abstractNum w:abstractNumId="14" w15:restartNumberingAfterBreak="0">
     <w:nsid w:val="717738EB"/>
     <w:multiLevelType w:val="multilevel"/>
     <w:tmpl w:val="05C22A5E"/>
@@ -18324,6 +18806,155 @@
       </w:rPr>
     </w:lvl>
     <w:lvl w:ilvl="8">
+      <w:start w:val="1"/>
+      <w:numFmt w:val="bullet"/>
+      <w:lvlText w:val=""/>
+      <w:lvlJc w:val="left"/>
+      <w:pPr>
+        <w:tabs>
+          <w:tab w:val="num" w:pos="6480"/>
+        </w:tabs>
+        <w:ind w:left="6480" w:hanging="360"/>
+      </w:pPr>
+      <w:rPr>
+        <w:rFonts w:ascii="Wingdings" w:hAnsi="Wingdings" w:hint="default"/>
+        <w:sz w:val="20"/>
+      </w:rPr>
+    </w:lvl>
+  </w:abstractNum>
+  <w:abstractNum w:abstractNumId="15" w15:restartNumberingAfterBreak="0">
+    <w:nsid w:val="771B0F94"/>
+    <w:multiLevelType w:val="multilevel"/>
+    <w:tmpl w:val="A2ECE7D0"/>
+    <w:lvl w:ilvl="0">
+      <w:start w:val="1"/>
+      <w:numFmt w:val="bullet"/>
+      <w:lvlText w:val=""/>
+      <w:lvlJc w:val="left"/>
+      <w:pPr>
+        <w:tabs>
+          <w:tab w:val="num" w:pos="720"/>
+        </w:tabs>
+        <w:ind w:left="720" w:hanging="360"/>
+      </w:pPr>
+      <w:rPr>
+        <w:rFonts w:ascii="Symbol" w:hAnsi="Symbol" w:hint="default"/>
+        <w:sz w:val="20"/>
+      </w:rPr>
+    </w:lvl>
+    <w:lvl w:ilvl="1" w:tentative="1">
+      <w:start w:val="1"/>
+      <w:numFmt w:val="bullet"/>
+      <w:lvlText w:val="o"/>
+      <w:lvlJc w:val="left"/>
+      <w:pPr>
+        <w:tabs>
+          <w:tab w:val="num" w:pos="1440"/>
+        </w:tabs>
+        <w:ind w:left="1440" w:hanging="360"/>
+      </w:pPr>
+      <w:rPr>
+        <w:rFonts w:ascii="Courier New" w:hAnsi="Courier New" w:hint="default"/>
+        <w:sz w:val="20"/>
+      </w:rPr>
+    </w:lvl>
+    <w:lvl w:ilvl="2" w:tentative="1">
+      <w:start w:val="1"/>
+      <w:numFmt w:val="bullet"/>
+      <w:lvlText w:val=""/>
+      <w:lvlJc w:val="left"/>
+      <w:pPr>
+        <w:tabs>
+          <w:tab w:val="num" w:pos="2160"/>
+        </w:tabs>
+        <w:ind w:left="2160" w:hanging="360"/>
+      </w:pPr>
+      <w:rPr>
+        <w:rFonts w:ascii="Wingdings" w:hAnsi="Wingdings" w:hint="default"/>
+        <w:sz w:val="20"/>
+      </w:rPr>
+    </w:lvl>
+    <w:lvl w:ilvl="3" w:tentative="1">
+      <w:start w:val="1"/>
+      <w:numFmt w:val="bullet"/>
+      <w:lvlText w:val=""/>
+      <w:lvlJc w:val="left"/>
+      <w:pPr>
+        <w:tabs>
+          <w:tab w:val="num" w:pos="2880"/>
+        </w:tabs>
+        <w:ind w:left="2880" w:hanging="360"/>
+      </w:pPr>
+      <w:rPr>
+        <w:rFonts w:ascii="Wingdings" w:hAnsi="Wingdings" w:hint="default"/>
+        <w:sz w:val="20"/>
+      </w:rPr>
+    </w:lvl>
+    <w:lvl w:ilvl="4" w:tentative="1">
+      <w:start w:val="1"/>
+      <w:numFmt w:val="bullet"/>
+      <w:lvlText w:val=""/>
+      <w:lvlJc w:val="left"/>
+      <w:pPr>
+        <w:tabs>
+          <w:tab w:val="num" w:pos="3600"/>
+        </w:tabs>
+        <w:ind w:left="3600" w:hanging="360"/>
+      </w:pPr>
+      <w:rPr>
+        <w:rFonts w:ascii="Wingdings" w:hAnsi="Wingdings" w:hint="default"/>
+        <w:sz w:val="20"/>
+      </w:rPr>
+    </w:lvl>
+    <w:lvl w:ilvl="5" w:tentative="1">
+      <w:start w:val="1"/>
+      <w:numFmt w:val="bullet"/>
+      <w:lvlText w:val=""/>
+      <w:lvlJc w:val="left"/>
+      <w:pPr>
+        <w:tabs>
+          <w:tab w:val="num" w:pos="4320"/>
+        </w:tabs>
+        <w:ind w:left="4320" w:hanging="360"/>
+      </w:pPr>
+      <w:rPr>
+        <w:rFonts w:ascii="Wingdings" w:hAnsi="Wingdings" w:hint="default"/>
+        <w:sz w:val="20"/>
+      </w:rPr>
+    </w:lvl>
+    <w:lvl w:ilvl="6" w:tentative="1">
+      <w:start w:val="1"/>
+      <w:numFmt w:val="bullet"/>
+      <w:lvlText w:val=""/>
+      <w:lvlJc w:val="left"/>
+      <w:pPr>
+        <w:tabs>
+          <w:tab w:val="num" w:pos="5040"/>
+        </w:tabs>
+        <w:ind w:left="5040" w:hanging="360"/>
+      </w:pPr>
+      <w:rPr>
+        <w:rFonts w:ascii="Wingdings" w:hAnsi="Wingdings" w:hint="default"/>
+        <w:sz w:val="20"/>
+      </w:rPr>
+    </w:lvl>
+    <w:lvl w:ilvl="7" w:tentative="1">
+      <w:start w:val="1"/>
+      <w:numFmt w:val="bullet"/>
+      <w:lvlText w:val=""/>
+      <w:lvlJc w:val="left"/>
+      <w:pPr>
+        <w:tabs>
+          <w:tab w:val="num" w:pos="5760"/>
+        </w:tabs>
+        <w:ind w:left="5760" w:hanging="360"/>
+      </w:pPr>
+      <w:rPr>
+        <w:rFonts w:ascii="Wingdings" w:hAnsi="Wingdings" w:hint="default"/>
+        <w:sz w:val="20"/>
+      </w:rPr>
+    </w:lvl>
+    <w:lvl w:ilvl="8" w:tentative="1">
       <w:start w:val="1"/>
       <w:numFmt w:val="bullet"/>
       <w:lvlText w:val=""/>
@@ -18368,7 +18999,7 @@
     <w:abstractNumId w:val="0"/>
   </w:num>
   <w:num w:numId="10" w16cid:durableId="1363895034">
-    <w:abstractNumId w:val="13"/>
+    <w:abstractNumId w:val="14"/>
   </w:num>
   <w:num w:numId="11" w16cid:durableId="808134137">
     <w:abstractNumId w:val="12"/>
@@ -18381,6 +19012,12 @@
   </w:num>
   <w:num w:numId="14" w16cid:durableId="650598429">
     <w:abstractNumId w:val="9"/>
+  </w:num>
+  <w:num w:numId="15" w16cid:durableId="2006276654">
+    <w:abstractNumId w:val="13"/>
+  </w:num>
+  <w:num w:numId="16" w16cid:durableId="1691293991">
+    <w:abstractNumId w:val="15"/>
   </w:num>
 </w:numbering>
 </file>
@@ -18988,7 +19625,6 @@
   <w:style w:type="character" w:default="1" w:styleId="DefaultParagraphFont">
     <w:name w:val="Default Paragraph Font"/>
     <w:uiPriority w:val="1"/>
-    <w:semiHidden/>
     <w:unhideWhenUsed/>
   </w:style>
   <w:style w:type="table" w:default="1" w:styleId="TableNormal">

--- a/Full_Home_Network_Project.docx
+++ b/Full_Home_Network_Project.docx
@@ -3153,8 +3153,8 @@
                 <w:color w:val="FFFFFF" w:themeColor="background1"/>
               </w:rPr>
             </w:pPr>
-            <w:bookmarkStart w:id="0" w:name="ProjectScope" w:colFirst="0" w:colLast="0"/>
-            <w:bookmarkStart w:id="1" w:name="_Toc226327475"/>
+            <w:bookmarkStart w:id="0" w:name="_Toc226327475"/>
+            <w:bookmarkStart w:id="1" w:name="ProjectScope" w:colFirst="0" w:colLast="0"/>
             <w:r>
               <w:rPr>
                 <w:rFonts w:asciiTheme="minorBidi" w:hAnsiTheme="minorBidi" w:cstheme="minorBidi"/>
@@ -3177,7 +3177,7 @@
               </w:rPr>
               <w:t xml:space="preserve"> Project Scope</w:t>
             </w:r>
-            <w:bookmarkEnd w:id="1"/>
+            <w:bookmarkEnd w:id="0"/>
           </w:p>
         </w:tc>
       </w:tr>
@@ -3194,7 +3194,7 @@
         </w:rPr>
       </w:pPr>
       <w:bookmarkStart w:id="2" w:name="_Toc226327476"/>
-      <w:bookmarkEnd w:id="0"/>
+      <w:bookmarkEnd w:id="1"/>
       <w:r>
         <w:rPr>
           <w:rFonts w:ascii="Segoe UI Emoji" w:hAnsi="Segoe UI Emoji" w:cs="Segoe UI Emoji"/>
@@ -3257,29 +3257,7 @@
           <w:szCs w:val="24"/>
           <w:lang w:bidi="ar-BH"/>
         </w:rPr>
-        <w:t xml:space="preserve">But there is also a Network security issue, as many people don’t </w:t>
-      </w:r>
-      <w:proofErr w:type="spellStart"/>
-      <w:r>
-        <w:rPr>
-          <w:rFonts w:asciiTheme="minorBidi" w:hAnsiTheme="minorBidi"/>
-          <w:color w:val="000000" w:themeColor="text1"/>
-          <w:sz w:val="24"/>
-          <w:szCs w:val="24"/>
-          <w:lang w:bidi="ar-BH"/>
-        </w:rPr>
-        <w:t>realise</w:t>
-      </w:r>
-      <w:proofErr w:type="spellEnd"/>
-      <w:r>
-        <w:rPr>
-          <w:rFonts w:asciiTheme="minorBidi" w:hAnsiTheme="minorBidi"/>
-          <w:color w:val="000000" w:themeColor="text1"/>
-          <w:sz w:val="24"/>
-          <w:szCs w:val="24"/>
-          <w:lang w:bidi="ar-BH"/>
-        </w:rPr>
-        <w:t xml:space="preserve"> that the default settings on their router, and their password, can pose a serious threat to themselves and others, allowing unwanted access to your computer and other devices, data breaches and </w:t>
+        <w:t xml:space="preserve">But there is also a Network security issue, as many people don’t realise that the default settings on their router, and their password, can pose a serious threat to themselves and others, allowing unwanted access to your computer and other devices, data breaches and </w:t>
       </w:r>
       <w:proofErr w:type="spellStart"/>
       <w:r>
@@ -3345,7 +3323,29 @@
           <w:szCs w:val="24"/>
           <w:lang w:bidi="ar-BH"/>
         </w:rPr>
-        <w:t xml:space="preserve"> home network, users can achieve superior performance and a positive user experience while keeping valuable data secure.</w:t>
+        <w:t xml:space="preserve"> home network, users can achieve superior performance and </w:t>
+      </w:r>
+      <w:proofErr w:type="gramStart"/>
+      <w:r>
+        <w:rPr>
+          <w:rFonts w:asciiTheme="minorBidi" w:hAnsiTheme="minorBidi"/>
+          <w:color w:val="000000" w:themeColor="text1"/>
+          <w:sz w:val="24"/>
+          <w:szCs w:val="24"/>
+          <w:lang w:bidi="ar-BH"/>
+        </w:rPr>
+        <w:t>a positive</w:t>
+      </w:r>
+      <w:proofErr w:type="gramEnd"/>
+      <w:r>
+        <w:rPr>
+          <w:rFonts w:asciiTheme="minorBidi" w:hAnsiTheme="minorBidi"/>
+          <w:color w:val="000000" w:themeColor="text1"/>
+          <w:sz w:val="24"/>
+          <w:szCs w:val="24"/>
+          <w:lang w:bidi="ar-BH"/>
+        </w:rPr>
+        <w:t xml:space="preserve"> user experience while keeping valuable data secure.</w:t>
       </w:r>
     </w:p>
     <w:p>
@@ -17788,6 +17788,984 @@
         </w:rPr>
       </w:pPr>
     </w:p>
+    <w:tbl>
+      <w:tblPr>
+        <w:tblStyle w:val="GridTable4-Accent3"/>
+        <w:tblW w:w="9378" w:type="dxa"/>
+        <w:tblLook w:val="04A0" w:firstRow="1" w:lastRow="0" w:firstColumn="1" w:lastColumn="0" w:noHBand="0" w:noVBand="1"/>
+      </w:tblPr>
+      <w:tblGrid>
+        <w:gridCol w:w="1621"/>
+        <w:gridCol w:w="1134"/>
+        <w:gridCol w:w="1326"/>
+        <w:gridCol w:w="1607"/>
+        <w:gridCol w:w="1890"/>
+        <w:gridCol w:w="1800"/>
+      </w:tblGrid>
+      <w:tr>
+        <w:trPr>
+          <w:cnfStyle w:val="100000000000" w:firstRow="1" w:lastRow="0" w:firstColumn="0" w:lastColumn="0" w:oddVBand="0" w:evenVBand="0" w:oddHBand="0" w:evenHBand="0" w:firstRowFirstColumn="0" w:firstRowLastColumn="0" w:lastRowFirstColumn="0" w:lastRowLastColumn="0"/>
+          <w:trHeight w:val="260"/>
+        </w:trPr>
+        <w:tc>
+          <w:tcPr>
+            <w:cnfStyle w:val="001000000000" w:firstRow="0" w:lastRow="0" w:firstColumn="1" w:lastColumn="0" w:oddVBand="0" w:evenVBand="0" w:oddHBand="0" w:evenHBand="0" w:firstRowFirstColumn="0" w:firstRowLastColumn="0" w:lastRowFirstColumn="0" w:lastRowLastColumn="0"/>
+            <w:tcW w:w="0" w:type="auto"/>
+            <w:hideMark/>
+          </w:tcPr>
+          <w:p>
+            <w:pPr>
+              <w:spacing w:line="276" w:lineRule="auto"/>
+            </w:pPr>
+            <w:r>
+              <w:t>Device Name</w:t>
+            </w:r>
+          </w:p>
+        </w:tc>
+        <w:tc>
+          <w:tcPr>
+            <w:tcW w:w="1134" w:type="dxa"/>
+            <w:hideMark/>
+          </w:tcPr>
+          <w:p>
+            <w:pPr>
+              <w:spacing w:line="276" w:lineRule="auto"/>
+              <w:cnfStyle w:val="100000000000" w:firstRow="1" w:lastRow="0" w:firstColumn="0" w:lastColumn="0" w:oddVBand="0" w:evenVBand="0" w:oddHBand="0" w:evenHBand="0" w:firstRowFirstColumn="0" w:firstRowLastColumn="0" w:lastRowFirstColumn="0" w:lastRowLastColumn="0"/>
+            </w:pPr>
+            <w:r>
+              <w:t>Interface</w:t>
+            </w:r>
+          </w:p>
+        </w:tc>
+        <w:tc>
+          <w:tcPr>
+            <w:tcW w:w="1326" w:type="dxa"/>
+            <w:hideMark/>
+          </w:tcPr>
+          <w:p>
+            <w:pPr>
+              <w:spacing w:line="276" w:lineRule="auto"/>
+              <w:cnfStyle w:val="100000000000" w:firstRow="1" w:lastRow="0" w:firstColumn="0" w:lastColumn="0" w:oddVBand="0" w:evenVBand="0" w:oddHBand="0" w:evenHBand="0" w:firstRowFirstColumn="0" w:firstRowLastColumn="0" w:lastRowFirstColumn="0" w:lastRowLastColumn="0"/>
+            </w:pPr>
+            <w:r>
+              <w:t>IP Address</w:t>
+            </w:r>
+          </w:p>
+        </w:tc>
+        <w:tc>
+          <w:tcPr>
+            <w:tcW w:w="1607" w:type="dxa"/>
+            <w:hideMark/>
+          </w:tcPr>
+          <w:p>
+            <w:pPr>
+              <w:spacing w:line="276" w:lineRule="auto"/>
+              <w:cnfStyle w:val="100000000000" w:firstRow="1" w:lastRow="0" w:firstColumn="0" w:lastColumn="0" w:oddVBand="0" w:evenVBand="0" w:oddHBand="0" w:evenHBand="0" w:firstRowFirstColumn="0" w:firstRowLastColumn="0" w:lastRowFirstColumn="0" w:lastRowLastColumn="0"/>
+            </w:pPr>
+            <w:r>
+              <w:t>Subnet Mask</w:t>
+            </w:r>
+          </w:p>
+        </w:tc>
+        <w:tc>
+          <w:tcPr>
+            <w:tcW w:w="1890" w:type="dxa"/>
+            <w:hideMark/>
+          </w:tcPr>
+          <w:p>
+            <w:pPr>
+              <w:spacing w:line="276" w:lineRule="auto"/>
+              <w:cnfStyle w:val="100000000000" w:firstRow="1" w:lastRow="0" w:firstColumn="0" w:lastColumn="0" w:oddVBand="0" w:evenVBand="0" w:oddHBand="0" w:evenHBand="0" w:firstRowFirstColumn="0" w:firstRowLastColumn="0" w:lastRowFirstColumn="0" w:lastRowLastColumn="0"/>
+            </w:pPr>
+            <w:r>
+              <w:t>Default Gateway</w:t>
+            </w:r>
+          </w:p>
+        </w:tc>
+        <w:tc>
+          <w:tcPr>
+            <w:tcW w:w="1800" w:type="dxa"/>
+            <w:hideMark/>
+          </w:tcPr>
+          <w:p>
+            <w:pPr>
+              <w:spacing w:line="276" w:lineRule="auto"/>
+              <w:cnfStyle w:val="100000000000" w:firstRow="1" w:lastRow="0" w:firstColumn="0" w:lastColumn="0" w:oddVBand="0" w:evenVBand="0" w:oddHBand="0" w:evenHBand="0" w:firstRowFirstColumn="0" w:firstRowLastColumn="0" w:lastRowFirstColumn="0" w:lastRowLastColumn="0"/>
+            </w:pPr>
+            <w:r>
+              <w:t>Role / Purpose</w:t>
+            </w:r>
+          </w:p>
+        </w:tc>
+      </w:tr>
+      <w:tr>
+        <w:trPr>
+          <w:cnfStyle w:val="000000100000" w:firstRow="0" w:lastRow="0" w:firstColumn="0" w:lastColumn="0" w:oddVBand="0" w:evenVBand="0" w:oddHBand="1" w:evenHBand="0" w:firstRowFirstColumn="0" w:firstRowLastColumn="0" w:lastRowFirstColumn="0" w:lastRowLastColumn="0"/>
+          <w:trHeight w:val="304"/>
+        </w:trPr>
+        <w:tc>
+          <w:tcPr>
+            <w:cnfStyle w:val="001000000000" w:firstRow="0" w:lastRow="0" w:firstColumn="1" w:lastColumn="0" w:oddVBand="0" w:evenVBand="0" w:oddHBand="0" w:evenHBand="0" w:firstRowFirstColumn="0" w:firstRowLastColumn="0" w:lastRowFirstColumn="0" w:lastRowLastColumn="0"/>
+            <w:tcW w:w="0" w:type="auto"/>
+            <w:hideMark/>
+          </w:tcPr>
+          <w:p>
+            <w:pPr>
+              <w:spacing w:line="276" w:lineRule="auto"/>
+            </w:pPr>
+            <w:r>
+              <w:t>Home-Router</w:t>
+            </w:r>
+          </w:p>
+        </w:tc>
+        <w:tc>
+          <w:tcPr>
+            <w:tcW w:w="1134" w:type="dxa"/>
+            <w:hideMark/>
+          </w:tcPr>
+          <w:p>
+            <w:pPr>
+              <w:spacing w:line="276" w:lineRule="auto"/>
+              <w:cnfStyle w:val="000000100000" w:firstRow="0" w:lastRow="0" w:firstColumn="0" w:lastColumn="0" w:oddVBand="0" w:evenVBand="0" w:oddHBand="1" w:evenHBand="0" w:firstRowFirstColumn="0" w:firstRowLastColumn="0" w:lastRowFirstColumn="0" w:lastRowLastColumn="0"/>
+            </w:pPr>
+            <w:r>
+              <w:t>Gig0/1</w:t>
+            </w:r>
+          </w:p>
+        </w:tc>
+        <w:tc>
+          <w:tcPr>
+            <w:tcW w:w="1326" w:type="dxa"/>
+            <w:hideMark/>
+          </w:tcPr>
+          <w:p>
+            <w:pPr>
+              <w:spacing w:line="276" w:lineRule="auto"/>
+              <w:cnfStyle w:val="000000100000" w:firstRow="0" w:lastRow="0" w:firstColumn="0" w:lastColumn="0" w:oddVBand="0" w:evenVBand="0" w:oddHBand="1" w:evenHBand="0" w:firstRowFirstColumn="0" w:firstRowLastColumn="0" w:lastRowFirstColumn="0" w:lastRowLastColumn="0"/>
+            </w:pPr>
+            <w:r>
+              <w:t>192.168.1.1</w:t>
+            </w:r>
+          </w:p>
+        </w:tc>
+        <w:tc>
+          <w:tcPr>
+            <w:tcW w:w="1607" w:type="dxa"/>
+            <w:hideMark/>
+          </w:tcPr>
+          <w:p>
+            <w:pPr>
+              <w:spacing w:line="276" w:lineRule="auto"/>
+              <w:cnfStyle w:val="000000100000" w:firstRow="0" w:lastRow="0" w:firstColumn="0" w:lastColumn="0" w:oddVBand="0" w:evenVBand="0" w:oddHBand="1" w:evenHBand="0" w:firstRowFirstColumn="0" w:firstRowLastColumn="0" w:lastRowFirstColumn="0" w:lastRowLastColumn="0"/>
+            </w:pPr>
+            <w:r>
+              <w:t>255.255.255.0</w:t>
+            </w:r>
+          </w:p>
+        </w:tc>
+        <w:tc>
+          <w:tcPr>
+            <w:tcW w:w="1890" w:type="dxa"/>
+            <w:hideMark/>
+          </w:tcPr>
+          <w:p>
+            <w:pPr>
+              <w:spacing w:line="276" w:lineRule="auto"/>
+              <w:cnfStyle w:val="000000100000" w:firstRow="0" w:lastRow="0" w:firstColumn="0" w:lastColumn="0" w:oddVBand="0" w:evenVBand="0" w:oddHBand="1" w:evenHBand="0" w:firstRowFirstColumn="0" w:firstRowLastColumn="0" w:lastRowFirstColumn="0" w:lastRowLastColumn="0"/>
+            </w:pPr>
+            <w:r>
+              <w:t>N/A</w:t>
+            </w:r>
+          </w:p>
+        </w:tc>
+        <w:tc>
+          <w:tcPr>
+            <w:tcW w:w="1800" w:type="dxa"/>
+            <w:hideMark/>
+          </w:tcPr>
+          <w:p>
+            <w:pPr>
+              <w:spacing w:line="276" w:lineRule="auto"/>
+              <w:cnfStyle w:val="000000100000" w:firstRow="0" w:lastRow="0" w:firstColumn="0" w:lastColumn="0" w:oddVBand="0" w:evenVBand="0" w:oddHBand="1" w:evenHBand="0" w:firstRowFirstColumn="0" w:firstRowLastColumn="0" w:lastRowFirstColumn="0" w:lastRowLastColumn="0"/>
+            </w:pPr>
+            <w:r>
+              <w:t xml:space="preserve">Default Gateway </w:t>
+            </w:r>
+          </w:p>
+        </w:tc>
+      </w:tr>
+      <w:tr>
+        <w:trPr>
+          <w:trHeight w:val="294"/>
+        </w:trPr>
+        <w:tc>
+          <w:tcPr>
+            <w:cnfStyle w:val="001000000000" w:firstRow="0" w:lastRow="0" w:firstColumn="1" w:lastColumn="0" w:oddVBand="0" w:evenVBand="0" w:oddHBand="0" w:evenHBand="0" w:firstRowFirstColumn="0" w:firstRowLastColumn="0" w:lastRowFirstColumn="0" w:lastRowLastColumn="0"/>
+            <w:tcW w:w="0" w:type="auto"/>
+            <w:hideMark/>
+          </w:tcPr>
+          <w:p>
+            <w:pPr>
+              <w:spacing w:line="276" w:lineRule="auto"/>
+            </w:pPr>
+            <w:r>
+              <w:t>Server</w:t>
+            </w:r>
+          </w:p>
+        </w:tc>
+        <w:tc>
+          <w:tcPr>
+            <w:tcW w:w="1134" w:type="dxa"/>
+            <w:hideMark/>
+          </w:tcPr>
+          <w:p>
+            <w:pPr>
+              <w:spacing w:line="276" w:lineRule="auto"/>
+              <w:cnfStyle w:val="000000000000" w:firstRow="0" w:lastRow="0" w:firstColumn="0" w:lastColumn="0" w:oddVBand="0" w:evenVBand="0" w:oddHBand="0" w:evenHBand="0" w:firstRowFirstColumn="0" w:firstRowLastColumn="0" w:lastRowFirstColumn="0" w:lastRowLastColumn="0"/>
+            </w:pPr>
+            <w:r>
+              <w:t>Fa0</w:t>
+            </w:r>
+          </w:p>
+        </w:tc>
+        <w:tc>
+          <w:tcPr>
+            <w:tcW w:w="1326" w:type="dxa"/>
+            <w:hideMark/>
+          </w:tcPr>
+          <w:p>
+            <w:pPr>
+              <w:spacing w:line="276" w:lineRule="auto"/>
+              <w:cnfStyle w:val="000000000000" w:firstRow="0" w:lastRow="0" w:firstColumn="0" w:lastColumn="0" w:oddVBand="0" w:evenVBand="0" w:oddHBand="0" w:evenHBand="0" w:firstRowFirstColumn="0" w:firstRowLastColumn="0" w:lastRowFirstColumn="0" w:lastRowLastColumn="0"/>
+            </w:pPr>
+            <w:r>
+              <w:t>192.168.1.5</w:t>
+            </w:r>
+          </w:p>
+        </w:tc>
+        <w:tc>
+          <w:tcPr>
+            <w:tcW w:w="1607" w:type="dxa"/>
+            <w:hideMark/>
+          </w:tcPr>
+          <w:p>
+            <w:pPr>
+              <w:spacing w:line="276" w:lineRule="auto"/>
+              <w:cnfStyle w:val="000000000000" w:firstRow="0" w:lastRow="0" w:firstColumn="0" w:lastColumn="0" w:oddVBand="0" w:evenVBand="0" w:oddHBand="0" w:evenHBand="0" w:firstRowFirstColumn="0" w:firstRowLastColumn="0" w:lastRowFirstColumn="0" w:lastRowLastColumn="0"/>
+            </w:pPr>
+            <w:r>
+              <w:t>255.255.255.0</w:t>
+            </w:r>
+          </w:p>
+        </w:tc>
+        <w:tc>
+          <w:tcPr>
+            <w:tcW w:w="1890" w:type="dxa"/>
+            <w:hideMark/>
+          </w:tcPr>
+          <w:p>
+            <w:pPr>
+              <w:spacing w:line="276" w:lineRule="auto"/>
+              <w:cnfStyle w:val="000000000000" w:firstRow="0" w:lastRow="0" w:firstColumn="0" w:lastColumn="0" w:oddVBand="0" w:evenVBand="0" w:oddHBand="0" w:evenHBand="0" w:firstRowFirstColumn="0" w:firstRowLastColumn="0" w:lastRowFirstColumn="0" w:lastRowLastColumn="0"/>
+            </w:pPr>
+            <w:r>
+              <w:t>192.168.1.1</w:t>
+            </w:r>
+          </w:p>
+        </w:tc>
+        <w:tc>
+          <w:tcPr>
+            <w:tcW w:w="1800" w:type="dxa"/>
+            <w:hideMark/>
+          </w:tcPr>
+          <w:p>
+            <w:pPr>
+              <w:spacing w:line="276" w:lineRule="auto"/>
+              <w:cnfStyle w:val="000000000000" w:firstRow="0" w:lastRow="0" w:firstColumn="0" w:lastColumn="0" w:oddVBand="0" w:evenVBand="0" w:oddHBand="0" w:evenHBand="0" w:firstRowFirstColumn="0" w:firstRowLastColumn="0" w:lastRowFirstColumn="0" w:lastRowLastColumn="0"/>
+            </w:pPr>
+            <w:r>
+              <w:t>Media/Storage</w:t>
+            </w:r>
+          </w:p>
+        </w:tc>
+      </w:tr>
+      <w:tr>
+        <w:trPr>
+          <w:cnfStyle w:val="000000100000" w:firstRow="0" w:lastRow="0" w:firstColumn="0" w:lastColumn="0" w:oddVBand="0" w:evenVBand="0" w:oddHBand="1" w:evenHBand="0" w:firstRowFirstColumn="0" w:firstRowLastColumn="0" w:lastRowFirstColumn="0" w:lastRowLastColumn="0"/>
+          <w:trHeight w:val="294"/>
+        </w:trPr>
+        <w:tc>
+          <w:tcPr>
+            <w:cnfStyle w:val="001000000000" w:firstRow="0" w:lastRow="0" w:firstColumn="1" w:lastColumn="0" w:oddVBand="0" w:evenVBand="0" w:oddHBand="0" w:evenHBand="0" w:firstRowFirstColumn="0" w:firstRowLastColumn="0" w:lastRowFirstColumn="0" w:lastRowLastColumn="0"/>
+            <w:tcW w:w="0" w:type="auto"/>
+            <w:hideMark/>
+          </w:tcPr>
+          <w:p>
+            <w:pPr>
+              <w:spacing w:line="276" w:lineRule="auto"/>
+            </w:pPr>
+            <w:r>
+              <w:t>Printer0</w:t>
+            </w:r>
+          </w:p>
+        </w:tc>
+        <w:tc>
+          <w:tcPr>
+            <w:tcW w:w="1134" w:type="dxa"/>
+            <w:hideMark/>
+          </w:tcPr>
+          <w:p>
+            <w:pPr>
+              <w:spacing w:line="276" w:lineRule="auto"/>
+              <w:cnfStyle w:val="000000100000" w:firstRow="0" w:lastRow="0" w:firstColumn="0" w:lastColumn="0" w:oddVBand="0" w:evenVBand="0" w:oddHBand="1" w:evenHBand="0" w:firstRowFirstColumn="0" w:firstRowLastColumn="0" w:lastRowFirstColumn="0" w:lastRowLastColumn="0"/>
+            </w:pPr>
+            <w:r>
+              <w:t>Fa0</w:t>
+            </w:r>
+          </w:p>
+        </w:tc>
+        <w:tc>
+          <w:tcPr>
+            <w:tcW w:w="1326" w:type="dxa"/>
+            <w:hideMark/>
+          </w:tcPr>
+          <w:p>
+            <w:pPr>
+              <w:spacing w:line="276" w:lineRule="auto"/>
+              <w:cnfStyle w:val="000000100000" w:firstRow="0" w:lastRow="0" w:firstColumn="0" w:lastColumn="0" w:oddVBand="0" w:evenVBand="0" w:oddHBand="1" w:evenHBand="0" w:firstRowFirstColumn="0" w:firstRowLastColumn="0" w:lastRowFirstColumn="0" w:lastRowLastColumn="0"/>
+            </w:pPr>
+            <w:r>
+              <w:t>192.168.1.6</w:t>
+            </w:r>
+          </w:p>
+        </w:tc>
+        <w:tc>
+          <w:tcPr>
+            <w:tcW w:w="1607" w:type="dxa"/>
+            <w:hideMark/>
+          </w:tcPr>
+          <w:p>
+            <w:pPr>
+              <w:spacing w:line="276" w:lineRule="auto"/>
+              <w:cnfStyle w:val="000000100000" w:firstRow="0" w:lastRow="0" w:firstColumn="0" w:lastColumn="0" w:oddVBand="0" w:evenVBand="0" w:oddHBand="1" w:evenHBand="0" w:firstRowFirstColumn="0" w:firstRowLastColumn="0" w:lastRowFirstColumn="0" w:lastRowLastColumn="0"/>
+            </w:pPr>
+            <w:r>
+              <w:t>255.255.255.0</w:t>
+            </w:r>
+          </w:p>
+        </w:tc>
+        <w:tc>
+          <w:tcPr>
+            <w:tcW w:w="1890" w:type="dxa"/>
+            <w:hideMark/>
+          </w:tcPr>
+          <w:p>
+            <w:pPr>
+              <w:spacing w:line="276" w:lineRule="auto"/>
+              <w:cnfStyle w:val="000000100000" w:firstRow="0" w:lastRow="0" w:firstColumn="0" w:lastColumn="0" w:oddVBand="0" w:evenVBand="0" w:oddHBand="1" w:evenHBand="0" w:firstRowFirstColumn="0" w:firstRowLastColumn="0" w:lastRowFirstColumn="0" w:lastRowLastColumn="0"/>
+            </w:pPr>
+            <w:r>
+              <w:t>192.168.1.1</w:t>
+            </w:r>
+          </w:p>
+        </w:tc>
+        <w:tc>
+          <w:tcPr>
+            <w:tcW w:w="1800" w:type="dxa"/>
+            <w:hideMark/>
+          </w:tcPr>
+          <w:p>
+            <w:pPr>
+              <w:spacing w:line="276" w:lineRule="auto"/>
+              <w:cnfStyle w:val="000000100000" w:firstRow="0" w:lastRow="0" w:firstColumn="0" w:lastColumn="0" w:oddVBand="0" w:evenVBand="0" w:oddHBand="1" w:evenHBand="0" w:firstRowFirstColumn="0" w:firstRowLastColumn="0" w:lastRowFirstColumn="0" w:lastRowLastColumn="0"/>
+            </w:pPr>
+            <w:r>
+              <w:t xml:space="preserve">Shared Printing </w:t>
+            </w:r>
+          </w:p>
+        </w:tc>
+      </w:tr>
+      <w:tr>
+        <w:trPr>
+          <w:trHeight w:val="294"/>
+        </w:trPr>
+        <w:tc>
+          <w:tcPr>
+            <w:cnfStyle w:val="001000000000" w:firstRow="0" w:lastRow="0" w:firstColumn="1" w:lastColumn="0" w:oddVBand="0" w:evenVBand="0" w:oddHBand="0" w:evenHBand="0" w:firstRowFirstColumn="0" w:firstRowLastColumn="0" w:lastRowFirstColumn="0" w:lastRowLastColumn="0"/>
+            <w:tcW w:w="0" w:type="auto"/>
+            <w:hideMark/>
+          </w:tcPr>
+          <w:p>
+            <w:pPr>
+              <w:spacing w:line="276" w:lineRule="auto"/>
+            </w:pPr>
+            <w:r>
+              <w:t>PC-A</w:t>
+            </w:r>
+          </w:p>
+        </w:tc>
+        <w:tc>
+          <w:tcPr>
+            <w:tcW w:w="1134" w:type="dxa"/>
+            <w:hideMark/>
+          </w:tcPr>
+          <w:p>
+            <w:pPr>
+              <w:spacing w:line="276" w:lineRule="auto"/>
+              <w:cnfStyle w:val="000000000000" w:firstRow="0" w:lastRow="0" w:firstColumn="0" w:lastColumn="0" w:oddVBand="0" w:evenVBand="0" w:oddHBand="0" w:evenHBand="0" w:firstRowFirstColumn="0" w:firstRowLastColumn="0" w:lastRowFirstColumn="0" w:lastRowLastColumn="0"/>
+            </w:pPr>
+            <w:r>
+              <w:t>Fa0</w:t>
+            </w:r>
+          </w:p>
+        </w:tc>
+        <w:tc>
+          <w:tcPr>
+            <w:tcW w:w="1326" w:type="dxa"/>
+            <w:hideMark/>
+          </w:tcPr>
+          <w:p>
+            <w:pPr>
+              <w:spacing w:line="276" w:lineRule="auto"/>
+              <w:jc w:val="center"/>
+              <w:cnfStyle w:val="000000000000" w:firstRow="0" w:lastRow="0" w:firstColumn="0" w:lastColumn="0" w:oddVBand="0" w:evenVBand="0" w:oddHBand="0" w:evenHBand="0" w:firstRowFirstColumn="0" w:firstRowLastColumn="0" w:lastRowFirstColumn="0" w:lastRowLastColumn="0"/>
+            </w:pPr>
+            <w:r>
+              <w:t>DHCP</w:t>
+            </w:r>
+          </w:p>
+        </w:tc>
+        <w:tc>
+          <w:tcPr>
+            <w:tcW w:w="1607" w:type="dxa"/>
+            <w:hideMark/>
+          </w:tcPr>
+          <w:p>
+            <w:pPr>
+              <w:spacing w:line="276" w:lineRule="auto"/>
+              <w:cnfStyle w:val="000000000000" w:firstRow="0" w:lastRow="0" w:firstColumn="0" w:lastColumn="0" w:oddVBand="0" w:evenVBand="0" w:oddHBand="0" w:evenHBand="0" w:firstRowFirstColumn="0" w:firstRowLastColumn="0" w:lastRowFirstColumn="0" w:lastRowLastColumn="0"/>
+            </w:pPr>
+            <w:r>
+              <w:t>255.255.255.0</w:t>
+            </w:r>
+          </w:p>
+        </w:tc>
+        <w:tc>
+          <w:tcPr>
+            <w:tcW w:w="1890" w:type="dxa"/>
+            <w:hideMark/>
+          </w:tcPr>
+          <w:p>
+            <w:pPr>
+              <w:spacing w:line="276" w:lineRule="auto"/>
+              <w:cnfStyle w:val="000000000000" w:firstRow="0" w:lastRow="0" w:firstColumn="0" w:lastColumn="0" w:oddVBand="0" w:evenVBand="0" w:oddHBand="0" w:evenHBand="0" w:firstRowFirstColumn="0" w:firstRowLastColumn="0" w:lastRowFirstColumn="0" w:lastRowLastColumn="0"/>
+            </w:pPr>
+            <w:r>
+              <w:t>192.168.1.1</w:t>
+            </w:r>
+          </w:p>
+        </w:tc>
+        <w:tc>
+          <w:tcPr>
+            <w:tcW w:w="1800" w:type="dxa"/>
+            <w:hideMark/>
+          </w:tcPr>
+          <w:p>
+            <w:pPr>
+              <w:spacing w:line="276" w:lineRule="auto"/>
+              <w:cnfStyle w:val="000000000000" w:firstRow="0" w:lastRow="0" w:firstColumn="0" w:lastColumn="0" w:oddVBand="0" w:evenVBand="0" w:oddHBand="0" w:evenHBand="0" w:firstRowFirstColumn="0" w:firstRowLastColumn="0" w:lastRowFirstColumn="0" w:lastRowLastColumn="0"/>
+            </w:pPr>
+            <w:r>
+              <w:t xml:space="preserve">Office Computer </w:t>
+            </w:r>
+          </w:p>
+        </w:tc>
+      </w:tr>
+      <w:tr>
+        <w:trPr>
+          <w:cnfStyle w:val="000000100000" w:firstRow="0" w:lastRow="0" w:firstColumn="0" w:lastColumn="0" w:oddVBand="0" w:evenVBand="0" w:oddHBand="1" w:evenHBand="0" w:firstRowFirstColumn="0" w:firstRowLastColumn="0" w:lastRowFirstColumn="0" w:lastRowLastColumn="0"/>
+          <w:trHeight w:val="304"/>
+        </w:trPr>
+        <w:tc>
+          <w:tcPr>
+            <w:cnfStyle w:val="001000000000" w:firstRow="0" w:lastRow="0" w:firstColumn="1" w:lastColumn="0" w:oddVBand="0" w:evenVBand="0" w:oddHBand="0" w:evenHBand="0" w:firstRowFirstColumn="0" w:firstRowLastColumn="0" w:lastRowFirstColumn="0" w:lastRowLastColumn="0"/>
+            <w:tcW w:w="0" w:type="auto"/>
+            <w:hideMark/>
+          </w:tcPr>
+          <w:p>
+            <w:pPr>
+              <w:spacing w:line="276" w:lineRule="auto"/>
+            </w:pPr>
+            <w:r>
+              <w:t>PC-B</w:t>
+            </w:r>
+          </w:p>
+        </w:tc>
+        <w:tc>
+          <w:tcPr>
+            <w:tcW w:w="1134" w:type="dxa"/>
+            <w:hideMark/>
+          </w:tcPr>
+          <w:p>
+            <w:pPr>
+              <w:spacing w:line="276" w:lineRule="auto"/>
+              <w:cnfStyle w:val="000000100000" w:firstRow="0" w:lastRow="0" w:firstColumn="0" w:lastColumn="0" w:oddVBand="0" w:evenVBand="0" w:oddHBand="1" w:evenHBand="0" w:firstRowFirstColumn="0" w:firstRowLastColumn="0" w:lastRowFirstColumn="0" w:lastRowLastColumn="0"/>
+            </w:pPr>
+            <w:r>
+              <w:t>Fa0</w:t>
+            </w:r>
+          </w:p>
+        </w:tc>
+        <w:tc>
+          <w:tcPr>
+            <w:tcW w:w="1326" w:type="dxa"/>
+            <w:hideMark/>
+          </w:tcPr>
+          <w:p>
+            <w:pPr>
+              <w:spacing w:line="276" w:lineRule="auto"/>
+              <w:jc w:val="center"/>
+              <w:cnfStyle w:val="000000100000" w:firstRow="0" w:lastRow="0" w:firstColumn="0" w:lastColumn="0" w:oddVBand="0" w:evenVBand="0" w:oddHBand="1" w:evenHBand="0" w:firstRowFirstColumn="0" w:firstRowLastColumn="0" w:lastRowFirstColumn="0" w:lastRowLastColumn="0"/>
+            </w:pPr>
+            <w:r>
+              <w:t>DHCP</w:t>
+            </w:r>
+          </w:p>
+        </w:tc>
+        <w:tc>
+          <w:tcPr>
+            <w:tcW w:w="1607" w:type="dxa"/>
+            <w:hideMark/>
+          </w:tcPr>
+          <w:p>
+            <w:pPr>
+              <w:spacing w:line="276" w:lineRule="auto"/>
+              <w:cnfStyle w:val="000000100000" w:firstRow="0" w:lastRow="0" w:firstColumn="0" w:lastColumn="0" w:oddVBand="0" w:evenVBand="0" w:oddHBand="1" w:evenHBand="0" w:firstRowFirstColumn="0" w:firstRowLastColumn="0" w:lastRowFirstColumn="0" w:lastRowLastColumn="0"/>
+            </w:pPr>
+            <w:r>
+              <w:t>255.255.255.0</w:t>
+            </w:r>
+          </w:p>
+        </w:tc>
+        <w:tc>
+          <w:tcPr>
+            <w:tcW w:w="1890" w:type="dxa"/>
+            <w:hideMark/>
+          </w:tcPr>
+          <w:p>
+            <w:pPr>
+              <w:spacing w:line="276" w:lineRule="auto"/>
+              <w:cnfStyle w:val="000000100000" w:firstRow="0" w:lastRow="0" w:firstColumn="0" w:lastColumn="0" w:oddVBand="0" w:evenVBand="0" w:oddHBand="1" w:evenHBand="0" w:firstRowFirstColumn="0" w:firstRowLastColumn="0" w:lastRowFirstColumn="0" w:lastRowLastColumn="0"/>
+            </w:pPr>
+            <w:r>
+              <w:t>192.168.1.1</w:t>
+            </w:r>
+          </w:p>
+        </w:tc>
+        <w:tc>
+          <w:tcPr>
+            <w:tcW w:w="1800" w:type="dxa"/>
+            <w:hideMark/>
+          </w:tcPr>
+          <w:p>
+            <w:pPr>
+              <w:spacing w:line="276" w:lineRule="auto"/>
+              <w:cnfStyle w:val="000000100000" w:firstRow="0" w:lastRow="0" w:firstColumn="0" w:lastColumn="0" w:oddVBand="0" w:evenVBand="0" w:oddHBand="1" w:evenHBand="0" w:firstRowFirstColumn="0" w:firstRowLastColumn="0" w:lastRowFirstColumn="0" w:lastRowLastColumn="0"/>
+            </w:pPr>
+            <w:r>
+              <w:t xml:space="preserve">Office Computer </w:t>
+            </w:r>
+          </w:p>
+        </w:tc>
+      </w:tr>
+      <w:tr>
+        <w:trPr>
+          <w:trHeight w:val="294"/>
+        </w:trPr>
+        <w:tc>
+          <w:tcPr>
+            <w:cnfStyle w:val="001000000000" w:firstRow="0" w:lastRow="0" w:firstColumn="1" w:lastColumn="0" w:oddVBand="0" w:evenVBand="0" w:oddHBand="0" w:evenHBand="0" w:firstRowFirstColumn="0" w:firstRowLastColumn="0" w:lastRowFirstColumn="0" w:lastRowLastColumn="0"/>
+            <w:tcW w:w="0" w:type="auto"/>
+            <w:hideMark/>
+          </w:tcPr>
+          <w:p>
+            <w:pPr>
+              <w:spacing w:line="276" w:lineRule="auto"/>
+            </w:pPr>
+            <w:r>
+              <w:t>Smart-TV</w:t>
+            </w:r>
+          </w:p>
+        </w:tc>
+        <w:tc>
+          <w:tcPr>
+            <w:tcW w:w="1134" w:type="dxa"/>
+            <w:hideMark/>
+          </w:tcPr>
+          <w:p>
+            <w:pPr>
+              <w:spacing w:line="276" w:lineRule="auto"/>
+              <w:cnfStyle w:val="000000000000" w:firstRow="0" w:lastRow="0" w:firstColumn="0" w:lastColumn="0" w:oddVBand="0" w:evenVBand="0" w:oddHBand="0" w:evenHBand="0" w:firstRowFirstColumn="0" w:firstRowLastColumn="0" w:lastRowFirstColumn="0" w:lastRowLastColumn="0"/>
+            </w:pPr>
+            <w:r>
+              <w:t>Fa0</w:t>
+            </w:r>
+          </w:p>
+        </w:tc>
+        <w:tc>
+          <w:tcPr>
+            <w:tcW w:w="1326" w:type="dxa"/>
+            <w:hideMark/>
+          </w:tcPr>
+          <w:p>
+            <w:pPr>
+              <w:spacing w:line="276" w:lineRule="auto"/>
+              <w:jc w:val="center"/>
+              <w:cnfStyle w:val="000000000000" w:firstRow="0" w:lastRow="0" w:firstColumn="0" w:lastColumn="0" w:oddVBand="0" w:evenVBand="0" w:oddHBand="0" w:evenHBand="0" w:firstRowFirstColumn="0" w:firstRowLastColumn="0" w:lastRowFirstColumn="0" w:lastRowLastColumn="0"/>
+            </w:pPr>
+            <w:r>
+              <w:t>DHCP</w:t>
+            </w:r>
+          </w:p>
+        </w:tc>
+        <w:tc>
+          <w:tcPr>
+            <w:tcW w:w="1607" w:type="dxa"/>
+            <w:hideMark/>
+          </w:tcPr>
+          <w:p>
+            <w:pPr>
+              <w:spacing w:line="276" w:lineRule="auto"/>
+              <w:cnfStyle w:val="000000000000" w:firstRow="0" w:lastRow="0" w:firstColumn="0" w:lastColumn="0" w:oddVBand="0" w:evenVBand="0" w:oddHBand="0" w:evenHBand="0" w:firstRowFirstColumn="0" w:firstRowLastColumn="0" w:lastRowFirstColumn="0" w:lastRowLastColumn="0"/>
+            </w:pPr>
+            <w:r>
+              <w:t>255.255.255.0</w:t>
+            </w:r>
+          </w:p>
+        </w:tc>
+        <w:tc>
+          <w:tcPr>
+            <w:tcW w:w="1890" w:type="dxa"/>
+            <w:hideMark/>
+          </w:tcPr>
+          <w:p>
+            <w:pPr>
+              <w:spacing w:line="276" w:lineRule="auto"/>
+              <w:cnfStyle w:val="000000000000" w:firstRow="0" w:lastRow="0" w:firstColumn="0" w:lastColumn="0" w:oddVBand="0" w:evenVBand="0" w:oddHBand="0" w:evenHBand="0" w:firstRowFirstColumn="0" w:firstRowLastColumn="0" w:lastRowFirstColumn="0" w:lastRowLastColumn="0"/>
+            </w:pPr>
+            <w:r>
+              <w:t>192.168.1.1</w:t>
+            </w:r>
+          </w:p>
+        </w:tc>
+        <w:tc>
+          <w:tcPr>
+            <w:tcW w:w="1800" w:type="dxa"/>
+            <w:hideMark/>
+          </w:tcPr>
+          <w:p>
+            <w:pPr>
+              <w:spacing w:line="276" w:lineRule="auto"/>
+              <w:cnfStyle w:val="000000000000" w:firstRow="0" w:lastRow="0" w:firstColumn="0" w:lastColumn="0" w:oddVBand="0" w:evenVBand="0" w:oddHBand="0" w:evenHBand="0" w:firstRowFirstColumn="0" w:firstRowLastColumn="0" w:lastRowFirstColumn="0" w:lastRowLastColumn="0"/>
+            </w:pPr>
+            <w:r>
+              <w:t xml:space="preserve">Entertainment </w:t>
+            </w:r>
+          </w:p>
+        </w:tc>
+      </w:tr>
+      <w:tr>
+        <w:trPr>
+          <w:cnfStyle w:val="000000100000" w:firstRow="0" w:lastRow="0" w:firstColumn="0" w:lastColumn="0" w:oddVBand="0" w:evenVBand="0" w:oddHBand="1" w:evenHBand="0" w:firstRowFirstColumn="0" w:firstRowLastColumn="0" w:lastRowFirstColumn="0" w:lastRowLastColumn="0"/>
+          <w:trHeight w:val="294"/>
+        </w:trPr>
+        <w:tc>
+          <w:tcPr>
+            <w:cnfStyle w:val="001000000000" w:firstRow="0" w:lastRow="0" w:firstColumn="1" w:lastColumn="0" w:oddVBand="0" w:evenVBand="0" w:oddHBand="0" w:evenHBand="0" w:firstRowFirstColumn="0" w:firstRowLastColumn="0" w:lastRowFirstColumn="0" w:lastRowLastColumn="0"/>
+            <w:tcW w:w="0" w:type="auto"/>
+            <w:hideMark/>
+          </w:tcPr>
+          <w:p>
+            <w:pPr>
+              <w:spacing w:line="276" w:lineRule="auto"/>
+            </w:pPr>
+            <w:r>
+              <w:t>Laptop0</w:t>
+            </w:r>
+          </w:p>
+        </w:tc>
+        <w:tc>
+          <w:tcPr>
+            <w:tcW w:w="1134" w:type="dxa"/>
+            <w:hideMark/>
+          </w:tcPr>
+          <w:p>
+            <w:pPr>
+              <w:spacing w:line="276" w:lineRule="auto"/>
+              <w:cnfStyle w:val="000000100000" w:firstRow="0" w:lastRow="0" w:firstColumn="0" w:lastColumn="0" w:oddVBand="0" w:evenVBand="0" w:oddHBand="1" w:evenHBand="0" w:firstRowFirstColumn="0" w:firstRowLastColumn="0" w:lastRowFirstColumn="0" w:lastRowLastColumn="0"/>
+            </w:pPr>
+            <w:r>
+              <w:t>Wireless</w:t>
+            </w:r>
+          </w:p>
+        </w:tc>
+        <w:tc>
+          <w:tcPr>
+            <w:tcW w:w="1326" w:type="dxa"/>
+            <w:hideMark/>
+          </w:tcPr>
+          <w:p>
+            <w:pPr>
+              <w:spacing w:line="276" w:lineRule="auto"/>
+              <w:jc w:val="center"/>
+              <w:cnfStyle w:val="000000100000" w:firstRow="0" w:lastRow="0" w:firstColumn="0" w:lastColumn="0" w:oddVBand="0" w:evenVBand="0" w:oddHBand="1" w:evenHBand="0" w:firstRowFirstColumn="0" w:firstRowLastColumn="0" w:lastRowFirstColumn="0" w:lastRowLastColumn="0"/>
+            </w:pPr>
+            <w:r>
+              <w:t>DHCP</w:t>
+            </w:r>
+          </w:p>
+        </w:tc>
+        <w:tc>
+          <w:tcPr>
+            <w:tcW w:w="1607" w:type="dxa"/>
+            <w:hideMark/>
+          </w:tcPr>
+          <w:p>
+            <w:pPr>
+              <w:spacing w:line="276" w:lineRule="auto"/>
+              <w:cnfStyle w:val="000000100000" w:firstRow="0" w:lastRow="0" w:firstColumn="0" w:lastColumn="0" w:oddVBand="0" w:evenVBand="0" w:oddHBand="1" w:evenHBand="0" w:firstRowFirstColumn="0" w:firstRowLastColumn="0" w:lastRowFirstColumn="0" w:lastRowLastColumn="0"/>
+            </w:pPr>
+            <w:r>
+              <w:t>255.255.255.0</w:t>
+            </w:r>
+          </w:p>
+        </w:tc>
+        <w:tc>
+          <w:tcPr>
+            <w:tcW w:w="1890" w:type="dxa"/>
+            <w:hideMark/>
+          </w:tcPr>
+          <w:p>
+            <w:pPr>
+              <w:spacing w:line="276" w:lineRule="auto"/>
+              <w:cnfStyle w:val="000000100000" w:firstRow="0" w:lastRow="0" w:firstColumn="0" w:lastColumn="0" w:oddVBand="0" w:evenVBand="0" w:oddHBand="1" w:evenHBand="0" w:firstRowFirstColumn="0" w:firstRowLastColumn="0" w:lastRowFirstColumn="0" w:lastRowLastColumn="0"/>
+            </w:pPr>
+            <w:r>
+              <w:t>192.168.1.1</w:t>
+            </w:r>
+          </w:p>
+        </w:tc>
+        <w:tc>
+          <w:tcPr>
+            <w:tcW w:w="1800" w:type="dxa"/>
+            <w:hideMark/>
+          </w:tcPr>
+          <w:p>
+            <w:pPr>
+              <w:spacing w:line="276" w:lineRule="auto"/>
+              <w:cnfStyle w:val="000000100000" w:firstRow="0" w:lastRow="0" w:firstColumn="0" w:lastColumn="0" w:oddVBand="0" w:evenVBand="0" w:oddHBand="1" w:evenHBand="0" w:firstRowFirstColumn="0" w:firstRowLastColumn="0" w:lastRowFirstColumn="0" w:lastRowLastColumn="0"/>
+            </w:pPr>
+            <w:r>
+              <w:t xml:space="preserve">Mobile User </w:t>
+            </w:r>
+          </w:p>
+        </w:tc>
+      </w:tr>
+      <w:tr>
+        <w:trPr>
+          <w:trHeight w:val="294"/>
+        </w:trPr>
+        <w:tc>
+          <w:tcPr>
+            <w:cnfStyle w:val="001000000000" w:firstRow="0" w:lastRow="0" w:firstColumn="1" w:lastColumn="0" w:oddVBand="0" w:evenVBand="0" w:oddHBand="0" w:evenHBand="0" w:firstRowFirstColumn="0" w:firstRowLastColumn="0" w:lastRowFirstColumn="0" w:lastRowLastColumn="0"/>
+            <w:tcW w:w="0" w:type="auto"/>
+            <w:hideMark/>
+          </w:tcPr>
+          <w:p>
+            <w:pPr>
+              <w:spacing w:line="276" w:lineRule="auto"/>
+            </w:pPr>
+            <w:r>
+              <w:t>Smartphone0</w:t>
+            </w:r>
+          </w:p>
+        </w:tc>
+        <w:tc>
+          <w:tcPr>
+            <w:tcW w:w="1134" w:type="dxa"/>
+            <w:hideMark/>
+          </w:tcPr>
+          <w:p>
+            <w:pPr>
+              <w:spacing w:line="276" w:lineRule="auto"/>
+              <w:cnfStyle w:val="000000000000" w:firstRow="0" w:lastRow="0" w:firstColumn="0" w:lastColumn="0" w:oddVBand="0" w:evenVBand="0" w:oddHBand="0" w:evenHBand="0" w:firstRowFirstColumn="0" w:firstRowLastColumn="0" w:lastRowFirstColumn="0" w:lastRowLastColumn="0"/>
+            </w:pPr>
+            <w:r>
+              <w:t>Wireless</w:t>
+            </w:r>
+          </w:p>
+        </w:tc>
+        <w:tc>
+          <w:tcPr>
+            <w:tcW w:w="1326" w:type="dxa"/>
+            <w:hideMark/>
+          </w:tcPr>
+          <w:p>
+            <w:pPr>
+              <w:spacing w:line="276" w:lineRule="auto"/>
+              <w:jc w:val="center"/>
+              <w:cnfStyle w:val="000000000000" w:firstRow="0" w:lastRow="0" w:firstColumn="0" w:lastColumn="0" w:oddVBand="0" w:evenVBand="0" w:oddHBand="0" w:evenHBand="0" w:firstRowFirstColumn="0" w:firstRowLastColumn="0" w:lastRowFirstColumn="0" w:lastRowLastColumn="0"/>
+            </w:pPr>
+            <w:r>
+              <w:t>DHCP</w:t>
+            </w:r>
+          </w:p>
+        </w:tc>
+        <w:tc>
+          <w:tcPr>
+            <w:tcW w:w="1607" w:type="dxa"/>
+            <w:hideMark/>
+          </w:tcPr>
+          <w:p>
+            <w:pPr>
+              <w:spacing w:line="276" w:lineRule="auto"/>
+              <w:cnfStyle w:val="000000000000" w:firstRow="0" w:lastRow="0" w:firstColumn="0" w:lastColumn="0" w:oddVBand="0" w:evenVBand="0" w:oddHBand="0" w:evenHBand="0" w:firstRowFirstColumn="0" w:firstRowLastColumn="0" w:lastRowFirstColumn="0" w:lastRowLastColumn="0"/>
+            </w:pPr>
+            <w:r>
+              <w:t>255.255.255.0</w:t>
+            </w:r>
+          </w:p>
+        </w:tc>
+        <w:tc>
+          <w:tcPr>
+            <w:tcW w:w="1890" w:type="dxa"/>
+            <w:hideMark/>
+          </w:tcPr>
+          <w:p>
+            <w:pPr>
+              <w:spacing w:line="276" w:lineRule="auto"/>
+              <w:cnfStyle w:val="000000000000" w:firstRow="0" w:lastRow="0" w:firstColumn="0" w:lastColumn="0" w:oddVBand="0" w:evenVBand="0" w:oddHBand="0" w:evenHBand="0" w:firstRowFirstColumn="0" w:firstRowLastColumn="0" w:lastRowFirstColumn="0" w:lastRowLastColumn="0"/>
+            </w:pPr>
+            <w:r>
+              <w:t>192.168.1.1</w:t>
+            </w:r>
+          </w:p>
+        </w:tc>
+        <w:tc>
+          <w:tcPr>
+            <w:tcW w:w="1800" w:type="dxa"/>
+            <w:hideMark/>
+          </w:tcPr>
+          <w:p>
+            <w:pPr>
+              <w:spacing w:line="276" w:lineRule="auto"/>
+              <w:cnfStyle w:val="000000000000" w:firstRow="0" w:lastRow="0" w:firstColumn="0" w:lastColumn="0" w:oddVBand="0" w:evenVBand="0" w:oddHBand="0" w:evenHBand="0" w:firstRowFirstColumn="0" w:firstRowLastColumn="0" w:lastRowFirstColumn="0" w:lastRowLastColumn="0"/>
+            </w:pPr>
+            <w:r>
+              <w:t xml:space="preserve">Mobile User </w:t>
+            </w:r>
+          </w:p>
+        </w:tc>
+      </w:tr>
+      <w:tr>
+        <w:trPr>
+          <w:cnfStyle w:val="000000100000" w:firstRow="0" w:lastRow="0" w:firstColumn="0" w:lastColumn="0" w:oddVBand="0" w:evenVBand="0" w:oddHBand="1" w:evenHBand="0" w:firstRowFirstColumn="0" w:firstRowLastColumn="0" w:lastRowFirstColumn="0" w:lastRowLastColumn="0"/>
+          <w:trHeight w:val="304"/>
+        </w:trPr>
+        <w:tc>
+          <w:tcPr>
+            <w:cnfStyle w:val="001000000000" w:firstRow="0" w:lastRow="0" w:firstColumn="1" w:lastColumn="0" w:oddVBand="0" w:evenVBand="0" w:oddHBand="0" w:evenHBand="0" w:firstRowFirstColumn="0" w:firstRowLastColumn="0" w:lastRowFirstColumn="0" w:lastRowLastColumn="0"/>
+            <w:tcW w:w="0" w:type="auto"/>
+            <w:hideMark/>
+          </w:tcPr>
+          <w:p>
+            <w:pPr>
+              <w:spacing w:line="276" w:lineRule="auto"/>
+            </w:pPr>
+            <w:r>
+              <w:t>Tablet0</w:t>
+            </w:r>
+          </w:p>
+        </w:tc>
+        <w:tc>
+          <w:tcPr>
+            <w:tcW w:w="1134" w:type="dxa"/>
+            <w:hideMark/>
+          </w:tcPr>
+          <w:p>
+            <w:pPr>
+              <w:spacing w:line="276" w:lineRule="auto"/>
+              <w:cnfStyle w:val="000000100000" w:firstRow="0" w:lastRow="0" w:firstColumn="0" w:lastColumn="0" w:oddVBand="0" w:evenVBand="0" w:oddHBand="1" w:evenHBand="0" w:firstRowFirstColumn="0" w:firstRowLastColumn="0" w:lastRowFirstColumn="0" w:lastRowLastColumn="0"/>
+            </w:pPr>
+            <w:r>
+              <w:t>Wireless</w:t>
+            </w:r>
+          </w:p>
+        </w:tc>
+        <w:tc>
+          <w:tcPr>
+            <w:tcW w:w="1326" w:type="dxa"/>
+            <w:hideMark/>
+          </w:tcPr>
+          <w:p>
+            <w:pPr>
+              <w:spacing w:line="276" w:lineRule="auto"/>
+              <w:jc w:val="center"/>
+              <w:cnfStyle w:val="000000100000" w:firstRow="0" w:lastRow="0" w:firstColumn="0" w:lastColumn="0" w:oddVBand="0" w:evenVBand="0" w:oddHBand="1" w:evenHBand="0" w:firstRowFirstColumn="0" w:firstRowLastColumn="0" w:lastRowFirstColumn="0" w:lastRowLastColumn="0"/>
+            </w:pPr>
+            <w:r>
+              <w:t>DHCP</w:t>
+            </w:r>
+          </w:p>
+        </w:tc>
+        <w:tc>
+          <w:tcPr>
+            <w:tcW w:w="1607" w:type="dxa"/>
+            <w:hideMark/>
+          </w:tcPr>
+          <w:p>
+            <w:pPr>
+              <w:spacing w:line="276" w:lineRule="auto"/>
+              <w:cnfStyle w:val="000000100000" w:firstRow="0" w:lastRow="0" w:firstColumn="0" w:lastColumn="0" w:oddVBand="0" w:evenVBand="0" w:oddHBand="1" w:evenHBand="0" w:firstRowFirstColumn="0" w:firstRowLastColumn="0" w:lastRowFirstColumn="0" w:lastRowLastColumn="0"/>
+            </w:pPr>
+            <w:r>
+              <w:t>255.255.255.0</w:t>
+            </w:r>
+          </w:p>
+        </w:tc>
+        <w:tc>
+          <w:tcPr>
+            <w:tcW w:w="1890" w:type="dxa"/>
+            <w:hideMark/>
+          </w:tcPr>
+          <w:p>
+            <w:pPr>
+              <w:spacing w:line="276" w:lineRule="auto"/>
+              <w:cnfStyle w:val="000000100000" w:firstRow="0" w:lastRow="0" w:firstColumn="0" w:lastColumn="0" w:oddVBand="0" w:evenVBand="0" w:oddHBand="1" w:evenHBand="0" w:firstRowFirstColumn="0" w:firstRowLastColumn="0" w:lastRowFirstColumn="0" w:lastRowLastColumn="0"/>
+            </w:pPr>
+            <w:r>
+              <w:t>192.168.1.1</w:t>
+            </w:r>
+          </w:p>
+        </w:tc>
+        <w:tc>
+          <w:tcPr>
+            <w:tcW w:w="1800" w:type="dxa"/>
+            <w:hideMark/>
+          </w:tcPr>
+          <w:p>
+            <w:pPr>
+              <w:spacing w:line="276" w:lineRule="auto"/>
+              <w:cnfStyle w:val="000000100000" w:firstRow="0" w:lastRow="0" w:firstColumn="0" w:lastColumn="0" w:oddVBand="0" w:evenVBand="0" w:oddHBand="1" w:evenHBand="0" w:firstRowFirstColumn="0" w:firstRowLastColumn="0" w:lastRowFirstColumn="0" w:lastRowLastColumn="0"/>
+            </w:pPr>
+            <w:r>
+              <w:t>Mobile User</w:t>
+            </w:r>
+          </w:p>
+        </w:tc>
+      </w:tr>
+    </w:tbl>
+    <w:p/>
     <w:sectPr>
       <w:headerReference w:type="default" r:id="rId8"/>
       <w:pgSz w:w="12240" w:h="15840"/>
@@ -30452,6 +31430,82 @@
       <w:szCs w:val="24"/>
     </w:rPr>
   </w:style>
+  <w:style w:type="table" w:styleId="GridTable4-Accent3">
+    <w:name w:val="Grid Table 4 Accent 3"/>
+    <w:basedOn w:val="TableNormal"/>
+    <w:uiPriority w:val="49"/>
+    <w:rsid w:val="001E1F2D"/>
+    <w:pPr>
+      <w:spacing w:after="0" w:line="240" w:lineRule="auto"/>
+    </w:pPr>
+    <w:tblPr>
+      <w:tblStyleRowBandSize w:val="1"/>
+      <w:tblStyleColBandSize w:val="1"/>
+      <w:tblBorders>
+        <w:top w:val="single" w:sz="4" w:space="0" w:color="C2D69B" w:themeColor="accent3" w:themeTint="99"/>
+        <w:left w:val="single" w:sz="4" w:space="0" w:color="C2D69B" w:themeColor="accent3" w:themeTint="99"/>
+        <w:bottom w:val="single" w:sz="4" w:space="0" w:color="C2D69B" w:themeColor="accent3" w:themeTint="99"/>
+        <w:right w:val="single" w:sz="4" w:space="0" w:color="C2D69B" w:themeColor="accent3" w:themeTint="99"/>
+        <w:insideH w:val="single" w:sz="4" w:space="0" w:color="C2D69B" w:themeColor="accent3" w:themeTint="99"/>
+        <w:insideV w:val="single" w:sz="4" w:space="0" w:color="C2D69B" w:themeColor="accent3" w:themeTint="99"/>
+      </w:tblBorders>
+    </w:tblPr>
+    <w:tblStylePr w:type="firstRow">
+      <w:rPr>
+        <w:b/>
+        <w:bCs/>
+        <w:color w:val="FFFFFF" w:themeColor="background1"/>
+      </w:rPr>
+      <w:tblPr/>
+      <w:tcPr>
+        <w:tcBorders>
+          <w:top w:val="single" w:sz="4" w:space="0" w:color="9BBB59" w:themeColor="accent3"/>
+          <w:left w:val="single" w:sz="4" w:space="0" w:color="9BBB59" w:themeColor="accent3"/>
+          <w:bottom w:val="single" w:sz="4" w:space="0" w:color="9BBB59" w:themeColor="accent3"/>
+          <w:right w:val="single" w:sz="4" w:space="0" w:color="9BBB59" w:themeColor="accent3"/>
+          <w:insideH w:val="nil"/>
+          <w:insideV w:val="nil"/>
+        </w:tcBorders>
+        <w:shd w:val="clear" w:color="auto" w:fill="9BBB59" w:themeFill="accent3"/>
+      </w:tcPr>
+    </w:tblStylePr>
+    <w:tblStylePr w:type="lastRow">
+      <w:rPr>
+        <w:b/>
+        <w:bCs/>
+      </w:rPr>
+      <w:tblPr/>
+      <w:tcPr>
+        <w:tcBorders>
+          <w:top w:val="double" w:sz="4" w:space="0" w:color="9BBB59" w:themeColor="accent3"/>
+        </w:tcBorders>
+      </w:tcPr>
+    </w:tblStylePr>
+    <w:tblStylePr w:type="firstCol">
+      <w:rPr>
+        <w:b/>
+        <w:bCs/>
+      </w:rPr>
+    </w:tblStylePr>
+    <w:tblStylePr w:type="lastCol">
+      <w:rPr>
+        <w:b/>
+        <w:bCs/>
+      </w:rPr>
+    </w:tblStylePr>
+    <w:tblStylePr w:type="band1Vert">
+      <w:tblPr/>
+      <w:tcPr>
+        <w:shd w:val="clear" w:color="auto" w:fill="EAF1DD" w:themeFill="accent3" w:themeFillTint="33"/>
+      </w:tcPr>
+    </w:tblStylePr>
+    <w:tblStylePr w:type="band1Horz">
+      <w:tblPr/>
+      <w:tcPr>
+        <w:shd w:val="clear" w:color="auto" w:fill="EAF1DD" w:themeFill="accent3" w:themeFillTint="33"/>
+      </w:tcPr>
+    </w:tblStylePr>
+  </w:style>
 </w:styles>
 </file>
 

--- a/Full_Home_Network_Project.docx
+++ b/Full_Home_Network_Project.docx
@@ -18069,7 +18069,13 @@
               <w:cnfStyle w:val="000000000000" w:firstRow="0" w:lastRow="0" w:firstColumn="0" w:lastColumn="0" w:oddVBand="0" w:evenVBand="0" w:oddHBand="0" w:evenHBand="0" w:firstRowFirstColumn="0" w:firstRowLastColumn="0" w:lastRowFirstColumn="0" w:lastRowLastColumn="0"/>
             </w:pPr>
             <w:r>
-              <w:t>192.168.1.1</w:t>
+              <w:t>192.168.1</w:t>
+            </w:r>
+            <w:r>
+              <w:t>0</w:t>
+            </w:r>
+            <w:r>
+              <w:t>.1</w:t>
             </w:r>
           </w:p>
         </w:tc>
@@ -18165,7 +18171,13 @@
               <w:cnfStyle w:val="000000100000" w:firstRow="0" w:lastRow="0" w:firstColumn="0" w:lastColumn="0" w:oddVBand="0" w:evenVBand="0" w:oddHBand="1" w:evenHBand="0" w:firstRowFirstColumn="0" w:firstRowLastColumn="0" w:lastRowFirstColumn="0" w:lastRowLastColumn="0"/>
             </w:pPr>
             <w:r>
-              <w:t>192.168.1.1</w:t>
+              <w:t>192.168.1</w:t>
+            </w:r>
+            <w:r>
+              <w:t>0</w:t>
+            </w:r>
+            <w:r>
+              <w:t>.1</w:t>
             </w:r>
           </w:p>
         </w:tc>
@@ -18261,7 +18273,13 @@
               <w:cnfStyle w:val="000000000000" w:firstRow="0" w:lastRow="0" w:firstColumn="0" w:lastColumn="0" w:oddVBand="0" w:evenVBand="0" w:oddHBand="0" w:evenHBand="0" w:firstRowFirstColumn="0" w:firstRowLastColumn="0" w:lastRowFirstColumn="0" w:lastRowLastColumn="0"/>
             </w:pPr>
             <w:r>
-              <w:t>192.168.1.1</w:t>
+              <w:t>192.168.1</w:t>
+            </w:r>
+            <w:r>
+              <w:t>0</w:t>
+            </w:r>
+            <w:r>
+              <w:t>.1</w:t>
             </w:r>
           </w:p>
         </w:tc>
@@ -18358,7 +18376,13 @@
               <w:cnfStyle w:val="000000100000" w:firstRow="0" w:lastRow="0" w:firstColumn="0" w:lastColumn="0" w:oddVBand="0" w:evenVBand="0" w:oddHBand="1" w:evenHBand="0" w:firstRowFirstColumn="0" w:firstRowLastColumn="0" w:lastRowFirstColumn="0" w:lastRowLastColumn="0"/>
             </w:pPr>
             <w:r>
-              <w:t>192.168.1.1</w:t>
+              <w:t>192.168.1</w:t>
+            </w:r>
+            <w:r>
+              <w:t>0</w:t>
+            </w:r>
+            <w:r>
+              <w:t>.1</w:t>
             </w:r>
           </w:p>
         </w:tc>
@@ -18393,7 +18417,7 @@
               <w:spacing w:line="276" w:lineRule="auto"/>
             </w:pPr>
             <w:r>
-              <w:t>Smart-TV</w:t>
+              <w:t>Laptop0</w:t>
             </w:r>
           </w:p>
         </w:tc>
@@ -18408,7 +18432,7 @@
               <w:cnfStyle w:val="000000000000" w:firstRow="0" w:lastRow="0" w:firstColumn="0" w:lastColumn="0" w:oddVBand="0" w:evenVBand="0" w:oddHBand="0" w:evenHBand="0" w:firstRowFirstColumn="0" w:firstRowLastColumn="0" w:lastRowFirstColumn="0" w:lastRowLastColumn="0"/>
             </w:pPr>
             <w:r>
-              <w:t>Fa0</w:t>
+              <w:t>Wireless</w:t>
             </w:r>
           </w:p>
         </w:tc>
@@ -18454,7 +18478,13 @@
               <w:cnfStyle w:val="000000000000" w:firstRow="0" w:lastRow="0" w:firstColumn="0" w:lastColumn="0" w:oddVBand="0" w:evenVBand="0" w:oddHBand="0" w:evenHBand="0" w:firstRowFirstColumn="0" w:firstRowLastColumn="0" w:lastRowFirstColumn="0" w:lastRowLastColumn="0"/>
             </w:pPr>
             <w:r>
-              <w:t>192.168.1.1</w:t>
+              <w:t>192.168.</w:t>
+            </w:r>
+            <w:r>
+              <w:t>20</w:t>
+            </w:r>
+            <w:r>
+              <w:t>.1</w:t>
             </w:r>
           </w:p>
         </w:tc>
@@ -18469,7 +18499,7 @@
               <w:cnfStyle w:val="000000000000" w:firstRow="0" w:lastRow="0" w:firstColumn="0" w:lastColumn="0" w:oddVBand="0" w:evenVBand="0" w:oddHBand="0" w:evenHBand="0" w:firstRowFirstColumn="0" w:firstRowLastColumn="0" w:lastRowFirstColumn="0" w:lastRowLastColumn="0"/>
             </w:pPr>
             <w:r>
-              <w:t xml:space="preserve">Entertainment </w:t>
+              <w:t xml:space="preserve">Mobile User </w:t>
             </w:r>
           </w:p>
         </w:tc>
@@ -18490,7 +18520,7 @@
               <w:spacing w:line="276" w:lineRule="auto"/>
             </w:pPr>
             <w:r>
-              <w:t>Laptop0</w:t>
+              <w:t>Smartphone0</w:t>
             </w:r>
           </w:p>
         </w:tc>
@@ -18551,7 +18581,13 @@
               <w:cnfStyle w:val="000000100000" w:firstRow="0" w:lastRow="0" w:firstColumn="0" w:lastColumn="0" w:oddVBand="0" w:evenVBand="0" w:oddHBand="1" w:evenHBand="0" w:firstRowFirstColumn="0" w:firstRowLastColumn="0" w:lastRowFirstColumn="0" w:lastRowLastColumn="0"/>
             </w:pPr>
             <w:r>
-              <w:t>192.168.1.1</w:t>
+              <w:t>192.168.</w:t>
+            </w:r>
+            <w:r>
+              <w:t>20</w:t>
+            </w:r>
+            <w:r>
+              <w:t>.1</w:t>
             </w:r>
           </w:p>
         </w:tc>
@@ -18573,7 +18609,7 @@
       </w:tr>
       <w:tr>
         <w:trPr>
-          <w:trHeight w:val="294"/>
+          <w:trHeight w:val="304"/>
         </w:trPr>
         <w:tc>
           <w:tcPr>
@@ -18586,7 +18622,7 @@
               <w:spacing w:line="276" w:lineRule="auto"/>
             </w:pPr>
             <w:r>
-              <w:t>Smartphone0</w:t>
+              <w:t>Tablet0</w:t>
             </w:r>
           </w:p>
         </w:tc>
@@ -18647,7 +18683,13 @@
               <w:cnfStyle w:val="000000000000" w:firstRow="0" w:lastRow="0" w:firstColumn="0" w:lastColumn="0" w:oddVBand="0" w:evenVBand="0" w:oddHBand="0" w:evenHBand="0" w:firstRowFirstColumn="0" w:firstRowLastColumn="0" w:lastRowFirstColumn="0" w:lastRowLastColumn="0"/>
             </w:pPr>
             <w:r>
-              <w:t>192.168.1.1</w:t>
+              <w:t>192.168.</w:t>
+            </w:r>
+            <w:r>
+              <w:t>20</w:t>
+            </w:r>
+            <w:r>
+              <w:t>.1</w:t>
             </w:r>
           </w:p>
         </w:tc>
@@ -18662,7 +18704,104 @@
               <w:cnfStyle w:val="000000000000" w:firstRow="0" w:lastRow="0" w:firstColumn="0" w:lastColumn="0" w:oddVBand="0" w:evenVBand="0" w:oddHBand="0" w:evenHBand="0" w:firstRowFirstColumn="0" w:firstRowLastColumn="0" w:lastRowFirstColumn="0" w:lastRowLastColumn="0"/>
             </w:pPr>
             <w:r>
-              <w:t xml:space="preserve">Mobile User </w:t>
+              <w:t>Mobile User</w:t>
+            </w:r>
+          </w:p>
+        </w:tc>
+      </w:tr>
+    </w:tbl>
+    <w:p/>
+    <w:tbl>
+      <w:tblPr>
+        <w:tblStyle w:val="GridTable4-Accent6"/>
+        <w:tblW w:w="9558" w:type="dxa"/>
+        <w:tblLayout w:type="fixed"/>
+        <w:tblLook w:val="04A0" w:firstRow="1" w:lastRow="0" w:firstColumn="1" w:lastColumn="0" w:noHBand="0" w:noVBand="1"/>
+      </w:tblPr>
+      <w:tblGrid>
+        <w:gridCol w:w="1098"/>
+        <w:gridCol w:w="1620"/>
+        <w:gridCol w:w="3420"/>
+        <w:gridCol w:w="1800"/>
+        <w:gridCol w:w="1620"/>
+      </w:tblGrid>
+      <w:tr>
+        <w:trPr>
+          <w:cnfStyle w:val="100000000000" w:firstRow="1" w:lastRow="0" w:firstColumn="0" w:lastColumn="0" w:oddVBand="0" w:evenVBand="0" w:oddHBand="0" w:evenHBand="0" w:firstRowFirstColumn="0" w:firstRowLastColumn="0" w:lastRowFirstColumn="0" w:lastRowLastColumn="0"/>
+          <w:trHeight w:val="320"/>
+        </w:trPr>
+        <w:tc>
+          <w:tcPr>
+            <w:cnfStyle w:val="001000000000" w:firstRow="0" w:lastRow="0" w:firstColumn="1" w:lastColumn="0" w:oddVBand="0" w:evenVBand="0" w:oddHBand="0" w:evenHBand="0" w:firstRowFirstColumn="0" w:firstRowLastColumn="0" w:lastRowFirstColumn="0" w:lastRowLastColumn="0"/>
+            <w:tcW w:w="1098" w:type="dxa"/>
+            <w:hideMark/>
+          </w:tcPr>
+          <w:p>
+            <w:pPr>
+              <w:spacing w:line="276" w:lineRule="auto"/>
+            </w:pPr>
+            <w:r>
+              <w:t>VLAN ID</w:t>
+            </w:r>
+          </w:p>
+        </w:tc>
+        <w:tc>
+          <w:tcPr>
+            <w:tcW w:w="1620" w:type="dxa"/>
+            <w:hideMark/>
+          </w:tcPr>
+          <w:p>
+            <w:pPr>
+              <w:spacing w:line="276" w:lineRule="auto"/>
+              <w:cnfStyle w:val="100000000000" w:firstRow="1" w:lastRow="0" w:firstColumn="0" w:lastColumn="0" w:oddVBand="0" w:evenVBand="0" w:oddHBand="0" w:evenHBand="0" w:firstRowFirstColumn="0" w:firstRowLastColumn="0" w:lastRowFirstColumn="0" w:lastRowLastColumn="0"/>
+            </w:pPr>
+            <w:r>
+              <w:t>Name</w:t>
+            </w:r>
+          </w:p>
+        </w:tc>
+        <w:tc>
+          <w:tcPr>
+            <w:tcW w:w="3420" w:type="dxa"/>
+            <w:hideMark/>
+          </w:tcPr>
+          <w:p>
+            <w:pPr>
+              <w:spacing w:line="276" w:lineRule="auto"/>
+              <w:cnfStyle w:val="100000000000" w:firstRow="1" w:lastRow="0" w:firstColumn="0" w:lastColumn="0" w:oddVBand="0" w:evenVBand="0" w:oddHBand="0" w:evenHBand="0" w:firstRowFirstColumn="0" w:firstRowLastColumn="0" w:lastRowFirstColumn="0" w:lastRowLastColumn="0"/>
+            </w:pPr>
+            <w:r>
+              <w:t>Purpose / Devices</w:t>
+            </w:r>
+          </w:p>
+        </w:tc>
+        <w:tc>
+          <w:tcPr>
+            <w:tcW w:w="1800" w:type="dxa"/>
+            <w:hideMark/>
+          </w:tcPr>
+          <w:p>
+            <w:pPr>
+              <w:spacing w:line="276" w:lineRule="auto"/>
+              <w:cnfStyle w:val="100000000000" w:firstRow="1" w:lastRow="0" w:firstColumn="0" w:lastColumn="0" w:oddVBand="0" w:evenVBand="0" w:oddHBand="0" w:evenHBand="0" w:firstRowFirstColumn="0" w:firstRowLastColumn="0" w:lastRowFirstColumn="0" w:lastRowLastColumn="0"/>
+            </w:pPr>
+            <w:r>
+              <w:t>IP Subnet</w:t>
+            </w:r>
+          </w:p>
+        </w:tc>
+        <w:tc>
+          <w:tcPr>
+            <w:tcW w:w="1620" w:type="dxa"/>
+            <w:hideMark/>
+          </w:tcPr>
+          <w:p>
+            <w:pPr>
+              <w:spacing w:line="276" w:lineRule="auto"/>
+              <w:cnfStyle w:val="100000000000" w:firstRow="1" w:lastRow="0" w:firstColumn="0" w:lastColumn="0" w:oddVBand="0" w:evenVBand="0" w:oddHBand="0" w:evenHBand="0" w:firstRowFirstColumn="0" w:firstRowLastColumn="0" w:lastRowFirstColumn="0" w:lastRowLastColumn="0"/>
+            </w:pPr>
+            <w:r>
+              <w:t>Gateway IP</w:t>
             </w:r>
           </w:p>
         </w:tc>
@@ -18670,12 +18809,12 @@
       <w:tr>
         <w:trPr>
           <w:cnfStyle w:val="000000100000" w:firstRow="0" w:lastRow="0" w:firstColumn="0" w:lastColumn="0" w:oddVBand="0" w:evenVBand="0" w:oddHBand="1" w:evenHBand="0" w:firstRowFirstColumn="0" w:firstRowLastColumn="0" w:lastRowFirstColumn="0" w:lastRowLastColumn="0"/>
-          <w:trHeight w:val="304"/>
+          <w:trHeight w:val="233"/>
         </w:trPr>
         <w:tc>
           <w:tcPr>
             <w:cnfStyle w:val="001000000000" w:firstRow="0" w:lastRow="0" w:firstColumn="1" w:lastColumn="0" w:oddVBand="0" w:evenVBand="0" w:oddHBand="0" w:evenHBand="0" w:firstRowFirstColumn="0" w:firstRowLastColumn="0" w:lastRowFirstColumn="0" w:lastRowLastColumn="0"/>
-            <w:tcW w:w="0" w:type="auto"/>
+            <w:tcW w:w="1098" w:type="dxa"/>
             <w:hideMark/>
           </w:tcPr>
           <w:p>
@@ -18683,13 +18822,13 @@
               <w:spacing w:line="276" w:lineRule="auto"/>
             </w:pPr>
             <w:r>
-              <w:t>Tablet0</w:t>
-            </w:r>
-          </w:p>
-        </w:tc>
-        <w:tc>
-          <w:tcPr>
-            <w:tcW w:w="1134" w:type="dxa"/>
+              <w:t>VLAN 10</w:t>
+            </w:r>
+          </w:p>
+        </w:tc>
+        <w:tc>
+          <w:tcPr>
+            <w:tcW w:w="1620" w:type="dxa"/>
             <w:hideMark/>
           </w:tcPr>
           <w:p>
@@ -18698,29 +18837,13 @@
               <w:cnfStyle w:val="000000100000" w:firstRow="0" w:lastRow="0" w:firstColumn="0" w:lastColumn="0" w:oddVBand="0" w:evenVBand="0" w:oddHBand="1" w:evenHBand="0" w:firstRowFirstColumn="0" w:firstRowLastColumn="0" w:lastRowFirstColumn="0" w:lastRowLastColumn="0"/>
             </w:pPr>
             <w:r>
-              <w:t>Wireless</w:t>
-            </w:r>
-          </w:p>
-        </w:tc>
-        <w:tc>
-          <w:tcPr>
-            <w:tcW w:w="1326" w:type="dxa"/>
-            <w:hideMark/>
-          </w:tcPr>
-          <w:p>
-            <w:pPr>
-              <w:spacing w:line="276" w:lineRule="auto"/>
-              <w:jc w:val="center"/>
-              <w:cnfStyle w:val="000000100000" w:firstRow="0" w:lastRow="0" w:firstColumn="0" w:lastColumn="0" w:oddVBand="0" w:evenVBand="0" w:oddHBand="1" w:evenHBand="0" w:firstRowFirstColumn="0" w:firstRowLastColumn="0" w:lastRowFirstColumn="0" w:lastRowLastColumn="0"/>
-            </w:pPr>
-            <w:r>
-              <w:t>DHCP</w:t>
-            </w:r>
-          </w:p>
-        </w:tc>
-        <w:tc>
-          <w:tcPr>
-            <w:tcW w:w="1607" w:type="dxa"/>
+              <w:t>Private_Home</w:t>
+            </w:r>
+          </w:p>
+        </w:tc>
+        <w:tc>
+          <w:tcPr>
+            <w:tcW w:w="3420" w:type="dxa"/>
             <w:hideMark/>
           </w:tcPr>
           <w:p>
@@ -18729,13 +18852,13 @@
               <w:cnfStyle w:val="000000100000" w:firstRow="0" w:lastRow="0" w:firstColumn="0" w:lastColumn="0" w:oddVBand="0" w:evenVBand="0" w:oddHBand="1" w:evenHBand="0" w:firstRowFirstColumn="0" w:firstRowLastColumn="0" w:lastRowFirstColumn="0" w:lastRowLastColumn="0"/>
             </w:pPr>
             <w:r>
-              <w:t>255.255.255.0</w:t>
-            </w:r>
-          </w:p>
-        </w:tc>
-        <w:tc>
-          <w:tcPr>
-            <w:tcW w:w="1890" w:type="dxa"/>
+              <w:t>Media Server, PCs, Printer</w:t>
+            </w:r>
+          </w:p>
+        </w:tc>
+        <w:tc>
+          <w:tcPr>
+            <w:tcW w:w="1800" w:type="dxa"/>
             <w:hideMark/>
           </w:tcPr>
           <w:p>
@@ -18744,7 +18867,72 @@
               <w:cnfStyle w:val="000000100000" w:firstRow="0" w:lastRow="0" w:firstColumn="0" w:lastColumn="0" w:oddVBand="0" w:evenVBand="0" w:oddHBand="1" w:evenHBand="0" w:firstRowFirstColumn="0" w:firstRowLastColumn="0" w:lastRowFirstColumn="0" w:lastRowLastColumn="0"/>
             </w:pPr>
             <w:r>
-              <w:t>192.168.1.1</w:t>
+              <w:t>192.168.10.0/24</w:t>
+            </w:r>
+          </w:p>
+        </w:tc>
+        <w:tc>
+          <w:tcPr>
+            <w:tcW w:w="1620" w:type="dxa"/>
+            <w:hideMark/>
+          </w:tcPr>
+          <w:p>
+            <w:pPr>
+              <w:spacing w:line="276" w:lineRule="auto"/>
+              <w:cnfStyle w:val="000000100000" w:firstRow="0" w:lastRow="0" w:firstColumn="0" w:lastColumn="0" w:oddVBand="0" w:evenVBand="0" w:oddHBand="1" w:evenHBand="0" w:firstRowFirstColumn="0" w:firstRowLastColumn="0" w:lastRowFirstColumn="0" w:lastRowLastColumn="0"/>
+            </w:pPr>
+            <w:r>
+              <w:t>192.168.10.1</w:t>
+            </w:r>
+          </w:p>
+        </w:tc>
+      </w:tr>
+      <w:tr>
+        <w:trPr>
+          <w:trHeight w:val="206"/>
+        </w:trPr>
+        <w:tc>
+          <w:tcPr>
+            <w:cnfStyle w:val="001000000000" w:firstRow="0" w:lastRow="0" w:firstColumn="1" w:lastColumn="0" w:oddVBand="0" w:evenVBand="0" w:oddHBand="0" w:evenHBand="0" w:firstRowFirstColumn="0" w:firstRowLastColumn="0" w:lastRowFirstColumn="0" w:lastRowLastColumn="0"/>
+            <w:tcW w:w="1098" w:type="dxa"/>
+            <w:hideMark/>
+          </w:tcPr>
+          <w:p>
+            <w:pPr>
+              <w:spacing w:line="276" w:lineRule="auto"/>
+            </w:pPr>
+            <w:r>
+              <w:t>VLAN 20</w:t>
+            </w:r>
+          </w:p>
+        </w:tc>
+        <w:tc>
+          <w:tcPr>
+            <w:tcW w:w="1620" w:type="dxa"/>
+            <w:hideMark/>
+          </w:tcPr>
+          <w:p>
+            <w:pPr>
+              <w:spacing w:line="276" w:lineRule="auto"/>
+              <w:cnfStyle w:val="000000000000" w:firstRow="0" w:lastRow="0" w:firstColumn="0" w:lastColumn="0" w:oddVBand="0" w:evenVBand="0" w:oddHBand="0" w:evenHBand="0" w:firstRowFirstColumn="0" w:firstRowLastColumn="0" w:lastRowFirstColumn="0" w:lastRowLastColumn="0"/>
+            </w:pPr>
+            <w:r>
+              <w:t>Guest_Access</w:t>
+            </w:r>
+          </w:p>
+        </w:tc>
+        <w:tc>
+          <w:tcPr>
+            <w:tcW w:w="3420" w:type="dxa"/>
+            <w:hideMark/>
+          </w:tcPr>
+          <w:p>
+            <w:pPr>
+              <w:spacing w:line="276" w:lineRule="auto"/>
+              <w:cnfStyle w:val="000000000000" w:firstRow="0" w:lastRow="0" w:firstColumn="0" w:lastColumn="0" w:oddVBand="0" w:evenVBand="0" w:oddHBand="0" w:evenHBand="0" w:firstRowFirstColumn="0" w:firstRowLastColumn="0" w:lastRowFirstColumn="0" w:lastRowLastColumn="0"/>
+            </w:pPr>
+            <w:r>
+              <w:t>Visitor Phones, Guest Laptops</w:t>
             </w:r>
           </w:p>
         </w:tc>
@@ -18756,10 +18944,106 @@
           <w:p>
             <w:pPr>
               <w:spacing w:line="276" w:lineRule="auto"/>
+              <w:cnfStyle w:val="000000000000" w:firstRow="0" w:lastRow="0" w:firstColumn="0" w:lastColumn="0" w:oddVBand="0" w:evenVBand="0" w:oddHBand="0" w:evenHBand="0" w:firstRowFirstColumn="0" w:firstRowLastColumn="0" w:lastRowFirstColumn="0" w:lastRowLastColumn="0"/>
+            </w:pPr>
+            <w:r>
+              <w:t>192.168.20.0/24</w:t>
+            </w:r>
+          </w:p>
+        </w:tc>
+        <w:tc>
+          <w:tcPr>
+            <w:tcW w:w="1620" w:type="dxa"/>
+            <w:hideMark/>
+          </w:tcPr>
+          <w:p>
+            <w:pPr>
+              <w:spacing w:line="276" w:lineRule="auto"/>
+              <w:cnfStyle w:val="000000000000" w:firstRow="0" w:lastRow="0" w:firstColumn="0" w:lastColumn="0" w:oddVBand="0" w:evenVBand="0" w:oddHBand="0" w:evenHBand="0" w:firstRowFirstColumn="0" w:firstRowLastColumn="0" w:lastRowFirstColumn="0" w:lastRowLastColumn="0"/>
+            </w:pPr>
+            <w:r>
+              <w:t>192.168.20.1</w:t>
+            </w:r>
+          </w:p>
+        </w:tc>
+      </w:tr>
+      <w:tr>
+        <w:trPr>
+          <w:cnfStyle w:val="000000100000" w:firstRow="0" w:lastRow="0" w:firstColumn="0" w:lastColumn="0" w:oddVBand="0" w:evenVBand="0" w:oddHBand="1" w:evenHBand="0" w:firstRowFirstColumn="0" w:firstRowLastColumn="0" w:lastRowFirstColumn="0" w:lastRowLastColumn="0"/>
+          <w:trHeight w:val="188"/>
+        </w:trPr>
+        <w:tc>
+          <w:tcPr>
+            <w:cnfStyle w:val="001000000000" w:firstRow="0" w:lastRow="0" w:firstColumn="1" w:lastColumn="0" w:oddVBand="0" w:evenVBand="0" w:oddHBand="0" w:evenHBand="0" w:firstRowFirstColumn="0" w:firstRowLastColumn="0" w:lastRowFirstColumn="0" w:lastRowLastColumn="0"/>
+            <w:tcW w:w="1098" w:type="dxa"/>
+            <w:hideMark/>
+          </w:tcPr>
+          <w:p>
+            <w:pPr>
+              <w:spacing w:line="276" w:lineRule="auto"/>
+            </w:pPr>
+            <w:r>
+              <w:t>VLAN 99</w:t>
+            </w:r>
+          </w:p>
+        </w:tc>
+        <w:tc>
+          <w:tcPr>
+            <w:tcW w:w="1620" w:type="dxa"/>
+            <w:hideMark/>
+          </w:tcPr>
+          <w:p>
+            <w:pPr>
+              <w:spacing w:line="276" w:lineRule="auto"/>
               <w:cnfStyle w:val="000000100000" w:firstRow="0" w:lastRow="0" w:firstColumn="0" w:lastColumn="0" w:oddVBand="0" w:evenVBand="0" w:oddHBand="1" w:evenHBand="0" w:firstRowFirstColumn="0" w:firstRowLastColumn="0" w:lastRowFirstColumn="0" w:lastRowLastColumn="0"/>
             </w:pPr>
             <w:r>
-              <w:t>Mobile User</w:t>
+              <w:t>Management</w:t>
+            </w:r>
+          </w:p>
+        </w:tc>
+        <w:tc>
+          <w:tcPr>
+            <w:tcW w:w="3420" w:type="dxa"/>
+            <w:hideMark/>
+          </w:tcPr>
+          <w:p>
+            <w:pPr>
+              <w:spacing w:line="276" w:lineRule="auto"/>
+              <w:cnfStyle w:val="000000100000" w:firstRow="0" w:lastRow="0" w:firstColumn="0" w:lastColumn="0" w:oddVBand="0" w:evenVBand="0" w:oddHBand="1" w:evenHBand="0" w:firstRowFirstColumn="0" w:firstRowLastColumn="0" w:lastRowFirstColumn="0" w:lastRowLastColumn="0"/>
+            </w:pPr>
+            <w:r>
+              <w:t>Switch &amp; Router Management IPs</w:t>
+            </w:r>
+          </w:p>
+        </w:tc>
+        <w:tc>
+          <w:tcPr>
+            <w:tcW w:w="1800" w:type="dxa"/>
+            <w:hideMark/>
+          </w:tcPr>
+          <w:p>
+            <w:pPr>
+              <w:spacing w:line="276" w:lineRule="auto"/>
+              <w:cnfStyle w:val="000000100000" w:firstRow="0" w:lastRow="0" w:firstColumn="0" w:lastColumn="0" w:oddVBand="0" w:evenVBand="0" w:oddHBand="1" w:evenHBand="0" w:firstRowFirstColumn="0" w:firstRowLastColumn="0" w:lastRowFirstColumn="0" w:lastRowLastColumn="0"/>
+            </w:pPr>
+            <w:r>
+              <w:t>192.168.99.0/24</w:t>
+            </w:r>
+          </w:p>
+        </w:tc>
+        <w:tc>
+          <w:tcPr>
+            <w:tcW w:w="1620" w:type="dxa"/>
+            <w:hideMark/>
+          </w:tcPr>
+          <w:p>
+            <w:pPr>
+              <w:spacing w:line="276" w:lineRule="auto"/>
+              <w:cnfStyle w:val="000000100000" w:firstRow="0" w:lastRow="0" w:firstColumn="0" w:lastColumn="0" w:oddVBand="0" w:evenVBand="0" w:oddHBand="1" w:evenHBand="0" w:firstRowFirstColumn="0" w:firstRowLastColumn="0" w:lastRowFirstColumn="0" w:lastRowLastColumn="0"/>
+            </w:pPr>
+            <w:r>
+              <w:t>192.168.99.1</w:t>
             </w:r>
           </w:p>
         </w:tc>
@@ -31506,6 +31790,82 @@
       </w:tcPr>
     </w:tblStylePr>
   </w:style>
+  <w:style w:type="table" w:styleId="GridTable4-Accent6">
+    <w:name w:val="Grid Table 4 Accent 6"/>
+    <w:basedOn w:val="TableNormal"/>
+    <w:uiPriority w:val="49"/>
+    <w:rsid w:val="00B90EDE"/>
+    <w:pPr>
+      <w:spacing w:after="0" w:line="240" w:lineRule="auto"/>
+    </w:pPr>
+    <w:tblPr>
+      <w:tblStyleRowBandSize w:val="1"/>
+      <w:tblStyleColBandSize w:val="1"/>
+      <w:tblBorders>
+        <w:top w:val="single" w:sz="4" w:space="0" w:color="FABF8F" w:themeColor="accent6" w:themeTint="99"/>
+        <w:left w:val="single" w:sz="4" w:space="0" w:color="FABF8F" w:themeColor="accent6" w:themeTint="99"/>
+        <w:bottom w:val="single" w:sz="4" w:space="0" w:color="FABF8F" w:themeColor="accent6" w:themeTint="99"/>
+        <w:right w:val="single" w:sz="4" w:space="0" w:color="FABF8F" w:themeColor="accent6" w:themeTint="99"/>
+        <w:insideH w:val="single" w:sz="4" w:space="0" w:color="FABF8F" w:themeColor="accent6" w:themeTint="99"/>
+        <w:insideV w:val="single" w:sz="4" w:space="0" w:color="FABF8F" w:themeColor="accent6" w:themeTint="99"/>
+      </w:tblBorders>
+    </w:tblPr>
+    <w:tblStylePr w:type="firstRow">
+      <w:rPr>
+        <w:b/>
+        <w:bCs/>
+        <w:color w:val="FFFFFF" w:themeColor="background1"/>
+      </w:rPr>
+      <w:tblPr/>
+      <w:tcPr>
+        <w:tcBorders>
+          <w:top w:val="single" w:sz="4" w:space="0" w:color="F79646" w:themeColor="accent6"/>
+          <w:left w:val="single" w:sz="4" w:space="0" w:color="F79646" w:themeColor="accent6"/>
+          <w:bottom w:val="single" w:sz="4" w:space="0" w:color="F79646" w:themeColor="accent6"/>
+          <w:right w:val="single" w:sz="4" w:space="0" w:color="F79646" w:themeColor="accent6"/>
+          <w:insideH w:val="nil"/>
+          <w:insideV w:val="nil"/>
+        </w:tcBorders>
+        <w:shd w:val="clear" w:color="auto" w:fill="F79646" w:themeFill="accent6"/>
+      </w:tcPr>
+    </w:tblStylePr>
+    <w:tblStylePr w:type="lastRow">
+      <w:rPr>
+        <w:b/>
+        <w:bCs/>
+      </w:rPr>
+      <w:tblPr/>
+      <w:tcPr>
+        <w:tcBorders>
+          <w:top w:val="double" w:sz="4" w:space="0" w:color="F79646" w:themeColor="accent6"/>
+        </w:tcBorders>
+      </w:tcPr>
+    </w:tblStylePr>
+    <w:tblStylePr w:type="firstCol">
+      <w:rPr>
+        <w:b/>
+        <w:bCs/>
+      </w:rPr>
+    </w:tblStylePr>
+    <w:tblStylePr w:type="lastCol">
+      <w:rPr>
+        <w:b/>
+        <w:bCs/>
+      </w:rPr>
+    </w:tblStylePr>
+    <w:tblStylePr w:type="band1Vert">
+      <w:tblPr/>
+      <w:tcPr>
+        <w:shd w:val="clear" w:color="auto" w:fill="FDE9D9" w:themeFill="accent6" w:themeFillTint="33"/>
+      </w:tcPr>
+    </w:tblStylePr>
+    <w:tblStylePr w:type="band1Horz">
+      <w:tblPr/>
+      <w:tcPr>
+        <w:shd w:val="clear" w:color="auto" w:fill="FDE9D9" w:themeFill="accent6" w:themeFillTint="33"/>
+      </w:tcPr>
+    </w:tblStylePr>
+  </w:style>
 </w:styles>
 </file>
 
